--- a/ilerleme notu.docx
+++ b/ilerleme notu.docx
@@ -43,7 +43,7 @@
         <w:rPr>
           <w:color w:val="3A2A1E"/>
         </w:rPr>
-        <w:t>Faz 1 tamamlandı. Uygulama Android tablette uçtan uca çalışıyor: çocuk profili oluşturuluyor, oyun seçiliyor, oynanıyor, yıldız kazanılıyor ve kayıt cihazda tutuluyor. İki mini oyun oynanabilir durumda (ücretsiz katmanın ikisi de), kalan sekizi katalogda kilitli/"yakında" olarak görünüyor.</w:t>
+        <w:t>Faz 1 tamamlandı, Faz 2 başladı. Uygulama Android tablette uçtan uca çalışıyor: çocuk profili oluşturuluyor, oyun seçiliyor, oynanıyor, yıldız kazanılıyor ve kayıt cihazda tutuluyor. Üç mini oyun oynanabilir durumda, kalan yedisi katalogda "yakında" olarak görünüyor.</w:t>
       </w:r>
     </w:p>
     <w:p>
@@ -59,7 +59,7 @@
         <w:rPr>
           <w:color w:val="3A2A1E"/>
         </w:rPr>
-        <w:t xml:space="preserve"> Balon Patlatma eklendi, ortak görsel dil kuruldu, Android SDK yapılandırıldı ve uygulama ilk kez gerçek Android üzerinde koşturulup çıkan iki çökme düzeltildi.</w:t>
+        <w:t xml:space="preserve"> Şekil Ayırma eklendi — sürükle-bırak yolunu ve şekil çizim katmanını açtı. Abonelik akışı (paywall → ebeveyn kilidi → kilitlerin açılması) ilk kez uçtan uca doğrulandı. Kabuk gezinmesi tek mutlak çağrıya indirildi.</w:t>
       </w:r>
     </w:p>
     <w:p>
@@ -75,7 +75,7 @@
         <w:rPr>
           <w:color w:val="3A2A1E"/>
         </w:rPr>
-        <w:t xml:space="preserve"> 89 test geçiyor · 4 commit · 10 oyun tanımlı, 2'si oynanabilir.</w:t>
+        <w:t xml:space="preserve"> 105 test geçiyor · 10 oyun tanımlı, 3'ü oynanabilir (Eşleştirme Kartları, Balon Patlatma, Şekil Ayırma).</w:t>
       </w:r>
     </w:p>
     <w:p>
@@ -294,6 +294,17 @@
         <w:rPr>
           <w:color w:val="3A2A1E"/>
         </w:rPr>
+        <w:t>Şekil Ayırma: parmağı kare kare takip eden sürükleme, hayalet kutular, yanlış kutuda silkelenme</w:t>
+      </w:r>
+    </w:p>
+    <w:p>
+      <w:pPr>
+        <w:pStyle w:val="ListBullet"/>
+      </w:pPr>
+      <w:r>
+        <w:rPr>
+          <w:color w:val="3A2A1E"/>
+        </w:rPr>
         <w:t>Sıralı oyun (pass-and-play): devir katmanı, her çocuk kendi bandında</w:t>
       </w:r>
     </w:p>
@@ -327,7 +338,7 @@
         <w:rPr>
           <w:color w:val="3A2A1E"/>
         </w:rPr>
-        <w:t>Abonelik ekranı ve kilit mantığı (mağaza bağlantısı hariç)</w:t>
+        <w:t>Abonelik akışı: paywall → ebeveyn kilidi → kilitlerin açılması (mağaza bağlantısı hariç)</w:t>
       </w:r>
     </w:p>
     <w:p>
@@ -405,24 +416,13 @@
           <w:b/>
           <w:color w:val="3A2A1E"/>
         </w:rPr>
-        <w:t>Öncelik 3 — Faz 2, kalan sekiz oyun.</w:t>
+        <w:t>Öncelik 3 — Faz 2, kalan yedi oyun.</w:t>
       </w:r>
       <w:r>
         <w:rPr>
           <w:color w:val="3A2A1E"/>
         </w:rPr>
-        <w:t xml:space="preserve"> Önerilen sıra, her adımda yeni bir teknik parça açtığı için:</w:t>
-      </w:r>
-    </w:p>
-    <w:p>
-      <w:pPr>
-        <w:pStyle w:val="ListNumber"/>
-      </w:pPr>
-      <w:r>
-        <w:rPr>
-          <w:color w:val="3A2A1E"/>
-        </w:rPr>
-        <w:t>Şekil Ayırma (sürükle-bırak yolunu açar)</w:t>
+        <w:t xml:space="preserve"> Önerilen sıra, her adımda yeni bir teknik parça açtığı için (Harf Avı ve Sayı Avı aynı mekaniği paylaştığı için birlikte yazılıyor):</w:t>
       </w:r>
     </w:p>
     <w:p>
@@ -455,7 +455,7 @@
         <w:rPr>
           <w:color w:val="3A2A1E"/>
         </w:rPr>
-        <w:t>Say ve Eşleştir (sürükle-bırak + öğretici)</w:t>
+        <w:t>Say ve Eşleştir (sürükle-bırak + öğretici; ShapeSortSurface'in sürükleme kalıbı doğrudan kullanılabilir)</w:t>
       </w:r>
     </w:p>
     <w:p>
@@ -897,6 +897,38 @@
     </w:p>
     <w:p>
       <w:pPr>
+        <w:pStyle w:val="ListBullet"/>
+      </w:pPr>
+      <w:r>
+        <w:rPr>
+          <w:b/>
+          <w:color w:val="3A2A1E"/>
+        </w:rPr>
+        <w:t>Emülatörün SystemUI'ı bu makinede takılıyor.</w:t>
+      </w:r>
+      <w:r>
+        <w:rPr>
+          <w:color w:val="3A2A1E"/>
+        </w:rPr>
+        <w:t xml:space="preserve"> Takıldığında bütün ekran donuyor: ekran görüntüsü hep aynı kareyi gösteriyor, dokunuşlar işlemiyor ve uygulama kilitlenmiş gibi duruyor. Teşhis için </w:t>
+      </w:r>
+      <w:r>
+        <w:rPr>
+          <w:rFonts w:ascii="Consolas" w:hAnsi="Consolas"/>
+          <w:color w:val="3A2A1E"/>
+          <w:sz w:val="20"/>
+        </w:rPr>
+        <w:t>adb shell "dumpsys window | grep mCurrentFocus"</w:t>
+      </w:r>
+      <w:r>
+        <w:rPr>
+          <w:color w:val="3A2A1E"/>
+        </w:rPr>
+        <w:t xml:space="preserve"> — "Application Not Responding: com.android.systemui" görünüyorsa sorun bizde değil, emülatörü yeniden başlat. Bir kez var olmayan bir kilitlenmeyi kovalamaya yol açtı.</w:t>
+      </w:r>
+    </w:p>
+    <w:p>
+      <w:pPr>
         <w:pStyle w:val="Heading2"/>
       </w:pPr>
       <w:r>
@@ -1048,7 +1080,7 @@
         <w:rPr>
           <w:color w:val="3A2A1E"/>
         </w:rPr>
-        <w:t xml:space="preserve">Sürekli hareketli oyunsa çizimi </w:t>
+        <w:t xml:space="preserve">Sürekli hareketli ya da sürüklemeli bir oyunsa çizimi </w:t>
       </w:r>
       <w:r>
         <w:rPr>
@@ -1084,6 +1116,20 @@
           <w:color w:val="3A2A1E"/>
           <w:sz w:val="20"/>
         </w:rPr>
+        <w:t>ShapePainter</w:t>
+      </w:r>
+      <w:r>
+        <w:rPr>
+          <w:color w:val="3A2A1E"/>
+        </w:rPr>
+        <w:t xml:space="preserve">, </w:t>
+      </w:r>
+      <w:r>
+        <w:rPr>
+          <w:rFonts w:ascii="Consolas" w:hAnsi="Consolas"/>
+          <w:color w:val="3A2A1E"/>
+          <w:sz w:val="20"/>
+        </w:rPr>
         <w:t>ParticleField</w:t>
       </w:r>
       <w:r>
@@ -1104,7 +1150,7 @@
         <w:rPr>
           <w:color w:val="3A2A1E"/>
         </w:rPr>
-        <w:t xml:space="preserve"> hazır</w:t>
+        <w:t xml:space="preserve"> hazır. Sürükleme için MAUI'nin sürükle-bırak tanıyıcıları değil doğrudan dokunma olayları kullanılıyor: platformun sürükleme eşiği küçük çocuğun yavaş hareketinde aşılmıyor ve parça hiç kıpırdamıyor</w:t>
       </w:r>
     </w:p>
     <w:p>

--- a/ilerleme notu.docx
+++ b/ilerleme notu.docx
@@ -43,7 +43,7 @@
         <w:rPr>
           <w:color w:val="3A2A1E"/>
         </w:rPr>
-        <w:t>Faz 1 tamamlandı, Faz 2 başladı. Uygulama Android tablette uçtan uca çalışıyor: çocuk profili oluşturuluyor, oyun seçiliyor, oynanıyor, yıldız kazanılıyor ve kayıt cihazda tutuluyor. Üç mini oyun oynanabilir durumda, kalan yedisi katalogda "yakında" olarak görünüyor.</w:t>
+        <w:t>Faz 1 tamamlandı, Faz 2 yarılandı. Uygulama Android tablette uçtan uca çalışıyor: çocuk profili oluşturuluyor, oyun seçiliyor, oynanıyor, yıldız kazanılıyor ve kayıt cihazda tutuluyor. Beş mini oyun oynanabilir durumda, kalan beşi katalogda "yakında" olarak görünüyor.</w:t>
       </w:r>
     </w:p>
     <w:p>
@@ -59,7 +59,7 @@
         <w:rPr>
           <w:color w:val="3A2A1E"/>
         </w:rPr>
-        <w:t xml:space="preserve"> Şekil Ayırma eklendi — sürükle-bırak yolunu ve şekil çizim katmanını açtı. Abonelik akışı (paywall → ebeveyn kilidi → kilitlerin açılması) ilk kez uçtan uca doğrulandı. Kabuk gezinmesi tek mutlak çağrıya indirildi.</w:t>
+        <w:t xml:space="preserve"> Harf Avı ve Sayı Avı eklendi. İkisi aynı mekaniği paylaşıyor, tek sayfa ve tek görünüm modeli kullanıyor; hangisi olduğu oturumdaki oyun kimliğinden çözülüyor.</w:t>
       </w:r>
     </w:p>
     <w:p>
@@ -75,7 +75,7 @@
         <w:rPr>
           <w:color w:val="3A2A1E"/>
         </w:rPr>
-        <w:t xml:space="preserve"> 105 test geçiyor · 10 oyun tanımlı, 3'ü oynanabilir (Eşleştirme Kartları, Balon Patlatma, Şekil Ayırma).</w:t>
+        <w:t xml:space="preserve"> 130 test geçiyor · 10 oyun tanımlı, 5'i oynanabilir (Eşleştirme Kartları, Balon Patlatma, Şekil Ayırma, Harf Avı, Sayı Avı).</w:t>
       </w:r>
     </w:p>
     <w:p>
@@ -305,6 +305,17 @@
         <w:rPr>
           <w:color w:val="3A2A1E"/>
         </w:rPr>
+        <w:t>Harf/Sayı Avı: dile göre alfabe (tr/en/de), Meşe bandında küçük harfler ve benzer çeldiriciler</w:t>
+      </w:r>
+    </w:p>
+    <w:p>
+      <w:pPr>
+        <w:pStyle w:val="ListBullet"/>
+      </w:pPr>
+      <w:r>
+        <w:rPr>
+          <w:color w:val="3A2A1E"/>
+        </w:rPr>
         <w:t>Sıralı oyun (pass-and-play): devir katmanı, her çocuk kendi bandında</w:t>
       </w:r>
     </w:p>
@@ -416,13 +427,13 @@
           <w:b/>
           <w:color w:val="3A2A1E"/>
         </w:rPr>
-        <w:t>Öncelik 3 — Faz 2, kalan yedi oyun.</w:t>
+        <w:t>Öncelik 3 — Faz 2, kalan beş oyun.</w:t>
       </w:r>
       <w:r>
         <w:rPr>
           <w:color w:val="3A2A1E"/>
         </w:rPr>
-        <w:t xml:space="preserve"> Önerilen sıra, her adımda yeni bir teknik parça açtığı için (Harf Avı ve Sayı Avı aynı mekaniği paylaştığı için birlikte yazılıyor):</w:t>
+        <w:t xml:space="preserve"> Önerilen sıra, her adımda yeni bir teknik parça açtığı için:</w:t>
       </w:r>
     </w:p>
     <w:p>
@@ -433,7 +444,21 @@
         <w:rPr>
           <w:color w:val="3A2A1E"/>
         </w:rPr>
-        <w:t>Harf Avı ve Sayı Avı (öğretici içerik + sesli yönerge ihtiyacı)</w:t>
+        <w:t xml:space="preserve">Say ve Eşleştir (öğretici; </w:t>
+      </w:r>
+      <w:r>
+        <w:rPr>
+          <w:rFonts w:ascii="Consolas" w:hAnsi="Consolas"/>
+          <w:color w:val="3A2A1E"/>
+          <w:sz w:val="20"/>
+        </w:rPr>
+        <w:t>GlyphTileView</w:t>
+      </w:r>
+      <w:r>
+        <w:rPr>
+          <w:color w:val="3A2A1E"/>
+        </w:rPr>
+        <w:t xml:space="preserve"> ve ShapeSortSurface'in sürükleme kalıbı hazır, en hızlı eklenecek olan bu)</w:t>
       </w:r>
     </w:p>
     <w:p>
@@ -444,18 +469,7 @@
         <w:rPr>
           <w:color w:val="3A2A1E"/>
         </w:rPr>
-        <w:t>Sırayı Tekrarla (ritim/zamanlama)</w:t>
-      </w:r>
-    </w:p>
-    <w:p>
-      <w:pPr>
-        <w:pStyle w:val="ListNumber"/>
-      </w:pPr>
-      <w:r>
-        <w:rPr>
-          <w:color w:val="3A2A1E"/>
-        </w:rPr>
-        <w:t>Say ve Eşleştir (sürükle-bırak + öğretici; ShapeSortSurface'in sürükleme kalıbı doğrudan kullanılabilir)</w:t>
+        <w:t>Sırayı Tekrarla (ritim/zamanlama — yeni bir zamanlayıcı kalıbı gerekiyor)</w:t>
       </w:r>
     </w:p>
     <w:p>
@@ -488,7 +502,7 @@
         <w:rPr>
           <w:color w:val="3A2A1E"/>
         </w:rPr>
-        <w:t>Yapboz (canvas + parça kesme)</w:t>
+        <w:t>Yapboz (canvas + parça kesme; en zoru, sona bırakıldı)</w:t>
       </w:r>
     </w:p>
     <w:p>
@@ -639,6 +653,17 @@
           <w:color w:val="3A2A1E"/>
         </w:rPr>
         <w:t>Profil düzenleme yok (yalnızca oluştur ve sil)</w:t>
+      </w:r>
+    </w:p>
+    <w:p>
+      <w:pPr>
+        <w:pStyle w:val="ListBullet"/>
+      </w:pPr>
+      <w:r>
+        <w:rPr>
+          <w:color w:val="3A2A1E"/>
+        </w:rPr>
+        <w:t>Av oyunlarında sesli yönerge yok; şu an yönerge tamamen görsel (aranan işaret büyük gösteriliyor). Ses varlıkları gelince "bunu bul" seslendirmesi eklenebilir ama oyun sessiz de tam çalışıyor</w:t>
       </w:r>
     </w:p>
     <w:p>

--- a/ilerleme notu.docx
+++ b/ilerleme notu.docx
@@ -76,6 +76,50 @@
           <w:color w:val="3A2A1E"/>
         </w:rPr>
         <w:t xml:space="preserve"> 130 test geçiyor · 10 oyun tanımlı, 5'i oynanabilir (Eşleştirme Kartları, Balon Patlatma, Şekil Ayırma, Harf Avı, Sayı Avı).</w:t>
+      </w:r>
+    </w:p>
+    <w:p>
+      <w:pPr/>
+      <w:r>
+        <w:rPr>
+          <w:b/>
+          <w:color w:val="3A2A1E"/>
+        </w:rPr>
+        <w:t>Buradan başla:</w:t>
+      </w:r>
+      <w:r>
+        <w:rPr>
+          <w:color w:val="3A2A1E"/>
+        </w:rPr>
+        <w:t xml:space="preserve"> Say ve Eşleştir. Parçaları hazır — </w:t>
+      </w:r>
+      <w:r>
+        <w:rPr>
+          <w:rFonts w:ascii="Consolas" w:hAnsi="Consolas"/>
+          <w:color w:val="3A2A1E"/>
+          <w:sz w:val="20"/>
+        </w:rPr>
+        <w:t>GlyphTileView</w:t>
+      </w:r>
+      <w:r>
+        <w:rPr>
+          <w:color w:val="3A2A1E"/>
+        </w:rPr>
+        <w:t xml:space="preserve"> sayı kutucuğunu, </w:t>
+      </w:r>
+      <w:r>
+        <w:rPr>
+          <w:rFonts w:ascii="Consolas" w:hAnsi="Consolas"/>
+          <w:color w:val="3A2A1E"/>
+          <w:sz w:val="20"/>
+        </w:rPr>
+        <w:t>ShapeSortSurface</w:t>
+      </w:r>
+      <w:r>
+        <w:rPr>
+          <w:color w:val="3A2A1E"/>
+        </w:rPr>
+        <w:t xml:space="preserve"> sürükleme kalıbını veriyor. Yeni olan tek şey "miktar" tarafı: ekranda n tane nesne gösterilip doğru rakama sürüklenecek. Adımlar için 8. bölüme bak.</w:t>
       </w:r>
     </w:p>
     <w:p>

--- a/ilerleme notu.docx
+++ b/ilerleme notu.docx
@@ -17,7 +17,7 @@
           <w:color w:val="7A6A5C"/>
           <w:sz w:val="18"/>
         </w:rPr>
-        <w:t>Son güncelleme: 24.08.2026</w:t>
+        <w:t>Son güncelleme: 26.08.2026</w:t>
       </w:r>
     </w:p>
     <w:p>
@@ -43,7 +43,7 @@
         <w:rPr>
           <w:color w:val="3A2A1E"/>
         </w:rPr>
-        <w:t>Faz 1 tamamlandı, Faz 2 yarılandı. Uygulama Android tablette uçtan uca çalışıyor: çocuk profili oluşturuluyor, oyun seçiliyor, oynanıyor, yıldız kazanılıyor ve kayıt cihazda tutuluyor. Beş mini oyun oynanabilir durumda, kalan beşi katalogda "yakında" olarak görünüyor.</w:t>
+        <w:t>Faz 1 tamamlandı, Faz 2'nin öğretici tarafı bitti. Uygulama Android tablette uçtan uca çalışıyor: çocuk profili oluşturuluyor, oyun seçiliyor, oynanıyor, yıldız kazanılıyor ve kayıt cihazda tutuluyor. Altı mini oyun oynanabilir durumda, kalan dördü katalogda "yakında" olarak görünüyor.</w:t>
       </w:r>
     </w:p>
     <w:p>
@@ -59,7 +59,29 @@
         <w:rPr>
           <w:color w:val="3A2A1E"/>
         </w:rPr>
-        <w:t xml:space="preserve"> Harf Avı ve Sayı Avı eklendi. İkisi aynı mekaniği paylaşıyor, tek sayfa ve tek görünüm modeli kullanıyor; hangisi olduğu oturumdaki oyun kimliğinden çözülüyor.</w:t>
+        <w:t xml:space="preserve"> Say ve Eşleştir eklendi — üç öğretici oyunun sonuncusu, yani öğretici bölüm artık tam. Ekranda bir nesne kümesi duruyor, çocuk kümeyi doğru rakamın üstüne sürüklüyor. Sayı Avı "rakamı tanıma"yı öğretiyordu; bu oyun rakamı bir </w:t>
+      </w:r>
+      <w:r>
+        <w:rPr>
+          <w:b/>
+          <w:color w:val="3A2A1E"/>
+        </w:rPr>
+        <w:t>miktara</w:t>
+      </w:r>
+      <w:r>
+        <w:rPr>
+          <w:color w:val="3A2A1E"/>
+        </w:rPr>
+        <w:t xml:space="preserve"> bağlıyor, yani bir sonraki adım.</w:t>
+      </w:r>
+    </w:p>
+    <w:p>
+      <w:pPr/>
+      <w:r>
+        <w:rPr>
+          <w:color w:val="3A2A1E"/>
+        </w:rPr>
+        <w:t>Oyunun banda göre üç ayrı zorluk knob'u var: miktar aralığı (Filiz 1-3, Fidan 1-5, Meşe 1-10), çeldirici rakamların uzaklığı (Meşe'de komşu sayılar — 6 ile 7 arasından seçmek gerçekten saymayı gerektiriyor) ve nesnelerin dizilişi (Meşe'de dağınık, altındaki bantlarda beşerli sıra). Beşerli diziliş bilinçli: 7 nesne "bir tam sıra ve iki tane" olarak görünüyor.</w:t>
       </w:r>
     </w:p>
     <w:p>
@@ -75,7 +97,7 @@
         <w:rPr>
           <w:color w:val="3A2A1E"/>
         </w:rPr>
-        <w:t xml:space="preserve"> 130 test geçiyor · 10 oyun tanımlı, 5'i oynanabilir (Eşleştirme Kartları, Balon Patlatma, Şekil Ayırma, Harf Avı, Sayı Avı).</w:t>
+        <w:t xml:space="preserve"> 150 test geçiyor · 10 oyun tanımlı, 6'sı oynanabilir (Eşleştirme Kartları, Balon Patlatma, Şekil Ayırma, Harf Avı, Sayı Avı, Say ve Eşleştir).</w:t>
       </w:r>
     </w:p>
     <w:p>
@@ -91,7 +113,7 @@
         <w:rPr>
           <w:color w:val="3A2A1E"/>
         </w:rPr>
-        <w:t xml:space="preserve"> Say ve Eşleştir. Parçaları hazır — </w:t>
+        <w:t xml:space="preserve"> Sırayı Tekrarla. Kalan dört oyunun en az riskli olanı ve tek yeni parçası bir zamanlayıcı kalıbı: ekran bir diziyi kendi oynatacak (ışık yanar, ses çalar, sırayla), sonra çocuğun tekrarlamasını bekleyecek. Şu ana kadarki bütün oyunlar "çocuk dokunur, ekran cevap verir" kalıbındaydı; bu ilk kez tersi. Yerleşim MAUI kontrolleriyle yapılabilir (canvas gerekmiyor), </w:t>
       </w:r>
       <w:r>
         <w:rPr>
@@ -105,21 +127,23 @@
         <w:rPr>
           <w:color w:val="3A2A1E"/>
         </w:rPr>
-        <w:t xml:space="preserve"> sayı kutucuğunu, </w:t>
+        <w:t>'un doğru/yanlış geri bildirimi olduğu gibi kullanılabilir. Adımlar için 8. bölüme bak.</w:t>
       </w:r>
+    </w:p>
+    <w:p>
+      <w:pPr/>
       <w:r>
         <w:rPr>
-          <w:rFonts w:ascii="Consolas" w:hAnsi="Consolas"/>
+          <w:b/>
           <w:color w:val="3A2A1E"/>
-          <w:sz w:val="20"/>
         </w:rPr>
-        <w:t>ShapeSortSurface</w:t>
+        <w:t>Önce yapılması iyi olur:</w:t>
       </w:r>
       <w:r>
         <w:rPr>
           <w:color w:val="3A2A1E"/>
         </w:rPr>
-        <w:t xml:space="preserve"> sürükleme kalıbını veriyor. Yeni olan tek şey "miktar" tarafı: ekranda n tane nesne gösterilip doğru rakama sürüklenecek. Adımlar için 8. bölüme bak.</w:t>
+        <w:t xml:space="preserve"> Say ve Eşleştir henüz yalnızca derlendi (Windows + Android), gerçek ekranda oynanmadı. Kart boyutu ve rakam tepsilerinin parmak isabeti tablette bir kez görülmeli.</w:t>
       </w:r>
     </w:p>
     <w:p>
@@ -360,6 +384,17 @@
         <w:rPr>
           <w:color w:val="3A2A1E"/>
         </w:rPr>
+        <w:t>Say ve Eşleştir: nesne kümesi sürüklenip rakama bırakılıyor; miktar aralığı, çeldirici uzaklığı ve nesne dizilişi banda göre değişiyor</w:t>
+      </w:r>
+    </w:p>
+    <w:p>
+      <w:pPr>
+        <w:pStyle w:val="ListBullet"/>
+      </w:pPr>
+      <w:r>
+        <w:rPr>
+          <w:color w:val="3A2A1E"/>
+        </w:rPr>
         <w:t>Sıralı oyun (pass-and-play): devir katmanı, her çocuk kendi bandında</w:t>
       </w:r>
     </w:p>
@@ -471,7 +506,7 @@
           <w:b/>
           <w:color w:val="3A2A1E"/>
         </w:rPr>
-        <w:t>Öncelik 3 — Faz 2, kalan beş oyun.</w:t>
+        <w:t>Öncelik 3 — Faz 2, kalan dört oyun.</w:t>
       </w:r>
       <w:r>
         <w:rPr>
@@ -488,32 +523,7 @@
         <w:rPr>
           <w:color w:val="3A2A1E"/>
         </w:rPr>
-        <w:t xml:space="preserve">Say ve Eşleştir (öğretici; </w:t>
-      </w:r>
-      <w:r>
-        <w:rPr>
-          <w:rFonts w:ascii="Consolas" w:hAnsi="Consolas"/>
-          <w:color w:val="3A2A1E"/>
-          <w:sz w:val="20"/>
-        </w:rPr>
-        <w:t>GlyphTileView</w:t>
-      </w:r>
-      <w:r>
-        <w:rPr>
-          <w:color w:val="3A2A1E"/>
-        </w:rPr>
-        <w:t xml:space="preserve"> ve ShapeSortSurface'in sürükleme kalıbı hazır, en hızlı eklenecek olan bu)</w:t>
-      </w:r>
-    </w:p>
-    <w:p>
-      <w:pPr>
-        <w:pStyle w:val="ListNumber"/>
-      </w:pPr>
-      <w:r>
-        <w:rPr>
-          <w:color w:val="3A2A1E"/>
-        </w:rPr>
-        <w:t>Sırayı Tekrarla (ritim/zamanlama — yeni bir zamanlayıcı kalıbı gerekiyor)</w:t>
+        <w:t>Sırayı Tekrarla (ritim/zamanlama — yeni bir zamanlayıcı kalıbı gerekiyor; ekranın kendi kendine bir şey oynattığı ilk oyun)</w:t>
       </w:r>
     </w:p>
     <w:p>
@@ -707,7 +717,18 @@
         <w:rPr>
           <w:color w:val="3A2A1E"/>
         </w:rPr>
-        <w:t>Av oyunlarında sesli yönerge yok; şu an yönerge tamamen görsel (aranan işaret büyük gösteriliyor). Ses varlıkları gelince "bunu bul" seslendirmesi eklenebilir ama oyun sessiz de tam çalışıyor</w:t>
+        <w:t>Öğretici oyunlarda sesli yönerge yok; şu an yönerge tamamen görsel (avda aranan işaret büyük gösteriliyor, Say ve Eşleştir'de küme ve rakamlar aynı ekranda duruyor). Ses varlıkları gelince seslendirme eklenebilir ama üçü de sessiz hâliyle tam çalışıyor</w:t>
+      </w:r>
+    </w:p>
+    <w:p>
+      <w:pPr>
+        <w:pStyle w:val="ListBullet"/>
+      </w:pPr>
+      <w:r>
+        <w:rPr>
+          <w:color w:val="3A2A1E"/>
+        </w:rPr>
+        <w:t>Say ve Eşleştir gerçek ekranda oynanmadı; yalnızca Windows ve Android'de derlendi. Kart boyutu ve rakam tepsilerinin parmak isabeti görülmeli</w:t>
       </w:r>
     </w:p>
     <w:p>
@@ -962,6 +983,94 @@
           <w:color w:val="3A2A1E"/>
         </w:rPr>
         <w:t xml:space="preserve"> Yukarıdaki son iki madde Windows'ta sessizce geçiyordu. Değişiklik sonrası Android'de de çalıştır.</w:t>
+      </w:r>
+    </w:p>
+    <w:p>
+      <w:pPr>
+        <w:pStyle w:val="ListBullet"/>
+      </w:pPr>
+      <w:r>
+        <w:rPr>
+          <w:b/>
+          <w:color w:val="3A2A1E"/>
+        </w:rPr>
+        <w:t>Canvas'a yazı SKFont ile çiziliyor.</w:t>
+      </w:r>
+      <w:r>
+        <w:rPr>
+          <w:color w:val="3A2A1E"/>
+        </w:rPr>
+        <w:t xml:space="preserve"> SkiaSharp 3'te </w:t>
+      </w:r>
+      <w:r>
+        <w:rPr>
+          <w:rFonts w:ascii="Consolas" w:hAnsi="Consolas"/>
+          <w:color w:val="3A2A1E"/>
+          <w:sz w:val="20"/>
+        </w:rPr>
+        <w:t>SKPaint.TextSize</w:t>
+      </w:r>
+      <w:r>
+        <w:rPr>
+          <w:color w:val="3A2A1E"/>
+        </w:rPr>
+        <w:t xml:space="preserve"> ve paint üzerinden yazı çizme kalktı; doğru çağrı </w:t>
+      </w:r>
+      <w:r>
+        <w:rPr>
+          <w:rFonts w:ascii="Consolas" w:hAnsi="Consolas"/>
+          <w:color w:val="3A2A1E"/>
+          <w:sz w:val="20"/>
+        </w:rPr>
+        <w:t>canvas.DrawText(metin, x, y, SKTextAlign.Center, font, paint)</w:t>
+      </w:r>
+      <w:r>
+        <w:rPr>
+          <w:color w:val="3A2A1E"/>
+        </w:rPr>
+        <w:t xml:space="preserve"> ve font ayrı bir </w:t>
+      </w:r>
+      <w:r>
+        <w:rPr>
+          <w:rFonts w:ascii="Consolas" w:hAnsi="Consolas"/>
+          <w:color w:val="3A2A1E"/>
+          <w:sz w:val="20"/>
+        </w:rPr>
+        <w:t>SKFont</w:t>
+      </w:r>
+      <w:r>
+        <w:rPr>
+          <w:color w:val="3A2A1E"/>
+        </w:rPr>
+        <w:t xml:space="preserve"> nesnesi (atılması gerekiyor). Dikey ortalama da elde yapılıyor: taban çizgisine göre çizmek 1 ile 8'i farklı yüksekliklere düşürüyor, </w:t>
+      </w:r>
+      <w:r>
+        <w:rPr>
+          <w:rFonts w:ascii="Consolas" w:hAnsi="Consolas"/>
+          <w:color w:val="3A2A1E"/>
+          <w:sz w:val="20"/>
+        </w:rPr>
+        <w:t>font.Metrics</w:t>
+      </w:r>
+      <w:r>
+        <w:rPr>
+          <w:color w:val="3A2A1E"/>
+        </w:rPr>
+        <w:t xml:space="preserve"> ile ortalanmalı. Örnek: </w:t>
+      </w:r>
+      <w:r>
+        <w:rPr>
+          <w:rFonts w:ascii="Consolas" w:hAnsi="Consolas"/>
+          <w:color w:val="3A2A1E"/>
+          <w:sz w:val="20"/>
+        </w:rPr>
+        <w:t>CountMatchSurface</w:t>
+      </w:r>
+      <w:r>
+        <w:rPr>
+          <w:color w:val="3A2A1E"/>
+        </w:rPr>
+        <w:t>.</w:t>
       </w:r>
     </w:p>
     <w:p>

--- a/ilerleme notu.docx
+++ b/ilerleme notu.docx
@@ -43,7 +43,7 @@
         <w:rPr>
           <w:color w:val="3A2A1E"/>
         </w:rPr>
-        <w:t>Faz 1 tamamlandı, Faz 2'nin öğretici tarafı bitti. Uygulama Android tablette uçtan uca çalışıyor: çocuk profili oluşturuluyor, oyun seçiliyor, oynanıyor, yıldız kazanılıyor ve kayıt cihazda tutuluyor. Altı mini oyun oynanabilir durumda, kalan dördü katalogda "yakında" olarak görünüyor.</w:t>
+        <w:t>Faz 1 tamamlandı, Faz 2'nin yalnızca canvas gerektiren üç oyunu kaldı. Uygulama Android tablette uçtan uca çalışıyor: çocuk profili oluşturuluyor, oyun seçiliyor, oynanıyor, yıldız kazanılıyor ve kayıt cihazda tutuluyor. Yedi mini oyun oynanabilir durumda, kalan üçü katalogda "yakında" olarak görünüyor. Kütüphane artık beş etkileşim türünün beşini de kapsıyor.</w:t>
       </w:r>
     </w:p>
     <w:p>
@@ -53,13 +53,16 @@
           <w:b/>
           <w:color w:val="3A2A1E"/>
         </w:rPr>
-        <w:t>Son oturumda yapılan:</w:t>
+        <w:t>Son oturumda yapılan — iki oyun:</w:t>
       </w:r>
+    </w:p>
+    <w:p>
+      <w:pPr/>
       <w:r>
         <w:rPr>
           <w:color w:val="3A2A1E"/>
         </w:rPr>
-        <w:t xml:space="preserve"> Say ve Eşleştir eklendi — üç öğretici oyunun sonuncusu, yani öğretici bölüm artık tam. Ekranda bir nesne kümesi duruyor, çocuk kümeyi doğru rakamın üstüne sürüklüyor. Sayı Avı "rakamı tanıma"yı öğretiyordu; bu oyun rakamı bir </w:t>
+        <w:t xml:space="preserve">*Say ve Eşleştir* — üç öğretici oyunun sonuncusu, yani öğretici bölüm tam. Ekranda bir nesne kümesi duruyor, çocuk kümeyi doğru rakamın üstüne sürüklüyor. Sayı Avı "rakamı tanıma"yı öğretiyordu; bu oyun rakamı bir </w:t>
       </w:r>
       <w:r>
         <w:rPr>
@@ -72,7 +75,7 @@
         <w:rPr>
           <w:color w:val="3A2A1E"/>
         </w:rPr>
-        <w:t xml:space="preserve"> bağlıyor, yani bir sonraki adım.</w:t>
+        <w:t xml:space="preserve"> bağlıyor. Banda göre üç knob: miktar aralığı (Filiz 1-3, Fidan 1-5, Meşe 1-10), çeldirici rakamların uzaklığı (Meşe'de komşu sayılar — 6 ile 7 arasından seçmek gerçekten saymayı gerektiriyor) ve nesnelerin dizilişi (Meşe'de dağınık, altında beşerli sıra). Beşerli diziliş bilinçli: 7 nesne "bir tam sıra ve iki tane" olarak görünüyor.</w:t>
       </w:r>
     </w:p>
     <w:p>
@@ -81,7 +84,33 @@
         <w:rPr>
           <w:color w:val="3A2A1E"/>
         </w:rPr>
-        <w:t>Oyunun banda göre üç ayrı zorluk knob'u var: miktar aralığı (Filiz 1-3, Fidan 1-5, Meşe 1-10), çeldirici rakamların uzaklığı (Meşe'de komşu sayılar — 6 ile 7 arasından seçmek gerçekten saymayı gerektiriyor) ve nesnelerin dizilişi (Meşe'de dağınık, altındaki bantlarda beşerli sıra). Beşerli diziliş bilinçli: 7 nesne "bir tam sıra ve iki tane" olarak görünüyor.</w:t>
+        <w:t xml:space="preserve">*Sırayı Tekrarla* — kütüphanenin ilk </w:t>
+      </w:r>
+      <w:r>
+        <w:rPr>
+          <w:b/>
+          <w:color w:val="3A2A1E"/>
+        </w:rPr>
+        <w:t>Sequence</w:t>
+      </w:r>
+      <w:r>
+        <w:rPr>
+          <w:color w:val="3A2A1E"/>
+        </w:rPr>
+        <w:t xml:space="preserve"> oyunu ve kalıbı ters çeviren ilk oyun: ekran diziyi kendi oynatıyor, o sırada dokunuş kapalı, sonra sıra çocuğa geçiyor. Dizi her seviyede uzuyor, yeniden üretilmiyor — eski dizi yeninin başlangıcı olarak kalıyor. Tuşlar renk </w:t>
+      </w:r>
+      <w:r>
+        <w:rPr>
+          <w:b/>
+          <w:color w:val="3A2A1E"/>
+        </w:rPr>
+        <w:t>ve</w:t>
+      </w:r>
+      <w:r>
+        <w:rPr>
+          <w:color w:val="3A2A1E"/>
+        </w:rPr>
+        <w:t xml:space="preserve"> şekil taşıyor (Şekil Ayırma'nın sözlüğü): renk körü çocuk için dizi yalnızca renkle anlatılamaz, ve iki kanal diziyi daha akılda kalıcı yapıyor. Banda göre: tuş sayısı (3/4/6), son dizi uzunluğu (4/6/8), gösterim hızı (750/600/450 ms) ve aynı tuşun peş peşe gelip gelemeyeceği (yalnızca Meşe).</w:t>
       </w:r>
     </w:p>
     <w:p>
@@ -97,7 +126,7 @@
         <w:rPr>
           <w:color w:val="3A2A1E"/>
         </w:rPr>
-        <w:t xml:space="preserve"> 150 test geçiyor · 10 oyun tanımlı, 6'sı oynanabilir (Eşleştirme Kartları, Balon Patlatma, Şekil Ayırma, Harf Avı, Sayı Avı, Say ve Eşleştir).</w:t>
+        <w:t xml:space="preserve"> 167 test geçiyor · 10 oyun tanımlı, 7'si oynanabilir (Eşleştirme Kartları, Balon Patlatma, Şekil Ayırma, Harf Avı, Sayı Avı, Say ve Eşleştir, Sırayı Tekrarla).</w:t>
       </w:r>
     </w:p>
     <w:p>
@@ -113,7 +142,7 @@
         <w:rPr>
           <w:color w:val="3A2A1E"/>
         </w:rPr>
-        <w:t xml:space="preserve"> Sırayı Tekrarla. Kalan dört oyunun en az riskli olanı ve tek yeni parçası bir zamanlayıcı kalıbı: ekran bir diziyi kendi oynatacak (ışık yanar, ses çalar, sırayla), sonra çocuğun tekrarlamasını bekleyecek. Şu ana kadarki bütün oyunlar "çocuk dokunur, ekran cevap verir" kalıbındaydı; bu ilk kez tersi. Yerleşim MAUI kontrolleriyle yapılabilir (canvas gerekmiyor), </w:t>
+        <w:t xml:space="preserve"> Sepeti Tut. Kalan üç oyunun hepsi canvas; bu en kolayları, çünkü sürekli hareket zaten </w:t>
       </w:r>
       <w:r>
         <w:rPr>
@@ -121,13 +150,13 @@
           <w:color w:val="3A2A1E"/>
           <w:sz w:val="20"/>
         </w:rPr>
-        <w:t>GlyphTileView</w:t>
+        <w:t>BubbleSurface</w:t>
       </w:r>
       <w:r>
         <w:rPr>
           <w:color w:val="3A2A1E"/>
         </w:rPr>
-        <w:t>'un doğru/yanlış geri bildirimi olduğu gibi kullanılabilir. Adımlar için 8. bölüme bak.</w:t>
+        <w:t>'da çözülmüş durumda (ticker, delta zaman, parçacıklar). Yeni olan tek şey düşen nesne ile sepet arasındaki çarpışma kontrolü. Sonra Yolu Bul (serbest çizgi takibi), en son Yapboz (parça kesme). Adımlar için 8. bölüme bak.</w:t>
       </w:r>
     </w:p>
     <w:p>
@@ -143,7 +172,7 @@
         <w:rPr>
           <w:color w:val="3A2A1E"/>
         </w:rPr>
-        <w:t xml:space="preserve"> Say ve Eşleştir henüz yalnızca derlendi (Windows + Android), gerçek ekranda oynanmadı. Kart boyutu ve rakam tepsilerinin parmak isabeti tablette bir kez görülmeli.</w:t>
+        <w:t xml:space="preserve"> İki yeni oyun da yalnızca derlendi (Windows + Android), gerçek ekranda oynanmadı. Bakılacaklar: Say ve Eşleştir'de kart boyutu ve rakam tepsilerinin parmak isabeti; Sırayı Tekrarla'da gösterim hızının Filiz bandında gerçekten takip edilebilir olup olmadığı — 750 ms masabaşında doğru göründü ama bunu ancak çocuk söyler.</w:t>
       </w:r>
     </w:p>
     <w:p>
@@ -395,6 +424,17 @@
         <w:rPr>
           <w:color w:val="3A2A1E"/>
         </w:rPr>
+        <w:t>Sırayı Tekrarla: ekran diziyi oynatıyor, çocuk tekrarlıyor; tuşlar renk ve şekil taşıyor, dizi her seviyede bir uzuyor</w:t>
+      </w:r>
+    </w:p>
+    <w:p>
+      <w:pPr>
+        <w:pStyle w:val="ListBullet"/>
+      </w:pPr>
+      <w:r>
+        <w:rPr>
+          <w:color w:val="3A2A1E"/>
+        </w:rPr>
         <w:t>Sıralı oyun (pass-and-play): devir katmanı, her çocuk kendi bandında</w:t>
       </w:r>
     </w:p>
@@ -506,13 +546,13 @@
           <w:b/>
           <w:color w:val="3A2A1E"/>
         </w:rPr>
-        <w:t>Öncelik 3 — Faz 2, kalan dört oyun.</w:t>
+        <w:t>Öncelik 3 — Faz 2, kalan üç oyun.</w:t>
       </w:r>
       <w:r>
         <w:rPr>
           <w:color w:val="3A2A1E"/>
         </w:rPr>
-        <w:t xml:space="preserve"> Önerilen sıra, her adımda yeni bir teknik parça açtığı için:</w:t>
+        <w:t xml:space="preserve"> Hepsi canvas. Önerilen sıra, her adımda yeni bir teknik parça açtığı için:</w:t>
       </w:r>
     </w:p>
     <w:p>
@@ -523,7 +563,21 @@
         <w:rPr>
           <w:color w:val="3A2A1E"/>
         </w:rPr>
-        <w:t>Sırayı Tekrarla (ritim/zamanlama — yeni bir zamanlayıcı kalıbı gerekiyor; ekranın kendi kendine bir şey oynattığı ilk oyun)</w:t>
+        <w:t xml:space="preserve">Sepeti Tut (sürekli hareket + çarpışma; </w:t>
+      </w:r>
+      <w:r>
+        <w:rPr>
+          <w:rFonts w:ascii="Consolas" w:hAnsi="Consolas"/>
+          <w:color w:val="3A2A1E"/>
+          <w:sz w:val="20"/>
+        </w:rPr>
+        <w:t>BubbleSurface</w:t>
+      </w:r>
+      <w:r>
+        <w:rPr>
+          <w:color w:val="3A2A1E"/>
+        </w:rPr>
+        <w:t>'ın ticker ve delta zaman kalıbı hazır, yeni olan tek şey çarpışma kontrolü)</w:t>
       </w:r>
     </w:p>
     <w:p>
@@ -534,7 +588,7 @@
         <w:rPr>
           <w:color w:val="3A2A1E"/>
         </w:rPr>
-        <w:t>Sepeti Tut (canvas + sürekli hareket)</w:t>
+        <w:t>Yolu Bul (serbest çizgi takibi — parmağın yoldan çıkıp çıkmadığı)</w:t>
       </w:r>
     </w:p>
     <w:p>
@@ -545,18 +599,7 @@
         <w:rPr>
           <w:color w:val="3A2A1E"/>
         </w:rPr>
-        <w:t>Yolu Bul (canvas + serbest çizgi takibi)</w:t>
-      </w:r>
-    </w:p>
-    <w:p>
-      <w:pPr>
-        <w:pStyle w:val="ListNumber"/>
-      </w:pPr>
-      <w:r>
-        <w:rPr>
-          <w:color w:val="3A2A1E"/>
-        </w:rPr>
-        <w:t>Yapboz (canvas + parça kesme; en zoru, sona bırakıldı)</w:t>
+        <w:t>Yapboz (parça kesme; en zoru, sona bırakıldı)</w:t>
       </w:r>
     </w:p>
     <w:p>
@@ -728,7 +771,46 @@
         <w:rPr>
           <w:color w:val="3A2A1E"/>
         </w:rPr>
-        <w:t>Say ve Eşleştir gerçek ekranda oynanmadı; yalnızca Windows ve Android'de derlendi. Kart boyutu ve rakam tepsilerinin parmak isabeti görülmeli</w:t>
+        <w:t>Say ve Eşleştir ile Sırayı Tekrarla gerçek ekranda oynanmadı; yalnızca Windows ve Android'de derlendi. Bakılacaklar: kart boyutu ve rakam tepsilerinin parmak isabeti; gösterim hızının Filiz bandında takip edilebilir olup olmadığı</w:t>
+      </w:r>
+    </w:p>
+    <w:p>
+      <w:pPr>
+        <w:pStyle w:val="ListBullet"/>
+      </w:pPr>
+      <w:r>
+        <w:rPr>
+          <w:color w:val="3A2A1E"/>
+        </w:rPr>
+        <w:t xml:space="preserve">Sırayı Tekrarla'da gösterim sessiz. Klasik oyunda her tuşun kendi notası var ve dizi kulakla da hatırlanıyor; şu an yalnızca görsel. Ses varlıkları gelince tuş başına ayrı ses eklemek </w:t>
+      </w:r>
+      <w:r>
+        <w:rPr>
+          <w:rFonts w:ascii="Consolas" w:hAnsi="Consolas"/>
+          <w:color w:val="3A2A1E"/>
+          <w:sz w:val="20"/>
+        </w:rPr>
+        <w:t>FeedbackCue</w:t>
+      </w:r>
+      <w:r>
+        <w:rPr>
+          <w:color w:val="3A2A1E"/>
+        </w:rPr>
+        <w:t xml:space="preserve"> sözlüğünü genişletmeyi gerektiriyor (şu an tek </w:t>
+      </w:r>
+      <w:r>
+        <w:rPr>
+          <w:rFonts w:ascii="Consolas" w:hAnsi="Consolas"/>
+          <w:color w:val="3A2A1E"/>
+          <w:sz w:val="20"/>
+        </w:rPr>
+        <w:t>Tap</w:t>
+      </w:r>
+      <w:r>
+        <w:rPr>
+          <w:color w:val="3A2A1E"/>
+        </w:rPr>
+        <w:t xml:space="preserve"> var)</w:t>
       </w:r>
     </w:p>
     <w:p>
@@ -1332,6 +1414,80 @@
       </w:r>
     </w:p>
     <w:p>
+      <w:pPr>
+        <w:pStyle w:val="ListNumber"/>
+      </w:pPr>
+      <w:r>
+        <w:rPr>
+          <w:color w:val="3A2A1E"/>
+        </w:rPr>
+        <w:t xml:space="preserve">Oyun kendi başına bir şey oynatıyorsa (Sırayı Tekrarla gibi) zamanlama görünüm modelinde durur, motorda değil — motor "nerede kalındı"yı bilir, "ne zaman"ı bilmez. Bu durumda </w:t>
+      </w:r>
+      <w:r>
+        <w:rPr>
+          <w:b/>
+          <w:color w:val="3A2A1E"/>
+        </w:rPr>
+        <w:t>her bekleme iptal edilebilir olmalı</w:t>
+      </w:r>
+      <w:r>
+        <w:rPr>
+          <w:color w:val="3A2A1E"/>
+        </w:rPr>
+        <w:t xml:space="preserve">: görünüm modelinde bir ömür </w:t>
+      </w:r>
+      <w:r>
+        <w:rPr>
+          <w:rFonts w:ascii="Consolas" w:hAnsi="Consolas"/>
+          <w:color w:val="3A2A1E"/>
+          <w:sz w:val="20"/>
+        </w:rPr>
+        <w:t>CancellationTokenSource</w:t>
+      </w:r>
+      <w:r>
+        <w:rPr>
+          <w:color w:val="3A2A1E"/>
+        </w:rPr>
+        <w:t xml:space="preserve"> tut, </w:t>
+      </w:r>
+      <w:r>
+        <w:rPr>
+          <w:rFonts w:ascii="Consolas" w:hAnsi="Consolas"/>
+          <w:color w:val="3A2A1E"/>
+          <w:sz w:val="20"/>
+        </w:rPr>
+        <w:t>Dispose</w:t>
+      </w:r>
+      <w:r>
+        <w:rPr>
+          <w:color w:val="3A2A1E"/>
+        </w:rPr>
+        <w:t xml:space="preserve"> ve sıra devrinde iptal et, bütün </w:t>
+      </w:r>
+      <w:r>
+        <w:rPr>
+          <w:rFonts w:ascii="Consolas" w:hAnsi="Consolas"/>
+          <w:color w:val="3A2A1E"/>
+          <w:sz w:val="20"/>
+        </w:rPr>
+        <w:t>Task.Delay</w:t>
+      </w:r>
+      <w:r>
+        <w:rPr>
+          <w:color w:val="3A2A1E"/>
+        </w:rPr>
+        <w:t xml:space="preserve"> çağrılarına token'ı geçir. Yalnızca gösterimi iptal etmek yetmiyor — aradaki beklemeler sayfa kapandıktan sonra da doluyor ve kapanmış ekranda yeni bir gösterim başlatıyor. Örnek: </w:t>
+      </w:r>
+      <w:r>
+        <w:rPr>
+          <w:rFonts w:ascii="Consolas" w:hAnsi="Consolas"/>
+          <w:color w:val="3A2A1E"/>
+          <w:sz w:val="20"/>
+        </w:rPr>
+        <w:t>SimonViewModel</w:t>
+      </w:r>
+    </w:p>
+    <w:p>
       <w:pPr/>
       <w:r>
         <w:rPr>

--- a/ilerleme notu.docx
+++ b/ilerleme notu.docx
@@ -43,7 +43,7 @@
         <w:rPr>
           <w:color w:val="3A2A1E"/>
         </w:rPr>
-        <w:t>Faz 1 tamamlandı, Faz 2'nin yalnızca canvas gerektiren üç oyunu kaldı. Uygulama Android tablette uçtan uca çalışıyor: çocuk profili oluşturuluyor, oyun seçiliyor, oynanıyor, yıldız kazanılıyor ve kayıt cihazda tutuluyor. Yedi mini oyun oynanabilir durumda, kalan üçü katalogda "yakında" olarak görünüyor. Kütüphane artık beş etkileşim türünün beşini de kapsıyor.</w:t>
+        <w:t>Faz 1 tamamlandı, Faz 2'den yalnızca iki oyun kaldı. Uygulama Android tablette uçtan uca çalışıyor: çocuk profili oluşturuluyor, oyun seçiliyor, oynanıyor, yıldız kazanılıyor ve kayıt cihazda tutuluyor. Sekiz mini oyun oynanabilir durumda, kalan ikisi katalogda "yakında" olarak görünüyor. Kütüphane beş etkileşim türünün beşini de kapsıyor.</w:t>
       </w:r>
     </w:p>
     <w:p>
@@ -53,7 +53,7 @@
           <w:b/>
           <w:color w:val="3A2A1E"/>
         </w:rPr>
-        <w:t>Son oturumda yapılan — iki oyun:</w:t>
+        <w:t>Son oturumda yapılan — Sepeti Tut ve avatarlar:</w:t>
       </w:r>
     </w:p>
     <w:p>
@@ -62,20 +62,33 @@
         <w:rPr>
           <w:color w:val="3A2A1E"/>
         </w:rPr>
-        <w:t xml:space="preserve">*Say ve Eşleştir* — üç öğretici oyunun sonuncusu, yani öğretici bölüm tam. Ekranda bir nesne kümesi duruyor, çocuk kümeyi doğru rakamın üstüne sürüklüyor. Sayı Avı "rakamı tanıma"yı öğretiyordu; bu oyun rakamı bir </w:t>
+        <w:t xml:space="preserve">*Sepeti Tut* — kütüphanenin tek </w:t>
       </w:r>
       <w:r>
         <w:rPr>
           <w:b/>
           <w:color w:val="3A2A1E"/>
         </w:rPr>
-        <w:t>miktara</w:t>
+        <w:t>sürekli takip</w:t>
       </w:r>
       <w:r>
         <w:rPr>
           <w:color w:val="3A2A1E"/>
         </w:rPr>
-        <w:t xml:space="preserve"> bağlıyor. Banda göre üç knob: miktar aralığı (Filiz 1-3, Fidan 1-5, Meşe 1-10), çeldirici rakamların uzaklığı (Meşe'de komşu sayılar — 6 ile 7 arasından seçmek gerçekten saymayı gerektiriyor) ve nesnelerin dizilişi (Meşe'de dağınık, altında beşerli sıra). Beşerli diziliş bilinçli: 7 nesne "bir tam sıra ve iki tane" olarak görünüyor.</w:t>
+        <w:t xml:space="preserve"> oyunu. Yukarıdan nesneler düşüyor, çocuk aşağıdaki sepeti sağa sola kaydırıp yakalıyor; Balon Patlatma'da hedef bekliyordu, burada geliyor ve nereye ineceğini önceden kestirmek gerekiyor. Yakalanmayacak nesne </w:t>
+      </w:r>
+      <w:r>
+        <w:rPr>
+          <w:b/>
+          <w:color w:val="3A2A1E"/>
+        </w:rPr>
+        <w:t>yok</w:t>
+      </w:r>
+      <w:r>
+        <w:rPr>
+          <w:color w:val="3A2A1E"/>
+        </w:rPr>
+        <w:t xml:space="preserve"> — düşenlerin bir kısmını "alma" yapmak oyuna ikinci bir kural katar ve asıl beceriyi bulanıklaştırırdı. Zorluk sepetin darlığından (0.34 → 0.20 ekran genişliği), düşme hızından ve Meşe'de nesnelerin yana savrulmasından geliyor. Savrulma önemli: düz düşen bir nesnenin nereye ineceği ilk karede belli, savrulanınki değil. Kaçırmak yalnızca Meşe'de hata sayılıyor.</w:t>
       </w:r>
     </w:p>
     <w:p>
@@ -84,33 +97,52 @@
         <w:rPr>
           <w:color w:val="3A2A1E"/>
         </w:rPr>
-        <w:t xml:space="preserve">*Sırayı Tekrarla* — kütüphanenin ilk </w:t>
+        <w:t xml:space="preserve">Sepet, ekranın </w:t>
       </w:r>
       <w:r>
         <w:rPr>
           <w:b/>
           <w:color w:val="3A2A1E"/>
         </w:rPr>
-        <w:t>Sequence</w:t>
+        <w:t>herhangi bir yerine</w:t>
       </w:r>
       <w:r>
         <w:rPr>
           <w:color w:val="3A2A1E"/>
         </w:rPr>
-        <w:t xml:space="preserve"> oyunu ve kalıbı ters çeviren ilk oyun: ekran diziyi kendi oynatıyor, o sırada dokunuş kapalı, sonra sıra çocuğa geçiyor. Dizi her seviyede uzuyor, yeniden üretilmiyor — eski dizi yeninin başlangıcı olarak kalıyor. Tuşlar renk </w:t>
+        <w:t xml:space="preserve"> dokunulunca parmağı takip ediyor; sepetin kendisini tutmak gerekmiyor. Küçük çocuk hareket eden küçük bir hedefi güvenilir yakalayamıyor, üstelik sepeti tutmaya çalışırken düşen nesneye bakamıyor — oysa oyunun tamamı ona bakmakla ilgili.</w:t>
+      </w:r>
+    </w:p>
+    <w:p>
+      <w:pPr/>
+      <w:r>
+        <w:rPr>
+          <w:color w:val="3A2A1E"/>
+        </w:rPr>
+        <w:t>*Avatarlar* — 12 emojiden 32'ye çıktı ve üç gruba ayrıldı: Hayvanlar, Deniz ve gökyüzü, Masal kahramanları. Eski 12'sinin hepsi listede duruyor; kayıtlı profillerin avatarı metin olarak saklandığı için listeden bir emoji çıkarmak o çocuğun profilinde boş kutu demek. Lisanslı çizgi film karakteri yok ve olamaz (mağazaya çıkacak bir çocuk uygulamasında doğrudan hak ihlali); masal grubundaki karakterler — tek boynuzlu at, peri, ejderha, robot — kimseye ait değil ve "kahraman" hissini karşılıyor.</w:t>
+      </w:r>
+    </w:p>
+    <w:p>
+      <w:pPr/>
+      <w:r>
+        <w:rPr>
+          <w:color w:val="3A2A1E"/>
+        </w:rPr>
+        <w:t xml:space="preserve">Yeni bir </w:t>
       </w:r>
       <w:r>
         <w:rPr>
-          <w:b/>
+          <w:rFonts w:ascii="Consolas" w:hAnsi="Consolas"/>
           <w:color w:val="3A2A1E"/>
+          <w:sz w:val="20"/>
         </w:rPr>
-        <w:t>ve</w:t>
+        <w:t>AvatarBadgeView</w:t>
       </w:r>
       <w:r>
         <w:rPr>
           <w:color w:val="3A2A1E"/>
         </w:rPr>
-        <w:t xml:space="preserve"> şekil taşıyor (Şekil Ayırma'nın sözlüğü): renk körü çocuk için dizi yalnızca renkle anlatılamaz, ve iki kanal diziyi daha akılda kalıcı yapıyor. Banda göre: tuş sayısı (3/4/6), son dizi uzunluğu (4/6/8), gösterim hızı (750/600/450 ms) ve aynı tuşun peş peşe gelip gelemeyeceği (yalnızca Meşe).</w:t>
+        <w:t xml:space="preserve"> kontrolü avatarı renkli bir daire içinde gösteriyor; ana ekran, profil seçme, oyun kurulumu, ayarlar ve sonuç ekranı artık bunu kullanıyor. Rozetin rengi emojinin kod noktalarından türetiliyor, yani aynı avatar her yerde aynı renkte ve renk profille birlikte kaydedilmiyor.</w:t>
       </w:r>
     </w:p>
     <w:p>
@@ -126,7 +158,7 @@
         <w:rPr>
           <w:color w:val="3A2A1E"/>
         </w:rPr>
-        <w:t xml:space="preserve"> 167 test geçiyor · 10 oyun tanımlı, 7'si oynanabilir (Eşleştirme Kartları, Balon Patlatma, Şekil Ayırma, Harf Avı, Sayı Avı, Say ve Eşleştir, Sırayı Tekrarla).</w:t>
+        <w:t xml:space="preserve"> 184 test geçiyor · 10 oyun tanımlı, 8'i oynanabilir (Eşleştirme Kartları, Balon Patlatma, Şekil Ayırma, Harf Avı, Sayı Avı, Say ve Eşleştir, Sırayı Tekrarla, Sepeti Tut).</w:t>
       </w:r>
     </w:p>
     <w:p>
@@ -142,7 +174,7 @@
         <w:rPr>
           <w:color w:val="3A2A1E"/>
         </w:rPr>
-        <w:t xml:space="preserve"> Sepeti Tut. Kalan üç oyunun hepsi canvas; bu en kolayları, çünkü sürekli hareket zaten </w:t>
+        <w:t xml:space="preserve"> Yolu Bul. Kalan iki oyunun kolayı; yeni parçası parmağın çizdiği yolun kayıtlı yoldan ne kadar saptığını ölçmek. </w:t>
       </w:r>
       <w:r>
         <w:rPr>
@@ -150,13 +182,13 @@
           <w:color w:val="3A2A1E"/>
           <w:sz w:val="20"/>
         </w:rPr>
-        <w:t>BubbleSurface</w:t>
+        <w:t>BasketCatchSurface</w:t>
       </w:r>
       <w:r>
         <w:rPr>
           <w:color w:val="3A2A1E"/>
         </w:rPr>
-        <w:t>'da çözülmüş durumda (ticker, delta zaman, parçacıklar). Yeni olan tek şey düşen nesne ile sepet arasındaki çarpışma kontrolü. Sonra Yolu Bul (serbest çizgi takibi), en son Yapboz (parça kesme). Adımlar için 8. bölüme bak.</w:t>
+        <w:t xml:space="preserve"> sürekli dokunma takibini (Pressed/Moved) zaten gösteriyor, oradan başlanabilir. En son Yapboz (parça kesme). Adımlar için 8. bölüme bak.</w:t>
       </w:r>
     </w:p>
     <w:p>
@@ -172,7 +204,7 @@
         <w:rPr>
           <w:color w:val="3A2A1E"/>
         </w:rPr>
-        <w:t xml:space="preserve"> İki yeni oyun da yalnızca derlendi (Windows + Android), gerçek ekranda oynanmadı. Bakılacaklar: Say ve Eşleştir'de kart boyutu ve rakam tepsilerinin parmak isabeti; Sırayı Tekrarla'da gösterim hızının Filiz bandında gerçekten takip edilebilir olup olmadığı — 750 ms masabaşında doğru göründü ama bunu ancak çocuk söyler.</w:t>
+        <w:t xml:space="preserve"> Son üç oturumun oyunlarının hiçbiri gerçek ekranda oynanmadı, yalnızca derlendi (Windows + Android). Bakılacaklar: Say ve Eşleştir'de kart boyutu ve rakam tepsilerinin parmak isabeti; Sırayı Tekrarla'da 750 ms gösterim hızının Filiz bandında takip edilebilir olup olmadığı; Sepeti Tut'ta düşme hızının Fidan bandında adil olup olmadığı ve sepetin parmağı gecikmeden takip edip etmediği. Üçü de masabaşında doğru göründü ama bunu ancak çocuk söyler.</w:t>
       </w:r>
     </w:p>
     <w:p>
@@ -435,6 +467,28 @@
         <w:rPr>
           <w:color w:val="3A2A1E"/>
         </w:rPr>
+        <w:t>Sepeti Tut: düşen nesneler, ekranın her yerinden sürüklenen sepet; sepet darlığı, düşme hızı ve Meşe'de savrulma banda göre değişiyor</w:t>
+      </w:r>
+    </w:p>
+    <w:p>
+      <w:pPr>
+        <w:pStyle w:val="ListBullet"/>
+      </w:pPr>
+      <w:r>
+        <w:rPr>
+          <w:color w:val="3A2A1E"/>
+        </w:rPr>
+        <w:t>Avatarlar: 32 emoji, üç tematik grup, her yerde renkli rozet olarak</w:t>
+      </w:r>
+    </w:p>
+    <w:p>
+      <w:pPr>
+        <w:pStyle w:val="ListBullet"/>
+      </w:pPr>
+      <w:r>
+        <w:rPr>
+          <w:color w:val="3A2A1E"/>
+        </w:rPr>
         <w:t>Sıralı oyun (pass-and-play): devir katmanı, her çocuk kendi bandında</w:t>
       </w:r>
     </w:p>
@@ -546,13 +600,13 @@
           <w:b/>
           <w:color w:val="3A2A1E"/>
         </w:rPr>
-        <w:t>Öncelik 3 — Faz 2, kalan üç oyun.</w:t>
+        <w:t>Öncelik 3 — Faz 2, kalan iki oyun.</w:t>
       </w:r>
       <w:r>
         <w:rPr>
           <w:color w:val="3A2A1E"/>
         </w:rPr>
-        <w:t xml:space="preserve"> Hepsi canvas. Önerilen sıra, her adımda yeni bir teknik parça açtığı için:</w:t>
+        <w:t xml:space="preserve"> İkisi de canvas:</w:t>
       </w:r>
     </w:p>
     <w:p>
@@ -563,32 +617,7 @@
         <w:rPr>
           <w:color w:val="3A2A1E"/>
         </w:rPr>
-        <w:t xml:space="preserve">Sepeti Tut (sürekli hareket + çarpışma; </w:t>
-      </w:r>
-      <w:r>
-        <w:rPr>
-          <w:rFonts w:ascii="Consolas" w:hAnsi="Consolas"/>
-          <w:color w:val="3A2A1E"/>
-          <w:sz w:val="20"/>
-        </w:rPr>
-        <w:t>BubbleSurface</w:t>
-      </w:r>
-      <w:r>
-        <w:rPr>
-          <w:color w:val="3A2A1E"/>
-        </w:rPr>
-        <w:t>'ın ticker ve delta zaman kalıbı hazır, yeni olan tek şey çarpışma kontrolü)</w:t>
-      </w:r>
-    </w:p>
-    <w:p>
-      <w:pPr>
-        <w:pStyle w:val="ListNumber"/>
-      </w:pPr>
-      <w:r>
-        <w:rPr>
-          <w:color w:val="3A2A1E"/>
-        </w:rPr>
-        <w:t>Yolu Bul (serbest çizgi takibi — parmağın yoldan çıkıp çıkmadığı)</w:t>
+        <w:t>Yolu Bul (serbest çizgi takibi — parmağın yoldan ne kadar saptığı)</w:t>
       </w:r>
     </w:p>
     <w:p>
@@ -749,17 +778,6 @@
         <w:rPr>
           <w:color w:val="3A2A1E"/>
         </w:rPr>
-        <w:t>Profil düzenleme yok (yalnızca oluştur ve sil)</w:t>
-      </w:r>
-    </w:p>
-    <w:p>
-      <w:pPr>
-        <w:pStyle w:val="ListBullet"/>
-      </w:pPr>
-      <w:r>
-        <w:rPr>
-          <w:color w:val="3A2A1E"/>
-        </w:rPr>
         <w:t>Öğretici oyunlarda sesli yönerge yok; şu an yönerge tamamen görsel (avda aranan işaret büyük gösteriliyor, Say ve Eşleştir'de küme ve rakamlar aynı ekranda duruyor). Ses varlıkları gelince seslendirme eklenebilir ama üçü de sessiz hâliyle tam çalışıyor</w:t>
       </w:r>
     </w:p>
@@ -771,7 +789,29 @@
         <w:rPr>
           <w:color w:val="3A2A1E"/>
         </w:rPr>
-        <w:t>Say ve Eşleştir ile Sırayı Tekrarla gerçek ekranda oynanmadı; yalnızca Windows ve Android'de derlendi. Bakılacaklar: kart boyutu ve rakam tepsilerinin parmak isabeti; gösterim hızının Filiz bandında takip edilebilir olup olmadığı</w:t>
+        <w:t>Son üç oturumun oyunları (Say ve Eşleştir, Sırayı Tekrarla, Sepeti Tut) gerçek ekranda oynanmadı; yalnızca Windows ve Android'de derlendi</w:t>
+      </w:r>
+    </w:p>
+    <w:p>
+      <w:pPr>
+        <w:pStyle w:val="ListBullet"/>
+      </w:pPr>
+      <w:r>
+        <w:rPr>
+          <w:color w:val="3A2A1E"/>
+        </w:rPr>
+        <w:t>Profil düzenleme hâlâ yok: avatar ancak profil oluştururken seçiliyor, sonradan değiştirilemiyor. Otuz iki seçenek varken bu daha çok göze batacak</w:t>
+      </w:r>
+    </w:p>
+    <w:p>
+      <w:pPr>
+        <w:pStyle w:val="ListBullet"/>
+      </w:pPr>
+      <w:r>
+        <w:rPr>
+          <w:color w:val="3A2A1E"/>
+        </w:rPr>
+        <w:t>Masal grubundaki bazı emojiler (peri, büyücü, deniz kızı, süper kahraman) Unicode 11 ile geldi; çok eski Android sürümlerinde boş kutu görünebilir. Uygulamanın alt sınırı API 21 ama depoda zaten 🦕 vardı ve tablette sorunsuz çıkıyordu. Gerçek cihaz testinde bakılacak</w:t>
       </w:r>
     </w:p>
     <w:p>

--- a/ilerleme notu.docx
+++ b/ilerleme notu.docx
@@ -43,7 +43,7 @@
         <w:rPr>
           <w:color w:val="3A2A1E"/>
         </w:rPr>
-        <w:t>Faz 1 tamamlandı, Faz 2'den yalnızca iki oyun kaldı. Uygulama Android tablette uçtan uca çalışıyor: çocuk profili oluşturuluyor, oyun seçiliyor, oynanıyor, yıldız kazanılıyor ve kayıt cihazda tutuluyor. Sekiz mini oyun oynanabilir durumda, kalan ikisi katalogda "yakında" olarak görünüyor. Kütüphane beş etkileşim türünün beşini de kapsıyor.</w:t>
+        <w:t>Faz 1 tamamlandı, Faz 2'den yalnızca Yapboz kaldı. Uygulama Android tablette uçtan uca çalışıyor: çocuk profili oluşturuluyor, oyun seçiliyor, oynanıyor, yıldız kazanılıyor ve kayıt cihazda tutuluyor. Dokuz mini oyun oynanabilir durumda. Kütüphane beş etkileşim türünün beşini de kapsıyor.</w:t>
       </w:r>
     </w:p>
     <w:p>
@@ -53,7 +53,7 @@
           <w:b/>
           <w:color w:val="3A2A1E"/>
         </w:rPr>
-        <w:t>Son oturumda yapılan — Sepeti Tut ve avatarlar:</w:t>
+        <w:t>Son oturumda yapılan — Yolu Bul:</w:t>
       </w:r>
     </w:p>
     <w:p>
@@ -62,33 +62,20 @@
         <w:rPr>
           <w:color w:val="3A2A1E"/>
         </w:rPr>
-        <w:t xml:space="preserve">*Sepeti Tut* — kütüphanenin tek </w:t>
+        <w:t xml:space="preserve">Ekranda bir yol duruyor; çocuk parmağını başlangıca koyup yolu takip ederek sona götürüyor. Kütüphanenin tek </w:t>
       </w:r>
       <w:r>
         <w:rPr>
           <w:b/>
           <w:color w:val="3A2A1E"/>
         </w:rPr>
-        <w:t>sürekli takip</w:t>
+        <w:t>Trace</w:t>
       </w:r>
       <w:r>
         <w:rPr>
           <w:color w:val="3A2A1E"/>
         </w:rPr>
-        <w:t xml:space="preserve"> oyunu. Yukarıdan nesneler düşüyor, çocuk aşağıdaki sepeti sağa sola kaydırıp yakalıyor; Balon Patlatma'da hedef bekliyordu, burada geliyor ve nereye ineceğini önceden kestirmek gerekiyor. Yakalanmayacak nesne </w:t>
-      </w:r>
-      <w:r>
-        <w:rPr>
-          <w:b/>
-          <w:color w:val="3A2A1E"/>
-        </w:rPr>
-        <w:t>yok</w:t>
-      </w:r>
-      <w:r>
-        <w:rPr>
-          <w:color w:val="3A2A1E"/>
-        </w:rPr>
-        <w:t xml:space="preserve"> — düşenlerin bir kısmını "alma" yapmak oyuna ikinci bir kural katar ve asıl beceriyi bulanıklaştırırdı. Zorluk sepetin darlığından (0.34 → 0.20 ekran genişliği), düşme hızından ve Meşe'de nesnelerin yana savrulmasından geliyor. Savrulma önemli: düz düşen bir nesnenin nereye ineceği ilk karede belli, savrulanınki değil. Kaçırmak yalnızca Meşe'de hata sayılıyor.</w:t>
+        <w:t xml:space="preserve"> oyunu ve yazı öncesi becerinin doğrudan karşılığı: çizgi, eğri ve köşe takip etmek kalem tutmanın hazırlığı.</w:t>
       </w:r>
     </w:p>
     <w:p>
@@ -97,20 +84,61 @@
         <w:rPr>
           <w:color w:val="3A2A1E"/>
         </w:rPr>
-        <w:t xml:space="preserve">Sepet, ekranın </w:t>
+        <w:t>Üç karar oyunun tamamını belirliyor:</w:t>
       </w:r>
+    </w:p>
+    <w:p>
+      <w:pPr>
+        <w:pStyle w:val="ListBullet"/>
+      </w:pPr>
       <w:r>
         <w:rPr>
           <w:b/>
           <w:color w:val="3A2A1E"/>
         </w:rPr>
-        <w:t>herhangi bir yerine</w:t>
+        <w:t>İlerleme geri gitmiyor.</w:t>
       </w:r>
       <w:r>
         <w:rPr>
           <w:color w:val="3A2A1E"/>
         </w:rPr>
-        <w:t xml:space="preserve"> dokunulunca parmağı takip ediyor; sepetin kendisini tutmak gerekmiyor. Küçük çocuk hareket eden küçük bir hedefi güvenilir yakalayamıyor, üstelik sepeti tutmaya çalışırken düşen nesneye bakamıyor — oysa oyunun tamamı ona bakmakla ilgili.</w:t>
+        <w:t xml:space="preserve"> Parmak geriye kayarsa ilerleme olduğu yerde kalıyor. Geri saymak, titreyen bir parmağın oyunu bitirememesi demekti.</w:t>
+      </w:r>
+    </w:p>
+    <w:p>
+      <w:pPr>
+        <w:pStyle w:val="ListBullet"/>
+      </w:pPr>
+      <w:r>
+        <w:rPr>
+          <w:b/>
+          <w:color w:val="3A2A1E"/>
+        </w:rPr>
+        <w:t>Parmak kalkarsa ilerleme korunuyor</w:t>
+      </w:r>
+      <w:r>
+        <w:rPr>
+          <w:color w:val="3A2A1E"/>
+        </w:rPr>
+        <w:t xml:space="preserve"> ve kaldığı yere yeniden dokunup devam ediliyor — küçük çocuk parmağını uzun süre ekranda tutamıyor. Bu yüzden arayüz ilerlemenin ucunu nabız gibi atan bir işaretle gösteriyor; motor da yalnızca oraya konan parmağı kabul ediyor.</w:t>
+      </w:r>
+    </w:p>
+    <w:p>
+      <w:pPr>
+        <w:pStyle w:val="ListBullet"/>
+      </w:pPr>
+      <w:r>
+        <w:rPr>
+          <w:b/>
+          <w:color w:val="3A2A1E"/>
+        </w:rPr>
+        <w:t>Bir çıkış bir hata.</w:t>
+      </w:r>
+      <w:r>
+        <w:rPr>
+          <w:color w:val="3A2A1E"/>
+        </w:rPr>
+        <w:t xml:space="preserve"> Yoldan uzakta gezinen parmak saniyede altmış hata üretmiyor; yola dönünce kaldığı yerden devam ediyor.</w:t>
       </w:r>
     </w:p>
     <w:p>
@@ -119,7 +147,20 @@
         <w:rPr>
           <w:color w:val="3A2A1E"/>
         </w:rPr>
-        <w:t>*Avatarlar* — 12 emojiden 32'ye çıktı ve üç gruba ayrıldı: Hayvanlar, Deniz ve gökyüzü, Masal kahramanları. Eski 12'sinin hepsi listede duruyor; kayıtlı profillerin avatarı metin olarak saklandığı için listeden bir emoji çıkarmak o çocuğun profilinde boş kutu demek. Lisanslı çizgi film karakteri yok ve olamaz (mağazaya çıkacak bir çocuk uygulamasında doğrudan hak ihlali); masal grubundaki karakterler — tek boynuzlu at, peri, ejderha, robot — kimseye ait değil ve "kahraman" hissini karşılıyor.</w:t>
+        <w:t xml:space="preserve">Yol </w:t>
+      </w:r>
+      <w:r>
+        <w:rPr>
+          <w:b/>
+          <w:color w:val="3A2A1E"/>
+        </w:rPr>
+        <w:t>birim kare</w:t>
+      </w:r>
+      <w:r>
+        <w:rPr>
+          <w:color w:val="3A2A1E"/>
+        </w:rPr>
+        <w:t xml:space="preserve"> içinde yaşıyor, arayüz o kareyi ekranın ortasına oturtuyor. Sebebi: "yoldan çıkmak" her yönde aynı mesafe olmalı, oysa ekran kare değil. Çizilen şerit kalınlığı da motorun toleransının tam iki katı — gördüğün yolun üstündeysen kabul, değilsen ret.</w:t>
       </w:r>
     </w:p>
     <w:p>
@@ -128,21 +169,7 @@
         <w:rPr>
           <w:color w:val="3A2A1E"/>
         </w:rPr>
-        <w:t xml:space="preserve">Yeni bir </w:t>
-      </w:r>
-      <w:r>
-        <w:rPr>
-          <w:rFonts w:ascii="Consolas" w:hAnsi="Consolas"/>
-          <w:color w:val="3A2A1E"/>
-          <w:sz w:val="20"/>
-        </w:rPr>
-        <w:t>AvatarBadgeView</w:t>
-      </w:r>
-      <w:r>
-        <w:rPr>
-          <w:color w:val="3A2A1E"/>
-        </w:rPr>
-        <w:t xml:space="preserve"> kontrolü avatarı renkli bir daire içinde gösteriyor; ana ekran, profil seçme, oyun kurulumu, ayarlar ve sonuç ekranı artık bunu kullanıyor. Rozetin rengi emojinin kod noktalarından türetiliyor, yani aynı avatar her yerde aynı renkte ve renk profille birlikte kaydedilmiyor.</w:t>
+        <w:t>Yollar tek bir iskeletten türüyor: iki uç arasında bir eksen ve o eksene dik bir sapma (düz, kambur, dalga, zikzak). Bu yüzden yol kendi üstünden geçmiyor — geçseydi hem ilerlemenin hangi kolda olduğu belirsizleşirdi hem de çocuk "hangi yoldan gideceğim" diye takılırdı. Banda göre: yol sayısı (3/4/5), şerit kalınlığı (0.11 → 0.055), biçim havuzu (Meşe'de düz çizgi yok) ve kıvrım sayısı.</w:t>
       </w:r>
     </w:p>
     <w:p>
@@ -158,7 +185,7 @@
         <w:rPr>
           <w:color w:val="3A2A1E"/>
         </w:rPr>
-        <w:t xml:space="preserve"> 184 test geçiyor · 10 oyun tanımlı, 8'i oynanabilir (Eşleştirme Kartları, Balon Patlatma, Şekil Ayırma, Harf Avı, Sayı Avı, Say ve Eşleştir, Sırayı Tekrarla, Sepeti Tut).</w:t>
+        <w:t xml:space="preserve"> 207 test geçiyor · 10 oyun tanımlı, 9'u oynanabilir (Eşleştirme Kartları, Balon Patlatma, Şekil Ayırma, Harf Avı, Sayı Avı, Say ve Eşleştir, Sırayı Tekrarla, Sepeti Tut, Yolu Bul).</w:t>
       </w:r>
     </w:p>
     <w:p>
@@ -174,7 +201,7 @@
         <w:rPr>
           <w:color w:val="3A2A1E"/>
         </w:rPr>
-        <w:t xml:space="preserve"> Yolu Bul. Kalan iki oyunun kolayı; yeni parçası parmağın çizdiği yolun kayıtlı yoldan ne kadar saptığını ölçmek. </w:t>
+        <w:t xml:space="preserve"> Yapboz — Faz 2'nin son oyunu ve en zoru. Yeni parçası görüntüyü parçalara kesmek ve her parçanın kendi yuvasını tanıması. </w:t>
       </w:r>
       <w:r>
         <w:rPr>
@@ -182,13 +209,27 @@
           <w:color w:val="3A2A1E"/>
           <w:sz w:val="20"/>
         </w:rPr>
-        <w:t>BasketCatchSurface</w:t>
+        <w:t>ShapeSortSurface</w:t>
       </w:r>
       <w:r>
         <w:rPr>
           <w:color w:val="3A2A1E"/>
         </w:rPr>
-        <w:t xml:space="preserve"> sürekli dokunma takibini (Pressed/Moved) zaten gösteriyor, oradan başlanabilir. En son Yapboz (parça kesme). Adımlar için 8. bölüme bak.</w:t>
+        <w:t xml:space="preserve">'ın sürükleme kalıbı ve </w:t>
+      </w:r>
+      <w:r>
+        <w:rPr>
+          <w:rFonts w:ascii="Consolas" w:hAnsi="Consolas"/>
+          <w:color w:val="3A2A1E"/>
+          <w:sz w:val="20"/>
+        </w:rPr>
+        <w:t>CountMatchSurface</w:t>
+      </w:r>
+      <w:r>
+        <w:rPr>
+          <w:color w:val="3A2A1E"/>
+        </w:rPr>
+        <w:t>'ın "yerine oturma" animasyonu hazır; asıl iş parça sınırlarının üretilmesi (dikdörtgen ızgara mı, geçmeli tırnak mı) ve parçanın doğru yuvaya yakın bırakıldığında kendiliğinden oturması. Adımlar için 8. bölüme bak.</w:t>
       </w:r>
     </w:p>
     <w:p>
@@ -204,7 +245,7 @@
         <w:rPr>
           <w:color w:val="3A2A1E"/>
         </w:rPr>
-        <w:t xml:space="preserve"> Son üç oturumun oyunlarının hiçbiri gerçek ekranda oynanmadı, yalnızca derlendi (Windows + Android). Bakılacaklar: Say ve Eşleştir'de kart boyutu ve rakam tepsilerinin parmak isabeti; Sırayı Tekrarla'da 750 ms gösterim hızının Filiz bandında takip edilebilir olup olmadığı; Sepeti Tut'ta düşme hızının Fidan bandında adil olup olmadığı ve sepetin parmağı gecikmeden takip edip etmediği. Üçü de masabaşında doğru göründü ama bunu ancak çocuk söyler.</w:t>
+        <w:t xml:space="preserve"> Son dört oturumun oyunlarının hiçbiri gerçek ekranda oynanmadı, yalnızca derlendi (Windows + Android). Bakılacaklar: Say ve Eşleştir'de kart boyutu ve rakam tepsilerinin parmak isabeti; Sırayı Tekrarla'da 750 ms gösterim hızının Filiz bandında takip edilebilir olup olmadığı; Sepeti Tut'ta düşme hızının Fidan bandında adil olup olmadığı; Yolu Bul'da Meşe toleransının (0.055) parmak ucuyla gerçekten tutturulabilir olup olmadığı — bu dördü içinde en riskli olan bu, çünkü parmak ucu tablette zaten epey yer kaplıyor.</w:t>
       </w:r>
     </w:p>
     <w:p>
@@ -478,6 +519,17 @@
         <w:rPr>
           <w:color w:val="3A2A1E"/>
         </w:rPr>
+        <w:t>Yolu Bul: parmakla yol takibi; şerit kalınlığı, biçim havuzu ve kıvrım sayısı banda göre değişiyor</w:t>
+      </w:r>
+    </w:p>
+    <w:p>
+      <w:pPr>
+        <w:pStyle w:val="ListBullet"/>
+      </w:pPr>
+      <w:r>
+        <w:rPr>
+          <w:color w:val="3A2A1E"/>
+        </w:rPr>
         <w:t>Avatarlar: 32 emoji, üç tematik grup, her yerde renkli rozet olarak</w:t>
       </w:r>
     </w:p>
@@ -600,35 +652,13 @@
           <w:b/>
           <w:color w:val="3A2A1E"/>
         </w:rPr>
-        <w:t>Öncelik 3 — Faz 2, kalan iki oyun.</w:t>
+        <w:t>Öncelik 3 — Faz 2, kalan tek oyun.</w:t>
       </w:r>
       <w:r>
         <w:rPr>
           <w:color w:val="3A2A1E"/>
         </w:rPr>
-        <w:t xml:space="preserve"> İkisi de canvas:</w:t>
-      </w:r>
-    </w:p>
-    <w:p>
-      <w:pPr>
-        <w:pStyle w:val="ListNumber"/>
-      </w:pPr>
-      <w:r>
-        <w:rPr>
-          <w:color w:val="3A2A1E"/>
-        </w:rPr>
-        <w:t>Yolu Bul (serbest çizgi takibi — parmağın yoldan ne kadar saptığı)</w:t>
-      </w:r>
-    </w:p>
-    <w:p>
-      <w:pPr>
-        <w:pStyle w:val="ListNumber"/>
-      </w:pPr>
-      <w:r>
-        <w:rPr>
-          <w:color w:val="3A2A1E"/>
-        </w:rPr>
-        <w:t>Yapboz (parça kesme; en zoru, sona bırakıldı)</w:t>
+        <w:t xml:space="preserve"> Yapboz (canvas + parça kesme); en zoru olduğu için sona bırakıldı.</w:t>
       </w:r>
     </w:p>
     <w:p>
@@ -789,7 +819,7 @@
         <w:rPr>
           <w:color w:val="3A2A1E"/>
         </w:rPr>
-        <w:t>Son üç oturumun oyunları (Say ve Eşleştir, Sırayı Tekrarla, Sepeti Tut) gerçek ekranda oynanmadı; yalnızca Windows ve Android'de derlendi</w:t>
+        <w:t>Son dört oturumun oyunları (Say ve Eşleştir, Sırayı Tekrarla, Sepeti Tut, Yolu Bul) gerçek ekranda oynanmadı; yalnızca Windows ve Android'de derlendi</w:t>
       </w:r>
     </w:p>
     <w:p>

--- a/ilerleme notu.docx
+++ b/ilerleme notu.docx
@@ -41,9 +41,16 @@
       <w:pPr/>
       <w:r>
         <w:rPr>
+          <w:b/>
           <w:color w:val="3A2A1E"/>
         </w:rPr>
-        <w:t>Faz 1 tamamlandı, Faz 2'den yalnızca Yapboz kaldı. Uygulama Android tablette uçtan uca çalışıyor: çocuk profili oluşturuluyor, oyun seçiliyor, oynanıyor, yıldız kazanılıyor ve kayıt cihazda tutuluyor. Dokuz mini oyun oynanabilir durumda. Kütüphane beş etkileşim türünün beşini de kapsıyor.</w:t>
+        <w:t>Faz 2 bitti: on oyunun onu da oynanabilir.</w:t>
+      </w:r>
+      <w:r>
+        <w:rPr>
+          <w:color w:val="3A2A1E"/>
+        </w:rPr>
+        <w:t xml:space="preserve"> Uygulama Android tablette uçtan uca çalışıyor — çocuk profili oluşturuluyor, oyun seçiliyor, oynanıyor, yıldız kazanılıyor ve kayıt cihazda tutuluyor. Katalogda artık "yakında" olarak duran hiçbir oyun yok ve kütüphane beş etkileşim türünün beşini de kapsıyor.</w:t>
       </w:r>
     </w:p>
     <w:p>
@@ -53,7 +60,23 @@
           <w:b/>
           <w:color w:val="3A2A1E"/>
         </w:rPr>
-        <w:t>Son oturumda yapılan — Yolu Bul:</w:t>
+        <w:t>Bundan sonrası oyun eklemek değil, olanı yayına hazırlamak.</w:t>
+      </w:r>
+      <w:r>
+        <w:rPr>
+          <w:color w:val="3A2A1E"/>
+        </w:rPr>
+        <w:t xml:space="preserve"> Kalan üç şey — ses varlıkları, gerçek satın alma ve mağaza hazırlığı — 4. bölümde.</w:t>
+      </w:r>
+    </w:p>
+    <w:p>
+      <w:pPr/>
+      <w:r>
+        <w:rPr>
+          <w:b/>
+          <w:color w:val="3A2A1E"/>
+        </w:rPr>
+        <w:t>Son oturumda yapılan — Yapboz:</w:t>
       </w:r>
     </w:p>
     <w:p>
@@ -62,20 +85,20 @@
         <w:rPr>
           <w:color w:val="3A2A1E"/>
         </w:rPr>
-        <w:t xml:space="preserve">Ekranda bir yol duruyor; çocuk parmağını başlangıca koyup yolu takip ederek sona götürüyor. Kütüphanenin tek </w:t>
+        <w:t xml:space="preserve">Tahtada boş yuvalar duruyor, altta sıradaki parça bekliyor; çocuk parçayı yuvasına sürüklüyor. Parçalar Şekil Ayırma'daki gibi </w:t>
       </w:r>
       <w:r>
         <w:rPr>
           <w:b/>
           <w:color w:val="3A2A1E"/>
         </w:rPr>
-        <w:t>Trace</w:t>
+        <w:t>sırayla</w:t>
       </w:r>
       <w:r>
         <w:rPr>
           <w:color w:val="3A2A1E"/>
         </w:rPr>
-        <w:t xml:space="preserve"> oyunu ve yazı öncesi becerinin doğrudan karşılığı: çizgi, eğri ve köşe takip etmek kalem tutmanın hazırlığı.</w:t>
+        <w:t xml:space="preserve"> geliyor: on altı parçayı aynı anda ekrana dökmek bu yaş grubunda dağıtıyor.</w:t>
       </w:r>
     </w:p>
     <w:p>
@@ -84,61 +107,33 @@
         <w:rPr>
           <w:color w:val="3A2A1E"/>
         </w:rPr>
-        <w:t>Üç karar oyunun tamamını belirliyor:</w:t>
+        <w:t xml:space="preserve">Bandın asıl farkı </w:t>
       </w:r>
-    </w:p>
-    <w:p>
-      <w:pPr>
-        <w:pStyle w:val="ListBullet"/>
-      </w:pPr>
       <w:r>
         <w:rPr>
           <w:b/>
           <w:color w:val="3A2A1E"/>
         </w:rPr>
-        <w:t>İlerleme geri gitmiyor.</w:t>
+        <w:t>hayalet</w:t>
       </w:r>
       <w:r>
         <w:rPr>
           <w:color w:val="3A2A1E"/>
         </w:rPr>
-        <w:t xml:space="preserve"> Parmak geriye kayarsa ilerleme olduğu yerde kalıyor. Geri saymak, titreyen bir parmağın oyunu bitirememesi demekti.</w:t>
+        <w:t xml:space="preserve">: küçük bantlarda boş yuvaların altında resmin soluk bir kopyası duruyor ve oyun "resmi eşleştir" oluyor. Meşe'de hayalet yok, oyun "resmi kur"a dönüşüyor — parçanın yeri ancak yerleşmiş komşulara bakarak çıkarılıyor. Bu yüzden o bantta parçaların geliş sırası rastgele </w:t>
       </w:r>
-    </w:p>
-    <w:p>
-      <w:pPr>
-        <w:pStyle w:val="ListBullet"/>
-      </w:pPr>
       <w:r>
         <w:rPr>
           <w:b/>
           <w:color w:val="3A2A1E"/>
         </w:rPr>
-        <w:t>Parmak kalkarsa ilerleme korunuyor</w:t>
+        <w:t>olamıyor</w:t>
       </w:r>
       <w:r>
         <w:rPr>
           <w:color w:val="3A2A1E"/>
         </w:rPr>
-        <w:t xml:space="preserve"> ve kaldığı yere yeniden dokunup devam ediliyor — küçük çocuk parmağını uzun süre ekranda tutamıyor. Bu yüzden arayüz ilerlemenin ucunu nabız gibi atan bir işaretle gösteriyor; motor da yalnızca oraya konan parmağı kabul ediyor.</w:t>
-      </w:r>
-    </w:p>
-    <w:p>
-      <w:pPr>
-        <w:pStyle w:val="ListBullet"/>
-      </w:pPr>
-      <w:r>
-        <w:rPr>
-          <w:b/>
-          <w:color w:val="3A2A1E"/>
-        </w:rPr>
-        <w:t>Bir çıkış bir hata.</w:t>
-      </w:r>
-      <w:r>
-        <w:rPr>
-          <w:color w:val="3A2A1E"/>
-        </w:rPr>
-        <w:t xml:space="preserve"> Yoldan uzakta gezinen parmak saniyede altmış hata üretmiyor; yola dönünce kaldığı yerden devam ediyor.</w:t>
+        <w:t>: sıra bir köşeden başlıyor ve her parça yerleşmişlerden en az birine komşu geliyor. Olmasaydı ortadan gelen yalnız bir parçanın yerini çıkarmanın yolu olmazdı.</w:t>
       </w:r>
     </w:p>
     <w:p>
@@ -147,20 +142,7 @@
         <w:rPr>
           <w:color w:val="3A2A1E"/>
         </w:rPr>
-        <w:t xml:space="preserve">Yol </w:t>
-      </w:r>
-      <w:r>
-        <w:rPr>
-          <w:b/>
-          <w:color w:val="3A2A1E"/>
-        </w:rPr>
-        <w:t>birim kare</w:t>
-      </w:r>
-      <w:r>
-        <w:rPr>
-          <w:color w:val="3A2A1E"/>
-        </w:rPr>
-        <w:t xml:space="preserve"> içinde yaşıyor, arayüz o kareyi ekranın ortasına oturtuyor. Sebebi: "yoldan çıkmak" her yönde aynı mesafe olmalı, oysa ekran kare değil. Çizilen şerit kalınlığı da motorun toleransının tam iki katı — gördüğün yolun üstündeysen kabul, değilsen ret.</w:t>
+        <w:t>Resim bir varlık dosyası değil, tohumdan üretiliyor: uygulama hiç görsel varlık taşımıyor. Şekiller sarsılmış bir ızgaraya dağıtılıyor, rastgele serpilmiyor — serpme boş bölgeler bırakıyor ve düz zeminden ibaret kalan bir parçanın yeri hayaletsiz bantta bulunamıyor.</w:t>
       </w:r>
     </w:p>
     <w:p>
@@ -169,7 +151,42 @@
         <w:rPr>
           <w:color w:val="3A2A1E"/>
         </w:rPr>
-        <w:t>Yollar tek bir iskeletten türüyor: iki uç arasında bir eksen ve o eksene dik bir sapma (düz, kambur, dalga, zikzak). Bu yüzden yol kendi üstünden geçmiyor — geçseydi hem ilerlemenin hangi kolda olduğu belirsizleşirdi hem de çocuk "hangi yoldan gideceğim" diye takılırdı. Banda göre: yol sayısı (3/4/5), şerit kalınlığı (0.11 → 0.055), biçim havuzu (Meşe'de düz çizgi yok) ve kıvrım sayısı.</w:t>
+        <w:t xml:space="preserve">Kesim: her iç kenara bir tırnak, komşu kenar onun tersi. Tırnak, kenarın ortasına oturan bir dairenin </w:t>
+      </w:r>
+      <w:r>
+        <w:rPr>
+          <w:b/>
+          <w:color w:val="3A2A1E"/>
+        </w:rPr>
+        <w:t>büyük</w:t>
+      </w:r>
+      <w:r>
+        <w:rPr>
+          <w:color w:val="3A2A1E"/>
+        </w:rPr>
+        <w:t xml:space="preserve"> yayı; daire kenarı iki noktada kestiği için yay tam o boyunlardan başlayıp bitiyor ve ek birleştirme çizgisi gerekmiyor. Geometri ekranda gözle doğrulanamadığı için ayrıca sayısal olarak sınandı: tırnaklar doğru yöne taşıyor, komşu kenarlar birebir örtüşüyor ve küçük yay değil büyük yay seçiliyor.</w:t>
+      </w:r>
+    </w:p>
+    <w:p>
+      <w:pPr/>
+      <w:r>
+        <w:rPr>
+          <w:color w:val="3A2A1E"/>
+        </w:rPr>
+        <w:t xml:space="preserve">Yapboz, son üç oyunun aksine </w:t>
+      </w:r>
+      <w:r>
+        <w:rPr>
+          <w:b/>
+          <w:color w:val="3A2A1E"/>
+        </w:rPr>
+        <w:t>hedef süre taşıyor</w:t>
+      </w:r>
+      <w:r>
+        <w:rPr>
+          <w:color w:val="3A2A1E"/>
+        </w:rPr>
+        <w:t xml:space="preserve"> (Meşe, 150 sn): tahtanın tamamı en baştan görünüyor, bekleyecek bir gösterim ya da düşecek bir nesne yok, yani hızlı bitirmek gerçekten "daha çabuk çözdüm" demek.</w:t>
       </w:r>
     </w:p>
     <w:p>
@@ -185,7 +202,7 @@
         <w:rPr>
           <w:color w:val="3A2A1E"/>
         </w:rPr>
-        <w:t xml:space="preserve"> 207 test geçiyor · 10 oyun tanımlı, 9'u oynanabilir (Eşleştirme Kartları, Balon Patlatma, Şekil Ayırma, Harf Avı, Sayı Avı, Say ve Eşleştir, Sırayı Tekrarla, Sepeti Tut, Yolu Bul).</w:t>
+        <w:t xml:space="preserve"> 228 test geçiyor · 10 oyun tanımlı, 10'u oynanabilir.</w:t>
       </w:r>
     </w:p>
     <w:p>
@@ -201,35 +218,7 @@
         <w:rPr>
           <w:color w:val="3A2A1E"/>
         </w:rPr>
-        <w:t xml:space="preserve"> Yapboz — Faz 2'nin son oyunu ve en zoru. Yeni parçası görüntüyü parçalara kesmek ve her parçanın kendi yuvasını tanıması. </w:t>
-      </w:r>
-      <w:r>
-        <w:rPr>
-          <w:rFonts w:ascii="Consolas" w:hAnsi="Consolas"/>
-          <w:color w:val="3A2A1E"/>
-          <w:sz w:val="20"/>
-        </w:rPr>
-        <w:t>ShapeSortSurface</w:t>
-      </w:r>
-      <w:r>
-        <w:rPr>
-          <w:color w:val="3A2A1E"/>
-        </w:rPr>
-        <w:t xml:space="preserve">'ın sürükleme kalıbı ve </w:t>
-      </w:r>
-      <w:r>
-        <w:rPr>
-          <w:rFonts w:ascii="Consolas" w:hAnsi="Consolas"/>
-          <w:color w:val="3A2A1E"/>
-          <w:sz w:val="20"/>
-        </w:rPr>
-        <w:t>CountMatchSurface</w:t>
-      </w:r>
-      <w:r>
-        <w:rPr>
-          <w:color w:val="3A2A1E"/>
-        </w:rPr>
-        <w:t>'ın "yerine oturma" animasyonu hazır; asıl iş parça sınırlarının üretilmesi (dikdörtgen ızgara mı, geçmeli tırnak mı) ve parçanın doğru yuvaya yakın bırakıldığında kendiliğinden oturması. Adımlar için 8. bölüme bak.</w:t>
+        <w:t xml:space="preserve"> Artık kod değil, cihaz. Son beş oturumun oyunlarının hiçbiri gerçek ekranda oynanmadı; tabletti bir kez kurup onunu da baştan sona oynamak, bu noktada yapılabilecek en değerli iş. Sonra 4. bölümdeki öncelik sırası.</w:t>
       </w:r>
     </w:p>
     <w:p>
@@ -239,13 +228,62 @@
           <w:b/>
           <w:color w:val="3A2A1E"/>
         </w:rPr>
-        <w:t>Önce yapılması iyi olur:</w:t>
+        <w:t>Cihazda özellikle bakılacaklar:</w:t>
       </w:r>
+    </w:p>
+    <w:p>
+      <w:pPr>
+        <w:pStyle w:val="ListBullet"/>
+      </w:pPr>
       <w:r>
         <w:rPr>
           <w:color w:val="3A2A1E"/>
         </w:rPr>
-        <w:t xml:space="preserve"> Son dört oturumun oyunlarının hiçbiri gerçek ekranda oynanmadı, yalnızca derlendi (Windows + Android). Bakılacaklar: Say ve Eşleştir'de kart boyutu ve rakam tepsilerinin parmak isabeti; Sırayı Tekrarla'da 750 ms gösterim hızının Filiz bandında takip edilebilir olup olmadığı; Sepeti Tut'ta düşme hızının Fidan bandında adil olup olmadığı; Yolu Bul'da Meşe toleransının (0.055) parmak ucuyla gerçekten tutturulabilir olup olmadığı — bu dördü içinde en riskli olan bu, çünkü parmak ucu tablette zaten epey yer kaplıyor.</w:t>
+        <w:t>Say ve Eşleştir: kart boyutu ve rakam tepsilerinin parmak isabeti</w:t>
+      </w:r>
+    </w:p>
+    <w:p>
+      <w:pPr>
+        <w:pStyle w:val="ListBullet"/>
+      </w:pPr>
+      <w:r>
+        <w:rPr>
+          <w:color w:val="3A2A1E"/>
+        </w:rPr>
+        <w:t>Sırayı Tekrarla: 750 ms gösterim hızı Filiz bandında takip edilebiliyor mu</w:t>
+      </w:r>
+    </w:p>
+    <w:p>
+      <w:pPr>
+        <w:pStyle w:val="ListBullet"/>
+      </w:pPr>
+      <w:r>
+        <w:rPr>
+          <w:color w:val="3A2A1E"/>
+        </w:rPr>
+        <w:t>Sepeti Tut: düşme hızı Fidan bandında adil mi, sepet parmağı gecikmeden takip ediyor mu</w:t>
+      </w:r>
+    </w:p>
+    <w:p>
+      <w:pPr>
+        <w:pStyle w:val="ListBullet"/>
+      </w:pPr>
+      <w:r>
+        <w:rPr>
+          <w:color w:val="3A2A1E"/>
+        </w:rPr>
+        <w:t>Yolu Bul: Meşe toleransı (0.055) parmak ucuyla tutturulabiliyor mu — parmak ucu tablette zaten epey yer kaplıyor, bunların en riskli olanı bu</w:t>
+      </w:r>
+    </w:p>
+    <w:p>
+      <w:pPr>
+        <w:pStyle w:val="ListBullet"/>
+      </w:pPr>
+      <w:r>
+        <w:rPr>
+          <w:color w:val="3A2A1E"/>
+        </w:rPr>
+        <w:t>Yapboz: Meşe'nin on altı parçası bir turu fazla uzatıyor mu, ve tepsideki küçültülmüş parça hangi parça olduğu anlaşılacak kadar okunuyor mu</w:t>
       </w:r>
     </w:p>
     <w:p>
@@ -530,6 +568,17 @@
         <w:rPr>
           <w:color w:val="3A2A1E"/>
         </w:rPr>
+        <w:t>Yapboz: tohumdan üretilen resim, geçmeli tırnaklı kesim; hayalet ve parça sırası banda göre değişiyor</w:t>
+      </w:r>
+    </w:p>
+    <w:p>
+      <w:pPr>
+        <w:pStyle w:val="ListBullet"/>
+      </w:pPr>
+      <w:r>
+        <w:rPr>
+          <w:color w:val="3A2A1E"/>
+        </w:rPr>
         <w:t>Avatarlar: 32 emoji, üç tematik grup, her yerde renkli rozet olarak</w:t>
       </w:r>
     </w:p>
@@ -589,10 +638,49 @@
       <w:pPr/>
       <w:r>
         <w:rPr>
+          <w:color w:val="3A2A1E"/>
+        </w:rPr>
+        <w:t>Oyun kütüphanesi bitti; buradan sonrası yayın işi.</w:t>
+      </w:r>
+    </w:p>
+    <w:p>
+      <w:pPr/>
+      <w:r>
+        <w:rPr>
           <w:b/>
           <w:color w:val="3A2A1E"/>
         </w:rPr>
-        <w:t>Öncelik 1 — Ses varlıkları.</w:t>
+        <w:t>Öncelik 1 — Fiziksel cihaz testi.</w:t>
+      </w:r>
+      <w:r>
+        <w:rPr>
+          <w:color w:val="3A2A1E"/>
+        </w:rPr>
+        <w:t xml:space="preserve"> Artık en acil olan bu. Şimdiye kadar yalnızca tablet emülatöründe koştu ve son beş oturumun oyunları hiç oynanmadı. Parmak isabeti ve gerçek kare hızı ancak cihazda ölçülebilir. Tableti USB'den tak, hata ayıklamayı aç, </w:t>
+      </w:r>
+      <w:r>
+        <w:rPr>
+          <w:rFonts w:ascii="Consolas" w:hAnsi="Consolas"/>
+          <w:color w:val="3A2A1E"/>
+          <w:sz w:val="20"/>
+        </w:rPr>
+        <w:t>dotnet build src/Ploofy.App/Ploofy.App.csproj -f net9.0-android -t:Run</w:t>
+      </w:r>
+      <w:r>
+        <w:rPr>
+          <w:color w:val="3A2A1E"/>
+        </w:rPr>
+        <w:t>. Bakılacaklar 1. bölümün sonunda.</w:t>
+      </w:r>
+    </w:p>
+    <w:p>
+      <w:pPr/>
+      <w:r>
+        <w:rPr>
+          <w:b/>
+          <w:color w:val="3A2A1E"/>
+        </w:rPr>
+        <w:t>Öncelik 2 — Ses varlıkları.</w:t>
       </w:r>
       <w:r>
         <w:rPr>
@@ -622,53 +710,7 @@
           <w:b/>
           <w:color w:val="3A2A1E"/>
         </w:rPr>
-        <w:t>Öncelik 2 — Fiziksel cihaz testi.</w:t>
-      </w:r>
-      <w:r>
-        <w:rPr>
-          <w:color w:val="3A2A1E"/>
-        </w:rPr>
-        <w:t xml:space="preserve"> Şimdiye kadar yalnızca tablet emülatöründe koştu. Parmak isabeti (özellikle Filiz bandındaki balon boyutu) ve gerçek kare hızı ancak cihazda ölçülebilir. Tableti USB'den tak, hata ayıklamayı aç, </w:t>
-      </w:r>
-      <w:r>
-        <w:rPr>
-          <w:rFonts w:ascii="Consolas" w:hAnsi="Consolas"/>
-          <w:color w:val="3A2A1E"/>
-          <w:sz w:val="20"/>
-        </w:rPr>
-        <w:t>dotnet build src/Ploofy.App/Ploofy.App.csproj -f net9.0-android -t:Run</w:t>
-      </w:r>
-      <w:r>
-        <w:rPr>
-          <w:color w:val="3A2A1E"/>
-        </w:rPr>
-        <w:t>.</w:t>
-      </w:r>
-    </w:p>
-    <w:p>
-      <w:pPr/>
-      <w:r>
-        <w:rPr>
-          <w:b/>
-          <w:color w:val="3A2A1E"/>
-        </w:rPr>
-        <w:t>Öncelik 3 — Faz 2, kalan tek oyun.</w:t>
-      </w:r>
-      <w:r>
-        <w:rPr>
-          <w:color w:val="3A2A1E"/>
-        </w:rPr>
-        <w:t xml:space="preserve"> Yapboz (canvas + parça kesme); en zoru olduğu için sona bırakıldı.</w:t>
-      </w:r>
-    </w:p>
-    <w:p>
-      <w:pPr/>
-      <w:r>
-        <w:rPr>
-          <w:b/>
-          <w:color w:val="3A2A1E"/>
-        </w:rPr>
-        <w:t>Öncelik 4 — Abonelik.</w:t>
+        <w:t>Öncelik 3 — Abonelik.</w:t>
       </w:r>
       <w:r>
         <w:rPr>
@@ -712,7 +754,7 @@
           <w:b/>
           <w:color w:val="3A2A1E"/>
         </w:rPr>
-        <w:t>Öncelik 5 — iOS.</w:t>
+        <w:t>Öncelik 4 — iOS.</w:t>
       </w:r>
       <w:r>
         <w:rPr>
@@ -728,7 +770,7 @@
           <w:b/>
           <w:color w:val="3A2A1E"/>
         </w:rPr>
-        <w:t>Öncelik 6 — Yayın hazırlığı.</w:t>
+        <w:t>Öncelik 5 — Yayın hazırlığı.</w:t>
       </w:r>
       <w:r>
         <w:rPr>
@@ -819,7 +861,7 @@
         <w:rPr>
           <w:color w:val="3A2A1E"/>
         </w:rPr>
-        <w:t>Son dört oturumun oyunları (Say ve Eşleştir, Sırayı Tekrarla, Sepeti Tut, Yolu Bul) gerçek ekranda oynanmadı; yalnızca Windows ve Android'de derlendi</w:t>
+        <w:t>Son beş oturumun oyunları (Say ve Eşleştir, Sırayı Tekrarla, Sepeti Tut, Yolu Bul, Yapboz) gerçek ekranda oynanmadı; yalnızca Windows ve Android'de derlendi. Listenin en uzun maddesi bu ve artık en önemlisi</w:t>
       </w:r>
     </w:p>
     <w:p>
@@ -1223,6 +1265,24 @@
           <w:color w:val="3A2A1E"/>
         </w:rPr>
         <w:t>.</w:t>
+      </w:r>
+    </w:p>
+    <w:p>
+      <w:pPr>
+        <w:pStyle w:val="ListBullet"/>
+      </w:pPr>
+      <w:r>
+        <w:rPr>
+          <w:b/>
+          <w:color w:val="3A2A1E"/>
+        </w:rPr>
+        <w:t>Gözle doğrulanamayan geometri sayıyla doğrulanır.</w:t>
+      </w:r>
+      <w:r>
+        <w:rPr>
+          <w:color w:val="3A2A1E"/>
+        </w:rPr>
+        <w:t xml:space="preserve"> Yapbozun tırnak kesimi doğru mu, ancak ekrana bakarak anlaşılırdı — ve ekran yoktu. Yerine matematiğin kopyası küçük bir konsol programına alınıp üç şey sınandı: tırnak doğru yöne taşıyor mu, komşu iki kenar birebir örtüşüyor mu, ve dairenin büyük yayı mı seçiliyor. Üçü de tek satırlık bir işaret hatasıyla bozulabilecek şeylerdi. Aynı yol, çizim koduna dokunan her değişiklikte işe yarar.</w:t>
       </w:r>
     </w:p>
     <w:p>

--- a/ilerleme notu.docx
+++ b/ilerleme notu.docx
@@ -212,78 +212,121 @@
           <w:b/>
           <w:color w:val="3A2A1E"/>
         </w:rPr>
-        <w:t>Buradan başla:</w:t>
+        <w:t>Android'de çalıştırıldı (26.08.2026).</w:t>
       </w:r>
       <w:r>
         <w:rPr>
           <w:color w:val="3A2A1E"/>
         </w:rPr>
-        <w:t xml:space="preserve"> Artık kod değil, cihaz. Son beş oturumun oyunlarının hiçbiri gerçek ekranda oynanmadı; tabletti bir kez kurup onunu da baştan sona oynamak, bu noktada yapılabilecek en değerli iş. Sonra 4. bölümdeki öncelik sırası.</w:t>
+        <w:t xml:space="preserve"> Beş yeni oyunun beşi de tablet emülatöründe açıldı, çizildi ve dokunuşa cevap verdi; Yolu Bul'da bir tur, Sepeti Tut'ta bir tur ve Yapboz'da bir parça uçtan uca oynandı, yıldız kaydı ve sonuç ekranı çalıştı. Üç kusur bulundu ve üçü de düzeltildi:</w:t>
+      </w:r>
+    </w:p>
+    <w:p>
+      <w:pPr>
+        <w:pStyle w:val="ListNumber"/>
+      </w:pPr>
+      <w:r>
+        <w:rPr>
+          <w:b/>
+          <w:color w:val="3A2A1E"/>
+        </w:rPr>
+        <w:t>Yolu Bul'da geri kayma yoldan çıkmak sayılıyordu.</w:t>
+      </w:r>
+      <w:r>
+        <w:rPr>
+          <w:color w:val="3A2A1E"/>
+        </w:rPr>
+        <w:t xml:space="preserve"> Parmağın yola oturduğu yer yalnızca </w:t>
+      </w:r>
+      <w:r>
+        <w:rPr>
+          <w:rFonts w:ascii="Consolas" w:hAnsi="Consolas"/>
+          <w:color w:val="3A2A1E"/>
+          <w:sz w:val="20"/>
+        </w:rPr>
+        <w:t>[şu an - 2, şu an + 10]</w:t>
+      </w:r>
+      <w:r>
+        <w:rPr>
+          <w:color w:val="3A2A1E"/>
+        </w:rPr>
+        <w:t xml:space="preserve"> penceresinde aranıyordu; iki parçadan (yolun ~%1,7'si) fazla geri kayan parmak "çıktın" alıyor ve Meşe'de bu bir hata puanına dönüyordu — o kadar geri kayma beş yaşındaki bir çocuğun titremesi kadar bir mesafe. Üstelik ilerleme o noktada kilitlenip kalabiliyordu. Pencere artık yalnızca ileriyi sınırlıyor; geriye doğru yolun tamamı açık. İleri atlamayı engelleyen kural aynen duruyor.</w:t>
+      </w:r>
+    </w:p>
+    <w:p>
+      <w:pPr>
+        <w:pStyle w:val="ListNumber"/>
+      </w:pPr>
+      <w:r>
+        <w:rPr>
+          <w:b/>
+          <w:color w:val="3A2A1E"/>
+        </w:rPr>
+        <w:t>Yapbozda "sıradaki parça" önizlemesi çizim hatası gibi görünüyordu.</w:t>
+      </w:r>
+      <w:r>
+        <w:rPr>
+          <w:color w:val="3A2A1E"/>
+        </w:rPr>
+        <w:t xml:space="preserve"> Şekil Ayırma'da parçalar küçük olduğu için arkadaki soluk parça okunuyor; yapbozda parça tepsinin tamamını kaplıyor ve arkadaki yalnızca tırnağıyla farklı renkte dışarı taşıyordu. Kaldırıldı.</w:t>
+      </w:r>
+    </w:p>
+    <w:p>
+      <w:pPr>
+        <w:pStyle w:val="ListNumber"/>
+      </w:pPr>
+      <w:r>
+        <w:rPr>
+          <w:b/>
+          <w:color w:val="3A2A1E"/>
+        </w:rPr>
+        <w:t>Tepsideki parça hücreye göre ölçekleniyordu</w:t>
+      </w:r>
+      <w:r>
+        <w:rPr>
+          <w:color w:val="3A2A1E"/>
+        </w:rPr>
+        <w:t>, oysa parça tırnaklarıyla birlikte hücreden %30 büyük — tepsiden taşıyordu.</w:t>
+      </w:r>
+    </w:p>
+    <w:p>
+      <w:pPr>
+        <w:pStyle w:val="ListNumber"/>
+      </w:pPr>
+      <w:r>
+        <w:rPr>
+          <w:b/>
+          <w:color w:val="3A2A1E"/>
+        </w:rPr>
+        <w:t>Say ve Eşleştir'de kart sabit yükseklikteydi.</w:t>
+      </w:r>
+      <w:r>
+        <w:rPr>
+          <w:color w:val="3A2A1E"/>
+        </w:rPr>
+        <w:t xml:space="preserve"> Tek sıralık bir küme (5 ve altı nesne) kartın ortasında asılı kalıp altında yarım ekranlık boşluk bırakıyordu. Kart artık sıra sayısına göre yükseliyor ve altı sabit bir yerde duruyor.</w:t>
       </w:r>
     </w:p>
     <w:p>
       <w:pPr/>
       <w:r>
         <w:rPr>
+          <w:color w:val="3A2A1E"/>
+        </w:rPr>
+        <w:t xml:space="preserve">Kalan sorular hâlâ </w:t>
+      </w:r>
+      <w:r>
+        <w:rPr>
           <w:b/>
           <w:color w:val="3A2A1E"/>
         </w:rPr>
-        <w:t>Cihazda özellikle bakılacaklar:</w:t>
+        <w:t>gerçek tablet</w:t>
       </w:r>
-    </w:p>
-    <w:p>
-      <w:pPr>
-        <w:pStyle w:val="ListBullet"/>
-      </w:pPr>
       <w:r>
         <w:rPr>
           <w:color w:val="3A2A1E"/>
         </w:rPr>
-        <w:t>Say ve Eşleştir: kart boyutu ve rakam tepsilerinin parmak isabeti</w:t>
-      </w:r>
-    </w:p>
-    <w:p>
-      <w:pPr>
-        <w:pStyle w:val="ListBullet"/>
-      </w:pPr>
-      <w:r>
-        <w:rPr>
-          <w:color w:val="3A2A1E"/>
-        </w:rPr>
-        <w:t>Sırayı Tekrarla: 750 ms gösterim hızı Filiz bandında takip edilebiliyor mu</w:t>
-      </w:r>
-    </w:p>
-    <w:p>
-      <w:pPr>
-        <w:pStyle w:val="ListBullet"/>
-      </w:pPr>
-      <w:r>
-        <w:rPr>
-          <w:color w:val="3A2A1E"/>
-        </w:rPr>
-        <w:t>Sepeti Tut: düşme hızı Fidan bandında adil mi, sepet parmağı gecikmeden takip ediyor mu</w:t>
-      </w:r>
-    </w:p>
-    <w:p>
-      <w:pPr>
-        <w:pStyle w:val="ListBullet"/>
-      </w:pPr>
-      <w:r>
-        <w:rPr>
-          <w:color w:val="3A2A1E"/>
-        </w:rPr>
-        <w:t>Yolu Bul: Meşe toleransı (0.055) parmak ucuyla tutturulabiliyor mu — parmak ucu tablette zaten epey yer kaplıyor, bunların en riskli olanı bu</w:t>
-      </w:r>
-    </w:p>
-    <w:p>
-      <w:pPr>
-        <w:pStyle w:val="ListBullet"/>
-      </w:pPr>
-      <w:r>
-        <w:rPr>
-          <w:color w:val="3A2A1E"/>
-        </w:rPr>
-        <w:t>Yapboz: Meşe'nin on altı parçası bir turu fazla uzatıyor mu, ve tepsideki küçültülmüş parça hangi parça olduğu anlaşılacak kadar okunuyor mu</w:t>
+        <w:t xml:space="preserve"> gerektiriyor; emülatörde ölçülemeyen tek şey parmak: Meşe'de Yolu Bul'un 0,055 toleransı ve Sepeti Tut'un düşme hızı gerçek elle denenmedi.</w:t>
       </w:r>
     </w:p>
     <w:p>
@@ -861,7 +904,50 @@
         <w:rPr>
           <w:color w:val="3A2A1E"/>
         </w:rPr>
-        <w:t>Son beş oturumun oyunları (Say ve Eşleştir, Sırayı Tekrarla, Sepeti Tut, Yolu Bul, Yapboz) gerçek ekranda oynanmadı; yalnızca Windows ve Android'de derlendi. Listenin en uzun maddesi bu ve artık en önemlisi</w:t>
+        <w:t>Gerçek tablette hiç denenmedi; şimdiye kadar yalnızca emülatör. Parmak isabeti emülatörde ölçülemiyor (özellikle Yolu Bul'un Meşe toleransı)</w:t>
+      </w:r>
+    </w:p>
+    <w:p>
+      <w:pPr>
+        <w:pStyle w:val="ListBullet"/>
+      </w:pPr>
+      <w:r>
+        <w:rPr>
+          <w:b/>
+          <w:color w:val="3A2A1E"/>
+        </w:rPr>
+        <w:t>Ekran yönü kilitli değil.</w:t>
+      </w:r>
+      <w:r>
+        <w:rPr>
+          <w:color w:val="3A2A1E"/>
+        </w:rPr>
+        <w:t xml:space="preserve"> Emülatörde dikey çalıştı ve oyunların çoğunda ortada büyük boşluklar kaldı; yerleşim değerleri yatay tablet düşünülerek seçilmişti. Ya yön kilitlenmeli ya da dikey için ayrı yerleşim gerekiyor. Kararı ertelendi çünkü ürün kararı: uygulama yalnızca yatay mı çalışacak?</w:t>
+      </w:r>
+    </w:p>
+    <w:p>
+      <w:pPr>
+        <w:pStyle w:val="ListBullet"/>
+      </w:pPr>
+      <w:r>
+        <w:rPr>
+          <w:color w:val="3A2A1E"/>
+        </w:rPr>
+        <w:t xml:space="preserve">İngilizcede "1 stars in total" yazıyor; </w:t>
+      </w:r>
+      <w:r>
+        <w:rPr>
+          <w:rFonts w:ascii="Consolas" w:hAnsi="Consolas"/>
+          <w:color w:val="3A2A1E"/>
+          <w:sz w:val="20"/>
+        </w:rPr>
+        <w:t>TotalStars</w:t>
+      </w:r>
+      <w:r>
+        <w:rPr>
+          <w:color w:val="3A2A1E"/>
+        </w:rPr>
+        <w:t xml:space="preserve"> metni tekil/çoğul ayrımı yapmıyor. Türkçe ve Almanca'da sorun yok</w:t>
       </w:r>
     </w:p>
     <w:p>
@@ -1283,6 +1369,126 @@
           <w:color w:val="3A2A1E"/>
         </w:rPr>
         <w:t xml:space="preserve"> Yapbozun tırnak kesimi doğru mu, ancak ekrana bakarak anlaşılırdı — ve ekran yoktu. Yerine matematiğin kopyası küçük bir konsol programına alınıp üç şey sınandı: tırnak doğru yöne taşıyor mu, komşu iki kenar birebir örtüşüyor mu, ve dairenin büyük yayı mı seçiliyor. Üçü de tek satırlık bir işaret hatasıyla bozulabilecek şeylerdi. Aynı yol, çizim koduna dokunan her değişiklikte işe yarar.</w:t>
+      </w:r>
+    </w:p>
+    <w:p>
+      <w:pPr>
+        <w:pStyle w:val="ListBullet"/>
+      </w:pPr>
+      <w:r>
+        <w:rPr>
+          <w:b/>
+          <w:color w:val="3A2A1E"/>
+        </w:rPr>
+        <w:t>Git Bash adb'nin cihaz yollarını bozuyor.</w:t>
+      </w:r>
+      <w:r>
+        <w:rPr>
+          <w:color w:val="3A2A1E"/>
+        </w:rPr>
+        <w:t xml:space="preserve"> </w:t>
+      </w:r>
+      <w:r>
+        <w:rPr>
+          <w:rFonts w:ascii="Consolas" w:hAnsi="Consolas"/>
+          <w:color w:val="3A2A1E"/>
+          <w:sz w:val="20"/>
+        </w:rPr>
+        <w:t>adb push x /data/local/tmp/x</w:t>
+      </w:r>
+      <w:r>
+        <w:rPr>
+          <w:color w:val="3A2A1E"/>
+        </w:rPr>
+        <w:t xml:space="preserve"> çağrısında Git Bash </w:t>
+      </w:r>
+      <w:r>
+        <w:rPr>
+          <w:rFonts w:ascii="Consolas" w:hAnsi="Consolas"/>
+          <w:color w:val="3A2A1E"/>
+          <w:sz w:val="20"/>
+        </w:rPr>
+        <w:t>/data/...</w:t>
+      </w:r>
+      <w:r>
+        <w:rPr>
+          <w:color w:val="3A2A1E"/>
+        </w:rPr>
+        <w:t xml:space="preserve"> yolunu Windows yoluna çeviriyor ve "remote secure_mkdirs() failed" hatası geliyor. Başına </w:t>
+      </w:r>
+      <w:r>
+        <w:rPr>
+          <w:rFonts w:ascii="Consolas" w:hAnsi="Consolas"/>
+          <w:color w:val="3A2A1E"/>
+          <w:sz w:val="20"/>
+        </w:rPr>
+        <w:t>MSYS_NO_PATHCONV=1</w:t>
+      </w:r>
+      <w:r>
+        <w:rPr>
+          <w:color w:val="3A2A1E"/>
+        </w:rPr>
+        <w:t xml:space="preserve"> koymak yetiyor. </w:t>
+      </w:r>
+      <w:r>
+        <w:rPr>
+          <w:rFonts w:ascii="Consolas" w:hAnsi="Consolas"/>
+          <w:color w:val="3A2A1E"/>
+          <w:sz w:val="20"/>
+        </w:rPr>
+        <w:t>adb shell input tap</w:t>
+      </w:r>
+      <w:r>
+        <w:rPr>
+          <w:color w:val="3A2A1E"/>
+        </w:rPr>
+        <w:t xml:space="preserve"> gibi yol içermeyen çağrılar etkilenmiyor.</w:t>
+      </w:r>
+    </w:p>
+    <w:p>
+      <w:pPr>
+        <w:pStyle w:val="ListBullet"/>
+      </w:pPr>
+      <w:r>
+        <w:rPr>
+          <w:b/>
+          <w:color w:val="3A2A1E"/>
+        </w:rPr>
+        <w:t>Emülatörde `adb shell input motionevent` ile eğri çizilebiliyor.</w:t>
+      </w:r>
+      <w:r>
+        <w:rPr>
+          <w:color w:val="3A2A1E"/>
+        </w:rPr>
+        <w:t xml:space="preserve"> </w:t>
+      </w:r>
+      <w:r>
+        <w:rPr>
+          <w:rFonts w:ascii="Consolas" w:hAnsi="Consolas"/>
+          <w:color w:val="3A2A1E"/>
+          <w:sz w:val="20"/>
+        </w:rPr>
+        <w:t>input swipe</w:t>
+      </w:r>
+      <w:r>
+        <w:rPr>
+          <w:color w:val="3A2A1E"/>
+        </w:rPr>
+        <w:t xml:space="preserve"> yalnızca düz çizgi; eğri bir yolu takip etmek için DOWN/MOVE/UP dizisini bir betiğe yazıp cihaza gönderip </w:t>
+      </w:r>
+      <w:r>
+        <w:rPr>
+          <w:rFonts w:ascii="Consolas" w:hAnsi="Consolas"/>
+          <w:color w:val="3A2A1E"/>
+          <w:sz w:val="20"/>
+        </w:rPr>
+        <w:t>sh</w:t>
+      </w:r>
+      <w:r>
+        <w:rPr>
+          <w:color w:val="3A2A1E"/>
+        </w:rPr>
+        <w:t xml:space="preserve"> ile çalıştırmak gerekiyor. Yolu Bul'un tur tamamlaması böyle doğrulandı.</w:t>
       </w:r>
     </w:p>
     <w:p>

--- a/ilerleme notu.docx
+++ b/ilerleme notu.docx
@@ -311,6 +311,59 @@
       <w:pPr/>
       <w:r>
         <w:rPr>
+          <w:b/>
+          <w:color w:val="3A2A1E"/>
+        </w:rPr>
+        <w:t>Ekran yönü yatayda kilitlendi.</w:t>
+      </w:r>
+      <w:r>
+        <w:rPr>
+          <w:color w:val="3A2A1E"/>
+        </w:rPr>
+        <w:t xml:space="preserve"> Emülatörde dikey çalıştığında oyunların ortasında yarım ekranlık boşluklar kaldığı görüldü; bütün yerleşimler yatay tablet düşünülerek ölçülmüştü. Android'de </w:t>
+      </w:r>
+      <w:r>
+        <w:rPr>
+          <w:rFonts w:ascii="Consolas" w:hAnsi="Consolas"/>
+          <w:color w:val="3A2A1E"/>
+          <w:sz w:val="20"/>
+        </w:rPr>
+        <w:t>SensorLandscape</w:t>
+      </w:r>
+      <w:r>
+        <w:rPr>
+          <w:color w:val="3A2A1E"/>
+        </w:rPr>
+        <w:t xml:space="preserve"> (kilitli ama iki yön de serbest, çocuk tableti ters çevirince görüntü dönüyor), iOS'ta </w:t>
+      </w:r>
+      <w:r>
+        <w:rPr>
+          <w:rFonts w:ascii="Consolas" w:hAnsi="Consolas"/>
+          <w:color w:val="3A2A1E"/>
+          <w:sz w:val="20"/>
+        </w:rPr>
+        <w:t>Info.plist</w:t>
+      </w:r>
+      <w:r>
+        <w:rPr>
+          <w:color w:val="3A2A1E"/>
+        </w:rPr>
+        <w:t xml:space="preserve"> yalnızca yatay. İki yönü birden desteklemek her oyun için ikinci bir yerleşim yazmak demekti.</w:t>
+      </w:r>
+    </w:p>
+    <w:p>
+      <w:pPr/>
+      <w:r>
+        <w:rPr>
+          <w:color w:val="3A2A1E"/>
+        </w:rPr>
+        <w:t>Kilitledikten sonra ana ekranda kartların ekran boyu şeritlere dönüştüğü görüldü: sütun sayısı sabit ikiydi. Artık genişliğe göre — 900 birimin altında iki, üstünde üç sütun.</w:t>
+      </w:r>
+    </w:p>
+    <w:p>
+      <w:pPr/>
+      <w:r>
+        <w:rPr>
           <w:color w:val="3A2A1E"/>
         </w:rPr>
         <w:t xml:space="preserve">Kalan sorular hâlâ </w:t>
@@ -502,6 +555,17 @@
           <w:color w:val="3A2A1E"/>
         </w:rPr>
         <w:t>Üç dil (tr/en/de), ayarlardan çalışırken değiştirilebiliyor</w:t>
+      </w:r>
+    </w:p>
+    <w:p>
+      <w:pPr>
+        <w:pStyle w:val="ListBullet"/>
+      </w:pPr>
+      <w:r>
+        <w:rPr>
+          <w:color w:val="3A2A1E"/>
+        </w:rPr>
+        <w:t>Ekran yatayda kilitli; ana ekran sütun sayısını genişliğe göre seçiyor</w:t>
       </w:r>
     </w:p>
     <w:p>
@@ -913,16 +977,22 @@
       </w:pPr>
       <w:r>
         <w:rPr>
+          <w:color w:val="3A2A1E"/>
+        </w:rPr>
+        <w:t xml:space="preserve">Uygulama yalnızca </w:t>
+      </w:r>
+      <w:r>
+        <w:rPr>
           <w:b/>
           <w:color w:val="3A2A1E"/>
         </w:rPr>
-        <w:t>Ekran yönü kilitli değil.</w:t>
+        <w:t>yatay</w:t>
       </w:r>
       <w:r>
         <w:rPr>
           <w:color w:val="3A2A1E"/>
         </w:rPr>
-        <w:t xml:space="preserve"> Emülatörde dikey çalıştı ve oyunların çoğunda ortada büyük boşluklar kaldı; yerleşim değerleri yatay tablet düşünülerek seçilmişti. Ya yön kilitlenmeli ya da dikey için ayrı yerleşim gerekiyor. Kararı ertelendi çünkü ürün kararı: uygulama yalnızca yatay mı çalışacak?</w:t>
+        <w:t xml:space="preserve"> çalışıyor. Dikey desteklenmiyor ve desteklenecekse her oyun için ikinci bir yerleşim gerekiyor</w:t>
       </w:r>
     </w:p>
     <w:p>

--- a/ilerleme notu.docx
+++ b/ilerleme notu.docx
@@ -66,7 +66,7 @@
         <w:rPr>
           <w:color w:val="3A2A1E"/>
         </w:rPr>
-        <w:t xml:space="preserve"> Kalan üç şey — ses varlıkları, gerçek satın alma ve mağaza hazırlığı — 4. bölümde.</w:t>
+        <w:t xml:space="preserve"> Kalan işler — gerçek cihaz testi, ses varlıkları, gerçek satın alma ve mağaza hazırlığı — 4. bölümde.</w:t>
       </w:r>
     </w:p>
     <w:p>
@@ -76,7 +76,21 @@
           <w:b/>
           <w:color w:val="3A2A1E"/>
         </w:rPr>
-        <w:t>Son oturumda yapılan — Yapboz:</w:t>
+        <w:t>Son oturumda yapılan:</w:t>
+      </w:r>
+      <w:r>
+        <w:rPr>
+          <w:color w:val="3A2A1E"/>
+        </w:rPr>
+        <w:t xml:space="preserve"> Yapboz eklendi, uygulama Android'de çalıştırıldı, cihazda çıkan dört kusur düzeltildi ve ekran yönü yatayda kilitlendi. Sırayla:</w:t>
+      </w:r>
+    </w:p>
+    <w:p>
+      <w:pPr>
+        <w:pStyle w:val="Heading3"/>
+      </w:pPr>
+      <w:r>
+        <w:t>Yapboz</w:t>
       </w:r>
     </w:p>
     <w:p>
@@ -190,35 +204,20 @@
       </w:r>
     </w:p>
     <w:p>
-      <w:pPr/>
+      <w:pPr>
+        <w:pStyle w:val="Heading3"/>
+      </w:pPr>
       <w:r>
-        <w:rPr>
-          <w:b/>
-          <w:color w:val="3A2A1E"/>
-        </w:rPr>
-        <w:t>Sayılar:</w:t>
-      </w:r>
-      <w:r>
-        <w:rPr>
-          <w:color w:val="3A2A1E"/>
-        </w:rPr>
-        <w:t xml:space="preserve"> 228 test geçiyor · 10 oyun tanımlı, 10'u oynanabilir.</w:t>
+        <w:t>Android'de çalıştırma</w:t>
       </w:r>
     </w:p>
     <w:p>
       <w:pPr/>
       <w:r>
         <w:rPr>
-          <w:b/>
           <w:color w:val="3A2A1E"/>
         </w:rPr>
-        <w:t>Android'de çalıştırıldı (26.08.2026).</w:t>
-      </w:r>
-      <w:r>
-        <w:rPr>
-          <w:color w:val="3A2A1E"/>
-        </w:rPr>
-        <w:t xml:space="preserve"> Beş yeni oyunun beşi de tablet emülatöründe açıldı, çizildi ve dokunuşa cevap verdi; Yolu Bul'da bir tur, Sepeti Tut'ta bir tur ve Yapboz'da bir parça uçtan uca oynandı, yıldız kaydı ve sonuç ekranı çalıştı. Üç kusur bulundu ve üçü de düzeltildi:</w:t>
+        <w:t>Beş yeni oyunun beşi de tablet emülatöründe açıldı, çizildi ve dokunuşa cevap verdi; Yolu Bul'da bir tur, Sepeti Tut'ta bir tur ve Yapboz'da bir parça uçtan uca oynandı, yıldız kaydı ve sonuç ekranı çalıştı. Dört kusur bulundu ve dördü de düzeltildi:</w:t>
       </w:r>
     </w:p>
     <w:p>
@@ -308,19 +307,20 @@
       </w:r>
     </w:p>
     <w:p>
+      <w:pPr>
+        <w:pStyle w:val="Heading3"/>
+      </w:pPr>
+      <w:r>
+        <w:t>Ekran yönü</w:t>
+      </w:r>
+    </w:p>
+    <w:p>
       <w:pPr/>
-      <w:r>
-        <w:rPr>
-          <w:b/>
-          <w:color w:val="3A2A1E"/>
-        </w:rPr>
-        <w:t>Ekran yönü yatayda kilitlendi.</w:t>
-      </w:r>
       <w:r>
         <w:rPr>
           <w:color w:val="3A2A1E"/>
         </w:rPr>
-        <w:t xml:space="preserve"> Emülatörde dikey çalıştığında oyunların ortasında yarım ekranlık boşluklar kaldığı görüldü; bütün yerleşimler yatay tablet düşünülerek ölçülmüştü. Android'de </w:t>
+        <w:t xml:space="preserve">Emülatörde dikey çalıştığında oyunların ortasında yarım ekranlık boşluklar kaldığı görüldü; bütün yerleşimler yatay tablet düşünülerek ölçülmüştü. Android'de </w:t>
       </w:r>
       <w:r>
         <w:rPr>
@@ -364,22 +364,99 @@
       <w:pPr/>
       <w:r>
         <w:rPr>
+          <w:b/>
           <w:color w:val="3A2A1E"/>
         </w:rPr>
-        <w:t xml:space="preserve">Kalan sorular hâlâ </w:t>
+        <w:t>Sayılar:</w:t>
       </w:r>
+      <w:r>
+        <w:rPr>
+          <w:color w:val="3A2A1E"/>
+        </w:rPr>
+        <w:t xml:space="preserve"> 229 test geçiyor · 10 oyun tanımlı, 10'u oynanabilir.</w:t>
+      </w:r>
+    </w:p>
+    <w:p>
+      <w:pPr/>
       <w:r>
         <w:rPr>
           <w:b/>
           <w:color w:val="3A2A1E"/>
         </w:rPr>
-        <w:t>gerçek tablet</w:t>
+        <w:t>Buradan başla: gerçek tablet.</w:t>
       </w:r>
       <w:r>
         <w:rPr>
           <w:color w:val="3A2A1E"/>
         </w:rPr>
-        <w:t xml:space="preserve"> gerektiriyor; emülatörde ölçülemeyen tek şey parmak: Meşe'de Yolu Bul'un 0,055 toleransı ve Sepeti Tut'un düşme hızı gerçek elle denenmedi.</w:t>
+        <w:t xml:space="preserve"> Emülatör her şeyi gösterdi ama tek bir şeyi ölçemiyor — parmağı. Tableti USB'den tak, hata ayıklamayı aç, </w:t>
+      </w:r>
+      <w:r>
+        <w:rPr>
+          <w:rFonts w:ascii="Consolas" w:hAnsi="Consolas"/>
+          <w:color w:val="3A2A1E"/>
+          <w:sz w:val="20"/>
+        </w:rPr>
+        <w:t>dotnet build src/Ploofy.App/Ploofy.App.csproj -f net9.0-android -t:Run</w:t>
+      </w:r>
+      <w:r>
+        <w:rPr>
+          <w:color w:val="3A2A1E"/>
+        </w:rPr>
+        <w:t>. Bakılacaklar:</w:t>
+      </w:r>
+    </w:p>
+    <w:p>
+      <w:pPr>
+        <w:pStyle w:val="ListBullet"/>
+      </w:pPr>
+      <w:r>
+        <w:rPr>
+          <w:color w:val="3A2A1E"/>
+        </w:rPr>
+        <w:t>Yolu Bul'da Meşe toleransı (0,055) parmak ucuyla tutturulabiliyor mu — bunların en riskli olanı bu</w:t>
+      </w:r>
+    </w:p>
+    <w:p>
+      <w:pPr>
+        <w:pStyle w:val="ListBullet"/>
+      </w:pPr>
+      <w:r>
+        <w:rPr>
+          <w:color w:val="3A2A1E"/>
+        </w:rPr>
+        <w:t>Sepeti Tut'ta düşme hızı Fidan bandında adil mi, sepet parmağı gecikmeden takip ediyor mu</w:t>
+      </w:r>
+    </w:p>
+    <w:p>
+      <w:pPr>
+        <w:pStyle w:val="ListBullet"/>
+      </w:pPr>
+      <w:r>
+        <w:rPr>
+          <w:color w:val="3A2A1E"/>
+        </w:rPr>
+        <w:t>Sırayı Tekrarla'da 750 ms gösterim hızı Filiz bandında takip edilebiliyor mu</w:t>
+      </w:r>
+    </w:p>
+    <w:p>
+      <w:pPr>
+        <w:pStyle w:val="ListBullet"/>
+      </w:pPr>
+      <w:r>
+        <w:rPr>
+          <w:color w:val="3A2A1E"/>
+        </w:rPr>
+        <w:t>Yapboz'da Meşe'nin on altı parçası bir turu fazla uzatıyor mu</w:t>
+      </w:r>
+    </w:p>
+    <w:p>
+      <w:pPr/>
+      <w:r>
+        <w:rPr>
+          <w:color w:val="3A2A1E"/>
+        </w:rPr>
+        <w:t>Sonrası 4. bölümdeki öncelik sırası.</w:t>
       </w:r>
     </w:p>
     <w:p>
@@ -763,21 +840,7 @@
         <w:rPr>
           <w:color w:val="3A2A1E"/>
         </w:rPr>
-        <w:t xml:space="preserve"> Artık en acil olan bu. Şimdiye kadar yalnızca tablet emülatöründe koştu ve son beş oturumun oyunları hiç oynanmadı. Parmak isabeti ve gerçek kare hızı ancak cihazda ölçülebilir. Tableti USB'den tak, hata ayıklamayı aç, </w:t>
-      </w:r>
-      <w:r>
-        <w:rPr>
-          <w:rFonts w:ascii="Consolas" w:hAnsi="Consolas"/>
-          <w:color w:val="3A2A1E"/>
-          <w:sz w:val="20"/>
-        </w:rPr>
-        <w:t>dotnet build src/Ploofy.App/Ploofy.App.csproj -f net9.0-android -t:Run</w:t>
-      </w:r>
-      <w:r>
-        <w:rPr>
-          <w:color w:val="3A2A1E"/>
-        </w:rPr>
-        <w:t>. Bakılacaklar 1. bölümün sonunda.</w:t>
+        <w:t xml:space="preserve"> Artık en acil olan bu. Emülatörde onunun onu da çalıştı ama parmak isabeti ve gerçek kare hızı ancak cihazda ölçülebilir. Bakılacaklar 1. bölümün sonunda. Bakılacaklar 1. bölümün sonunda.</w:t>
       </w:r>
     </w:p>
     <w:p>

--- a/ilerleme notu.docx
+++ b/ilerleme notu.docx
@@ -17,7 +17,7 @@
           <w:color w:val="7A6A5C"/>
           <w:sz w:val="18"/>
         </w:rPr>
-        <w:t>Son güncelleme: 26.08.2026</w:t>
+        <w:t>Son güncelleme: 27.08.2026</w:t>
       </w:r>
     </w:p>
     <w:p>
@@ -60,13 +60,13 @@
           <w:b/>
           <w:color w:val="3A2A1E"/>
         </w:rPr>
-        <w:t>Bundan sonrası oyun eklemek değil, olanı yayına hazırlamak.</w:t>
+        <w:t>Faz 4 başladı: uygulamanın sesi ve yüzü var.</w:t>
       </w:r>
       <w:r>
         <w:rPr>
           <w:color w:val="3A2A1E"/>
         </w:rPr>
-        <w:t xml:space="preserve"> Kalan işler — gerçek cihaz testi, ses varlıkları, gerçek satın alma ve mağaza hazırlığı — 4. bölümde.</w:t>
+        <w:t xml:space="preserve"> Bu oturumda kalan somut varlıklar üretildi; geriye kalan işler artık bilgisayarda yapılamayanlar — gerçek cihaz, gerçek mağaza, Mac.</w:t>
       </w:r>
     </w:p>
     <w:p>
@@ -82,7 +82,7 @@
         <w:rPr>
           <w:color w:val="3A2A1E"/>
         </w:rPr>
-        <w:t xml:space="preserve"> Yapboz eklendi, uygulama Android'de çalıştırıldı, cihazda çıkan dört kusur düzeltildi ve ekran yönü yatayda kilitlendi. Sırayla:</w:t>
+        <w:t xml:space="preserve"> Sesler, Sırayı Tekrarla'nın nota tuşları, profil düzenleme, uygulama ikonu ve açılış ekranı, bir de İngilizce/Almanca'daki tekil-çoğul hatası. Sırayla:</w:t>
       </w:r>
     </w:p>
     <w:p>
@@ -90,7 +90,7 @@
         <w:pStyle w:val="Heading3"/>
       </w:pPr>
       <w:r>
-        <w:t>Yapboz</w:t>
+        <w:t>Sesler</w:t>
       </w:r>
     </w:p>
     <w:p>
@@ -99,20 +99,48 @@
         <w:rPr>
           <w:color w:val="3A2A1E"/>
         </w:rPr>
-        <w:t xml:space="preserve">Tahtada boş yuvalar duruyor, altta sıradaki parça bekliyor; çocuk parçayı yuvasına sürüklüyor. Parçalar Şekil Ayırma'daki gibi </w:t>
+        <w:t xml:space="preserve">Yedi geri bildirim sesi ve Sırayı Tekrarla'nın altı tuş notası artık depoda. Hazır bir ses bankasından alınmadılar, </w:t>
       </w:r>
       <w:r>
         <w:rPr>
           <w:b/>
           <w:color w:val="3A2A1E"/>
         </w:rPr>
-        <w:t>sırayla</w:t>
+        <w:t>üretiliyorlar</w:t>
       </w:r>
       <w:r>
         <w:rPr>
           <w:color w:val="3A2A1E"/>
         </w:rPr>
-        <w:t xml:space="preserve"> geliyor: on altı parçayı aynı anda ekrana dökmek bu yaş grubunda dağıtıyor.</w:t>
+        <w:t xml:space="preserve">: </w:t>
+      </w:r>
+      <w:r>
+        <w:rPr>
+          <w:rFonts w:ascii="Consolas" w:hAnsi="Consolas"/>
+          <w:color w:val="3A2A1E"/>
+          <w:sz w:val="20"/>
+        </w:rPr>
+        <w:t>tools/build_sounds.py</w:t>
+      </w:r>
+      <w:r>
+        <w:rPr>
+          <w:color w:val="3A2A1E"/>
+        </w:rPr>
+        <w:t xml:space="preserve"> her sesi harmoniklerin toplamı olarak sentezliyor ve </w:t>
+      </w:r>
+      <w:r>
+        <w:rPr>
+          <w:rFonts w:ascii="Consolas" w:hAnsi="Consolas"/>
+          <w:color w:val="3A2A1E"/>
+          <w:sz w:val="20"/>
+        </w:rPr>
+        <w:t>Resources/Raw/sounds/</w:t>
+      </w:r>
+      <w:r>
+        <w:rPr>
+          <w:color w:val="3A2A1E"/>
+        </w:rPr>
+        <w:t xml:space="preserve"> altına yazıyor. Sebebi lisans — hazır bankalar çocuk uygulamasında atıf ve ticari kullanım şartı getiriyor, üretilmiş bir dalga getirmiyor. Uygulama zaten hiçbir görsel varlık taşımıyordu; ses de aynı yolu izliyor.</w:t>
       </w:r>
     </w:p>
     <w:p>
@@ -121,33 +149,7 @@
         <w:rPr>
           <w:color w:val="3A2A1E"/>
         </w:rPr>
-        <w:t xml:space="preserve">Bandın asıl farkı </w:t>
-      </w:r>
-      <w:r>
-        <w:rPr>
-          <w:b/>
-          <w:color w:val="3A2A1E"/>
-        </w:rPr>
-        <w:t>hayalet</w:t>
-      </w:r>
-      <w:r>
-        <w:rPr>
-          <w:color w:val="3A2A1E"/>
-        </w:rPr>
-        <w:t xml:space="preserve">: küçük bantlarda boş yuvaların altında resmin soluk bir kopyası duruyor ve oyun "resmi eşleştir" oluyor. Meşe'de hayalet yok, oyun "resmi kur"a dönüşüyor — parçanın yeri ancak yerleşmiş komşulara bakarak çıkarılıyor. Bu yüzden o bantta parçaların geliş sırası rastgele </w:t>
-      </w:r>
-      <w:r>
-        <w:rPr>
-          <w:b/>
-          <w:color w:val="3A2A1E"/>
-        </w:rPr>
-        <w:t>olamıyor</w:t>
-      </w:r>
-      <w:r>
-        <w:rPr>
-          <w:color w:val="3A2A1E"/>
-        </w:rPr>
-        <w:t>: sıra bir köşeden başlıyor ve her parça yerleşmişlerden en az birine komşu geliyor. Olmasaydı ortadan gelen yalnız bir parçanın yerini çıkarmanın yolu olmazdı.</w:t>
+        <w:t>Biçim WAV, MP3 değil: kodlayıcı gerektirmiyor ve hepsi bir saniyenin altında, toplamı 764 KB. Bu boyda sıkıştırmanın kazandıracağı yer, çözücünün ilk çalmada getirdiği gecikmeye değmiyor.</w:t>
       </w:r>
     </w:p>
     <w:p>
@@ -156,7 +158,43 @@
         <w:rPr>
           <w:color w:val="3A2A1E"/>
         </w:rPr>
-        <w:t>Resim bir varlık dosyası değil, tohumdan üretiliyor: uygulama hiç görsel varlık taşımıyor. Şekiller sarsılmış bir ızgaraya dağıtılıyor, rastgele serpilmiyor — serpme boş bölgeler bırakıyor ve düz zeminden ibaret kalan bir parçanın yeri hayaletsiz bantta bulunamıyor.</w:t>
+        <w:t>İki karar tınıdan daha çok işe yaradı:</w:t>
+      </w:r>
+    </w:p>
+    <w:p>
+      <w:pPr>
+        <w:pStyle w:val="ListBullet"/>
+      </w:pPr>
+      <w:r>
+        <w:rPr>
+          <w:b/>
+          <w:color w:val="3A2A1E"/>
+        </w:rPr>
+        <w:t>Hepsi do majör pentatonik içinde.</w:t>
+      </w:r>
+      <w:r>
+        <w:rPr>
+          <w:color w:val="3A2A1E"/>
+        </w:rPr>
+        <w:t xml:space="preserve"> Çocuk oyununda sesler sürekli çakışıyor (yıldız + tur sonu, dokunuş + doğru) ve bu dizide hangi ikisi üst üste binerse binsin uyumsuz bir aralık çıkmıyor.</w:t>
+      </w:r>
+    </w:p>
+    <w:p>
+      <w:pPr>
+        <w:pStyle w:val="ListBullet"/>
+      </w:pPr>
+      <w:r>
+        <w:rPr>
+          <w:b/>
+          <w:color w:val="3A2A1E"/>
+        </w:rPr>
+        <w:t>Kuyruklar kısa</w:t>
+      </w:r>
+      <w:r>
+        <w:rPr>
+          <w:color w:val="3A2A1E"/>
+        </w:rPr>
+        <w:t xml:space="preserve"> (-28 dB'de kesiliyor). Uzun kuyruk bu oyunda zarar veriyordu: art arda düşen iki yıldız sesinden ikincisi birincisini kesiyor ve kesilen ses tıkırdıyor.</w:t>
       </w:r>
     </w:p>
     <w:p>
@@ -165,20 +203,28 @@
         <w:rPr>
           <w:color w:val="3A2A1E"/>
         </w:rPr>
-        <w:t xml:space="preserve">Kesim: her iç kenara bir tırnak, komşu kenar onun tersi. Tırnak, kenarın ortasına oturan bir dairenin </w:t>
+        <w:t xml:space="preserve">Sesi kulakla doğrulamak mümkün değildi (kulak yok), o yüzden yapbozun tırnak geometrisinde izlenen yol tekrarlandı ve dosyalar </w:t>
       </w:r>
       <w:r>
         <w:rPr>
           <w:b/>
           <w:color w:val="3A2A1E"/>
         </w:rPr>
-        <w:t>büyük</w:t>
+        <w:t>sayıyla</w:t>
       </w:r>
       <w:r>
         <w:rPr>
           <w:color w:val="3A2A1E"/>
         </w:rPr>
-        <w:t xml:space="preserve"> yayı; daire kenarı iki noktada kestiği için yay tam o boyunlardan başlayıp bitiyor ve ek birleştirme çizgisi gerekmiyor. Geometri ekranda gözle doğrulanamadığı için ayrıca sayısal olarak sınandı: tırnaklar doğru yöne taşıyor, komşu kenarlar birebir örtüşüyor ve küçük yay değil büyük yay seçiliyor.</w:t>
+        <w:t xml:space="preserve"> sınandı: kırpılma yok, ilk ve son örnek sıfırda (kenarda tık yok) ve altı tuşun altısında beklenen temel frekans komşu yarım tonlardan en az dört kat güçlü. Gerçek dinleme testi cihazda.</w:t>
+      </w:r>
+    </w:p>
+    <w:p>
+      <w:pPr>
+        <w:pStyle w:val="Heading3"/>
+      </w:pPr>
+      <w:r>
+        <w:t>Sırayı Tekrarla artık çalıyor</w:t>
       </w:r>
     </w:p>
     <w:p>
@@ -187,20 +233,7 @@
         <w:rPr>
           <w:color w:val="3A2A1E"/>
         </w:rPr>
-        <w:t xml:space="preserve">Yapboz, son üç oyunun aksine </w:t>
-      </w:r>
-      <w:r>
-        <w:rPr>
-          <w:b/>
-          <w:color w:val="3A2A1E"/>
-        </w:rPr>
-        <w:t>hedef süre taşıyor</w:t>
-      </w:r>
-      <w:r>
-        <w:rPr>
-          <w:color w:val="3A2A1E"/>
-        </w:rPr>
-        <w:t xml:space="preserve"> (Meşe, 150 sn): tahtanın tamamı en baştan görünüyor, bekleyecek bir gösterim ya da düşecek bir nesne yok, yani hızlı bitirmek gerçekten "daha çabuk çözdüm" demek.</w:t>
+        <w:t>Bilinen eksikler listesindeki en eski madde kapandı: her tuşun kendi notası var. Klasik oyunun asıl işi burada — dizi kulakla da hatırlanıyor ve gösterim bir ezgiye dönüşüyor. Özellikle Filiz bandında değerli: henüz "üçüncü sıradaki" diye düşünemeyen çocuk üç notalık bir ezgiyi tekrarlayabiliyor. Çocuk bir tuşa dokunduğunda gösterimde duyduğu notanın aynısını duyuyor, dolayısıyla çaldığını duyduğuyla karşılaştırabiliyor.</w:t>
       </w:r>
     </w:p>
     <w:p>
@@ -208,7 +241,7 @@
         <w:pStyle w:val="Heading3"/>
       </w:pPr>
       <w:r>
-        <w:t>Android'de çalıştırma</w:t>
+        <w:t>Profil düzenleme</w:t>
       </w:r>
     </w:p>
     <w:p>
@@ -217,25 +250,7 @@
         <w:rPr>
           <w:color w:val="3A2A1E"/>
         </w:rPr>
-        <w:t>Beş yeni oyunun beşi de tablet emülatöründe açıldı, çizildi ve dokunuşa cevap verdi; Yolu Bul'da bir tur, Sepeti Tut'ta bir tur ve Yapboz'da bir parça uçtan uca oynandı, yıldız kaydı ve sonuç ekranı çalıştı. Dört kusur bulundu ve dördü de düzeltildi:</w:t>
-      </w:r>
-    </w:p>
-    <w:p>
-      <w:pPr>
-        <w:pStyle w:val="ListNumber"/>
-      </w:pPr>
-      <w:r>
-        <w:rPr>
-          <w:b/>
-          <w:color w:val="3A2A1E"/>
-        </w:rPr>
-        <w:t>Yolu Bul'da geri kayma yoldan çıkmak sayılıyordu.</w:t>
-      </w:r>
-      <w:r>
-        <w:rPr>
-          <w:color w:val="3A2A1E"/>
-        </w:rPr>
-        <w:t xml:space="preserve"> Parmağın yola oturduğu yer yalnızca </w:t>
+        <w:t>Avatar, ad ve yaş bandı artık profil kurulduktan sonra da değiştirilebiliyor. Ayarlardaki profil satırına bir kalem düğmesi geldi; aynı ekran hem ekleme hem düzenleme yapıyor (</w:t>
       </w:r>
       <w:r>
         <w:rPr>
@@ -243,75 +258,13 @@
           <w:color w:val="3A2A1E"/>
           <w:sz w:val="20"/>
         </w:rPr>
-        <w:t>[şu an - 2, şu an + 10]</w:t>
+        <w:t>profileeditor?profileId=3</w:t>
       </w:r>
       <w:r>
         <w:rPr>
           <w:color w:val="3A2A1E"/>
         </w:rPr>
-        <w:t xml:space="preserve"> penceresinde aranıyordu; iki parçadan (yolun ~%1,7'si) fazla geri kayan parmak "çıktın" alıyor ve Meşe'de bu bir hata puanına dönüyordu — o kadar geri kayma beş yaşındaki bir çocuğun titremesi kadar bir mesafe. Üstelik ilerleme o noktada kilitlenip kalabiliyordu. Pencere artık yalnızca ileriyi sınırlıyor; geriye doğru yolun tamamı açık. İleri atlamayı engelleyen kural aynen duruyor.</w:t>
-      </w:r>
-    </w:p>
-    <w:p>
-      <w:pPr>
-        <w:pStyle w:val="ListNumber"/>
-      </w:pPr>
-      <w:r>
-        <w:rPr>
-          <w:b/>
-          <w:color w:val="3A2A1E"/>
-        </w:rPr>
-        <w:t>Yapbozda "sıradaki parça" önizlemesi çizim hatası gibi görünüyordu.</w:t>
-      </w:r>
-      <w:r>
-        <w:rPr>
-          <w:color w:val="3A2A1E"/>
-        </w:rPr>
-        <w:t xml:space="preserve"> Şekil Ayırma'da parçalar küçük olduğu için arkadaki soluk parça okunuyor; yapbozda parça tepsinin tamamını kaplıyor ve arkadaki yalnızca tırnağıyla farklı renkte dışarı taşıyordu. Kaldırıldı.</w:t>
-      </w:r>
-    </w:p>
-    <w:p>
-      <w:pPr>
-        <w:pStyle w:val="ListNumber"/>
-      </w:pPr>
-      <w:r>
-        <w:rPr>
-          <w:b/>
-          <w:color w:val="3A2A1E"/>
-        </w:rPr>
-        <w:t>Tepsideki parça hücreye göre ölçekleniyordu</w:t>
-      </w:r>
-      <w:r>
-        <w:rPr>
-          <w:color w:val="3A2A1E"/>
-        </w:rPr>
-        <w:t>, oysa parça tırnaklarıyla birlikte hücreden %30 büyük — tepsiden taşıyordu.</w:t>
-      </w:r>
-    </w:p>
-    <w:p>
-      <w:pPr>
-        <w:pStyle w:val="ListNumber"/>
-      </w:pPr>
-      <w:r>
-        <w:rPr>
-          <w:b/>
-          <w:color w:val="3A2A1E"/>
-        </w:rPr>
-        <w:t>Say ve Eşleştir'de kart sabit yükseklikteydi.</w:t>
-      </w:r>
-      <w:r>
-        <w:rPr>
-          <w:color w:val="3A2A1E"/>
-        </w:rPr>
-        <w:t xml:space="preserve"> Tek sıralık bir küme (5 ve altı nesne) kartın ortasında asılı kalıp altında yarım ekranlık boşluk bırakıyordu. Kart artık sıra sayısına göre yükseliyor ve altı sabit bir yerde duruyor.</w:t>
-      </w:r>
-    </w:p>
-    <w:p>
-      <w:pPr>
-        <w:pStyle w:val="Heading3"/>
-      </w:pPr>
-      <w:r>
-        <w:t>Ekran yönü</w:t>
+        <w:t>). Ayrı bir düzenleme ekranı yazmak otuz iki avatarlık ızgarayı iki yere kopyalamak olurdu.</w:t>
       </w:r>
     </w:p>
     <w:p>
@@ -320,35 +273,20 @@
         <w:rPr>
           <w:color w:val="3A2A1E"/>
         </w:rPr>
-        <w:t xml:space="preserve">Emülatörde dikey çalıştığında oyunların ortasında yarım ekranlık boşluklar kaldığı görüldü; bütün yerleşimler yatay tablet düşünülerek ölçülmüştü. Android'de </w:t>
+        <w:t xml:space="preserve">Yaş bandının da düzenlenebilir olması önemli: çocuk büyüyor ve tek yol profili silmek olsaydı bütün yıldızları giderdi. Bant değişince eski yıldızlar duruyor — ilerleme oyun </w:t>
       </w:r>
       <w:r>
         <w:rPr>
-          <w:rFonts w:ascii="Consolas" w:hAnsi="Consolas"/>
+          <w:b/>
           <w:color w:val="3A2A1E"/>
-          <w:sz w:val="20"/>
         </w:rPr>
-        <w:t>SensorLandscape</w:t>
+        <w:t>ve</w:t>
       </w:r>
       <w:r>
         <w:rPr>
           <w:color w:val="3A2A1E"/>
         </w:rPr>
-        <w:t xml:space="preserve"> (kilitli ama iki yön de serbest, çocuk tableti ters çevirince görüntü dönüyor), iOS'ta </w:t>
-      </w:r>
-      <w:r>
-        <w:rPr>
-          <w:rFonts w:ascii="Consolas" w:hAnsi="Consolas"/>
-          <w:color w:val="3A2A1E"/>
-          <w:sz w:val="20"/>
-        </w:rPr>
-        <w:t>Info.plist</w:t>
-      </w:r>
-      <w:r>
-        <w:rPr>
-          <w:color w:val="3A2A1E"/>
-        </w:rPr>
-        <w:t xml:space="preserve"> yalnızca yatay. İki yönü birden desteklemek her oyun için ikinci bir yerleşim yazmak demekti.</w:t>
+        <w:t xml:space="preserve"> bant başına tutuluyor.</w:t>
       </w:r>
     </w:p>
     <w:p>
@@ -357,7 +295,181 @@
         <w:rPr>
           <w:color w:val="3A2A1E"/>
         </w:rPr>
-        <w:t>Kilitledikten sonra ana ekranda kartların ekran boyu şeritlere dönüştüğü görüldü: sütun sayısı sabit ikiydi. Artık genişliğe göre — 900 birimin altında iki, üstünde üç sütun.</w:t>
+        <w:t xml:space="preserve">Bu iş sırasında küçük bir kusur da çıktı: yeni profil ekranında varsayılan yaş bandı seçili görünmüyordu. </w:t>
+      </w:r>
+      <w:r>
+        <w:rPr>
+          <w:rFonts w:ascii="Consolas" w:hAnsi="Consolas"/>
+          <w:color w:val="3A2A1E"/>
+          <w:sz w:val="20"/>
+        </w:rPr>
+        <w:t>SelectedBand</w:t>
+      </w:r>
+      <w:r>
+        <w:rPr>
+          <w:color w:val="3A2A1E"/>
+        </w:rPr>
+        <w:t xml:space="preserve"> listedeki örneğe değil onun eşdeğerine kuruluyordu; CollectionView seçili öğeyi referansla arıyor.</w:t>
+      </w:r>
+    </w:p>
+    <w:p>
+      <w:pPr>
+        <w:pStyle w:val="Heading3"/>
+      </w:pPr>
+      <w:r>
+        <w:t>İkon ve açılış ekranı</w:t>
+      </w:r>
+    </w:p>
+    <w:p>
+      <w:pPr/>
+      <w:r>
+        <w:rPr>
+          <w:color w:val="3A2A1E"/>
+        </w:rPr>
+        <w:t>MAUI şablonunun mor ".NET" logosu gitti. Yerine Balon Patlatma'nın mavi kabarcığından gelen gülen bir yüz: sarı zemin (paletteki Sunny), mavi gövde, pembe yanaklar. Açılış ekranı aynı yüzün büyüğü.</w:t>
+      </w:r>
+    </w:p>
+    <w:p>
+      <w:pPr/>
+      <w:r>
+        <w:rPr>
+          <w:color w:val="3A2A1E"/>
+        </w:rPr>
+        <w:t>SVG'lerde degrade, süzgeç ve yazı yok — yalnızca düz dolgu ve daireler. Hacim, üst üste iki daireyle veriliyor (koyu olan altta bir milim taşıyor); oyun yüzeylerindeki yol da bu. Yazı olmamasının ayrı bir sebebi var: üç dilde açılan bir uygulamanın açılış ekranında tek bir dilin sözcüğü yanlış duruyor. Ön katman merkezden 126 birim yarıçapın içinde kalıyor, çünkü Android'in uyarlanabilir ikonu dış üçte biri maskeyle kırpıyor.</w:t>
+      </w:r>
+    </w:p>
+    <w:p>
+      <w:pPr/>
+      <w:r>
+        <w:rPr>
+          <w:color w:val="3A2A1E"/>
+        </w:rPr>
+        <w:t>Üretilen PNG'ler gözle doğrulandı. İlk denemede yanaklar mor çıkmıştı: saydam pembe mavinin üstünde mora kayıyor.</w:t>
+      </w:r>
+    </w:p>
+    <w:p>
+      <w:pPr>
+        <w:pStyle w:val="Heading3"/>
+      </w:pPr>
+      <w:r>
+        <w:t>Emülatörde doğrulama</w:t>
+      </w:r>
+    </w:p>
+    <w:p>
+      <w:pPr/>
+      <w:r>
+        <w:rPr>
+          <w:color w:val="3A2A1E"/>
+        </w:rPr>
+        <w:t>Beşi de tablet emülatöründe çalıştırıldı. Profil düzenleme uçtan uca denendi: ayarlardan kalem düğmesi, ekranın "Çocuğu düzenle" başlığıyla ve dolu alanlarla açılması, avatarın tilkiden pandaya değişmesi, kaydetme ve değişikliğin hem ayarlarda hem profil seçme ekranında görünmesi. Yaş bandı da doğru seçili geliyor.</w:t>
+      </w:r>
+    </w:p>
+    <w:p>
+      <w:pPr/>
+      <w:r>
+        <w:rPr>
+          <w:color w:val="3A2A1E"/>
+        </w:rPr>
+        <w:t xml:space="preserve">Ses gerçekten çalıyor: kart dokunuşunda sistem günlüğünde </w:t>
+      </w:r>
+      <w:r>
+        <w:rPr>
+          <w:rFonts w:ascii="Consolas" w:hAnsi="Consolas"/>
+          <w:color w:val="3A2A1E"/>
+          <w:sz w:val="20"/>
+        </w:rPr>
+        <w:t>audio/raw</w:t>
+      </w:r>
+      <w:r>
+        <w:rPr>
+          <w:color w:val="3A2A1E"/>
+        </w:rPr>
+        <w:t xml:space="preserve"> çözücüsü açılıyor ve </w:t>
+      </w:r>
+      <w:r>
+        <w:rPr>
+          <w:rFonts w:ascii="Consolas" w:hAnsi="Consolas"/>
+          <w:color w:val="3A2A1E"/>
+          <w:sz w:val="20"/>
+        </w:rPr>
+        <w:t>AudioTrack</w:t>
+      </w:r>
+      <w:r>
+        <w:rPr>
+          <w:color w:val="3A2A1E"/>
+        </w:rPr>
+        <w:t xml:space="preserve"> 10 054 kare teslim ediyor — tap.wav'ın uzunluğu (0,23 sn × 44 100) tam olarak bu. Duyulan sesin kendisi hâlâ denenmedi, yalnızca çalındığı.</w:t>
+      </w:r>
+    </w:p>
+    <w:p>
+      <w:pPr/>
+      <w:r>
+        <w:rPr>
+          <w:color w:val="3A2A1E"/>
+        </w:rPr>
+        <w:t>Bir kusur çıktı ve düzeltildi: kalem düğmesi boş görünüyordu. Çıplak U+270F cihazda soluk ince bir çizgi olarak çiziliyor; çöp kutusunun yanında düğme boşmuş gibi duruyordu. VS16 eklenince (</w:t>
+      </w:r>
+      <w:r>
+        <w:rPr>
+          <w:rFonts w:ascii="Consolas" w:hAnsi="Consolas"/>
+          <w:color w:val="3A2A1E"/>
+          <w:sz w:val="20"/>
+        </w:rPr>
+        <w:t>&amp;#x270F;&amp;#xFE0F;</w:t>
+      </w:r>
+      <w:r>
+        <w:rPr>
+          <w:color w:val="3A2A1E"/>
+        </w:rPr>
+        <w:t>) renkli emoji olarak çıkıyor.</w:t>
+      </w:r>
+    </w:p>
+    <w:p>
+      <w:pPr/>
+      <w:r>
+        <w:rPr>
+          <w:color w:val="3A2A1E"/>
+        </w:rPr>
+        <w:t>Uygulama ikonu başlatıcıda yuvarlak maskeyle doğru duruyor, yüz kırpılmıyor. Masal grubundaki emojiler (peri, büyücü, deniz kızı, süper kahraman) API 36 emülatöründe eksiksiz çıkıyor.</w:t>
+      </w:r>
+    </w:p>
+    <w:p>
+      <w:pPr>
+        <w:pStyle w:val="Heading3"/>
+      </w:pPr>
+      <w:r>
+        <w:t>"1 stars in total"</w:t>
+      </w:r>
+    </w:p>
+    <w:p>
+      <w:pPr/>
+      <w:r>
+        <w:rPr>
+          <w:rFonts w:ascii="Consolas" w:hAnsi="Consolas"/>
+          <w:color w:val="3A2A1E"/>
+          <w:sz w:val="20"/>
+        </w:rPr>
+        <w:t>LocalizationService.Format</w:t>
+      </w:r>
+      <w:r>
+        <w:rPr>
+          <w:color w:val="3A2A1E"/>
+        </w:rPr>
+        <w:t xml:space="preserve"> artık tek argüman 1 olduğunda anahtarın </w:t>
+      </w:r>
+      <w:r>
+        <w:rPr>
+          <w:rFonts w:ascii="Consolas" w:hAnsi="Consolas"/>
+          <w:color w:val="3A2A1E"/>
+          <w:sz w:val="20"/>
+        </w:rPr>
+        <w:t>.One</w:t>
+      </w:r>
+      <w:r>
+        <w:rPr>
+          <w:color w:val="3A2A1E"/>
+        </w:rPr>
+        <w:t xml:space="preserve"> ekli satırını arıyor. Üç dilin üçünde de yalnızca "bir" ayrı davranıyor, o yüzden tam bir çoğul kuralı motoru yazılmadı; Lehçe gibi birden çok çoğul biçimi olan bir dil eklenirse orası genişler.</w:t>
       </w:r>
     </w:p>
     <w:p>
@@ -373,7 +485,7 @@
         <w:rPr>
           <w:color w:val="3A2A1E"/>
         </w:rPr>
-        <w:t xml:space="preserve"> 229 test geçiyor · 10 oyun tanımlı, 10'u oynanabilir.</w:t>
+        <w:t xml:space="preserve"> 229 test geçiyor · 10 oyun tanımlı, 10'u oynanabilir · 13 ses dosyası.</w:t>
       </w:r>
     </w:p>
     <w:p>
@@ -389,7 +501,7 @@
         <w:rPr>
           <w:color w:val="3A2A1E"/>
         </w:rPr>
-        <w:t xml:space="preserve"> Emülatör her şeyi gösterdi ama tek bir şeyi ölçemiyor — parmağı. Tableti USB'den tak, hata ayıklamayı aç, </w:t>
+        <w:t xml:space="preserve"> Emülatör her şeyi gösterdi ama iki şeyi ölçemiyor — parmağı ve hoparlörü. Tableti USB'den tak, hata ayıklamayı aç, </w:t>
       </w:r>
       <w:r>
         <w:rPr>
@@ -404,6 +516,24 @@
           <w:color w:val="3A2A1E"/>
         </w:rPr>
         <w:t>. Bakılacaklar:</w:t>
+      </w:r>
+    </w:p>
+    <w:p>
+      <w:pPr>
+        <w:pStyle w:val="ListBullet"/>
+      </w:pPr>
+      <w:r>
+        <w:rPr>
+          <w:b/>
+          <w:color w:val="3A2A1E"/>
+        </w:rPr>
+        <w:t>Sesler.</w:t>
+      </w:r>
+      <w:r>
+        <w:rPr>
+          <w:color w:val="3A2A1E"/>
+        </w:rPr>
+        <w:t xml:space="preserve"> Hiçbiri henüz kulakla duyulmadı. Ses seviyeleri birbirine göre dengeli mi (dokunuş sesi tekrar tekrar çalıyor, en alçağı o olmalı), tuş notaları ezgi gibi mi duyuluyor, tablet hoparlöründe tiz sesler (yıldız) cırlıyor mu</w:t>
       </w:r>
     </w:p>
     <w:p>
@@ -448,6 +578,17 @@
           <w:color w:val="3A2A1E"/>
         </w:rPr>
         <w:t>Yapboz'da Meşe'nin on altı parçası bir turu fazla uzatıyor mu</w:t>
+      </w:r>
+    </w:p>
+    <w:p>
+      <w:pPr>
+        <w:pStyle w:val="ListBullet"/>
+      </w:pPr>
+      <w:r>
+        <w:rPr>
+          <w:color w:val="3A2A1E"/>
+        </w:rPr>
+        <w:t>İkon başlatıcıda nasıl duruyor (uyarlanabilir maske yüzü kırpıyor mu)</w:t>
       </w:r>
     </w:p>
     <w:p>
@@ -595,6 +736,24 @@
     </w:p>
     <w:p>
       <w:pPr>
+        <w:pStyle w:val="ListBullet"/>
+      </w:pPr>
+      <w:r>
+        <w:rPr>
+          <w:b/>
+          <w:color w:val="3A2A1E"/>
+        </w:rPr>
+        <w:t>tools/build_sounds.py</w:t>
+      </w:r>
+      <w:r>
+        <w:rPr>
+          <w:color w:val="3A2A1E"/>
+        </w:rPr>
+        <w:t xml:space="preserve"> — geri bildirim seslerini sentezler</w:t>
+      </w:r>
+    </w:p>
+    <w:p>
+      <w:pPr>
         <w:pStyle w:val="Heading2"/>
       </w:pPr>
       <w:r>
@@ -609,7 +768,7 @@
         <w:rPr>
           <w:color w:val="3A2A1E"/>
         </w:rPr>
-        <w:t>Profil akışı: oluşturma, seçme, silme; ücretsiz katmanda tek profil sınırı</w:t>
+        <w:t>Profil akışı: oluşturma, seçme, düzenleme, silme; ücretsiz katmanda tek profil sınırı. Ad, avatar ve yaş bandı sonradan değiştirilebiliyor</w:t>
       </w:r>
     </w:p>
     <w:p>
@@ -719,7 +878,7 @@
         <w:rPr>
           <w:color w:val="3A2A1E"/>
         </w:rPr>
-        <w:t>Sırayı Tekrarla: ekran diziyi oynatıyor, çocuk tekrarlıyor; tuşlar renk ve şekil taşıyor, dizi her seviyede bir uzuyor</w:t>
+        <w:t>Sırayı Tekrarla: ekran diziyi oynatıyor, çocuk tekrarlıyor; tuşlar renk, şekil ve kendi notasını taşıyor, dizi her seviyede bir uzuyor</w:t>
       </w:r>
     </w:p>
     <w:p>
@@ -807,6 +966,28 @@
         <w:rPr>
           <w:color w:val="3A2A1E"/>
         </w:rPr>
+        <w:t>Ses ve titreşim: yedi geri bildirim sesi, altı tuş notası; ayarlardan ikisi de kapatılabiliyor</w:t>
+      </w:r>
+    </w:p>
+    <w:p>
+      <w:pPr>
+        <w:pStyle w:val="ListBullet"/>
+      </w:pPr>
+      <w:r>
+        <w:rPr>
+          <w:color w:val="3A2A1E"/>
+        </w:rPr>
+        <w:t>Uygulama ikonu ve açılış ekranı: gülen mavi kabarcık, sarı zemin</w:t>
+      </w:r>
+    </w:p>
+    <w:p>
+      <w:pPr>
+        <w:pStyle w:val="ListBullet"/>
+      </w:pPr>
+      <w:r>
+        <w:rPr>
+          <w:color w:val="3A2A1E"/>
+        </w:rPr>
         <w:t>Abonelik akışı: paywall → ebeveyn kilidi → kilitlerin açılması (mağaza bağlantısı hariç)</w:t>
       </w:r>
     </w:p>
@@ -824,7 +1005,7 @@
         <w:rPr>
           <w:color w:val="3A2A1E"/>
         </w:rPr>
-        <w:t>Oyun kütüphanesi bitti; buradan sonrası yayın işi.</w:t>
+        <w:t>Oyun kütüphanesi ve varlıklar bitti; kalan her iş bu bilgisayarın dışında bir şey istiyor.</w:t>
       </w:r>
     </w:p>
     <w:p>
@@ -840,7 +1021,7 @@
         <w:rPr>
           <w:color w:val="3A2A1E"/>
         </w:rPr>
-        <w:t xml:space="preserve"> Artık en acil olan bu. Emülatörde onunun onu da çalıştı ama parmak isabeti ve gerçek kare hızı ancak cihazda ölçülebilir. Bakılacaklar 1. bölümün sonunda. Bakılacaklar 1. bölümün sonunda.</w:t>
+        <w:t xml:space="preserve"> Artık en acil olan bu ve iki başlığı var: parmak (isabet, gerçek kare hızı) ve hoparlör (seslerin dengesi). Bakılacaklar 1. bölümün sonunda.</w:t>
       </w:r>
     </w:p>
     <w:p>
@@ -850,37 +1031,7 @@
           <w:b/>
           <w:color w:val="3A2A1E"/>
         </w:rPr>
-        <w:t>Öncelik 2 — Ses varlıkları.</w:t>
-      </w:r>
-      <w:r>
-        <w:rPr>
-          <w:color w:val="3A2A1E"/>
-        </w:rPr>
-        <w:t xml:space="preserve"> Tek eksik olan somut parça. </w:t>
-      </w:r>
-      <w:r>
-        <w:rPr>
-          <w:rFonts w:ascii="Consolas" w:hAnsi="Consolas"/>
-          <w:color w:val="3A2A1E"/>
-          <w:sz w:val="20"/>
-        </w:rPr>
-        <w:t>src/Ploofy.App/Resources/Raw/sounds/</w:t>
-      </w:r>
-      <w:r>
-        <w:rPr>
-          <w:color w:val="3A2A1E"/>
-        </w:rPr>
-        <w:t xml:space="preserve"> altına yedi dosya: tap.mp3, correct.mp3, retry.mp3, round_complete.mp3, star.mp3, handoff.mp3, locked.mp3. Kod hazır; dosya yoksa sessizce atlıyor, koyulduğu anda çalışır.</w:t>
-      </w:r>
-    </w:p>
-    <w:p>
-      <w:pPr/>
-      <w:r>
-        <w:rPr>
-          <w:b/>
-          <w:color w:val="3A2A1E"/>
-        </w:rPr>
-        <w:t>Öncelik 3 — Abonelik.</w:t>
+        <w:t>Öncelik 2 — Abonelik.</w:t>
       </w:r>
       <w:r>
         <w:rPr>
@@ -914,7 +1065,7 @@
         <w:rPr>
           <w:color w:val="3A2A1E"/>
         </w:rPr>
-        <w:t xml:space="preserve"> arayüzünün arkasına takılacak; ekranlar değişmeyecek.</w:t>
+        <w:t xml:space="preserve"> arayüzünün arkasına takılacak; ekranlar değişmeyecek. Play Console'da ürün tanımı ve test hesabı gerekiyor — onlar olmadan yazılacak kod denenemez, o yüzden mağaza hesabı ilk adım.</w:t>
       </w:r>
     </w:p>
     <w:p>
@@ -924,7 +1075,7 @@
           <w:b/>
           <w:color w:val="3A2A1E"/>
         </w:rPr>
-        <w:t>Öncelik 4 — iOS.</w:t>
+        <w:t>Öncelik 3 — iOS.</w:t>
       </w:r>
       <w:r>
         <w:rPr>
@@ -940,13 +1091,13 @@
           <w:b/>
           <w:color w:val="3A2A1E"/>
         </w:rPr>
-        <w:t>Öncelik 5 — Yayın hazırlığı.</w:t>
+        <w:t>Öncelik 4 — Yayın hazırlığı.</w:t>
       </w:r>
       <w:r>
         <w:rPr>
           <w:color w:val="3A2A1E"/>
         </w:rPr>
-        <w:t xml:space="preserve"> Play Console yaş beyanı, App Store Kids kategorisi, gizlilik formu, mağaza görselleri, ikon ve açılış ekranı (şu an MAUI şablonunun varsayılanı duruyor).</w:t>
+        <w:t xml:space="preserve"> Play Console yaş beyanı, App Store Kids kategorisi, gizlilik formu, mağaza görselleri ve tanıtım metinleri. İkon ve açılış ekranı tamam.</w:t>
       </w:r>
     </w:p>
     <w:p>
@@ -955,17 +1106,6 @@
       </w:pPr>
       <w:r>
         <w:t>5. Bilinen eksikler</w:t>
-      </w:r>
-    </w:p>
-    <w:p>
-      <w:pPr>
-        <w:pStyle w:val="ListBullet"/>
-      </w:pPr>
-      <w:r>
-        <w:rPr>
-          <w:color w:val="3A2A1E"/>
-        </w:rPr>
-        <w:t>Ses dosyaları yok</w:t>
       </w:r>
     </w:p>
     <w:p>
@@ -1009,18 +1149,7 @@
         <w:rPr>
           <w:color w:val="3A2A1E"/>
         </w:rPr>
-        <w:t>Uygulama ikonu ve açılış ekranı hâlâ şablon varsayılanı</w:t>
-      </w:r>
-    </w:p>
-    <w:p>
-      <w:pPr>
-        <w:pStyle w:val="ListBullet"/>
-      </w:pPr>
-      <w:r>
-        <w:rPr>
-          <w:color w:val="3A2A1E"/>
-        </w:rPr>
-        <w:t>Öğretici oyunlarda sesli yönerge yok; şu an yönerge tamamen görsel (avda aranan işaret büyük gösteriliyor, Say ve Eşleştir'de küme ve rakamlar aynı ekranda duruyor). Ses varlıkları gelince seslendirme eklenebilir ama üçü de sessiz hâliyle tam çalışıyor</w:t>
+        <w:t>Öğretici oyunlarda sesli yönerge yok; şu an yönerge tamamen görsel (avda aranan işaret büyük gösteriliyor, Say ve Eşleştir'de küme ve rakamlar aynı ekranda duruyor). Bunun için sentez yetmiyor: üç dilde insan kaydı gerekiyor. Üçü de sessiz hâliyle tam çalışıyor</w:t>
       </w:r>
     </w:p>
     <w:p>
@@ -1066,42 +1195,6 @@
         <w:rPr>
           <w:color w:val="3A2A1E"/>
         </w:rPr>
-        <w:t xml:space="preserve">İngilizcede "1 stars in total" yazıyor; </w:t>
-      </w:r>
-      <w:r>
-        <w:rPr>
-          <w:rFonts w:ascii="Consolas" w:hAnsi="Consolas"/>
-          <w:color w:val="3A2A1E"/>
-          <w:sz w:val="20"/>
-        </w:rPr>
-        <w:t>TotalStars</w:t>
-      </w:r>
-      <w:r>
-        <w:rPr>
-          <w:color w:val="3A2A1E"/>
-        </w:rPr>
-        <w:t xml:space="preserve"> metni tekil/çoğul ayrımı yapmıyor. Türkçe ve Almanca'da sorun yok</w:t>
-      </w:r>
-    </w:p>
-    <w:p>
-      <w:pPr>
-        <w:pStyle w:val="ListBullet"/>
-      </w:pPr>
-      <w:r>
-        <w:rPr>
-          <w:color w:val="3A2A1E"/>
-        </w:rPr>
-        <w:t>Profil düzenleme hâlâ yok: avatar ancak profil oluştururken seçiliyor, sonradan değiştirilemiyor. Otuz iki seçenek varken bu daha çok göze batacak</w:t>
-      </w:r>
-    </w:p>
-    <w:p>
-      <w:pPr>
-        <w:pStyle w:val="ListBullet"/>
-      </w:pPr>
-      <w:r>
-        <w:rPr>
-          <w:color w:val="3A2A1E"/>
-        </w:rPr>
         <w:t>Masal grubundaki bazı emojiler (peri, büyücü, deniz kızı, süper kahraman) Unicode 11 ile geldi; çok eski Android sürümlerinde boş kutu görünebilir. Uygulamanın alt sınırı API 21 ama depoda zaten 🦕 vardı ve tablette sorunsuz çıkıyordu. Gerçek cihaz testinde bakılacak</w:t>
       </w:r>
     </w:p>
@@ -1113,35 +1206,7 @@
         <w:rPr>
           <w:color w:val="3A2A1E"/>
         </w:rPr>
-        <w:t xml:space="preserve">Sırayı Tekrarla'da gösterim sessiz. Klasik oyunda her tuşun kendi notası var ve dizi kulakla da hatırlanıyor; şu an yalnızca görsel. Ses varlıkları gelince tuş başına ayrı ses eklemek </w:t>
-      </w:r>
-      <w:r>
-        <w:rPr>
-          <w:rFonts w:ascii="Consolas" w:hAnsi="Consolas"/>
-          <w:color w:val="3A2A1E"/>
-          <w:sz w:val="20"/>
-        </w:rPr>
-        <w:t>FeedbackCue</w:t>
-      </w:r>
-      <w:r>
-        <w:rPr>
-          <w:color w:val="3A2A1E"/>
-        </w:rPr>
-        <w:t xml:space="preserve"> sözlüğünü genişletmeyi gerektiriyor (şu an tek </w:t>
-      </w:r>
-      <w:r>
-        <w:rPr>
-          <w:rFonts w:ascii="Consolas" w:hAnsi="Consolas"/>
-          <w:color w:val="3A2A1E"/>
-          <w:sz w:val="20"/>
-        </w:rPr>
-        <w:t>Tap</w:t>
-      </w:r>
-      <w:r>
-        <w:rPr>
-          <w:color w:val="3A2A1E"/>
-        </w:rPr>
-        <w:t xml:space="preserve"> var)</w:t>
+        <w:t>Sesler hiçbir hoparlörde duyulmadı. Sayısal olarak doğrulandılar ve emülatörde çalındıkları günlükten görüldü, ama seviyelerinin birbirine göre dengesi ancak kulakla anlaşılır</w:t>
       </w:r>
     </w:p>
     <w:p>
@@ -1502,6 +1567,102 @@
           <w:color w:val="3A2A1E"/>
         </w:rPr>
         <w:t xml:space="preserve"> Yapbozun tırnak kesimi doğru mu, ancak ekrana bakarak anlaşılırdı — ve ekran yoktu. Yerine matematiğin kopyası küçük bir konsol programına alınıp üç şey sınandı: tırnak doğru yöne taşıyor mu, komşu iki kenar birebir örtüşüyor mu, ve dairenin büyük yayı mı seçiliyor. Üçü de tek satırlık bir işaret hatasıyla bozulabilecek şeylerdi. Aynı yol, çizim koduna dokunan her değişiklikte işe yarar.</w:t>
+      </w:r>
+    </w:p>
+    <w:p>
+      <w:pPr>
+        <w:pStyle w:val="ListBullet"/>
+      </w:pPr>
+      <w:r>
+        <w:rPr>
+          <w:b/>
+          <w:color w:val="3A2A1E"/>
+        </w:rPr>
+        <w:t>Seçili öğe referansla bulunuyor.</w:t>
+      </w:r>
+      <w:r>
+        <w:rPr>
+          <w:color w:val="3A2A1E"/>
+        </w:rPr>
+        <w:t xml:space="preserve"> </w:t>
+      </w:r>
+      <w:r>
+        <w:rPr>
+          <w:rFonts w:ascii="Consolas" w:hAnsi="Consolas"/>
+          <w:color w:val="3A2A1E"/>
+          <w:sz w:val="20"/>
+        </w:rPr>
+        <w:t>CollectionView.SelectedItem</w:t>
+      </w:r>
+      <w:r>
+        <w:rPr>
+          <w:color w:val="3A2A1E"/>
+        </w:rPr>
+        <w:t>'a listedekinin eşdeğerini vermek seçimi ekranda göstermiyor; listedeki örneğin kendisi verilmeli. Profil ekranında varsayılan yaş bandı bu yüzden seçilmemiş görünüyordu.</w:t>
+      </w:r>
+    </w:p>
+    <w:p>
+      <w:pPr>
+        <w:pStyle w:val="ListBullet"/>
+      </w:pPr>
+      <w:r>
+        <w:rPr>
+          <w:b/>
+          <w:color w:val="3A2A1E"/>
+        </w:rPr>
+        <w:t>Düğmedeki emoji VS16 ister.</w:t>
+      </w:r>
+      <w:r>
+        <w:rPr>
+          <w:color w:val="3A2A1E"/>
+        </w:rPr>
+        <w:t xml:space="preserve"> </w:t>
+      </w:r>
+      <w:r>
+        <w:rPr>
+          <w:rFonts w:ascii="Consolas" w:hAnsi="Consolas"/>
+          <w:color w:val="3A2A1E"/>
+          <w:sz w:val="20"/>
+        </w:rPr>
+        <w:t>✏</w:t>
+      </w:r>
+      <w:r>
+        <w:rPr>
+          <w:color w:val="3A2A1E"/>
+        </w:rPr>
+        <w:t xml:space="preserve"> (U+270F) tek başına metin biçiminde çiziliyor: soluk, ince, düğme boş görünüyor. </w:t>
+      </w:r>
+      <w:r>
+        <w:rPr>
+          <w:rFonts w:ascii="Consolas" w:hAnsi="Consolas"/>
+          <w:color w:val="3A2A1E"/>
+          <w:sz w:val="20"/>
+        </w:rPr>
+        <w:t>&amp;#x270F;&amp;#xFE0F;</w:t>
+      </w:r>
+      <w:r>
+        <w:rPr>
+          <w:color w:val="3A2A1E"/>
+        </w:rPr>
+        <w:t xml:space="preserve"> renkli emoji veriyor. Depodaki 🗑 gibi zaten emoji varsayılanı olan işaretler etkilenmiyor; ayrım işaretin Unicode'daki varsayılan gösterimi.</w:t>
+      </w:r>
+    </w:p>
+    <w:p>
+      <w:pPr>
+        <w:pStyle w:val="ListBullet"/>
+      </w:pPr>
+      <w:r>
+        <w:rPr>
+          <w:b/>
+          <w:color w:val="3A2A1E"/>
+        </w:rPr>
+        <w:t>İkon SVG'lerinde degrade, süzgeç ve yazı kullanma.</w:t>
+      </w:r>
+      <w:r>
+        <w:rPr>
+          <w:color w:val="3A2A1E"/>
+        </w:rPr>
+        <w:t xml:space="preserve"> Resizetizer bu dosyaları kendi rasterleştiricisiyle çeviriyor ve sade olmayan her özellik sürprize açık. Hacim için üst üste iki düz dolgu yeter. Ayrıca saydam renk altındakiyle karışıyor: mavinin üstündeki saydam pembe mor çıktı.</w:t>
       </w:r>
     </w:p>
     <w:p>

--- a/ilerleme notu.docx
+++ b/ilerleme notu.docx
@@ -17,7 +17,7 @@
           <w:color w:val="7A6A5C"/>
           <w:sz w:val="18"/>
         </w:rPr>
-        <w:t>Son güncelleme: 27.08.2026</w:t>
+        <w:t>Son güncelleme: 29.08.2026</w:t>
       </w:r>
     </w:p>
     <w:p>
@@ -60,13 +60,26 @@
           <w:b/>
           <w:color w:val="3A2A1E"/>
         </w:rPr>
-        <w:t>Faz 4 başladı: uygulamanın sesi ve yüzü var.</w:t>
-      </w:r>
-      <w:r>
-        <w:rPr>
-          <w:color w:val="3A2A1E"/>
-        </w:rPr>
-        <w:t xml:space="preserve"> Bu oturumda kalan somut varlıklar üretildi; geriye kalan işler artık bilgisayarda yapılamayanlar — gerçek cihaz, gerçek mağaza, Mac.</w:t>
+        <w:t>Faz 4 sürüyor: uygulama Play'in 2026 kapılarına uyduruldu.</w:t>
+      </w:r>
+      <w:r>
+        <w:rPr>
+          <w:color w:val="3A2A1E"/>
+        </w:rPr>
+        <w:t xml:space="preserve"> Bu oturumda yeni özellik yok denecek kadar az; yapılan iş uygulamayı mağazanın bugün geçerli zorunluluklarına taşımak ve ilk kez gerçek bir </w:t>
+      </w:r>
+      <w:r>
+        <w:rPr>
+          <w:b/>
+          <w:color w:val="3A2A1E"/>
+        </w:rPr>
+        <w:t>sürüm (Release)</w:t>
+      </w:r>
+      <w:r>
+        <w:rPr>
+          <w:color w:val="3A2A1E"/>
+        </w:rPr>
+        <w:t xml:space="preserve"> paketi üretip çalıştırmak oldu.</w:t>
       </w:r>
     </w:p>
     <w:p>
@@ -82,7 +95,7 @@
         <w:rPr>
           <w:color w:val="3A2A1E"/>
         </w:rPr>
-        <w:t xml:space="preserve"> Sesler, Sırayı Tekrarla'nın nota tuşları, profil düzenleme, uygulama ikonu ve açılış ekranı, bir de İngilizce/Almanca'daki tekil-çoğul hatası. Sırayla:</w:t>
+        <w:t xml:space="preserve"> .NET 10'a geçiş, API 36 hedefi, yatay kilidin korunması, MAUI 10'un kaldırdığı çağrılar, SQLite'ta bir güvenlik açığı ve yanlış paketlenmiş bir yerel kütüphane. Sırayla:</w:t>
       </w:r>
     </w:p>
     <w:p>
@@ -90,7 +103,7 @@
         <w:pStyle w:val="Heading3"/>
       </w:pPr>
       <w:r>
-        <w:t>Sesler</w:t>
+        <w:t>Neden .NET 10</w:t>
       </w:r>
     </w:p>
     <w:p>
@@ -99,20 +112,20 @@
         <w:rPr>
           <w:color w:val="3A2A1E"/>
         </w:rPr>
-        <w:t xml:space="preserve">Yedi geri bildirim sesi ve Sırayı Tekrarla'nın altı tuş notası artık depoda. Hazır bir ses bankasından alınmadılar, </w:t>
+        <w:t xml:space="preserve">31 Ağustos 2026'dan itibaren Play'e yeni uygulama yalnızca </w:t>
       </w:r>
       <w:r>
         <w:rPr>
           <w:b/>
           <w:color w:val="3A2A1E"/>
         </w:rPr>
-        <w:t>üretiliyorlar</w:t>
-      </w:r>
-      <w:r>
-        <w:rPr>
-          <w:color w:val="3A2A1E"/>
-        </w:rPr>
-        <w:t xml:space="preserve">: </w:t>
+        <w:t>API 36</w:t>
+      </w:r>
+      <w:r>
+        <w:rPr>
+          <w:color w:val="3A2A1E"/>
+        </w:rPr>
+        <w:t xml:space="preserve"> hedefliyorsa kabul ediliyor. .NET 9 en fazla API 35 hedefleyebiliyor — yani bu geçiş bir tercih değil, kapıdan geçmenin tek yolu. Bütün projeler </w:t>
       </w:r>
       <w:r>
         <w:rPr>
@@ -120,13 +133,13 @@
           <w:color w:val="3A2A1E"/>
           <w:sz w:val="20"/>
         </w:rPr>
-        <w:t>tools/build_sounds.py</w:t>
-      </w:r>
-      <w:r>
-        <w:rPr>
-          <w:color w:val="3A2A1E"/>
-        </w:rPr>
-        <w:t xml:space="preserve"> her sesi harmoniklerin toplamı olarak sentezliyor ve </w:t>
+        <w:t>net10.0</w:t>
+      </w:r>
+      <w:r>
+        <w:rPr>
+          <w:color w:val="3A2A1E"/>
+        </w:rPr>
+        <w:t xml:space="preserve">'a alındı, MAUI iş yükü 10.0.400 ile kuruldu ve paket artık </w:t>
       </w:r>
       <w:r>
         <w:rPr>
@@ -134,13 +147,35 @@
           <w:color w:val="3A2A1E"/>
           <w:sz w:val="20"/>
         </w:rPr>
-        <w:t>Resources/Raw/sounds/</w:t>
-      </w:r>
-      <w:r>
-        <w:rPr>
-          <w:color w:val="3A2A1E"/>
-        </w:rPr>
-        <w:t xml:space="preserve"> altına yazıyor. Sebebi lisans — hazır bankalar çocuk uygulamasında atıf ve ticari kullanım şartı getiriyor, üretilmiş bir dalga getirmiyor. Uygulama zaten hiçbir görsel varlık taşımıyordu; ses de aynı yolu izliyor.</w:t>
+        <w:t>targetSdkVersion 36</w:t>
+      </w:r>
+      <w:r>
+        <w:rPr>
+          <w:color w:val="3A2A1E"/>
+        </w:rPr>
+        <w:t xml:space="preserve"> / </w:t>
+      </w:r>
+      <w:r>
+        <w:rPr>
+          <w:rFonts w:ascii="Consolas" w:hAnsi="Consolas"/>
+          <w:color w:val="3A2A1E"/>
+          <w:sz w:val="20"/>
+        </w:rPr>
+        <w:t>compileSdkVersion 36</w:t>
+      </w:r>
+      <w:r>
+        <w:rPr>
+          <w:color w:val="3A2A1E"/>
+        </w:rPr>
+        <w:t xml:space="preserve"> ile çıkıyor.</w:t>
+      </w:r>
+    </w:p>
+    <w:p>
+      <w:pPr>
+        <w:pStyle w:val="Heading3"/>
+      </w:pPr>
+      <w:r>
+        <w:t>Yatay kilit ve appCategory</w:t>
       </w:r>
     </w:p>
     <w:p>
@@ -149,7 +184,20 @@
         <w:rPr>
           <w:color w:val="3A2A1E"/>
         </w:rPr>
-        <w:t>Biçim WAV, MP3 değil: kodlayıcı gerektirmiyor ve hepsi bir saniyenin altında, toplamı 764 KB. Bu boyda sıkıştırmanın kazandıracağı yer, çözücünün ilk çalmada getirdiği gecikmeye değmiyor.</w:t>
+        <w:t xml:space="preserve">API 36'yı hedefleyen uygulamalarda Android, </w:t>
+      </w:r>
+      <w:r>
+        <w:rPr>
+          <w:b/>
+          <w:color w:val="3A2A1E"/>
+        </w:rPr>
+        <w:t>sw600dp'den geniş ekranlarda `screenOrientation`'ı yok sayıyor</w:t>
+      </w:r>
+      <w:r>
+        <w:rPr>
+          <w:color w:val="3A2A1E"/>
+        </w:rPr>
+        <w:t>. Yani geçişin sessiz bedeli tam hedef cihazımızda ödenecekti: tablette yatay kilit düşecek, her oyun için ikinci bir dikey yerleşim gerekecekti.</w:t>
       </w:r>
     </w:p>
     <w:p>
@@ -158,7 +206,406 @@
         <w:rPr>
           <w:color w:val="3A2A1E"/>
         </w:rPr>
-        <w:t>İki karar tınıdan daha çok işe yaradı:</w:t>
+        <w:t xml:space="preserve">Oyunlar bu değişiklikten muaf ve muafiyet </w:t>
+      </w:r>
+      <w:r>
+        <w:rPr>
+          <w:rFonts w:ascii="Consolas" w:hAnsi="Consolas"/>
+          <w:color w:val="3A2A1E"/>
+          <w:sz w:val="20"/>
+        </w:rPr>
+        <w:t>android:appCategory</w:t>
+      </w:r>
+      <w:r>
+        <w:rPr>
+          <w:color w:val="3A2A1E"/>
+        </w:rPr>
+        <w:t xml:space="preserve"> ile belirleniyor. Manifest'e bir satır eklendi; etiket zaten doğru, uygulama on mini oyundan oluşuyor. Emülatörde doğrulandı: etkinlik hâlâ 1600×1200'lük yatay banda yerleşiyor (</w:t>
+      </w:r>
+      <w:r>
+        <w:rPr>
+          <w:rFonts w:ascii="Consolas" w:hAnsi="Consolas"/>
+          <w:color w:val="3A2A1E"/>
+          <w:sz w:val="20"/>
+        </w:rPr>
+        <w:t>topActivityBoundsLetterboxed=true</w:t>
+      </w:r>
+      <w:r>
+        <w:rPr>
+          <w:color w:val="3A2A1E"/>
+        </w:rPr>
+        <w:t>), yani kilit yerinde duruyor. API 37'de bu muafiyetin de kalkacağı biliniyor — dikey yerleşim sorusu ertelendi, kapanmadı.</w:t>
+      </w:r>
+    </w:p>
+    <w:p>
+      <w:pPr>
+        <w:pStyle w:val="Heading3"/>
+      </w:pPr>
+      <w:r>
+        <w:t>MAUI 10'un kaldırdığı çağrılar</w:t>
+      </w:r>
+    </w:p>
+    <w:p>
+      <w:pPr/>
+      <w:r>
+        <w:rPr>
+          <w:rFonts w:ascii="Consolas" w:hAnsi="Consolas"/>
+          <w:color w:val="3A2A1E"/>
+          <w:sz w:val="20"/>
+        </w:rPr>
+        <w:t>ScaleTo</w:t>
+      </w:r>
+      <w:r>
+        <w:rPr>
+          <w:color w:val="3A2A1E"/>
+        </w:rPr>
+        <w:t xml:space="preserve">, </w:t>
+      </w:r>
+      <w:r>
+        <w:rPr>
+          <w:rFonts w:ascii="Consolas" w:hAnsi="Consolas"/>
+          <w:color w:val="3A2A1E"/>
+          <w:sz w:val="20"/>
+        </w:rPr>
+        <w:t>TranslateTo</w:t>
+      </w:r>
+      <w:r>
+        <w:rPr>
+          <w:color w:val="3A2A1E"/>
+        </w:rPr>
+        <w:t xml:space="preserve">, </w:t>
+      </w:r>
+      <w:r>
+        <w:rPr>
+          <w:rFonts w:ascii="Consolas" w:hAnsi="Consolas"/>
+          <w:color w:val="3A2A1E"/>
+          <w:sz w:val="20"/>
+        </w:rPr>
+        <w:t>RotateYTo</w:t>
+      </w:r>
+      <w:r>
+        <w:rPr>
+          <w:color w:val="3A2A1E"/>
+        </w:rPr>
+        <w:t xml:space="preserve">, </w:t>
+      </w:r>
+      <w:r>
+        <w:rPr>
+          <w:rFonts w:ascii="Consolas" w:hAnsi="Consolas"/>
+          <w:color w:val="3A2A1E"/>
+          <w:sz w:val="20"/>
+        </w:rPr>
+        <w:t>FadeTo</w:t>
+      </w:r>
+      <w:r>
+        <w:rPr>
+          <w:color w:val="3A2A1E"/>
+        </w:rPr>
+        <w:t xml:space="preserve"> ve </w:t>
+      </w:r>
+      <w:r>
+        <w:rPr>
+          <w:rFonts w:ascii="Consolas" w:hAnsi="Consolas"/>
+          <w:color w:val="3A2A1E"/>
+          <w:sz w:val="20"/>
+        </w:rPr>
+        <w:t>DisplayAlert</w:t>
+      </w:r>
+      <w:r>
+        <w:rPr>
+          <w:color w:val="3A2A1E"/>
+        </w:rPr>
+        <w:t xml:space="preserve"> kullanımdan kalktı; yerlerine </w:t>
+      </w:r>
+      <w:r>
+        <w:rPr>
+          <w:rFonts w:ascii="Consolas" w:hAnsi="Consolas"/>
+          <w:color w:val="3A2A1E"/>
+          <w:sz w:val="20"/>
+        </w:rPr>
+        <w:t>...Async</w:t>
+      </w:r>
+      <w:r>
+        <w:rPr>
+          <w:color w:val="3A2A1E"/>
+        </w:rPr>
+        <w:t xml:space="preserve"> sürümleri geldi. On dokuz çağrı yeri değişti. İmzalar aynı, hepsi zaten </w:t>
+      </w:r>
+      <w:r>
+        <w:rPr>
+          <w:rFonts w:ascii="Consolas" w:hAnsi="Consolas"/>
+          <w:color w:val="3A2A1E"/>
+          <w:sz w:val="20"/>
+        </w:rPr>
+        <w:t>await</w:t>
+      </w:r>
+      <w:r>
+        <w:rPr>
+          <w:color w:val="3A2A1E"/>
+        </w:rPr>
+        <w:t xml:space="preserve"> ediliyordu, davranış değişmiyor.</w:t>
+      </w:r>
+    </w:p>
+    <w:p>
+      <w:pPr/>
+      <w:r>
+        <w:rPr>
+          <w:color w:val="3A2A1E"/>
+        </w:rPr>
+        <w:t xml:space="preserve">Bu sırada </w:t>
+      </w:r>
+      <w:r>
+        <w:rPr>
+          <w:rFonts w:ascii="Consolas" w:hAnsi="Consolas"/>
+          <w:color w:val="3A2A1E"/>
+          <w:sz w:val="20"/>
+        </w:rPr>
+        <w:t>Directory.Build.props</w:t>
+      </w:r>
+      <w:r>
+        <w:rPr>
+          <w:color w:val="3A2A1E"/>
+        </w:rPr>
+        <w:t xml:space="preserve">'ta bir tutarsızlık ortaya çıktı: "uyarıları hata sayma kuralı MAUI projelerinde geçerli değil" diyen koşul </w:t>
+      </w:r>
+      <w:r>
+        <w:rPr>
+          <w:b/>
+          <w:color w:val="3A2A1E"/>
+        </w:rPr>
+        <w:t>hiç çalışmıyor</w:t>
+      </w:r>
+      <w:r>
+        <w:rPr>
+          <w:color w:val="3A2A1E"/>
+        </w:rPr>
+        <w:t xml:space="preserve">. Koşul </w:t>
+      </w:r>
+      <w:r>
+        <w:rPr>
+          <w:rFonts w:ascii="Consolas" w:hAnsi="Consolas"/>
+          <w:color w:val="3A2A1E"/>
+          <w:sz w:val="20"/>
+        </w:rPr>
+        <w:t>$(UseMaui)</w:t>
+      </w:r>
+      <w:r>
+        <w:rPr>
+          <w:color w:val="3A2A1E"/>
+        </w:rPr>
+        <w:t xml:space="preserve">'ye bakıyor ama Directory.Build.props projenin kendi gövdesinden önce okunuyor ve o an değişken boş. Yani </w:t>
+      </w:r>
+      <w:r>
+        <w:rPr>
+          <w:rFonts w:ascii="Consolas" w:hAnsi="Consolas"/>
+          <w:color w:val="3A2A1E"/>
+          <w:sz w:val="20"/>
+        </w:rPr>
+        <w:t>TreatWarningsAsErrors</w:t>
+      </w:r>
+      <w:r>
+        <w:rPr>
+          <w:color w:val="3A2A1E"/>
+        </w:rPr>
+        <w:t xml:space="preserve"> bütün projelerde açık. Şimdiye kadar sorun çıkarmamıştı, çünkü .NET 9'da o projeler uyarı üretmiyordu. Dokunulmadı: kuralın fiilen açık olması bu geçişte işe yaradı — kaldırılacaksa önce karar, sonra yorumun düzeltilmesi gerekiyor.</w:t>
+      </w:r>
+    </w:p>
+    <w:p>
+      <w:pPr>
+        <w:pStyle w:val="Heading3"/>
+      </w:pPr>
+      <w:r>
+        <w:t>SQLite: bir açık, bir de yanlış kütüphane</w:t>
+      </w:r>
+    </w:p>
+    <w:p>
+      <w:pPr/>
+      <w:r>
+        <w:rPr>
+          <w:rFonts w:ascii="Consolas" w:hAnsi="Consolas"/>
+          <w:color w:val="3A2A1E"/>
+          <w:sz w:val="20"/>
+        </w:rPr>
+        <w:t>SQLitePCLRaw.bundle_green</w:t>
+      </w:r>
+      <w:r>
+        <w:rPr>
+          <w:color w:val="3A2A1E"/>
+        </w:rPr>
+        <w:t xml:space="preserve"> 2.1.11'in taşıdığı SQLite'ta yüksek önem dereceli bir açık var (GHSA-2m69-gcr7-jv3q) ve .NET 10 bunu </w:t>
+      </w:r>
+      <w:r>
+        <w:rPr>
+          <w:b/>
+          <w:color w:val="3A2A1E"/>
+        </w:rPr>
+        <w:t>derleme hatasına</w:t>
+      </w:r>
+      <w:r>
+        <w:rPr>
+          <w:color w:val="3A2A1E"/>
+        </w:rPr>
+        <w:t xml:space="preserve"> çeviriyor. Paketin kendisinin yenisi yok, taşıdığı yerel kütüphanenin var: </w:t>
+      </w:r>
+      <w:r>
+        <w:rPr>
+          <w:rFonts w:ascii="Consolas" w:hAnsi="Consolas"/>
+          <w:color w:val="3A2A1E"/>
+          <w:sz w:val="20"/>
+        </w:rPr>
+        <w:t>lib.e_sqlite3</w:t>
+      </w:r>
+      <w:r>
+        <w:rPr>
+          <w:color w:val="3A2A1E"/>
+        </w:rPr>
+        <w:t xml:space="preserve"> 2.1.13 doğrudan referansla sabitlendi.</w:t>
+      </w:r>
+    </w:p>
+    <w:p>
+      <w:pPr/>
+      <w:r>
+        <w:rPr>
+          <w:color w:val="3A2A1E"/>
+        </w:rPr>
+        <w:t xml:space="preserve">Sabitleme yeni bir kusur doğurdu ve yakalandı. Paketin içinde Android yapısı yok, ama RID grafiğinde </w:t>
+      </w:r>
+      <w:r>
+        <w:rPr>
+          <w:rFonts w:ascii="Consolas" w:hAnsi="Consolas"/>
+          <w:color w:val="3A2A1E"/>
+          <w:sz w:val="20"/>
+        </w:rPr>
+        <w:t>android-x64</w:t>
+      </w:r>
+      <w:r>
+        <w:rPr>
+          <w:color w:val="3A2A1E"/>
+        </w:rPr>
+        <w:t xml:space="preserve"> </w:t>
+      </w:r>
+      <w:r>
+        <w:rPr>
+          <w:rFonts w:ascii="Consolas" w:hAnsi="Consolas"/>
+          <w:color w:val="3A2A1E"/>
+          <w:sz w:val="20"/>
+        </w:rPr>
+        <w:t>linux-x64</w:t>
+      </w:r>
+      <w:r>
+        <w:rPr>
+          <w:color w:val="3A2A1E"/>
+        </w:rPr>
+        <w:t xml:space="preserve">'ün altında duruyor; NuGet masaüstü Linux derlemesini Android için uygun sayıp AAR'dan gelen gerçek Android kütüphanesinin önüne geçirdi. APK bir anda glibc'ye bağlı bir </w:t>
+      </w:r>
+      <w:r>
+        <w:rPr>
+          <w:rFonts w:ascii="Consolas" w:hAnsi="Consolas"/>
+          <w:color w:val="3A2A1E"/>
+          <w:sz w:val="20"/>
+        </w:rPr>
+        <w:t>.so</w:t>
+      </w:r>
+      <w:r>
+        <w:rPr>
+          <w:color w:val="3A2A1E"/>
+        </w:rPr>
+        <w:t xml:space="preserve"> taşımaya başladı. Gözle görülmüyordu — md5 karşılaştırmasıyla çıktı: paketlenen dosya, paketin </w:t>
+      </w:r>
+      <w:r>
+        <w:rPr>
+          <w:rFonts w:ascii="Consolas" w:hAnsi="Consolas"/>
+          <w:color w:val="3A2A1E"/>
+          <w:sz w:val="20"/>
+        </w:rPr>
+        <w:t>runtimes/linux-x64/native/</w:t>
+      </w:r>
+      <w:r>
+        <w:rPr>
+          <w:color w:val="3A2A1E"/>
+        </w:rPr>
+        <w:t xml:space="preserve"> kopyasıyla bit bit aynıydı. </w:t>
+      </w:r>
+      <w:r>
+        <w:rPr>
+          <w:rFonts w:ascii="Consolas" w:hAnsi="Consolas"/>
+          <w:color w:val="3A2A1E"/>
+          <w:sz w:val="20"/>
+        </w:rPr>
+        <w:t>ExcludeAssets="native"</w:t>
+      </w:r>
+      <w:r>
+        <w:rPr>
+          <w:color w:val="3A2A1E"/>
+        </w:rPr>
+        <w:t xml:space="preserve"> ile yol kapatıldı.</w:t>
+      </w:r>
+    </w:p>
+    <w:p>
+      <w:pPr/>
+      <w:r>
+        <w:rPr>
+          <w:color w:val="3A2A1E"/>
+        </w:rPr>
+        <w:t xml:space="preserve">Sonuç yine </w:t>
+      </w:r>
+      <w:r>
+        <w:rPr>
+          <w:b/>
+          <w:color w:val="3A2A1E"/>
+        </w:rPr>
+        <w:t>sayıyla</w:t>
+      </w:r>
+      <w:r>
+        <w:rPr>
+          <w:color w:val="3A2A1E"/>
+        </w:rPr>
+        <w:t xml:space="preserve"> doğrulandı: APK'daki 230 </w:t>
+      </w:r>
+      <w:r>
+        <w:rPr>
+          <w:rFonts w:ascii="Consolas" w:hAnsi="Consolas"/>
+          <w:color w:val="3A2A1E"/>
+          <w:sz w:val="20"/>
+        </w:rPr>
+        <w:t>.so</w:t>
+      </w:r>
+      <w:r>
+        <w:rPr>
+          <w:color w:val="3A2A1E"/>
+        </w:rPr>
+        <w:t xml:space="preserve"> dosyasının 230'u 16 KB sayfa hizalı ve </w:t>
+      </w:r>
+      <w:r>
+        <w:rPr>
+          <w:rFonts w:ascii="Consolas" w:hAnsi="Consolas"/>
+          <w:color w:val="3A2A1E"/>
+          <w:sz w:val="20"/>
+        </w:rPr>
+        <w:t>libe_sqlite3.so</w:t>
+      </w:r>
+      <w:r>
+        <w:rPr>
+          <w:color w:val="3A2A1E"/>
+        </w:rPr>
+        <w:t xml:space="preserve"> artık SourceGear 3.53.3'ün Android yapısı. Hizalama önemli, çünkü Android 15'ten beri 16 KB sayfa desteği Play'in kabul şartlarından biri; hizalanmamış tek bir kütüphane paketi geri çeviriyor.</w:t>
+      </w:r>
+    </w:p>
+    <w:p>
+      <w:pPr>
+        <w:pStyle w:val="Heading3"/>
+      </w:pPr>
+      <w:r>
+        <w:t>İlk sürüm paketi</w:t>
+      </w:r>
+    </w:p>
+    <w:p>
+      <w:pPr/>
+      <w:r>
+        <w:rPr>
+          <w:color w:val="3A2A1E"/>
+        </w:rPr>
+        <w:t>Bugüne kadar yalnızca Debug derlenmişti. Release başka bir şey: trimming ve AOT açık, MAUI'de XAML ile bağımlılık enjeksiyonunu kıran klasik yer orası.</w:t>
       </w:r>
     </w:p>
     <w:p>
@@ -167,16 +614,9 @@
       </w:pPr>
       <w:r>
         <w:rPr>
-          <w:b/>
-          <w:color w:val="3A2A1E"/>
-        </w:rPr>
-        <w:t>Hepsi do majör pentatonik içinde.</w:t>
-      </w:r>
-      <w:r>
-        <w:rPr>
-          <w:color w:val="3A2A1E"/>
-        </w:rPr>
-        <w:t xml:space="preserve"> Çocuk oyununda sesler sürekli çakışıyor (yıldız + tur sonu, dokunuş + doğru) ve bu dizide hangi ikisi üst üste binerse binsin uyumsuz bir aralık çıkmıyor.</w:t>
+          <w:color w:val="3A2A1E"/>
+        </w:rPr>
+        <w:t>AAB üretildi (40 MB), API 36 tablet emülatörüne kuruldu ve açıldı; profil seçme ekranı düzgün çizildi, çökme yok</w:t>
       </w:r>
     </w:p>
     <w:p>
@@ -185,38 +625,34 @@
       </w:pPr>
       <w:r>
         <w:rPr>
-          <w:b/>
-          <w:color w:val="3A2A1E"/>
-        </w:rPr>
-        <w:t>Kuyruklar kısa</w:t>
-      </w:r>
-      <w:r>
-        <w:rPr>
-          <w:color w:val="3A2A1E"/>
-        </w:rPr>
-        <w:t xml:space="preserve"> (-28 dB'de kesiliyor). Uzun kuyruk bu oyunda zarar veriyordu: art arda düşen iki yıldız sesinden ikincisi birincisini kesiyor ve kesilen ses tıkırdıyor.</w:t>
+          <w:color w:val="3A2A1E"/>
+        </w:rPr>
+        <w:t>Türkçe uydu kaynağı (</w:t>
+      </w:r>
+      <w:r>
+        <w:rPr>
+          <w:rFonts w:ascii="Consolas" w:hAnsi="Consolas"/>
+          <w:color w:val="3A2A1E"/>
+          <w:sz w:val="20"/>
+        </w:rPr>
+        <w:t>tr/Ploofy.App.resources.dll</w:t>
+      </w:r>
+      <w:r>
+        <w:rPr>
+          <w:color w:val="3A2A1E"/>
+        </w:rPr>
+        <w:t>) derleme blob'unun içinde duruyor — trimming yemedi, üç dil sürümde de sağlam</w:t>
       </w:r>
     </w:p>
     <w:p>
-      <w:pPr/>
-      <w:r>
-        <w:rPr>
-          <w:color w:val="3A2A1E"/>
-        </w:rPr>
-        <w:t xml:space="preserve">Sesi kulakla doğrulamak mümkün değildi (kulak yok), o yüzden yapbozun tırnak geometrisinde izlenen yol tekrarlandı ve dosyalar </w:t>
-      </w:r>
-      <w:r>
-        <w:rPr>
-          <w:b/>
-          <w:color w:val="3A2A1E"/>
-        </w:rPr>
-        <w:t>sayıyla</w:t>
-      </w:r>
-      <w:r>
-        <w:rPr>
-          <w:color w:val="3A2A1E"/>
-        </w:rPr>
-        <w:t xml:space="preserve"> sınandı: kırpılma yok, ilk ve son örnek sıfırda (kenarda tık yok) ve altı tuşun altısında beklenen temel frekans komşu yarım tonlardan en az dört kat güçlü. Gerçek dinleme testi cihazda.</w:t>
+      <w:pPr>
+        <w:pStyle w:val="ListBullet"/>
+      </w:pPr>
+      <w:r>
+        <w:rPr>
+          <w:color w:val="3A2A1E"/>
+        </w:rPr>
+        <w:t>Windows geliştirme hedefi de .NET 10'da derleniyor</w:t>
       </w:r>
     </w:p>
     <w:p>
@@ -224,7 +660,7 @@
         <w:pStyle w:val="Heading3"/>
       </w:pPr>
       <w:r>
-        <w:t>Sırayı Tekrarla artık çalıyor</w:t>
+        <w:t>Yayın imzası ve sürüm 1.0</w:t>
       </w:r>
     </w:p>
     <w:p>
@@ -233,7 +669,199 @@
         <w:rPr>
           <w:color w:val="3A2A1E"/>
         </w:rPr>
-        <w:t>Bilinen eksikler listesindeki en eski madde kapandı: her tuşun kendi notası var. Klasik oyunun asıl işi burada — dizi kulakla da hatırlanıyor ve gösterim bir ezgiye dönüşüyor. Özellikle Filiz bandında değerli: henüz "üçüncü sıradaki" diye düşünemeyen çocuk üç notalık bir ezgiyi tekrarlayabiliyor. Çocuk bir tuşa dokunduğunda gösterimde duyduğu notanın aynısını duyuyor, dolayısıyla çaldığını duyduğuyla karşılaştırabiliyor.</w:t>
+        <w:t xml:space="preserve">Sürüm </w:t>
+      </w:r>
+      <w:r>
+        <w:rPr>
+          <w:rFonts w:ascii="Consolas" w:hAnsi="Consolas"/>
+          <w:color w:val="3A2A1E"/>
+          <w:sz w:val="20"/>
+        </w:rPr>
+        <w:t>0.1</w:t>
+      </w:r>
+      <w:r>
+        <w:rPr>
+          <w:color w:val="3A2A1E"/>
+        </w:rPr>
+        <w:t xml:space="preserve"> → </w:t>
+      </w:r>
+      <w:r>
+        <w:rPr>
+          <w:b/>
+          <w:color w:val="3A2A1E"/>
+        </w:rPr>
+        <w:t>`1.0`</w:t>
+      </w:r>
+      <w:r>
+        <w:rPr>
+          <w:color w:val="3A2A1E"/>
+        </w:rPr>
+        <w:t xml:space="preserve">; </w:t>
+      </w:r>
+      <w:r>
+        <w:rPr>
+          <w:rFonts w:ascii="Consolas" w:hAnsi="Consolas"/>
+          <w:color w:val="3A2A1E"/>
+          <w:sz w:val="20"/>
+        </w:rPr>
+        <w:t>ApplicationVersion</w:t>
+      </w:r>
+      <w:r>
+        <w:rPr>
+          <w:color w:val="3A2A1E"/>
+        </w:rPr>
+        <w:t xml:space="preserve"> (Android'de versionCode) 1'de kaldı, Play'e her yüklemede artması gerekiyor.</w:t>
+      </w:r>
+    </w:p>
+    <w:p>
+      <w:pPr/>
+      <w:r>
+        <w:rPr>
+          <w:color w:val="3A2A1E"/>
+        </w:rPr>
+        <w:t>İmzalama yapılandırması kuruldu. Dört değer (</w:t>
+      </w:r>
+      <w:r>
+        <w:rPr>
+          <w:rFonts w:ascii="Consolas" w:hAnsi="Consolas"/>
+          <w:color w:val="3A2A1E"/>
+          <w:sz w:val="20"/>
+        </w:rPr>
+        <w:t>PloofyKeystore</w:t>
+      </w:r>
+      <w:r>
+        <w:rPr>
+          <w:color w:val="3A2A1E"/>
+        </w:rPr>
+        <w:t xml:space="preserve">, </w:t>
+      </w:r>
+      <w:r>
+        <w:rPr>
+          <w:rFonts w:ascii="Consolas" w:hAnsi="Consolas"/>
+          <w:color w:val="3A2A1E"/>
+          <w:sz w:val="20"/>
+        </w:rPr>
+        <w:t>PloofyKeystoreAlias</w:t>
+      </w:r>
+      <w:r>
+        <w:rPr>
+          <w:color w:val="3A2A1E"/>
+        </w:rPr>
+        <w:t xml:space="preserve">, </w:t>
+      </w:r>
+      <w:r>
+        <w:rPr>
+          <w:rFonts w:ascii="Consolas" w:hAnsi="Consolas"/>
+          <w:color w:val="3A2A1E"/>
+          <w:sz w:val="20"/>
+        </w:rPr>
+        <w:t>PloofyKeystorePassword</w:t>
+      </w:r>
+      <w:r>
+        <w:rPr>
+          <w:color w:val="3A2A1E"/>
+        </w:rPr>
+        <w:t xml:space="preserve">, </w:t>
+      </w:r>
+      <w:r>
+        <w:rPr>
+          <w:rFonts w:ascii="Consolas" w:hAnsi="Consolas"/>
+          <w:color w:val="3A2A1E"/>
+          <w:sz w:val="20"/>
+        </w:rPr>
+        <w:t>PloofyKeyPassword</w:t>
+      </w:r>
+      <w:r>
+        <w:rPr>
+          <w:color w:val="3A2A1E"/>
+        </w:rPr>
+        <w:t xml:space="preserve">) dışarıdan geliyor: ya </w:t>
+      </w:r>
+      <w:r>
+        <w:rPr>
+          <w:rFonts w:ascii="Consolas" w:hAnsi="Consolas"/>
+          <w:color w:val="3A2A1E"/>
+          <w:sz w:val="20"/>
+        </w:rPr>
+        <w:t>Ploofy.local.props</w:t>
+      </w:r>
+      <w:r>
+        <w:rPr>
+          <w:color w:val="3A2A1E"/>
+        </w:rPr>
+        <w:t xml:space="preserve"> ya da aynı adlı ortam değişkenleri. Anahtar ve parola depoya girmiyor.</w:t>
+      </w:r>
+    </w:p>
+    <w:p>
+      <w:pPr/>
+      <w:r>
+        <w:rPr>
+          <w:color w:val="3A2A1E"/>
+        </w:rPr>
+        <w:t xml:space="preserve">Değerler yoksa derleme durmuyor — sürüm paketi hata ayıklama anahtarıyla çıkıyor, cihazda denemek için bu yeterli. Ama o durumda derleme </w:t>
+      </w:r>
+      <w:r>
+        <w:rPr>
+          <w:b/>
+          <w:color w:val="3A2A1E"/>
+        </w:rPr>
+        <w:t>uyarı veriyor</w:t>
+      </w:r>
+      <w:r>
+        <w:rPr>
+          <w:color w:val="3A2A1E"/>
+        </w:rPr>
+        <w:t>, çünkü asıl tehlike paketin kırılması değil, farkında olmadan mağazaya yüklenmesi.</w:t>
+      </w:r>
+    </w:p>
+    <w:p>
+      <w:pPr/>
+      <w:r>
+        <w:rPr>
+          <w:color w:val="3A2A1E"/>
+        </w:rPr>
+        <w:t xml:space="preserve">İki yol da atılabilir bir anahtarla denendi: anahtar verildiğinde sertifika </w:t>
+      </w:r>
+      <w:r>
+        <w:rPr>
+          <w:rFonts w:ascii="Consolas" w:hAnsi="Consolas"/>
+          <w:color w:val="3A2A1E"/>
+          <w:sz w:val="20"/>
+        </w:rPr>
+        <w:t>CN=Ploofy Test</w:t>
+      </w:r>
+      <w:r>
+        <w:rPr>
+          <w:color w:val="3A2A1E"/>
+        </w:rPr>
+        <w:t xml:space="preserve">, verilmediğinde </w:t>
+      </w:r>
+      <w:r>
+        <w:rPr>
+          <w:rFonts w:ascii="Consolas" w:hAnsi="Consolas"/>
+          <w:color w:val="3A2A1E"/>
+          <w:sz w:val="20"/>
+        </w:rPr>
+        <w:t>CN=Android Debug</w:t>
+      </w:r>
+      <w:r>
+        <w:rPr>
+          <w:color w:val="3A2A1E"/>
+        </w:rPr>
+        <w:t xml:space="preserve"> ve uyarı görünüyor. Deneme anahtarı sonra silindi — </w:t>
+      </w:r>
+      <w:r>
+        <w:rPr>
+          <w:b/>
+          <w:color w:val="3A2A1E"/>
+        </w:rPr>
+        <w:t>gerçek yayın anahtarı henüz üretilmedi</w:t>
+      </w:r>
+      <w:r>
+        <w:rPr>
+          <w:color w:val="3A2A1E"/>
+        </w:rPr>
+        <w:t>, o parolayla birlikte size ait.</w:t>
       </w:r>
     </w:p>
     <w:p>
@@ -241,7 +869,7 @@
         <w:pStyle w:val="Heading3"/>
       </w:pPr>
       <w:r>
-        <w:t>Profil düzenleme</w:t>
+        <w:t>Gizlilik politikası</w:t>
       </w:r>
     </w:p>
     <w:p>
@@ -250,7 +878,20 @@
         <w:rPr>
           <w:color w:val="3A2A1E"/>
         </w:rPr>
-        <w:t>Avatar, ad ve yaş bandı artık profil kurulduktan sonra da değiştirilebiliyor. Ayarlardaki profil satırına bir kalem düğmesi geldi; aynı ekran hem ekleme hem düzenleme yapıyor (</w:t>
+        <w:t xml:space="preserve">Üç dil tek bir sayfada toplandı ve </w:t>
+      </w:r>
+      <w:r>
+        <w:rPr>
+          <w:b/>
+          <w:color w:val="3A2A1E"/>
+        </w:rPr>
+        <w:t>ayrı bir depoya</w:t>
+      </w:r>
+      <w:r>
+        <w:rPr>
+          <w:color w:val="3A2A1E"/>
+        </w:rPr>
+        <w:t xml:space="preserve"> kondu — diğer uygulamalarda olduğu gibi, GitHub Pages'ten yayımlanacak. Metin uydurulmadı, koddan çıkarıldı — hangi tablonun hangi alanı tuttuğu (</w:t>
       </w:r>
       <w:r>
         <w:rPr>
@@ -258,13 +899,41 @@
           <w:color w:val="3A2A1E"/>
           <w:sz w:val="20"/>
         </w:rPr>
-        <w:t>profileeditor?profileId=3</w:t>
-      </w:r>
-      <w:r>
-        <w:rPr>
-          <w:color w:val="3A2A1E"/>
-        </w:rPr>
-        <w:t>). Ayrı bir düzenleme ekranı yazmak otuz iki avatarlık ızgarayı iki yere kopyalamak olurdu.</w:t>
+        <w:t>Entities.cs</w:t>
+      </w:r>
+      <w:r>
+        <w:rPr>
+          <w:color w:val="3A2A1E"/>
+        </w:rPr>
+        <w:t>), hangi iznin neden istendiği (manifest), ebeveyn kilidinin neyi kapattığı (</w:t>
+      </w:r>
+      <w:r>
+        <w:rPr>
+          <w:rFonts w:ascii="Consolas" w:hAnsi="Consolas"/>
+          <w:color w:val="3A2A1E"/>
+          <w:sz w:val="20"/>
+        </w:rPr>
+        <w:t>ParentalGateReason</w:t>
+      </w:r>
+      <w:r>
+        <w:rPr>
+          <w:color w:val="3A2A1E"/>
+        </w:rPr>
+        <w:t xml:space="preserve"> çağrı yerleri) ve profil silinince nelerin gittiği (</w:t>
+      </w:r>
+      <w:r>
+        <w:rPr>
+          <w:rFonts w:ascii="Consolas" w:hAnsi="Consolas"/>
+          <w:color w:val="3A2A1E"/>
+          <w:sz w:val="20"/>
+        </w:rPr>
+        <w:t>DeleteProfileAsync</w:t>
+      </w:r>
+      <w:r>
+        <w:rPr>
+          <w:color w:val="3A2A1E"/>
+        </w:rPr>
+        <w:t xml:space="preserve"> yıldızları ve rozetleri de siliyor) tek tek bakılarak yazıldı.</w:t>
       </w:r>
     </w:p>
     <w:p>
@@ -273,20 +942,34 @@
         <w:rPr>
           <w:color w:val="3A2A1E"/>
         </w:rPr>
-        <w:t xml:space="preserve">Yaş bandının da düzenlenebilir olması önemli: çocuk büyüyor ve tek yol profili silmek olsaydı bütün yıldızları giderdi. Bant değişince eski yıldızlar duruyor — ilerleme oyun </w:t>
+        <w:t xml:space="preserve">İki iddia bu yüzden düzeltildi: README "uygulamadan dışarı çıkan her bağlantı kilidin arkasında" diyor ama </w:t>
+      </w:r>
+      <w:r>
+        <w:rPr>
+          <w:rFonts w:ascii="Consolas" w:hAnsi="Consolas"/>
+          <w:color w:val="3A2A1E"/>
+          <w:sz w:val="20"/>
+        </w:rPr>
+        <w:t>ExternalLink</w:t>
+      </w:r>
+      <w:r>
+        <w:rPr>
+          <w:color w:val="3A2A1E"/>
+        </w:rPr>
+        <w:t xml:space="preserve"> gerekçesinin </w:t>
       </w:r>
       <w:r>
         <w:rPr>
           <w:b/>
           <w:color w:val="3A2A1E"/>
         </w:rPr>
-        <w:t>ve</w:t>
-      </w:r>
-      <w:r>
-        <w:rPr>
-          <w:color w:val="3A2A1E"/>
-        </w:rPr>
-        <w:t xml:space="preserve"> bant başına tutuluyor.</w:t>
+        <w:t>hiç çağrıldığı yer yok</w:t>
+      </w:r>
+      <w:r>
+        <w:rPr>
+          <w:color w:val="3A2A1E"/>
+        </w:rPr>
+        <w:t xml:space="preserve"> — uygulamada şu an dışarı açılan bağlantı da yok, o yüzden politikada yalnızca gerçekten kilitli olan üç yol sayıldı. İkincisi, kilit "basit bir aritmetik" değil: iki basamaklı çarpma + toplama, kasıtlı olarak 6–9 bandının üstünde.</w:t>
       </w:r>
     </w:p>
     <w:p>
@@ -295,7 +978,7 @@
         <w:rPr>
           <w:color w:val="3A2A1E"/>
         </w:rPr>
-        <w:t xml:space="preserve">Bu iş sırasında küçük bir kusur da çıktı: yeni profil ekranında varsayılan yaş bandı seçili görünmüyordu. </w:t>
+        <w:t xml:space="preserve">Sayfa tek dosya: dil değiştirici, açık/koyu tema, derleme adımı yok, Google Fonts dışında dış bağımlılık yok. Renkleri de uydurmadım — </w:t>
       </w:r>
       <w:r>
         <w:rPr>
@@ -303,21 +986,83 @@
           <w:color w:val="3A2A1E"/>
           <w:sz w:val="20"/>
         </w:rPr>
-        <w:t>SelectedBand</w:t>
-      </w:r>
-      <w:r>
-        <w:rPr>
-          <w:color w:val="3A2A1E"/>
-        </w:rPr>
-        <w:t xml:space="preserve"> listedeki örneğe değil onun eşdeğerine kuruluyordu; CollectionView seçili öğeyi referansla arıyor.</w:t>
-      </w:r>
-    </w:p>
-    <w:p>
-      <w:pPr>
-        <w:pStyle w:val="Heading3"/>
-      </w:pPr>
-      <w:r>
-        <w:t>İkon ve açılış ekranı</w:t>
+        <w:t>PloofyPalette.cs</w:t>
+      </w:r>
+      <w:r>
+        <w:rPr>
+          <w:color w:val="3A2A1E"/>
+        </w:rPr>
+        <w:t xml:space="preserve"> ve </w:t>
+      </w:r>
+      <w:r>
+        <w:rPr>
+          <w:rFonts w:ascii="Consolas" w:hAnsi="Consolas"/>
+          <w:color w:val="3A2A1E"/>
+          <w:sz w:val="20"/>
+        </w:rPr>
+        <w:t>PloofyStyles.xaml</w:t>
+      </w:r>
+      <w:r>
+        <w:rPr>
+          <w:color w:val="3A2A1E"/>
+        </w:rPr>
+        <w:t xml:space="preserve">'dan aldım: mürekkep </w:t>
+      </w:r>
+      <w:r>
+        <w:rPr>
+          <w:rFonts w:ascii="Consolas" w:hAnsi="Consolas"/>
+          <w:color w:val="3A2A1E"/>
+          <w:sz w:val="20"/>
+        </w:rPr>
+        <w:t>#402A1E</w:t>
+      </w:r>
+      <w:r>
+        <w:rPr>
+          <w:color w:val="3A2A1E"/>
+        </w:rPr>
+        <w:t xml:space="preserve">, vurgu Sunny'nin koyu ucu </w:t>
+      </w:r>
+      <w:r>
+        <w:rPr>
+          <w:rFonts w:ascii="Consolas" w:hAnsi="Consolas"/>
+          <w:color w:val="3A2A1E"/>
+          <w:sz w:val="20"/>
+        </w:rPr>
+        <w:t>#E08600</w:t>
+      </w:r>
+      <w:r>
+        <w:rPr>
+          <w:color w:val="3A2A1E"/>
+        </w:rPr>
+        <w:t xml:space="preserve"> (parlak </w:t>
+      </w:r>
+      <w:r>
+        <w:rPr>
+          <w:rFonts w:ascii="Consolas" w:hAnsi="Consolas"/>
+          <w:color w:val="3A2A1E"/>
+          <w:sz w:val="20"/>
+        </w:rPr>
+        <w:t>#FFC733</w:t>
+      </w:r>
+      <w:r>
+        <w:rPr>
+          <w:color w:val="3A2A1E"/>
+        </w:rPr>
+        <w:t xml:space="preserve"> metin olarak okunmuyor, yalnızca dolgu), bağlantılar Ocean gölgesi </w:t>
+      </w:r>
+      <w:r>
+        <w:rPr>
+          <w:rFonts w:ascii="Consolas" w:hAnsi="Consolas"/>
+          <w:color w:val="3A2A1E"/>
+          <w:sz w:val="20"/>
+        </w:rPr>
+        <w:t>#0F6FC4</w:t>
+      </w:r>
+      <w:r>
+        <w:rPr>
+          <w:color w:val="3A2A1E"/>
+        </w:rPr>
+        <w:t>.</w:t>
       </w:r>
     </w:p>
     <w:p>
@@ -326,7 +1071,20 @@
         <w:rPr>
           <w:color w:val="3A2A1E"/>
         </w:rPr>
-        <w:t>MAUI şablonunun mor ".NET" logosu gitti. Yerine Balon Patlatma'nın mavi kabarcığından gelen gülen bir yüz: sarı zemin (paletteki Sunny), mavi gövde, pembe yanaklar. Açılış ekranı aynı yüzün büyüğü.</w:t>
+        <w:t xml:space="preserve">Sayfa </w:t>
+      </w:r>
+      <w:r>
+        <w:rPr>
+          <w:b/>
+          <w:color w:val="3A2A1E"/>
+        </w:rPr>
+        <w:t>taslak</w:t>
+      </w:r>
+      <w:r>
+        <w:rPr>
+          <w:color w:val="3A2A1E"/>
+        </w:rPr>
+        <w:t xml:space="preserve"> ve iki şeyle öyle olduğunu söylüyor: başlıktaki "Taslak" rozeti ve sarı işaretli on iki alan (her dilde tarih, yayıncı adı-adresi, iletişim e-postası). İkisi de yayımdan önce temizlenecek.</w:t>
       </w:r>
     </w:p>
     <w:p>
@@ -335,42 +1093,53 @@
         <w:rPr>
           <w:color w:val="3A2A1E"/>
         </w:rPr>
-        <w:t>SVG'lerde degrade, süzgeç ve yazı yok — yalnızca düz dolgu ve daireler. Hacim, üst üste iki daireyle veriliyor (koyu olan altta bir milim taşıyor); oyun yüzeylerindeki yol da bu. Yazı olmamasının ayrı bir sebebi var: üç dilde açılan bir uygulamanın açılış ekranında tek bir dilin sözcüğü yanlış duruyor. Ön katman merkezden 126 birim yarıçapın içinde kalıyor, çünkü Android'in uyarlanabilir ikonu dış üçte biri maskeyle kırpıyor.</w:t>
+        <w:t xml:space="preserve">Depo yerel olarak hazır ve ilk commit'i atıldı; uzak adresi eklenmedi çünkü adres henüz belli değil. Yeri: </w:t>
+      </w:r>
+      <w:r>
+        <w:rPr>
+          <w:rFonts w:ascii="Consolas" w:hAnsi="Consolas"/>
+          <w:color w:val="3A2A1E"/>
+          <w:sz w:val="20"/>
+        </w:rPr>
+        <w:t>../ploofy-privacy</w:t>
+      </w:r>
+      <w:r>
+        <w:rPr>
+          <w:color w:val="3A2A1E"/>
+        </w:rPr>
+        <w:t xml:space="preserve"> (bu deponun kardeşi).</w:t>
       </w:r>
     </w:p>
     <w:p>
       <w:pPr/>
       <w:r>
         <w:rPr>
-          <w:color w:val="3A2A1E"/>
-        </w:rPr>
-        <w:t>Üretilen PNG'ler gözle doğrulandı. İlk denemede yanaklar mor çıkmıştı: saydam pembe mavinin üstünde mora kayıyor.</w:t>
-      </w:r>
-    </w:p>
-    <w:p>
-      <w:pPr>
-        <w:pStyle w:val="Heading3"/>
-      </w:pPr>
-      <w:r>
-        <w:t>Emülatörde doğrulama</w:t>
+          <w:b/>
+          <w:color w:val="3A2A1E"/>
+        </w:rPr>
+        <w:t>Sayılar:</w:t>
+      </w:r>
+      <w:r>
+        <w:rPr>
+          <w:color w:val="3A2A1E"/>
+        </w:rPr>
+        <w:t xml:space="preserve"> 229 test geçiyor · 10 oyun tanımlı, 10'u oynanabilir · 13 ses dosyası · AAB 40 MB · targetSdk 36 · sürüm 1.0.</w:t>
       </w:r>
     </w:p>
     <w:p>
       <w:pPr/>
       <w:r>
         <w:rPr>
-          <w:color w:val="3A2A1E"/>
-        </w:rPr>
-        <w:t>Beşi de tablet emülatöründe çalıştırıldı. Profil düzenleme uçtan uca denendi: ayarlardan kalem düğmesi, ekranın "Çocuğu düzenle" başlığıyla ve dolu alanlarla açılması, avatarın tilkiden pandaya değişmesi, kaydetme ve değişikliğin hem ayarlarda hem profil seçme ekranında görünmesi. Yaş bandı da doğru seçili geliyor.</w:t>
-      </w:r>
-    </w:p>
-    <w:p>
-      <w:pPr/>
-      <w:r>
-        <w:rPr>
-          <w:color w:val="3A2A1E"/>
-        </w:rPr>
-        <w:t xml:space="preserve">Ses gerçekten çalıyor: kart dokunuşunda sistem günlüğünde </w:t>
+          <w:b/>
+          <w:color w:val="3A2A1E"/>
+        </w:rPr>
+        <w:t>Buradan başla: gerçek tablet.</w:t>
+      </w:r>
+      <w:r>
+        <w:rPr>
+          <w:color w:val="3A2A1E"/>
+        </w:rPr>
+        <w:t xml:space="preserve"> Emülatör her şeyi gösterdi ama iki şeyi ölçemiyor — parmağı ve hoparlörü. Tableti USB'den tak, hata ayıklamayı aç, </w:t>
       </w:r>
       <w:r>
         <w:rPr>
@@ -378,138 +1147,7 @@
           <w:color w:val="3A2A1E"/>
           <w:sz w:val="20"/>
         </w:rPr>
-        <w:t>audio/raw</w:t>
-      </w:r>
-      <w:r>
-        <w:rPr>
-          <w:color w:val="3A2A1E"/>
-        </w:rPr>
-        <w:t xml:space="preserve"> çözücüsü açılıyor ve </w:t>
-      </w:r>
-      <w:r>
-        <w:rPr>
-          <w:rFonts w:ascii="Consolas" w:hAnsi="Consolas"/>
-          <w:color w:val="3A2A1E"/>
-          <w:sz w:val="20"/>
-        </w:rPr>
-        <w:t>AudioTrack</w:t>
-      </w:r>
-      <w:r>
-        <w:rPr>
-          <w:color w:val="3A2A1E"/>
-        </w:rPr>
-        <w:t xml:space="preserve"> 10 054 kare teslim ediyor — tap.wav'ın uzunluğu (0,23 sn × 44 100) tam olarak bu. Duyulan sesin kendisi hâlâ denenmedi, yalnızca çalındığı.</w:t>
-      </w:r>
-    </w:p>
-    <w:p>
-      <w:pPr/>
-      <w:r>
-        <w:rPr>
-          <w:color w:val="3A2A1E"/>
-        </w:rPr>
-        <w:t>Bir kusur çıktı ve düzeltildi: kalem düğmesi boş görünüyordu. Çıplak U+270F cihazda soluk ince bir çizgi olarak çiziliyor; çöp kutusunun yanında düğme boşmuş gibi duruyordu. VS16 eklenince (</w:t>
-      </w:r>
-      <w:r>
-        <w:rPr>
-          <w:rFonts w:ascii="Consolas" w:hAnsi="Consolas"/>
-          <w:color w:val="3A2A1E"/>
-          <w:sz w:val="20"/>
-        </w:rPr>
-        <w:t>&amp;#x270F;&amp;#xFE0F;</w:t>
-      </w:r>
-      <w:r>
-        <w:rPr>
-          <w:color w:val="3A2A1E"/>
-        </w:rPr>
-        <w:t>) renkli emoji olarak çıkıyor.</w:t>
-      </w:r>
-    </w:p>
-    <w:p>
-      <w:pPr/>
-      <w:r>
-        <w:rPr>
-          <w:color w:val="3A2A1E"/>
-        </w:rPr>
-        <w:t>Uygulama ikonu başlatıcıda yuvarlak maskeyle doğru duruyor, yüz kırpılmıyor. Masal grubundaki emojiler (peri, büyücü, deniz kızı, süper kahraman) API 36 emülatöründe eksiksiz çıkıyor.</w:t>
-      </w:r>
-    </w:p>
-    <w:p>
-      <w:pPr>
-        <w:pStyle w:val="Heading3"/>
-      </w:pPr>
-      <w:r>
-        <w:t>"1 stars in total"</w:t>
-      </w:r>
-    </w:p>
-    <w:p>
-      <w:pPr/>
-      <w:r>
-        <w:rPr>
-          <w:rFonts w:ascii="Consolas" w:hAnsi="Consolas"/>
-          <w:color w:val="3A2A1E"/>
-          <w:sz w:val="20"/>
-        </w:rPr>
-        <w:t>LocalizationService.Format</w:t>
-      </w:r>
-      <w:r>
-        <w:rPr>
-          <w:color w:val="3A2A1E"/>
-        </w:rPr>
-        <w:t xml:space="preserve"> artık tek argüman 1 olduğunda anahtarın </w:t>
-      </w:r>
-      <w:r>
-        <w:rPr>
-          <w:rFonts w:ascii="Consolas" w:hAnsi="Consolas"/>
-          <w:color w:val="3A2A1E"/>
-          <w:sz w:val="20"/>
-        </w:rPr>
-        <w:t>.One</w:t>
-      </w:r>
-      <w:r>
-        <w:rPr>
-          <w:color w:val="3A2A1E"/>
-        </w:rPr>
-        <w:t xml:space="preserve"> ekli satırını arıyor. Üç dilin üçünde de yalnızca "bir" ayrı davranıyor, o yüzden tam bir çoğul kuralı motoru yazılmadı; Lehçe gibi birden çok çoğul biçimi olan bir dil eklenirse orası genişler.</w:t>
-      </w:r>
-    </w:p>
-    <w:p>
-      <w:pPr/>
-      <w:r>
-        <w:rPr>
-          <w:b/>
-          <w:color w:val="3A2A1E"/>
-        </w:rPr>
-        <w:t>Sayılar:</w:t>
-      </w:r>
-      <w:r>
-        <w:rPr>
-          <w:color w:val="3A2A1E"/>
-        </w:rPr>
-        <w:t xml:space="preserve"> 229 test geçiyor · 10 oyun tanımlı, 10'u oynanabilir · 13 ses dosyası.</w:t>
-      </w:r>
-    </w:p>
-    <w:p>
-      <w:pPr/>
-      <w:r>
-        <w:rPr>
-          <w:b/>
-          <w:color w:val="3A2A1E"/>
-        </w:rPr>
-        <w:t>Buradan başla: gerçek tablet.</w:t>
-      </w:r>
-      <w:r>
-        <w:rPr>
-          <w:color w:val="3A2A1E"/>
-        </w:rPr>
-        <w:t xml:space="preserve"> Emülatör her şeyi gösterdi ama iki şeyi ölçemiyor — parmağı ve hoparlörü. Tableti USB'den tak, hata ayıklamayı aç, </w:t>
-      </w:r>
-      <w:r>
-        <w:rPr>
-          <w:rFonts w:ascii="Consolas" w:hAnsi="Consolas"/>
-          <w:color w:val="3A2A1E"/>
-          <w:sz w:val="20"/>
-        </w:rPr>
-        <w:t>dotnet build src/Ploofy.App/Ploofy.App.csproj -f net9.0-android -t:Run</w:t>
+        <w:t>dotnet build src/Ploofy.App/Ploofy.App.csproj -f net10.0-android -t:Run</w:t>
       </w:r>
       <w:r>
         <w:rPr>
@@ -623,7 +1261,7 @@
         <w:rPr>
           <w:color w:val="3A2A1E"/>
         </w:rPr>
-        <w:t xml:space="preserve"> — oyun mantığı, UI'ya sıfır bağımlılık (net9.0)</w:t>
+        <w:t xml:space="preserve"> — oyun mantığı, UI'ya sıfır bağımlılık (net10.0)</w:t>
       </w:r>
     </w:p>
     <w:p>
@@ -641,7 +1279,7 @@
         <w:rPr>
           <w:color w:val="3A2A1E"/>
         </w:rPr>
-        <w:t xml:space="preserve"> — SQLite ilerleme deposu (net9.0)</w:t>
+        <w:t xml:space="preserve"> — SQLite ilerleme deposu (net10.0)</w:t>
       </w:r>
     </w:p>
     <w:p>
@@ -1075,13 +1713,13 @@
           <w:b/>
           <w:color w:val="3A2A1E"/>
         </w:rPr>
-        <w:t>Öncelik 3 — iOS.</w:t>
-      </w:r>
-      <w:r>
-        <w:rPr>
-          <w:color w:val="3A2A1E"/>
-        </w:rPr>
-        <w:t xml:space="preserve"> Hiç denenmedi. Mac gerektiriyor.</w:t>
+        <w:t>Öncelik 3 — Yayın anahtarını üret.</w:t>
+      </w:r>
+      <w:r>
+        <w:rPr>
+          <w:color w:val="3A2A1E"/>
+        </w:rPr>
+        <w:t xml:space="preserve"> Yapılandırma hazır (1. bölüm); eksik olan tek şey anahtarın kendisi. Komut README'de, "Yayın imzası" başlığı. Anahtarı kaybetmek uygulamayı kaybetmek demek: aynı anahtarla imzalanmayan bir güncelleme Play'e yüklenemiyor. Play App Signing açılırsa yükleme anahtarı yenilenebilir kalıyor — çocuk uygulamasında uzun ömür beklendiği için açılması mantıklı.</w:t>
       </w:r>
     </w:p>
     <w:p>
@@ -1091,13 +1729,110 @@
           <w:b/>
           <w:color w:val="3A2A1E"/>
         </w:rPr>
-        <w:t>Öncelik 4 — Yayın hazırlığı.</w:t>
-      </w:r>
-      <w:r>
-        <w:rPr>
-          <w:color w:val="3A2A1E"/>
-        </w:rPr>
-        <w:t xml:space="preserve"> Play Console yaş beyanı, App Store Kids kategorisi, gizlilik formu, mağaza görselleri ve tanıtım metinleri. İkon ve açılış ekranı tamam.</w:t>
+        <w:t>Öncelik 4 — Gizlilik politikasını yayımla.</w:t>
+      </w:r>
+      <w:r>
+        <w:rPr>
+          <w:color w:val="3A2A1E"/>
+        </w:rPr>
+        <w:t xml:space="preserve"> Sayfa hazır ve ayrı deposunda duruyor (</w:t>
+      </w:r>
+      <w:r>
+        <w:rPr>
+          <w:rFonts w:ascii="Consolas" w:hAnsi="Consolas"/>
+          <w:color w:val="3A2A1E"/>
+          <w:sz w:val="20"/>
+        </w:rPr>
+        <w:t>../ploofy-privacy</w:t>
+      </w:r>
+      <w:r>
+        <w:rPr>
+          <w:color w:val="3A2A1E"/>
+        </w:rPr>
+        <w:t>, ilk commit atılmış). Kalanlar: GitHub'da depoyu açıp uzak adresi bağlamak, Pages'i açmak, on iki alanı doldurup "Taslak" rozetini kaldırmak, sonra adresi hem buradaki README'ye hem Play Console'a yazmak.</w:t>
+      </w:r>
+    </w:p>
+    <w:p>
+      <w:pPr/>
+      <w:r>
+        <w:rPr>
+          <w:color w:val="3A2A1E"/>
+        </w:rPr>
+        <w:t>İki uyarı: 4. bölüm (abonelik) gerçek billing bağlanmadan doğru değil, çünkü satın almanın Play üzerinden yürüdüğünü anlatıyor. Ve metnin bir hukukçuya okutulması yerinde olur — iddialar koda dayanıyor ama yasal biçim ayrı bir iş.</w:t>
+      </w:r>
+    </w:p>
+    <w:p>
+      <w:pPr/>
+      <w:r>
+        <w:rPr>
+          <w:b/>
+          <w:color w:val="3A2A1E"/>
+        </w:rPr>
+        <w:t>Öncelik 5 — iOS.</w:t>
+      </w:r>
+      <w:r>
+        <w:rPr>
+          <w:color w:val="3A2A1E"/>
+        </w:rPr>
+        <w:t xml:space="preserve"> Hiç denenmedi. Mac gerektiriyor.</w:t>
+      </w:r>
+    </w:p>
+    <w:p>
+      <w:pPr/>
+      <w:r>
+        <w:rPr>
+          <w:b/>
+          <w:color w:val="3A2A1E"/>
+        </w:rPr>
+        <w:t>Öncelik 6 — Mağaza vitrini.</w:t>
+      </w:r>
+      <w:r>
+        <w:rPr>
+          <w:color w:val="3A2A1E"/>
+        </w:rPr>
+        <w:t xml:space="preserve"> Play Console yaş beyanı, App Store Kids kategorisi, Data safety formu, içerik derecelendirme anketi, ekran görüntüleri ve üç dilde tanıtım metinleri. İkon ve açılış ekranı tamam. Sürüm numarası da ilk yayından önce </w:t>
+      </w:r>
+      <w:r>
+        <w:rPr>
+          <w:rFonts w:ascii="Consolas" w:hAnsi="Consolas"/>
+          <w:color w:val="3A2A1E"/>
+          <w:sz w:val="20"/>
+        </w:rPr>
+        <w:t>1.0</w:t>
+      </w:r>
+      <w:r>
+        <w:rPr>
+          <w:color w:val="3A2A1E"/>
+        </w:rPr>
+        <w:t xml:space="preserve"> olmalı; şu an </w:t>
+      </w:r>
+      <w:r>
+        <w:rPr>
+          <w:rFonts w:ascii="Consolas" w:hAnsi="Consolas"/>
+          <w:color w:val="3A2A1E"/>
+          <w:sz w:val="20"/>
+        </w:rPr>
+        <w:t>0.1</w:t>
+      </w:r>
+      <w:r>
+        <w:rPr>
+          <w:color w:val="3A2A1E"/>
+        </w:rPr>
+        <w:t xml:space="preserve"> / kod </w:t>
+      </w:r>
+      <w:r>
+        <w:rPr>
+          <w:rFonts w:ascii="Consolas" w:hAnsi="Consolas"/>
+          <w:color w:val="3A2A1E"/>
+          <w:sz w:val="20"/>
+        </w:rPr>
+        <w:t>1</w:t>
+      </w:r>
+      <w:r>
+        <w:rPr>
+          <w:color w:val="3A2A1E"/>
+        </w:rPr>
+        <w:t>.</w:t>
       </w:r>
     </w:p>
     <w:p>
@@ -1127,7 +1862,7 @@
         <w:rPr>
           <w:color w:val="3A2A1E"/>
         </w:rPr>
-        <w:t>Yerel ağ eşleşmesi ve aile bağlantısı yok (arayüzde "yakında" olarak duruyor)</w:t>
+        <w:t>Yayın anahtarı henüz üretilmedi; imzalama yapılandırması hazır ama anahtar yokken paket hata ayıklama sertifikasıyla çıkıyor</w:t>
       </w:r>
     </w:p>
     <w:p>
@@ -1138,7 +1873,7 @@
         <w:rPr>
           <w:color w:val="3A2A1E"/>
         </w:rPr>
-        <w:t>iOS derlenmedi</w:t>
+        <w:t>Gizlilik politikası sayfası hazır ama yayımlanmadı: depo yerelde, uzak adresi yok, on iki alan hâlâ boş ve "Taslak" rozeti duruyor</w:t>
       </w:r>
     </w:p>
     <w:p>
@@ -1149,7 +1884,7 @@
         <w:rPr>
           <w:color w:val="3A2A1E"/>
         </w:rPr>
-        <w:t>Öğretici oyunlarda sesli yönerge yok; şu an yönerge tamamen görsel (avda aranan işaret büyük gösteriliyor, Say ve Eşleştir'de küme ve rakamlar aynı ekranda duruyor). Bunun için sentez yetmiyor: üç dilde insan kaydı gerekiyor. Üçü de sessiz hâliyle tam çalışıyor</w:t>
+        <w:t>Mağaza vitrini (görseller, tanıtım metinleri, formlar) hiç başlamadı</w:t>
       </w:r>
     </w:p>
     <w:p>
@@ -1160,7 +1895,49 @@
         <w:rPr>
           <w:color w:val="3A2A1E"/>
         </w:rPr>
-        <w:t>Gerçek tablette hiç denenmedi; şimdiye kadar yalnızca emülatör. Parmak isabeti emülatörde ölçülemiyor (özellikle Yolu Bul'un Meşe toleransı)</w:t>
+        <w:t xml:space="preserve">Pakette yalnızca </w:t>
+      </w:r>
+      <w:r>
+        <w:rPr>
+          <w:rFonts w:ascii="Consolas" w:hAnsi="Consolas"/>
+          <w:color w:val="3A2A1E"/>
+          <w:sz w:val="20"/>
+        </w:rPr>
+        <w:t>arm64-v8a</w:t>
+      </w:r>
+      <w:r>
+        <w:rPr>
+          <w:color w:val="3A2A1E"/>
+        </w:rPr>
+        <w:t xml:space="preserve"> ve </w:t>
+      </w:r>
+      <w:r>
+        <w:rPr>
+          <w:rFonts w:ascii="Consolas" w:hAnsi="Consolas"/>
+          <w:color w:val="3A2A1E"/>
+          <w:sz w:val="20"/>
+        </w:rPr>
+        <w:t>x86_64</w:t>
+      </w:r>
+      <w:r>
+        <w:rPr>
+          <w:color w:val="3A2A1E"/>
+        </w:rPr>
+        <w:t xml:space="preserve"> var. Gerçek tabletlerin hepsi arm64 olduğu için sorun değil, ama manifest </w:t>
+      </w:r>
+      <w:r>
+        <w:rPr>
+          <w:rFonts w:ascii="Consolas" w:hAnsi="Consolas"/>
+          <w:color w:val="3A2A1E"/>
+          <w:sz w:val="20"/>
+        </w:rPr>
+        <w:t>minSdk 21</w:t>
+      </w:r>
+      <w:r>
+        <w:rPr>
+          <w:color w:val="3A2A1E"/>
+        </w:rPr>
+        <w:t xml:space="preserve"> diyor ve o çağın 32 bit ARM cihazları bu paketi kuramaz — beyan olduğundan geniş</w:t>
       </w:r>
     </w:p>
     <w:p>
@@ -1171,20 +1948,7 @@
         <w:rPr>
           <w:color w:val="3A2A1E"/>
         </w:rPr>
-        <w:t xml:space="preserve">Uygulama yalnızca </w:t>
-      </w:r>
-      <w:r>
-        <w:rPr>
-          <w:b/>
-          <w:color w:val="3A2A1E"/>
-        </w:rPr>
-        <w:t>yatay</w:t>
-      </w:r>
-      <w:r>
-        <w:rPr>
-          <w:color w:val="3A2A1E"/>
-        </w:rPr>
-        <w:t xml:space="preserve"> çalışıyor. Dikey desteklenmiyor ve desteklenecekse her oyun için ikinci bir yerleşim gerekiyor</w:t>
+        <w:t>Yerel ağ eşleşmesi ve aile bağlantısı yok (arayüzde "yakında" olarak duruyor)</w:t>
       </w:r>
     </w:p>
     <w:p>
@@ -1195,7 +1959,7 @@
         <w:rPr>
           <w:color w:val="3A2A1E"/>
         </w:rPr>
-        <w:t>Masal grubundaki bazı emojiler (peri, büyücü, deniz kızı, süper kahraman) Unicode 11 ile geldi; çok eski Android sürümlerinde boş kutu görünebilir. Uygulamanın alt sınırı API 21 ama depoda zaten 🦕 vardı ve tablette sorunsuz çıkıyordu. Gerçek cihaz testinde bakılacak</w:t>
+        <w:t>iOS derlenmedi</w:t>
       </w:r>
     </w:p>
     <w:p>
@@ -1206,6 +1970,63 @@
         <w:rPr>
           <w:color w:val="3A2A1E"/>
         </w:rPr>
+        <w:t>Öğretici oyunlarda sesli yönerge yok; şu an yönerge tamamen görsel (avda aranan işaret büyük gösteriliyor, Say ve Eşleştir'de küme ve rakamlar aynı ekranda duruyor). Bunun için sentez yetmiyor: üç dilde insan kaydı gerekiyor. Üçü de sessiz hâliyle tam çalışıyor</w:t>
+      </w:r>
+    </w:p>
+    <w:p>
+      <w:pPr>
+        <w:pStyle w:val="ListBullet"/>
+      </w:pPr>
+      <w:r>
+        <w:rPr>
+          <w:color w:val="3A2A1E"/>
+        </w:rPr>
+        <w:t>Gerçek tablette hiç denenmedi; şimdiye kadar yalnızca emülatör. Parmak isabeti emülatörde ölçülemiyor (özellikle Yolu Bul'un Meşe toleransı)</w:t>
+      </w:r>
+    </w:p>
+    <w:p>
+      <w:pPr>
+        <w:pStyle w:val="ListBullet"/>
+      </w:pPr>
+      <w:r>
+        <w:rPr>
+          <w:color w:val="3A2A1E"/>
+        </w:rPr>
+        <w:t xml:space="preserve">Uygulama yalnızca </w:t>
+      </w:r>
+      <w:r>
+        <w:rPr>
+          <w:b/>
+          <w:color w:val="3A2A1E"/>
+        </w:rPr>
+        <w:t>yatay</w:t>
+      </w:r>
+      <w:r>
+        <w:rPr>
+          <w:color w:val="3A2A1E"/>
+        </w:rPr>
+        <w:t xml:space="preserve"> çalışıyor. Dikey desteklenmiyor ve desteklenecekse her oyun için ikinci bir yerleşim gerekiyor</w:t>
+      </w:r>
+    </w:p>
+    <w:p>
+      <w:pPr>
+        <w:pStyle w:val="ListBullet"/>
+      </w:pPr>
+      <w:r>
+        <w:rPr>
+          <w:color w:val="3A2A1E"/>
+        </w:rPr>
+        <w:t>Masal grubundaki bazı emojiler (peri, büyücü, deniz kızı, süper kahraman) Unicode 11 ile geldi; çok eski Android sürümlerinde boş kutu görünebilir. Uygulamanın alt sınırı API 21 ama depoda zaten 🦕 vardı ve tablette sorunsuz çıkıyordu. Gerçek cihaz testinde bakılacak</w:t>
+      </w:r>
+    </w:p>
+    <w:p>
+      <w:pPr>
+        <w:pStyle w:val="ListBullet"/>
+      </w:pPr>
+      <w:r>
+        <w:rPr>
+          <w:color w:val="3A2A1E"/>
+        </w:rPr>
         <w:t>Sesler hiçbir hoparlörde duyulmadı. Sayısal olarak doğrulandılar ve emülatörde çalındıkları günlükten görüldü, ama seviyelerinin birbirine göre dengesi ancak kulakla anlaşılır</w:t>
       </w:r>
     </w:p>
@@ -1223,30 +2044,16 @@
       </w:pPr>
       <w:r>
         <w:rPr>
-          <w:rFonts w:ascii="Consolas" w:hAnsi="Consolas"/>
-          <w:color w:val="3A2A1E"/>
-          <w:sz w:val="20"/>
-        </w:rPr>
-        <w:t>dotnet workload install maui</w:t>
-      </w:r>
-      <w:r>
-        <w:rPr>
-          <w:color w:val="3A2A1E"/>
-        </w:rPr>
-        <w:t xml:space="preserve"> — </w:t>
-      </w:r>
-      <w:r>
-        <w:rPr>
           <w:b/>
           <w:color w:val="3A2A1E"/>
         </w:rPr>
-        <w:t>yönetici</w:t>
-      </w:r>
-      <w:r>
-        <w:rPr>
-          <w:color w:val="3A2A1E"/>
-        </w:rPr>
-        <w:t xml:space="preserve"> terminal gerektiriyor</w:t>
+        <w:t>.NET 10 SDK</w:t>
+      </w:r>
+      <w:r>
+        <w:rPr>
+          <w:color w:val="3A2A1E"/>
+        </w:rPr>
+        <w:t xml:space="preserve"> (10.0.400 ile kuruldu) — API 36 hedefi .NET 9'da yok</w:t>
       </w:r>
     </w:p>
     <w:p>
@@ -1255,22 +2062,30 @@
       </w:pPr>
       <w:r>
         <w:rPr>
-          <w:color w:val="3A2A1E"/>
-        </w:rPr>
-        <w:t xml:space="preserve">Android SDK ve </w:t>
+          <w:rFonts w:ascii="Consolas" w:hAnsi="Consolas"/>
+          <w:color w:val="3A2A1E"/>
+          <w:sz w:val="20"/>
+        </w:rPr>
+        <w:t>dotnet workload install maui</w:t>
+      </w:r>
+      <w:r>
+        <w:rPr>
+          <w:color w:val="3A2A1E"/>
+        </w:rPr>
+        <w:t xml:space="preserve"> — </w:t>
       </w:r>
       <w:r>
         <w:rPr>
           <w:b/>
           <w:color w:val="3A2A1E"/>
         </w:rPr>
-        <w:t>JDK 17</w:t>
-      </w:r>
-      <w:r>
-        <w:rPr>
-          <w:color w:val="3A2A1E"/>
-        </w:rPr>
-        <w:t xml:space="preserve"> (daha yeni JDK kabul edilmiyor)</w:t>
+        <w:t>yönetici</w:t>
+      </w:r>
+      <w:r>
+        <w:rPr>
+          <w:color w:val="3A2A1E"/>
+        </w:rPr>
+        <w:t xml:space="preserve"> terminal gerektiriyor</w:t>
       </w:r>
     </w:p>
     <w:p>
@@ -1281,21 +2096,20 @@
         <w:rPr>
           <w:color w:val="3A2A1E"/>
         </w:rPr>
-        <w:t xml:space="preserve">Kök dizine </w:t>
-      </w:r>
-      <w:r>
-        <w:rPr>
-          <w:rFonts w:ascii="Consolas" w:hAnsi="Consolas"/>
-          <w:color w:val="3A2A1E"/>
-          <w:sz w:val="20"/>
-        </w:rPr>
-        <w:t>Ploofy.local.props</w:t>
-      </w:r>
-      <w:r>
-        <w:rPr>
-          <w:color w:val="3A2A1E"/>
-        </w:rPr>
-        <w:t xml:space="preserve"> oluştur (depoya girmiyor): AndroidSdkDirectory ve JavaSdkDirectory özellikleri</w:t>
+        <w:t xml:space="preserve">Android SDK ve </w:t>
+      </w:r>
+      <w:r>
+        <w:rPr>
+          <w:b/>
+          <w:color w:val="3A2A1E"/>
+        </w:rPr>
+        <w:t>JDK 17</w:t>
+      </w:r>
+      <w:r>
+        <w:rPr>
+          <w:color w:val="3A2A1E"/>
+        </w:rPr>
+        <w:t xml:space="preserve"> (daha yeni JDK kabul edilmiyor)</w:t>
       </w:r>
     </w:p>
     <w:p>
@@ -1304,6 +2118,31 @@
       </w:pPr>
       <w:r>
         <w:rPr>
+          <w:color w:val="3A2A1E"/>
+        </w:rPr>
+        <w:t xml:space="preserve">Kök dizine </w:t>
+      </w:r>
+      <w:r>
+        <w:rPr>
+          <w:rFonts w:ascii="Consolas" w:hAnsi="Consolas"/>
+          <w:color w:val="3A2A1E"/>
+          <w:sz w:val="20"/>
+        </w:rPr>
+        <w:t>Ploofy.local.props</w:t>
+      </w:r>
+      <w:r>
+        <w:rPr>
+          <w:color w:val="3A2A1E"/>
+        </w:rPr>
+        <w:t xml:space="preserve"> oluştur (depoya girmiyor): AndroidSdkDirectory ve JavaSdkDirectory özellikleri</w:t>
+      </w:r>
+    </w:p>
+    <w:p>
+      <w:pPr>
+        <w:pStyle w:val="ListNumber"/>
+      </w:pPr>
+      <w:r>
+        <w:rPr>
           <w:rFonts w:ascii="Consolas" w:hAnsi="Consolas"/>
           <w:color w:val="3A2A1E"/>
           <w:sz w:val="20"/>
@@ -1325,7 +2164,7 @@
           <w:color w:val="3A2A1E"/>
           <w:sz w:val="20"/>
         </w:rPr>
-        <w:t>dotnet build src/Ploofy.App/Ploofy.App.csproj -f net9.0-windows10.0.19041.0</w:t>
+        <w:t>dotnet build src/Ploofy.App/Ploofy.App.csproj -f net10.0-windows10.0.19041.0</w:t>
       </w:r>
     </w:p>
     <w:p>
@@ -1343,6 +2182,172 @@
           <w:color w:val="3A2A1E"/>
         </w:rPr>
         <w:t>Bunların hepsi bir kez derlemeyi ya da uygulamayı kırdı; çözümleri koddan okunmuyor:</w:t>
+      </w:r>
+    </w:p>
+    <w:p>
+      <w:pPr>
+        <w:pStyle w:val="ListBullet"/>
+      </w:pPr>
+      <w:r>
+        <w:rPr>
+          <w:b/>
+          <w:color w:val="3A2A1E"/>
+        </w:rPr>
+        <w:t>`appCategory="game"` manifestten çıkmamalı.</w:t>
+      </w:r>
+      <w:r>
+        <w:rPr>
+          <w:color w:val="3A2A1E"/>
+        </w:rPr>
+        <w:t xml:space="preserve"> Bir sınıflandırma etiketi gibi duruyor ama işlevi başka: API 36'yı hedefleyen uygulamalarda geniş ekranlarda </w:t>
+      </w:r>
+      <w:r>
+        <w:rPr>
+          <w:rFonts w:ascii="Consolas" w:hAnsi="Consolas"/>
+          <w:color w:val="3A2A1E"/>
+          <w:sz w:val="20"/>
+        </w:rPr>
+        <w:t>screenOrientation</w:t>
+      </w:r>
+      <w:r>
+        <w:rPr>
+          <w:color w:val="3A2A1E"/>
+        </w:rPr>
+        <w:t xml:space="preserve"> yok sayılıyor, oyunlar bundan muaf ve muafiyet bu bayrakla belirleniyor. Silinirse yatay kilit tablette düşer.</w:t>
+      </w:r>
+    </w:p>
+    <w:p>
+      <w:pPr>
+        <w:pStyle w:val="ListBullet"/>
+      </w:pPr>
+      <w:r>
+        <w:rPr>
+          <w:b/>
+          <w:color w:val="3A2A1E"/>
+        </w:rPr>
+        <w:t>Yerel kütüphane hangi paketten geldiğini söylemez; md5 söyler.</w:t>
+      </w:r>
+      <w:r>
+        <w:rPr>
+          <w:color w:val="3A2A1E"/>
+        </w:rPr>
+        <w:t xml:space="preserve"> Bir NuGet paketinin Android yapısı yoksa RID grafiği </w:t>
+      </w:r>
+      <w:r>
+        <w:rPr>
+          <w:rFonts w:ascii="Consolas" w:hAnsi="Consolas"/>
+          <w:color w:val="3A2A1E"/>
+          <w:sz w:val="20"/>
+        </w:rPr>
+        <w:t>linux-x64</w:t>
+      </w:r>
+      <w:r>
+        <w:rPr>
+          <w:color w:val="3A2A1E"/>
+        </w:rPr>
+        <w:t xml:space="preserve"> kopyasını </w:t>
+      </w:r>
+      <w:r>
+        <w:rPr>
+          <w:rFonts w:ascii="Consolas" w:hAnsi="Consolas"/>
+          <w:color w:val="3A2A1E"/>
+          <w:sz w:val="20"/>
+        </w:rPr>
+        <w:t>android-x64</w:t>
+      </w:r>
+      <w:r>
+        <w:rPr>
+          <w:color w:val="3A2A1E"/>
+        </w:rPr>
+        <w:t xml:space="preserve"> için uygun sayabiliyor ve APK'ya masaüstü kütüphanesi giriyor. Derleme bunu </w:t>
+      </w:r>
+      <w:r>
+        <w:rPr>
+          <w:rFonts w:ascii="Consolas" w:hAnsi="Consolas"/>
+          <w:color w:val="3A2A1E"/>
+          <w:sz w:val="20"/>
+        </w:rPr>
+        <w:t>XA4301</w:t>
+      </w:r>
+      <w:r>
+        <w:rPr>
+          <w:color w:val="3A2A1E"/>
+        </w:rPr>
+        <w:t xml:space="preserve"> ("zaten içeriyor, yok sayılıyor") diye geçiştiriyor. Şüphe varsa APK'daki </w:t>
+      </w:r>
+      <w:r>
+        <w:rPr>
+          <w:rFonts w:ascii="Consolas" w:hAnsi="Consolas"/>
+          <w:color w:val="3A2A1E"/>
+          <w:sz w:val="20"/>
+        </w:rPr>
+        <w:t>.so</w:t>
+      </w:r>
+      <w:r>
+        <w:rPr>
+          <w:color w:val="3A2A1E"/>
+        </w:rPr>
+        <w:t xml:space="preserve">'yu paketteki kopyalarla md5 karşılaştır; hizalamayı da ELF program başlığındaki </w:t>
+      </w:r>
+      <w:r>
+        <w:rPr>
+          <w:rFonts w:ascii="Consolas" w:hAnsi="Consolas"/>
+          <w:color w:val="3A2A1E"/>
+          <w:sz w:val="20"/>
+        </w:rPr>
+        <w:t>p_align</w:t>
+      </w:r>
+      <w:r>
+        <w:rPr>
+          <w:color w:val="3A2A1E"/>
+        </w:rPr>
+        <w:t xml:space="preserve"> söylüyor (16384 olmalı).</w:t>
+      </w:r>
+    </w:p>
+    <w:p>
+      <w:pPr>
+        <w:pStyle w:val="ListBullet"/>
+      </w:pPr>
+      <w:r>
+        <w:rPr>
+          <w:b/>
+          <w:color w:val="3A2A1E"/>
+        </w:rPr>
+        <w:t>Uyarılar bütün projelerde hata sayılıyor.</w:t>
+      </w:r>
+      <w:r>
+        <w:rPr>
+          <w:color w:val="3A2A1E"/>
+        </w:rPr>
+        <w:t xml:space="preserve"> </w:t>
+      </w:r>
+      <w:r>
+        <w:rPr>
+          <w:rFonts w:ascii="Consolas" w:hAnsi="Consolas"/>
+          <w:color w:val="3A2A1E"/>
+          <w:sz w:val="20"/>
+        </w:rPr>
+        <w:t>Directory.Build.props</w:t>
+      </w:r>
+      <w:r>
+        <w:rPr>
+          <w:color w:val="3A2A1E"/>
+        </w:rPr>
+        <w:t xml:space="preserve"> bunu MAUI projelerinde kapatmayı amaçlıyor ama koşulu çalışmıyor (</w:t>
+      </w:r>
+      <w:r>
+        <w:rPr>
+          <w:rFonts w:ascii="Consolas" w:hAnsi="Consolas"/>
+          <w:color w:val="3A2A1E"/>
+          <w:sz w:val="20"/>
+        </w:rPr>
+        <w:t>$(UseMaui)</w:t>
+      </w:r>
+      <w:r>
+        <w:rPr>
+          <w:color w:val="3A2A1E"/>
+        </w:rPr>
+        <w:t xml:space="preserve"> dosya okunurken henüz boş). Yani MAUI tarafında da her uyarı derlemeyi kırar; bunu bilmeden bir bağımlılık yükseltmek şaşırtır.</w:t>
       </w:r>
     </w:p>
     <w:p>

--- a/ilerleme notu.docx
+++ b/ilerleme notu.docx
@@ -17,7 +17,7 @@
           <w:color w:val="7A6A5C"/>
           <w:sz w:val="18"/>
         </w:rPr>
-        <w:t>Son güncelleme: 29.08.2026</w:t>
+        <w:t>Son güncelleme: 02.09.2026</w:t>
       </w:r>
     </w:p>
     <w:p>
@@ -27,6 +27,15 @@
           <w:sz w:val="18"/>
         </w:rPr>
         <w:t>Depo: https://github.com/alikiratli/Ploofy (public)</w:t>
+      </w:r>
+    </w:p>
+    <w:p>
+      <w:r>
+        <w:rPr>
+          <w:color w:val="7A6A5C"/>
+          <w:sz w:val="18"/>
+        </w:rPr>
+        <w:t>Web: https://alikiratli.github.io/ploofy-web/ (gizlilik politikası + Impressum)</w:t>
       </w:r>
     </w:p>
     <w:p>
@@ -89,7 +98,23 @@
           <w:b/>
           <w:color w:val="3A2A1E"/>
         </w:rPr>
-        <w:t>Son oturumda yapılan:</w:t>
+        <w:t>Son oturumda yapılan: mağaza kapısındaki iki engel kalktı.</w:t>
+      </w:r>
+      <w:r>
+        <w:rPr>
+          <w:color w:val="3A2A1E"/>
+        </w:rPr>
+        <w:t xml:space="preserve"> Yayın anahtarı üretildi ve gizlilik politikası yayımlandı — ikisi de kod işi değildi, ikisi de sürümü bloke ediyordu. Ayrıntı aşağıda, "Yayın imzası" ve "Gizlilik politikası" başlıklarında.</w:t>
+      </w:r>
+    </w:p>
+    <w:p>
+      <w:pPr/>
+      <w:r>
+        <w:rPr>
+          <w:b/>
+          <w:color w:val="3A2A1E"/>
+        </w:rPr>
+        <w:t>Bir önceki oturumda yapılan:</w:t>
       </w:r>
       <w:r>
         <w:rPr>
@@ -818,9 +843,16 @@
       <w:pPr/>
       <w:r>
         <w:rPr>
-          <w:color w:val="3A2A1E"/>
-        </w:rPr>
-        <w:t xml:space="preserve">İki yol da atılabilir bir anahtarla denendi: anahtar verildiğinde sertifika </w:t>
+          <w:b/>
+          <w:color w:val="3A2A1E"/>
+        </w:rPr>
+        <w:t>Gerçek yayın anahtarı üretildi (02.09.2026).</w:t>
+      </w:r>
+      <w:r>
+        <w:rPr>
+          <w:color w:val="3A2A1E"/>
+        </w:rPr>
+        <w:t xml:space="preserve"> RSA 2048, 10000 gün geçerli, PKCS12; sertifika </w:t>
       </w:r>
       <w:r>
         <w:rPr>
@@ -828,13 +860,13 @@
           <w:color w:val="3A2A1E"/>
           <w:sz w:val="20"/>
         </w:rPr>
-        <w:t>CN=Ploofy Test</w:t>
-      </w:r>
-      <w:r>
-        <w:rPr>
-          <w:color w:val="3A2A1E"/>
-        </w:rPr>
-        <w:t xml:space="preserve">, verilmediğinde </w:t>
+        <w:t>CN=Ali Kiratli, O=Ploofy, L=Ennepetal, ST=Nordrhein-Westfalen, C=DE</w:t>
+      </w:r>
+      <w:r>
+        <w:rPr>
+          <w:color w:val="3A2A1E"/>
+        </w:rPr>
+        <w:t xml:space="preserve">. Dosya </w:t>
       </w:r>
       <w:r>
         <w:rPr>
@@ -842,26 +874,80 @@
           <w:color w:val="3A2A1E"/>
           <w:sz w:val="20"/>
         </w:rPr>
-        <w:t>CN=Android Debug</w:t>
-      </w:r>
-      <w:r>
-        <w:rPr>
-          <w:color w:val="3A2A1E"/>
-        </w:rPr>
-        <w:t xml:space="preserve"> ve uyarı görünüyor. Deneme anahtarı sonra silindi — </w:t>
-      </w:r>
+        <w:t>ploofy-release.keystore</w:t>
+      </w:r>
+      <w:r>
+        <w:rPr>
+          <w:color w:val="3A2A1E"/>
+        </w:rPr>
+        <w:t xml:space="preserve"> deponun kökünde ve </w:t>
+      </w:r>
+      <w:r>
+        <w:rPr>
+          <w:rFonts w:ascii="Consolas" w:hAnsi="Consolas"/>
+          <w:color w:val="3A2A1E"/>
+          <w:sz w:val="20"/>
+        </w:rPr>
+        <w:t>.gitignore</w:t>
+      </w:r>
+      <w:r>
+        <w:rPr>
+          <w:color w:val="3A2A1E"/>
+        </w:rPr>
+        <w:t xml:space="preserve">'da, dört değer </w:t>
+      </w:r>
+      <w:r>
+        <w:rPr>
+          <w:rFonts w:ascii="Consolas" w:hAnsi="Consolas"/>
+          <w:color w:val="3A2A1E"/>
+          <w:sz w:val="20"/>
+        </w:rPr>
+        <w:t>Ploofy.local.props</w:t>
+      </w:r>
+      <w:r>
+        <w:rPr>
+          <w:color w:val="3A2A1E"/>
+        </w:rPr>
+        <w:t>'ta (o da gitignore'da). Parola 32 karakterlik rastgele bir dize.</w:t>
+      </w:r>
+    </w:p>
+    <w:p>
+      <w:pPr/>
+      <w:r>
+        <w:rPr>
+          <w:color w:val="3A2A1E"/>
+        </w:rPr>
+        <w:t xml:space="preserve">Doğrulandı: anahtarla üretilen Release APK'sında </w:t>
+      </w:r>
+      <w:r>
+        <w:rPr>
+          <w:rFonts w:ascii="Consolas" w:hAnsi="Consolas"/>
+          <w:color w:val="3A2A1E"/>
+          <w:sz w:val="20"/>
+        </w:rPr>
+        <w:t>apksigner verify --print-certs</w:t>
+      </w:r>
+      <w:r>
+        <w:rPr>
+          <w:color w:val="3A2A1E"/>
+        </w:rPr>
+        <w:t xml:space="preserve"> yukarıdaki DN'i basıyor ve "yayın anahtarı tanımlı değil" uyarısı artık çıkmıyor.</w:t>
+      </w:r>
+    </w:p>
+    <w:p>
+      <w:pPr/>
       <w:r>
         <w:rPr>
           <w:b/>
           <w:color w:val="3A2A1E"/>
         </w:rPr>
-        <w:t>gerçek yayın anahtarı henüz üretilmedi</w:t>
-      </w:r>
-      <w:r>
-        <w:rPr>
-          <w:color w:val="3A2A1E"/>
-        </w:rPr>
-        <w:t>, o parolayla birlikte size ait.</w:t>
+        <w:t>İki dosyanın da makine dışında bir yedeği olmalı.</w:t>
+      </w:r>
+      <w:r>
+        <w:rPr>
+          <w:color w:val="3A2A1E"/>
+        </w:rPr>
+        <w:t xml:space="preserve"> Anahtarı kaybetmek uygulamayı kaybetmek demek: aynı anahtarla imzalanmayan bir güncellemeyi Play kabul etmiyor. Play App Signing açılırsa yükleme anahtarı yenilenebilir kalıyor — çocuk uygulamasında uzun ömür beklendiği için açılması mantıklı.</w:t>
       </w:r>
     </w:p>
     <w:p>
@@ -1069,31 +1155,16 @@
       <w:pPr/>
       <w:r>
         <w:rPr>
-          <w:color w:val="3A2A1E"/>
-        </w:rPr>
-        <w:t xml:space="preserve">Sayfa </w:t>
-      </w:r>
-      <w:r>
-        <w:rPr>
           <w:b/>
           <w:color w:val="3A2A1E"/>
         </w:rPr>
-        <w:t>taslak</w:t>
-      </w:r>
-      <w:r>
-        <w:rPr>
-          <w:color w:val="3A2A1E"/>
-        </w:rPr>
-        <w:t xml:space="preserve"> ve iki şeyle öyle olduğunu söylüyor: başlıktaki "Taslak" rozeti ve sarı işaretli on iki alan (her dilde tarih, yayıncı adı-adresi, iletişim e-postası). İkisi de yayımdan önce temizlenecek.</w:t>
-      </w:r>
-    </w:p>
-    <w:p>
-      <w:pPr/>
-      <w:r>
-        <w:rPr>
-          <w:color w:val="3A2A1E"/>
-        </w:rPr>
-        <w:t xml:space="preserve">Depo yerel olarak hazır ve ilk commit'i atıldı; uzak adresi eklenmedi çünkü adres henüz belli değil. Yeri: </w:t>
+        <w:t>Yayımlandı (02.09.2026).</w:t>
+      </w:r>
+      <w:r>
+        <w:rPr>
+          <w:color w:val="3A2A1E"/>
+        </w:rPr>
+        <w:t xml:space="preserve"> SchiriFit ve CertPilot'taki düzenin aynısı kuruldu: sayfaların kaynağı bu depoda </w:t>
       </w:r>
       <w:r>
         <w:rPr>
@@ -1101,45 +1172,13 @@
           <w:color w:val="3A2A1E"/>
           <w:sz w:val="20"/>
         </w:rPr>
-        <w:t>../ploofy-privacy</w:t>
-      </w:r>
-      <w:r>
-        <w:rPr>
-          <w:color w:val="3A2A1E"/>
-        </w:rPr>
-        <w:t xml:space="preserve"> (bu deponun kardeşi).</w:t>
-      </w:r>
-    </w:p>
-    <w:p>
-      <w:pPr/>
-      <w:r>
-        <w:rPr>
-          <w:b/>
-          <w:color w:val="3A2A1E"/>
-        </w:rPr>
-        <w:t>Sayılar:</w:t>
-      </w:r>
-      <w:r>
-        <w:rPr>
-          <w:color w:val="3A2A1E"/>
-        </w:rPr>
-        <w:t xml:space="preserve"> 229 test geçiyor · 10 oyun tanımlı, 10'u oynanabilir · 13 ses dosyası · AAB 40 MB · targetSdk 36 · sürüm 1.0.</w:t>
-      </w:r>
-    </w:p>
-    <w:p>
-      <w:pPr/>
-      <w:r>
-        <w:rPr>
-          <w:b/>
-          <w:color w:val="3A2A1E"/>
-        </w:rPr>
-        <w:t>Buradan başla: gerçek tablet.</w:t>
-      </w:r>
-      <w:r>
-        <w:rPr>
-          <w:color w:val="3A2A1E"/>
-        </w:rPr>
-        <w:t xml:space="preserve"> Emülatör her şeyi gösterdi ama iki şeyi ölçemiyor — parmağı ve hoparlörü. Tableti USB'den tak, hata ayıklamayı aç, </w:t>
+        <w:t>docs/store/</w:t>
+      </w:r>
+      <w:r>
+        <w:rPr>
+          <w:color w:val="3A2A1E"/>
+        </w:rPr>
+        <w:t xml:space="preserve">, yayın nüshası ayrı ve herkese açık </w:t>
       </w:r>
       <w:r>
         <w:rPr>
@@ -1147,13 +1186,13 @@
           <w:color w:val="3A2A1E"/>
           <w:sz w:val="20"/>
         </w:rPr>
-        <w:t>dotnet build src/Ploofy.App/Ploofy.App.csproj -f net10.0-android -t:Run</w:t>
-      </w:r>
-      <w:r>
-        <w:rPr>
-          <w:color w:val="3A2A1E"/>
-        </w:rPr>
-        <w:t>. Bakılacaklar:</w:t>
+        <w:t>alikiratli/ploofy-web</w:t>
+      </w:r>
+      <w:r>
+        <w:rPr>
+          <w:color w:val="3A2A1E"/>
+        </w:rPr>
+        <w:t xml:space="preserve"> deposunda, GitHub Pages'ten servis ediliyor. Üçü de 200 dönüyor:</w:t>
       </w:r>
     </w:p>
     <w:p>
@@ -1162,16 +1201,22 @@
       </w:pPr>
       <w:r>
         <w:rPr>
+          <w:color w:val="3A2A1E"/>
+        </w:rPr>
+        <w:t xml:space="preserve">https://alikiratli.github.io/ploofy-web/privacy-policy.html — Play Console'a </w:t>
+      </w:r>
+      <w:r>
+        <w:rPr>
           <w:b/>
           <w:color w:val="3A2A1E"/>
         </w:rPr>
-        <w:t>Sesler.</w:t>
-      </w:r>
-      <w:r>
-        <w:rPr>
-          <w:color w:val="3A2A1E"/>
-        </w:rPr>
-        <w:t xml:space="preserve"> Hiçbiri henüz kulakla duyulmadı. Ses seviyeleri birbirine göre dengeli mi (dokunuş sesi tekrar tekrar çalıyor, en alçağı o olmalı), tuş notaları ezgi gibi mi duyuluyor, tablet hoparlöründe tiz sesler (yıldız) cırlıyor mu</w:t>
+        <w:t>bu</w:t>
+      </w:r>
+      <w:r>
+        <w:rPr>
+          <w:color w:val="3A2A1E"/>
+        </w:rPr>
+        <w:t xml:space="preserve"> adres girilecek, kök değil; denetim sayfanın kendisini görsün</w:t>
       </w:r>
     </w:p>
     <w:p>
@@ -1182,7 +1227,7 @@
         <w:rPr>
           <w:color w:val="3A2A1E"/>
         </w:rPr>
-        <w:t>Yolu Bul'da Meşe toleransı (0,055) parmak ucuyla tutturulabiliyor mu — bunların en riskli olanı bu</w:t>
+        <w:t>https://alikiratli.github.io/ploofy-web/impressum.html</w:t>
       </w:r>
     </w:p>
     <w:p>
@@ -1193,7 +1238,135 @@
         <w:rPr>
           <w:color w:val="3A2A1E"/>
         </w:rPr>
-        <w:t>Sepeti Tut'ta düşme hızı Fidan bandında adil mi, sepet parmağı gecikmeden takip ediyor mu</w:t>
+        <w:t>https://alikiratli.github.io/ploofy-web/ — mağaza girişindeki "Web sitesi"</w:t>
+      </w:r>
+    </w:p>
+    <w:p>
+      <w:pPr/>
+      <w:r>
+        <w:rPr>
+          <w:color w:val="3A2A1E"/>
+        </w:rPr>
+        <w:t>On iki alan dolduruldu (2 Eylül 2026 · Ali Kiratli, Ischebecker Straße 8, 58256 Ennepetal · alikiratlide@gmail.com) ve "Taslak" rozeti hem HTML'den hem betikten kaldırıldı. Yayıncı bilgileri uydurulmadı; CertPilot'un Impressum'undan alındı.</w:t>
+      </w:r>
+    </w:p>
+    <w:p>
+      <w:pPr/>
+      <w:r>
+        <w:rPr>
+          <w:color w:val="3A2A1E"/>
+        </w:rPr>
+        <w:t xml:space="preserve">Ploofy'nin de bir </w:t>
+      </w:r>
+      <w:r>
+        <w:rPr>
+          <w:b/>
+          <w:color w:val="3A2A1E"/>
+        </w:rPr>
+        <w:t>Impressum</w:t>
+      </w:r>
+      <w:r>
+        <w:rPr>
+          <w:color w:val="3A2A1E"/>
+        </w:rPr>
+        <w:t>'u oldu (de/en, bağlayıcı olan Almanca) — diğer iki uygulamada var, burada yoktu. § 5 DDG, § 19 UStG Kleinunternehmer, § 18/2 MStV, § 36 VSBG; artı aboneliğin mağazayla kurulduğunu söyleyen bir bölüm.</w:t>
+      </w:r>
+    </w:p>
+    <w:p>
+      <w:pPr/>
+      <w:r>
+        <w:rPr>
+          <w:color w:val="3A2A1E"/>
+        </w:rPr>
+        <w:t xml:space="preserve">Eski </w:t>
+      </w:r>
+      <w:r>
+        <w:rPr>
+          <w:rFonts w:ascii="Consolas" w:hAnsi="Consolas"/>
+          <w:color w:val="3A2A1E"/>
+          <w:sz w:val="20"/>
+        </w:rPr>
+        <w:t>../ploofy-privacy</w:t>
+      </w:r>
+      <w:r>
+        <w:rPr>
+          <w:color w:val="3A2A1E"/>
+        </w:rPr>
+        <w:t xml:space="preserve"> yerel deposu artık gereksiz — içeriği </w:t>
+      </w:r>
+      <w:r>
+        <w:rPr>
+          <w:rFonts w:ascii="Consolas" w:hAnsi="Consolas"/>
+          <w:color w:val="3A2A1E"/>
+          <w:sz w:val="20"/>
+        </w:rPr>
+        <w:t>docs/store/</w:t>
+      </w:r>
+      <w:r>
+        <w:rPr>
+          <w:color w:val="3A2A1E"/>
+        </w:rPr>
+        <w:t xml:space="preserve"> ile </w:t>
+      </w:r>
+      <w:r>
+        <w:rPr>
+          <w:rFonts w:ascii="Consolas" w:hAnsi="Consolas"/>
+          <w:color w:val="3A2A1E"/>
+          <w:sz w:val="20"/>
+        </w:rPr>
+        <w:t>ploofy-web</w:t>
+      </w:r>
+      <w:r>
+        <w:rPr>
+          <w:color w:val="3A2A1E"/>
+        </w:rPr>
+        <w:t>'e taşındı.</w:t>
+      </w:r>
+    </w:p>
+    <w:p>
+      <w:pPr/>
+      <w:r>
+        <w:rPr>
+          <w:b/>
+          <w:color w:val="3A2A1E"/>
+        </w:rPr>
+        <w:t>Sayılar:</w:t>
+      </w:r>
+      <w:r>
+        <w:rPr>
+          <w:color w:val="3A2A1E"/>
+        </w:rPr>
+        <w:t xml:space="preserve"> 229 test geçiyor · 10 oyun tanımlı, 10'u oynanabilir · 13 ses dosyası · AAB 40 MB · targetSdk 36 · sürüm 1.0.</w:t>
+      </w:r>
+    </w:p>
+    <w:p>
+      <w:pPr/>
+      <w:r>
+        <w:rPr>
+          <w:b/>
+          <w:color w:val="3A2A1E"/>
+        </w:rPr>
+        <w:t>Buradan başla: gerçek tablet.</w:t>
+      </w:r>
+      <w:r>
+        <w:rPr>
+          <w:color w:val="3A2A1E"/>
+        </w:rPr>
+        <w:t xml:space="preserve"> Emülatör her şeyi gösterdi ama iki şeyi ölçemiyor — parmağı ve hoparlörü. Tableti USB'den tak, hata ayıklamayı aç, </w:t>
+      </w:r>
+      <w:r>
+        <w:rPr>
+          <w:rFonts w:ascii="Consolas" w:hAnsi="Consolas"/>
+          <w:color w:val="3A2A1E"/>
+          <w:sz w:val="20"/>
+        </w:rPr>
+        <w:t>dotnet build src/Ploofy.App/Ploofy.App.csproj -f net10.0-android -t:Run</w:t>
+      </w:r>
+      <w:r>
+        <w:rPr>
+          <w:color w:val="3A2A1E"/>
+        </w:rPr>
+        <w:t>. Bakılacaklar:</w:t>
       </w:r>
     </w:p>
     <w:p>
@@ -1202,9 +1375,16 @@
       </w:pPr>
       <w:r>
         <w:rPr>
-          <w:color w:val="3A2A1E"/>
-        </w:rPr>
-        <w:t>Sırayı Tekrarla'da 750 ms gösterim hızı Filiz bandında takip edilebiliyor mu</w:t>
+          <w:b/>
+          <w:color w:val="3A2A1E"/>
+        </w:rPr>
+        <w:t>Sesler.</w:t>
+      </w:r>
+      <w:r>
+        <w:rPr>
+          <w:color w:val="3A2A1E"/>
+        </w:rPr>
+        <w:t xml:space="preserve"> Hiçbiri henüz kulakla duyulmadı. Ses seviyeleri birbirine göre dengeli mi (dokunuş sesi tekrar tekrar çalıyor, en alçağı o olmalı), tuş notaları ezgi gibi mi duyuluyor, tablet hoparlöründe tiz sesler (yıldız) cırlıyor mu</w:t>
       </w:r>
     </w:p>
     <w:p>
@@ -1215,7 +1395,7 @@
         <w:rPr>
           <w:color w:val="3A2A1E"/>
         </w:rPr>
-        <w:t>Yapboz'da Meşe'nin on altı parçası bir turu fazla uzatıyor mu</w:t>
+        <w:t>Yolu Bul'da Meşe toleransı (0,055) parmak ucuyla tutturulabiliyor mu — bunların en riskli olanı bu</w:t>
       </w:r>
     </w:p>
     <w:p>
@@ -1226,6 +1406,39 @@
         <w:rPr>
           <w:color w:val="3A2A1E"/>
         </w:rPr>
+        <w:t>Sepeti Tut'ta düşme hızı Fidan bandında adil mi, sepet parmağı gecikmeden takip ediyor mu</w:t>
+      </w:r>
+    </w:p>
+    <w:p>
+      <w:pPr>
+        <w:pStyle w:val="ListBullet"/>
+      </w:pPr>
+      <w:r>
+        <w:rPr>
+          <w:color w:val="3A2A1E"/>
+        </w:rPr>
+        <w:t>Sırayı Tekrarla'da 750 ms gösterim hızı Filiz bandında takip edilebiliyor mu</w:t>
+      </w:r>
+    </w:p>
+    <w:p>
+      <w:pPr>
+        <w:pStyle w:val="ListBullet"/>
+      </w:pPr>
+      <w:r>
+        <w:rPr>
+          <w:color w:val="3A2A1E"/>
+        </w:rPr>
+        <w:t>Yapboz'da Meşe'nin on altı parçası bir turu fazla uzatıyor mu</w:t>
+      </w:r>
+    </w:p>
+    <w:p>
+      <w:pPr>
+        <w:pStyle w:val="ListBullet"/>
+      </w:pPr>
+      <w:r>
+        <w:rPr>
+          <w:color w:val="3A2A1E"/>
+        </w:rPr>
         <w:t>İkon başlatıcıda nasıl duruyor (uyarlanabilir maske yüzü kırpıyor mu)</w:t>
       </w:r>
     </w:p>
@@ -1363,13 +1576,27 @@
           <w:b/>
           <w:color w:val="3A2A1E"/>
         </w:rPr>
-        <w:t>tools/build_strings.py</w:t>
-      </w:r>
-      <w:r>
-        <w:rPr>
-          <w:color w:val="3A2A1E"/>
-        </w:rPr>
-        <w:t xml:space="preserve"> — strings.tsv'den resx üretir</w:t>
+        <w:t>docs/store</w:t>
+      </w:r>
+      <w:r>
+        <w:rPr>
+          <w:color w:val="3A2A1E"/>
+        </w:rPr>
+        <w:t xml:space="preserve"> — gizlilik politikası, Impressum ve tanıtım sayfası; yayın nüshası </w:t>
+      </w:r>
+      <w:r>
+        <w:rPr>
+          <w:rFonts w:ascii="Consolas" w:hAnsi="Consolas"/>
+          <w:color w:val="3A2A1E"/>
+          <w:sz w:val="20"/>
+        </w:rPr>
+        <w:t>alikiratli/ploofy-web</w:t>
+      </w:r>
+      <w:r>
+        <w:rPr>
+          <w:color w:val="3A2A1E"/>
+        </w:rPr>
+        <w:t xml:space="preserve"> deposunda</w:t>
       </w:r>
     </w:p>
     <w:p>
@@ -1381,6 +1608,24 @@
           <w:b/>
           <w:color w:val="3A2A1E"/>
         </w:rPr>
+        <w:t>tools/build_strings.py</w:t>
+      </w:r>
+      <w:r>
+        <w:rPr>
+          <w:color w:val="3A2A1E"/>
+        </w:rPr>
+        <w:t xml:space="preserve"> — strings.tsv'den resx üretir</w:t>
+      </w:r>
+    </w:p>
+    <w:p>
+      <w:pPr>
+        <w:pStyle w:val="ListBullet"/>
+      </w:pPr>
+      <w:r>
+        <w:rPr>
+          <w:b/>
+          <w:color w:val="3A2A1E"/>
+        </w:rPr>
         <w:t>tools/build_sounds.py</w:t>
       </w:r>
       <w:r>
@@ -1713,13 +1958,13 @@
           <w:b/>
           <w:color w:val="3A2A1E"/>
         </w:rPr>
-        <w:t>Öncelik 3 — Yayın anahtarını üret.</w:t>
-      </w:r>
-      <w:r>
-        <w:rPr>
-          <w:color w:val="3A2A1E"/>
-        </w:rPr>
-        <w:t xml:space="preserve"> Yapılandırma hazır (1. bölüm); eksik olan tek şey anahtarın kendisi. Komut README'de, "Yayın imzası" başlığı. Anahtarı kaybetmek uygulamayı kaybetmek demek: aynı anahtarla imzalanmayan bir güncelleme Play'e yüklenemiyor. Play App Signing açılırsa yükleme anahtarı yenilenebilir kalıyor — çocuk uygulamasında uzun ömür beklendiği için açılması mantıklı.</w:t>
+        <w:t>Öncelik 3 — iOS.</w:t>
+      </w:r>
+      <w:r>
+        <w:rPr>
+          <w:color w:val="3A2A1E"/>
+        </w:rPr>
+        <w:t xml:space="preserve"> Hiç denenmedi. Mac gerektiriyor.</w:t>
       </w:r>
     </w:p>
     <w:p>
@@ -1729,13 +1974,13 @@
           <w:b/>
           <w:color w:val="3A2A1E"/>
         </w:rPr>
-        <w:t>Öncelik 4 — Gizlilik politikasını yayımla.</w:t>
-      </w:r>
-      <w:r>
-        <w:rPr>
-          <w:color w:val="3A2A1E"/>
-        </w:rPr>
-        <w:t xml:space="preserve"> Sayfa hazır ve ayrı deposunda duruyor (</w:t>
+        <w:t>Öncelik 4 — Mağaza vitrini.</w:t>
+      </w:r>
+      <w:r>
+        <w:rPr>
+          <w:color w:val="3A2A1E"/>
+        </w:rPr>
+        <w:t xml:space="preserve"> Play Console yaş beyanı, App Store Kids kategorisi, Data safety formu, içerik derecelendirme anketi, ekran görüntüleri ve üç dilde tanıtım metinleri. İkon ve açılış ekranı tamam. Gizlilik politikası URL'i hazır (1. bölüm); Play Console'a </w:t>
       </w:r>
       <w:r>
         <w:rPr>
@@ -1743,13 +1988,41 @@
           <w:color w:val="3A2A1E"/>
           <w:sz w:val="20"/>
         </w:rPr>
-        <w:t>../ploofy-privacy</w:t>
-      </w:r>
-      <w:r>
-        <w:rPr>
-          <w:color w:val="3A2A1E"/>
-        </w:rPr>
-        <w:t>, ilk commit atılmış). Kalanlar: GitHub'da depoyu açıp uzak adresi bağlamak, Pages'i açmak, on iki alanı doldurup "Taslak" rozetini kaldırmak, sonra adresi hem buradaki README'ye hem Play Console'a yazmak.</w:t>
+        <w:t>privacy-policy.html</w:t>
+      </w:r>
+      <w:r>
+        <w:rPr>
+          <w:color w:val="3A2A1E"/>
+        </w:rPr>
+        <w:t xml:space="preserve"> doğrudan girilecek. Sürüm </w:t>
+      </w:r>
+      <w:r>
+        <w:rPr>
+          <w:rFonts w:ascii="Consolas" w:hAnsi="Consolas"/>
+          <w:color w:val="3A2A1E"/>
+          <w:sz w:val="20"/>
+        </w:rPr>
+        <w:t>1.0</w:t>
+      </w:r>
+      <w:r>
+        <w:rPr>
+          <w:color w:val="3A2A1E"/>
+        </w:rPr>
+        <w:t xml:space="preserve">, versionCode </w:t>
+      </w:r>
+      <w:r>
+        <w:rPr>
+          <w:rFonts w:ascii="Consolas" w:hAnsi="Consolas"/>
+          <w:color w:val="3A2A1E"/>
+          <w:sz w:val="20"/>
+        </w:rPr>
+        <w:t>1</w:t>
+      </w:r>
+      <w:r>
+        <w:rPr>
+          <w:color w:val="3A2A1E"/>
+        </w:rPr>
+        <w:t xml:space="preserve"> — Play'e her yüklemede versionCode'un artması gerekiyor.</w:t>
       </w:r>
     </w:p>
     <w:p>
@@ -1758,81 +2031,7 @@
         <w:rPr>
           <w:color w:val="3A2A1E"/>
         </w:rPr>
-        <w:t>İki uyarı: 4. bölüm (abonelik) gerçek billing bağlanmadan doğru değil, çünkü satın almanın Play üzerinden yürüdüğünü anlatıyor. Ve metnin bir hukukçuya okutulması yerinde olur — iddialar koda dayanıyor ama yasal biçim ayrı bir iş.</w:t>
-      </w:r>
-    </w:p>
-    <w:p>
-      <w:pPr/>
-      <w:r>
-        <w:rPr>
-          <w:b/>
-          <w:color w:val="3A2A1E"/>
-        </w:rPr>
-        <w:t>Öncelik 5 — iOS.</w:t>
-      </w:r>
-      <w:r>
-        <w:rPr>
-          <w:color w:val="3A2A1E"/>
-        </w:rPr>
-        <w:t xml:space="preserve"> Hiç denenmedi. Mac gerektiriyor.</w:t>
-      </w:r>
-    </w:p>
-    <w:p>
-      <w:pPr/>
-      <w:r>
-        <w:rPr>
-          <w:b/>
-          <w:color w:val="3A2A1E"/>
-        </w:rPr>
-        <w:t>Öncelik 6 — Mağaza vitrini.</w:t>
-      </w:r>
-      <w:r>
-        <w:rPr>
-          <w:color w:val="3A2A1E"/>
-        </w:rPr>
-        <w:t xml:space="preserve"> Play Console yaş beyanı, App Store Kids kategorisi, Data safety formu, içerik derecelendirme anketi, ekran görüntüleri ve üç dilde tanıtım metinleri. İkon ve açılış ekranı tamam. Sürüm numarası da ilk yayından önce </w:t>
-      </w:r>
-      <w:r>
-        <w:rPr>
-          <w:rFonts w:ascii="Consolas" w:hAnsi="Consolas"/>
-          <w:color w:val="3A2A1E"/>
-          <w:sz w:val="20"/>
-        </w:rPr>
-        <w:t>1.0</w:t>
-      </w:r>
-      <w:r>
-        <w:rPr>
-          <w:color w:val="3A2A1E"/>
-        </w:rPr>
-        <w:t xml:space="preserve"> olmalı; şu an </w:t>
-      </w:r>
-      <w:r>
-        <w:rPr>
-          <w:rFonts w:ascii="Consolas" w:hAnsi="Consolas"/>
-          <w:color w:val="3A2A1E"/>
-          <w:sz w:val="20"/>
-        </w:rPr>
-        <w:t>0.1</w:t>
-      </w:r>
-      <w:r>
-        <w:rPr>
-          <w:color w:val="3A2A1E"/>
-        </w:rPr>
-        <w:t xml:space="preserve"> / kod </w:t>
-      </w:r>
-      <w:r>
-        <w:rPr>
-          <w:rFonts w:ascii="Consolas" w:hAnsi="Consolas"/>
-          <w:color w:val="3A2A1E"/>
-          <w:sz w:val="20"/>
-        </w:rPr>
-        <w:t>1</w:t>
-      </w:r>
-      <w:r>
-        <w:rPr>
-          <w:color w:val="3A2A1E"/>
-        </w:rPr>
-        <w:t>.</w:t>
+        <w:t>İki uyarı politikanın metniyle ilgili: 4. bölümü (abonelik) gerçek billing bağlanmadan tam doğru değil, çünkü satın almanın Play üzerinden yürüdüğünü anlatıyor — Öncelik 2 ile birlikte gözden geçirilmeli. Ve metnin bir hukukçuya okutulması yerinde olur; iddialar koda dayanıyor ama yasal biçim ayrı bir iş.</w:t>
       </w:r>
     </w:p>
     <w:p>
@@ -1862,18 +2061,35 @@
         <w:rPr>
           <w:color w:val="3A2A1E"/>
         </w:rPr>
-        <w:t>Yayın anahtarı henüz üretilmedi; imzalama yapılandırması hazır ama anahtar yokken paket hata ayıklama sertifikasıyla çıkıyor</w:t>
-      </w:r>
-    </w:p>
-    <w:p>
-      <w:pPr>
-        <w:pStyle w:val="ListBullet"/>
-      </w:pPr>
-      <w:r>
-        <w:rPr>
-          <w:color w:val="3A2A1E"/>
-        </w:rPr>
-        <w:t>Gizlilik politikası sayfası hazır ama yayımlanmadı: depo yerelde, uzak adresi yok, on iki alan hâlâ boş ve "Taslak" rozeti duruyor</w:t>
+        <w:t xml:space="preserve">Yayın anahtarının makine dışında yedeği yok; </w:t>
+      </w:r>
+      <w:r>
+        <w:rPr>
+          <w:rFonts w:ascii="Consolas" w:hAnsi="Consolas"/>
+          <w:color w:val="3A2A1E"/>
+          <w:sz w:val="20"/>
+        </w:rPr>
+        <w:t>ploofy-release.keystore</w:t>
+      </w:r>
+      <w:r>
+        <w:rPr>
+          <w:color w:val="3A2A1E"/>
+        </w:rPr>
+        <w:t xml:space="preserve"> ve </w:t>
+      </w:r>
+      <w:r>
+        <w:rPr>
+          <w:rFonts w:ascii="Consolas" w:hAnsi="Consolas"/>
+          <w:color w:val="3A2A1E"/>
+          <w:sz w:val="20"/>
+        </w:rPr>
+        <w:t>Ploofy.local.props</w:t>
+      </w:r>
+      <w:r>
+        <w:rPr>
+          <w:color w:val="3A2A1E"/>
+        </w:rPr>
+        <w:t xml:space="preserve"> yalnızca bu bilgisayarda duruyor</w:t>
       </w:r>
     </w:p>
     <w:p>

--- a/ilerleme notu.docx
+++ b/ilerleme notu.docx
@@ -53,13 +53,13 @@
           <w:b/>
           <w:color w:val="3A2A1E"/>
         </w:rPr>
-        <w:t>Faz 2 bitti: on oyunun onu da oynanabilir.</w:t>
-      </w:r>
-      <w:r>
-        <w:rPr>
-          <w:color w:val="3A2A1E"/>
-        </w:rPr>
-        <w:t xml:space="preserve"> Uygulama Android tablette uçtan uca çalışıyor — çocuk profili oluşturuluyor, oyun seçiliyor, oynanıyor, yıldız kazanılıyor ve kayıt cihazda tutuluyor. Katalogda artık "yakında" olarak duran hiçbir oyun yok ve kütüphane beş etkileşim türünün beşini de kapsıyor.</w:t>
+        <w:t>Faz 2 bitti: on ikinin on ikisi de oynanabilir.</w:t>
+      </w:r>
+      <w:r>
+        <w:rPr>
+          <w:color w:val="3A2A1E"/>
+        </w:rPr>
+        <w:t xml:space="preserve"> (Faz 2 onla kapandı; Harf Yazma ve Örüntü sürümden sonra eklendi.) Uygulama Android tablette uçtan uca çalışıyor — çocuk profili oluşturuluyor, oyun seçiliyor, oynanıyor, yıldız kazanılıyor ve kayıt cihazda tutuluyor. Katalogda artık "yakında" olarak duran hiçbir oyun yok ve kütüphane beş etkileşim türünün beşini de kapsıyor.</w:t>
       </w:r>
     </w:p>
     <w:p>
@@ -98,13 +98,52 @@
           <w:b/>
           <w:color w:val="3A2A1E"/>
         </w:rPr>
-        <w:t>Son oturumda yapılan: mağaza kapısındaki iki engel kalktı.</w:t>
-      </w:r>
-      <w:r>
-        <w:rPr>
-          <w:color w:val="3A2A1E"/>
-        </w:rPr>
-        <w:t xml:space="preserve"> Yayın anahtarı üretildi ve gizlilik politikası yayımlandı — ikisi de kod işi değildi, ikisi de sürümü bloke ediyordu. Ayrıntı aşağıda, "Yayın imzası" ve "Gizlilik politikası" başlıklarında.</w:t>
+        <w:t>Son oturumda yapılan: iki mağaza engeli kalktı, abonelik yönetimi yazıldı, sonra içerik yol haritasının ilk maddesi.</w:t>
+      </w:r>
+      <w:r>
+        <w:rPr>
+          <w:color w:val="3A2A1E"/>
+        </w:rPr>
+        <w:t xml:space="preserve"> Yayın anahtarı üretildi ve gizlilik politikası yayımlandı — ikisi de kod işi değildi, ikisi de sürümü bloke ediyordu. Ardından aboneliğin ekran tarafı tamamlandı, en son da </w:t>
+      </w:r>
+      <w:r>
+        <w:rPr>
+          <w:b/>
+          <w:color w:val="3A2A1E"/>
+        </w:rPr>
+        <w:t>Harf Yazma</w:t>
+      </w:r>
+      <w:r>
+        <w:rPr>
+          <w:color w:val="3A2A1E"/>
+        </w:rPr>
+        <w:t xml:space="preserve">, </w:t>
+      </w:r>
+      <w:r>
+        <w:rPr>
+          <w:b/>
+          <w:color w:val="3A2A1E"/>
+        </w:rPr>
+        <w:t>Örüntü</w:t>
+      </w:r>
+      <w:r>
+        <w:rPr>
+          <w:color w:val="3A2A1E"/>
+        </w:rPr>
+        <w:t xml:space="preserve"> ve </w:t>
+      </w:r>
+      <w:r>
+        <w:rPr>
+          <w:b/>
+          <w:color w:val="3A2A1E"/>
+        </w:rPr>
+        <w:t>ebeveyn raporu</w:t>
+      </w:r>
+      <w:r>
+        <w:rPr>
+          <w:color w:val="3A2A1E"/>
+        </w:rPr>
+        <w:t xml:space="preserve"> eklendi (yol haritası maddeleri İ1, İ2, İ3). Ayrıntı aşağıda: "Yayın imzası", "Gizlilik politikası", "Abonelik yönetimi", "Harf Yazma", "Örüntü", "Ebeveyn raporu".</w:t>
       </w:r>
     </w:p>
     <w:p>
@@ -955,7 +994,7 @@
         <w:pStyle w:val="Heading3"/>
       </w:pPr>
       <w:r>
-        <w:t>Gizlilik politikası</w:t>
+        <w:t>Abonelik yönetimi</w:t>
       </w:r>
     </w:p>
     <w:p>
@@ -964,62 +1003,20 @@
         <w:rPr>
           <w:color w:val="3A2A1E"/>
         </w:rPr>
-        <w:t xml:space="preserve">Üç dil tek bir sayfada toplandı ve </w:t>
+        <w:t xml:space="preserve">Abonelik bugüne kadar tek yönlüydü: paywall satın alıyordu, ayarlar tek satır durum gösteriyordu ve </w:t>
       </w:r>
       <w:r>
         <w:rPr>
           <w:b/>
           <w:color w:val="3A2A1E"/>
         </w:rPr>
-        <w:t>ayrı bir depoya</w:t>
-      </w:r>
-      <w:r>
-        <w:rPr>
-          <w:color w:val="3A2A1E"/>
-        </w:rPr>
-        <w:t xml:space="preserve"> kondu — diğer uygulamalarda olduğu gibi, GitHub Pages'ten yayımlanacak. Metin uydurulmadı, koddan çıkarıldı — hangi tablonun hangi alanı tuttuğu (</w:t>
-      </w:r>
-      <w:r>
-        <w:rPr>
-          <w:rFonts w:ascii="Consolas" w:hAnsi="Consolas"/>
-          <w:color w:val="3A2A1E"/>
-          <w:sz w:val="20"/>
-        </w:rPr>
-        <w:t>Entities.cs</w:t>
-      </w:r>
-      <w:r>
-        <w:rPr>
-          <w:color w:val="3A2A1E"/>
-        </w:rPr>
-        <w:t>), hangi iznin neden istendiği (manifest), ebeveyn kilidinin neyi kapattığı (</w:t>
-      </w:r>
-      <w:r>
-        <w:rPr>
-          <w:rFonts w:ascii="Consolas" w:hAnsi="Consolas"/>
-          <w:color w:val="3A2A1E"/>
-          <w:sz w:val="20"/>
-        </w:rPr>
-        <w:t>ParentalGateReason</w:t>
-      </w:r>
-      <w:r>
-        <w:rPr>
-          <w:color w:val="3A2A1E"/>
-        </w:rPr>
-        <w:t xml:space="preserve"> çağrı yerleri) ve profil silinince nelerin gittiği (</w:t>
-      </w:r>
-      <w:r>
-        <w:rPr>
-          <w:rFonts w:ascii="Consolas" w:hAnsi="Consolas"/>
-          <w:color w:val="3A2A1E"/>
-          <w:sz w:val="20"/>
-        </w:rPr>
-        <w:t>DeleteProfileAsync</w:t>
-      </w:r>
-      <w:r>
-        <w:rPr>
-          <w:color w:val="3A2A1E"/>
-        </w:rPr>
-        <w:t xml:space="preserve"> yıldızları ve rozetleri de siliyor) tek tek bakılarak yazıldı.</w:t>
+        <w:t>bitirmenin yolu yoktu</w:t>
+      </w:r>
+      <w:r>
+        <w:rPr>
+          <w:color w:val="3A2A1E"/>
+        </w:rPr>
+        <w:t>. Mağazalar bunu kabul etmiyor; ayrıca ebeveynin "ne zamana kadar açık" sorusunun da cevabı yoktu.</w:t>
       </w:r>
     </w:p>
     <w:p>
@@ -1028,7 +1025,7 @@
         <w:rPr>
           <w:color w:val="3A2A1E"/>
         </w:rPr>
-        <w:t xml:space="preserve">İki iddia bu yüzden düzeltildi: README "uygulamadan dışarı çıkan her bağlantı kilidin arkasında" diyor ama </w:t>
+        <w:t xml:space="preserve">Motora </w:t>
       </w:r>
       <w:r>
         <w:rPr>
@@ -1036,26 +1033,83 @@
           <w:color w:val="3A2A1E"/>
           <w:sz w:val="20"/>
         </w:rPr>
-        <w:t>ExternalLink</w:t>
-      </w:r>
-      <w:r>
-        <w:rPr>
-          <w:color w:val="3A2A1E"/>
-        </w:rPr>
-        <w:t xml:space="preserve"> gerekçesinin </w:t>
-      </w:r>
-      <w:r>
-        <w:rPr>
-          <w:b/>
-          <w:color w:val="3A2A1E"/>
-        </w:rPr>
-        <w:t>hiç çağrıldığı yer yok</w:t>
-      </w:r>
-      <w:r>
-        <w:rPr>
-          <w:color w:val="3A2A1E"/>
-        </w:rPr>
-        <w:t xml:space="preserve"> — uygulamada şu an dışarı açılan bağlantı da yok, o yüzden politikada yalnızca gerçekten kilitli olan üç yol sayıldı. İkincisi, kilit "basit bir aritmetik" değil: iki basamaklı çarpma + toplama, kasıtlı olarak 6–9 bandının üstünde.</w:t>
+        <w:t>SubscriptionStatus.Canceled</w:t>
+      </w:r>
+      <w:r>
+        <w:rPr>
+          <w:color w:val="3A2A1E"/>
+        </w:rPr>
+        <w:t xml:space="preserve"> eklendi: iptal yenilemeyi kapatır, erişim ödenmiş dönemin sonuna kadar sürer. Bu, Play'in ve App Store'un kendi davranışı — erişimi iptal anında kesmek ebeveynin parasını yakmak olurdu. </w:t>
+      </w:r>
+      <w:r>
+        <w:rPr>
+          <w:rFonts w:ascii="Consolas" w:hAnsi="Consolas"/>
+          <w:color w:val="3A2A1E"/>
+          <w:sz w:val="20"/>
+        </w:rPr>
+        <w:t>Entitlements</w:t>
+      </w:r>
+      <w:r>
+        <w:rPr>
+          <w:color w:val="3A2A1E"/>
+        </w:rPr>
+        <w:t xml:space="preserve"> üç yeni soruya cevap veriyor (</w:t>
+      </w:r>
+      <w:r>
+        <w:rPr>
+          <w:rFonts w:ascii="Consolas" w:hAnsi="Consolas"/>
+          <w:color w:val="3A2A1E"/>
+          <w:sz w:val="20"/>
+        </w:rPr>
+        <w:t>AutoRenews</w:t>
+      </w:r>
+      <w:r>
+        <w:rPr>
+          <w:color w:val="3A2A1E"/>
+        </w:rPr>
+        <w:t xml:space="preserve">, </w:t>
+      </w:r>
+      <w:r>
+        <w:rPr>
+          <w:rFonts w:ascii="Consolas" w:hAnsi="Consolas"/>
+          <w:color w:val="3A2A1E"/>
+          <w:sz w:val="20"/>
+        </w:rPr>
+        <w:t>AccessEndsAfterPeriod</w:t>
+      </w:r>
+      <w:r>
+        <w:rPr>
+          <w:color w:val="3A2A1E"/>
+        </w:rPr>
+        <w:t xml:space="preserve">, </w:t>
+      </w:r>
+      <w:r>
+        <w:rPr>
+          <w:rFonts w:ascii="Consolas" w:hAnsi="Consolas"/>
+          <w:color w:val="3A2A1E"/>
+          <w:sz w:val="20"/>
+        </w:rPr>
+        <w:t>CanCancel</w:t>
+      </w:r>
+      <w:r>
+        <w:rPr>
+          <w:color w:val="3A2A1E"/>
+        </w:rPr>
+        <w:t xml:space="preserve">) ve tarih işi ayrı bir kayda alındı: </w:t>
+      </w:r>
+      <w:r>
+        <w:rPr>
+          <w:rFonts w:ascii="Consolas" w:hAnsi="Consolas"/>
+          <w:color w:val="3A2A1E"/>
+          <w:sz w:val="20"/>
+        </w:rPr>
+        <w:t>SubscriptionInfo</w:t>
+      </w:r>
+      <w:r>
+        <w:rPr>
+          <w:color w:val="3A2A1E"/>
+        </w:rPr>
+        <w:t xml:space="preserve"> (durum + dönem sonu). Ayrılığın sebebi, hiçbir erişim kararının tarihe bakmaması — cihazın saatini ileri almak oyunları kilitlemiyor, geri almak da abonelik uzatmıyor.</w:t>
       </w:r>
     </w:p>
     <w:p>
@@ -1064,7 +1118,7 @@
         <w:rPr>
           <w:color w:val="3A2A1E"/>
         </w:rPr>
-        <w:t xml:space="preserve">Sayfa tek dosya: dil değiştirici, açık/koyu tema, derleme adımı yok, Google Fonts dışında dış bağımlılık yok. Renkleri de uydurmadım — </w:t>
+        <w:t xml:space="preserve">Yeni ekran </w:t>
       </w:r>
       <w:r>
         <w:rPr>
@@ -1072,13 +1126,13 @@
           <w:color w:val="3A2A1E"/>
           <w:sz w:val="20"/>
         </w:rPr>
-        <w:t>PloofyPalette.cs</w:t>
-      </w:r>
-      <w:r>
-        <w:rPr>
-          <w:color w:val="3A2A1E"/>
-        </w:rPr>
-        <w:t xml:space="preserve"> ve </w:t>
+        <w:t>SubscriptionPage</w:t>
+      </w:r>
+      <w:r>
+        <w:rPr>
+          <w:color w:val="3A2A1E"/>
+        </w:rPr>
+        <w:t xml:space="preserve"> (rota </w:t>
       </w:r>
       <w:r>
         <w:rPr>
@@ -1086,113 +1140,13 @@
           <w:color w:val="3A2A1E"/>
           <w:sz w:val="20"/>
         </w:rPr>
-        <w:t>PloofyStyles.xaml</w:t>
-      </w:r>
-      <w:r>
-        <w:rPr>
-          <w:color w:val="3A2A1E"/>
-        </w:rPr>
-        <w:t xml:space="preserve">'dan aldım: mürekkep </w:t>
-      </w:r>
-      <w:r>
-        <w:rPr>
-          <w:rFonts w:ascii="Consolas" w:hAnsi="Consolas"/>
-          <w:color w:val="3A2A1E"/>
-          <w:sz w:val="20"/>
-        </w:rPr>
-        <w:t>#402A1E</w:t>
-      </w:r>
-      <w:r>
-        <w:rPr>
-          <w:color w:val="3A2A1E"/>
-        </w:rPr>
-        <w:t xml:space="preserve">, vurgu Sunny'nin koyu ucu </w:t>
-      </w:r>
-      <w:r>
-        <w:rPr>
-          <w:rFonts w:ascii="Consolas" w:hAnsi="Consolas"/>
-          <w:color w:val="3A2A1E"/>
-          <w:sz w:val="20"/>
-        </w:rPr>
-        <w:t>#E08600</w:t>
-      </w:r>
-      <w:r>
-        <w:rPr>
-          <w:color w:val="3A2A1E"/>
-        </w:rPr>
-        <w:t xml:space="preserve"> (parlak </w:t>
-      </w:r>
-      <w:r>
-        <w:rPr>
-          <w:rFonts w:ascii="Consolas" w:hAnsi="Consolas"/>
-          <w:color w:val="3A2A1E"/>
-          <w:sz w:val="20"/>
-        </w:rPr>
-        <w:t>#FFC733</w:t>
-      </w:r>
-      <w:r>
-        <w:rPr>
-          <w:color w:val="3A2A1E"/>
-        </w:rPr>
-        <w:t xml:space="preserve"> metin olarak okunmuyor, yalnızca dolgu), bağlantılar Ocean gölgesi </w:t>
-      </w:r>
-      <w:r>
-        <w:rPr>
-          <w:rFonts w:ascii="Consolas" w:hAnsi="Consolas"/>
-          <w:color w:val="3A2A1E"/>
-          <w:sz w:val="20"/>
-        </w:rPr>
-        <w:t>#0F6FC4</w:t>
-      </w:r>
-      <w:r>
-        <w:rPr>
-          <w:color w:val="3A2A1E"/>
-        </w:rPr>
-        <w:t>.</w:t>
-      </w:r>
-    </w:p>
-    <w:p>
-      <w:pPr/>
-      <w:r>
-        <w:rPr>
-          <w:b/>
-          <w:color w:val="3A2A1E"/>
-        </w:rPr>
-        <w:t>Yayımlandı (02.09.2026).</w:t>
-      </w:r>
-      <w:r>
-        <w:rPr>
-          <w:color w:val="3A2A1E"/>
-        </w:rPr>
-        <w:t xml:space="preserve"> SchiriFit ve CertPilot'taki düzenin aynısı kuruldu: sayfaların kaynağı bu depoda </w:t>
-      </w:r>
-      <w:r>
-        <w:rPr>
-          <w:rFonts w:ascii="Consolas" w:hAnsi="Consolas"/>
-          <w:color w:val="3A2A1E"/>
-          <w:sz w:val="20"/>
-        </w:rPr>
-        <w:t>docs/store/</w:t>
-      </w:r>
-      <w:r>
-        <w:rPr>
-          <w:color w:val="3A2A1E"/>
-        </w:rPr>
-        <w:t xml:space="preserve">, yayın nüshası ayrı ve herkese açık </w:t>
-      </w:r>
-      <w:r>
-        <w:rPr>
-          <w:rFonts w:ascii="Consolas" w:hAnsi="Consolas"/>
-          <w:color w:val="3A2A1E"/>
-          <w:sz w:val="20"/>
-        </w:rPr>
-        <w:t>alikiratli/ploofy-web</w:t>
-      </w:r>
-      <w:r>
-        <w:rPr>
-          <w:color w:val="3A2A1E"/>
-        </w:rPr>
-        <w:t xml:space="preserve"> deposunda, GitHub Pages'ten servis ediliyor. Üçü de 200 dönüyor:</w:t>
+        <w:t>subscription</w:t>
+      </w:r>
+      <w:r>
+        <w:rPr>
+          <w:color w:val="3A2A1E"/>
+        </w:rPr>
+        <w:t>), ayarlardan açılıyor:</w:t>
       </w:r>
     </w:p>
     <w:p>
@@ -1203,20 +1157,7 @@
         <w:rPr>
           <w:color w:val="3A2A1E"/>
         </w:rPr>
-        <w:t xml:space="preserve">https://alikiratli.github.io/ploofy-web/privacy-policy.html — Play Console'a </w:t>
-      </w:r>
-      <w:r>
-        <w:rPr>
-          <w:b/>
-          <w:color w:val="3A2A1E"/>
-        </w:rPr>
-        <w:t>bu</w:t>
-      </w:r>
-      <w:r>
-        <w:rPr>
-          <w:color w:val="3A2A1E"/>
-        </w:rPr>
-        <w:t xml:space="preserve"> adres girilecek, kök değil; denetim sayfanın kendisini görsün</w:t>
+        <w:t>durum rozeti (Etkin / Ücretsiz katman / Bitiyor / Ödeme sorunu) ve tek cümlelik durum</w:t>
       </w:r>
     </w:p>
     <w:p>
@@ -1227,7 +1168,7 @@
         <w:rPr>
           <w:color w:val="3A2A1E"/>
         </w:rPr>
-        <w:t>https://alikiratli.github.io/ploofy-web/impressum.html</w:t>
+        <w:t>ödenmiş dönemin sonu ve kaç gün kaldığı; tarih yoksa uydurulmuyor, ekran "mağaza henüz bildirmedi" diyor (çevrimdışı ilk açılışta olabiliyor)</w:t>
       </w:r>
     </w:p>
     <w:p>
@@ -1238,135 +1179,7 @@
         <w:rPr>
           <w:color w:val="3A2A1E"/>
         </w:rPr>
-        <w:t>https://alikiratli.github.io/ploofy-web/ — mağaza girişindeki "Web sitesi"</w:t>
-      </w:r>
-    </w:p>
-    <w:p>
-      <w:pPr/>
-      <w:r>
-        <w:rPr>
-          <w:color w:val="3A2A1E"/>
-        </w:rPr>
-        <w:t>On iki alan dolduruldu (2 Eylül 2026 · Ali Kiratli, Ischebecker Straße 8, 58256 Ennepetal · alikiratlide@gmail.com) ve "Taslak" rozeti hem HTML'den hem betikten kaldırıldı. Yayıncı bilgileri uydurulmadı; CertPilot'un Impressum'undan alındı.</w:t>
-      </w:r>
-    </w:p>
-    <w:p>
-      <w:pPr/>
-      <w:r>
-        <w:rPr>
-          <w:color w:val="3A2A1E"/>
-        </w:rPr>
-        <w:t xml:space="preserve">Ploofy'nin de bir </w:t>
-      </w:r>
-      <w:r>
-        <w:rPr>
-          <w:b/>
-          <w:color w:val="3A2A1E"/>
-        </w:rPr>
-        <w:t>Impressum</w:t>
-      </w:r>
-      <w:r>
-        <w:rPr>
-          <w:color w:val="3A2A1E"/>
-        </w:rPr>
-        <w:t>'u oldu (de/en, bağlayıcı olan Almanca) — diğer iki uygulamada var, burada yoktu. § 5 DDG, § 19 UStG Kleinunternehmer, § 18/2 MStV, § 36 VSBG; artı aboneliğin mağazayla kurulduğunu söyleyen bir bölüm.</w:t>
-      </w:r>
-    </w:p>
-    <w:p>
-      <w:pPr/>
-      <w:r>
-        <w:rPr>
-          <w:color w:val="3A2A1E"/>
-        </w:rPr>
-        <w:t xml:space="preserve">Eski </w:t>
-      </w:r>
-      <w:r>
-        <w:rPr>
-          <w:rFonts w:ascii="Consolas" w:hAnsi="Consolas"/>
-          <w:color w:val="3A2A1E"/>
-          <w:sz w:val="20"/>
-        </w:rPr>
-        <w:t>../ploofy-privacy</w:t>
-      </w:r>
-      <w:r>
-        <w:rPr>
-          <w:color w:val="3A2A1E"/>
-        </w:rPr>
-        <w:t xml:space="preserve"> yerel deposu artık gereksiz — içeriği </w:t>
-      </w:r>
-      <w:r>
-        <w:rPr>
-          <w:rFonts w:ascii="Consolas" w:hAnsi="Consolas"/>
-          <w:color w:val="3A2A1E"/>
-          <w:sz w:val="20"/>
-        </w:rPr>
-        <w:t>docs/store/</w:t>
-      </w:r>
-      <w:r>
-        <w:rPr>
-          <w:color w:val="3A2A1E"/>
-        </w:rPr>
-        <w:t xml:space="preserve"> ile </w:t>
-      </w:r>
-      <w:r>
-        <w:rPr>
-          <w:rFonts w:ascii="Consolas" w:hAnsi="Consolas"/>
-          <w:color w:val="3A2A1E"/>
-          <w:sz w:val="20"/>
-        </w:rPr>
-        <w:t>ploofy-web</w:t>
-      </w:r>
-      <w:r>
-        <w:rPr>
-          <w:color w:val="3A2A1E"/>
-        </w:rPr>
-        <w:t>'e taşındı.</w:t>
-      </w:r>
-    </w:p>
-    <w:p>
-      <w:pPr/>
-      <w:r>
-        <w:rPr>
-          <w:b/>
-          <w:color w:val="3A2A1E"/>
-        </w:rPr>
-        <w:t>Sayılar:</w:t>
-      </w:r>
-      <w:r>
-        <w:rPr>
-          <w:color w:val="3A2A1E"/>
-        </w:rPr>
-        <w:t xml:space="preserve"> 229 test geçiyor · 10 oyun tanımlı, 10'u oynanabilir · 13 ses dosyası · AAB 40 MB · targetSdk 36 · sürüm 1.0.</w:t>
-      </w:r>
-    </w:p>
-    <w:p>
-      <w:pPr/>
-      <w:r>
-        <w:rPr>
-          <w:b/>
-          <w:color w:val="3A2A1E"/>
-        </w:rPr>
-        <w:t>Buradan başla: gerçek tablet.</w:t>
-      </w:r>
-      <w:r>
-        <w:rPr>
-          <w:color w:val="3A2A1E"/>
-        </w:rPr>
-        <w:t xml:space="preserve"> Emülatör her şeyi gösterdi ama iki şeyi ölçemiyor — parmağı ve hoparlörü. Tableti USB'den tak, hata ayıklamayı aç, </w:t>
-      </w:r>
-      <w:r>
-        <w:rPr>
-          <w:rFonts w:ascii="Consolas" w:hAnsi="Consolas"/>
-          <w:color w:val="3A2A1E"/>
-          <w:sz w:val="20"/>
-        </w:rPr>
-        <w:t>dotnet build src/Ploofy.App/Ploofy.App.csproj -f net10.0-android -t:Run</w:t>
-      </w:r>
-      <w:r>
-        <w:rPr>
-          <w:color w:val="3A2A1E"/>
-        </w:rPr>
-        <w:t>. Bakılacaklar:</w:t>
+        <w:t>abone için "neler dahil", aboneliksiz için "aboneliksiz ne kalıyor"</w:t>
       </w:r>
     </w:p>
     <w:p>
@@ -1375,16 +1188,9 @@
       </w:pPr>
       <w:r>
         <w:rPr>
-          <w:b/>
-          <w:color w:val="3A2A1E"/>
-        </w:rPr>
-        <w:t>Sesler.</w:t>
-      </w:r>
-      <w:r>
-        <w:rPr>
-          <w:color w:val="3A2A1E"/>
-        </w:rPr>
-        <w:t xml:space="preserve"> Hiçbiri henüz kulakla duyulmadı. Ses seviyeleri birbirine göre dengeli mi (dokunuş sesi tekrar tekrar çalıyor, en alçağı o olmalı), tuş notaları ezgi gibi mi duyuluyor, tablet hoparlöründe tiz sesler (yıldız) cırlıyor mu</w:t>
+          <w:color w:val="3A2A1E"/>
+        </w:rPr>
+        <w:t>mağazanın abonelik merkezine çıkış ve satın alımları geri yükleme</w:t>
       </w:r>
     </w:p>
     <w:p>
@@ -1393,9 +1199,16 @@
       </w:pPr>
       <w:r>
         <w:rPr>
-          <w:color w:val="3A2A1E"/>
-        </w:rPr>
-        <w:t>Yolu Bul'da Meşe toleransı (0,055) parmak ucuyla tutturulabiliyor mu — bunların en riskli olanı bu</w:t>
+          <w:b/>
+          <w:color w:val="3A2A1E"/>
+        </w:rPr>
+        <w:t>Aboneliği bitir</w:t>
+      </w:r>
+      <w:r>
+        <w:rPr>
+          <w:color w:val="3A2A1E"/>
+        </w:rPr>
+        <w:t xml:space="preserve"> — en altta, ayrı kartta. Önce ebeveyn kilidi, sonra onay: onay ekranını çocuğa hiç göstermemek "hayır"a basmasına güvenmekten iyi. Metin ne olacağını açıkça yazıyor — yenileme durur, oyunlar dönem sonuna kadar açık kalır, yıldız/rozet/profil silinmez</w:t>
       </w:r>
     </w:p>
     <w:p>
@@ -1406,7 +1219,236 @@
         <w:rPr>
           <w:color w:val="3A2A1E"/>
         </w:rPr>
-        <w:t>Sepeti Tut'ta düşme hızı Fidan bandında adil mi, sepet parmağı gecikmeden takip ediyor mu</w:t>
+        <w:t>bitirildikten sonra kart yerini "yeniden başlat"a bırakıyor</w:t>
+      </w:r>
+    </w:p>
+    <w:p>
+      <w:pPr/>
+      <w:r>
+        <w:rPr>
+          <w:rFonts w:ascii="Consolas" w:hAnsi="Consolas"/>
+          <w:color w:val="3A2A1E"/>
+          <w:sz w:val="20"/>
+        </w:rPr>
+        <w:t>ISubscriptionService.CancelAsync</w:t>
+      </w:r>
+      <w:r>
+        <w:rPr>
+          <w:color w:val="3A2A1E"/>
+        </w:rPr>
+        <w:t xml:space="preserve"> bugün durumu yerel olarak </w:t>
+      </w:r>
+      <w:r>
+        <w:rPr>
+          <w:rFonts w:ascii="Consolas" w:hAnsi="Consolas"/>
+          <w:color w:val="3A2A1E"/>
+          <w:sz w:val="20"/>
+        </w:rPr>
+        <w:t>Canceled</w:t>
+      </w:r>
+      <w:r>
+        <w:rPr>
+          <w:color w:val="3A2A1E"/>
+        </w:rPr>
+        <w:t xml:space="preserve"> yapıyor ki akış denenebilsin. Mağaza bağlandığında </w:t>
+      </w:r>
+      <w:r>
+        <w:rPr>
+          <w:b/>
+          <w:color w:val="3A2A1E"/>
+        </w:rPr>
+        <w:t>iptali uygulama yapmayacak</w:t>
+      </w:r>
+      <w:r>
+        <w:rPr>
+          <w:color w:val="3A2A1E"/>
+        </w:rPr>
+        <w:t xml:space="preserve">: Play ve App Store aboneliğin yalnızca kendi abonelik merkezlerinden bitirilmesine izin veriyor, o gün bu çağrı </w:t>
+      </w:r>
+      <w:r>
+        <w:rPr>
+          <w:rFonts w:ascii="Consolas" w:hAnsi="Consolas"/>
+          <w:color w:val="3A2A1E"/>
+          <w:sz w:val="20"/>
+        </w:rPr>
+        <w:t>ManagementUri</w:t>
+      </w:r>
+      <w:r>
+        <w:rPr>
+          <w:color w:val="3A2A1E"/>
+        </w:rPr>
+        <w:t xml:space="preserve"> adresini açıp dönüşte durumu mağazaya soracak. Ekranların gördüğü davranış iki durumda da aynı.</w:t>
+      </w:r>
+    </w:p>
+    <w:p>
+      <w:pPr/>
+      <w:r>
+        <w:rPr>
+          <w:color w:val="3A2A1E"/>
+        </w:rPr>
+        <w:t>Ayarlar da zenginleşti: abonelik kartı artık rozet + tarih özeti gösterip yönetim ekranına götürüyor, "Sesleri dene" düğmesi eklendi (sesler hiçbir hoparlörde duyulmadı; kararı ayarlar ekranında verebilmek için) ve bir "Hakkında" kartı geldi — sürüm numarası, gizlilik politikası ve Impressum.</w:t>
+      </w:r>
+    </w:p>
+    <w:p>
+      <w:pPr/>
+      <w:r>
+        <w:rPr>
+          <w:color w:val="3A2A1E"/>
+        </w:rPr>
+        <w:t xml:space="preserve">Bu arada eski bir tutarsızlık kapandı: </w:t>
+      </w:r>
+      <w:r>
+        <w:rPr>
+          <w:rFonts w:ascii="Consolas" w:hAnsi="Consolas"/>
+          <w:color w:val="3A2A1E"/>
+          <w:sz w:val="20"/>
+        </w:rPr>
+        <w:t>ParentalGateReason.ExternalLink</w:t>
+      </w:r>
+      <w:r>
+        <w:rPr>
+          <w:color w:val="3A2A1E"/>
+        </w:rPr>
+        <w:t xml:space="preserve"> bugüne kadar </w:t>
+      </w:r>
+      <w:r>
+        <w:rPr>
+          <w:b/>
+          <w:color w:val="3A2A1E"/>
+        </w:rPr>
+        <w:t>hiç çağrılmıyordu</w:t>
+      </w:r>
+      <w:r>
+        <w:rPr>
+          <w:color w:val="3A2A1E"/>
+        </w:rPr>
+        <w:t xml:space="preserve">, çünkü uygulamadan dışarı çıkan bağlantı yoktu. Artık üç tane var (politika, Impressum, mağaza abonelik merkezi) ve üçü de kilidin arkasında. README'nin "dışarı çıkan her bağlantı kilidin arkasında" cümlesi ilk kez gerçekten doğru. Adresler tek yerde: </w:t>
+      </w:r>
+      <w:r>
+        <w:rPr>
+          <w:rFonts w:ascii="Consolas" w:hAnsi="Consolas"/>
+          <w:color w:val="3A2A1E"/>
+          <w:sz w:val="20"/>
+        </w:rPr>
+        <w:t>Services/PloofyLinks.cs</w:t>
+      </w:r>
+      <w:r>
+        <w:rPr>
+          <w:color w:val="3A2A1E"/>
+        </w:rPr>
+        <w:t>.</w:t>
+      </w:r>
+    </w:p>
+    <w:p>
+      <w:pPr>
+        <w:pStyle w:val="Heading3"/>
+      </w:pPr>
+      <w:r>
+        <w:t>Harf Yazma (İ1)</w:t>
+      </w:r>
+    </w:p>
+    <w:p>
+      <w:pPr/>
+      <w:r>
+        <w:rPr>
+          <w:color w:val="3A2A1E"/>
+        </w:rPr>
+        <w:t xml:space="preserve">Kütüphanenin on birinci oyunu ve dördüncü öğreticisi: ekranda bir harf ya da rakamın boş şeridi duruyor, çocuk darbelerini </w:t>
+      </w:r>
+      <w:r>
+        <w:rPr>
+          <w:b/>
+          <w:color w:val="3A2A1E"/>
+        </w:rPr>
+        <w:t>öğretilen sırayla</w:t>
+      </w:r>
+      <w:r>
+        <w:rPr>
+          <w:color w:val="3A2A1E"/>
+        </w:rPr>
+        <w:t xml:space="preserve"> parmakla çiziyor, harf gözünün önünde doluyor. Yolu Bul yazı öncesi beceriyi (çizgi takip etmek) çalıştırıyordu; bu bir adım sonrası — belirli bir biçimi, belirli bir sırayla.</w:t>
+      </w:r>
+    </w:p>
+    <w:p>
+      <w:pPr/>
+      <w:r>
+        <w:rPr>
+          <w:b/>
+          <w:color w:val="3A2A1E"/>
+        </w:rPr>
+        <w:t>Önce ortak parça ayıklandı.</w:t>
+      </w:r>
+      <w:r>
+        <w:rPr>
+          <w:color w:val="3A2A1E"/>
+        </w:rPr>
+        <w:t xml:space="preserve"> Yolu Bul'un takip mekaniği </w:t>
+      </w:r>
+      <w:r>
+        <w:rPr>
+          <w:rFonts w:ascii="Consolas" w:hAnsi="Consolas"/>
+          <w:color w:val="3A2A1E"/>
+          <w:sz w:val="20"/>
+        </w:rPr>
+        <w:t>Engine/Games/Tracing/TracePath.cs</w:t>
+      </w:r>
+      <w:r>
+        <w:rPr>
+          <w:color w:val="3A2A1E"/>
+        </w:rPr>
+        <w:t>'e taşındı: tolerans, geri gitmeyen ilerleme, parmak kalkınca korunan konum, çıkış başına bir hata. Yolu Bul artık buna devrediyor. Ayıklamanın güvenli olmasının tek sebebi o oyunun 22 testi; ikisi de aynı davranışı gösteriyor, hiçbiri değişmedi.</w:t>
+      </w:r>
+    </w:p>
+    <w:p>
+      <w:pPr/>
+      <w:r>
+        <w:rPr>
+          <w:b/>
+          <w:color w:val="3A2A1E"/>
+        </w:rPr>
+        <w:t>Harf verisi elle yazıldı</w:t>
+      </w:r>
+      <w:r>
+        <w:rPr>
+          <w:color w:val="3A2A1E"/>
+        </w:rPr>
+        <w:t xml:space="preserve"> (</w:t>
+      </w:r>
+      <w:r>
+        <w:rPr>
+          <w:rFonts w:ascii="Consolas" w:hAnsi="Consolas"/>
+          <w:color w:val="3A2A1E"/>
+          <w:sz w:val="20"/>
+        </w:rPr>
+        <w:t>GlyphShapes.cs</w:t>
+      </w:r>
+      <w:r>
+        <w:rPr>
+          <w:color w:val="3A2A1E"/>
+        </w:rPr>
+        <w:t xml:space="preserve">): 26 büyük harf, 10 rakam, artı aksanlılar. Yapı taşları üç tane — düz çizgi dizisi, elips yayı ve noktalarının </w:t>
+      </w:r>
+      <w:r>
+        <w:rPr>
+          <w:b/>
+          <w:color w:val="3A2A1E"/>
+        </w:rPr>
+        <w:t>üstünden</w:t>
+      </w:r>
+      <w:r>
+        <w:rPr>
+          <w:color w:val="3A2A1E"/>
+        </w:rPr>
+        <w:t xml:space="preserve"> geçen Catmull-Rom eğrisi; böylece S ya da 6 gibi bir biçimi ayarlamak noktayı gözle doğru yere koymaktan ibaret. Her darbe boy boyunca eşit aralıklı 40 noktaya indirgeniyor: ilerleme nokta indisinden sayıldığı için sık örneklenen bir bölge yolun gereğinden büyük bir parçası sayılıyor ve L'nin dikeyini bitiren çocuk harfi yarılanmış görüyor.</w:t>
+      </w:r>
+    </w:p>
+    <w:p>
+      <w:pPr/>
+      <w:r>
+        <w:rPr>
+          <w:color w:val="3A2A1E"/>
+        </w:rPr>
+        <w:t>Üç karar açıklama istiyor:</w:t>
       </w:r>
     </w:p>
     <w:p>
@@ -1415,9 +1457,29 @@
       </w:pPr>
       <w:r>
         <w:rPr>
-          <w:color w:val="3A2A1E"/>
-        </w:rPr>
-        <w:t>Sırayı Tekrarla'da 750 ms gösterim hızı Filiz bandında takip edilebiliyor mu</w:t>
+          <w:b/>
+          <w:color w:val="3A2A1E"/>
+        </w:rPr>
+        <w:t>Aksanlar çizilmiyor, çiziliyor.</w:t>
+      </w:r>
+      <w:r>
+        <w:rPr>
+          <w:color w:val="3A2A1E"/>
+        </w:rPr>
+        <w:t xml:space="preserve"> Ç'nin kuyruğu, İ'nin noktası ve Ö'nün iki noktası baştan dolu duruyor. Bir noktanın yönü yok, dolayısıyla takip edilecek bir şeyi de yok. Gövde taban harften </w:t>
+      </w:r>
+      <w:r>
+        <w:rPr>
+          <w:b/>
+          <w:color w:val="3A2A1E"/>
+        </w:rPr>
+        <w:t>paylaşılıyor</w:t>
+      </w:r>
+      <w:r>
+        <w:rPr>
+          <w:color w:val="3A2A1E"/>
+        </w:rPr>
+        <w:t>: C düzeltilince Ç de düzeliyor.</w:t>
       </w:r>
     </w:p>
     <w:p>
@@ -1426,9 +1488,16 @@
       </w:pPr>
       <w:r>
         <w:rPr>
-          <w:color w:val="3A2A1E"/>
-        </w:rPr>
-        <w:t>Yapboz'da Meşe'nin on altı parçası bir turu fazla uzatıyor mu</w:t>
+          <w:b/>
+          <w:color w:val="3A2A1E"/>
+        </w:rPr>
+        <w:t>Almanca ß yok.</w:t>
+      </w:r>
+      <w:r>
+        <w:rPr>
+          <w:color w:val="3A2A1E"/>
+        </w:rPr>
+        <w:t xml:space="preserve"> Sözcük başında hiç bulunmuyor, bu yaşta öğretilmiyor ve tek darbeyle anlatılabilecek bir biçimi yok. Kasıtlı olduğunu söyleyen bir test var.</w:t>
       </w:r>
     </w:p>
     <w:p>
@@ -1437,18 +1506,1061 @@
       </w:pPr>
       <w:r>
         <w:rPr>
-          <w:color w:val="3A2A1E"/>
-        </w:rPr>
-        <w:t>İkon başlatıcıda nasıl duruyor (uyarlanabilir maske yüzü kırpıyor mu)</w:t>
+          <w:b/>
+          <w:color w:val="3A2A1E"/>
+        </w:rPr>
+        <w:t>Sekiz iki halka.</w:t>
+      </w:r>
+      <w:r>
+        <w:rPr>
+          <w:color w:val="3A2A1E"/>
+        </w:rPr>
+        <w:t xml:space="preserve"> Tek darbede yazılan sekiz kendini kesiyor ve kesişme noktasında parmağın hangi kolda olduğu belirsizleşiyor.</w:t>
       </w:r>
     </w:p>
     <w:p>
       <w:pPr/>
       <w:r>
         <w:rPr>
-          <w:color w:val="3A2A1E"/>
-        </w:rPr>
-        <w:t>Sonrası 4. bölümdeki öncelik sırası.</w:t>
+          <w:b/>
+          <w:color w:val="3A2A1E"/>
+        </w:rPr>
+        <w:t>Bantlar.</w:t>
+      </w:r>
+      <w:r>
+        <w:rPr>
+          <w:color w:val="3A2A1E"/>
+        </w:rPr>
+        <w:t xml:space="preserve"> En küçük bant Fidan — 2-4 yaş harf yazmıyor, o yaşın karşılığı Yolu Bul. Fidan yalnızca kolay işaretleri görüyor (düz çizgiden oluşanlar ve tek halkalılar: A E H I L O T U V X Y, 1 4 7 0); Meşe alfabenin tamamını, aksanlılar dahil. Tolerans Yolu Bul'unkinden biraz geniş (0,09 / 0,065), çünkü harf darbeleri kısa ve köşeli — aynı toleransta zorluk beceriden değil biçimden geliyor.</w:t>
+      </w:r>
+    </w:p>
+    <w:p>
+      <w:pPr/>
+      <w:r>
+        <w:rPr>
+          <w:b/>
+          <w:color w:val="3A2A1E"/>
+        </w:rPr>
+        <w:t>Doğrulama sayıyla.</w:t>
+      </w:r>
+      <w:r>
+        <w:rPr>
+          <w:color w:val="3A2A1E"/>
+        </w:rPr>
+        <w:t xml:space="preserve"> Harf şekilleri ekrana bakılarak doğrulanamıyor, ekran yok. Onun yerine biçim bozulunca kırılacak özellikler sınandı: kutunun dışına taşma, kopuk ya da çok kısa darbe, seyrek örneklenmiş bölge, üç alfabenin eksik harfi, kapalı halkanın başına dönmemesi, E'nin darbelerinin öğretim sırası. 28 yeni test, toplam </w:t>
+      </w:r>
+      <w:r>
+        <w:rPr>
+          <w:b/>
+          <w:color w:val="3A2A1E"/>
+        </w:rPr>
+        <w:t>264</w:t>
+      </w:r>
+      <w:r>
+        <w:rPr>
+          <w:color w:val="3A2A1E"/>
+        </w:rPr>
+        <w:t>.</w:t>
+      </w:r>
+    </w:p>
+    <w:p>
+      <w:pPr>
+        <w:pStyle w:val="Heading3"/>
+      </w:pPr>
+      <w:r>
+        <w:t>Örüntü (İ2)</w:t>
+      </w:r>
+    </w:p>
+    <w:p>
+      <w:pPr/>
+      <w:r>
+        <w:rPr>
+          <w:color w:val="3A2A1E"/>
+        </w:rPr>
+        <w:t>Kütüphanenin on ikinci oyunu ve beşinci öğreticisi: ekranda tekrar eden bir dizi duruyor, bir parçası eksik, çocuk alttaki seçeneklerden doğru olanı seçiyor. Okul öncesi matematiğin belkemiği — örüntü görmek, saymadan önce gelen ve toplamaya zemin hazırlayan beceri, ve on bir oyunun hiçbirinde yoktu.</w:t>
+      </w:r>
+    </w:p>
+    <w:p>
+      <w:pPr/>
+      <w:r>
+        <w:rPr>
+          <w:color w:val="3A2A1E"/>
+        </w:rPr>
+        <w:t>Birimler harf dizisi olarak yazılıyor (AB, AAB, ABB, ABC, AABB); harfler soyut, her turda başka parçalara karşılık geliyor. Dizi birimin döngüsel tekrarı; sonu yarım kalması kusur değil, örüntü zaten sonsuz ve ekran onun bir penceresi.</w:t>
+      </w:r>
+    </w:p>
+    <w:p>
+      <w:pPr/>
+      <w:r>
+        <w:rPr>
+          <w:color w:val="3A2A1E"/>
+        </w:rPr>
+        <w:t>Bantlar:</w:t>
+      </w:r>
+    </w:p>
+    <w:p>
+      <w:pPr>
+        <w:pStyle w:val="ListBullet"/>
+      </w:pPr>
+      <w:r>
+        <w:rPr>
+          <w:b/>
+          <w:color w:val="3A2A1E"/>
+        </w:rPr>
+        <w:t>Filiz</w:t>
+      </w:r>
+      <w:r>
+        <w:rPr>
+          <w:color w:val="3A2A1E"/>
+        </w:rPr>
+        <w:t xml:space="preserve"> yalnızca AB görüyor ve parçalar </w:t>
+      </w:r>
+      <w:r>
+        <w:rPr>
+          <w:b/>
+          <w:color w:val="3A2A1E"/>
+        </w:rPr>
+        <w:t>yalnızca renkçe</w:t>
+      </w:r>
+      <w:r>
+        <w:rPr>
+          <w:color w:val="3A2A1E"/>
+        </w:rPr>
+        <w:t xml:space="preserve"> değişiyor — iki boyutta birden değişen bir dizi, örüntüyü henüz kavramamış bir çocuk için iki ayrı bilmece. Yanlış seçim hata sayılmıyor.</w:t>
+      </w:r>
+    </w:p>
+    <w:p>
+      <w:pPr>
+        <w:pStyle w:val="ListBullet"/>
+      </w:pPr>
+      <w:r>
+        <w:rPr>
+          <w:b/>
+          <w:color w:val="3A2A1E"/>
+        </w:rPr>
+        <w:t>Fidan</w:t>
+      </w:r>
+      <w:r>
+        <w:rPr>
+          <w:color w:val="3A2A1E"/>
+        </w:rPr>
+        <w:t xml:space="preserve"> AAB ve ABB'yi de görüyor, şekil de değişiyor.</w:t>
+      </w:r>
+    </w:p>
+    <w:p>
+      <w:pPr>
+        <w:pStyle w:val="ListBullet"/>
+      </w:pPr>
+      <w:r>
+        <w:rPr>
+          <w:b/>
+          <w:color w:val="3A2A1E"/>
+        </w:rPr>
+        <w:t>Meşe</w:t>
+      </w:r>
+      <w:r>
+        <w:rPr>
+          <w:color w:val="3A2A1E"/>
+        </w:rPr>
+        <w:t xml:space="preserve"> ABC ve AABB dahil hepsini görüyor, boşluk dizinin </w:t>
+      </w:r>
+      <w:r>
+        <w:rPr>
+          <w:b/>
+          <w:color w:val="3A2A1E"/>
+        </w:rPr>
+        <w:t>ortasında</w:t>
+      </w:r>
+      <w:r>
+        <w:rPr>
+          <w:color w:val="3A2A1E"/>
+        </w:rPr>
+        <w:t xml:space="preserve"> olabiliyor ve hedef süre var. Ortadaki boşluk belirgin biçimde zor: sondaki "sırada ne var" sorusu, ortadaki "burada ne eksik" — ikincisi sağdaki parçaları da hesaba katmayı gerektiriyor.</w:t>
+      </w:r>
+    </w:p>
+    <w:p>
+      <w:pPr/>
+      <w:r>
+        <w:rPr>
+          <w:color w:val="3A2A1E"/>
+        </w:rPr>
+        <w:t>İki karar açıklama istiyor:</w:t>
+      </w:r>
+    </w:p>
+    <w:p>
+      <w:pPr>
+        <w:pStyle w:val="ListBullet"/>
+      </w:pPr>
+      <w:r>
+        <w:rPr>
+          <w:b/>
+          <w:color w:val="3A2A1E"/>
+        </w:rPr>
+        <w:t>Boşluktan önce her zaman en az bir tam birim duruyor.</w:t>
+      </w:r>
+      <w:r>
+        <w:rPr>
+          <w:color w:val="3A2A1E"/>
+        </w:rPr>
+        <w:t xml:space="preserve"> Aksi hâlde örüntü diziden okunamıyor ve soru bilmeceye değil kura çekmeye dönüyor. Bir test bunu bütün tohumlar için doğruluyor.</w:t>
+      </w:r>
+    </w:p>
+    <w:p>
+      <w:pPr>
+        <w:pStyle w:val="ListBullet"/>
+      </w:pPr>
+      <w:r>
+        <w:rPr>
+          <w:b/>
+          <w:color w:val="3A2A1E"/>
+        </w:rPr>
+        <w:t>Çeldiriciler dizinin kendi parçaları.</w:t>
+      </w:r>
+      <w:r>
+        <w:rPr>
+          <w:color w:val="3A2A1E"/>
+        </w:rPr>
+        <w:t xml:space="preserve"> Örüntüyü çözemeyen çocuğun eli oraya gidiyor, yani yanlış seçim "rastgele bir şeye bastım" değil "örüntüyü yanlış okudum" oluyor. Yetmezse aynı şeklin başka rengi üretiliyor — ekrandaki hiçbir şeye benzemeyen bir parçadan çok daha öğretici.</w:t>
+      </w:r>
+    </w:p>
+    <w:p>
+      <w:pPr/>
+      <w:r>
+        <w:rPr>
+          <w:color w:val="3A2A1E"/>
+        </w:rPr>
+        <w:t>Yanlış seçimde dizi değişmiyor; çocuk yeniden bakıp deneyebiliyor. Say ve Eşleştir ile Harf Avı'ndaki karar burada da geçerli.</w:t>
+      </w:r>
+    </w:p>
+    <w:p>
+      <w:pPr/>
+      <w:r>
+        <w:rPr>
+          <w:color w:val="3A2A1E"/>
+        </w:rPr>
+        <w:t xml:space="preserve">Bu arada katalogdaki bir kural keskinleşti. "Öğretici oyunlar Fidan'dan başlar" diyen test aslında </w:t>
+      </w:r>
+      <w:r>
+        <w:rPr>
+          <w:b/>
+          <w:color w:val="3A2A1E"/>
+        </w:rPr>
+        <w:t>harfe ve sayıya</w:t>
+      </w:r>
+      <w:r>
+        <w:rPr>
+          <w:color w:val="3A2A1E"/>
+        </w:rPr>
+        <w:t xml:space="preserve"> bakıyordu ("harf ve sayıların anlam kazandığı bant"); Örüntü'de ikisi de yok ve Filiz'den başlıyor. Kural metniyle uyumlu hâle getirildi, istisna da ayrı bir testle yazıldı.</w:t>
+      </w:r>
+    </w:p>
+    <w:p>
+      <w:pPr/>
+      <w:r>
+        <w:rPr>
+          <w:color w:val="3A2A1E"/>
+        </w:rPr>
+        <w:t xml:space="preserve">Arayüz tarafında </w:t>
+      </w:r>
+      <w:r>
+        <w:rPr>
+          <w:rFonts w:ascii="Consolas" w:hAnsi="Consolas"/>
+          <w:color w:val="3A2A1E"/>
+          <w:sz w:val="20"/>
+        </w:rPr>
+        <w:t>ShapeTileView</w:t>
+      </w:r>
+      <w:r>
+        <w:rPr>
+          <w:color w:val="3A2A1E"/>
+        </w:rPr>
+        <w:t xml:space="preserve"> eklendi (</w:t>
+      </w:r>
+      <w:r>
+        <w:rPr>
+          <w:rFonts w:ascii="Consolas" w:hAnsi="Consolas"/>
+          <w:color w:val="3A2A1E"/>
+          <w:sz w:val="20"/>
+        </w:rPr>
+        <w:t>Ploofy.Ui/Controls</w:t>
+      </w:r>
+      <w:r>
+        <w:rPr>
+          <w:color w:val="3A2A1E"/>
+        </w:rPr>
+        <w:t>): tek bir şekli çizen küçük kare, hem dizide hem seçeneklerde kullanılıyor. Boşluk hayalet olarak çiziliyor ve nabız gibi atıyor — dokuz kutucuk arasında hangisinin eksik olduğunu hareketsiz bir kesik çizgi yeterince söylemiyor.</w:t>
+      </w:r>
+    </w:p>
+    <w:p>
+      <w:pPr/>
+      <w:r>
+        <w:rPr>
+          <w:b/>
+          <w:color w:val="3A2A1E"/>
+        </w:rPr>
+        <w:t>25 yeni test, toplam 290.</w:t>
+      </w:r>
+    </w:p>
+    <w:p>
+      <w:pPr>
+        <w:pStyle w:val="Heading3"/>
+      </w:pPr>
+      <w:r>
+        <w:t>Ebeveyn raporu (İ3)</w:t>
+      </w:r>
+    </w:p>
+    <w:p>
+      <w:pPr/>
+      <w:r>
+        <w:rPr>
+          <w:color w:val="3A2A1E"/>
+        </w:rPr>
+        <w:t>Ebeveynin ücretli aboneliğin karşılığını gördüğü ekran: çocuk ne oynadı, ne kadar oynadı, ne kazandı. Ayarlardan açılıyor, yani ebeveyn kilidinin arkasında.</w:t>
+      </w:r>
+    </w:p>
+    <w:p>
+      <w:pPr/>
+      <w:r>
+        <w:rPr>
+          <w:b/>
+          <w:color w:val="3A2A1E"/>
+        </w:rPr>
+        <w:t>Yeni tablo: `round_history`.</w:t>
+      </w:r>
+      <w:r>
+        <w:rPr>
+          <w:color w:val="3A2A1E"/>
+        </w:rPr>
+        <w:t xml:space="preserve"> Bugüne kadar yalnızca "en iyisi ne" tutuluyordu (</w:t>
+      </w:r>
+      <w:r>
+        <w:rPr>
+          <w:rFonts w:ascii="Consolas" w:hAnsi="Consolas"/>
+          <w:color w:val="3A2A1E"/>
+          <w:sz w:val="20"/>
+        </w:rPr>
+        <w:t>game_progress</w:t>
+      </w:r>
+      <w:r>
+        <w:rPr>
+          <w:color w:val="3A2A1E"/>
+        </w:rPr>
+        <w:t xml:space="preserve">) ve en iyiyi tutan bir satırdan geçmiş çıkarılamıyor. Artık biten her tur ayrı bir satır: oyun, bant, yıldız, puan, hata, süre ve </w:t>
+      </w:r>
+      <w:r>
+        <w:rPr>
+          <w:b/>
+          <w:color w:val="3A2A1E"/>
+        </w:rPr>
+        <w:t>yerel</w:t>
+      </w:r>
+      <w:r>
+        <w:rPr>
+          <w:color w:val="3A2A1E"/>
+        </w:rPr>
+        <w:t xml:space="preserve"> saatle zaman damgası. Yerel olması bilinçli — rapor "hangi gün" diye gruplayacak ve gece 22:00'de oynanan bir tur ebeveyn için bugün, UTC'de yarın. Satırlar hiç güncellenmiyor, yalnızca ekleniyor; profil silinince hepsi gidiyor.</w:t>
+      </w:r>
+    </w:p>
+    <w:p>
+      <w:pPr/>
+      <w:r>
+        <w:rPr>
+          <w:b/>
+          <w:color w:val="3A2A1E"/>
+        </w:rPr>
+        <w:t>Hesap motorda: `PlayReport`.</w:t>
+      </w:r>
+      <w:r>
+        <w:rPr>
+          <w:color w:val="3A2A1E"/>
+        </w:rPr>
+        <w:t xml:space="preserve"> Grafiğin çubuğu doğru yükseklikte mi, ekrana bakarak anlaşılmıyor — o yüzden gün kovaları, toplamlar ve oyun listesi veritabanı olmadan sınanabilen bir sınıfta. İki savunma var:</w:t>
+      </w:r>
+    </w:p>
+    <w:p>
+      <w:pPr>
+        <w:pStyle w:val="ListBullet"/>
+      </w:pPr>
+      <w:r>
+        <w:rPr>
+          <w:b/>
+          <w:color w:val="3A2A1E"/>
+        </w:rPr>
+        <w:t>Tur süresi 15 dakikada kırpılıyor.</w:t>
+      </w:r>
+      <w:r>
+        <w:rPr>
+          <w:color w:val="3A2A1E"/>
+        </w:rPr>
+        <w:t xml:space="preserve"> Süre, tur başlarken çalışan bir kronometreden geliyor ve uygulama arka plana atıldığında kronometre durmuyor. Cihazı bırakıp akşam dönen çocuk, kırpma olmadan "bugün 6 saat oynadı" satırı üretiyor ve o tek satır bütün raporu yalancı yapıyor. Kırpma raporda, kayıtta değil: ham veri dürüst kalıyor.</w:t>
+      </w:r>
+    </w:p>
+    <w:p>
+      <w:pPr>
+        <w:pStyle w:val="ListBullet"/>
+      </w:pPr>
+      <w:r>
+        <w:rPr>
+          <w:b/>
+          <w:color w:val="3A2A1E"/>
+        </w:rPr>
+        <w:t>Oynanmayan gün listede, sıfır değerle.</w:t>
+      </w:r>
+      <w:r>
+        <w:rPr>
+          <w:color w:val="3A2A1E"/>
+        </w:rPr>
+        <w:t xml:space="preserve"> Boş günün yerini boş bırakmak, hafta sonu oynanmadığını gösteren tek şey; atlanan gün çubukları yan yana getirip eğilimi olduğundan düzgün gösteriyor.</w:t>
+      </w:r>
+    </w:p>
+    <w:p>
+      <w:pPr/>
+      <w:r>
+        <w:rPr>
+          <w:b/>
+          <w:color w:val="3A2A1E"/>
+        </w:rPr>
+        <w:t>Grafik.</w:t>
+      </w:r>
+      <w:r>
+        <w:rPr>
+          <w:color w:val="3A2A1E"/>
+        </w:rPr>
+        <w:t xml:space="preserve"> Günlük dakika, sütun grafiği. Çizgi değil: günler ayrık ve aradaki iki günü birleştiren bir çizgi olmayan bir sürekliliği anlatıyor. Ölçek her zaman sıfırdan başlıyor. Tek ölçü olduğu için gösterge kutusu yok — kartın başlığı zaten neyin çizildiğini söylüyor. Renk Ocean'ın koyu ucu (</w:t>
+      </w:r>
+      <w:r>
+        <w:rPr>
+          <w:rFonts w:ascii="Consolas" w:hAnsi="Consolas"/>
+          <w:color w:val="3A2A1E"/>
+          <w:sz w:val="20"/>
+        </w:rPr>
+        <w:t>#0F6FC4</w:t>
+      </w:r>
+      <w:r>
+        <w:rPr>
+          <w:color w:val="3A2A1E"/>
+        </w:rPr>
+        <w:t>); beyaz kart üstünde kontrast ölçüldü, geçiyor.</w:t>
+      </w:r>
+    </w:p>
+    <w:p>
+      <w:pPr/>
+      <w:r>
+        <w:rPr>
+          <w:b/>
+          <w:color w:val="3A2A1E"/>
+        </w:rPr>
+        <w:t>Çizim ekrana bakılarak doğrulandı.</w:t>
+      </w:r>
+      <w:r>
+        <w:rPr>
+          <w:color w:val="3A2A1E"/>
+        </w:rPr>
+        <w:t xml:space="preserve"> </w:t>
+      </w:r>
+      <w:r>
+        <w:rPr>
+          <w:rFonts w:ascii="Consolas" w:hAnsi="Consolas"/>
+          <w:color w:val="3A2A1E"/>
+          <w:sz w:val="20"/>
+        </w:rPr>
+        <w:t>TrendPainter</w:t>
+      </w:r>
+      <w:r>
+        <w:rPr>
+          <w:color w:val="3A2A1E"/>
+        </w:rPr>
+        <w:t xml:space="preserve"> MAUI'den bağımsız, saf SkiaSharp; küçük bir konsol programından çağrılıp PNG üretiliyor — kopya değil, uygulamanın çizdiği dosyanın kendisi. Beş senaryo (14 gün tipik, tek yüksek gün + bir dakikalık günler, tamamen boş, 30 gün, 7 gün) bakılarak üç kusur bulundu ve düzeltildi:</w:t>
+      </w:r>
+    </w:p>
+    <w:p>
+      <w:pPr>
+        <w:pStyle w:val="ListNumber"/>
+      </w:pPr>
+      <w:r>
+        <w:rPr>
+          <w:color w:val="3A2A1E"/>
+        </w:rPr>
+        <w:t>Sütunlar yuvayı doldurup duvara dönüşüyordu — kalınlık artık yuvanın en fazla %55'i.</w:t>
+      </w:r>
+    </w:p>
+    <w:p>
+      <w:pPr>
+        <w:pStyle w:val="ListNumber"/>
+      </w:pPr>
+      <w:r>
+        <w:rPr>
+          <w:color w:val="3A2A1E"/>
+        </w:rPr>
+        <w:t xml:space="preserve">Gün adları tek harfti ve Türkçe'de ayırt etmiyordu: Pazar, Pazartesi ve Perşembe'nin üçü de "P". Kültürün </w:t>
+      </w:r>
+      <w:r>
+        <w:rPr>
+          <w:rFonts w:ascii="Consolas" w:hAnsi="Consolas"/>
+          <w:color w:val="3A2A1E"/>
+          <w:sz w:val="20"/>
+        </w:rPr>
+        <w:t>ShortestDayNames</w:t>
+      </w:r>
+      <w:r>
+        <w:rPr>
+          <w:color w:val="3A2A1E"/>
+        </w:rPr>
+        <w:t xml:space="preserve">'i tam olarak bunu veriyor; </w:t>
+      </w:r>
+      <w:r>
+        <w:rPr>
+          <w:rFonts w:ascii="Consolas" w:hAnsi="Consolas"/>
+          <w:color w:val="3A2A1E"/>
+          <w:sz w:val="20"/>
+        </w:rPr>
+        <w:t>AbbreviatedDayNames</w:t>
+      </w:r>
+      <w:r>
+        <w:rPr>
+          <w:color w:val="3A2A1E"/>
+        </w:rPr>
+        <w:t>'e geçildi (Paz/Pzt/Sal/Çar/Per/Cum/Cmt).</w:t>
+      </w:r>
+    </w:p>
+    <w:p>
+      <w:pPr>
+        <w:pStyle w:val="ListNumber"/>
+      </w:pPr>
+      <w:r>
+        <w:rPr>
+          <w:color w:val="3A2A1E"/>
+        </w:rPr>
+        <w:t>30 günlük dönemde gün adları üst üste biniyor ve kenardakiler taşıyordu. Etiketler artık yazının gerçek genişliğine göre seyreltiliyor (bugün her zaman etiketli) ve kenarda içeri kelepçeleniyor.</w:t>
+      </w:r>
+    </w:p>
+    <w:p>
+      <w:pPr/>
+      <w:r>
+        <w:rPr>
+          <w:color w:val="3A2A1E"/>
+        </w:rPr>
+        <w:t>Bir dakika oynanan gün, hiç oynanmayan günle aynı görünmüyor: en az 3 piksel yüksekliğinde bir sütun çiziliyor. Sıfır yükseklikli bir sütun "hiç oynamadı" der ve bu yanlış.</w:t>
+      </w:r>
+    </w:p>
+    <w:p>
+      <w:pPr/>
+      <w:r>
+        <w:rPr>
+          <w:color w:val="3A2A1E"/>
+        </w:rPr>
+        <w:t>Ekranda ayrıca dönem seçici (7 / 14 / 30 gün), dört sayılık özet (süre, tur, oynanan gün, yıldız), çok oynanandan aza oyun listesi ve birden çok çocuk varsa profil şeridi var. En altta raporun cihazdan çıkmadığını söyleyen bir satır duruyor.</w:t>
+      </w:r>
+    </w:p>
+    <w:p>
+      <w:pPr/>
+      <w:r>
+        <w:rPr>
+          <w:b/>
+          <w:color w:val="3A2A1E"/>
+        </w:rPr>
+        <w:t>13 yeni test, toplam 303.</w:t>
+      </w:r>
+    </w:p>
+    <w:p>
+      <w:pPr>
+        <w:pStyle w:val="Heading3"/>
+      </w:pPr>
+      <w:r>
+        <w:t>Gizlilik politikası</w:t>
+      </w:r>
+    </w:p>
+    <w:p>
+      <w:pPr/>
+      <w:r>
+        <w:rPr>
+          <w:color w:val="3A2A1E"/>
+        </w:rPr>
+        <w:t xml:space="preserve">Üç dil tek bir sayfada toplandı ve </w:t>
+      </w:r>
+      <w:r>
+        <w:rPr>
+          <w:b/>
+          <w:color w:val="3A2A1E"/>
+        </w:rPr>
+        <w:t>ayrı bir depoya</w:t>
+      </w:r>
+      <w:r>
+        <w:rPr>
+          <w:color w:val="3A2A1E"/>
+        </w:rPr>
+        <w:t xml:space="preserve"> kondu — diğer uygulamalarda olduğu gibi, GitHub Pages'ten yayımlanacak. Metin uydurulmadı, koddan çıkarıldı — hangi tablonun hangi alanı tuttuğu (</w:t>
+      </w:r>
+      <w:r>
+        <w:rPr>
+          <w:rFonts w:ascii="Consolas" w:hAnsi="Consolas"/>
+          <w:color w:val="3A2A1E"/>
+          <w:sz w:val="20"/>
+        </w:rPr>
+        <w:t>Entities.cs</w:t>
+      </w:r>
+      <w:r>
+        <w:rPr>
+          <w:color w:val="3A2A1E"/>
+        </w:rPr>
+        <w:t>), hangi iznin neden istendiği (manifest), ebeveyn kilidinin neyi kapattığı (</w:t>
+      </w:r>
+      <w:r>
+        <w:rPr>
+          <w:rFonts w:ascii="Consolas" w:hAnsi="Consolas"/>
+          <w:color w:val="3A2A1E"/>
+          <w:sz w:val="20"/>
+        </w:rPr>
+        <w:t>ParentalGateReason</w:t>
+      </w:r>
+      <w:r>
+        <w:rPr>
+          <w:color w:val="3A2A1E"/>
+        </w:rPr>
+        <w:t xml:space="preserve"> çağrı yerleri) ve profil silinince nelerin gittiği (</w:t>
+      </w:r>
+      <w:r>
+        <w:rPr>
+          <w:rFonts w:ascii="Consolas" w:hAnsi="Consolas"/>
+          <w:color w:val="3A2A1E"/>
+          <w:sz w:val="20"/>
+        </w:rPr>
+        <w:t>DeleteProfileAsync</w:t>
+      </w:r>
+      <w:r>
+        <w:rPr>
+          <w:color w:val="3A2A1E"/>
+        </w:rPr>
+        <w:t xml:space="preserve"> yıldızları ve rozetleri de siliyor) tek tek bakılarak yazıldı.</w:t>
+      </w:r>
+    </w:p>
+    <w:p>
+      <w:pPr/>
+      <w:r>
+        <w:rPr>
+          <w:color w:val="3A2A1E"/>
+        </w:rPr>
+        <w:t xml:space="preserve">İki iddia bu yüzden düzeltildi: README "uygulamadan dışarı çıkan her bağlantı kilidin arkasında" diyor ama </w:t>
+      </w:r>
+      <w:r>
+        <w:rPr>
+          <w:rFonts w:ascii="Consolas" w:hAnsi="Consolas"/>
+          <w:color w:val="3A2A1E"/>
+          <w:sz w:val="20"/>
+        </w:rPr>
+        <w:t>ExternalLink</w:t>
+      </w:r>
+      <w:r>
+        <w:rPr>
+          <w:color w:val="3A2A1E"/>
+        </w:rPr>
+        <w:t xml:space="preserve"> gerekçesinin </w:t>
+      </w:r>
+      <w:r>
+        <w:rPr>
+          <w:b/>
+          <w:color w:val="3A2A1E"/>
+        </w:rPr>
+        <w:t>hiç çağrıldığı yer yok</w:t>
+      </w:r>
+      <w:r>
+        <w:rPr>
+          <w:color w:val="3A2A1E"/>
+        </w:rPr>
+        <w:t xml:space="preserve"> — uygulamada şu an dışarı açılan bağlantı da yok, o yüzden politikada yalnızca gerçekten kilitli olan üç yol sayıldı. İkincisi, kilit "basit bir aritmetik" değil: iki basamaklı çarpma + toplama, kasıtlı olarak 6–9 bandının üstünde.</w:t>
+      </w:r>
+    </w:p>
+    <w:p>
+      <w:pPr/>
+      <w:r>
+        <w:rPr>
+          <w:color w:val="3A2A1E"/>
+        </w:rPr>
+        <w:t xml:space="preserve">Sayfa tek dosya: dil değiştirici, açık/koyu tema, derleme adımı yok, Google Fonts dışında dış bağımlılık yok. Renkleri de uydurmadım — </w:t>
+      </w:r>
+      <w:r>
+        <w:rPr>
+          <w:rFonts w:ascii="Consolas" w:hAnsi="Consolas"/>
+          <w:color w:val="3A2A1E"/>
+          <w:sz w:val="20"/>
+        </w:rPr>
+        <w:t>PloofyPalette.cs</w:t>
+      </w:r>
+      <w:r>
+        <w:rPr>
+          <w:color w:val="3A2A1E"/>
+        </w:rPr>
+        <w:t xml:space="preserve"> ve </w:t>
+      </w:r>
+      <w:r>
+        <w:rPr>
+          <w:rFonts w:ascii="Consolas" w:hAnsi="Consolas"/>
+          <w:color w:val="3A2A1E"/>
+          <w:sz w:val="20"/>
+        </w:rPr>
+        <w:t>PloofyStyles.xaml</w:t>
+      </w:r>
+      <w:r>
+        <w:rPr>
+          <w:color w:val="3A2A1E"/>
+        </w:rPr>
+        <w:t xml:space="preserve">'dan aldım: mürekkep </w:t>
+      </w:r>
+      <w:r>
+        <w:rPr>
+          <w:rFonts w:ascii="Consolas" w:hAnsi="Consolas"/>
+          <w:color w:val="3A2A1E"/>
+          <w:sz w:val="20"/>
+        </w:rPr>
+        <w:t>#402A1E</w:t>
+      </w:r>
+      <w:r>
+        <w:rPr>
+          <w:color w:val="3A2A1E"/>
+        </w:rPr>
+        <w:t xml:space="preserve">, vurgu Sunny'nin koyu ucu </w:t>
+      </w:r>
+      <w:r>
+        <w:rPr>
+          <w:rFonts w:ascii="Consolas" w:hAnsi="Consolas"/>
+          <w:color w:val="3A2A1E"/>
+          <w:sz w:val="20"/>
+        </w:rPr>
+        <w:t>#E08600</w:t>
+      </w:r>
+      <w:r>
+        <w:rPr>
+          <w:color w:val="3A2A1E"/>
+        </w:rPr>
+        <w:t xml:space="preserve"> (parlak </w:t>
+      </w:r>
+      <w:r>
+        <w:rPr>
+          <w:rFonts w:ascii="Consolas" w:hAnsi="Consolas"/>
+          <w:color w:val="3A2A1E"/>
+          <w:sz w:val="20"/>
+        </w:rPr>
+        <w:t>#FFC733</w:t>
+      </w:r>
+      <w:r>
+        <w:rPr>
+          <w:color w:val="3A2A1E"/>
+        </w:rPr>
+        <w:t xml:space="preserve"> metin olarak okunmuyor, yalnızca dolgu), bağlantılar Ocean gölgesi </w:t>
+      </w:r>
+      <w:r>
+        <w:rPr>
+          <w:rFonts w:ascii="Consolas" w:hAnsi="Consolas"/>
+          <w:color w:val="3A2A1E"/>
+          <w:sz w:val="20"/>
+        </w:rPr>
+        <w:t>#0F6FC4</w:t>
+      </w:r>
+      <w:r>
+        <w:rPr>
+          <w:color w:val="3A2A1E"/>
+        </w:rPr>
+        <w:t>.</w:t>
+      </w:r>
+    </w:p>
+    <w:p>
+      <w:pPr/>
+      <w:r>
+        <w:rPr>
+          <w:b/>
+          <w:color w:val="3A2A1E"/>
+        </w:rPr>
+        <w:t>Yayımlandı (02.09.2026).</w:t>
+      </w:r>
+      <w:r>
+        <w:rPr>
+          <w:color w:val="3A2A1E"/>
+        </w:rPr>
+        <w:t xml:space="preserve"> SchiriFit ve CertPilot'taki düzenin aynısı kuruldu: sayfaların kaynağı bu depoda </w:t>
+      </w:r>
+      <w:r>
+        <w:rPr>
+          <w:rFonts w:ascii="Consolas" w:hAnsi="Consolas"/>
+          <w:color w:val="3A2A1E"/>
+          <w:sz w:val="20"/>
+        </w:rPr>
+        <w:t>docs/store/</w:t>
+      </w:r>
+      <w:r>
+        <w:rPr>
+          <w:color w:val="3A2A1E"/>
+        </w:rPr>
+        <w:t xml:space="preserve">, yayın nüshası ayrı ve herkese açık </w:t>
+      </w:r>
+      <w:r>
+        <w:rPr>
+          <w:rFonts w:ascii="Consolas" w:hAnsi="Consolas"/>
+          <w:color w:val="3A2A1E"/>
+          <w:sz w:val="20"/>
+        </w:rPr>
+        <w:t>alikiratli/ploofy-web</w:t>
+      </w:r>
+      <w:r>
+        <w:rPr>
+          <w:color w:val="3A2A1E"/>
+        </w:rPr>
+        <w:t xml:space="preserve"> deposunda, GitHub Pages'ten servis ediliyor. Üçü de 200 dönüyor:</w:t>
+      </w:r>
+    </w:p>
+    <w:p>
+      <w:pPr>
+        <w:pStyle w:val="ListBullet"/>
+      </w:pPr>
+      <w:r>
+        <w:rPr>
+          <w:color w:val="3A2A1E"/>
+        </w:rPr>
+        <w:t xml:space="preserve">https://alikiratli.github.io/ploofy-web/privacy-policy.html — Play Console'a </w:t>
+      </w:r>
+      <w:r>
+        <w:rPr>
+          <w:b/>
+          <w:color w:val="3A2A1E"/>
+        </w:rPr>
+        <w:t>bu</w:t>
+      </w:r>
+      <w:r>
+        <w:rPr>
+          <w:color w:val="3A2A1E"/>
+        </w:rPr>
+        <w:t xml:space="preserve"> adres girilecek, kök değil; denetim sayfanın kendisini görsün</w:t>
+      </w:r>
+    </w:p>
+    <w:p>
+      <w:pPr>
+        <w:pStyle w:val="ListBullet"/>
+      </w:pPr>
+      <w:r>
+        <w:rPr>
+          <w:color w:val="3A2A1E"/>
+        </w:rPr>
+        <w:t>https://alikiratli.github.io/ploofy-web/impressum.html</w:t>
+      </w:r>
+    </w:p>
+    <w:p>
+      <w:pPr>
+        <w:pStyle w:val="ListBullet"/>
+      </w:pPr>
+      <w:r>
+        <w:rPr>
+          <w:color w:val="3A2A1E"/>
+        </w:rPr>
+        <w:t>https://alikiratli.github.io/ploofy-web/ — mağaza girişindeki "Web sitesi"</w:t>
+      </w:r>
+    </w:p>
+    <w:p>
+      <w:pPr/>
+      <w:r>
+        <w:rPr>
+          <w:color w:val="3A2A1E"/>
+        </w:rPr>
+        <w:t>On iki alan dolduruldu (2 Eylül 2026 · Ali Kiratli, Ischebecker Straße 8, 58256 Ennepetal · alikiratlide@gmail.com) ve "Taslak" rozeti hem HTML'den hem betikten kaldırıldı. Yayıncı bilgileri uydurulmadı; CertPilot'un Impressum'undan alındı.</w:t>
+      </w:r>
+    </w:p>
+    <w:p>
+      <w:pPr/>
+      <w:r>
+        <w:rPr>
+          <w:color w:val="3A2A1E"/>
+        </w:rPr>
+        <w:t xml:space="preserve">Ploofy'nin de bir </w:t>
+      </w:r>
+      <w:r>
+        <w:rPr>
+          <w:b/>
+          <w:color w:val="3A2A1E"/>
+        </w:rPr>
+        <w:t>Impressum</w:t>
+      </w:r>
+      <w:r>
+        <w:rPr>
+          <w:color w:val="3A2A1E"/>
+        </w:rPr>
+        <w:t>'u oldu (de/en, bağlayıcı olan Almanca) — diğer iki uygulamada var, burada yoktu. § 5 DDG, § 19 UStG Kleinunternehmer, § 18/2 MStV, § 36 VSBG; artı aboneliğin mağazayla kurulduğunu söyleyen bir bölüm.</w:t>
+      </w:r>
+    </w:p>
+    <w:p>
+      <w:pPr/>
+      <w:r>
+        <w:rPr>
+          <w:color w:val="3A2A1E"/>
+        </w:rPr>
+        <w:t xml:space="preserve">Eski </w:t>
+      </w:r>
+      <w:r>
+        <w:rPr>
+          <w:rFonts w:ascii="Consolas" w:hAnsi="Consolas"/>
+          <w:color w:val="3A2A1E"/>
+          <w:sz w:val="20"/>
+        </w:rPr>
+        <w:t>../ploofy-privacy</w:t>
+      </w:r>
+      <w:r>
+        <w:rPr>
+          <w:color w:val="3A2A1E"/>
+        </w:rPr>
+        <w:t xml:space="preserve"> yerel deposu artık gereksiz — içeriği </w:t>
+      </w:r>
+      <w:r>
+        <w:rPr>
+          <w:rFonts w:ascii="Consolas" w:hAnsi="Consolas"/>
+          <w:color w:val="3A2A1E"/>
+          <w:sz w:val="20"/>
+        </w:rPr>
+        <w:t>docs/store/</w:t>
+      </w:r>
+      <w:r>
+        <w:rPr>
+          <w:color w:val="3A2A1E"/>
+        </w:rPr>
+        <w:t xml:space="preserve"> ile </w:t>
+      </w:r>
+      <w:r>
+        <w:rPr>
+          <w:rFonts w:ascii="Consolas" w:hAnsi="Consolas"/>
+          <w:color w:val="3A2A1E"/>
+          <w:sz w:val="20"/>
+        </w:rPr>
+        <w:t>ploofy-web</w:t>
+      </w:r>
+      <w:r>
+        <w:rPr>
+          <w:color w:val="3A2A1E"/>
+        </w:rPr>
+        <w:t>'e taşındı.</w:t>
+      </w:r>
+    </w:p>
+    <w:p>
+      <w:pPr/>
+      <w:r>
+        <w:rPr>
+          <w:b/>
+          <w:color w:val="3A2A1E"/>
+        </w:rPr>
+        <w:t>Sayılar:</w:t>
+      </w:r>
+      <w:r>
+        <w:rPr>
+          <w:color w:val="3A2A1E"/>
+        </w:rPr>
+        <w:t xml:space="preserve"> 303 test geçiyor · 12 oyun tanımlı, 12'si oynanabilir · 13 ses dosyası · AAB 40 MB · targetSdk 36 · sürüm 1.0.</w:t>
+      </w:r>
+    </w:p>
+    <w:p>
+      <w:pPr/>
+      <w:r>
+        <w:rPr>
+          <w:b/>
+          <w:color w:val="3A2A1E"/>
+        </w:rPr>
+        <w:t>Buradan başla: gerçek tablet.</w:t>
+      </w:r>
+      <w:r>
+        <w:rPr>
+          <w:color w:val="3A2A1E"/>
+        </w:rPr>
+        <w:t xml:space="preserve"> Emülatör her şeyi gösterdi ama iki şeyi ölçemiyor — parmağı ve hoparlörü. Tableti USB'den tak, hata ayıklamayı aç, </w:t>
+      </w:r>
+      <w:r>
+        <w:rPr>
+          <w:rFonts w:ascii="Consolas" w:hAnsi="Consolas"/>
+          <w:color w:val="3A2A1E"/>
+          <w:sz w:val="20"/>
+        </w:rPr>
+        <w:t>dotnet build src/Ploofy.App/Ploofy.App.csproj -f net10.0-android -t:Run</w:t>
+      </w:r>
+      <w:r>
+        <w:rPr>
+          <w:color w:val="3A2A1E"/>
+        </w:rPr>
+        <w:t>. Bakılacaklar:</w:t>
+      </w:r>
+    </w:p>
+    <w:p>
+      <w:pPr>
+        <w:pStyle w:val="ListBullet"/>
+      </w:pPr>
+      <w:r>
+        <w:rPr>
+          <w:b/>
+          <w:color w:val="3A2A1E"/>
+        </w:rPr>
+        <w:t>Sesler.</w:t>
+      </w:r>
+      <w:r>
+        <w:rPr>
+          <w:color w:val="3A2A1E"/>
+        </w:rPr>
+        <w:t xml:space="preserve"> Hiçbiri henüz kulakla duyulmadı. Ses seviyeleri birbirine göre dengeli mi (dokunuş sesi tekrar tekrar çalıyor, en alçağı o olmalı), tuş notaları ezgi gibi mi duyuluyor, tablet hoparlöründe tiz sesler (yıldız) cırlıyor mu</w:t>
+      </w:r>
+    </w:p>
+    <w:p>
+      <w:pPr>
+        <w:pStyle w:val="ListBullet"/>
+      </w:pPr>
+      <w:r>
+        <w:rPr>
+          <w:color w:val="3A2A1E"/>
+        </w:rPr>
+        <w:t>Yolu Bul'da Meşe toleransı (0,055) parmak ucuyla tutturulabiliyor mu — bunların en riskli olanı bu</w:t>
+      </w:r>
+    </w:p>
+    <w:p>
+      <w:pPr>
+        <w:pStyle w:val="ListBullet"/>
+      </w:pPr>
+      <w:r>
+        <w:rPr>
+          <w:color w:val="3A2A1E"/>
+        </w:rPr>
+        <w:t>Sepeti Tut'ta düşme hızı Fidan bandında adil mi, sepet parmağı gecikmeden takip ediyor mu</w:t>
+      </w:r>
+    </w:p>
+    <w:p>
+      <w:pPr>
+        <w:pStyle w:val="ListBullet"/>
+      </w:pPr>
+      <w:r>
+        <w:rPr>
+          <w:color w:val="3A2A1E"/>
+        </w:rPr>
+        <w:t>Sırayı Tekrarla'da 750 ms gösterim hızı Filiz bandında takip edilebiliyor mu</w:t>
+      </w:r>
+    </w:p>
+    <w:p>
+      <w:pPr>
+        <w:pStyle w:val="ListBullet"/>
+      </w:pPr>
+      <w:r>
+        <w:rPr>
+          <w:color w:val="3A2A1E"/>
+        </w:rPr>
+        <w:t>Yapboz'da Meşe'nin on altı parçası bir turu fazla uzatıyor mu</w:t>
+      </w:r>
+    </w:p>
+    <w:p>
+      <w:pPr>
+        <w:pStyle w:val="ListBullet"/>
+      </w:pPr>
+      <w:r>
+        <w:rPr>
+          <w:color w:val="3A2A1E"/>
+        </w:rPr>
+        <w:t>İkon başlatıcıda nasıl duruyor (uyarlanabilir maske yüzü kırpıyor mu)</w:t>
+      </w:r>
+    </w:p>
+    <w:p>
+      <w:pPr/>
+      <w:r>
+        <w:rPr>
+          <w:color w:val="3A2A1E"/>
+        </w:rPr>
+        <w:t>Sonrası 4. bölümdeki öncelik sırası; içerik yol haritası 5. bölümde.</w:t>
       </w:r>
     </w:p>
     <w:p>
@@ -1522,13 +2634,13 @@
           <w:b/>
           <w:color w:val="3A2A1E"/>
         </w:rPr>
-        <w:t>src/Ploofy.App</w:t>
-      </w:r>
-      <w:r>
-        <w:rPr>
-          <w:color w:val="3A2A1E"/>
-        </w:rPr>
-        <w:t xml:space="preserve"> — MAUI uygulaması (Android + iOS; Windows sadece geliştirme için)</w:t>
+        <w:t>src/Ploofy.Ui/Painting/TrendPainter.cs</w:t>
+      </w:r>
+      <w:r>
+        <w:rPr>
+          <w:color w:val="3A2A1E"/>
+        </w:rPr>
+        <w:t xml:space="preserve"> — rapordaki grafiğin çizimi; MAUI'den bağımsız, bu yüzden konsoldan PNG'ye alınıp gözle bakılabiliyor</w:t>
       </w:r>
     </w:p>
     <w:p>
@@ -1540,13 +2652,13 @@
           <w:b/>
           <w:color w:val="3A2A1E"/>
         </w:rPr>
-        <w:t>tests/Ploofy.Engine.Tests</w:t>
-      </w:r>
-      <w:r>
-        <w:rPr>
-          <w:color w:val="3A2A1E"/>
-        </w:rPr>
-        <w:t xml:space="preserve"> — xUnit, motor + depo</w:t>
+        <w:t>src/Ploofy.App</w:t>
+      </w:r>
+      <w:r>
+        <w:rPr>
+          <w:color w:val="3A2A1E"/>
+        </w:rPr>
+        <w:t xml:space="preserve"> — MAUI uygulaması (Android + iOS; Windows sadece geliştirme için)</w:t>
       </w:r>
     </w:p>
     <w:p>
@@ -1558,13 +2670,13 @@
           <w:b/>
           <w:color w:val="3A2A1E"/>
         </w:rPr>
-        <w:t>content/strings.tsv</w:t>
-      </w:r>
-      <w:r>
-        <w:rPr>
-          <w:color w:val="3A2A1E"/>
-        </w:rPr>
-        <w:t xml:space="preserve"> — üç dilin metinleri, tek kaynak</w:t>
+        <w:t>tests/Ploofy.Engine.Tests</w:t>
+      </w:r>
+      <w:r>
+        <w:rPr>
+          <w:color w:val="3A2A1E"/>
+        </w:rPr>
+        <w:t xml:space="preserve"> — xUnit, motor + depo</w:t>
       </w:r>
     </w:p>
     <w:p>
@@ -1576,27 +2688,13 @@
           <w:b/>
           <w:color w:val="3A2A1E"/>
         </w:rPr>
-        <w:t>docs/store</w:t>
-      </w:r>
-      <w:r>
-        <w:rPr>
-          <w:color w:val="3A2A1E"/>
-        </w:rPr>
-        <w:t xml:space="preserve"> — gizlilik politikası, Impressum ve tanıtım sayfası; yayın nüshası </w:t>
-      </w:r>
-      <w:r>
-        <w:rPr>
-          <w:rFonts w:ascii="Consolas" w:hAnsi="Consolas"/>
-          <w:color w:val="3A2A1E"/>
-          <w:sz w:val="20"/>
-        </w:rPr>
-        <w:t>alikiratli/ploofy-web</w:t>
-      </w:r>
-      <w:r>
-        <w:rPr>
-          <w:color w:val="3A2A1E"/>
-        </w:rPr>
-        <w:t xml:space="preserve"> deposunda</w:t>
+        <w:t>content/strings.tsv</w:t>
+      </w:r>
+      <w:r>
+        <w:rPr>
+          <w:color w:val="3A2A1E"/>
+        </w:rPr>
+        <w:t xml:space="preserve"> — üç dilin metinleri, tek kaynak</w:t>
       </w:r>
     </w:p>
     <w:p>
@@ -1608,13 +2706,27 @@
           <w:b/>
           <w:color w:val="3A2A1E"/>
         </w:rPr>
-        <w:t>tools/build_strings.py</w:t>
-      </w:r>
-      <w:r>
-        <w:rPr>
-          <w:color w:val="3A2A1E"/>
-        </w:rPr>
-        <w:t xml:space="preserve"> — strings.tsv'den resx üretir</w:t>
+        <w:t>docs/store</w:t>
+      </w:r>
+      <w:r>
+        <w:rPr>
+          <w:color w:val="3A2A1E"/>
+        </w:rPr>
+        <w:t xml:space="preserve"> — gizlilik politikası, Impressum ve tanıtım sayfası; yayın nüshası </w:t>
+      </w:r>
+      <w:r>
+        <w:rPr>
+          <w:rFonts w:ascii="Consolas" w:hAnsi="Consolas"/>
+          <w:color w:val="3A2A1E"/>
+          <w:sz w:val="20"/>
+        </w:rPr>
+        <w:t>alikiratli/ploofy-web</w:t>
+      </w:r>
+      <w:r>
+        <w:rPr>
+          <w:color w:val="3A2A1E"/>
+        </w:rPr>
+        <w:t xml:space="preserve"> deposunda</w:t>
       </w:r>
     </w:p>
     <w:p>
@@ -1626,6 +2738,24 @@
           <w:b/>
           <w:color w:val="3A2A1E"/>
         </w:rPr>
+        <w:t>tools/build_strings.py</w:t>
+      </w:r>
+      <w:r>
+        <w:rPr>
+          <w:color w:val="3A2A1E"/>
+        </w:rPr>
+        <w:t xml:space="preserve"> — strings.tsv'den resx üretir</w:t>
+      </w:r>
+    </w:p>
+    <w:p>
+      <w:pPr>
+        <w:pStyle w:val="ListBullet"/>
+      </w:pPr>
+      <w:r>
+        <w:rPr>
+          <w:b/>
+          <w:color w:val="3A2A1E"/>
+        </w:rPr>
         <w:t>tools/build_sounds.py</w:t>
       </w:r>
       <w:r>
@@ -1805,7 +2935,7 @@
         <w:rPr>
           <w:color w:val="3A2A1E"/>
         </w:rPr>
-        <w:t>Avatarlar: 32 emoji, üç tematik grup, her yerde renkli rozet olarak</w:t>
+        <w:t>Harf Yazma: harfin darbeleri öğretilen sırayla parmakla çiziliyor; Fidan kolay işaretleri, Meşe alfabenin tamamını görüyor</w:t>
       </w:r>
     </w:p>
     <w:p>
@@ -1816,7 +2946,7 @@
         <w:rPr>
           <w:color w:val="3A2A1E"/>
         </w:rPr>
-        <w:t>Sıralı oyun (pass-and-play): devir katmanı, her çocuk kendi bandında</w:t>
+        <w:t>Örüntü: tekrar eden dizide eksik parçayı bulma; birim, boşluğun yeri ve seçenek sayısı banda göre değişiyor</w:t>
       </w:r>
     </w:p>
     <w:p>
@@ -1827,7 +2957,21 @@
         <w:rPr>
           <w:color w:val="3A2A1E"/>
         </w:rPr>
-        <w:t>Sonuç ekranı: kupa animasyonu, yıldızlar, konfeti</w:t>
+        <w:t xml:space="preserve">Ebeveyn raporu: dönem seçici, günlük süre grafiği, özet sayılar ve oyun listesi; kaynağı her turun kaydedildiği </w:t>
+      </w:r>
+      <w:r>
+        <w:rPr>
+          <w:rFonts w:ascii="Consolas" w:hAnsi="Consolas"/>
+          <w:color w:val="3A2A1E"/>
+          <w:sz w:val="20"/>
+        </w:rPr>
+        <w:t>round_history</w:t>
+      </w:r>
+      <w:r>
+        <w:rPr>
+          <w:color w:val="3A2A1E"/>
+        </w:rPr>
+        <w:t xml:space="preserve"> tablosu</w:t>
       </w:r>
     </w:p>
     <w:p>
@@ -1838,7 +2982,7 @@
         <w:rPr>
           <w:color w:val="3A2A1E"/>
         </w:rPr>
-        <w:t>Yıldız ve rozet kaydı; bant değişince eski yıldızlar korunuyor</w:t>
+        <w:t>Avatarlar: 32 emoji, üç tematik grup, her yerde renkli rozet olarak</w:t>
       </w:r>
     </w:p>
     <w:p>
@@ -1849,7 +2993,7 @@
         <w:rPr>
           <w:color w:val="3A2A1E"/>
         </w:rPr>
-        <w:t>Ses ve titreşim: yedi geri bildirim sesi, altı tuş notası; ayarlardan ikisi de kapatılabiliyor</w:t>
+        <w:t>Sıralı oyun (pass-and-play): devir katmanı, her çocuk kendi bandında</w:t>
       </w:r>
     </w:p>
     <w:p>
@@ -1860,7 +3004,7 @@
         <w:rPr>
           <w:color w:val="3A2A1E"/>
         </w:rPr>
-        <w:t>Uygulama ikonu ve açılış ekranı: gülen mavi kabarcık, sarı zemin</w:t>
+        <w:t>Sonuç ekranı: kupa animasyonu, yıldızlar, konfeti</w:t>
       </w:r>
     </w:p>
     <w:p>
@@ -1871,7 +3015,75 @@
         <w:rPr>
           <w:color w:val="3A2A1E"/>
         </w:rPr>
+        <w:t>Yıldız ve rozet kaydı; bant değişince eski yıldızlar korunuyor</w:t>
+      </w:r>
+    </w:p>
+    <w:p>
+      <w:pPr>
+        <w:pStyle w:val="ListBullet"/>
+      </w:pPr>
+      <w:r>
+        <w:rPr>
+          <w:color w:val="3A2A1E"/>
+        </w:rPr>
+        <w:t>Ses ve titreşim: yedi geri bildirim sesi, altı tuş notası; ayarlardan ikisi de kapatılabiliyor</w:t>
+      </w:r>
+    </w:p>
+    <w:p>
+      <w:pPr>
+        <w:pStyle w:val="ListBullet"/>
+      </w:pPr>
+      <w:r>
+        <w:rPr>
+          <w:color w:val="3A2A1E"/>
+        </w:rPr>
+        <w:t>Uygulama ikonu ve açılış ekranı: gülen mavi kabarcık, sarı zemin</w:t>
+      </w:r>
+    </w:p>
+    <w:p>
+      <w:pPr>
+        <w:pStyle w:val="ListBullet"/>
+      </w:pPr>
+      <w:r>
+        <w:rPr>
+          <w:color w:val="3A2A1E"/>
+        </w:rPr>
         <w:t>Abonelik akışı: paywall → ebeveyn kilidi → kilitlerin açılması (mağaza bağlantısı hariç)</w:t>
+      </w:r>
+    </w:p>
+    <w:p>
+      <w:pPr>
+        <w:pStyle w:val="ListBullet"/>
+      </w:pPr>
+      <w:r>
+        <w:rPr>
+          <w:color w:val="3A2A1E"/>
+        </w:rPr>
+        <w:t xml:space="preserve">Abonelik yönetimi (ayrı ekran): durum rozeti, ödenmiş dönemin sonu ve kaç gün kaldığı, "neler dahil", mağazanın abonelik merkezine çıkış ve </w:t>
+      </w:r>
+      <w:r>
+        <w:rPr>
+          <w:b/>
+          <w:color w:val="3A2A1E"/>
+        </w:rPr>
+        <w:t>aboneliği bitirme</w:t>
+      </w:r>
+      <w:r>
+        <w:rPr>
+          <w:color w:val="3A2A1E"/>
+        </w:rPr>
+        <w:t>. Bitirme yalnızca yenilemeyi kapatıyor; oyunlar dönem sonuna kadar açık kalıyor, yıldız ve profiller hiç silinmiyor</w:t>
+      </w:r>
+    </w:p>
+    <w:p>
+      <w:pPr>
+        <w:pStyle w:val="ListBullet"/>
+      </w:pPr>
+      <w:r>
+        <w:rPr>
+          <w:color w:val="3A2A1E"/>
+        </w:rPr>
+        <w:t>Ayarlar: abonelik özeti (rozet + tarih), sesleri deneme düğmesi, sürüm numarası ve gizlilik politikası / Impressum bağlantıları — ikisi de ebeveyn kilidinin arkasından tarayıcıda açılıyor</w:t>
       </w:r>
     </w:p>
     <w:p>
@@ -1879,7 +3091,7 @@
         <w:pStyle w:val="Heading2"/>
       </w:pPr>
       <w:r>
-        <w:t>4. Sıradaki işler</w:t>
+        <w:t>4. Sıradaki işler — sürüme kadar</w:t>
       </w:r>
     </w:p>
     <w:p>
@@ -1888,7 +3100,7 @@
         <w:rPr>
           <w:color w:val="3A2A1E"/>
         </w:rPr>
-        <w:t>Oyun kütüphanesi ve varlıklar bitti; kalan her iş bu bilgisayarın dışında bir şey istiyor.</w:t>
+        <w:t>Bu dört madde 1.0'ı bloke ediyor ve hepsi bu bilgisayarın dışında bir şey istiyor. İçerik yol haritası ayrı: 5. bölüm.</w:t>
       </w:r>
     </w:p>
     <w:p>
@@ -2039,7 +3251,198 @@
         <w:pStyle w:val="Heading2"/>
       </w:pPr>
       <w:r>
-        <w:t>5. Bilinen eksikler</w:t>
+        <w:t>5. İçerik yol haritası — sürümden sonra</w:t>
+      </w:r>
+    </w:p>
+    <w:p>
+      <w:pPr/>
+      <w:r>
+        <w:rPr>
+          <w:color w:val="3A2A1E"/>
+        </w:rPr>
+        <w:t>Oyun kütüphanesi 1.0 için yeterliydi (10 oyun, beş etkileşim türü) ve şu an 12'de. Buradakiler kütüphaneyi derinleştiriyor, sürümü bloke etmiyor. Sıra kasıtlı: önce boşluğu büyük olup teknik olarak ucuz olanlar.</w:t>
+      </w:r>
+    </w:p>
+    <w:p>
+      <w:pPr/>
+      <w:r>
+        <w:rPr>
+          <w:b/>
+          <w:color w:val="3A2A1E"/>
+        </w:rPr>
+        <w:t>İ1 — Harf ve rakam yazma. ✅ Bitti (02.09.2026).</w:t>
+      </w:r>
+      <w:r>
+        <w:rPr>
+          <w:color w:val="3A2A1E"/>
+        </w:rPr>
+        <w:t xml:space="preserve"> Ayrıntı 1. bölümde, "Harf Yazma" başlığı.</w:t>
+      </w:r>
+    </w:p>
+    <w:p>
+      <w:pPr/>
+      <w:r>
+        <w:rPr>
+          <w:b/>
+          <w:color w:val="3A2A1E"/>
+        </w:rPr>
+        <w:t>İ2 — Örüntü tamamlama. ✅ Bitti (02.09.2026).</w:t>
+      </w:r>
+      <w:r>
+        <w:rPr>
+          <w:color w:val="3A2A1E"/>
+        </w:rPr>
+        <w:t xml:space="preserve"> Ayrıntı 1. bölümde, "Örüntü" başlığı.</w:t>
+      </w:r>
+    </w:p>
+    <w:p>
+      <w:pPr/>
+      <w:r>
+        <w:rPr>
+          <w:b/>
+          <w:color w:val="3A2A1E"/>
+        </w:rPr>
+        <w:t>İ3 — Ebeveyn raporu. ✅ Bitti (02.09.2026).</w:t>
+      </w:r>
+      <w:r>
+        <w:rPr>
+          <w:color w:val="3A2A1E"/>
+        </w:rPr>
+        <w:t xml:space="preserve"> Ayrıntı 1. bölümde, "Ebeveyn raporu" başlığı.</w:t>
+      </w:r>
+    </w:p>
+    <w:p>
+      <w:pPr/>
+      <w:r>
+        <w:rPr>
+          <w:b/>
+          <w:color w:val="3A2A1E"/>
+        </w:rPr>
+        <w:t>İ4 — Sıralama ve karşılaştırma.</w:t>
+      </w:r>
+      <w:r>
+        <w:rPr>
+          <w:color w:val="3A2A1E"/>
+        </w:rPr>
+        <w:t xml:space="preserve"> Büyükten küçüğe dizme, "hangisi daha çok". Say ve Eşleştir sayıyor ama karşılaştırmıyor. Şekil Ayırma'nın sürükleme altyapısı doğrudan kullanılabilir.</w:t>
+      </w:r>
+    </w:p>
+    <w:p>
+      <w:pPr/>
+      <w:r>
+        <w:rPr>
+          <w:b/>
+          <w:color w:val="3A2A1E"/>
+        </w:rPr>
+        <w:t>İ5 — Yıldızların bir karşılığı.</w:t>
+      </w:r>
+      <w:r>
+        <w:rPr>
+          <w:color w:val="3A2A1E"/>
+        </w:rPr>
+        <w:t xml:space="preserve"> Şu an yıldız birikiyor ve hiçbir şey açmıyor. 32 emoji avatar zaten var; yıldızla açılan avatarlar/çıkartmalar küçük bir iş, motivasyon döngüsünü kapatıyor.</w:t>
+      </w:r>
+    </w:p>
+    <w:p>
+      <w:pPr/>
+      <w:r>
+        <w:rPr>
+          <w:b/>
+          <w:color w:val="3A2A1E"/>
+        </w:rPr>
+        <w:t>İ6 — Ekran süresi sınırı.</w:t>
+      </w:r>
+      <w:r>
+        <w:rPr>
+          <w:color w:val="3A2A1E"/>
+        </w:rPr>
+        <w:t xml:space="preserve"> "15 dakika sonra nazikçe bitir." Ebeveyn ekranına yakışıyor ve abonelik tarafında somut bir değer.</w:t>
+      </w:r>
+    </w:p>
+    <w:p>
+      <w:pPr/>
+      <w:r>
+        <w:rPr>
+          <w:b/>
+          <w:color w:val="3A2A1E"/>
+        </w:rPr>
+        <w:t>İ7 — Kategori ayırma, basit toplama, boyama.</w:t>
+      </w:r>
+      <w:r>
+        <w:rPr>
+          <w:color w:val="3A2A1E"/>
+        </w:rPr>
+        <w:t xml:space="preserve"> Sırasıyla: hayvan/araç ayırma (Şekil Ayırma'nın motoru genelleşir), Meşe bandı için toplama (Say ve Eşleştir'in devamı), ve Filiz için boyama — kaybetmenin olmadığı serbest oyun, bu yaşta Sago Mini'nin bütün işi o.</w:t>
+      </w:r>
+    </w:p>
+    <w:p>
+      <w:pPr/>
+      <w:r>
+        <w:rPr>
+          <w:b/>
+          <w:color w:val="3A2A1E"/>
+        </w:rPr>
+        <w:t>İ8 — Bant içi uyarlama.</w:t>
+      </w:r>
+      <w:r>
+        <w:rPr>
+          <w:color w:val="3A2A1E"/>
+        </w:rPr>
+        <w:t xml:space="preserve"> Üç bant kaba; çocuk üst üste başarıyorsa zorluğu bir kademe artırmak. </w:t>
+      </w:r>
+      <w:r>
+        <w:rPr>
+          <w:rFonts w:ascii="Consolas" w:hAnsi="Consolas"/>
+          <w:color w:val="3A2A1E"/>
+          <w:sz w:val="20"/>
+        </w:rPr>
+        <w:t>BandValue&lt;T&gt;</w:t>
+      </w:r>
+      <w:r>
+        <w:rPr>
+          <w:color w:val="3A2A1E"/>
+        </w:rPr>
+        <w:t xml:space="preserve"> mimarisi buna hazır. Riski var: gizli zorluk değişimi ebeveyni şaşırtır, o yüzden görünür olmalı.</w:t>
+      </w:r>
+    </w:p>
+    <w:p>
+      <w:pPr/>
+      <w:r>
+        <w:rPr>
+          <w:b/>
+          <w:color w:val="3A2A1E"/>
+        </w:rPr>
+        <w:t>Asıl darboğaz — sesli yönerge.</w:t>
+      </w:r>
+      <w:r>
+        <w:rPr>
+          <w:color w:val="3A2A1E"/>
+        </w:rPr>
+        <w:t xml:space="preserve"> Öğretici üç oyunda yönerge tamamen görsel. Filiz bandı (2-4 yaş) henüz okumuyor, yani öğrenme oyunlarının o banda gerçekten ulaşması bundan geçiyor. Sentez yetmiyor, üç dilde insan kaydı gerekiyor. Yeni oyun eklemekten önce bu gelirse mevcut üç oyun bir anda iki kat işe yarar hâle gelir.</w:t>
+      </w:r>
+    </w:p>
+    <w:p>
+      <w:pPr/>
+      <w:r>
+        <w:rPr>
+          <w:b/>
+          <w:color w:val="3A2A1E"/>
+        </w:rPr>
+        <w:t>Bilerek yapılmayacaklar.</w:t>
+      </w:r>
+      <w:r>
+        <w:rPr>
+          <w:color w:val="3A2A1E"/>
+        </w:rPr>
+        <w:t xml:space="preserve"> Günlük seri/streak: bu yaş grubunda suçluluk mekaniği, Sago Mini ve Toca Boca bilerek kaçınıyor. Yerel ağ eşleşmesi: arayüzde "yakında" duruyor ama pass-and-play ihtiyacı karşılıyor, karmaşıklığı değmiyor.</w:t>
+      </w:r>
+    </w:p>
+    <w:p>
+      <w:pPr>
+        <w:pStyle w:val="Heading2"/>
+      </w:pPr>
+      <w:r>
+        <w:t>6. Bilinen eksikler</w:t>
       </w:r>
     </w:p>
     <w:p>
@@ -2050,7 +3453,7 @@
         <w:rPr>
           <w:color w:val="3A2A1E"/>
         </w:rPr>
-        <w:t>Gerçek satın alma yok; abonelik cihazda sahte olarak açılıyor</w:t>
+        <w:t>Gerçek satın alma yok; abonelik cihazda sahte olarak açılıyor ve iptal de yerel — ekranlar hazır, arkasına Plugin.InAppBilling takılacak</w:t>
       </w:r>
     </w:p>
     <w:p>
@@ -2251,7 +3654,7 @@
         <w:pStyle w:val="Heading2"/>
       </w:pPr>
       <w:r>
-        <w:t>6. Yeni makinede kurulum</w:t>
+        <w:t>7. Yeni makinede kurulum</w:t>
       </w:r>
     </w:p>
     <w:p>
@@ -2388,7 +3791,7 @@
         <w:pStyle w:val="Heading2"/>
       </w:pPr>
       <w:r>
-        <w:t>7. Tekrar tuzağa düşmemek için</w:t>
+        <w:t>8. Tekrar tuzağa düşmemek için</w:t>
       </w:r>
     </w:p>
     <w:p>
@@ -3043,7 +4446,7 @@
         <w:pStyle w:val="Heading2"/>
       </w:pPr>
       <w:r>
-        <w:t>8. Yeni mini oyun ekleme</w:t>
+        <w:t>9. Yeni mini oyun ekleme</w:t>
       </w:r>
     </w:p>
     <w:p>
@@ -3261,7 +4664,21 @@
         <w:rPr>
           <w:color w:val="3A2A1E"/>
         </w:rPr>
-        <w:t xml:space="preserve"> hazır. Sürükleme için MAUI'nin sürükle-bırak tanıyıcıları değil doğrudan dokunma olayları kullanılıyor: platformun sürükleme eşiği küçük çocuğun yavaş hareketinde aşılmıyor ve parça hiç kıpırdamıyor</w:t>
+        <w:t xml:space="preserve"> hazır. Parmakla çizgi takibi gerekiyorsa </w:t>
+      </w:r>
+      <w:r>
+        <w:rPr>
+          <w:rFonts w:ascii="Consolas" w:hAnsi="Consolas"/>
+          <w:color w:val="3A2A1E"/>
+          <w:sz w:val="20"/>
+        </w:rPr>
+        <w:t>TracePath</w:t>
+      </w:r>
+      <w:r>
+        <w:rPr>
+          <w:color w:val="3A2A1E"/>
+        </w:rPr>
+        <w:t xml:space="preserve"> var — tolerans, geri gitmeyen ilerleme ve çıkış sayımı orada, yeniden yazma. Sürükleme için MAUI'nin sürükle-bırak tanıyıcıları değil doğrudan dokunma olayları kullanılıyor: platformun sürükleme eşiği küçük çocuğun yavaş hareketinde aşılmıyor ve parça hiç kıpırdamıyor</w:t>
       </w:r>
     </w:p>
     <w:p>

--- a/ilerleme notu.docx
+++ b/ilerleme notu.docx
@@ -53,13 +53,13 @@
           <w:b/>
           <w:color w:val="3A2A1E"/>
         </w:rPr>
-        <w:t>Faz 2 bitti: on ikinin on ikisi de oynanabilir.</w:t>
-      </w:r>
-      <w:r>
-        <w:rPr>
-          <w:color w:val="3A2A1E"/>
-        </w:rPr>
-        <w:t xml:space="preserve"> (Faz 2 onla kapandı; Harf Yazma ve Örüntü sürümden sonra eklendi.) Uygulama Android tablette uçtan uca çalışıyor — çocuk profili oluşturuluyor, oyun seçiliyor, oynanıyor, yıldız kazanılıyor ve kayıt cihazda tutuluyor. Katalogda artık "yakında" olarak duran hiçbir oyun yok ve kütüphane beş etkileşim türünün beşini de kapsıyor.</w:t>
+        <w:t>Faz 2 bitti: on üçün on üçü de oynanabilir.</w:t>
+      </w:r>
+      <w:r>
+        <w:rPr>
+          <w:color w:val="3A2A1E"/>
+        </w:rPr>
+        <w:t xml:space="preserve"> (Faz 2 onla kapandı; Harf Yazma, Örüntü ve Sırala sürümden sonra eklendi.) Uygulama Android tablette uçtan uca çalışıyor — çocuk profili oluşturuluyor, oyun seçiliyor, oynanıyor, yıldız kazanılıyor ve kayıt cihazda tutuluyor. Katalogda artık "yakında" olarak duran hiçbir oyun yok ve kütüphane beş etkileşim türünün beşini de kapsıyor.</w:t>
       </w:r>
     </w:p>
     <w:p>
@@ -130,6 +130,19 @@
         <w:rPr>
           <w:color w:val="3A2A1E"/>
         </w:rPr>
+        <w:t xml:space="preserve">, </w:t>
+      </w:r>
+      <w:r>
+        <w:rPr>
+          <w:b/>
+          <w:color w:val="3A2A1E"/>
+        </w:rPr>
+        <w:t>ebeveyn raporu</w:t>
+      </w:r>
+      <w:r>
+        <w:rPr>
+          <w:color w:val="3A2A1E"/>
+        </w:rPr>
         <w:t xml:space="preserve"> ve </w:t>
       </w:r>
       <w:r>
@@ -137,13 +150,13 @@
           <w:b/>
           <w:color w:val="3A2A1E"/>
         </w:rPr>
-        <w:t>ebeveyn raporu</w:t>
-      </w:r>
-      <w:r>
-        <w:rPr>
-          <w:color w:val="3A2A1E"/>
-        </w:rPr>
-        <w:t xml:space="preserve"> eklendi (yol haritası maddeleri İ1, İ2, İ3). Ayrıntı aşağıda: "Yayın imzası", "Gizlilik politikası", "Abonelik yönetimi", "Harf Yazma", "Örüntü", "Ebeveyn raporu".</w:t>
+        <w:t>Sırala</w:t>
+      </w:r>
+      <w:r>
+        <w:rPr>
+          <w:color w:val="3A2A1E"/>
+        </w:rPr>
+        <w:t xml:space="preserve"> eklendi (yol haritası maddeleri İ1-İ4). Ayrıntı aşağıda: "Yayın imzası", "Gizlilik politikası", "Abonelik yönetimi", "Harf Yazma", "Örüntü", "Ebeveyn raporu", "Sırala".</w:t>
       </w:r>
     </w:p>
     <w:p>
@@ -2067,7 +2080,7 @@
         <w:pStyle w:val="Heading3"/>
       </w:pPr>
       <w:r>
-        <w:t>Gizlilik politikası</w:t>
+        <w:t>Sırala (İ4)</w:t>
       </w:r>
     </w:p>
     <w:p>
@@ -2076,235 +2089,7 @@
         <w:rPr>
           <w:color w:val="3A2A1E"/>
         </w:rPr>
-        <w:t xml:space="preserve">Üç dil tek bir sayfada toplandı ve </w:t>
-      </w:r>
-      <w:r>
-        <w:rPr>
-          <w:b/>
-          <w:color w:val="3A2A1E"/>
-        </w:rPr>
-        <w:t>ayrı bir depoya</w:t>
-      </w:r>
-      <w:r>
-        <w:rPr>
-          <w:color w:val="3A2A1E"/>
-        </w:rPr>
-        <w:t xml:space="preserve"> kondu — diğer uygulamalarda olduğu gibi, GitHub Pages'ten yayımlanacak. Metin uydurulmadı, koddan çıkarıldı — hangi tablonun hangi alanı tuttuğu (</w:t>
-      </w:r>
-      <w:r>
-        <w:rPr>
-          <w:rFonts w:ascii="Consolas" w:hAnsi="Consolas"/>
-          <w:color w:val="3A2A1E"/>
-          <w:sz w:val="20"/>
-        </w:rPr>
-        <w:t>Entities.cs</w:t>
-      </w:r>
-      <w:r>
-        <w:rPr>
-          <w:color w:val="3A2A1E"/>
-        </w:rPr>
-        <w:t>), hangi iznin neden istendiği (manifest), ebeveyn kilidinin neyi kapattığı (</w:t>
-      </w:r>
-      <w:r>
-        <w:rPr>
-          <w:rFonts w:ascii="Consolas" w:hAnsi="Consolas"/>
-          <w:color w:val="3A2A1E"/>
-          <w:sz w:val="20"/>
-        </w:rPr>
-        <w:t>ParentalGateReason</w:t>
-      </w:r>
-      <w:r>
-        <w:rPr>
-          <w:color w:val="3A2A1E"/>
-        </w:rPr>
-        <w:t xml:space="preserve"> çağrı yerleri) ve profil silinince nelerin gittiği (</w:t>
-      </w:r>
-      <w:r>
-        <w:rPr>
-          <w:rFonts w:ascii="Consolas" w:hAnsi="Consolas"/>
-          <w:color w:val="3A2A1E"/>
-          <w:sz w:val="20"/>
-        </w:rPr>
-        <w:t>DeleteProfileAsync</w:t>
-      </w:r>
-      <w:r>
-        <w:rPr>
-          <w:color w:val="3A2A1E"/>
-        </w:rPr>
-        <w:t xml:space="preserve"> yıldızları ve rozetleri de siliyor) tek tek bakılarak yazıldı.</w:t>
-      </w:r>
-    </w:p>
-    <w:p>
-      <w:pPr/>
-      <w:r>
-        <w:rPr>
-          <w:color w:val="3A2A1E"/>
-        </w:rPr>
-        <w:t xml:space="preserve">İki iddia bu yüzden düzeltildi: README "uygulamadan dışarı çıkan her bağlantı kilidin arkasında" diyor ama </w:t>
-      </w:r>
-      <w:r>
-        <w:rPr>
-          <w:rFonts w:ascii="Consolas" w:hAnsi="Consolas"/>
-          <w:color w:val="3A2A1E"/>
-          <w:sz w:val="20"/>
-        </w:rPr>
-        <w:t>ExternalLink</w:t>
-      </w:r>
-      <w:r>
-        <w:rPr>
-          <w:color w:val="3A2A1E"/>
-        </w:rPr>
-        <w:t xml:space="preserve"> gerekçesinin </w:t>
-      </w:r>
-      <w:r>
-        <w:rPr>
-          <w:b/>
-          <w:color w:val="3A2A1E"/>
-        </w:rPr>
-        <w:t>hiç çağrıldığı yer yok</w:t>
-      </w:r>
-      <w:r>
-        <w:rPr>
-          <w:color w:val="3A2A1E"/>
-        </w:rPr>
-        <w:t xml:space="preserve"> — uygulamada şu an dışarı açılan bağlantı da yok, o yüzden politikada yalnızca gerçekten kilitli olan üç yol sayıldı. İkincisi, kilit "basit bir aritmetik" değil: iki basamaklı çarpma + toplama, kasıtlı olarak 6–9 bandının üstünde.</w:t>
-      </w:r>
-    </w:p>
-    <w:p>
-      <w:pPr/>
-      <w:r>
-        <w:rPr>
-          <w:color w:val="3A2A1E"/>
-        </w:rPr>
-        <w:t xml:space="preserve">Sayfa tek dosya: dil değiştirici, açık/koyu tema, derleme adımı yok, Google Fonts dışında dış bağımlılık yok. Renkleri de uydurmadım — </w:t>
-      </w:r>
-      <w:r>
-        <w:rPr>
-          <w:rFonts w:ascii="Consolas" w:hAnsi="Consolas"/>
-          <w:color w:val="3A2A1E"/>
-          <w:sz w:val="20"/>
-        </w:rPr>
-        <w:t>PloofyPalette.cs</w:t>
-      </w:r>
-      <w:r>
-        <w:rPr>
-          <w:color w:val="3A2A1E"/>
-        </w:rPr>
-        <w:t xml:space="preserve"> ve </w:t>
-      </w:r>
-      <w:r>
-        <w:rPr>
-          <w:rFonts w:ascii="Consolas" w:hAnsi="Consolas"/>
-          <w:color w:val="3A2A1E"/>
-          <w:sz w:val="20"/>
-        </w:rPr>
-        <w:t>PloofyStyles.xaml</w:t>
-      </w:r>
-      <w:r>
-        <w:rPr>
-          <w:color w:val="3A2A1E"/>
-        </w:rPr>
-        <w:t xml:space="preserve">'dan aldım: mürekkep </w:t>
-      </w:r>
-      <w:r>
-        <w:rPr>
-          <w:rFonts w:ascii="Consolas" w:hAnsi="Consolas"/>
-          <w:color w:val="3A2A1E"/>
-          <w:sz w:val="20"/>
-        </w:rPr>
-        <w:t>#402A1E</w:t>
-      </w:r>
-      <w:r>
-        <w:rPr>
-          <w:color w:val="3A2A1E"/>
-        </w:rPr>
-        <w:t xml:space="preserve">, vurgu Sunny'nin koyu ucu </w:t>
-      </w:r>
-      <w:r>
-        <w:rPr>
-          <w:rFonts w:ascii="Consolas" w:hAnsi="Consolas"/>
-          <w:color w:val="3A2A1E"/>
-          <w:sz w:val="20"/>
-        </w:rPr>
-        <w:t>#E08600</w:t>
-      </w:r>
-      <w:r>
-        <w:rPr>
-          <w:color w:val="3A2A1E"/>
-        </w:rPr>
-        <w:t xml:space="preserve"> (parlak </w:t>
-      </w:r>
-      <w:r>
-        <w:rPr>
-          <w:rFonts w:ascii="Consolas" w:hAnsi="Consolas"/>
-          <w:color w:val="3A2A1E"/>
-          <w:sz w:val="20"/>
-        </w:rPr>
-        <w:t>#FFC733</w:t>
-      </w:r>
-      <w:r>
-        <w:rPr>
-          <w:color w:val="3A2A1E"/>
-        </w:rPr>
-        <w:t xml:space="preserve"> metin olarak okunmuyor, yalnızca dolgu), bağlantılar Ocean gölgesi </w:t>
-      </w:r>
-      <w:r>
-        <w:rPr>
-          <w:rFonts w:ascii="Consolas" w:hAnsi="Consolas"/>
-          <w:color w:val="3A2A1E"/>
-          <w:sz w:val="20"/>
-        </w:rPr>
-        <w:t>#0F6FC4</w:t>
-      </w:r>
-      <w:r>
-        <w:rPr>
-          <w:color w:val="3A2A1E"/>
-        </w:rPr>
-        <w:t>.</w:t>
-      </w:r>
-    </w:p>
-    <w:p>
-      <w:pPr/>
-      <w:r>
-        <w:rPr>
-          <w:b/>
-          <w:color w:val="3A2A1E"/>
-        </w:rPr>
-        <w:t>Yayımlandı (02.09.2026).</w:t>
-      </w:r>
-      <w:r>
-        <w:rPr>
-          <w:color w:val="3A2A1E"/>
-        </w:rPr>
-        <w:t xml:space="preserve"> SchiriFit ve CertPilot'taki düzenin aynısı kuruldu: sayfaların kaynağı bu depoda </w:t>
-      </w:r>
-      <w:r>
-        <w:rPr>
-          <w:rFonts w:ascii="Consolas" w:hAnsi="Consolas"/>
-          <w:color w:val="3A2A1E"/>
-          <w:sz w:val="20"/>
-        </w:rPr>
-        <w:t>docs/store/</w:t>
-      </w:r>
-      <w:r>
-        <w:rPr>
-          <w:color w:val="3A2A1E"/>
-        </w:rPr>
-        <w:t xml:space="preserve">, yayın nüshası ayrı ve herkese açık </w:t>
-      </w:r>
-      <w:r>
-        <w:rPr>
-          <w:rFonts w:ascii="Consolas" w:hAnsi="Consolas"/>
-          <w:color w:val="3A2A1E"/>
-          <w:sz w:val="20"/>
-        </w:rPr>
-        <w:t>alikiratli/ploofy-web</w:t>
-      </w:r>
-      <w:r>
-        <w:rPr>
-          <w:color w:val="3A2A1E"/>
-        </w:rPr>
-        <w:t xml:space="preserve"> deposunda, GitHub Pages'ten servis ediliyor. Üçü de 200 dönüyor:</w:t>
+        <w:t>Kütüphanenin on üçüncü oyunu ve altıncı öğreticisi. Yol haritası maddesi iki şey istiyordu — "büyükten küçüğe dizme" ve "hangisi daha çok" — ve ikisi aslında aynı becerinin iki yaşı: karşılaştırma, sıralamanın iki parçalı hâli. Tek oyunda, banda göre ayrıldılar:</w:t>
       </w:r>
     </w:p>
     <w:p>
@@ -2313,22 +2098,16 @@
       </w:pPr>
       <w:r>
         <w:rPr>
-          <w:color w:val="3A2A1E"/>
-        </w:rPr>
-        <w:t xml:space="preserve">https://alikiratli.github.io/ploofy-web/privacy-policy.html — Play Console'a </w:t>
-      </w:r>
-      <w:r>
-        <w:rPr>
           <w:b/>
           <w:color w:val="3A2A1E"/>
         </w:rPr>
-        <w:t>bu</w:t>
-      </w:r>
-      <w:r>
-        <w:rPr>
-          <w:color w:val="3A2A1E"/>
-        </w:rPr>
-        <w:t xml:space="preserve"> adres girilecek, kök değil; denetim sayfanın kendisini görsün</w:t>
+        <w:t>Filiz boyuta göre sıralıyor.</w:t>
+      </w:r>
+      <w:r>
+        <w:rPr>
+          <w:color w:val="3A2A1E"/>
+        </w:rPr>
+        <w:t xml:space="preserve"> Üç parça, aynı şekil ve renk, yalnızca boyutları farklı. İki yaşındaki çocuk saymıyor ama büyüğü küçükten ayırıyor. En küçük parça en büyüğün üçte biri: fark yan yana durmadan da görülüyor.</w:t>
       </w:r>
     </w:p>
     <w:p>
@@ -2337,9 +2116,16 @@
       </w:pPr>
       <w:r>
         <w:rPr>
-          <w:color w:val="3A2A1E"/>
-        </w:rPr>
-        <w:t>https://alikiratli.github.io/ploofy-web/impressum.html</w:t>
+          <w:b/>
+          <w:color w:val="3A2A1E"/>
+        </w:rPr>
+        <w:t>Fidan miktara geçiyor.</w:t>
+      </w:r>
+      <w:r>
+        <w:rPr>
+          <w:color w:val="3A2A1E"/>
+        </w:rPr>
+        <w:t xml:space="preserve"> Dört küme, miktarlar ikişer atlıyor (1, 3, 5, 7): fark bakışla görülüyor, saymak şart değil.</w:t>
       </w:r>
     </w:p>
     <w:p>
@@ -2348,9 +2134,16 @@
       </w:pPr>
       <w:r>
         <w:rPr>
-          <w:color w:val="3A2A1E"/>
-        </w:rPr>
-        <w:t>https://alikiratli.github.io/ploofy-web/ — mağaza girişindeki "Web sitesi"</w:t>
+          <w:b/>
+          <w:color w:val="3A2A1E"/>
+        </w:rPr>
+        <w:t>Meşe'de miktarlar ardışık</w:t>
+      </w:r>
+      <w:r>
+        <w:rPr>
+          <w:color w:val="3A2A1E"/>
+        </w:rPr>
+        <w:t xml:space="preserve"> (4, 5, 6, 7, 8) — orada gerçekten saymak gerekiyor. Ayrıca yön değişebiliyor: "çoktan aza" bir sonraki bilişsel adım, çünkü çocuk sıralamayı ezberlenmiş bir hareket olarak değil verilen bir kurala göre yapıyor.</w:t>
       </w:r>
     </w:p>
     <w:p>
@@ -2359,7 +2152,7 @@
         <w:rPr>
           <w:color w:val="3A2A1E"/>
         </w:rPr>
-        <w:t>On iki alan dolduruldu (2 Eylül 2026 · Ali Kiratli, Ischebecker Straße 8, 58256 Ennepetal · alikiratlide@gmail.com) ve "Taslak" rozeti hem HTML'den hem betikten kaldırıldı. Yayıncı bilgileri uydurulmadı; CertPilot'un Impressum'undan alındı.</w:t>
+        <w:t>Her bulmacada tek bir şey değişiyor: boyuta göre sıralarken bütün parçalar aynı şekil ve renkte, miktara göre sıralarken hepsi aynı boyutta. Örüntü'deki karar burada da geçerli.</w:t>
       </w:r>
     </w:p>
     <w:p>
@@ -2368,20 +2161,20 @@
         <w:rPr>
           <w:color w:val="3A2A1E"/>
         </w:rPr>
-        <w:t xml:space="preserve">Ploofy'nin de bir </w:t>
+        <w:t xml:space="preserve">Parça </w:t>
       </w:r>
       <w:r>
         <w:rPr>
           <w:b/>
           <w:color w:val="3A2A1E"/>
         </w:rPr>
-        <w:t>Impressum</w:t>
-      </w:r>
-      <w:r>
-        <w:rPr>
-          <w:color w:val="3A2A1E"/>
-        </w:rPr>
-        <w:t>'u oldu (de/en, bağlayıcı olan Almanca) — diğer iki uygulamada var, burada yoktu. § 5 DDG, § 19 UStG Kleinunternehmer, § 18/2 MStV, § 36 VSBG; artı aboneliğin mağazayla kurulduğunu söyleyen bir bölüm.</w:t>
+        <w:t>herhangi bir yuvaya</w:t>
+      </w:r>
+      <w:r>
+        <w:rPr>
+          <w:color w:val="3A2A1E"/>
+        </w:rPr>
+        <w:t xml:space="preserve"> bırakılabiliyor, yalnızca doğru yuva kabul ediyor. Soldan sağa doldurmayı dayatmak, en büyüğü ilk gören çocuğa "önce en küçüğü bul" demek olurdu; sıralamanın tek doğru yolu yok.</w:t>
       </w:r>
     </w:p>
     <w:p>
@@ -2390,95 +2183,7 @@
         <w:rPr>
           <w:color w:val="3A2A1E"/>
         </w:rPr>
-        <w:t xml:space="preserve">Eski </w:t>
-      </w:r>
-      <w:r>
-        <w:rPr>
-          <w:rFonts w:ascii="Consolas" w:hAnsi="Consolas"/>
-          <w:color w:val="3A2A1E"/>
-          <w:sz w:val="20"/>
-        </w:rPr>
-        <w:t>../ploofy-privacy</w:t>
-      </w:r>
-      <w:r>
-        <w:rPr>
-          <w:color w:val="3A2A1E"/>
-        </w:rPr>
-        <w:t xml:space="preserve"> yerel deposu artık gereksiz — içeriği </w:t>
-      </w:r>
-      <w:r>
-        <w:rPr>
-          <w:rFonts w:ascii="Consolas" w:hAnsi="Consolas"/>
-          <w:color w:val="3A2A1E"/>
-          <w:sz w:val="20"/>
-        </w:rPr>
-        <w:t>docs/store/</w:t>
-      </w:r>
-      <w:r>
-        <w:rPr>
-          <w:color w:val="3A2A1E"/>
-        </w:rPr>
-        <w:t xml:space="preserve"> ile </w:t>
-      </w:r>
-      <w:r>
-        <w:rPr>
-          <w:rFonts w:ascii="Consolas" w:hAnsi="Consolas"/>
-          <w:color w:val="3A2A1E"/>
-          <w:sz w:val="20"/>
-        </w:rPr>
-        <w:t>ploofy-web</w:t>
-      </w:r>
-      <w:r>
-        <w:rPr>
-          <w:color w:val="3A2A1E"/>
-        </w:rPr>
-        <w:t>'e taşındı.</w:t>
-      </w:r>
-    </w:p>
-    <w:p>
-      <w:pPr/>
-      <w:r>
-        <w:rPr>
-          <w:b/>
-          <w:color w:val="3A2A1E"/>
-        </w:rPr>
-        <w:t>Sayılar:</w:t>
-      </w:r>
-      <w:r>
-        <w:rPr>
-          <w:color w:val="3A2A1E"/>
-        </w:rPr>
-        <w:t xml:space="preserve"> 303 test geçiyor · 12 oyun tanımlı, 12'si oynanabilir · 13 ses dosyası · AAB 40 MB · targetSdk 36 · sürüm 1.0.</w:t>
-      </w:r>
-    </w:p>
-    <w:p>
-      <w:pPr/>
-      <w:r>
-        <w:rPr>
-          <w:b/>
-          <w:color w:val="3A2A1E"/>
-        </w:rPr>
-        <w:t>Buradan başla: gerçek tablet.</w:t>
-      </w:r>
-      <w:r>
-        <w:rPr>
-          <w:color w:val="3A2A1E"/>
-        </w:rPr>
-        <w:t xml:space="preserve"> Emülatör her şeyi gösterdi ama iki şeyi ölçemiyor — parmağı ve hoparlörü. Tableti USB'den tak, hata ayıklamayı aç, </w:t>
-      </w:r>
-      <w:r>
-        <w:rPr>
-          <w:rFonts w:ascii="Consolas" w:hAnsi="Consolas"/>
-          <w:color w:val="3A2A1E"/>
-          <w:sz w:val="20"/>
-        </w:rPr>
-        <w:t>dotnet build src/Ploofy.App/Ploofy.App.csproj -f net10.0-android -t:Run</w:t>
-      </w:r>
-      <w:r>
-        <w:rPr>
-          <w:color w:val="3A2A1E"/>
-        </w:rPr>
-        <w:t>. Bakılacaklar:</w:t>
+        <w:t>İki şey testler sayesinde düzeldi:</w:t>
       </w:r>
     </w:p>
     <w:p>
@@ -2490,13 +2195,27 @@
           <w:b/>
           <w:color w:val="3A2A1E"/>
         </w:rPr>
-        <w:t>Sesler.</w:t>
-      </w:r>
-      <w:r>
-        <w:rPr>
-          <w:color w:val="3A2A1E"/>
-        </w:rPr>
-        <w:t xml:space="preserve"> Hiçbiri henüz kulakla duyulmadı. Ses seviyeleri birbirine göre dengeli mi (dokunuş sesi tekrar tekrar çalıyor, en alçağı o olmalı), tuş notaları ezgi gibi mi duyuluyor, tablet hoparlöründe tiz sesler (yıldız) cırlıyor mu</w:t>
+        <w:t>Motor kendiliğinden sonraki bulmacaya geçiyordu.</w:t>
+      </w:r>
+      <w:r>
+        <w:rPr>
+          <w:color w:val="3A2A1E"/>
+        </w:rPr>
+        <w:t xml:space="preserve"> Bir test döngüsü kilitlenince ortaya çıktı ve asıl kusur oradaydı: geçiş anında tamamlanmış dizi ekranda hiç görünmüyor. </w:t>
+      </w:r>
+      <w:r>
+        <w:rPr>
+          <w:rFonts w:ascii="Consolas" w:hAnsi="Consolas"/>
+          <w:color w:val="3A2A1E"/>
+          <w:sz w:val="20"/>
+        </w:rPr>
+        <w:t>NextPuzzle</w:t>
+      </w:r>
+      <w:r>
+        <w:rPr>
+          <w:color w:val="3A2A1E"/>
+        </w:rPr>
+        <w:t xml:space="preserve"> ayrı bir çağrı oldu — motor "nerede kalındı"yı bilir, "ne zaman"ı bilmez.</w:t>
       </w:r>
     </w:p>
     <w:p>
@@ -2505,9 +2224,351 @@
       </w:pPr>
       <w:r>
         <w:rPr>
-          <w:color w:val="3A2A1E"/>
-        </w:rPr>
-        <w:t>Yolu Bul'da Meşe toleransı (0,055) parmak ucuyla tutturulabiliyor mu — bunların en riskli olanı bu</w:t>
+          <w:b/>
+          <w:color w:val="3A2A1E"/>
+        </w:rPr>
+        <w:t>`PlaceOutcome` ikinci kez yazılmıştı.</w:t>
+      </w:r>
+      <w:r>
+        <w:rPr>
+          <w:color w:val="3A2A1E"/>
+        </w:rPr>
+        <w:t xml:space="preserve"> Yapboz'unki birebir aynı üç durumu taşıyor (yok sayıldı, yerine oturdu, yanlış yuva); yenisi silindi, o paylaşıldı.</w:t>
+      </w:r>
+    </w:p>
+    <w:p>
+      <w:pPr/>
+      <w:r>
+        <w:rPr>
+          <w:b/>
+          <w:color w:val="3A2A1E"/>
+        </w:rPr>
+        <w:t>Çizim yine ekrana bakılarak doğrulandı.</w:t>
+      </w:r>
+      <w:r>
+        <w:rPr>
+          <w:color w:val="3A2A1E"/>
+        </w:rPr>
+        <w:t xml:space="preserve"> </w:t>
+      </w:r>
+      <w:r>
+        <w:rPr>
+          <w:rFonts w:ascii="Consolas" w:hAnsi="Consolas"/>
+          <w:color w:val="3A2A1E"/>
+          <w:sz w:val="20"/>
+        </w:rPr>
+        <w:t>LineUpPainter</w:t>
+      </w:r>
+      <w:r>
+        <w:rPr>
+          <w:color w:val="3A2A1E"/>
+        </w:rPr>
+        <w:t xml:space="preserve"> ve </w:t>
+      </w:r>
+      <w:r>
+        <w:rPr>
+          <w:rFonts w:ascii="Consolas" w:hAnsi="Consolas"/>
+          <w:color w:val="3A2A1E"/>
+          <w:sz w:val="20"/>
+        </w:rPr>
+        <w:t>LineUpLayout</w:t>
+      </w:r>
+      <w:r>
+        <w:rPr>
+          <w:color w:val="3A2A1E"/>
+        </w:rPr>
+        <w:t xml:space="preserve"> MAUI'den bağımsız (rapordaki </w:t>
+      </w:r>
+      <w:r>
+        <w:rPr>
+          <w:rFonts w:ascii="Consolas" w:hAnsi="Consolas"/>
+          <w:color w:val="3A2A1E"/>
+          <w:sz w:val="20"/>
+        </w:rPr>
+        <w:t>TrendPainter</w:t>
+      </w:r>
+      <w:r>
+        <w:rPr>
+          <w:color w:val="3A2A1E"/>
+        </w:rPr>
+        <w:t xml:space="preserve"> gibi), konsoldan PNG'ye alındı. Beş sahne bakılınca iki kusur çıktı:</w:t>
+      </w:r>
+    </w:p>
+    <w:p>
+      <w:pPr>
+        <w:pStyle w:val="ListNumber"/>
+      </w:pPr>
+      <w:r>
+        <w:rPr>
+          <w:color w:val="3A2A1E"/>
+        </w:rPr>
+        <w:t>Yön işareti ekranın iki üst köşesinde iki bağsız daireydi ve süs gibi okunuyordu; üstelik sayfanın bilgi şeridinin hemen altına denk gelip dar ekranda arkasında kalıyordu. Şimdi yuvalarla tepsi arasındaki boşlukta, küçük daire — çizgi — büyük daire olarak duruyor.</w:t>
+      </w:r>
+    </w:p>
+    <w:p>
+      <w:pPr>
+        <w:pStyle w:val="ListNumber"/>
+      </w:pPr>
+      <w:r>
+        <w:rPr>
+          <w:color w:val="3A2A1E"/>
+        </w:rPr>
+        <w:t>Dolu yuvanın çerçevesi kayboluyordu ve yerleşen parça yanındaki boş yuvadan küçük görünüyordu. Çerçeve artık duruyor, yalnızca soluklaşıyor.</w:t>
+      </w:r>
+    </w:p>
+    <w:p>
+      <w:pPr/>
+      <w:r>
+        <w:rPr>
+          <w:b/>
+          <w:color w:val="3A2A1E"/>
+        </w:rPr>
+        <w:t>26 yeni test, toplam 329.</w:t>
+      </w:r>
+    </w:p>
+    <w:p>
+      <w:pPr>
+        <w:pStyle w:val="Heading3"/>
+      </w:pPr>
+      <w:r>
+        <w:t>Gizlilik politikası</w:t>
+      </w:r>
+    </w:p>
+    <w:p>
+      <w:pPr/>
+      <w:r>
+        <w:rPr>
+          <w:color w:val="3A2A1E"/>
+        </w:rPr>
+        <w:t xml:space="preserve">Üç dil tek bir sayfada toplandı ve </w:t>
+      </w:r>
+      <w:r>
+        <w:rPr>
+          <w:b/>
+          <w:color w:val="3A2A1E"/>
+        </w:rPr>
+        <w:t>ayrı bir depoya</w:t>
+      </w:r>
+      <w:r>
+        <w:rPr>
+          <w:color w:val="3A2A1E"/>
+        </w:rPr>
+        <w:t xml:space="preserve"> kondu — diğer uygulamalarda olduğu gibi, GitHub Pages'ten yayımlanacak. Metin uydurulmadı, koddan çıkarıldı — hangi tablonun hangi alanı tuttuğu (</w:t>
+      </w:r>
+      <w:r>
+        <w:rPr>
+          <w:rFonts w:ascii="Consolas" w:hAnsi="Consolas"/>
+          <w:color w:val="3A2A1E"/>
+          <w:sz w:val="20"/>
+        </w:rPr>
+        <w:t>Entities.cs</w:t>
+      </w:r>
+      <w:r>
+        <w:rPr>
+          <w:color w:val="3A2A1E"/>
+        </w:rPr>
+        <w:t>), hangi iznin neden istendiği (manifest), ebeveyn kilidinin neyi kapattığı (</w:t>
+      </w:r>
+      <w:r>
+        <w:rPr>
+          <w:rFonts w:ascii="Consolas" w:hAnsi="Consolas"/>
+          <w:color w:val="3A2A1E"/>
+          <w:sz w:val="20"/>
+        </w:rPr>
+        <w:t>ParentalGateReason</w:t>
+      </w:r>
+      <w:r>
+        <w:rPr>
+          <w:color w:val="3A2A1E"/>
+        </w:rPr>
+        <w:t xml:space="preserve"> çağrı yerleri) ve profil silinince nelerin gittiği (</w:t>
+      </w:r>
+      <w:r>
+        <w:rPr>
+          <w:rFonts w:ascii="Consolas" w:hAnsi="Consolas"/>
+          <w:color w:val="3A2A1E"/>
+          <w:sz w:val="20"/>
+        </w:rPr>
+        <w:t>DeleteProfileAsync</w:t>
+      </w:r>
+      <w:r>
+        <w:rPr>
+          <w:color w:val="3A2A1E"/>
+        </w:rPr>
+        <w:t xml:space="preserve"> yıldızları ve rozetleri de siliyor) tek tek bakılarak yazıldı.</w:t>
+      </w:r>
+    </w:p>
+    <w:p>
+      <w:pPr/>
+      <w:r>
+        <w:rPr>
+          <w:color w:val="3A2A1E"/>
+        </w:rPr>
+        <w:t xml:space="preserve">İki iddia bu yüzden düzeltildi: README "uygulamadan dışarı çıkan her bağlantı kilidin arkasında" diyor ama </w:t>
+      </w:r>
+      <w:r>
+        <w:rPr>
+          <w:rFonts w:ascii="Consolas" w:hAnsi="Consolas"/>
+          <w:color w:val="3A2A1E"/>
+          <w:sz w:val="20"/>
+        </w:rPr>
+        <w:t>ExternalLink</w:t>
+      </w:r>
+      <w:r>
+        <w:rPr>
+          <w:color w:val="3A2A1E"/>
+        </w:rPr>
+        <w:t xml:space="preserve"> gerekçesinin </w:t>
+      </w:r>
+      <w:r>
+        <w:rPr>
+          <w:b/>
+          <w:color w:val="3A2A1E"/>
+        </w:rPr>
+        <w:t>hiç çağrıldığı yer yok</w:t>
+      </w:r>
+      <w:r>
+        <w:rPr>
+          <w:color w:val="3A2A1E"/>
+        </w:rPr>
+        <w:t xml:space="preserve"> — uygulamada şu an dışarı açılan bağlantı da yok, o yüzden politikada yalnızca gerçekten kilitli olan üç yol sayıldı. İkincisi, kilit "basit bir aritmetik" değil: iki basamaklı çarpma + toplama, kasıtlı olarak 6–9 bandının üstünde.</w:t>
+      </w:r>
+    </w:p>
+    <w:p>
+      <w:pPr/>
+      <w:r>
+        <w:rPr>
+          <w:color w:val="3A2A1E"/>
+        </w:rPr>
+        <w:t xml:space="preserve">Sayfa tek dosya: dil değiştirici, açık/koyu tema, derleme adımı yok, Google Fonts dışında dış bağımlılık yok. Renkleri de uydurmadım — </w:t>
+      </w:r>
+      <w:r>
+        <w:rPr>
+          <w:rFonts w:ascii="Consolas" w:hAnsi="Consolas"/>
+          <w:color w:val="3A2A1E"/>
+          <w:sz w:val="20"/>
+        </w:rPr>
+        <w:t>PloofyPalette.cs</w:t>
+      </w:r>
+      <w:r>
+        <w:rPr>
+          <w:color w:val="3A2A1E"/>
+        </w:rPr>
+        <w:t xml:space="preserve"> ve </w:t>
+      </w:r>
+      <w:r>
+        <w:rPr>
+          <w:rFonts w:ascii="Consolas" w:hAnsi="Consolas"/>
+          <w:color w:val="3A2A1E"/>
+          <w:sz w:val="20"/>
+        </w:rPr>
+        <w:t>PloofyStyles.xaml</w:t>
+      </w:r>
+      <w:r>
+        <w:rPr>
+          <w:color w:val="3A2A1E"/>
+        </w:rPr>
+        <w:t xml:space="preserve">'dan aldım: mürekkep </w:t>
+      </w:r>
+      <w:r>
+        <w:rPr>
+          <w:rFonts w:ascii="Consolas" w:hAnsi="Consolas"/>
+          <w:color w:val="3A2A1E"/>
+          <w:sz w:val="20"/>
+        </w:rPr>
+        <w:t>#402A1E</w:t>
+      </w:r>
+      <w:r>
+        <w:rPr>
+          <w:color w:val="3A2A1E"/>
+        </w:rPr>
+        <w:t xml:space="preserve">, vurgu Sunny'nin koyu ucu </w:t>
+      </w:r>
+      <w:r>
+        <w:rPr>
+          <w:rFonts w:ascii="Consolas" w:hAnsi="Consolas"/>
+          <w:color w:val="3A2A1E"/>
+          <w:sz w:val="20"/>
+        </w:rPr>
+        <w:t>#E08600</w:t>
+      </w:r>
+      <w:r>
+        <w:rPr>
+          <w:color w:val="3A2A1E"/>
+        </w:rPr>
+        <w:t xml:space="preserve"> (parlak </w:t>
+      </w:r>
+      <w:r>
+        <w:rPr>
+          <w:rFonts w:ascii="Consolas" w:hAnsi="Consolas"/>
+          <w:color w:val="3A2A1E"/>
+          <w:sz w:val="20"/>
+        </w:rPr>
+        <w:t>#FFC733</w:t>
+      </w:r>
+      <w:r>
+        <w:rPr>
+          <w:color w:val="3A2A1E"/>
+        </w:rPr>
+        <w:t xml:space="preserve"> metin olarak okunmuyor, yalnızca dolgu), bağlantılar Ocean gölgesi </w:t>
+      </w:r>
+      <w:r>
+        <w:rPr>
+          <w:rFonts w:ascii="Consolas" w:hAnsi="Consolas"/>
+          <w:color w:val="3A2A1E"/>
+          <w:sz w:val="20"/>
+        </w:rPr>
+        <w:t>#0F6FC4</w:t>
+      </w:r>
+      <w:r>
+        <w:rPr>
+          <w:color w:val="3A2A1E"/>
+        </w:rPr>
+        <w:t>.</w:t>
+      </w:r>
+    </w:p>
+    <w:p>
+      <w:pPr/>
+      <w:r>
+        <w:rPr>
+          <w:b/>
+          <w:color w:val="3A2A1E"/>
+        </w:rPr>
+        <w:t>Yayımlandı (02.09.2026).</w:t>
+      </w:r>
+      <w:r>
+        <w:rPr>
+          <w:color w:val="3A2A1E"/>
+        </w:rPr>
+        <w:t xml:space="preserve"> SchiriFit ve CertPilot'taki düzenin aynısı kuruldu: sayfaların kaynağı bu depoda </w:t>
+      </w:r>
+      <w:r>
+        <w:rPr>
+          <w:rFonts w:ascii="Consolas" w:hAnsi="Consolas"/>
+          <w:color w:val="3A2A1E"/>
+          <w:sz w:val="20"/>
+        </w:rPr>
+        <w:t>docs/store/</w:t>
+      </w:r>
+      <w:r>
+        <w:rPr>
+          <w:color w:val="3A2A1E"/>
+        </w:rPr>
+        <w:t xml:space="preserve">, yayın nüshası ayrı ve herkese açık </w:t>
+      </w:r>
+      <w:r>
+        <w:rPr>
+          <w:rFonts w:ascii="Consolas" w:hAnsi="Consolas"/>
+          <w:color w:val="3A2A1E"/>
+          <w:sz w:val="20"/>
+        </w:rPr>
+        <w:t>alikiratli/ploofy-web</w:t>
+      </w:r>
+      <w:r>
+        <w:rPr>
+          <w:color w:val="3A2A1E"/>
+        </w:rPr>
+        <w:t xml:space="preserve"> deposunda, GitHub Pages'ten servis ediliyor. Üçü de 200 dönüyor:</w:t>
       </w:r>
     </w:p>
     <w:p>
@@ -2518,7 +2579,20 @@
         <w:rPr>
           <w:color w:val="3A2A1E"/>
         </w:rPr>
-        <w:t>Sepeti Tut'ta düşme hızı Fidan bandında adil mi, sepet parmağı gecikmeden takip ediyor mu</w:t>
+        <w:t xml:space="preserve">https://alikiratli.github.io/ploofy-web/privacy-policy.html — Play Console'a </w:t>
+      </w:r>
+      <w:r>
+        <w:rPr>
+          <w:b/>
+          <w:color w:val="3A2A1E"/>
+        </w:rPr>
+        <w:t>bu</w:t>
+      </w:r>
+      <w:r>
+        <w:rPr>
+          <w:color w:val="3A2A1E"/>
+        </w:rPr>
+        <w:t xml:space="preserve"> adres girilecek, kök değil; denetim sayfanın kendisini görsün</w:t>
       </w:r>
     </w:p>
     <w:p>
@@ -2529,7 +2603,7 @@
         <w:rPr>
           <w:color w:val="3A2A1E"/>
         </w:rPr>
-        <w:t>Sırayı Tekrarla'da 750 ms gösterim hızı Filiz bandında takip edilebiliyor mu</w:t>
+        <w:t>https://alikiratli.github.io/ploofy-web/impressum.html</w:t>
       </w:r>
     </w:p>
     <w:p>
@@ -2540,7 +2614,135 @@
         <w:rPr>
           <w:color w:val="3A2A1E"/>
         </w:rPr>
-        <w:t>Yapboz'da Meşe'nin on altı parçası bir turu fazla uzatıyor mu</w:t>
+        <w:t>https://alikiratli.github.io/ploofy-web/ — mağaza girişindeki "Web sitesi"</w:t>
+      </w:r>
+    </w:p>
+    <w:p>
+      <w:pPr/>
+      <w:r>
+        <w:rPr>
+          <w:color w:val="3A2A1E"/>
+        </w:rPr>
+        <w:t>On iki alan dolduruldu (2 Eylül 2026 · Ali Kiratli, Ischebecker Straße 8, 58256 Ennepetal · alikiratlide@gmail.com) ve "Taslak" rozeti hem HTML'den hem betikten kaldırıldı. Yayıncı bilgileri uydurulmadı; CertPilot'un Impressum'undan alındı.</w:t>
+      </w:r>
+    </w:p>
+    <w:p>
+      <w:pPr/>
+      <w:r>
+        <w:rPr>
+          <w:color w:val="3A2A1E"/>
+        </w:rPr>
+        <w:t xml:space="preserve">Ploofy'nin de bir </w:t>
+      </w:r>
+      <w:r>
+        <w:rPr>
+          <w:b/>
+          <w:color w:val="3A2A1E"/>
+        </w:rPr>
+        <w:t>Impressum</w:t>
+      </w:r>
+      <w:r>
+        <w:rPr>
+          <w:color w:val="3A2A1E"/>
+        </w:rPr>
+        <w:t>'u oldu (de/en, bağlayıcı olan Almanca) — diğer iki uygulamada var, burada yoktu. § 5 DDG, § 19 UStG Kleinunternehmer, § 18/2 MStV, § 36 VSBG; artı aboneliğin mağazayla kurulduğunu söyleyen bir bölüm.</w:t>
+      </w:r>
+    </w:p>
+    <w:p>
+      <w:pPr/>
+      <w:r>
+        <w:rPr>
+          <w:color w:val="3A2A1E"/>
+        </w:rPr>
+        <w:t xml:space="preserve">Eski </w:t>
+      </w:r>
+      <w:r>
+        <w:rPr>
+          <w:rFonts w:ascii="Consolas" w:hAnsi="Consolas"/>
+          <w:color w:val="3A2A1E"/>
+          <w:sz w:val="20"/>
+        </w:rPr>
+        <w:t>../ploofy-privacy</w:t>
+      </w:r>
+      <w:r>
+        <w:rPr>
+          <w:color w:val="3A2A1E"/>
+        </w:rPr>
+        <w:t xml:space="preserve"> yerel deposu artık gereksiz — içeriği </w:t>
+      </w:r>
+      <w:r>
+        <w:rPr>
+          <w:rFonts w:ascii="Consolas" w:hAnsi="Consolas"/>
+          <w:color w:val="3A2A1E"/>
+          <w:sz w:val="20"/>
+        </w:rPr>
+        <w:t>docs/store/</w:t>
+      </w:r>
+      <w:r>
+        <w:rPr>
+          <w:color w:val="3A2A1E"/>
+        </w:rPr>
+        <w:t xml:space="preserve"> ile </w:t>
+      </w:r>
+      <w:r>
+        <w:rPr>
+          <w:rFonts w:ascii="Consolas" w:hAnsi="Consolas"/>
+          <w:color w:val="3A2A1E"/>
+          <w:sz w:val="20"/>
+        </w:rPr>
+        <w:t>ploofy-web</w:t>
+      </w:r>
+      <w:r>
+        <w:rPr>
+          <w:color w:val="3A2A1E"/>
+        </w:rPr>
+        <w:t>'e taşındı.</w:t>
+      </w:r>
+    </w:p>
+    <w:p>
+      <w:pPr/>
+      <w:r>
+        <w:rPr>
+          <w:b/>
+          <w:color w:val="3A2A1E"/>
+        </w:rPr>
+        <w:t>Sayılar:</w:t>
+      </w:r>
+      <w:r>
+        <w:rPr>
+          <w:color w:val="3A2A1E"/>
+        </w:rPr>
+        <w:t xml:space="preserve"> 329 test geçiyor · 13 oyun tanımlı, 13'ü oynanabilir · 13 ses dosyası · AAB 40 MB · targetSdk 36 · sürüm 1.0.</w:t>
+      </w:r>
+    </w:p>
+    <w:p>
+      <w:pPr/>
+      <w:r>
+        <w:rPr>
+          <w:b/>
+          <w:color w:val="3A2A1E"/>
+        </w:rPr>
+        <w:t>Buradan başla: gerçek tablet.</w:t>
+      </w:r>
+      <w:r>
+        <w:rPr>
+          <w:color w:val="3A2A1E"/>
+        </w:rPr>
+        <w:t xml:space="preserve"> Emülatör her şeyi gösterdi ama iki şeyi ölçemiyor — parmağı ve hoparlörü. Tableti USB'den tak, hata ayıklamayı aç, </w:t>
+      </w:r>
+      <w:r>
+        <w:rPr>
+          <w:rFonts w:ascii="Consolas" w:hAnsi="Consolas"/>
+          <w:color w:val="3A2A1E"/>
+          <w:sz w:val="20"/>
+        </w:rPr>
+        <w:t>dotnet build src/Ploofy.App/Ploofy.App.csproj -f net10.0-android -t:Run</w:t>
+      </w:r>
+      <w:r>
+        <w:rPr>
+          <w:color w:val="3A2A1E"/>
+        </w:rPr>
+        <w:t>. Bakılacaklar:</w:t>
       </w:r>
     </w:p>
     <w:p>
@@ -2549,6 +2751,68 @@
       </w:pPr>
       <w:r>
         <w:rPr>
+          <w:b/>
+          <w:color w:val="3A2A1E"/>
+        </w:rPr>
+        <w:t>Sesler.</w:t>
+      </w:r>
+      <w:r>
+        <w:rPr>
+          <w:color w:val="3A2A1E"/>
+        </w:rPr>
+        <w:t xml:space="preserve"> Hiçbiri henüz kulakla duyulmadı. Ses seviyeleri birbirine göre dengeli mi (dokunuş sesi tekrar tekrar çalıyor, en alçağı o olmalı), tuş notaları ezgi gibi mi duyuluyor, tablet hoparlöründe tiz sesler (yıldız) cırlıyor mu</w:t>
+      </w:r>
+    </w:p>
+    <w:p>
+      <w:pPr>
+        <w:pStyle w:val="ListBullet"/>
+      </w:pPr>
+      <w:r>
+        <w:rPr>
+          <w:color w:val="3A2A1E"/>
+        </w:rPr>
+        <w:t>Yolu Bul'da Meşe toleransı (0,055) parmak ucuyla tutturulabiliyor mu — bunların en riskli olanı bu</w:t>
+      </w:r>
+    </w:p>
+    <w:p>
+      <w:pPr>
+        <w:pStyle w:val="ListBullet"/>
+      </w:pPr>
+      <w:r>
+        <w:rPr>
+          <w:color w:val="3A2A1E"/>
+        </w:rPr>
+        <w:t>Sepeti Tut'ta düşme hızı Fidan bandında adil mi, sepet parmağı gecikmeden takip ediyor mu</w:t>
+      </w:r>
+    </w:p>
+    <w:p>
+      <w:pPr>
+        <w:pStyle w:val="ListBullet"/>
+      </w:pPr>
+      <w:r>
+        <w:rPr>
+          <w:color w:val="3A2A1E"/>
+        </w:rPr>
+        <w:t>Sırayı Tekrarla'da 750 ms gösterim hızı Filiz bandında takip edilebiliyor mu</w:t>
+      </w:r>
+    </w:p>
+    <w:p>
+      <w:pPr>
+        <w:pStyle w:val="ListBullet"/>
+      </w:pPr>
+      <w:r>
+        <w:rPr>
+          <w:color w:val="3A2A1E"/>
+        </w:rPr>
+        <w:t>Yapboz'da Meşe'nin on altı parçası bir turu fazla uzatıyor mu</w:t>
+      </w:r>
+    </w:p>
+    <w:p>
+      <w:pPr>
+        <w:pStyle w:val="ListBullet"/>
+      </w:pPr>
+      <w:r>
+        <w:rPr>
           <w:color w:val="3A2A1E"/>
         </w:rPr>
         <w:t>İkon başlatıcıda nasıl duruyor (uyarlanabilir maske yüzü kırpıyor mu)</w:t>
@@ -2640,7 +2904,20 @@
         <w:rPr>
           <w:color w:val="3A2A1E"/>
         </w:rPr>
-        <w:t xml:space="preserve"> — rapordaki grafiğin çizimi; MAUI'den bağımsız, bu yüzden konsoldan PNG'ye alınıp gözle bakılabiliyor</w:t>
+        <w:t xml:space="preserve">, </w:t>
+      </w:r>
+      <w:r>
+        <w:rPr>
+          <w:b/>
+          <w:color w:val="3A2A1E"/>
+        </w:rPr>
+        <w:t>LineUpPainter.cs</w:t>
+      </w:r>
+      <w:r>
+        <w:rPr>
+          <w:color w:val="3A2A1E"/>
+        </w:rPr>
+        <w:t xml:space="preserve"> — rapordaki grafiğin ve Sırala'nın çizimi; MAUI'den bağımsız, bu yüzden konsoldan PNG'ye alınıp gözle bakılabiliyor</w:t>
       </w:r>
     </w:p>
     <w:p>
@@ -2982,7 +3259,7 @@
         <w:rPr>
           <w:color w:val="3A2A1E"/>
         </w:rPr>
-        <w:t>Avatarlar: 32 emoji, üç tematik grup, her yerde renkli rozet olarak</w:t>
+        <w:t>Sırala: parçaları boyuta (Filiz) ya da miktara (Fidan/Meşe) göre dizme; Meşe'de miktarlar ardışık ve yön değişebiliyor</w:t>
       </w:r>
     </w:p>
     <w:p>
@@ -2993,7 +3270,7 @@
         <w:rPr>
           <w:color w:val="3A2A1E"/>
         </w:rPr>
-        <w:t>Sıralı oyun (pass-and-play): devir katmanı, her çocuk kendi bandında</w:t>
+        <w:t>Avatarlar: 32 emoji, üç tematik grup, her yerde renkli rozet olarak</w:t>
       </w:r>
     </w:p>
     <w:p>
@@ -3004,7 +3281,7 @@
         <w:rPr>
           <w:color w:val="3A2A1E"/>
         </w:rPr>
-        <w:t>Sonuç ekranı: kupa animasyonu, yıldızlar, konfeti</w:t>
+        <w:t>Sıralı oyun (pass-and-play): devir katmanı, her çocuk kendi bandında</w:t>
       </w:r>
     </w:p>
     <w:p>
@@ -3015,7 +3292,7 @@
         <w:rPr>
           <w:color w:val="3A2A1E"/>
         </w:rPr>
-        <w:t>Yıldız ve rozet kaydı; bant değişince eski yıldızlar korunuyor</w:t>
+        <w:t>Sonuç ekranı: kupa animasyonu, yıldızlar, konfeti</w:t>
       </w:r>
     </w:p>
     <w:p>
@@ -3026,7 +3303,7 @@
         <w:rPr>
           <w:color w:val="3A2A1E"/>
         </w:rPr>
-        <w:t>Ses ve titreşim: yedi geri bildirim sesi, altı tuş notası; ayarlardan ikisi de kapatılabiliyor</w:t>
+        <w:t>Yıldız ve rozet kaydı; bant değişince eski yıldızlar korunuyor</w:t>
       </w:r>
     </w:p>
     <w:p>
@@ -3037,7 +3314,7 @@
         <w:rPr>
           <w:color w:val="3A2A1E"/>
         </w:rPr>
-        <w:t>Uygulama ikonu ve açılış ekranı: gülen mavi kabarcık, sarı zemin</w:t>
+        <w:t>Ses ve titreşim: yedi geri bildirim sesi, altı tuş notası; ayarlardan ikisi de kapatılabiliyor</w:t>
       </w:r>
     </w:p>
     <w:p>
@@ -3048,7 +3325,7 @@
         <w:rPr>
           <w:color w:val="3A2A1E"/>
         </w:rPr>
-        <w:t>Abonelik akışı: paywall → ebeveyn kilidi → kilitlerin açılması (mağaza bağlantısı hariç)</w:t>
+        <w:t>Uygulama ikonu ve açılış ekranı: gülen mavi kabarcık, sarı zemin</w:t>
       </w:r>
     </w:p>
     <w:p>
@@ -3059,20 +3336,7 @@
         <w:rPr>
           <w:color w:val="3A2A1E"/>
         </w:rPr>
-        <w:t xml:space="preserve">Abonelik yönetimi (ayrı ekran): durum rozeti, ödenmiş dönemin sonu ve kaç gün kaldığı, "neler dahil", mağazanın abonelik merkezine çıkış ve </w:t>
-      </w:r>
-      <w:r>
-        <w:rPr>
-          <w:b/>
-          <w:color w:val="3A2A1E"/>
-        </w:rPr>
-        <w:t>aboneliği bitirme</w:t>
-      </w:r>
-      <w:r>
-        <w:rPr>
-          <w:color w:val="3A2A1E"/>
-        </w:rPr>
-        <w:t>. Bitirme yalnızca yenilemeyi kapatıyor; oyunlar dönem sonuna kadar açık kalıyor, yıldız ve profiller hiç silinmiyor</w:t>
+        <w:t>Abonelik akışı: paywall → ebeveyn kilidi → kilitlerin açılması (mağaza bağlantısı hariç)</w:t>
       </w:r>
     </w:p>
     <w:p>
@@ -3083,6 +3347,30 @@
         <w:rPr>
           <w:color w:val="3A2A1E"/>
         </w:rPr>
+        <w:t xml:space="preserve">Abonelik yönetimi (ayrı ekran): durum rozeti, ödenmiş dönemin sonu ve kaç gün kaldığı, "neler dahil", mağazanın abonelik merkezine çıkış ve </w:t>
+      </w:r>
+      <w:r>
+        <w:rPr>
+          <w:b/>
+          <w:color w:val="3A2A1E"/>
+        </w:rPr>
+        <w:t>aboneliği bitirme</w:t>
+      </w:r>
+      <w:r>
+        <w:rPr>
+          <w:color w:val="3A2A1E"/>
+        </w:rPr>
+        <w:t>. Bitirme yalnızca yenilemeyi kapatıyor; oyunlar dönem sonuna kadar açık kalıyor, yıldız ve profiller hiç silinmiyor</w:t>
+      </w:r>
+    </w:p>
+    <w:p>
+      <w:pPr>
+        <w:pStyle w:val="ListBullet"/>
+      </w:pPr>
+      <w:r>
+        <w:rPr>
+          <w:color w:val="3A2A1E"/>
+        </w:rPr>
         <w:t>Ayarlar: abonelik özeti (rozet + tarih), sesleri deneme düğmesi, sürüm numarası ve gizlilik politikası / Impressum bağlantıları — ikisi de ebeveyn kilidinin arkasından tarayıcıda açılıyor</w:t>
       </w:r>
     </w:p>
@@ -3260,7 +3548,7 @@
         <w:rPr>
           <w:color w:val="3A2A1E"/>
         </w:rPr>
-        <w:t>Oyun kütüphanesi 1.0 için yeterliydi (10 oyun, beş etkileşim türü) ve şu an 12'de. Buradakiler kütüphaneyi derinleştiriyor, sürümü bloke etmiyor. Sıra kasıtlı: önce boşluğu büyük olup teknik olarak ucuz olanlar.</w:t>
+        <w:t>Oyun kütüphanesi 1.0 için yeterliydi (10 oyun, beş etkileşim türü) ve şu an 13'te. Buradakiler kütüphaneyi derinleştiriyor, sürümü bloke etmiyor. Sıra kasıtlı: önce boşluğu büyük olup teknik olarak ucuz olanlar.</w:t>
       </w:r>
     </w:p>
     <w:p>
@@ -3318,13 +3606,13 @@
           <w:b/>
           <w:color w:val="3A2A1E"/>
         </w:rPr>
-        <w:t>İ4 — Sıralama ve karşılaştırma.</w:t>
-      </w:r>
-      <w:r>
-        <w:rPr>
-          <w:color w:val="3A2A1E"/>
-        </w:rPr>
-        <w:t xml:space="preserve"> Büyükten küçüğe dizme, "hangisi daha çok". Say ve Eşleştir sayıyor ama karşılaştırmıyor. Şekil Ayırma'nın sürükleme altyapısı doğrudan kullanılabilir.</w:t>
+        <w:t>İ4 — Sıralama ve karşılaştırma. ✅ Bitti (03.09.2026).</w:t>
+      </w:r>
+      <w:r>
+        <w:rPr>
+          <w:color w:val="3A2A1E"/>
+        </w:rPr>
+        <w:t xml:space="preserve"> Ayrıntı 1. bölümde, "Sırala" başlığı.</w:t>
       </w:r>
     </w:p>
     <w:p>
@@ -4678,7 +4966,62 @@
         <w:rPr>
           <w:color w:val="3A2A1E"/>
         </w:rPr>
-        <w:t xml:space="preserve"> var — tolerans, geri gitmeyen ilerleme ve çıkış sayımı orada, yeniden yazma. Sürükleme için MAUI'nin sürükle-bırak tanıyıcıları değil doğrudan dokunma olayları kullanılıyor: platformun sürükleme eşiği küçük çocuğun yavaş hareketinde aşılmıyor ve parça hiç kıpırdamıyor</w:t>
+        <w:t xml:space="preserve"> var — tolerans, geri gitmeyen ilerleme ve çıkış sayımı orada, yeniden yazma. </w:t>
+      </w:r>
+      <w:r>
+        <w:rPr>
+          <w:b/>
+          <w:color w:val="3A2A1E"/>
+        </w:rPr>
+        <w:t>Yerleşimin kendisi bir soruysa</w:t>
+      </w:r>
+      <w:r>
+        <w:rPr>
+          <w:color w:val="3A2A1E"/>
+        </w:rPr>
+        <w:t xml:space="preserve"> (neyin nereye sığdığı, neyin neyle kıyaslandığı) çizimi MAUI'siz bir sınıfa al: </w:t>
+      </w:r>
+      <w:r>
+        <w:rPr>
+          <w:rFonts w:ascii="Consolas" w:hAnsi="Consolas"/>
+          <w:color w:val="3A2A1E"/>
+          <w:sz w:val="20"/>
+        </w:rPr>
+        <w:t>TrendPainter</w:t>
+      </w:r>
+      <w:r>
+        <w:rPr>
+          <w:color w:val="3A2A1E"/>
+        </w:rPr>
+        <w:t xml:space="preserve"> ve </w:t>
+      </w:r>
+      <w:r>
+        <w:rPr>
+          <w:rFonts w:ascii="Consolas" w:hAnsi="Consolas"/>
+          <w:color w:val="3A2A1E"/>
+          <w:sz w:val="20"/>
+        </w:rPr>
+        <w:t>LineUpPainter</w:t>
+      </w:r>
+      <w:r>
+        <w:rPr>
+          <w:color w:val="3A2A1E"/>
+        </w:rPr>
+        <w:t xml:space="preserve"> gibi. O zaman </w:t>
+      </w:r>
+      <w:r>
+        <w:rPr>
+          <w:rFonts w:ascii="Consolas" w:hAnsi="Consolas"/>
+          <w:color w:val="3A2A1E"/>
+          <w:sz w:val="20"/>
+        </w:rPr>
+        <w:t>scratchpad</w:t>
+      </w:r>
+      <w:r>
+        <w:rPr>
+          <w:color w:val="3A2A1E"/>
+        </w:rPr>
+        <w:t>'deki konsol programından PNG üretip gözle bakabiliyorsun ve yerleşim kusurları cihaza gitmeden çıkıyor. Sürükleme için MAUI'nin sürükle-bırak tanıyıcıları değil doğrudan dokunma olayları kullanılıyor: platformun sürükleme eşiği küçük çocuğun yavaş hareketinde aşılmıyor ve parça hiç kıpırdamıyor</w:t>
       </w:r>
     </w:p>
     <w:p>

--- a/ilerleme notu.docx
+++ b/ilerleme notu.docx
@@ -17,7 +17,7 @@
           <w:color w:val="7A6A5C"/>
           <w:sz w:val="18"/>
         </w:rPr>
-        <w:t>Son güncelleme: 02.09.2026</w:t>
+        <w:t>Son güncelleme: 03.09.2026</w:t>
       </w:r>
     </w:p>
     <w:p>
@@ -2716,19 +2716,116 @@
       </w:r>
     </w:p>
     <w:p>
+      <w:pPr>
+        <w:pStyle w:val="Heading2"/>
+      </w:pPr>
+      <w:r>
+        <w:t>Nerede bırakıldı (03.09.2026)</w:t>
+      </w:r>
+    </w:p>
+    <w:p>
       <w:pPr/>
       <w:r>
         <w:rPr>
+          <w:color w:val="3A2A1E"/>
+        </w:rPr>
+        <w:t xml:space="preserve">Son commit: </w:t>
+      </w:r>
+      <w:r>
+        <w:rPr>
+          <w:rFonts w:ascii="Consolas" w:hAnsi="Consolas"/>
+          <w:color w:val="3A2A1E"/>
+          <w:sz w:val="20"/>
+        </w:rPr>
+        <w:t>a63b3ce</w:t>
+      </w:r>
+      <w:r>
+        <w:rPr>
+          <w:color w:val="3A2A1E"/>
+        </w:rPr>
+        <w:t xml:space="preserve"> — Sırala. Çalışma ağacı temiz, </w:t>
+      </w:r>
+      <w:r>
+        <w:rPr>
+          <w:rFonts w:ascii="Consolas" w:hAnsi="Consolas"/>
+          <w:color w:val="3A2A1E"/>
+          <w:sz w:val="20"/>
+        </w:rPr>
+        <w:t>main</w:t>
+      </w:r>
+      <w:r>
+        <w:rPr>
+          <w:color w:val="3A2A1E"/>
+        </w:rPr>
+        <w:t xml:space="preserve"> üstünde ve </w:t>
+      </w:r>
+      <w:r>
+        <w:rPr>
           <w:b/>
           <w:color w:val="3A2A1E"/>
         </w:rPr>
-        <w:t>Buradan başla: gerçek tablet.</w:t>
-      </w:r>
-      <w:r>
-        <w:rPr>
-          <w:color w:val="3A2A1E"/>
-        </w:rPr>
-        <w:t xml:space="preserve"> Emülatör her şeyi gösterdi ama iki şeyi ölçemiyor — parmağı ve hoparlörü. Tableti USB'den tak, hata ayıklamayı aç, </w:t>
+        <w:t>uzağa gönderilmedi</w:t>
+      </w:r>
+      <w:r>
+        <w:rPr>
+          <w:color w:val="3A2A1E"/>
+        </w:rPr>
+        <w:t xml:space="preserve">; ilk iş </w:t>
+      </w:r>
+      <w:r>
+        <w:rPr>
+          <w:rFonts w:ascii="Consolas" w:hAnsi="Consolas"/>
+          <w:color w:val="3A2A1E"/>
+          <w:sz w:val="20"/>
+        </w:rPr>
+        <w:t>git push</w:t>
+      </w:r>
+      <w:r>
+        <w:rPr>
+          <w:color w:val="3A2A1E"/>
+        </w:rPr>
+        <w:t xml:space="preserve"> olabilir.</w:t>
+      </w:r>
+    </w:p>
+    <w:p>
+      <w:pPr/>
+      <w:r>
+        <w:rPr>
+          <w:color w:val="3A2A1E"/>
+        </w:rPr>
+        <w:t>Bu oturumda kapanan dört madde: yayın anahtarı, gizlilik politikasının yayımlanması, abonelik yönetimi, ve içerik yol haritasının ilk dördü (İ1 Harf Yazma, İ2 Örüntü, İ3 Ebeveyn raporu, İ4 Sırala). Kütüphane 13 oyun, testler 329.</w:t>
+      </w:r>
+    </w:p>
+    <w:p>
+      <w:pPr/>
+      <w:r>
+        <w:rPr>
+          <w:b/>
+          <w:color w:val="3A2A1E"/>
+        </w:rPr>
+        <w:t>Sıradaki iş: İ5 — yıldızların bir karşılığı.</w:t>
+      </w:r>
+      <w:r>
+        <w:rPr>
+          <w:color w:val="3A2A1E"/>
+        </w:rPr>
+        <w:t xml:space="preserve"> Şu an yıldız birikiyor ve hiçbir şey açmıyor; motivasyon döngüsü kapanmıyor. 32 emoji avatar zaten var (üç tematik grup), yani yıldızla açılan avatar/çıkartma küçük bir iş. Karar verilecek tek şey, kilidin neye bağlanacağı: toplam yıldız mı, oyun başına yıldız mı, yoksa rozetler mi. Sonrası 5. bölümdeki sıra (İ6 ekran süresi, İ7 kategori/toplama/boyama, İ8 bant içi uyarlama).</w:t>
+      </w:r>
+    </w:p>
+    <w:p>
+      <w:pPr/>
+      <w:r>
+        <w:rPr>
+          <w:b/>
+          <w:color w:val="3A2A1E"/>
+        </w:rPr>
+        <w:t>Ama asıl bekleyen hâlâ gerçek tablet.</w:t>
+      </w:r>
+      <w:r>
+        <w:rPr>
+          <w:color w:val="3A2A1E"/>
+        </w:rPr>
+        <w:t xml:space="preserve"> Emülatör her şeyi gösterdi, iki şeyi ölçemiyor: parmağı ve hoparlörü. Yeni dört oyun da hiç dokunulmadan yazıldı; bu liste onlarla birlikte büyüdü. Tableti USB'den tak, hata ayıklamayı aç, </w:t>
       </w:r>
       <w:r>
         <w:rPr>
@@ -2760,7 +2857,7 @@
         <w:rPr>
           <w:color w:val="3A2A1E"/>
         </w:rPr>
-        <w:t xml:space="preserve"> Hiçbiri henüz kulakla duyulmadı. Ses seviyeleri birbirine göre dengeli mi (dokunuş sesi tekrar tekrar çalıyor, en alçağı o olmalı), tuş notaları ezgi gibi mi duyuluyor, tablet hoparlöründe tiz sesler (yıldız) cırlıyor mu</w:t>
+        <w:t xml:space="preserve"> Hiçbiri henüz kulakla duyulmadı. Ses seviyeleri birbirine göre dengeli mi (dokunuş sesi tekrar tekrar çalıyor, en alçağı o olmalı), tuş notaları ezgi gibi mi duyuluyor, tablet hoparlöründe tiz sesler (yıldız) cırlıyor mu. Ayarlardaki "Sesleri dene" düğmesi tam bunun için</w:t>
       </w:r>
     </w:p>
     <w:p>
@@ -2780,9 +2877,30 @@
       </w:pPr>
       <w:r>
         <w:rPr>
-          <w:color w:val="3A2A1E"/>
-        </w:rPr>
-        <w:t>Sepeti Tut'ta düşme hızı Fidan bandında adil mi, sepet parmağı gecikmeden takip ediyor mu</w:t>
+          <w:b/>
+          <w:color w:val="3A2A1E"/>
+        </w:rPr>
+        <w:t>Harf Yazma'da harflerin estetiği.</w:t>
+      </w:r>
+      <w:r>
+        <w:rPr>
+          <w:color w:val="3A2A1E"/>
+        </w:rPr>
+        <w:t xml:space="preserve"> Sayısal olarak sağlamlar ama S'nin kıvrımı, 6'nın halkası ve 2'nin kuyruğu hiçbir ekranda görülmedi. Nokta listeleri </w:t>
+      </w:r>
+      <w:r>
+        <w:rPr>
+          <w:rFonts w:ascii="Consolas" w:hAnsi="Consolas"/>
+          <w:color w:val="3A2A1E"/>
+          <w:sz w:val="20"/>
+        </w:rPr>
+        <w:t>GlyphShapes.cs</w:t>
+      </w:r>
+      <w:r>
+        <w:rPr>
+          <w:color w:val="3A2A1E"/>
+        </w:rPr>
+        <w:t xml:space="preserve"> içinde tek satırlık işler; kötü duran bir harf orada elle ayarlanır</w:t>
       </w:r>
     </w:p>
     <w:p>
@@ -2791,9 +2909,16 @@
       </w:pPr>
       <w:r>
         <w:rPr>
-          <w:color w:val="3A2A1E"/>
-        </w:rPr>
-        <w:t>Sırayı Tekrarla'da 750 ms gösterim hızı Filiz bandında takip edilebiliyor mu</w:t>
+          <w:b/>
+          <w:color w:val="3A2A1E"/>
+        </w:rPr>
+        <w:t>Sırala'da Meşe'nin ardışık miktarları</w:t>
+      </w:r>
+      <w:r>
+        <w:rPr>
+          <w:color w:val="3A2A1E"/>
+        </w:rPr>
+        <w:t xml:space="preserve"> gerçekten sayılabiliyor mu, yoksa 11 ile 12 ayırt edilemeyecek kadar mı yakın duruyor</w:t>
       </w:r>
     </w:p>
     <w:p>
@@ -2802,9 +2927,16 @@
       </w:pPr>
       <w:r>
         <w:rPr>
-          <w:color w:val="3A2A1E"/>
-        </w:rPr>
-        <w:t>Yapboz'da Meşe'nin on altı parçası bir turu fazla uzatıyor mu</w:t>
+          <w:b/>
+          <w:color w:val="3A2A1E"/>
+        </w:rPr>
+        <w:t>Örüntü'de dokuz kutucuk</w:t>
+      </w:r>
+      <w:r>
+        <w:rPr>
+          <w:color w:val="3A2A1E"/>
+        </w:rPr>
+        <w:t xml:space="preserve"> yatay ekrana sığıyor mu, dokunma hedefi 64 birimin altına düşüyor mu</w:t>
       </w:r>
     </w:p>
     <w:p>
@@ -2815,6 +2947,39 @@
         <w:rPr>
           <w:color w:val="3A2A1E"/>
         </w:rPr>
+        <w:t>Sepeti Tut'ta düşme hızı Fidan bandında adil mi, sepet parmağı gecikmeden takip ediyor mu</w:t>
+      </w:r>
+    </w:p>
+    <w:p>
+      <w:pPr>
+        <w:pStyle w:val="ListBullet"/>
+      </w:pPr>
+      <w:r>
+        <w:rPr>
+          <w:color w:val="3A2A1E"/>
+        </w:rPr>
+        <w:t>Sırayı Tekrarla'da 750 ms gösterim hızı Filiz bandında takip edilebiliyor mu</w:t>
+      </w:r>
+    </w:p>
+    <w:p>
+      <w:pPr>
+        <w:pStyle w:val="ListBullet"/>
+      </w:pPr>
+      <w:r>
+        <w:rPr>
+          <w:color w:val="3A2A1E"/>
+        </w:rPr>
+        <w:t>Yapboz'da Meşe'nin on altı parçası bir turu fazla uzatıyor mu</w:t>
+      </w:r>
+    </w:p>
+    <w:p>
+      <w:pPr>
+        <w:pStyle w:val="ListBullet"/>
+      </w:pPr>
+      <w:r>
+        <w:rPr>
+          <w:color w:val="3A2A1E"/>
+        </w:rPr>
         <w:t>İkon başlatıcıda nasıl duruyor (uyarlanabilir maske yüzü kırpıyor mu)</w:t>
       </w:r>
     </w:p>
@@ -2824,7 +2989,7 @@
         <w:rPr>
           <w:color w:val="3A2A1E"/>
         </w:rPr>
-        <w:t>Sonrası 4. bölümdeki öncelik sırası; içerik yol haritası 5. bölümde.</w:t>
+        <w:t>Sürümü bloke edenler 4. bölümde, içerik yol haritası 5. bölümde.</w:t>
       </w:r>
     </w:p>
     <w:p>

--- a/ilerleme notu.docx
+++ b/ilerleme notu.docx
@@ -53,13 +53,13 @@
           <w:b/>
           <w:color w:val="3A2A1E"/>
         </w:rPr>
-        <w:t>Faz 2 bitti: on üçün on üçü de oynanabilir.</w:t>
-      </w:r>
-      <w:r>
-        <w:rPr>
-          <w:color w:val="3A2A1E"/>
-        </w:rPr>
-        <w:t xml:space="preserve"> (Faz 2 onla kapandı; Harf Yazma, Örüntü ve Sırala sürümden sonra eklendi.) Uygulama Android tablette uçtan uca çalışıyor — çocuk profili oluşturuluyor, oyun seçiliyor, oynanıyor, yıldız kazanılıyor ve kayıt cihazda tutuluyor. Katalogda artık "yakında" olarak duran hiçbir oyun yok ve kütüphane beş etkileşim türünün beşini de kapsıyor.</w:t>
+        <w:t>Faz 2 bitti: on dördün on dördü de oynanabilir.</w:t>
+      </w:r>
+      <w:r>
+        <w:rPr>
+          <w:color w:val="3A2A1E"/>
+        </w:rPr>
+        <w:t xml:space="preserve"> (Faz 2 onla kapandı; Harf Yazma, Örüntü, Sırala ve Noktaları Birleştir sürümden sonra eklendi.) Uygulama Android tablette uçtan uca çalışıyor — çocuk profili oluşturuluyor, oyun seçiliyor, oynanıyor, yıldız kazanılıyor ve kayıt cihazda tutuluyor. Katalogda artık "yakında" olarak duran hiçbir oyun yok ve kütüphane beş etkileşim türünün beşini de kapsıyor.</w:t>
       </w:r>
     </w:p>
     <w:p>
@@ -98,65 +98,78 @@
           <w:b/>
           <w:color w:val="3A2A1E"/>
         </w:rPr>
-        <w:t>Son oturumda yapılan: iki mağaza engeli kalktı, abonelik yönetimi yazıldı, sonra içerik yol haritasının ilk maddesi.</w:t>
-      </w:r>
-      <w:r>
-        <w:rPr>
-          <w:color w:val="3A2A1E"/>
-        </w:rPr>
-        <w:t xml:space="preserve"> Yayın anahtarı üretildi ve gizlilik politikası yayımlandı — ikisi de kod işi değildi, ikisi de sürümü bloke ediyordu. Ardından aboneliğin ekran tarafı tamamlandı, en son da </w:t>
+        <w:t>Son oturumda yapılan: yıldızların bir karşılığı oldu, on dördüncü oyun geldi, harf yazma defterdeki gibi numaralandı ve mağaza vitrini yazıldı.</w:t>
+      </w:r>
+      <w:r>
+        <w:rPr>
+          <w:color w:val="3A2A1E"/>
+        </w:rPr>
+        <w:t xml:space="preserve"> Sırayla: </w:t>
       </w:r>
       <w:r>
         <w:rPr>
           <w:b/>
           <w:color w:val="3A2A1E"/>
         </w:rPr>
-        <w:t>Harf Yazma</w:t>
-      </w:r>
-      <w:r>
-        <w:rPr>
-          <w:color w:val="3A2A1E"/>
-        </w:rPr>
-        <w:t xml:space="preserve">, </w:t>
+        <w:t>İ5 — koleksiyon ve açılan avatarlar</w:t>
+      </w:r>
+      <w:r>
+        <w:rPr>
+          <w:color w:val="3A2A1E"/>
+        </w:rPr>
+        <w:t xml:space="preserve"> (yıldız artık avatar açıyor), </w:t>
       </w:r>
       <w:r>
         <w:rPr>
           <w:b/>
           <w:color w:val="3A2A1E"/>
         </w:rPr>
-        <w:t>Örüntü</w:t>
-      </w:r>
-      <w:r>
-        <w:rPr>
-          <w:color w:val="3A2A1E"/>
-        </w:rPr>
-        <w:t xml:space="preserve">, </w:t>
+        <w:t>Noktaları Birleştir</w:t>
+      </w:r>
+      <w:r>
+        <w:rPr>
+          <w:color w:val="3A2A1E"/>
+        </w:rPr>
+        <w:t xml:space="preserve"> (rakamları sırayla takip ederek hayvan çizme), </w:t>
       </w:r>
       <w:r>
         <w:rPr>
           <w:b/>
           <w:color w:val="3A2A1E"/>
         </w:rPr>
-        <w:t>ebeveyn raporu</w:t>
-      </w:r>
-      <w:r>
-        <w:rPr>
-          <w:color w:val="3A2A1E"/>
-        </w:rPr>
-        <w:t xml:space="preserve"> ve </w:t>
+        <w:t>Harf Yazma'ya numaralı darbe sırası ve yön okları</w:t>
+      </w:r>
+      <w:r>
+        <w:rPr>
+          <w:color w:val="3A2A1E"/>
+        </w:rPr>
+        <w:t xml:space="preserve">, ve yayın tarafında </w:t>
       </w:r>
       <w:r>
         <w:rPr>
           <w:b/>
           <w:color w:val="3A2A1E"/>
         </w:rPr>
-        <w:t>Sırala</w:t>
-      </w:r>
-      <w:r>
-        <w:rPr>
-          <w:color w:val="3A2A1E"/>
-        </w:rPr>
-        <w:t xml:space="preserve"> eklendi (yol haritası maddeleri İ1-İ4). Ayrıntı aşağıda: "Yayın imzası", "Gizlilik politikası", "Abonelik yönetimi", "Harf Yazma", "Örüntü", "Ebeveyn raporu", "Sırala".</w:t>
+        <w:t>mağaza vitrini</w:t>
+      </w:r>
+      <w:r>
+        <w:rPr>
+          <w:color w:val="3A2A1E"/>
+        </w:rPr>
+        <w:t xml:space="preserve"> (üç dilde metinler, Data safety ve içerik derecelendirme cevapları) ile </w:t>
+      </w:r>
+      <w:r>
+        <w:rPr>
+          <w:b/>
+          <w:color w:val="3A2A1E"/>
+        </w:rPr>
+        <w:t>iki bilinen eksiğin kapanması</w:t>
+      </w:r>
+      <w:r>
+        <w:rPr>
+          <w:color w:val="3A2A1E"/>
+        </w:rPr>
+        <w:t xml:space="preserve"> (minSdk 26, emoji). Ayrıntı aşağıda: "Yıldızların karşılığı", "Noktaları Birleştir", "Darbe numaraları", "Mağaza vitrini", "minSdk 26 ve emoji".</w:t>
       </w:r>
     </w:p>
     <w:p>
@@ -167,6 +180,22 @@
           <w:color w:val="3A2A1E"/>
         </w:rPr>
         <w:t>Bir önceki oturumda yapılan:</w:t>
+      </w:r>
+      <w:r>
+        <w:rPr>
+          <w:color w:val="3A2A1E"/>
+        </w:rPr>
+        <w:t xml:space="preserve"> yayın anahtarı, gizlilik politikasının yayımlanması, abonelik yönetimi ve içerik yol haritasının ilk dördü (İ1 Harf Yazma, İ2 Örüntü, İ3 Ebeveyn raporu, İ4 Sırala).</w:t>
+      </w:r>
+    </w:p>
+    <w:p>
+      <w:pPr/>
+      <w:r>
+        <w:rPr>
+          <w:b/>
+          <w:color w:val="3A2A1E"/>
+        </w:rPr>
+        <w:t>Ondan önceki oturumda yapılan:</w:t>
       </w:r>
       <w:r>
         <w:rPr>
@@ -2331,7 +2360,7 @@
         <w:pStyle w:val="Heading3"/>
       </w:pPr>
       <w:r>
-        <w:t>Gizlilik politikası</w:t>
+        <w:t>Yıldızların karşılığı (İ5)</w:t>
       </w:r>
     </w:p>
     <w:p>
@@ -2340,62 +2369,20 @@
         <w:rPr>
           <w:color w:val="3A2A1E"/>
         </w:rPr>
-        <w:t xml:space="preserve">Üç dil tek bir sayfada toplandı ve </w:t>
+        <w:t xml:space="preserve">Yıldızlar uzun süre birikti ve hiçbir şey açmadı; ana ekranda bir sayı olarak durdular. Artık </w:t>
       </w:r>
       <w:r>
         <w:rPr>
           <w:b/>
           <w:color w:val="3A2A1E"/>
         </w:rPr>
-        <w:t>ayrı bir depoya</w:t>
-      </w:r>
-      <w:r>
-        <w:rPr>
-          <w:color w:val="3A2A1E"/>
-        </w:rPr>
-        <w:t xml:space="preserve"> kondu — diğer uygulamalarda olduğu gibi, GitHub Pages'ten yayımlanacak. Metin uydurulmadı, koddan çıkarıldı — hangi tablonun hangi alanı tuttuğu (</w:t>
-      </w:r>
-      <w:r>
-        <w:rPr>
-          <w:rFonts w:ascii="Consolas" w:hAnsi="Consolas"/>
-          <w:color w:val="3A2A1E"/>
-          <w:sz w:val="20"/>
-        </w:rPr>
-        <w:t>Entities.cs</w:t>
-      </w:r>
-      <w:r>
-        <w:rPr>
-          <w:color w:val="3A2A1E"/>
-        </w:rPr>
-        <w:t>), hangi iznin neden istendiği (manifest), ebeveyn kilidinin neyi kapattığı (</w:t>
-      </w:r>
-      <w:r>
-        <w:rPr>
-          <w:rFonts w:ascii="Consolas" w:hAnsi="Consolas"/>
-          <w:color w:val="3A2A1E"/>
-          <w:sz w:val="20"/>
-        </w:rPr>
-        <w:t>ParentalGateReason</w:t>
-      </w:r>
-      <w:r>
-        <w:rPr>
-          <w:color w:val="3A2A1E"/>
-        </w:rPr>
-        <w:t xml:space="preserve"> çağrı yerleri) ve profil silinince nelerin gittiği (</w:t>
-      </w:r>
-      <w:r>
-        <w:rPr>
-          <w:rFonts w:ascii="Consolas" w:hAnsi="Consolas"/>
-          <w:color w:val="3A2A1E"/>
-          <w:sz w:val="20"/>
-        </w:rPr>
-        <w:t>DeleteProfileAsync</w:t>
-      </w:r>
-      <w:r>
-        <w:rPr>
-          <w:color w:val="3A2A1E"/>
-        </w:rPr>
-        <w:t xml:space="preserve"> yıldızları ve rozetleri de siliyor) tek tek bakılarak yazıldı.</w:t>
+        <w:t>toplam yıldız avatar açıyor</w:t>
+      </w:r>
+      <w:r>
+        <w:rPr>
+          <w:color w:val="3A2A1E"/>
+        </w:rPr>
+        <w:t>: üç yıldızda bir, yirmi avatar.</w:t>
       </w:r>
     </w:p>
     <w:p>
@@ -2404,34 +2391,7 @@
         <w:rPr>
           <w:color w:val="3A2A1E"/>
         </w:rPr>
-        <w:t xml:space="preserve">İki iddia bu yüzden düzeltildi: README "uygulamadan dışarı çıkan her bağlantı kilidin arkasında" diyor ama </w:t>
-      </w:r>
-      <w:r>
-        <w:rPr>
-          <w:rFonts w:ascii="Consolas" w:hAnsi="Consolas"/>
-          <w:color w:val="3A2A1E"/>
-          <w:sz w:val="20"/>
-        </w:rPr>
-        <w:t>ExternalLink</w:t>
-      </w:r>
-      <w:r>
-        <w:rPr>
-          <w:color w:val="3A2A1E"/>
-        </w:rPr>
-        <w:t xml:space="preserve"> gerekçesinin </w:t>
-      </w:r>
-      <w:r>
-        <w:rPr>
-          <w:b/>
-          <w:color w:val="3A2A1E"/>
-        </w:rPr>
-        <w:t>hiç çağrıldığı yer yok</w:t>
-      </w:r>
-      <w:r>
-        <w:rPr>
-          <w:color w:val="3A2A1E"/>
-        </w:rPr>
-        <w:t xml:space="preserve"> — uygulamada şu an dışarı açılan bağlantı da yok, o yüzden politikada yalnızca gerçekten kilitli olan üç yol sayıldı. İkincisi, kilit "basit bir aritmetik" değil: iki basamaklı çarpma + toplama, kasıtlı olarak 6–9 bandının üstünde.</w:t>
+        <w:t>Karara bağlanan tek şey kilidin neye bağlanacağıydı. Seçilen ölçü toplam yıldız — oyun başına değil, rozet üzerinden değil. Sebebi yaş: dört yaşındaki bir çocuğun takip edebileceği tek kural "yıldız topla, yeni arkadaş gelsin". Oyun başına kilit her oyunu ayrı ayrı üç yıldıza kadar zorlamayı gerektirirdi; rozet ise araya ikinci bir katman koyup kuralı "rozet kazan, rozet avatarı açsın" hâline getirirdi.</w:t>
       </w:r>
     </w:p>
     <w:p>
@@ -2440,7 +2400,7 @@
         <w:rPr>
           <w:color w:val="3A2A1E"/>
         </w:rPr>
-        <w:t xml:space="preserve">Sayfa tek dosya: dil değiştirici, açık/koyu tema, derleme adımı yok, Google Fonts dışında dış bağımlılık yok. Renkleri de uydurmadım — </w:t>
+        <w:t xml:space="preserve">Toplam yıldızın ikinci faydası mimari: </w:t>
       </w:r>
       <w:r>
         <w:rPr>
@@ -2448,99 +2408,67 @@
           <w:color w:val="3A2A1E"/>
           <w:sz w:val="20"/>
         </w:rPr>
-        <w:t>PloofyPalette.cs</w:t>
-      </w:r>
-      <w:r>
-        <w:rPr>
-          <w:color w:val="3A2A1E"/>
-        </w:rPr>
-        <w:t xml:space="preserve"> ve </w:t>
-      </w:r>
-      <w:r>
-        <w:rPr>
-          <w:rFonts w:ascii="Consolas" w:hAnsi="Consolas"/>
-          <w:color w:val="3A2A1E"/>
-          <w:sz w:val="20"/>
-        </w:rPr>
-        <w:t>PloofyStyles.xaml</w:t>
-      </w:r>
-      <w:r>
-        <w:rPr>
-          <w:color w:val="3A2A1E"/>
-        </w:rPr>
-        <w:t xml:space="preserve">'dan aldım: mürekkep </w:t>
-      </w:r>
-      <w:r>
-        <w:rPr>
-          <w:rFonts w:ascii="Consolas" w:hAnsi="Consolas"/>
-          <w:color w:val="3A2A1E"/>
-          <w:sz w:val="20"/>
-        </w:rPr>
-        <w:t>#402A1E</w:t>
-      </w:r>
-      <w:r>
-        <w:rPr>
-          <w:color w:val="3A2A1E"/>
-        </w:rPr>
-        <w:t xml:space="preserve">, vurgu Sunny'nin koyu ucu </w:t>
-      </w:r>
-      <w:r>
-        <w:rPr>
-          <w:rFonts w:ascii="Consolas" w:hAnsi="Consolas"/>
-          <w:color w:val="3A2A1E"/>
-          <w:sz w:val="20"/>
-        </w:rPr>
-        <w:t>#E08600</w:t>
-      </w:r>
-      <w:r>
-        <w:rPr>
-          <w:color w:val="3A2A1E"/>
-        </w:rPr>
-        <w:t xml:space="preserve"> (parlak </w:t>
-      </w:r>
-      <w:r>
-        <w:rPr>
-          <w:rFonts w:ascii="Consolas" w:hAnsi="Consolas"/>
-          <w:color w:val="3A2A1E"/>
-          <w:sz w:val="20"/>
-        </w:rPr>
-        <w:t>#FFC733</w:t>
-      </w:r>
-      <w:r>
-        <w:rPr>
-          <w:color w:val="3A2A1E"/>
-        </w:rPr>
-        <w:t xml:space="preserve"> metin olarak okunmuyor, yalnızca dolgu), bağlantılar Ocean gölgesi </w:t>
-      </w:r>
-      <w:r>
-        <w:rPr>
-          <w:rFonts w:ascii="Consolas" w:hAnsi="Consolas"/>
-          <w:color w:val="3A2A1E"/>
-          <w:sz w:val="20"/>
-        </w:rPr>
-        <w:t>#0F6FC4</w:t>
-      </w:r>
-      <w:r>
-        <w:rPr>
-          <w:color w:val="3A2A1E"/>
-        </w:rPr>
-        <w:t>.</w:t>
+        <w:t>ProgressRepository.TotalStarsAsync</w:t>
+      </w:r>
+      <w:r>
+        <w:rPr>
+          <w:color w:val="3A2A1E"/>
+        </w:rPr>
+        <w:t xml:space="preserve"> onu zaten hesaplıyor ve bantlar arası koruyor, yani </w:t>
+      </w:r>
+      <w:r>
+        <w:rPr>
+          <w:b/>
+          <w:color w:val="3A2A1E"/>
+        </w:rPr>
+        <w:t>yeni tablo yok</w:t>
+      </w:r>
+      <w:r>
+        <w:rPr>
+          <w:color w:val="3A2A1E"/>
+        </w:rPr>
+        <w:t>. Açılmış ödül her zaman toplamdan türetiliyor; saklanan bir kilit listesi olmadığı için bozulamıyor da.</w:t>
       </w:r>
     </w:p>
     <w:p>
       <w:pPr/>
       <w:r>
         <w:rPr>
+          <w:color w:val="3A2A1E"/>
+        </w:rPr>
+        <w:t>İlk ödül üç yıldızda, yani bir turdan alınabilecek en yüksek puanda: çocuk kuralı anlatılmadan, ilk oyununda görüyor. Aralık ikiye indirilse ödüller iki günde biterdi, dörde çıkarılsa ilk ödül ikinci turu beklerdi ve bağ kurulmazdı.</w:t>
+      </w:r>
+    </w:p>
+    <w:p>
+      <w:pPr/>
+      <w:r>
+        <w:rPr>
           <w:b/>
           <w:color w:val="3A2A1E"/>
         </w:rPr>
-        <w:t>Yayımlandı (02.09.2026).</w:t>
-      </w:r>
-      <w:r>
-        <w:rPr>
-          <w:color w:val="3A2A1E"/>
-        </w:rPr>
-        <w:t xml:space="preserve"> SchiriFit ve CertPilot'taki düzenin aynısı kuruldu: sayfaların kaynağı bu depoda </w:t>
+        <w:t>Açılma sırası dönüşümlü</w:t>
+      </w:r>
+      <w:r>
+        <w:rPr>
+          <w:color w:val="3A2A1E"/>
+        </w:rPr>
+        <w:t>: deniz ve masal grupları sırayla. Grup grup olsaydı masal kahramanları — çocuğun asıl istediği grup — en sona düşerdi ve ilk otuz yıldız boyunca ödül olarak hep bir deniz hayvanı gelirdi. Sıra tek boynuzlu atla başlıyor.</w:t>
+      </w:r>
+    </w:p>
+    <w:p>
+      <w:pPr/>
+      <w:r>
+        <w:rPr>
+          <w:b/>
+          <w:color w:val="3A2A1E"/>
+        </w:rPr>
+        <w:t>Koleksiyon ekranı</w:t>
+      </w:r>
+      <w:r>
+        <w:rPr>
+          <w:color w:val="3A2A1E"/>
+        </w:rPr>
+        <w:t xml:space="preserve"> (</w:t>
       </w:r>
       <w:r>
         <w:rPr>
@@ -2548,13 +2476,51 @@
           <w:color w:val="3A2A1E"/>
           <w:sz w:val="20"/>
         </w:rPr>
-        <w:t>docs/store/</w:t>
-      </w:r>
-      <w:r>
-        <w:rPr>
-          <w:color w:val="3A2A1E"/>
-        </w:rPr>
-        <w:t xml:space="preserve">, yayın nüshası ayrı ve herkese açık </w:t>
+        <w:t>collection</w:t>
+      </w:r>
+      <w:r>
+        <w:rPr>
+          <w:color w:val="3A2A1E"/>
+        </w:rPr>
+        <w:t>): sıradaki ödül, dolan çubuk, kilitli avatarların altında gereken yıldız. Çubuk iki eşiğin *arasını* ölçüyor, sıfırdan değil — sıfırdan ölçülseydi otuzuncu yıldızda otuz üçe giden çubuk %91 dolu görünürdü ve çocuk hiç ilerlemediğini sanırdı.</w:t>
+      </w:r>
+    </w:p>
+    <w:p>
+      <w:pPr/>
+      <w:r>
+        <w:rPr>
+          <w:color w:val="3A2A1E"/>
+        </w:rPr>
+        <w:t xml:space="preserve">Ekran </w:t>
+      </w:r>
+      <w:r>
+        <w:rPr>
+          <w:b/>
+          <w:color w:val="3A2A1E"/>
+        </w:rPr>
+        <w:t>ebeveyn kilidinin arkasında değil</w:t>
+      </w:r>
+      <w:r>
+        <w:rPr>
+          <w:color w:val="3A2A1E"/>
+        </w:rPr>
+        <w:t xml:space="preserve"> ve açılmış bir avatara dokunmak onu doğrudan profile takıyor. Kilit geri alınamayan ya da para harcatan işler için; kazandığı simgeyi kullanmak için ebeveyn çağırmak zorunda kalan çocuk ödülün yarısını kaybediyor.</w:t>
+      </w:r>
+    </w:p>
+    <w:p>
+      <w:pPr/>
+      <w:r>
+        <w:rPr>
+          <w:b/>
+          <w:color w:val="3A2A1E"/>
+        </w:rPr>
+        <w:t>Kutlama bir su işaretiyle yürüyor.</w:t>
+      </w:r>
+      <w:r>
+        <w:rPr>
+          <w:color w:val="3A2A1E"/>
+        </w:rPr>
+        <w:t xml:space="preserve"> Tur sonu ekranı, kaydedilmiş "en son hangi yıldız sayısında kutlandı" değeriyle o anki toplamı karşılaştırıp aradaki ödülleri gösteriyor, sonra işareti ileri alıyor (</w:t>
       </w:r>
       <w:r>
         <w:rPr>
@@ -2562,13 +2528,372 @@
           <w:color w:val="3A2A1E"/>
           <w:sz w:val="20"/>
         </w:rPr>
-        <w:t>alikiratli/ploofy-web</w:t>
-      </w:r>
-      <w:r>
-        <w:rPr>
-          <w:color w:val="3A2A1E"/>
-        </w:rPr>
-        <w:t xml:space="preserve"> deposunda, GitHub Pages'ten servis ediliyor. Üçü de 200 dönüyor:</w:t>
+        <w:t>rewards_seen:&lt;profil&gt;</w:t>
+      </w:r>
+      <w:r>
+        <w:rPr>
+          <w:color w:val="3A2A1E"/>
+        </w:rPr>
+        <w:t>, ayarlar tablosunda). Böylece uygulama kutlama anında kapansa bile ödül kaybolmuyor, ikinci kez de kutlanmıyor — ve on üç oyun görünüm modelinin hiçbirine dokunmak gerekmedi. Zaten yıldız biriktirmiş eski bir profil de güncellemeden sonra on üç kutlamayı arka arkaya görmüyor: işaret ilk okunuşta o anki toplama kuruluyor.</w:t>
+      </w:r>
+    </w:p>
+    <w:p>
+      <w:pPr/>
+      <w:r>
+        <w:rPr>
+          <w:color w:val="3A2A1E"/>
+        </w:rPr>
+        <w:t xml:space="preserve">Kutlama </w:t>
+      </w:r>
+      <w:r>
+        <w:rPr>
+          <w:b/>
+          <w:color w:val="3A2A1E"/>
+        </w:rPr>
+        <w:t>o an seçili çocuk</w:t>
+      </w:r>
+      <w:r>
+        <w:rPr>
+          <w:color w:val="3A2A1E"/>
+        </w:rPr>
+        <w:t xml:space="preserve"> için yapılıyor. Sıralı oyunda kardeşin kazandığı ödül orada görünmüyor ama kaybolmuyor: onun işareti yerinde duruyor ve kendi sırası geldiğinde kutlanıyor.</w:t>
+      </w:r>
+    </w:p>
+    <w:p>
+      <w:pPr/>
+      <w:r>
+        <w:rPr>
+          <w:color w:val="3A2A1E"/>
+        </w:rPr>
+        <w:t>Profil düzenleyicide kilitli avatarlar soluk ve seçilemiyor. Çocuğun o an takındığı avatar her koşulda açık sayılıyor: katalog sırası ileride değişirse bile ebeveyn, çocuğun simgesini "kilitli" görüp değiştirmek zorunda kalmamalı.</w:t>
+      </w:r>
+    </w:p>
+    <w:p>
+      <w:pPr/>
+      <w:r>
+        <w:rPr>
+          <w:color w:val="3A2A1E"/>
+        </w:rPr>
+        <w:t xml:space="preserve">Motor tarafı </w:t>
+      </w:r>
+      <w:r>
+        <w:rPr>
+          <w:rFonts w:ascii="Consolas" w:hAnsi="Consolas"/>
+          <w:color w:val="3A2A1E"/>
+          <w:sz w:val="20"/>
+        </w:rPr>
+        <w:t>Engine/Progress/RewardLadder.cs</w:t>
+      </w:r>
+      <w:r>
+        <w:rPr>
+          <w:color w:val="3A2A1E"/>
+        </w:rPr>
+        <w:t xml:space="preserve">, sıra </w:t>
+      </w:r>
+      <w:r>
+        <w:rPr>
+          <w:rFonts w:ascii="Consolas" w:hAnsi="Consolas"/>
+          <w:color w:val="3A2A1E"/>
+          <w:sz w:val="20"/>
+        </w:rPr>
+        <w:t>App/Services/AvatarCatalog.cs</w:t>
+      </w:r>
+      <w:r>
+        <w:rPr>
+          <w:color w:val="3A2A1E"/>
+        </w:rPr>
+        <w:t>. 13 test.</w:t>
+      </w:r>
+    </w:p>
+    <w:p>
+      <w:pPr>
+        <w:pStyle w:val="Heading3"/>
+      </w:pPr>
+      <w:r>
+        <w:t>Noktaları Birleştir</w:t>
+      </w:r>
+    </w:p>
+    <w:p>
+      <w:pPr/>
+      <w:r>
+        <w:rPr>
+          <w:color w:val="3A2A1E"/>
+        </w:rPr>
+        <w:t>Kütüphanenin on dördüncü oyunu ve yedinci öğretici oyunu. Yol haritasında yoktu; doğrudan istendi ve boşluğu gerçekti.</w:t>
+      </w:r>
+    </w:p>
+    <w:p>
+      <w:pPr/>
+      <w:r>
+        <w:rPr>
+          <w:color w:val="3A2A1E"/>
+        </w:rPr>
+        <w:t xml:space="preserve">Sayı Avı bir rakamı </w:t>
+      </w:r>
+      <w:r>
+        <w:rPr>
+          <w:b/>
+          <w:color w:val="3A2A1E"/>
+        </w:rPr>
+        <w:t>tanımayı</w:t>
+      </w:r>
+      <w:r>
+        <w:rPr>
+          <w:color w:val="3A2A1E"/>
+        </w:rPr>
+        <w:t xml:space="preserve">, Say ve Eşleştir miktarla rakamı </w:t>
+      </w:r>
+      <w:r>
+        <w:rPr>
+          <w:b/>
+          <w:color w:val="3A2A1E"/>
+        </w:rPr>
+        <w:t>eşlemeyi</w:t>
+      </w:r>
+      <w:r>
+        <w:rPr>
+          <w:color w:val="3A2A1E"/>
+        </w:rPr>
+        <w:t xml:space="preserve"> çalıştırıyordu. Burada çalışılan şey </w:t>
+      </w:r>
+      <w:r>
+        <w:rPr>
+          <w:b/>
+          <w:color w:val="3A2A1E"/>
+        </w:rPr>
+        <w:t>sıra</w:t>
+      </w:r>
+      <w:r>
+        <w:rPr>
+          <w:color w:val="3A2A1E"/>
+        </w:rPr>
+        <w:t>: birden sonra iki gelir, ondan sonra üç. Sayı doğrusu fikrinin kendisi bu ve bir sonraki adım (toplama) onun üstüne kuruluyor.</w:t>
+      </w:r>
+    </w:p>
+    <w:p>
+      <w:pPr/>
+      <w:r>
+        <w:rPr>
+          <w:color w:val="3A2A1E"/>
+        </w:rPr>
+        <w:t xml:space="preserve">Ödülü de kendine ait: sıra doğru takip edilince ekranda bir hayvan beliriyor. Yıldızdan farklı olarak bu ödül </w:t>
+      </w:r>
+      <w:r>
+        <w:rPr>
+          <w:b/>
+          <w:color w:val="3A2A1E"/>
+        </w:rPr>
+        <w:t>çizimin kendisi</w:t>
+      </w:r>
+      <w:r>
+        <w:rPr>
+          <w:color w:val="3A2A1E"/>
+        </w:rPr>
+        <w:t xml:space="preserve"> — çocuk onu yaptığını görüyor.</w:t>
+      </w:r>
+    </w:p>
+    <w:p>
+      <w:pPr/>
+      <w:r>
+        <w:rPr>
+          <w:b/>
+          <w:color w:val="3A2A1E"/>
+        </w:rPr>
+        <w:t>On bir resim</w:t>
+      </w:r>
+      <w:r>
+        <w:rPr>
+          <w:color w:val="3A2A1E"/>
+        </w:rPr>
+        <w:t>, hepsi kapalı tek hat. Fidan (6-10 nokta): balık, yıldız, kedi, ördek, kaplumbağa. Meşe (11-18): kuş, balina, tavşan, köpek, fil, kelebek.</w:t>
+      </w:r>
+    </w:p>
+    <w:p>
+      <w:pPr/>
+      <w:r>
+        <w:rPr>
+          <w:color w:val="3A2A1E"/>
+        </w:rPr>
+        <w:t xml:space="preserve">Nokta sayısı </w:t>
+      </w:r>
+      <w:r>
+        <w:rPr>
+          <w:b/>
+          <w:color w:val="3A2A1E"/>
+        </w:rPr>
+        <w:t>resmin</w:t>
+      </w:r>
+      <w:r>
+        <w:rPr>
+          <w:color w:val="3A2A1E"/>
+        </w:rPr>
+        <w:t xml:space="preserve"> özelliği, bandın değil; bandı hangi resimleri göreceği ayırıyor. Aynı resmi banda göre seyreltmek denendi ve bırakıldı: balığın kuyruğunu ya da kedinin kulağını atan bir seyreltme hayvanı tanınmaz yapıyor — noktaların hepsi taşıyıcı.</w:t>
+      </w:r>
+    </w:p>
+    <w:p>
+      <w:pPr/>
+      <w:r>
+        <w:rPr>
+          <w:color w:val="3A2A1E"/>
+        </w:rPr>
+        <w:t xml:space="preserve">Fidan'da sıradaki nokta nabız gibi atıyor, Meşe'de atmıyor: 4-6 yaş rakamları tanıyor ama sırayı ekranda aramak ayrı bir iş, Meşe'de ise oyun gerçekten rakam okumak. Boşluğa dokunmak hata değil (parmak ekranda geziniyor); yalnızca </w:t>
+      </w:r>
+      <w:r>
+        <w:rPr>
+          <w:b/>
+          <w:color w:val="3A2A1E"/>
+        </w:rPr>
+        <w:t>başka bir noktaya</w:t>
+      </w:r>
+      <w:r>
+        <w:rPr>
+          <w:color w:val="3A2A1E"/>
+        </w:rPr>
+        <w:t xml:space="preserve"> dokunmak yanlış sayılıyor, o da yalnızca Meşe'de. Son noktada hat kendiliğinden kapanıyor — "şimdi tekrar 1'e dön" kuralı bu yaşta oyunun geri kalanından zor.</w:t>
+      </w:r>
+    </w:p>
+    <w:p>
+      <w:pPr/>
+      <w:r>
+        <w:rPr>
+          <w:b/>
+          <w:color w:val="3A2A1E"/>
+        </w:rPr>
+        <w:t>Resimler koordinat koordinat yazıldı, sonra PNG'ye dökülüp gözle bakıldı</w:t>
+      </w:r>
+      <w:r>
+        <w:rPr>
+          <w:color w:val="3A2A1E"/>
+        </w:rPr>
+        <w:t xml:space="preserve"> — ve iyi ki. İlk turda altısı okunmuyordu: kelebeğin kanatları papyona dönüyordu, köpeğin sarkık sandığım kulakları yukarı bakıyor ve resmi kediden ayırt edilemez yapıyordu, filin ayakları birer dikendi, ördekle kuş şekilsiz birer yumruydu. Yengeç tamamen düştü — bir kıskaç tek kapalı hatla çizilmiyor; yerine balina ve fil geldi. Fil de yandan çizilemedi, önden çizilince (iki kulak + hortum) bir anda okunur oldu.</w:t>
+      </w:r>
+    </w:p>
+    <w:p>
+      <w:pPr/>
+      <w:r>
+        <w:rPr>
+          <w:color w:val="3A2A1E"/>
+        </w:rPr>
+        <w:t xml:space="preserve">İki değişmez teste bağlandı: noktalar güvenli kutunun içinde, ve </w:t>
+      </w:r>
+      <w:r>
+        <w:rPr>
+          <w:b/>
+          <w:color w:val="3A2A1E"/>
+        </w:rPr>
+        <w:t>iki nokta arası en az 0,12</w:t>
+      </w:r>
+      <w:r>
+        <w:rPr>
+          <w:color w:val="3A2A1E"/>
+        </w:rPr>
+        <w:t>. İkincisi keyfi değil — en dar bandın dokunma yarıçapı 0,06, yani daha yakın iki noktanın hedefleri çakışıyor ve çocuk doğru bastığı hâlde yanlış nokta seçiliyor. Test bunu kuşta yakaladı.</w:t>
+      </w:r>
+    </w:p>
+    <w:p>
+      <w:pPr/>
+      <w:r>
+        <w:rPr>
+          <w:rFonts w:ascii="Consolas" w:hAnsi="Consolas"/>
+          <w:color w:val="3A2A1E"/>
+          <w:sz w:val="20"/>
+        </w:rPr>
+        <w:t>Engine/Games/DotToDotRound.cs</w:t>
+      </w:r>
+      <w:r>
+        <w:rPr>
+          <w:color w:val="3A2A1E"/>
+        </w:rPr>
+        <w:t xml:space="preserve">, resimler </w:t>
+      </w:r>
+      <w:r>
+        <w:rPr>
+          <w:rFonts w:ascii="Consolas" w:hAnsi="Consolas"/>
+          <w:color w:val="3A2A1E"/>
+          <w:sz w:val="20"/>
+        </w:rPr>
+        <w:t>Engine/Games/Dots/DotPictures.cs</w:t>
+      </w:r>
+      <w:r>
+        <w:rPr>
+          <w:color w:val="3A2A1E"/>
+        </w:rPr>
+        <w:t xml:space="preserve">, çizim </w:t>
+      </w:r>
+      <w:r>
+        <w:rPr>
+          <w:rFonts w:ascii="Consolas" w:hAnsi="Consolas"/>
+          <w:color w:val="3A2A1E"/>
+          <w:sz w:val="20"/>
+        </w:rPr>
+        <w:t>Ui/Controls/DotToDotSurface.cs</w:t>
+      </w:r>
+      <w:r>
+        <w:rPr>
+          <w:color w:val="3A2A1E"/>
+        </w:rPr>
+        <w:t>. 19 test.</w:t>
+      </w:r>
+    </w:p>
+    <w:p>
+      <w:pPr>
+        <w:pStyle w:val="Heading3"/>
+      </w:pPr>
+      <w:r>
+        <w:t>Darbe numaraları (Harf Yazma)</w:t>
+      </w:r>
+    </w:p>
+    <w:p>
+      <w:pPr/>
+      <w:r>
+        <w:rPr>
+          <w:color w:val="3A2A1E"/>
+        </w:rPr>
+        <w:t xml:space="preserve">Motor darbe sırasını zaten dayatıyordu ama ekran onu yalnızca renkle söylüyordu: sıradaki darbe beyaz, ötekiler soluk. Artık her darbenin yanında </w:t>
+      </w:r>
+      <w:r>
+        <w:rPr>
+          <w:b/>
+          <w:color w:val="3A2A1E"/>
+        </w:rPr>
+        <w:t>sırasının rakamı</w:t>
+      </w:r>
+      <w:r>
+        <w:rPr>
+          <w:color w:val="3A2A1E"/>
+        </w:rPr>
+        <w:t xml:space="preserve">, ucunda da </w:t>
+      </w:r>
+      <w:r>
+        <w:rPr>
+          <w:b/>
+          <w:color w:val="3A2A1E"/>
+        </w:rPr>
+        <w:t>yön oku</w:t>
+      </w:r>
+      <w:r>
+        <w:rPr>
+          <w:color w:val="3A2A1E"/>
+        </w:rPr>
+        <w:t xml:space="preserve"> duruyor — yazı defterlerindeki gösterimin aynısı.</w:t>
+      </w:r>
+    </w:p>
+    <w:p>
+      <w:pPr/>
+      <w:r>
+        <w:rPr>
+          <w:color w:val="3A2A1E"/>
+        </w:rPr>
+        <w:t>Rakam sırayı *adlandırılabilir* yapıyor: çocuk "bir, iki, üç" diyerek yazıyor ve aynı sırayı kâğıtta da kuruyor. Ok ise sıranın söylemediğini söylüyor: aynı çizgi iki yönde de çizilebilir ve motorun kabul ettiği tek yön var. Onsuz çocuk doğru çizgiye doğru sırayla dokunup neden ilerlemediğini anlamıyordu.</w:t>
+      </w:r>
+    </w:p>
+    <w:p>
+      <w:pPr/>
+      <w:r>
+        <w:rPr>
+          <w:color w:val="3A2A1E"/>
+        </w:rPr>
+        <w:t>Yerleşim, harflerin verisi PNG'ye dökülüp gözle bakılarak oturtuldu; üç sorun ancak orada göründü:</w:t>
       </w:r>
     </w:p>
     <w:p>
@@ -2579,20 +2904,33 @@
         <w:rPr>
           <w:color w:val="3A2A1E"/>
         </w:rPr>
-        <w:t xml:space="preserve">https://alikiratli.github.io/ploofy-web/privacy-policy.html — Play Console'a </w:t>
+        <w:t xml:space="preserve">Kaçış payı </w:t>
       </w:r>
       <w:r>
         <w:rPr>
           <w:b/>
           <w:color w:val="3A2A1E"/>
         </w:rPr>
-        <w:t>bu</w:t>
-      </w:r>
-      <w:r>
-        <w:rPr>
-          <w:color w:val="3A2A1E"/>
-        </w:rPr>
-        <w:t xml:space="preserve"> adres girilecek, kök değil; denetim sayfanın kendisini görsün</w:t>
+        <w:t>piksel</w:t>
+      </w:r>
+      <w:r>
+        <w:rPr>
+          <w:color w:val="3A2A1E"/>
+        </w:rPr>
+        <w:t xml:space="preserve"> cinsinden hesaplanıp </w:t>
+      </w:r>
+      <w:r>
+        <w:rPr>
+          <w:b/>
+          <w:color w:val="3A2A1E"/>
+        </w:rPr>
+        <w:t>birim</w:t>
+      </w:r>
+      <w:r>
+        <w:rPr>
+          <w:color w:val="3A2A1E"/>
+        </w:rPr>
+        <w:t xml:space="preserve"> koordinata ekleniyordu, yani rakam her harfte ekranın kenarına yapışıyordu</w:t>
       </w:r>
     </w:p>
     <w:p>
@@ -2603,7 +2941,20 @@
         <w:rPr>
           <w:color w:val="3A2A1E"/>
         </w:rPr>
-        <w:t>https://alikiratli.github.io/ploofy-web/impressum.html</w:t>
+        <w:t xml:space="preserve">Yön merkezden dışa alınınca A, B, E ve 4'te rakamlar üst üste biniyordu. Darbeye </w:t>
+      </w:r>
+      <w:r>
+        <w:rPr>
+          <w:b/>
+          <w:color w:val="3A2A1E"/>
+        </w:rPr>
+        <w:t>dik</w:t>
+      </w:r>
+      <w:r>
+        <w:rPr>
+          <w:color w:val="3A2A1E"/>
+        </w:rPr>
+        <w:t xml:space="preserve"> yerleştirmek onları darbelerin iki yanına ayırdı</w:t>
       </w:r>
     </w:p>
     <w:p>
@@ -2614,6 +2965,626 @@
         <w:rPr>
           <w:color w:val="3A2A1E"/>
         </w:rPr>
+        <w:t>X'te dik ölçüsü beraberliğe düşüyor — bir köşegenin diki tam olarak öteki köşegen — ve iki rakam da ortaya kaçıyordu. Beraberlik artık iki kademede bozuluyor: önce darbenin gövdenin hangi yanında başladığına, o da karar vermezse yukarıya</w:t>
+      </w:r>
+    </w:p>
+    <w:p>
+      <w:pPr/>
+      <w:r>
+        <w:rPr>
+          <w:color w:val="3A2A1E"/>
+        </w:rPr>
+        <w:t>Bu üçü de emülatörde bile görülmezdi; motorun verisini konsoldan PNG'ye almak, cihaza gitmeden yerleşim kusuru bulmanın en ucuz yolu. Aynı yöntem Noktaları Birleştir'in resimlerinde de kullanıldı.</w:t>
+      </w:r>
+    </w:p>
+    <w:p>
+      <w:pPr>
+        <w:pStyle w:val="Heading3"/>
+      </w:pPr>
+      <w:r>
+        <w:t>Mağaza vitrini</w:t>
+      </w:r>
+    </w:p>
+    <w:p>
+      <w:pPr/>
+      <w:r>
+        <w:rPr>
+          <w:rFonts w:ascii="Consolas" w:hAnsi="Consolas"/>
+          <w:color w:val="3A2A1E"/>
+          <w:sz w:val="20"/>
+        </w:rPr>
+        <w:t>docs/store/listing.md</w:t>
+      </w:r>
+      <w:r>
+        <w:rPr>
+          <w:color w:val="3A2A1E"/>
+        </w:rPr>
+        <w:t xml:space="preserve"> — Play Console'a girilecek her şeyin kaynağı. Console'daki hâli sürüm geçmişinde izlenemediği için metin önce burada değişiyor.</w:t>
+      </w:r>
+    </w:p>
+    <w:p>
+      <w:pPr/>
+      <w:r>
+        <w:rPr>
+          <w:color w:val="3A2A1E"/>
+        </w:rPr>
+        <w:t xml:space="preserve">İçinde: üç dilde uygulama adı, kısa açıklama ve tam açıklama; kategori ve iletişim bilgileri; </w:t>
+      </w:r>
+      <w:r>
+        <w:rPr>
+          <w:b/>
+          <w:color w:val="3A2A1E"/>
+        </w:rPr>
+        <w:t>Data safety formunun cevapları</w:t>
+      </w:r>
+      <w:r>
+        <w:rPr>
+          <w:color w:val="3A2A1E"/>
+        </w:rPr>
+        <w:t xml:space="preserve"> ve neden öyle cevaplandığı; </w:t>
+      </w:r>
+      <w:r>
+        <w:rPr>
+          <w:b/>
+          <w:color w:val="3A2A1E"/>
+        </w:rPr>
+        <w:t>içerik derecelendirme (IARC) anketinin cevapları</w:t>
+      </w:r>
+      <w:r>
+        <w:rPr>
+          <w:color w:val="3A2A1E"/>
+        </w:rPr>
+        <w:t>; hedef kitle beyanı ve Families politikası; çekilecek sekiz ekran görüntüsünün listesi ve çekim notları; sürüm notları; yüklemeden önceki kontrol listesi.</w:t>
+      </w:r>
+    </w:p>
+    <w:p>
+      <w:pPr/>
+      <w:r>
+        <w:rPr>
+          <w:color w:val="3A2A1E"/>
+        </w:rPr>
+        <w:t>Data safety cevabı "</w:t>
+      </w:r>
+      <w:r>
+        <w:rPr>
+          <w:b/>
+          <w:color w:val="3A2A1E"/>
+        </w:rPr>
+        <w:t>hiçbir veri toplanmıyor</w:t>
+      </w:r>
+      <w:r>
+        <w:rPr>
+          <w:color w:val="3A2A1E"/>
+        </w:rPr>
+        <w:t xml:space="preserve">" — Play'in tanımında "collect" veriyi cihazdan dışarı taşımak demek ve Ploofy'nin sunucusu, analitiği, çökme raporlaması, reklam SDK'sı yok. </w:t>
+      </w:r>
+      <w:r>
+        <w:rPr>
+          <w:b/>
+          <w:color w:val="3A2A1E"/>
+        </w:rPr>
+        <w:t>Ama bu cevap gerçek billing bağlandıktan sonra yeniden okunmalı:</w:t>
+      </w:r>
+      <w:r>
+        <w:rPr>
+          <w:color w:val="3A2A1E"/>
+        </w:rPr>
+        <w:t xml:space="preserve"> Play Billing satın alma jetonunu Google'a gönderiyor ve Play bunu "Purchase history" başlığı altında beyan ettirebiliyor.</w:t>
+      </w:r>
+    </w:p>
+    <w:p>
+      <w:pPr/>
+      <w:r>
+        <w:rPr>
+          <w:color w:val="3A2A1E"/>
+        </w:rPr>
+        <w:t xml:space="preserve">Vitrini yazarken gizlilik politikasında bir eksik çıktı ve düzeltildi: </w:t>
+      </w:r>
+      <w:r>
+        <w:rPr>
+          <w:b/>
+          <w:color w:val="3A2A1E"/>
+        </w:rPr>
+        <w:t>tur geçmişi</w:t>
+      </w:r>
+      <w:r>
+        <w:rPr>
+          <w:color w:val="3A2A1E"/>
+        </w:rPr>
+        <w:t xml:space="preserve"> (</w:t>
+      </w:r>
+      <w:r>
+        <w:rPr>
+          <w:rFonts w:ascii="Consolas" w:hAnsi="Consolas"/>
+          <w:color w:val="3A2A1E"/>
+          <w:sz w:val="20"/>
+        </w:rPr>
+        <w:t>round_history</w:t>
+      </w:r>
+      <w:r>
+        <w:rPr>
+          <w:color w:val="3A2A1E"/>
+        </w:rPr>
+        <w:t>, ebeveyn raporunun kaynağı) politikanın "cihazda tutulan bilgiler" bölümünde hiç geçmiyordu. Rapor 02.09'da eklenmiş, politika aynı gün yayımlanmıştı ve tablo listeye girmemişti. Üç dile de eklendi. Bu bir biçim kusuru değil: Data safety formu politikayla uyuşmak zorunda ve uyuşmazlık tek başına ret sebebi.</w:t>
+      </w:r>
+    </w:p>
+    <w:p>
+      <w:pPr>
+        <w:pStyle w:val="Heading3"/>
+      </w:pPr>
+      <w:r>
+        <w:t>minSdk 26 ve emoji</w:t>
+      </w:r>
+    </w:p>
+    <w:p>
+      <w:pPr/>
+      <w:r>
+        <w:rPr>
+          <w:color w:val="3A2A1E"/>
+        </w:rPr>
+        <w:t>İki bilinen eksik aynı noktada birleşiyordu ve ikisi de kapandı.</w:t>
+      </w:r>
+    </w:p>
+    <w:p>
+      <w:pPr/>
+      <w:r>
+        <w:rPr>
+          <w:color w:val="3A2A1E"/>
+        </w:rPr>
+        <w:t xml:space="preserve">Manifest </w:t>
+      </w:r>
+      <w:r>
+        <w:rPr>
+          <w:rFonts w:ascii="Consolas" w:hAnsi="Consolas"/>
+          <w:color w:val="3A2A1E"/>
+          <w:sz w:val="20"/>
+        </w:rPr>
+        <w:t>minSdk 21</w:t>
+      </w:r>
+      <w:r>
+        <w:rPr>
+          <w:color w:val="3A2A1E"/>
+        </w:rPr>
+        <w:t xml:space="preserve"> (Android 5.0) diyordu ama pakette yalnızca </w:t>
+      </w:r>
+      <w:r>
+        <w:rPr>
+          <w:rFonts w:ascii="Consolas" w:hAnsi="Consolas"/>
+          <w:color w:val="3A2A1E"/>
+          <w:sz w:val="20"/>
+        </w:rPr>
+        <w:t>arm64-v8a</w:t>
+      </w:r>
+      <w:r>
+        <w:rPr>
+          <w:color w:val="3A2A1E"/>
+        </w:rPr>
+        <w:t xml:space="preserve"> ve </w:t>
+      </w:r>
+      <w:r>
+        <w:rPr>
+          <w:rFonts w:ascii="Consolas" w:hAnsi="Consolas"/>
+          <w:color w:val="3A2A1E"/>
+          <w:sz w:val="20"/>
+        </w:rPr>
+        <w:t>x86_64</w:t>
+      </w:r>
+      <w:r>
+        <w:rPr>
+          <w:color w:val="3A2A1E"/>
+        </w:rPr>
+        <w:t xml:space="preserve"> var — o çağın 32 bit ARM cihazları paketi kuramıyordu, yani beyan olduğundan genişti. Ayrıca avatarların bir kısmı (peri, büyücü, deniz kızı) Unicode 10 ile geldi ve o karakterler ancak Android 8.0'ın sistem yazı tipinde var: daha eski sürümlerde profil ve koleksiyon ekranlarında </w:t>
+      </w:r>
+      <w:r>
+        <w:rPr>
+          <w:b/>
+          <w:color w:val="3A2A1E"/>
+        </w:rPr>
+        <w:t>boş kutu</w:t>
+      </w:r>
+      <w:r>
+        <w:rPr>
+          <w:color w:val="3A2A1E"/>
+        </w:rPr>
+        <w:t xml:space="preserve"> çıkıyorlardı — yani bu oturumda kurulan ödül sisteminin tamamı o cihazlarda kırıktı.</w:t>
+      </w:r>
+    </w:p>
+    <w:p>
+      <w:pPr/>
+      <w:r>
+        <w:rPr>
+          <w:color w:val="3A2A1E"/>
+        </w:rPr>
+        <w:t xml:space="preserve">Alt sınır </w:t>
+      </w:r>
+      <w:r>
+        <w:rPr>
+          <w:b/>
+          <w:color w:val="3A2A1E"/>
+        </w:rPr>
+        <w:t>26</w:t>
+      </w:r>
+      <w:r>
+        <w:rPr>
+          <w:color w:val="3A2A1E"/>
+        </w:rPr>
+        <w:t>'ya (Android 8.0) çıkarıldı. Sınırı belirleyen API değil emoji: 26, boş kutu bırakmayan en düşük sürüm. Karşılığında Android 5.0-7.1 cihazlar düşüyor; 2026'da bu, etkin cihazların yüzde birkaçı ve o cihazlar SkiaSharp'lı bir MAUI uygulamasını zaten zor çalıştırıyor.</w:t>
+      </w:r>
+    </w:p>
+    <w:p>
+      <w:pPr/>
+      <w:r>
+        <w:rPr>
+          <w:color w:val="3A2A1E"/>
+        </w:rPr>
+        <w:t xml:space="preserve">Bir emoji hâlâ dışarıda kalıyordu: </w:t>
+      </w:r>
+      <w:r>
+        <w:rPr>
+          <w:b/>
+          <w:color w:val="3A2A1E"/>
+        </w:rPr>
+        <w:t>süper kahraman</w:t>
+      </w:r>
+      <w:r>
+        <w:rPr>
+          <w:color w:val="3A2A1E"/>
+        </w:rPr>
+        <w:t xml:space="preserve"> Unicode 11 ile geldi ve Android 9.0 istiyor. Yerini T-Rex aldı (Unicode 9). Değişiklik yayından </w:t>
+      </w:r>
+      <w:r>
+        <w:rPr>
+          <w:b/>
+          <w:color w:val="3A2A1E"/>
+        </w:rPr>
+        <w:t>önce</w:t>
+      </w:r>
+      <w:r>
+        <w:rPr>
+          <w:color w:val="3A2A1E"/>
+        </w:rPr>
+        <w:t xml:space="preserve"> yapıldı; sonrasında olsaydı süper kahramanı seçmiş bir çocuğun profili bozulurdu — kayıtlı profiller avatarı metin olarak tutuyor.</w:t>
+      </w:r>
+    </w:p>
+    <w:p>
+      <w:pPr/>
+      <w:r>
+        <w:rPr>
+          <w:color w:val="3A2A1E"/>
+        </w:rPr>
+        <w:t xml:space="preserve">Yeni sınırla imzalı paket yeniden üretildi ve doğrulandı: </w:t>
+      </w:r>
+      <w:r>
+        <w:rPr>
+          <w:rFonts w:ascii="Consolas" w:hAnsi="Consolas"/>
+          <w:color w:val="3A2A1E"/>
+          <w:sz w:val="20"/>
+        </w:rPr>
+        <w:t>io.ploofy.app</w:t>
+      </w:r>
+      <w:r>
+        <w:rPr>
+          <w:color w:val="3A2A1E"/>
+        </w:rPr>
+        <w:t xml:space="preserve">, versionCode 1, versionName 1.0, minSdk 26, targetSdk 36, yatay kilit, </w:t>
+      </w:r>
+      <w:r>
+        <w:rPr>
+          <w:rFonts w:ascii="Consolas" w:hAnsi="Consolas"/>
+          <w:color w:val="3A2A1E"/>
+          <w:sz w:val="20"/>
+        </w:rPr>
+        <w:t>arm64-v8a</w:t>
+      </w:r>
+      <w:r>
+        <w:rPr>
+          <w:color w:val="3A2A1E"/>
+        </w:rPr>
+        <w:t xml:space="preserve"> + </w:t>
+      </w:r>
+      <w:r>
+        <w:rPr>
+          <w:rFonts w:ascii="Consolas" w:hAnsi="Consolas"/>
+          <w:color w:val="3A2A1E"/>
+          <w:sz w:val="20"/>
+        </w:rPr>
+        <w:t>x86_64</w:t>
+      </w:r>
+      <w:r>
+        <w:rPr>
+          <w:color w:val="3A2A1E"/>
+        </w:rPr>
+        <w:t>.</w:t>
+      </w:r>
+    </w:p>
+    <w:p>
+      <w:pPr>
+        <w:pStyle w:val="Heading3"/>
+      </w:pPr>
+      <w:r>
+        <w:t>Gizlilik politikası</w:t>
+      </w:r>
+    </w:p>
+    <w:p>
+      <w:pPr/>
+      <w:r>
+        <w:rPr>
+          <w:color w:val="3A2A1E"/>
+        </w:rPr>
+        <w:t xml:space="preserve">Üç dil tek bir sayfada toplandı ve </w:t>
+      </w:r>
+      <w:r>
+        <w:rPr>
+          <w:b/>
+          <w:color w:val="3A2A1E"/>
+        </w:rPr>
+        <w:t>ayrı bir depoya</w:t>
+      </w:r>
+      <w:r>
+        <w:rPr>
+          <w:color w:val="3A2A1E"/>
+        </w:rPr>
+        <w:t xml:space="preserve"> kondu — diğer uygulamalarda olduğu gibi, GitHub Pages'ten yayımlanacak. Metin uydurulmadı, koddan çıkarıldı — hangi tablonun hangi alanı tuttuğu (</w:t>
+      </w:r>
+      <w:r>
+        <w:rPr>
+          <w:rFonts w:ascii="Consolas" w:hAnsi="Consolas"/>
+          <w:color w:val="3A2A1E"/>
+          <w:sz w:val="20"/>
+        </w:rPr>
+        <w:t>Entities.cs</w:t>
+      </w:r>
+      <w:r>
+        <w:rPr>
+          <w:color w:val="3A2A1E"/>
+        </w:rPr>
+        <w:t>), hangi iznin neden istendiği (manifest), ebeveyn kilidinin neyi kapattığı (</w:t>
+      </w:r>
+      <w:r>
+        <w:rPr>
+          <w:rFonts w:ascii="Consolas" w:hAnsi="Consolas"/>
+          <w:color w:val="3A2A1E"/>
+          <w:sz w:val="20"/>
+        </w:rPr>
+        <w:t>ParentalGateReason</w:t>
+      </w:r>
+      <w:r>
+        <w:rPr>
+          <w:color w:val="3A2A1E"/>
+        </w:rPr>
+        <w:t xml:space="preserve"> çağrı yerleri) ve profil silinince nelerin gittiği (</w:t>
+      </w:r>
+      <w:r>
+        <w:rPr>
+          <w:rFonts w:ascii="Consolas" w:hAnsi="Consolas"/>
+          <w:color w:val="3A2A1E"/>
+          <w:sz w:val="20"/>
+        </w:rPr>
+        <w:t>DeleteProfileAsync</w:t>
+      </w:r>
+      <w:r>
+        <w:rPr>
+          <w:color w:val="3A2A1E"/>
+        </w:rPr>
+        <w:t xml:space="preserve"> yıldızları ve rozetleri de siliyor) tek tek bakılarak yazıldı.</w:t>
+      </w:r>
+    </w:p>
+    <w:p>
+      <w:pPr/>
+      <w:r>
+        <w:rPr>
+          <w:color w:val="3A2A1E"/>
+        </w:rPr>
+        <w:t xml:space="preserve">İki iddia bu yüzden düzeltildi: README "uygulamadan dışarı çıkan her bağlantı kilidin arkasında" diyor ama </w:t>
+      </w:r>
+      <w:r>
+        <w:rPr>
+          <w:rFonts w:ascii="Consolas" w:hAnsi="Consolas"/>
+          <w:color w:val="3A2A1E"/>
+          <w:sz w:val="20"/>
+        </w:rPr>
+        <w:t>ExternalLink</w:t>
+      </w:r>
+      <w:r>
+        <w:rPr>
+          <w:color w:val="3A2A1E"/>
+        </w:rPr>
+        <w:t xml:space="preserve"> gerekçesinin </w:t>
+      </w:r>
+      <w:r>
+        <w:rPr>
+          <w:b/>
+          <w:color w:val="3A2A1E"/>
+        </w:rPr>
+        <w:t>hiç çağrıldığı yer yok</w:t>
+      </w:r>
+      <w:r>
+        <w:rPr>
+          <w:color w:val="3A2A1E"/>
+        </w:rPr>
+        <w:t xml:space="preserve"> — uygulamada şu an dışarı açılan bağlantı da yok, o yüzden politikada yalnızca gerçekten kilitli olan üç yol sayıldı. İkincisi, kilit "basit bir aritmetik" değil: iki basamaklı çarpma + toplama, kasıtlı olarak 6–9 bandının üstünde.</w:t>
+      </w:r>
+    </w:p>
+    <w:p>
+      <w:pPr/>
+      <w:r>
+        <w:rPr>
+          <w:color w:val="3A2A1E"/>
+        </w:rPr>
+        <w:t xml:space="preserve">Sayfa tek dosya: dil değiştirici, açık/koyu tema, derleme adımı yok, Google Fonts dışında dış bağımlılık yok. Renkleri de uydurmadım — </w:t>
+      </w:r>
+      <w:r>
+        <w:rPr>
+          <w:rFonts w:ascii="Consolas" w:hAnsi="Consolas"/>
+          <w:color w:val="3A2A1E"/>
+          <w:sz w:val="20"/>
+        </w:rPr>
+        <w:t>PloofyPalette.cs</w:t>
+      </w:r>
+      <w:r>
+        <w:rPr>
+          <w:color w:val="3A2A1E"/>
+        </w:rPr>
+        <w:t xml:space="preserve"> ve </w:t>
+      </w:r>
+      <w:r>
+        <w:rPr>
+          <w:rFonts w:ascii="Consolas" w:hAnsi="Consolas"/>
+          <w:color w:val="3A2A1E"/>
+          <w:sz w:val="20"/>
+        </w:rPr>
+        <w:t>PloofyStyles.xaml</w:t>
+      </w:r>
+      <w:r>
+        <w:rPr>
+          <w:color w:val="3A2A1E"/>
+        </w:rPr>
+        <w:t xml:space="preserve">'dan aldım: mürekkep </w:t>
+      </w:r>
+      <w:r>
+        <w:rPr>
+          <w:rFonts w:ascii="Consolas" w:hAnsi="Consolas"/>
+          <w:color w:val="3A2A1E"/>
+          <w:sz w:val="20"/>
+        </w:rPr>
+        <w:t>#402A1E</w:t>
+      </w:r>
+      <w:r>
+        <w:rPr>
+          <w:color w:val="3A2A1E"/>
+        </w:rPr>
+        <w:t xml:space="preserve">, vurgu Sunny'nin koyu ucu </w:t>
+      </w:r>
+      <w:r>
+        <w:rPr>
+          <w:rFonts w:ascii="Consolas" w:hAnsi="Consolas"/>
+          <w:color w:val="3A2A1E"/>
+          <w:sz w:val="20"/>
+        </w:rPr>
+        <w:t>#E08600</w:t>
+      </w:r>
+      <w:r>
+        <w:rPr>
+          <w:color w:val="3A2A1E"/>
+        </w:rPr>
+        <w:t xml:space="preserve"> (parlak </w:t>
+      </w:r>
+      <w:r>
+        <w:rPr>
+          <w:rFonts w:ascii="Consolas" w:hAnsi="Consolas"/>
+          <w:color w:val="3A2A1E"/>
+          <w:sz w:val="20"/>
+        </w:rPr>
+        <w:t>#FFC733</w:t>
+      </w:r>
+      <w:r>
+        <w:rPr>
+          <w:color w:val="3A2A1E"/>
+        </w:rPr>
+        <w:t xml:space="preserve"> metin olarak okunmuyor, yalnızca dolgu), bağlantılar Ocean gölgesi </w:t>
+      </w:r>
+      <w:r>
+        <w:rPr>
+          <w:rFonts w:ascii="Consolas" w:hAnsi="Consolas"/>
+          <w:color w:val="3A2A1E"/>
+          <w:sz w:val="20"/>
+        </w:rPr>
+        <w:t>#0F6FC4</w:t>
+      </w:r>
+      <w:r>
+        <w:rPr>
+          <w:color w:val="3A2A1E"/>
+        </w:rPr>
+        <w:t>.</w:t>
+      </w:r>
+    </w:p>
+    <w:p>
+      <w:pPr/>
+      <w:r>
+        <w:rPr>
+          <w:b/>
+          <w:color w:val="3A2A1E"/>
+        </w:rPr>
+        <w:t>Yayımlandı (02.09.2026).</w:t>
+      </w:r>
+      <w:r>
+        <w:rPr>
+          <w:color w:val="3A2A1E"/>
+        </w:rPr>
+        <w:t xml:space="preserve"> SchiriFit ve CertPilot'taki düzenin aynısı kuruldu: sayfaların kaynağı bu depoda </w:t>
+      </w:r>
+      <w:r>
+        <w:rPr>
+          <w:rFonts w:ascii="Consolas" w:hAnsi="Consolas"/>
+          <w:color w:val="3A2A1E"/>
+          <w:sz w:val="20"/>
+        </w:rPr>
+        <w:t>docs/store/</w:t>
+      </w:r>
+      <w:r>
+        <w:rPr>
+          <w:color w:val="3A2A1E"/>
+        </w:rPr>
+        <w:t xml:space="preserve">, yayın nüshası ayrı ve herkese açık </w:t>
+      </w:r>
+      <w:r>
+        <w:rPr>
+          <w:rFonts w:ascii="Consolas" w:hAnsi="Consolas"/>
+          <w:color w:val="3A2A1E"/>
+          <w:sz w:val="20"/>
+        </w:rPr>
+        <w:t>alikiratli/ploofy-web</w:t>
+      </w:r>
+      <w:r>
+        <w:rPr>
+          <w:color w:val="3A2A1E"/>
+        </w:rPr>
+        <w:t xml:space="preserve"> deposunda, GitHub Pages'ten servis ediliyor. Üçü de 200 dönüyor:</w:t>
+      </w:r>
+    </w:p>
+    <w:p>
+      <w:pPr>
+        <w:pStyle w:val="ListBullet"/>
+      </w:pPr>
+      <w:r>
+        <w:rPr>
+          <w:color w:val="3A2A1E"/>
+        </w:rPr>
+        <w:t xml:space="preserve">https://alikiratli.github.io/ploofy-web/privacy-policy.html — Play Console'a </w:t>
+      </w:r>
+      <w:r>
+        <w:rPr>
+          <w:b/>
+          <w:color w:val="3A2A1E"/>
+        </w:rPr>
+        <w:t>bu</w:t>
+      </w:r>
+      <w:r>
+        <w:rPr>
+          <w:color w:val="3A2A1E"/>
+        </w:rPr>
+        <w:t xml:space="preserve"> adres girilecek, kök değil; denetim sayfanın kendisini görsün</w:t>
+      </w:r>
+    </w:p>
+    <w:p>
+      <w:pPr>
+        <w:pStyle w:val="ListBullet"/>
+      </w:pPr>
+      <w:r>
+        <w:rPr>
+          <w:color w:val="3A2A1E"/>
+        </w:rPr>
+        <w:t>https://alikiratli.github.io/ploofy-web/impressum.html</w:t>
+      </w:r>
+    </w:p>
+    <w:p>
+      <w:pPr>
+        <w:pStyle w:val="ListBullet"/>
+      </w:pPr>
+      <w:r>
+        <w:rPr>
+          <w:color w:val="3A2A1E"/>
+        </w:rPr>
         <w:t>https://alikiratli.github.io/ploofy-web/ — mağaza girişindeki "Web sitesi"</w:t>
       </w:r>
     </w:p>
@@ -2720,7 +3691,7 @@
         <w:pStyle w:val="Heading2"/>
       </w:pPr>
       <w:r>
-        <w:t>Nerede bırakıldı (03.09.2026)</w:t>
+        <w:t>Nerede bırakıldı (03.09.2026, ikinci oturum)</w:t>
       </w:r>
     </w:p>
     <w:p>
@@ -2729,7 +3700,7 @@
         <w:rPr>
           <w:color w:val="3A2A1E"/>
         </w:rPr>
-        <w:t xml:space="preserve">Son commit: </w:t>
+        <w:t xml:space="preserve">Son commit'ler: İ5 (koleksiyon), Noktaları Birleştir, darbe numaraları. Çalışma ağacı temiz, </w:t>
       </w:r>
       <w:r>
         <w:rPr>
@@ -2737,13 +3708,26 @@
           <w:color w:val="3A2A1E"/>
           <w:sz w:val="20"/>
         </w:rPr>
-        <w:t>a63b3ce</w:t>
-      </w:r>
-      <w:r>
-        <w:rPr>
-          <w:color w:val="3A2A1E"/>
-        </w:rPr>
-        <w:t xml:space="preserve"> — Sırala. Çalışma ağacı temiz, </w:t>
+        <w:t>main</w:t>
+      </w:r>
+      <w:r>
+        <w:rPr>
+          <w:color w:val="3A2A1E"/>
+        </w:rPr>
+        <w:t xml:space="preserve"> üstünde ve </w:t>
+      </w:r>
+      <w:r>
+        <w:rPr>
+          <w:b/>
+          <w:color w:val="3A2A1E"/>
+        </w:rPr>
+        <w:t>uzağa gönderilmedi</w:t>
+      </w:r>
+      <w:r>
+        <w:rPr>
+          <w:color w:val="3A2A1E"/>
+        </w:rPr>
+        <w:t xml:space="preserve">; ilk iş </w:t>
       </w:r>
       <w:r>
         <w:rPr>
@@ -2751,49 +3735,29 @@
           <w:color w:val="3A2A1E"/>
           <w:sz w:val="20"/>
         </w:rPr>
-        <w:t>main</w:t>
-      </w:r>
-      <w:r>
-        <w:rPr>
-          <w:color w:val="3A2A1E"/>
-        </w:rPr>
-        <w:t xml:space="preserve"> üstünde ve </w:t>
-      </w:r>
-      <w:r>
-        <w:rPr>
-          <w:b/>
-          <w:color w:val="3A2A1E"/>
-        </w:rPr>
-        <w:t>uzağa gönderilmedi</w:t>
-      </w:r>
-      <w:r>
-        <w:rPr>
-          <w:color w:val="3A2A1E"/>
-        </w:rPr>
-        <w:t xml:space="preserve">; ilk iş </w:t>
-      </w:r>
-      <w:r>
-        <w:rPr>
-          <w:rFonts w:ascii="Consolas" w:hAnsi="Consolas"/>
-          <w:color w:val="3A2A1E"/>
-          <w:sz w:val="20"/>
-        </w:rPr>
         <w:t>git push</w:t>
       </w:r>
       <w:r>
         <w:rPr>
           <w:color w:val="3A2A1E"/>
         </w:rPr>
-        <w:t xml:space="preserve"> olabilir.</w:t>
+        <w:t xml:space="preserve"> olabilir. Kütüphane 14 oyun, testler 356.</w:t>
       </w:r>
     </w:p>
     <w:p>
       <w:pPr/>
       <w:r>
         <w:rPr>
-          <w:color w:val="3A2A1E"/>
-        </w:rPr>
-        <w:t>Bu oturumda kapanan dört madde: yayın anahtarı, gizlilik politikasının yayımlanması, abonelik yönetimi, ve içerik yol haritasının ilk dördü (İ1 Harf Yazma, İ2 Örüntü, İ3 Ebeveyn raporu, İ4 Sırala). Kütüphane 13 oyun, testler 329.</w:t>
+          <w:b/>
+          <w:color w:val="3A2A1E"/>
+        </w:rPr>
+        <w:t>Sıradaki iş, yazılım tarafında: İ6 — ekran süresi sınırı.</w:t>
+      </w:r>
+      <w:r>
+        <w:rPr>
+          <w:color w:val="3A2A1E"/>
+        </w:rPr>
+        <w:t xml:space="preserve"> "15 dakika sonra nazikçe bitir." Ebeveyn ekranına yakışıyor ve abonelik tarafında somut bir değer. Sonrası 5. bölümdeki sıra (İ7 kategori/toplama/boyama, İ8 bant içi uyarlama).</w:t>
       </w:r>
     </w:p>
     <w:p>
@@ -2803,43 +3767,36 @@
           <w:b/>
           <w:color w:val="3A2A1E"/>
         </w:rPr>
-        <w:t>Sıradaki iş: İ5 — yıldızların bir karşılığı.</w:t>
-      </w:r>
-      <w:r>
-        <w:rPr>
-          <w:color w:val="3A2A1E"/>
-        </w:rPr>
-        <w:t xml:space="preserve"> Şu an yıldız birikiyor ve hiçbir şey açmıyor; motivasyon döngüsü kapanmıyor. 32 emoji avatar zaten var (üç tematik grup), yani yıldızla açılan avatar/çıkartma küçük bir iş. Karar verilecek tek şey, kilidin neye bağlanacağı: toplam yıldız mı, oyun başına yıldız mı, yoksa rozetler mi. Sonrası 5. bölümdeki sıra (İ6 ekran süresi, İ7 kategori/toplama/boyama, İ8 bant içi uyarlama).</w:t>
+        <w:t>Ama asıl bekleyen hâlâ gerçek tablet ve artık liste iyice uzadı.</w:t>
+      </w:r>
+      <w:r>
+        <w:rPr>
+          <w:color w:val="3A2A1E"/>
+        </w:rPr>
+        <w:t xml:space="preserve"> Emülatör her şeyi gösterdi, iki şeyi ölçemiyor: parmağı ve hoparlörü. Son iki oturumda eklenen beş oyun ve üç ekran hiç dokunulmadan yazıldı. Tableti USB'den tak, hata ayıklamayı aç, </w:t>
+      </w:r>
+      <w:r>
+        <w:rPr>
+          <w:rFonts w:ascii="Consolas" w:hAnsi="Consolas"/>
+          <w:color w:val="3A2A1E"/>
+          <w:sz w:val="20"/>
+        </w:rPr>
+        <w:t>dotnet build src/Ploofy.App/Ploofy.App.csproj -f net10.0-android -t:Run</w:t>
+      </w:r>
+      <w:r>
+        <w:rPr>
+          <w:color w:val="3A2A1E"/>
+        </w:rPr>
+        <w:t>.</w:t>
       </w:r>
     </w:p>
     <w:p>
       <w:pPr/>
       <w:r>
         <w:rPr>
-          <w:b/>
-          <w:color w:val="3A2A1E"/>
-        </w:rPr>
-        <w:t>Ama asıl bekleyen hâlâ gerçek tablet.</w:t>
-      </w:r>
-      <w:r>
-        <w:rPr>
-          <w:color w:val="3A2A1E"/>
-        </w:rPr>
-        <w:t xml:space="preserve"> Emülatör her şeyi gösterdi, iki şeyi ölçemiyor: parmağı ve hoparlörü. Yeni dört oyun da hiç dokunulmadan yazıldı; bu liste onlarla birlikte büyüdü. Tableti USB'den tak, hata ayıklamayı aç, </w:t>
-      </w:r>
-      <w:r>
-        <w:rPr>
-          <w:rFonts w:ascii="Consolas" w:hAnsi="Consolas"/>
-          <w:color w:val="3A2A1E"/>
-          <w:sz w:val="20"/>
-        </w:rPr>
-        <w:t>dotnet build src/Ploofy.App/Ploofy.App.csproj -f net10.0-android -t:Run</w:t>
-      </w:r>
-      <w:r>
-        <w:rPr>
-          <w:color w:val="3A2A1E"/>
-        </w:rPr>
-        <w:t>. Bakılacaklar:</w:t>
+          <w:color w:val="3A2A1E"/>
+        </w:rPr>
+        <w:t>Öncelik sırasıyla bakılacaklar:</w:t>
       </w:r>
     </w:p>
     <w:p>
@@ -2866,9 +3823,16 @@
       </w:pPr>
       <w:r>
         <w:rPr>
-          <w:color w:val="3A2A1E"/>
-        </w:rPr>
-        <w:t>Yolu Bul'da Meşe toleransı (0,055) parmak ucuyla tutturulabiliyor mu — bunların en riskli olanı bu</w:t>
+          <w:b/>
+          <w:color w:val="3A2A1E"/>
+        </w:rPr>
+        <w:t>Yolu Bul'da Meşe toleransı</w:t>
+      </w:r>
+      <w:r>
+        <w:rPr>
+          <w:color w:val="3A2A1E"/>
+        </w:rPr>
+        <w:t xml:space="preserve"> (0,055) parmak ucuyla tutturulabiliyor mu — bunların en riskli olanı hâlâ bu</w:t>
       </w:r>
     </w:p>
     <w:p>
@@ -2880,27 +3844,13 @@
           <w:b/>
           <w:color w:val="3A2A1E"/>
         </w:rPr>
-        <w:t>Harf Yazma'da harflerin estetiği.</w:t>
-      </w:r>
-      <w:r>
-        <w:rPr>
-          <w:color w:val="3A2A1E"/>
-        </w:rPr>
-        <w:t xml:space="preserve"> Sayısal olarak sağlamlar ama S'nin kıvrımı, 6'nın halkası ve 2'nin kuyruğu hiçbir ekranda görülmedi. Nokta listeleri </w:t>
-      </w:r>
-      <w:r>
-        <w:rPr>
-          <w:rFonts w:ascii="Consolas" w:hAnsi="Consolas"/>
-          <w:color w:val="3A2A1E"/>
-          <w:sz w:val="20"/>
-        </w:rPr>
-        <w:t>GlyphShapes.cs</w:t>
-      </w:r>
-      <w:r>
-        <w:rPr>
-          <w:color w:val="3A2A1E"/>
-        </w:rPr>
-        <w:t xml:space="preserve"> içinde tek satırlık işler; kötü duran bir harf orada elle ayarlanır</w:t>
+        <w:t>Noktaları Birleştir'de dokunma isabeti.</w:t>
+      </w:r>
+      <w:r>
+        <w:rPr>
+          <w:color w:val="3A2A1E"/>
+        </w:rPr>
+        <w:t xml:space="preserve"> En dar tolerans 0,06, yani yedi yüz piksellik kenarda 84 piksel çap. Kâğıt üstünde yeterli; parmakla öyle mi. Özellikle en yoğun resim olan kelebekte (14 nokta)</w:t>
       </w:r>
     </w:p>
     <w:p>
@@ -2912,13 +3862,27 @@
           <w:b/>
           <w:color w:val="3A2A1E"/>
         </w:rPr>
-        <w:t>Sırala'da Meşe'nin ardışık miktarları</w:t>
-      </w:r>
-      <w:r>
-        <w:rPr>
-          <w:color w:val="3A2A1E"/>
-        </w:rPr>
-        <w:t xml:space="preserve"> gerçekten sayılabiliyor mu, yoksa 11 ile 12 ayırt edilemeyecek kadar mı yakın duruyor</w:t>
+        <w:t>Harf Yazma'da rakamlar ve oklar okunuyor mu.</w:t>
+      </w:r>
+      <w:r>
+        <w:rPr>
+          <w:color w:val="3A2A1E"/>
+        </w:rPr>
+        <w:t xml:space="preserve"> Yerleşim PNG'de doğrulandı ama gerçek yazı tipiyle, gerçek ekran yoğunluğunda değil. Rakam dairesinin çapı </w:t>
+      </w:r>
+      <w:r>
+        <w:rPr>
+          <w:rFonts w:ascii="Consolas" w:hAnsi="Consolas"/>
+          <w:color w:val="3A2A1E"/>
+          <w:sz w:val="20"/>
+        </w:rPr>
+        <w:t>band * 0.34</w:t>
+      </w:r>
+      <w:r>
+        <w:rPr>
+          <w:color w:val="3A2A1E"/>
+        </w:rPr>
+        <w:t xml:space="preserve"> — küçük gelirse orası büyütülür</w:t>
       </w:r>
     </w:p>
     <w:p>
@@ -2930,13 +3894,27 @@
           <w:b/>
           <w:color w:val="3A2A1E"/>
         </w:rPr>
-        <w:t>Örüntü'de dokuz kutucuk</w:t>
-      </w:r>
-      <w:r>
-        <w:rPr>
-          <w:color w:val="3A2A1E"/>
-        </w:rPr>
-        <w:t xml:space="preserve"> yatay ekrana sığıyor mu, dokunma hedefi 64 birimin altına düşüyor mu</w:t>
+        <w:t>Harf Yazma'da harflerin estetiği.</w:t>
+      </w:r>
+      <w:r>
+        <w:rPr>
+          <w:color w:val="3A2A1E"/>
+        </w:rPr>
+        <w:t xml:space="preserve"> S'nin kıvrımı, 6'nın halkası ve 2'nin kuyruğu hiçbir ekranda görülmedi. Nokta listeleri </w:t>
+      </w:r>
+      <w:r>
+        <w:rPr>
+          <w:rFonts w:ascii="Consolas" w:hAnsi="Consolas"/>
+          <w:color w:val="3A2A1E"/>
+          <w:sz w:val="20"/>
+        </w:rPr>
+        <w:t>GlyphShapes.cs</w:t>
+      </w:r>
+      <w:r>
+        <w:rPr>
+          <w:color w:val="3A2A1E"/>
+        </w:rPr>
+        <w:t xml:space="preserve"> içinde tek satırlık işler</w:t>
       </w:r>
     </w:p>
     <w:p>
@@ -2945,9 +3923,16 @@
       </w:pPr>
       <w:r>
         <w:rPr>
-          <w:color w:val="3A2A1E"/>
-        </w:rPr>
-        <w:t>Sepeti Tut'ta düşme hızı Fidan bandında adil mi, sepet parmağı gecikmeden takip ediyor mu</w:t>
+          <w:b/>
+          <w:color w:val="3A2A1E"/>
+        </w:rPr>
+        <w:t>Koleksiyon ekranı yatay ekrana sığıyor mu.</w:t>
+      </w:r>
+      <w:r>
+        <w:rPr>
+          <w:color w:val="3A2A1E"/>
+        </w:rPr>
+        <w:t xml:space="preserve"> Otuz iki avatar, 72 birim genişliğinde kutucuklarla sarmalanıyor; kaydırma gerekiyorsa sorun değil ama sıradaki ödül kartı ekranın üstünde kalmalı</w:t>
       </w:r>
     </w:p>
     <w:p>
@@ -2956,9 +3941,16 @@
       </w:pPr>
       <w:r>
         <w:rPr>
-          <w:color w:val="3A2A1E"/>
-        </w:rPr>
-        <w:t>Sırayı Tekrarla'da 750 ms gösterim hızı Filiz bandında takip edilebiliyor mu</w:t>
+          <w:b/>
+          <w:color w:val="3A2A1E"/>
+        </w:rPr>
+        <w:t>Sırala'da Meşe'nin ardışık miktarları</w:t>
+      </w:r>
+      <w:r>
+        <w:rPr>
+          <w:color w:val="3A2A1E"/>
+        </w:rPr>
+        <w:t xml:space="preserve"> gerçekten sayılabiliyor mu</w:t>
       </w:r>
     </w:p>
     <w:p>
@@ -2967,9 +3959,16 @@
       </w:pPr>
       <w:r>
         <w:rPr>
-          <w:color w:val="3A2A1E"/>
-        </w:rPr>
-        <w:t>Yapboz'da Meşe'nin on altı parçası bir turu fazla uzatıyor mu</w:t>
+          <w:b/>
+          <w:color w:val="3A2A1E"/>
+        </w:rPr>
+        <w:t>Örüntü'de dokuz kutucuk</w:t>
+      </w:r>
+      <w:r>
+        <w:rPr>
+          <w:color w:val="3A2A1E"/>
+        </w:rPr>
+        <w:t xml:space="preserve"> yatay ekrana sığıyor mu, dokunma hedefi 64 birimin altına düşüyor mu</w:t>
       </w:r>
     </w:p>
     <w:p>
@@ -2980,6 +3979,39 @@
         <w:rPr>
           <w:color w:val="3A2A1E"/>
         </w:rPr>
+        <w:t>Sepeti Tut'ta düşme hızı Fidan bandında adil mi, sepet parmağı gecikmeden takip ediyor mu</w:t>
+      </w:r>
+    </w:p>
+    <w:p>
+      <w:pPr>
+        <w:pStyle w:val="ListBullet"/>
+      </w:pPr>
+      <w:r>
+        <w:rPr>
+          <w:color w:val="3A2A1E"/>
+        </w:rPr>
+        <w:t>Sırayı Tekrarla'da 750 ms gösterim hızı Filiz bandında takip edilebiliyor mu</w:t>
+      </w:r>
+    </w:p>
+    <w:p>
+      <w:pPr>
+        <w:pStyle w:val="ListBullet"/>
+      </w:pPr>
+      <w:r>
+        <w:rPr>
+          <w:color w:val="3A2A1E"/>
+        </w:rPr>
+        <w:t>Yapboz'da Meşe'nin on altı parçası bir turu fazla uzatıyor mu</w:t>
+      </w:r>
+    </w:p>
+    <w:p>
+      <w:pPr>
+        <w:pStyle w:val="ListBullet"/>
+      </w:pPr>
+      <w:r>
+        <w:rPr>
+          <w:color w:val="3A2A1E"/>
+        </w:rPr>
         <w:t>İkon başlatıcıda nasıl duruyor (uyarlanabilir maske yüzü kırpıyor mu)</w:t>
       </w:r>
     </w:p>
@@ -3094,13 +4126,13 @@
           <w:b/>
           <w:color w:val="3A2A1E"/>
         </w:rPr>
-        <w:t>src/Ploofy.App</w:t>
-      </w:r>
-      <w:r>
-        <w:rPr>
-          <w:color w:val="3A2A1E"/>
-        </w:rPr>
-        <w:t xml:space="preserve"> — MAUI uygulaması (Android + iOS; Windows sadece geliştirme için)</w:t>
+        <w:t>docs/store/listing.md</w:t>
+      </w:r>
+      <w:r>
+        <w:rPr>
+          <w:color w:val="3A2A1E"/>
+        </w:rPr>
+        <w:t xml:space="preserve"> — mağaza vitrininin kaynağı: üç dilde metinler, Data safety ve içerik derecelendirme cevapları, ekran görüntüsü listesi</w:t>
       </w:r>
     </w:p>
     <w:p>
@@ -3112,13 +4144,13 @@
           <w:b/>
           <w:color w:val="3A2A1E"/>
         </w:rPr>
-        <w:t>tests/Ploofy.Engine.Tests</w:t>
-      </w:r>
-      <w:r>
-        <w:rPr>
-          <w:color w:val="3A2A1E"/>
-        </w:rPr>
-        <w:t xml:space="preserve"> — xUnit, motor + depo</w:t>
+        <w:t>src/Ploofy.App</w:t>
+      </w:r>
+      <w:r>
+        <w:rPr>
+          <w:color w:val="3A2A1E"/>
+        </w:rPr>
+        <w:t xml:space="preserve"> — MAUI uygulaması (Android + iOS; Windows sadece geliştirme için)</w:t>
       </w:r>
     </w:p>
     <w:p>
@@ -3130,13 +4162,13 @@
           <w:b/>
           <w:color w:val="3A2A1E"/>
         </w:rPr>
-        <w:t>content/strings.tsv</w:t>
-      </w:r>
-      <w:r>
-        <w:rPr>
-          <w:color w:val="3A2A1E"/>
-        </w:rPr>
-        <w:t xml:space="preserve"> — üç dilin metinleri, tek kaynak</w:t>
+        <w:t>tests/Ploofy.Engine.Tests</w:t>
+      </w:r>
+      <w:r>
+        <w:rPr>
+          <w:color w:val="3A2A1E"/>
+        </w:rPr>
+        <w:t xml:space="preserve"> — xUnit, motor + depo</w:t>
       </w:r>
     </w:p>
     <w:p>
@@ -3148,27 +4180,13 @@
           <w:b/>
           <w:color w:val="3A2A1E"/>
         </w:rPr>
-        <w:t>docs/store</w:t>
-      </w:r>
-      <w:r>
-        <w:rPr>
-          <w:color w:val="3A2A1E"/>
-        </w:rPr>
-        <w:t xml:space="preserve"> — gizlilik politikası, Impressum ve tanıtım sayfası; yayın nüshası </w:t>
-      </w:r>
-      <w:r>
-        <w:rPr>
-          <w:rFonts w:ascii="Consolas" w:hAnsi="Consolas"/>
-          <w:color w:val="3A2A1E"/>
-          <w:sz w:val="20"/>
-        </w:rPr>
-        <w:t>alikiratli/ploofy-web</w:t>
-      </w:r>
-      <w:r>
-        <w:rPr>
-          <w:color w:val="3A2A1E"/>
-        </w:rPr>
-        <w:t xml:space="preserve"> deposunda</w:t>
+        <w:t>content/strings.tsv</w:t>
+      </w:r>
+      <w:r>
+        <w:rPr>
+          <w:color w:val="3A2A1E"/>
+        </w:rPr>
+        <w:t xml:space="preserve"> — üç dilin metinleri, tek kaynak</w:t>
       </w:r>
     </w:p>
     <w:p>
@@ -3180,13 +4198,27 @@
           <w:b/>
           <w:color w:val="3A2A1E"/>
         </w:rPr>
-        <w:t>tools/build_strings.py</w:t>
-      </w:r>
-      <w:r>
-        <w:rPr>
-          <w:color w:val="3A2A1E"/>
-        </w:rPr>
-        <w:t xml:space="preserve"> — strings.tsv'den resx üretir</w:t>
+        <w:t>docs/store</w:t>
+      </w:r>
+      <w:r>
+        <w:rPr>
+          <w:color w:val="3A2A1E"/>
+        </w:rPr>
+        <w:t xml:space="preserve"> — gizlilik politikası, Impressum ve tanıtım sayfası; yayın nüshası </w:t>
+      </w:r>
+      <w:r>
+        <w:rPr>
+          <w:rFonts w:ascii="Consolas" w:hAnsi="Consolas"/>
+          <w:color w:val="3A2A1E"/>
+          <w:sz w:val="20"/>
+        </w:rPr>
+        <w:t>alikiratli/ploofy-web</w:t>
+      </w:r>
+      <w:r>
+        <w:rPr>
+          <w:color w:val="3A2A1E"/>
+        </w:rPr>
+        <w:t xml:space="preserve"> deposunda</w:t>
       </w:r>
     </w:p>
     <w:p>
@@ -3198,6 +4230,24 @@
           <w:b/>
           <w:color w:val="3A2A1E"/>
         </w:rPr>
+        <w:t>tools/build_strings.py</w:t>
+      </w:r>
+      <w:r>
+        <w:rPr>
+          <w:color w:val="3A2A1E"/>
+        </w:rPr>
+        <w:t xml:space="preserve"> — strings.tsv'den resx üretir</w:t>
+      </w:r>
+    </w:p>
+    <w:p>
+      <w:pPr>
+        <w:pStyle w:val="ListBullet"/>
+      </w:pPr>
+      <w:r>
+        <w:rPr>
+          <w:b/>
+          <w:color w:val="3A2A1E"/>
+        </w:rPr>
         <w:t>tools/build_sounds.py</w:t>
       </w:r>
       <w:r>
@@ -3377,7 +4427,7 @@
         <w:rPr>
           <w:color w:val="3A2A1E"/>
         </w:rPr>
-        <w:t>Harf Yazma: harfin darbeleri öğretilen sırayla parmakla çiziliyor; Fidan kolay işaretleri, Meşe alfabenin tamamını görüyor</w:t>
+        <w:t>Harf Yazma: harfin darbeleri öğretilen sırayla parmakla çiziliyor; her darbenin yanında sırasının rakamı, ucunda yön oku — defterdeki gibi. Fidan kolay işaretleri, Meşe alfabenin tamamını görüyor</w:t>
       </w:r>
     </w:p>
     <w:p>
@@ -3435,7 +4485,7 @@
         <w:rPr>
           <w:color w:val="3A2A1E"/>
         </w:rPr>
-        <w:t>Avatarlar: 32 emoji, üç tematik grup, her yerde renkli rozet olarak</w:t>
+        <w:t>Noktaları Birleştir: rakamları sırayla takip ederek hayvan çizme; on bir resim, Fidan'da sıradaki nokta belirtiliyor, Meşe'de belirtilmiyor</w:t>
       </w:r>
     </w:p>
     <w:p>
@@ -3446,7 +4496,7 @@
         <w:rPr>
           <w:color w:val="3A2A1E"/>
         </w:rPr>
-        <w:t>Sıralı oyun (pass-and-play): devir katmanı, her çocuk kendi bandında</w:t>
+        <w:t>Avatarlar: 32 emoji, üç tematik grup, her yerde renkli rozet olarak</w:t>
       </w:r>
     </w:p>
     <w:p>
@@ -3457,7 +4507,7 @@
         <w:rPr>
           <w:color w:val="3A2A1E"/>
         </w:rPr>
-        <w:t>Sonuç ekranı: kupa animasyonu, yıldızlar, konfeti</w:t>
+        <w:t>Sıralı oyun (pass-and-play): devir katmanı, her çocuk kendi bandında</w:t>
       </w:r>
     </w:p>
     <w:p>
@@ -3468,7 +4518,7 @@
         <w:rPr>
           <w:color w:val="3A2A1E"/>
         </w:rPr>
-        <w:t>Yıldız ve rozet kaydı; bant değişince eski yıldızlar korunuyor</w:t>
+        <w:t>Sonuç ekranı: kupa animasyonu, yıldızlar, konfeti</w:t>
       </w:r>
     </w:p>
     <w:p>
@@ -3479,7 +4529,7 @@
         <w:rPr>
           <w:color w:val="3A2A1E"/>
         </w:rPr>
-        <w:t>Ses ve titreşim: yedi geri bildirim sesi, altı tuş notası; ayarlardan ikisi de kapatılabiliyor</w:t>
+        <w:t>Yıldız kaydı; bant değişince eski yıldızlar korunuyor</w:t>
       </w:r>
     </w:p>
     <w:p>
@@ -3490,7 +4540,7 @@
         <w:rPr>
           <w:color w:val="3A2A1E"/>
         </w:rPr>
-        <w:t>Uygulama ikonu ve açılış ekranı: gülen mavi kabarcık, sarı zemin</w:t>
+        <w:t>Koleksiyon: toplam yıldız avatar açıyor (üç yıldızda bir, yirmi avatar). Sıradaki ödül, dolan çubuk, kilitli avatarların altında gereken yıldız. Açılmış avatara dokunmak onu profile takıyor; tur sonu ekranı yeni açılanı kutluyor</w:t>
       </w:r>
     </w:p>
     <w:p>
@@ -3501,7 +4551,7 @@
         <w:rPr>
           <w:color w:val="3A2A1E"/>
         </w:rPr>
-        <w:t>Abonelik akışı: paywall → ebeveyn kilidi → kilitlerin açılması (mağaza bağlantısı hariç)</w:t>
+        <w:t>Ses ve titreşim: yedi geri bildirim sesi, altı tuş notası; ayarlardan ikisi de kapatılabiliyor</w:t>
       </w:r>
     </w:p>
     <w:p>
@@ -3512,20 +4562,7 @@
         <w:rPr>
           <w:color w:val="3A2A1E"/>
         </w:rPr>
-        <w:t xml:space="preserve">Abonelik yönetimi (ayrı ekran): durum rozeti, ödenmiş dönemin sonu ve kaç gün kaldığı, "neler dahil", mağazanın abonelik merkezine çıkış ve </w:t>
-      </w:r>
-      <w:r>
-        <w:rPr>
-          <w:b/>
-          <w:color w:val="3A2A1E"/>
-        </w:rPr>
-        <w:t>aboneliği bitirme</w:t>
-      </w:r>
-      <w:r>
-        <w:rPr>
-          <w:color w:val="3A2A1E"/>
-        </w:rPr>
-        <w:t>. Bitirme yalnızca yenilemeyi kapatıyor; oyunlar dönem sonuna kadar açık kalıyor, yıldız ve profiller hiç silinmiyor</w:t>
+        <w:t>Uygulama ikonu ve açılış ekranı: gülen mavi kabarcık, sarı zemin</w:t>
       </w:r>
     </w:p>
     <w:p>
@@ -3536,6 +4573,41 @@
         <w:rPr>
           <w:color w:val="3A2A1E"/>
         </w:rPr>
+        <w:t>Abonelik akışı: paywall → ebeveyn kilidi → kilitlerin açılması (mağaza bağlantısı hariç)</w:t>
+      </w:r>
+    </w:p>
+    <w:p>
+      <w:pPr>
+        <w:pStyle w:val="ListBullet"/>
+      </w:pPr>
+      <w:r>
+        <w:rPr>
+          <w:color w:val="3A2A1E"/>
+        </w:rPr>
+        <w:t xml:space="preserve">Abonelik yönetimi (ayrı ekran): durum rozeti, ödenmiş dönemin sonu ve kaç gün kaldığı, "neler dahil", mağazanın abonelik merkezine çıkış ve </w:t>
+      </w:r>
+      <w:r>
+        <w:rPr>
+          <w:b/>
+          <w:color w:val="3A2A1E"/>
+        </w:rPr>
+        <w:t>aboneliği bitirme</w:t>
+      </w:r>
+      <w:r>
+        <w:rPr>
+          <w:color w:val="3A2A1E"/>
+        </w:rPr>
+        <w:t>. Bitirme yalnızca yenilemeyi kapatıyor; oyunlar dönem sonuna kadar açık kalıyor, yıldız ve profiller hiç silinmiyor</w:t>
+      </w:r>
+    </w:p>
+    <w:p>
+      <w:pPr>
+        <w:pStyle w:val="ListBullet"/>
+      </w:pPr>
+      <w:r>
+        <w:rPr>
+          <w:color w:val="3A2A1E"/>
+        </w:rPr>
         <w:t>Ayarlar: abonelik özeti (rozet + tarih), sesleri deneme düğmesi, sürüm numarası ve gizlilik politikası / Impressum bağlantıları — ikisi de ebeveyn kilidinin arkasından tarayıcıda açılıyor</w:t>
       </w:r>
     </w:p>
@@ -3639,13 +4711,13 @@
           <w:b/>
           <w:color w:val="3A2A1E"/>
         </w:rPr>
-        <w:t>Öncelik 4 — Mağaza vitrini.</w:t>
-      </w:r>
-      <w:r>
-        <w:rPr>
-          <w:color w:val="3A2A1E"/>
-        </w:rPr>
-        <w:t xml:space="preserve"> Play Console yaş beyanı, App Store Kids kategorisi, Data safety formu, içerik derecelendirme anketi, ekran görüntüleri ve üç dilde tanıtım metinleri. İkon ve açılış ekranı tamam. Gizlilik politikası URL'i hazır (1. bölüm); Play Console'a </w:t>
+        <w:t>Öncelik 4 — Mağaza vitrini. Metin tarafı bitti, görsel tarafı duruyor.</w:t>
+      </w:r>
+      <w:r>
+        <w:rPr>
+          <w:color w:val="3A2A1E"/>
+        </w:rPr>
+        <w:t xml:space="preserve"> Play Console'a girilecek her şeyin metni </w:t>
       </w:r>
       <w:r>
         <w:rPr>
@@ -3653,41 +4725,13 @@
           <w:color w:val="3A2A1E"/>
           <w:sz w:val="20"/>
         </w:rPr>
-        <w:t>privacy-policy.html</w:t>
-      </w:r>
-      <w:r>
-        <w:rPr>
-          <w:color w:val="3A2A1E"/>
-        </w:rPr>
-        <w:t xml:space="preserve"> doğrudan girilecek. Sürüm </w:t>
-      </w:r>
-      <w:r>
-        <w:rPr>
-          <w:rFonts w:ascii="Consolas" w:hAnsi="Consolas"/>
-          <w:color w:val="3A2A1E"/>
-          <w:sz w:val="20"/>
-        </w:rPr>
-        <w:t>1.0</w:t>
-      </w:r>
-      <w:r>
-        <w:rPr>
-          <w:color w:val="3A2A1E"/>
-        </w:rPr>
-        <w:t xml:space="preserve">, versionCode </w:t>
-      </w:r>
-      <w:r>
-        <w:rPr>
-          <w:rFonts w:ascii="Consolas" w:hAnsi="Consolas"/>
-          <w:color w:val="3A2A1E"/>
-          <w:sz w:val="20"/>
-        </w:rPr>
-        <w:t>1</w:t>
-      </w:r>
-      <w:r>
-        <w:rPr>
-          <w:color w:val="3A2A1E"/>
-        </w:rPr>
-        <w:t xml:space="preserve"> — Play'e her yüklemede versionCode'un artması gerekiyor.</w:t>
+        <w:t>docs/store/listing.md</w:t>
+      </w:r>
+      <w:r>
+        <w:rPr>
+          <w:color w:val="3A2A1E"/>
+        </w:rPr>
+        <w:t xml:space="preserve"> içinde: üç dilde ad, kısa ve tam açıklama, kategori, Data safety cevapları, IARC anketi cevapları, hedef kitle beyanı, sürüm notları. İkon ve açılış ekranı tamam, gizlilik politikası yayımlandı.</w:t>
       </w:r>
     </w:p>
     <w:p>
@@ -3696,7 +4740,102 @@
         <w:rPr>
           <w:color w:val="3A2A1E"/>
         </w:rPr>
+        <w:t xml:space="preserve">Kalan iki iş </w:t>
+      </w:r>
+      <w:r>
+        <w:rPr>
+          <w:b/>
+          <w:color w:val="3A2A1E"/>
+        </w:rPr>
+        <w:t>gerçek cihaz istiyor</w:t>
+      </w:r>
+      <w:r>
+        <w:rPr>
+          <w:color w:val="3A2A1E"/>
+        </w:rPr>
+        <w:t xml:space="preserve">: sekiz ekran görüntüsü (liste ve çekim notları listing.md'de) ve 1024×500 öne çıkan grafik. Sürüm </w:t>
+      </w:r>
+      <w:r>
+        <w:rPr>
+          <w:rFonts w:ascii="Consolas" w:hAnsi="Consolas"/>
+          <w:color w:val="3A2A1E"/>
+          <w:sz w:val="20"/>
+        </w:rPr>
+        <w:t>1.0</w:t>
+      </w:r>
+      <w:r>
+        <w:rPr>
+          <w:color w:val="3A2A1E"/>
+        </w:rPr>
+        <w:t xml:space="preserve">, versionCode </w:t>
+      </w:r>
+      <w:r>
+        <w:rPr>
+          <w:rFonts w:ascii="Consolas" w:hAnsi="Consolas"/>
+          <w:color w:val="3A2A1E"/>
+          <w:sz w:val="20"/>
+        </w:rPr>
+        <w:t>1</w:t>
+      </w:r>
+      <w:r>
+        <w:rPr>
+          <w:color w:val="3A2A1E"/>
+        </w:rPr>
+        <w:t xml:space="preserve"> — Play'e her yüklemede versionCode'un artması gerekiyor.</w:t>
+      </w:r>
+    </w:p>
+    <w:p>
+      <w:pPr/>
+      <w:r>
+        <w:rPr>
+          <w:color w:val="3A2A1E"/>
+        </w:rPr>
+        <w:t>App Store Kids kategorisi Öncelik 3 ile birlikte, Mac geldiğinde.</w:t>
+      </w:r>
+    </w:p>
+    <w:p>
+      <w:pPr/>
+      <w:r>
+        <w:rPr>
+          <w:color w:val="3A2A1E"/>
+        </w:rPr>
         <w:t>İki uyarı politikanın metniyle ilgili: 4. bölümü (abonelik) gerçek billing bağlanmadan tam doğru değil, çünkü satın almanın Play üzerinden yürüdüğünü anlatıyor — Öncelik 2 ile birlikte gözden geçirilmeli. Ve metnin bir hukukçuya okutulması yerinde olur; iddialar koda dayanıyor ama yasal biçim ayrı bir iş.</w:t>
+      </w:r>
+    </w:p>
+    <w:p>
+      <w:pPr/>
+      <w:r>
+        <w:rPr>
+          <w:color w:val="3A2A1E"/>
+        </w:rPr>
+        <w:t xml:space="preserve">Aynı sebeple </w:t>
+      </w:r>
+      <w:r>
+        <w:rPr>
+          <w:b/>
+          <w:color w:val="3A2A1E"/>
+        </w:rPr>
+        <w:t>Data safety formu da Öncelik 2 ile birlikte yeniden okunmalı</w:t>
+      </w:r>
+      <w:r>
+        <w:rPr>
+          <w:color w:val="3A2A1E"/>
+        </w:rPr>
+        <w:t xml:space="preserve">: bugünkü "hiçbir veri toplanmıyor" cevabı </w:t>
+      </w:r>
+      <w:r>
+        <w:rPr>
+          <w:rFonts w:ascii="Consolas" w:hAnsi="Consolas"/>
+          <w:color w:val="3A2A1E"/>
+          <w:sz w:val="20"/>
+        </w:rPr>
+        <w:t>LocalSubscriptionService</w:t>
+      </w:r>
+      <w:r>
+        <w:rPr>
+          <w:color w:val="3A2A1E"/>
+        </w:rPr>
+        <w:t xml:space="preserve"> ile doğru, ama Play Billing satın alma jetonunu Google'a gönderiyor ve Play bunu "Purchase history" başlığı altında beyan ettirebiliyor.</w:t>
       </w:r>
     </w:p>
     <w:p>
@@ -3713,7 +4852,7 @@
         <w:rPr>
           <w:color w:val="3A2A1E"/>
         </w:rPr>
-        <w:t>Oyun kütüphanesi 1.0 için yeterliydi (10 oyun, beş etkileşim türü) ve şu an 13'te. Buradakiler kütüphaneyi derinleştiriyor, sürümü bloke etmiyor. Sıra kasıtlı: önce boşluğu büyük olup teknik olarak ucuz olanlar.</w:t>
+        <w:t>Oyun kütüphanesi 1.0 için yeterliydi (10 oyun, beş etkileşim türü) ve şu an 14'te. Buradakiler kütüphaneyi derinleştiriyor, sürümü bloke etmiyor. Sıra kasıtlı: önce boşluğu büyük olup teknik olarak ucuz olanlar.</w:t>
       </w:r>
     </w:p>
     <w:p>
@@ -3787,13 +4926,13 @@
           <w:b/>
           <w:color w:val="3A2A1E"/>
         </w:rPr>
-        <w:t>İ5 — Yıldızların bir karşılığı.</w:t>
-      </w:r>
-      <w:r>
-        <w:rPr>
-          <w:color w:val="3A2A1E"/>
-        </w:rPr>
-        <w:t xml:space="preserve"> Şu an yıldız birikiyor ve hiçbir şey açmıyor. 32 emoji avatar zaten var; yıldızla açılan avatarlar/çıkartmalar küçük bir iş, motivasyon döngüsünü kapatıyor.</w:t>
+        <w:t>İ5 — Yıldızların bir karşılığı. ✅ Bitti (03.09.2026).</w:t>
+      </w:r>
+      <w:r>
+        <w:rPr>
+          <w:color w:val="3A2A1E"/>
+        </w:rPr>
+        <w:t xml:space="preserve"> Ayrıntı 1. bölümde, "Yıldızların karşılığı" başlığı.</w:t>
       </w:r>
     </w:p>
     <w:p>
@@ -3803,13 +4942,13 @@
           <w:b/>
           <w:color w:val="3A2A1E"/>
         </w:rPr>
-        <w:t>İ6 — Ekran süresi sınırı.</w:t>
-      </w:r>
-      <w:r>
-        <w:rPr>
-          <w:color w:val="3A2A1E"/>
-        </w:rPr>
-        <w:t xml:space="preserve"> "15 dakika sonra nazikçe bitir." Ebeveyn ekranına yakışıyor ve abonelik tarafında somut bir değer.</w:t>
+        <w:t>Sıradışı — Noktaları Birleştir. ✅ Bitti (03.09.2026).</w:t>
+      </w:r>
+      <w:r>
+        <w:rPr>
+          <w:color w:val="3A2A1E"/>
+        </w:rPr>
+        <w:t xml:space="preserve"> Yol haritasında yoktu, doğrudan istendi. Ayrıntı 1. bölümde.</w:t>
       </w:r>
     </w:p>
     <w:p>
@@ -3819,13 +4958,29 @@
           <w:b/>
           <w:color w:val="3A2A1E"/>
         </w:rPr>
+        <w:t>İ6 — Ekran süresi sınırı.</w:t>
+      </w:r>
+      <w:r>
+        <w:rPr>
+          <w:color w:val="3A2A1E"/>
+        </w:rPr>
+        <w:t xml:space="preserve"> "15 dakika sonra nazikçe bitir." Ebeveyn ekranına yakışıyor ve abonelik tarafında somut bir değer.</w:t>
+      </w:r>
+    </w:p>
+    <w:p>
+      <w:pPr/>
+      <w:r>
+        <w:rPr>
+          <w:b/>
+          <w:color w:val="3A2A1E"/>
+        </w:rPr>
         <w:t>İ7 — Kategori ayırma, basit toplama, boyama.</w:t>
       </w:r>
       <w:r>
         <w:rPr>
           <w:color w:val="3A2A1E"/>
         </w:rPr>
-        <w:t xml:space="preserve"> Sırasıyla: hayvan/araç ayırma (Şekil Ayırma'nın motoru genelleşir), Meşe bandı için toplama (Say ve Eşleştir'in devamı), ve Filiz için boyama — kaybetmenin olmadığı serbest oyun, bu yaşta Sago Mini'nin bütün işi o.</w:t>
+        <w:t xml:space="preserve"> Sırasıyla: hayvan/araç ayırma (Şekil Ayırma'nın motoru genelleşir), Meşe bandı için toplama (Say ve Eşleştir'in devamı), ve Filiz için boyama — kaybetmenin olmadığı serbest oyun, bu yaşta Sago Mini'nin bütün işi o. Toplama artık daha ucuz: Noktaları Birleştir sayı doğrusu fikrini kurdu, toplama onun üstüne biner.</w:t>
       </w:r>
     </w:p>
     <w:p>
@@ -3956,7 +5111,34 @@
         <w:rPr>
           <w:color w:val="3A2A1E"/>
         </w:rPr>
-        <w:t>Mağaza vitrini (görseller, tanıtım metinleri, formlar) hiç başlamadı</w:t>
+        <w:t xml:space="preserve">Mağaza vitrininin </w:t>
+      </w:r>
+      <w:r>
+        <w:rPr>
+          <w:b/>
+          <w:color w:val="3A2A1E"/>
+        </w:rPr>
+        <w:t>görselleri</w:t>
+      </w:r>
+      <w:r>
+        <w:rPr>
+          <w:color w:val="3A2A1E"/>
+        </w:rPr>
+        <w:t xml:space="preserve"> yok: sekiz ekran görüntüsü ve 1024×500 öne çıkan grafik. İkisi de gerçek cihaz istiyor. Metin tarafı bitti (</w:t>
+      </w:r>
+      <w:r>
+        <w:rPr>
+          <w:rFonts w:ascii="Consolas" w:hAnsi="Consolas"/>
+          <w:color w:val="3A2A1E"/>
+          <w:sz w:val="20"/>
+        </w:rPr>
+        <w:t>docs/store/listing.md</w:t>
+      </w:r>
+      <w:r>
+        <w:rPr>
+          <w:color w:val="3A2A1E"/>
+        </w:rPr>
+        <w:t>)</w:t>
       </w:r>
     </w:p>
     <w:p>
@@ -3995,7 +5177,7 @@
         <w:rPr>
           <w:color w:val="3A2A1E"/>
         </w:rPr>
-        <w:t xml:space="preserve"> var. Gerçek tabletlerin hepsi arm64 olduğu için sorun değil, ama manifest </w:t>
+        <w:t xml:space="preserve"> var. Beyan artık buna uygun (minSdk 26); Play, AAB'yi eşleşmeyen ABI'ye zaten sunmuyor. 32 bit ARM cihazlara ulaşmak istenirse </w:t>
       </w:r>
       <w:r>
         <w:rPr>
@@ -4003,13 +5185,13 @@
           <w:color w:val="3A2A1E"/>
           <w:sz w:val="20"/>
         </w:rPr>
-        <w:t>minSdk 21</w:t>
-      </w:r>
-      <w:r>
-        <w:rPr>
-          <w:color w:val="3A2A1E"/>
-        </w:rPr>
-        <w:t xml:space="preserve"> diyor ve o çağın 32 bit ARM cihazları bu paketi kuramaz — beyan olduğundan geniş</w:t>
+        <w:t>armeabi-v7a</w:t>
+      </w:r>
+      <w:r>
+        <w:rPr>
+          <w:color w:val="3A2A1E"/>
+        </w:rPr>
+        <w:t xml:space="preserve"> eklenir — indirme boyutunu cihaz başına değiştirmez, Play paketi ABI'ye göre bölüyor</w:t>
       </w:r>
     </w:p>
     <w:p>
@@ -4053,7 +5235,7 @@
         <w:rPr>
           <w:color w:val="3A2A1E"/>
         </w:rPr>
-        <w:t>Gerçek tablette hiç denenmedi; şimdiye kadar yalnızca emülatör. Parmak isabeti emülatörde ölçülemiyor (özellikle Yolu Bul'un Meşe toleransı)</w:t>
+        <w:t>Gerçek tablette hiç denenmedi; şimdiye kadar yalnızca emülatör. Parmak isabeti emülatörde ölçülemiyor (özellikle Yolu Bul'un Meşe toleransı ve Noktaları Birleştir'in 0,06'lık dokunma yarıçapı)</w:t>
       </w:r>
     </w:p>
     <w:p>
@@ -4064,20 +5246,15 @@
         <w:rPr>
           <w:color w:val="3A2A1E"/>
         </w:rPr>
-        <w:t xml:space="preserve">Uygulama yalnızca </w:t>
-      </w:r>
-      <w:r>
-        <w:rPr>
-          <w:b/>
-          <w:color w:val="3A2A1E"/>
-        </w:rPr>
-        <w:t>yatay</w:t>
-      </w:r>
-      <w:r>
-        <w:rPr>
-          <w:color w:val="3A2A1E"/>
-        </w:rPr>
-        <w:t xml:space="preserve"> çalışıyor. Dikey desteklenmiyor ve desteklenecekse her oyun için ikinci bir yerleşim gerekiyor</w:t>
+        <w:t xml:space="preserve">Ödül merdiveninin ucu ölçülmedi: yirmi avatarın sonuncusu 60 yıldız istiyor. Bir bantta en fazla 42 yıldız var (14 oyun × 3), yani koleksiyonu bitirmek bant değiştirmeyi gerektiriyor. Kasıtlı — ödül yıllara yayılıyor — ama gerçek bir çocukta hızın nasıl hissettirdiği bilinmiyor. Aralık tek sabit: </w:t>
+      </w:r>
+      <w:r>
+        <w:rPr>
+          <w:rFonts w:ascii="Consolas" w:hAnsi="Consolas"/>
+          <w:color w:val="3A2A1E"/>
+          <w:sz w:val="20"/>
+        </w:rPr>
+        <w:t>RewardLadder.StarsPerUnlock</w:t>
       </w:r>
     </w:p>
     <w:p>
@@ -4088,7 +5265,20 @@
         <w:rPr>
           <w:color w:val="3A2A1E"/>
         </w:rPr>
-        <w:t>Masal grubundaki bazı emojiler (peri, büyücü, deniz kızı, süper kahraman) Unicode 11 ile geldi; çok eski Android sürümlerinde boş kutu görünebilir. Uygulamanın alt sınırı API 21 ama depoda zaten 🦕 vardı ve tablette sorunsuz çıkıyordu. Gerçek cihaz testinde bakılacak</w:t>
+        <w:t xml:space="preserve">Uygulama yalnızca </w:t>
+      </w:r>
+      <w:r>
+        <w:rPr>
+          <w:b/>
+          <w:color w:val="3A2A1E"/>
+        </w:rPr>
+        <w:t>yatay</w:t>
+      </w:r>
+      <w:r>
+        <w:rPr>
+          <w:color w:val="3A2A1E"/>
+        </w:rPr>
+        <w:t xml:space="preserve"> çalışıyor. Dikey desteklenmiyor ve desteklenecekse her oyun için ikinci bir yerleşim gerekiyor</w:t>
       </w:r>
     </w:p>
     <w:p>
@@ -4099,6 +5289,43 @@
         <w:rPr>
           <w:color w:val="3A2A1E"/>
         </w:rPr>
+        <w:t xml:space="preserve">Emoji kapsamı </w:t>
+      </w:r>
+      <w:r>
+        <w:rPr>
+          <w:b/>
+          <w:color w:val="3A2A1E"/>
+        </w:rPr>
+        <w:t>kapandı</w:t>
+      </w:r>
+      <w:r>
+        <w:rPr>
+          <w:color w:val="3A2A1E"/>
+        </w:rPr>
+        <w:t xml:space="preserve">: alt sınır 26 (Android 8.0) ve Unicode 11 isteyen tek avatar (süper kahraman) T-Rex ile değiştirildi. Yine de gerçek cihazda bir kez gözle bakılmalı — üretici yazı tipleri farklı çiziyor. Kural şu: </w:t>
+      </w:r>
+      <w:r>
+        <w:rPr>
+          <w:b/>
+          <w:color w:val="3A2A1E"/>
+        </w:rPr>
+        <w:t>kataloğa Unicode 10'dan yeni bir emoji girmeyecek</w:t>
+      </w:r>
+      <w:r>
+        <w:rPr>
+          <w:color w:val="3A2A1E"/>
+        </w:rPr>
+        <w:t>, yoksa aynı boş kutu geri gelir</w:t>
+      </w:r>
+    </w:p>
+    <w:p>
+      <w:pPr>
+        <w:pStyle w:val="ListBullet"/>
+      </w:pPr>
+      <w:r>
+        <w:rPr>
+          <w:color w:val="3A2A1E"/>
+        </w:rPr>
         <w:t>Sesler hiçbir hoparlörde duyulmadı. Sayısal olarak doğrulandılar ve emülatörde çalındıkları günlükten görüldü, ama seviyelerinin birbirine göre dengesi ancak kulakla anlaşılır</w:t>
       </w:r>
     </w:p>
@@ -4896,6 +6123,123 @@
     </w:p>
     <w:p>
       <w:pPr>
+        <w:pStyle w:val="Heading3"/>
+      </w:pPr>
+      <w:r>
+        <w:t>Ekranda duran şeyi cihaza gitmeden gör</w:t>
+      </w:r>
+    </w:p>
+    <w:p>
+      <w:pPr/>
+      <w:r>
+        <w:rPr>
+          <w:color w:val="3A2A1E"/>
+        </w:rPr>
+        <w:t xml:space="preserve">Motorun verisi saf sayı olduğu için konsoldan PNG'ye alınabiliyor ve yerleşim kusurları orada çıkıyor. Bu oturumda üç kusur </w:t>
+      </w:r>
+      <w:r>
+        <w:rPr>
+          <w:b/>
+          <w:color w:val="3A2A1E"/>
+        </w:rPr>
+        <w:t>yalnızca</w:t>
+      </w:r>
+      <w:r>
+        <w:rPr>
+          <w:color w:val="3A2A1E"/>
+        </w:rPr>
+        <w:t xml:space="preserve"> böyle göründü: Harf Yazma'nın rakamları harflerin kenarına yapışıyordu (piksel payı birim koordinata ekleniyordu), A/B/E/4'te üst üste biniyorlardı, ve Noktaları Birleştir'in on bir resminin altısı hayvana benzemiyordu.</w:t>
+      </w:r>
+    </w:p>
+    <w:p>
+      <w:pPr/>
+      <w:r>
+        <w:rPr>
+          <w:color w:val="3A2A1E"/>
+        </w:rPr>
+        <w:t>Yöntem: motorun geometrisini bir konsol programından JSON'a dök, Python + Pillow ile çiz, resme bak. Emülatörü açmaktan hızlı ve emülatörün göstermediğini gösteriyor — çünkü sorun çalışma zamanında değil veride.</w:t>
+      </w:r>
+    </w:p>
+    <w:p>
+      <w:pPr/>
+      <w:r>
+        <w:rPr>
+          <w:color w:val="3A2A1E"/>
+        </w:rPr>
+        <w:t xml:space="preserve">Kural: </w:t>
+      </w:r>
+      <w:r>
+        <w:rPr>
+          <w:b/>
+          <w:color w:val="3A2A1E"/>
+        </w:rPr>
+        <w:t>bir ekranda "neyin nereye düştüğü" bir soruysa, o hesabı MAUI'siz bir yere koy.</w:t>
+      </w:r>
+      <w:r>
+        <w:rPr>
+          <w:color w:val="3A2A1E"/>
+        </w:rPr>
+        <w:t xml:space="preserve"> </w:t>
+      </w:r>
+      <w:r>
+        <w:rPr>
+          <w:rFonts w:ascii="Consolas" w:hAnsi="Consolas"/>
+          <w:color w:val="3A2A1E"/>
+          <w:sz w:val="20"/>
+        </w:rPr>
+        <w:t>TrendPainter</w:t>
+      </w:r>
+      <w:r>
+        <w:rPr>
+          <w:color w:val="3A2A1E"/>
+        </w:rPr>
+        <w:t xml:space="preserve"> ve </w:t>
+      </w:r>
+      <w:r>
+        <w:rPr>
+          <w:rFonts w:ascii="Consolas" w:hAnsi="Consolas"/>
+          <w:color w:val="3A2A1E"/>
+          <w:sz w:val="20"/>
+        </w:rPr>
+        <w:t>LineUpPainter</w:t>
+      </w:r>
+      <w:r>
+        <w:rPr>
+          <w:color w:val="3A2A1E"/>
+        </w:rPr>
+        <w:t xml:space="preserve"> zaten öyle; darbe numaralarının yerleşimi </w:t>
+      </w:r>
+      <w:r>
+        <w:rPr>
+          <w:rFonts w:ascii="Consolas" w:hAnsi="Consolas"/>
+          <w:color w:val="3A2A1E"/>
+          <w:sz w:val="20"/>
+        </w:rPr>
+        <w:t>LetterTraceSurface</w:t>
+      </w:r>
+      <w:r>
+        <w:rPr>
+          <w:color w:val="3A2A1E"/>
+        </w:rPr>
+        <w:t xml:space="preserve"> içinde kaldı ama hesabı saf (</w:t>
+      </w:r>
+      <w:r>
+        <w:rPr>
+          <w:rFonts w:ascii="Consolas" w:hAnsi="Consolas"/>
+          <w:color w:val="3A2A1E"/>
+          <w:sz w:val="20"/>
+        </w:rPr>
+        <w:t>OutwardNormal</w:t>
+      </w:r>
+      <w:r>
+        <w:rPr>
+          <w:color w:val="3A2A1E"/>
+        </w:rPr>
+        <w:t>), yani taklit edilip çizilebiliyor.</w:t>
+      </w:r>
+    </w:p>
+    <w:p>
+      <w:pPr>
         <w:pStyle w:val="Heading2"/>
       </w:pPr>
       <w:r>
@@ -5187,6 +6531,59 @@
           <w:color w:val="3A2A1E"/>
         </w:rPr>
         <w:t>'deki konsol programından PNG üretip gözle bakabiliyorsun ve yerleşim kusurları cihaza gitmeden çıkıyor. Sürükleme için MAUI'nin sürükle-bırak tanıyıcıları değil doğrudan dokunma olayları kullanılıyor: platformun sürükleme eşiği küçük çocuğun yavaş hareketinde aşılmıyor ve parça hiç kıpırdamıyor</w:t>
+      </w:r>
+    </w:p>
+    <w:p>
+      <w:pPr>
+        <w:pStyle w:val="ListNumber"/>
+      </w:pPr>
+      <w:r>
+        <w:rPr>
+          <w:color w:val="3A2A1E"/>
+        </w:rPr>
+        <w:t xml:space="preserve">Oyunun içeriği dile bağlıysa (ad, simge) eşlemeyi uygulama katmanına al, motora değil: </w:t>
+      </w:r>
+      <w:r>
+        <w:rPr>
+          <w:rFonts w:ascii="Consolas" w:hAnsi="Consolas"/>
+          <w:color w:val="3A2A1E"/>
+          <w:sz w:val="20"/>
+        </w:rPr>
+        <w:t>HuntContent</w:t>
+      </w:r>
+      <w:r>
+        <w:rPr>
+          <w:color w:val="3A2A1E"/>
+        </w:rPr>
+        <w:t xml:space="preserve">, </w:t>
+      </w:r>
+      <w:r>
+        <w:rPr>
+          <w:rFonts w:ascii="Consolas" w:hAnsi="Consolas"/>
+          <w:color w:val="3A2A1E"/>
+          <w:sz w:val="20"/>
+        </w:rPr>
+        <w:t>LetterTraceContent</w:t>
+      </w:r>
+      <w:r>
+        <w:rPr>
+          <w:color w:val="3A2A1E"/>
+        </w:rPr>
+        <w:t xml:space="preserve">, </w:t>
+      </w:r>
+      <w:r>
+        <w:rPr>
+          <w:rFonts w:ascii="Consolas" w:hAnsi="Consolas"/>
+          <w:color w:val="3A2A1E"/>
+          <w:sz w:val="20"/>
+        </w:rPr>
+        <w:t>DotContent</w:t>
+      </w:r>
+      <w:r>
+        <w:rPr>
+          <w:color w:val="3A2A1E"/>
+        </w:rPr>
+        <w:t xml:space="preserve"> böyle. Motor geometriyi ve kuralı bilir, adı bilmez</w:t>
       </w:r>
     </w:p>
     <w:p>

--- a/ilerleme notu.docx
+++ b/ilerleme notu.docx
@@ -3252,7 +3252,7 @@
         <w:rPr>
           <w:color w:val="3A2A1E"/>
         </w:rPr>
-        <w:t xml:space="preserve">Yeni sınırla imzalı paket yeniden üretildi ve doğrulandı: </w:t>
+        <w:t xml:space="preserve">Yeni sınırla imzalı paket üretildi ve manifesti </w:t>
       </w:r>
       <w:r>
         <w:rPr>
@@ -3260,13 +3260,27 @@
           <w:color w:val="3A2A1E"/>
           <w:sz w:val="20"/>
         </w:rPr>
+        <w:t>aapt2 dump badging</w:t>
+      </w:r>
+      <w:r>
+        <w:rPr>
+          <w:color w:val="3A2A1E"/>
+        </w:rPr>
+        <w:t xml:space="preserve"> ile doğrulandı: </w:t>
+      </w:r>
+      <w:r>
+        <w:rPr>
+          <w:rFonts w:ascii="Consolas" w:hAnsi="Consolas"/>
+          <w:color w:val="3A2A1E"/>
+          <w:sz w:val="20"/>
+        </w:rPr>
         <w:t>io.ploofy.app</w:t>
       </w:r>
       <w:r>
         <w:rPr>
           <w:color w:val="3A2A1E"/>
         </w:rPr>
-        <w:t xml:space="preserve">, versionCode 1, versionName 1.0, minSdk 26, targetSdk 36, yatay kilit, </w:t>
+        <w:t xml:space="preserve">, versionName 1.0, minSdk 26, targetSdk 36, yatay kilit, </w:t>
       </w:r>
       <w:r>
         <w:rPr>
@@ -3289,6 +3303,20 @@
           <w:sz w:val="20"/>
         </w:rPr>
         <w:t>x86_64</w:t>
+      </w:r>
+      <w:r>
+        <w:rPr>
+          <w:color w:val="3A2A1E"/>
+        </w:rPr>
+        <w:t xml:space="preserve">, imza </w:t>
+      </w:r>
+      <w:r>
+        <w:rPr>
+          <w:rFonts w:ascii="Consolas" w:hAnsi="Consolas"/>
+          <w:color w:val="3A2A1E"/>
+          <w:sz w:val="20"/>
+        </w:rPr>
+        <w:t>CN=Ali Kiratli, O=Ploofy</w:t>
       </w:r>
       <w:r>
         <w:rPr>
@@ -3302,6 +3330,103 @@
         <w:pStyle w:val="Heading3"/>
       </w:pPr>
       <w:r>
+        <w:t>versionCode 2</w:t>
+      </w:r>
+    </w:p>
+    <w:p>
+      <w:pPr/>
+      <w:r>
+        <w:rPr>
+          <w:color w:val="3A2A1E"/>
+        </w:rPr>
+        <w:t xml:space="preserve">O paket versionCode </w:t>
+      </w:r>
+      <w:r>
+        <w:rPr>
+          <w:b/>
+          <w:color w:val="3A2A1E"/>
+        </w:rPr>
+        <w:t>1</w:t>
+      </w:r>
+      <w:r>
+        <w:rPr>
+          <w:color w:val="3A2A1E"/>
+        </w:rPr>
+        <w:t xml:space="preserve"> taşıyordu ve o numara kullanılmayacak; internal testing'e gidecek paket için </w:t>
+      </w:r>
+      <w:r>
+        <w:rPr>
+          <w:rFonts w:ascii="Consolas" w:hAnsi="Consolas"/>
+          <w:color w:val="3A2A1E"/>
+          <w:sz w:val="20"/>
+        </w:rPr>
+        <w:t>ApplicationVersion</w:t>
+      </w:r>
+      <w:r>
+        <w:rPr>
+          <w:color w:val="3A2A1E"/>
+        </w:rPr>
+        <w:t xml:space="preserve"> </w:t>
+      </w:r>
+      <w:r>
+        <w:rPr>
+          <w:b/>
+          <w:color w:val="3A2A1E"/>
+        </w:rPr>
+        <w:t>2</w:t>
+      </w:r>
+      <w:r>
+        <w:rPr>
+          <w:color w:val="3A2A1E"/>
+        </w:rPr>
+        <w:t>'ye çıkarıldı.</w:t>
+      </w:r>
+    </w:p>
+    <w:p>
+      <w:pPr/>
+      <w:r>
+        <w:rPr>
+          <w:color w:val="3A2A1E"/>
+        </w:rPr>
+        <w:t xml:space="preserve">Sebep: 1'i taşıyan ilk paketler minSdk 21 ile üretilmişti. Numaranın aralıksız artması gerekmiyor, yalnızca büyümesi — 1'i boş bırakmak, elde kalan eski bir </w:t>
+      </w:r>
+      <w:r>
+        <w:rPr>
+          <w:rFonts w:ascii="Consolas" w:hAnsi="Consolas"/>
+          <w:color w:val="3A2A1E"/>
+          <w:sz w:val="20"/>
+        </w:rPr>
+        <w:t>.aab</w:t>
+      </w:r>
+      <w:r>
+        <w:rPr>
+          <w:color w:val="3A2A1E"/>
+        </w:rPr>
+        <w:t>'nin yanlışlıkla yüklenmesini imkânsız kılıyor. Play'e bir kez yüklenen numara, o paket silinse bile geri alınamıyor.</w:t>
+      </w:r>
+    </w:p>
+    <w:p>
+      <w:pPr/>
+      <w:r>
+        <w:rPr>
+          <w:rFonts w:ascii="Consolas" w:hAnsi="Consolas"/>
+          <w:color w:val="3A2A1E"/>
+          <w:sz w:val="20"/>
+        </w:rPr>
+        <w:t>ApplicationDisplayVersion</w:t>
+      </w:r>
+      <w:r>
+        <w:rPr>
+          <w:color w:val="3A2A1E"/>
+        </w:rPr>
+        <w:t xml:space="preserve"> 1.0'da kalıyor: kullanıcının gördüğü sürüm bu ve internal testing bir yayın değil.</w:t>
+      </w:r>
+    </w:p>
+    <w:p>
+      <w:pPr>
+        <w:pStyle w:val="Heading3"/>
+      </w:pPr>
+      <w:r>
         <w:t>Gizlilik politikası</w:t>
       </w:r>
     </w:p>
@@ -4775,13 +4900,35 @@
           <w:color w:val="3A2A1E"/>
           <w:sz w:val="20"/>
         </w:rPr>
-        <w:t>1</w:t>
+        <w:t>2</w:t>
       </w:r>
       <w:r>
         <w:rPr>
           <w:color w:val="3A2A1E"/>
         </w:rPr>
         <w:t xml:space="preserve"> — Play'e her yüklemede versionCode'un artması gerekiyor.</w:t>
+      </w:r>
+    </w:p>
+    <w:p>
+      <w:pPr/>
+      <w:r>
+        <w:rPr>
+          <w:color w:val="3A2A1E"/>
+        </w:rPr>
+        <w:t xml:space="preserve">İlk yükleme </w:t>
+      </w:r>
+      <w:r>
+        <w:rPr>
+          <w:b/>
+          <w:color w:val="3A2A1E"/>
+        </w:rPr>
+        <w:t>internal testing</w:t>
+      </w:r>
+      <w:r>
+        <w:rPr>
+          <w:color w:val="3A2A1E"/>
+        </w:rPr>
+        <w:t xml:space="preserve"> kanalına yapılacak, production'a değil: uygulama henüz gerçek bir tablette hiç oynanmadı ve production'a giden bir versionCode geri alınamıyor.</w:t>
       </w:r>
     </w:p>
     <w:p>

--- a/ilerleme notu.docx
+++ b/ilerleme notu.docx
@@ -3420,6 +3420,175 @@
           <w:color w:val="3A2A1E"/>
         </w:rPr>
         <w:t xml:space="preserve"> 1.0'da kalıyor: kullanıcının gördüğü sürüm bu ve internal testing bir yayın değil.</w:t>
+      </w:r>
+    </w:p>
+    <w:p>
+      <w:pPr/>
+      <w:r>
+        <w:rPr>
+          <w:color w:val="3A2A1E"/>
+        </w:rPr>
+        <w:t xml:space="preserve">versionCode 1'i taşıyan paketler </w:t>
+      </w:r>
+      <w:r>
+        <w:rPr>
+          <w:b/>
+          <w:color w:val="3A2A1E"/>
+        </w:rPr>
+        <w:t>silindi</w:t>
+      </w:r>
+      <w:r>
+        <w:rPr>
+          <w:color w:val="3A2A1E"/>
+        </w:rPr>
+        <w:t xml:space="preserve"> ve paket yeni numarayla yeniden üretilip doğrulandı: </w:t>
+      </w:r>
+      <w:r>
+        <w:rPr>
+          <w:rFonts w:ascii="Consolas" w:hAnsi="Consolas"/>
+          <w:color w:val="3A2A1E"/>
+          <w:sz w:val="20"/>
+        </w:rPr>
+        <w:t>io.ploofy.app</w:t>
+      </w:r>
+      <w:r>
+        <w:rPr>
+          <w:color w:val="3A2A1E"/>
+        </w:rPr>
+        <w:t xml:space="preserve">, versionCode </w:t>
+      </w:r>
+      <w:r>
+        <w:rPr>
+          <w:b/>
+          <w:color w:val="3A2A1E"/>
+        </w:rPr>
+        <w:t>2</w:t>
+      </w:r>
+      <w:r>
+        <w:rPr>
+          <w:color w:val="3A2A1E"/>
+        </w:rPr>
+        <w:t xml:space="preserve">, versionName 1.0, minSdk 26, targetSdk 36, yatay kilit, </w:t>
+      </w:r>
+      <w:r>
+        <w:rPr>
+          <w:rFonts w:ascii="Consolas" w:hAnsi="Consolas"/>
+          <w:color w:val="3A2A1E"/>
+          <w:sz w:val="20"/>
+        </w:rPr>
+        <w:t>arm64-v8a</w:t>
+      </w:r>
+      <w:r>
+        <w:rPr>
+          <w:color w:val="3A2A1E"/>
+        </w:rPr>
+        <w:t xml:space="preserve"> + </w:t>
+      </w:r>
+      <w:r>
+        <w:rPr>
+          <w:rFonts w:ascii="Consolas" w:hAnsi="Consolas"/>
+          <w:color w:val="3A2A1E"/>
+          <w:sz w:val="20"/>
+        </w:rPr>
+        <w:t>x86_64</w:t>
+      </w:r>
+      <w:r>
+        <w:rPr>
+          <w:color w:val="3A2A1E"/>
+        </w:rPr>
+        <w:t xml:space="preserve">, imza </w:t>
+      </w:r>
+      <w:r>
+        <w:rPr>
+          <w:rFonts w:ascii="Consolas" w:hAnsi="Consolas"/>
+          <w:color w:val="3A2A1E"/>
+          <w:sz w:val="20"/>
+        </w:rPr>
+        <w:t>CN=Ali Kiratli, O=Ploofy</w:t>
+      </w:r>
+      <w:r>
+        <w:rPr>
+          <w:color w:val="3A2A1E"/>
+        </w:rPr>
+        <w:t xml:space="preserve"> (SHA-256 </w:t>
+      </w:r>
+      <w:r>
+        <w:rPr>
+          <w:rFonts w:ascii="Consolas" w:hAnsi="Consolas"/>
+          <w:color w:val="3A2A1E"/>
+          <w:sz w:val="20"/>
+        </w:rPr>
+        <w:t>f7549556…4d27</w:t>
+      </w:r>
+      <w:r>
+        <w:rPr>
+          <w:color w:val="3A2A1E"/>
+        </w:rPr>
+        <w:t>, önceki paketlerle aynı anahtar). Boyut 38 MB.</w:t>
+      </w:r>
+    </w:p>
+    <w:p>
+      <w:pPr/>
+      <w:r>
+        <w:rPr>
+          <w:color w:val="3A2A1E"/>
+        </w:rPr>
+        <w:t xml:space="preserve">Yüklenecek dosya </w:t>
+      </w:r>
+      <w:r>
+        <w:rPr>
+          <w:rFonts w:ascii="Consolas" w:hAnsi="Consolas"/>
+          <w:color w:val="3A2A1E"/>
+          <w:sz w:val="20"/>
+        </w:rPr>
+        <w:t>io.ploofy.app-Signed.aab</w:t>
+      </w:r>
+      <w:r>
+        <w:rPr>
+          <w:color w:val="3A2A1E"/>
+        </w:rPr>
+        <w:t xml:space="preserve">. Aynı klasördeki </w:t>
+      </w:r>
+      <w:r>
+        <w:rPr>
+          <w:rFonts w:ascii="Consolas" w:hAnsi="Consolas"/>
+          <w:color w:val="3A2A1E"/>
+          <w:sz w:val="20"/>
+        </w:rPr>
+        <w:t>io.ploofy.app.aab</w:t>
+      </w:r>
+      <w:r>
+        <w:rPr>
+          <w:color w:val="3A2A1E"/>
+        </w:rPr>
+        <w:t xml:space="preserve"> </w:t>
+      </w:r>
+      <w:r>
+        <w:rPr>
+          <w:b/>
+          <w:color w:val="3A2A1E"/>
+        </w:rPr>
+        <w:t>imzasız</w:t>
+      </w:r>
+      <w:r>
+        <w:rPr>
+          <w:color w:val="3A2A1E"/>
+        </w:rPr>
+        <w:t xml:space="preserve"> — Play onu kabul etmiyor. </w:t>
+      </w:r>
+      <w:r>
+        <w:rPr>
+          <w:rFonts w:ascii="Consolas" w:hAnsi="Consolas"/>
+          <w:color w:val="3A2A1E"/>
+          <w:sz w:val="20"/>
+        </w:rPr>
+        <w:t>.apk</w:t>
+      </w:r>
+      <w:r>
+        <w:rPr>
+          <w:color w:val="3A2A1E"/>
+        </w:rPr>
+        <w:t xml:space="preserve"> yalnızca tablete USB'den kurmak için; Play yeni uygulamalarda APK almıyor.</w:t>
       </w:r>
     </w:p>
     <w:p>

--- a/ilerleme notu.docx
+++ b/ilerleme notu.docx
@@ -98,7 +98,7 @@
           <w:b/>
           <w:color w:val="3A2A1E"/>
         </w:rPr>
-        <w:t>Son oturumda yapılan: yıldızların bir karşılığı oldu, on dördüncü oyun geldi, harf yazma defterdeki gibi numaralandı ve mağaza vitrini yazıldı.</w:t>
+        <w:t>Son oturumda yapılan: yıldızların bir karşılığı oldu, on dördüncü oyun geldi, harf yazma defterdeki gibi numaralandı, mağaza vitrini yazıldı ve oyun süresi sınırı eklendi (İ6).</w:t>
       </w:r>
       <w:r>
         <w:rPr>
@@ -169,7 +169,7 @@
         <w:rPr>
           <w:color w:val="3A2A1E"/>
         </w:rPr>
-        <w:t xml:space="preserve"> (minSdk 26, emoji). Ayrıntı aşağıda: "Yıldızların karşılığı", "Noktaları Birleştir", "Darbe numaraları", "Mağaza vitrini", "minSdk 26 ve emoji".</w:t>
+        <w:t xml:space="preserve"> (minSdk 26, emoji). Ayrıntı aşağıda: "Yıldızların karşılığı", "Noktaları Birleştir", "Darbe numaraları", "Oyun süresi sınırı", "Mağaza vitrini", "minSdk 26 ve emoji".</w:t>
       </w:r>
     </w:p>
     <w:p>
@@ -2982,24 +2982,16 @@
         <w:pStyle w:val="Heading3"/>
       </w:pPr>
       <w:r>
-        <w:t>Mağaza vitrini</w:t>
+        <w:t>Oyun süresi sınırı (İ6)</w:t>
       </w:r>
     </w:p>
     <w:p>
       <w:pPr/>
       <w:r>
         <w:rPr>
-          <w:rFonts w:ascii="Consolas" w:hAnsi="Consolas"/>
-          <w:color w:val="3A2A1E"/>
-          <w:sz w:val="20"/>
-        </w:rPr>
-        <w:t>docs/store/listing.md</w:t>
-      </w:r>
-      <w:r>
-        <w:rPr>
-          <w:color w:val="3A2A1E"/>
-        </w:rPr>
-        <w:t xml:space="preserve"> — Play Console'a girilecek her şeyin kaynağı. Console'daki hâli sürüm geçmişinde izlenemediği için metin önce burada değişiyor.</w:t>
+          <w:color w:val="3A2A1E"/>
+        </w:rPr>
+        <w:t>Ebeveyn bir çocuk için günlük oyun süresi koyuyor; süre dolduğunda ana ekran oyun listesi yerine dinlenme kartı gösteriyor ve ertesi gün kendiliğinden açılıyor. Amaç ebeveynin "yeter artık" pazarlığını her akşam yeniden yapmak zorunda kalmaması — sınırı uygulama söylüyor.</w:t>
       </w:r>
     </w:p>
     <w:p>
@@ -3008,90 +3000,106 @@
         <w:rPr>
           <w:color w:val="3A2A1E"/>
         </w:rPr>
-        <w:t xml:space="preserve">İçinde: üç dilde uygulama adı, kısa açıklama ve tam açıklama; kategori ve iletişim bilgileri; </w:t>
-      </w:r>
-      <w:r>
-        <w:rPr>
-          <w:b/>
-          <w:color w:val="3A2A1E"/>
-        </w:rPr>
-        <w:t>Data safety formunun cevapları</w:t>
-      </w:r>
-      <w:r>
-        <w:rPr>
-          <w:color w:val="3A2A1E"/>
-        </w:rPr>
-        <w:t xml:space="preserve"> ve neden öyle cevaplandığı; </w:t>
-      </w:r>
-      <w:r>
-        <w:rPr>
-          <w:b/>
-          <w:color w:val="3A2A1E"/>
-        </w:rPr>
-        <w:t>içerik derecelendirme (IARC) anketinin cevapları</w:t>
-      </w:r>
-      <w:r>
-        <w:rPr>
-          <w:color w:val="3A2A1E"/>
-        </w:rPr>
-        <w:t>; hedef kitle beyanı ve Families politikası; çekilecek sekiz ekran görüntüsünün listesi ve çekim notları; sürüm notları; yüklemeden önceki kontrol listesi.</w:t>
+        <w:t>Özelliği taşıyan dört karar:</w:t>
       </w:r>
     </w:p>
     <w:p>
       <w:pPr/>
       <w:r>
         <w:rPr>
-          <w:color w:val="3A2A1E"/>
-        </w:rPr>
-        <w:t>Data safety cevabı "</w:t>
-      </w:r>
-      <w:r>
-        <w:rPr>
           <w:b/>
           <w:color w:val="3A2A1E"/>
         </w:rPr>
-        <w:t>hiçbir veri toplanmıyor</w:t>
-      </w:r>
-      <w:r>
-        <w:rPr>
-          <w:color w:val="3A2A1E"/>
-        </w:rPr>
-        <w:t xml:space="preserve">" — Play'in tanımında "collect" veriyi cihazdan dışarı taşımak demek ve Ploofy'nin sunucusu, analitiği, çökme raporlaması, reklam SDK'sı yok. </w:t>
-      </w:r>
-      <w:r>
-        <w:rPr>
-          <w:b/>
-          <w:color w:val="3A2A1E"/>
-        </w:rPr>
-        <w:t>Ama bu cevap gerçek billing bağlandıktan sonra yeniden okunmalı:</w:t>
-      </w:r>
-      <w:r>
-        <w:rPr>
-          <w:color w:val="3A2A1E"/>
-        </w:rPr>
-        <w:t xml:space="preserve"> Play Billing satın alma jetonunu Google'a gönderiyor ve Play bunu "Purchase history" başlığı altında beyan ettirebiliyor.</w:t>
+        <w:t>Varsayılan kapalı.</w:t>
+      </w:r>
+      <w:r>
+        <w:rPr>
+          <w:color w:val="3A2A1E"/>
+        </w:rPr>
+        <w:t xml:space="preserve"> Açık gelseydi güncellemeden sonra bütün çocuklar birden kilitlenir ve kimse sebebini bilmezdi. Ebeveyn açtığında bandına göre bir öneri geliyor (15 / 20 / 30 dk) ama son söz onun: bir ailenin tabletle ilişkisini uygulama bilemez ve yaşa göre dayatılan bir sınır küstahlık olurdu. Seçenekler hazır listeden (10, 15, 20, 30, 45, 60 ve sınırsız); serbest sayı girişi, ebeveyni "kaç dakika doğru" sorusunu cevaplamak zorunda bırakırdı.</w:t>
       </w:r>
     </w:p>
     <w:p>
       <w:pPr/>
       <w:r>
         <w:rPr>
-          <w:color w:val="3A2A1E"/>
-        </w:rPr>
-        <w:t xml:space="preserve">Vitrini yazarken gizlilik politikasında bir eksik çıktı ve düzeltildi: </w:t>
-      </w:r>
-      <w:r>
-        <w:rPr>
           <w:b/>
           <w:color w:val="3A2A1E"/>
         </w:rPr>
-        <w:t>tur geçmişi</w:t>
-      </w:r>
-      <w:r>
-        <w:rPr>
-          <w:color w:val="3A2A1E"/>
-        </w:rPr>
-        <w:t xml:space="preserve"> (</w:t>
+        <w:t>Tur ortasında kesilmiyor.</w:t>
+      </w:r>
+      <w:r>
+        <w:rPr>
+          <w:color w:val="3A2A1E"/>
+        </w:rPr>
+        <w:t xml:space="preserve"> Kontrol yalnızca oyunlar arasında. Yapbozun yarısında kilitlenen çocuk uygulamayı haksız buluyor ve bu his sınırın kendisinden çok daha kalıcı. Bunun bedeli sınırın her zaman biraz aşılması; kabul edilen bir bedel.</w:t>
+      </w:r>
+    </w:p>
+    <w:p>
+      <w:pPr/>
+      <w:r>
+        <w:rPr>
+          <w:b/>
+          <w:color w:val="3A2A1E"/>
+        </w:rPr>
+        <w:t>Görünür geri sayım yok.</w:t>
+      </w:r>
+      <w:r>
+        <w:rPr>
+          <w:color w:val="3A2A1E"/>
+        </w:rPr>
+        <w:t xml:space="preserve"> Bu yaşta ekranda azalan bir saat kaygı üretiyor ve çocuğu oyunu bitirmeye değil acele etmeye itiyor — deponun kendi kuralına da ters (günlük seri: suçluluk mekaniği, bilerek yapılmıyor). Yerine tur sonu ekranında iki cümle: önce "bugün bir oyun daha var", sonra "bugünlük bu kadar". Süre bitince "tekrar oyna" düğmesi </w:t>
+      </w:r>
+      <w:r>
+        <w:rPr>
+          <w:b/>
+          <w:color w:val="3A2A1E"/>
+        </w:rPr>
+        <w:t>kayboluyor</w:t>
+      </w:r>
+      <w:r>
+        <w:rPr>
+          <w:color w:val="3A2A1E"/>
+        </w:rPr>
+        <w:t>, dokunulduğunda reddeden bir düğme bırakılmıyor: reddedilmek cezalandırılmak gibi hissettiriyor, olmayan bir düğme ise tartışma açmıyor.</w:t>
+      </w:r>
+    </w:p>
+    <w:p>
+      <w:pPr/>
+      <w:r>
+        <w:rPr>
+          <w:b/>
+          <w:color w:val="3A2A1E"/>
+        </w:rPr>
+        <w:t>Abonelikten bağımsız, ücretsiz katmanda da açık.</w:t>
+      </w:r>
+      <w:r>
+        <w:rPr>
+          <w:color w:val="3A2A1E"/>
+        </w:rPr>
+        <w:t xml:space="preserve"> Not bunu "abonelik tarafında somut bir değer" diye kaydetmişti; çocuk koruma özelliğini ödeme duvarının arkasına koymak bir çocuk uygulamasında savunulacak bir şey değil.</w:t>
+      </w:r>
+    </w:p>
+    <w:p>
+      <w:pPr/>
+      <w:r>
+        <w:rPr>
+          <w:color w:val="3A2A1E"/>
+        </w:rPr>
+        <w:t xml:space="preserve">Ölçülen şey </w:t>
+      </w:r>
+      <w:r>
+        <w:rPr>
+          <w:b/>
+          <w:color w:val="3A2A1E"/>
+        </w:rPr>
+        <w:t>oyun süresi</w:t>
+      </w:r>
+      <w:r>
+        <w:rPr>
+          <w:color w:val="3A2A1E"/>
+        </w:rPr>
+        <w:t xml:space="preserve">, ekran süresi değil: kaynak </w:t>
       </w:r>
       <w:r>
         <w:rPr>
@@ -3105,7 +3113,109 @@
         <w:rPr>
           <w:color w:val="3A2A1E"/>
         </w:rPr>
-        <w:t>, ebeveyn raporunun kaynağı) politikanın "cihazda tutulan bilgiler" bölümünde hiç geçmiyordu. Rapor 02.09'da eklenmiş, politika aynı gün yayımlanmıştı ve tablo listeye girmemişti. Üç dile de eklendi. Bu bir biçim kusuru değil: Data safety formu politikayla uyuşmak zorunda ve uyuşmazlık tek başına ret sebebi.</w:t>
+        <w:t xml:space="preserve">, yani raporun zaten okuduğu tablo. Ana ekranda ya da koleksiyonda geçen süre sayılmıyor. İki ayrı sayı tutmak, ebeveyne er geç birbirini tutmayan iki rakam göstermek olurdu — arayüzde de "oyun süresi" deniyor. Turlar raporun kırpmasıyla (15 dk) kırpılıyor: kronometre uygulama arka plandayken durmuyor ve bırakılmış tek bir tur, kırpma olmadan çocuğun bütün gününü yakardı. Gün </w:t>
+      </w:r>
+      <w:r>
+        <w:rPr>
+          <w:b/>
+          <w:color w:val="3A2A1E"/>
+        </w:rPr>
+        <w:t>yerel</w:t>
+      </w:r>
+      <w:r>
+        <w:rPr>
+          <w:color w:val="3A2A1E"/>
+        </w:rPr>
+        <w:t xml:space="preserve"> saatle dönüyor; </w:t>
+      </w:r>
+      <w:r>
+        <w:rPr>
+          <w:rFonts w:ascii="Consolas" w:hAnsi="Consolas"/>
+          <w:color w:val="3A2A1E"/>
+          <w:sz w:val="20"/>
+        </w:rPr>
+        <w:t>PlayedAtLocal</w:t>
+      </w:r>
+      <w:r>
+        <w:rPr>
+          <w:color w:val="3A2A1E"/>
+        </w:rPr>
+        <w:t xml:space="preserve"> zaten tam bu yüzden yerel.</w:t>
+      </w:r>
+    </w:p>
+    <w:p>
+      <w:pPr/>
+      <w:r>
+        <w:rPr>
+          <w:color w:val="3A2A1E"/>
+        </w:rPr>
+        <w:t>Yeni tablo yok, sınır ayarlar tablosunda (</w:t>
+      </w:r>
+      <w:r>
+        <w:rPr>
+          <w:rFonts w:ascii="Consolas" w:hAnsi="Consolas"/>
+          <w:color w:val="3A2A1E"/>
+          <w:sz w:val="20"/>
+        </w:rPr>
+        <w:t>screen_time:&lt;profil&gt;</w:t>
+      </w:r>
+      <w:r>
+        <w:rPr>
+          <w:color w:val="3A2A1E"/>
+        </w:rPr>
+        <w:t>). Sınır yoksa geçmişe hiç sorgu gitmiyor — sınır kullanmayan ailelerde her açılışta bedava çalışan bir sorgu olurdu.</w:t>
+      </w:r>
+    </w:p>
+    <w:p>
+      <w:pPr/>
+      <w:r>
+        <w:rPr>
+          <w:b/>
+          <w:color w:val="3A2A1E"/>
+        </w:rPr>
+        <w:t>Bilinen açık:</w:t>
+      </w:r>
+      <w:r>
+        <w:rPr>
+          <w:color w:val="3A2A1E"/>
+        </w:rPr>
+        <w:t xml:space="preserve"> süresi dolan çocuk profil değiştirip kardeşinin bütçesinden oynayabiliyor. Profil seçmek ebeveyn kilidinin arkasında değil (kardeşin sırası geldiğinde her seferinde ebeveyn çağırmak akışı kırıyor) ve bunu kapatmak o kararı geri almak demek. Kapatmak yerine </w:t>
+      </w:r>
+      <w:r>
+        <w:rPr>
+          <w:b/>
+          <w:color w:val="3A2A1E"/>
+        </w:rPr>
+        <w:t>görünür</w:t>
+      </w:r>
+      <w:r>
+        <w:rPr>
+          <w:color w:val="3A2A1E"/>
+        </w:rPr>
+        <w:t xml:space="preserve"> yapıldı: seçim ekranında süresi dolmuş çocuğun kartı soluyor ve yanında bir ay işareti duruyor. Sınır profil başına, yani kardeşin kendi bütçesi işlemeye devam ediyor; tableti paylaşan iki çocuğu birbirinin bütçesinden sorumlu tutmak yanlış olurdu.</w:t>
+      </w:r>
+    </w:p>
+    <w:p>
+      <w:pPr/>
+      <w:r>
+        <w:rPr>
+          <w:color w:val="3A2A1E"/>
+        </w:rPr>
+        <w:t xml:space="preserve">Motor tarafı </w:t>
+      </w:r>
+      <w:r>
+        <w:rPr>
+          <w:rFonts w:ascii="Consolas" w:hAnsi="Consolas"/>
+          <w:color w:val="3A2A1E"/>
+          <w:sz w:val="20"/>
+        </w:rPr>
+        <w:t>Engine/Progress/ScreenTimeBudget.cs</w:t>
+      </w:r>
+      <w:r>
+        <w:rPr>
+          <w:color w:val="3A2A1E"/>
+        </w:rPr>
+        <w:t>. 16 test.</w:t>
       </w:r>
     </w:p>
     <w:p>
@@ -3113,16 +3223,24 @@
         <w:pStyle w:val="Heading3"/>
       </w:pPr>
       <w:r>
-        <w:t>minSdk 26 ve emoji</w:t>
+        <w:t>Mağaza vitrini</w:t>
       </w:r>
     </w:p>
     <w:p>
       <w:pPr/>
       <w:r>
         <w:rPr>
-          <w:color w:val="3A2A1E"/>
-        </w:rPr>
-        <w:t>İki bilinen eksik aynı noktada birleşiyordu ve ikisi de kapandı.</w:t>
+          <w:rFonts w:ascii="Consolas" w:hAnsi="Consolas"/>
+          <w:color w:val="3A2A1E"/>
+          <w:sz w:val="20"/>
+        </w:rPr>
+        <w:t>docs/store/listing.md</w:t>
+      </w:r>
+      <w:r>
+        <w:rPr>
+          <w:color w:val="3A2A1E"/>
+        </w:rPr>
+        <w:t xml:space="preserve"> — Play Console'a girilecek her şeyin kaynağı. Console'daki hâli sürüm geçmişinde izlenemediği için metin önce burada değişiyor.</w:t>
       </w:r>
     </w:p>
     <w:p>
@@ -3131,62 +3249,33 @@
         <w:rPr>
           <w:color w:val="3A2A1E"/>
         </w:rPr>
-        <w:t xml:space="preserve">Manifest </w:t>
-      </w:r>
-      <w:r>
-        <w:rPr>
-          <w:rFonts w:ascii="Consolas" w:hAnsi="Consolas"/>
-          <w:color w:val="3A2A1E"/>
-          <w:sz w:val="20"/>
-        </w:rPr>
-        <w:t>minSdk 21</w:t>
-      </w:r>
-      <w:r>
-        <w:rPr>
-          <w:color w:val="3A2A1E"/>
-        </w:rPr>
-        <w:t xml:space="preserve"> (Android 5.0) diyordu ama pakette yalnızca </w:t>
-      </w:r>
-      <w:r>
-        <w:rPr>
-          <w:rFonts w:ascii="Consolas" w:hAnsi="Consolas"/>
-          <w:color w:val="3A2A1E"/>
-          <w:sz w:val="20"/>
-        </w:rPr>
-        <w:t>arm64-v8a</w:t>
-      </w:r>
-      <w:r>
-        <w:rPr>
-          <w:color w:val="3A2A1E"/>
-        </w:rPr>
-        <w:t xml:space="preserve"> ve </w:t>
-      </w:r>
-      <w:r>
-        <w:rPr>
-          <w:rFonts w:ascii="Consolas" w:hAnsi="Consolas"/>
-          <w:color w:val="3A2A1E"/>
-          <w:sz w:val="20"/>
-        </w:rPr>
-        <w:t>x86_64</w:t>
-      </w:r>
-      <w:r>
-        <w:rPr>
-          <w:color w:val="3A2A1E"/>
-        </w:rPr>
-        <w:t xml:space="preserve"> var — o çağın 32 bit ARM cihazları paketi kuramıyordu, yani beyan olduğundan genişti. Ayrıca avatarların bir kısmı (peri, büyücü, deniz kızı) Unicode 10 ile geldi ve o karakterler ancak Android 8.0'ın sistem yazı tipinde var: daha eski sürümlerde profil ve koleksiyon ekranlarında </w:t>
+        <w:t xml:space="preserve">İçinde: üç dilde uygulama adı, kısa açıklama ve tam açıklama; kategori ve iletişim bilgileri; </w:t>
       </w:r>
       <w:r>
         <w:rPr>
           <w:b/>
           <w:color w:val="3A2A1E"/>
         </w:rPr>
-        <w:t>boş kutu</w:t>
-      </w:r>
-      <w:r>
-        <w:rPr>
-          <w:color w:val="3A2A1E"/>
-        </w:rPr>
-        <w:t xml:space="preserve"> çıkıyorlardı — yani bu oturumda kurulan ödül sisteminin tamamı o cihazlarda kırıktı.</w:t>
+        <w:t>Data safety formunun cevapları</w:t>
+      </w:r>
+      <w:r>
+        <w:rPr>
+          <w:color w:val="3A2A1E"/>
+        </w:rPr>
+        <w:t xml:space="preserve"> ve neden öyle cevaplandığı; </w:t>
+      </w:r>
+      <w:r>
+        <w:rPr>
+          <w:b/>
+          <w:color w:val="3A2A1E"/>
+        </w:rPr>
+        <w:t>içerik derecelendirme (IARC) anketinin cevapları</w:t>
+      </w:r>
+      <w:r>
+        <w:rPr>
+          <w:color w:val="3A2A1E"/>
+        </w:rPr>
+        <w:t>; hedef kitle beyanı ve Families politikası; çekilecek sekiz ekran görüntüsünün listesi ve çekim notları; sürüm notları; yüklemeden önceki kontrol listesi.</w:t>
       </w:r>
     </w:p>
     <w:p>
@@ -3195,20 +3284,33 @@
         <w:rPr>
           <w:color w:val="3A2A1E"/>
         </w:rPr>
-        <w:t xml:space="preserve">Alt sınır </w:t>
+        <w:t>Data safety cevabı "</w:t>
       </w:r>
       <w:r>
         <w:rPr>
           <w:b/>
           <w:color w:val="3A2A1E"/>
         </w:rPr>
-        <w:t>26</w:t>
-      </w:r>
-      <w:r>
-        <w:rPr>
-          <w:color w:val="3A2A1E"/>
-        </w:rPr>
-        <w:t>'ya (Android 8.0) çıkarıldı. Sınırı belirleyen API değil emoji: 26, boş kutu bırakmayan en düşük sürüm. Karşılığında Android 5.0-7.1 cihazlar düşüyor; 2026'da bu, etkin cihazların yüzde birkaçı ve o cihazlar SkiaSharp'lı bir MAUI uygulamasını zaten zor çalıştırıyor.</w:t>
+        <w:t>hiçbir veri toplanmıyor</w:t>
+      </w:r>
+      <w:r>
+        <w:rPr>
+          <w:color w:val="3A2A1E"/>
+        </w:rPr>
+        <w:t xml:space="preserve">" — Play'in tanımında "collect" veriyi cihazdan dışarı taşımak demek ve Ploofy'nin sunucusu, analitiği, çökme raporlaması, reklam SDK'sı yok. </w:t>
+      </w:r>
+      <w:r>
+        <w:rPr>
+          <w:b/>
+          <w:color w:val="3A2A1E"/>
+        </w:rPr>
+        <w:t>Ama bu cevap gerçek billing bağlandıktan sonra yeniden okunmalı:</w:t>
+      </w:r>
+      <w:r>
+        <w:rPr>
+          <w:color w:val="3A2A1E"/>
+        </w:rPr>
+        <w:t xml:space="preserve"> Play Billing satın alma jetonunu Google'a gönderiyor ve Play bunu "Purchase history" başlığı altında beyan ettirebiliyor.</w:t>
       </w:r>
     </w:p>
     <w:p>
@@ -3217,42 +3319,20 @@
         <w:rPr>
           <w:color w:val="3A2A1E"/>
         </w:rPr>
-        <w:t xml:space="preserve">Bir emoji hâlâ dışarıda kalıyordu: </w:t>
+        <w:t xml:space="preserve">Vitrini yazarken gizlilik politikasında bir eksik çıktı ve düzeltildi: </w:t>
       </w:r>
       <w:r>
         <w:rPr>
           <w:b/>
           <w:color w:val="3A2A1E"/>
         </w:rPr>
-        <w:t>süper kahraman</w:t>
-      </w:r>
-      <w:r>
-        <w:rPr>
-          <w:color w:val="3A2A1E"/>
-        </w:rPr>
-        <w:t xml:space="preserve"> Unicode 11 ile geldi ve Android 9.0 istiyor. Yerini T-Rex aldı (Unicode 9). Değişiklik yayından </w:t>
-      </w:r>
-      <w:r>
-        <w:rPr>
-          <w:b/>
-          <w:color w:val="3A2A1E"/>
-        </w:rPr>
-        <w:t>önce</w:t>
-      </w:r>
-      <w:r>
-        <w:rPr>
-          <w:color w:val="3A2A1E"/>
-        </w:rPr>
-        <w:t xml:space="preserve"> yapıldı; sonrasında olsaydı süper kahramanı seçmiş bir çocuğun profili bozulurdu — kayıtlı profiller avatarı metin olarak tutuyor.</w:t>
-      </w:r>
-    </w:p>
-    <w:p>
-      <w:pPr/>
-      <w:r>
-        <w:rPr>
-          <w:color w:val="3A2A1E"/>
-        </w:rPr>
-        <w:t xml:space="preserve">Yeni sınırla imzalı paket üretildi ve manifesti </w:t>
+        <w:t>tur geçmişi</w:t>
+      </w:r>
+      <w:r>
+        <w:rPr>
+          <w:color w:val="3A2A1E"/>
+        </w:rPr>
+        <w:t xml:space="preserve"> (</w:t>
       </w:r>
       <w:r>
         <w:rPr>
@@ -3260,69 +3340,13 @@
           <w:color w:val="3A2A1E"/>
           <w:sz w:val="20"/>
         </w:rPr>
-        <w:t>aapt2 dump badging</w:t>
-      </w:r>
-      <w:r>
-        <w:rPr>
-          <w:color w:val="3A2A1E"/>
-        </w:rPr>
-        <w:t xml:space="preserve"> ile doğrulandı: </w:t>
-      </w:r>
-      <w:r>
-        <w:rPr>
-          <w:rFonts w:ascii="Consolas" w:hAnsi="Consolas"/>
-          <w:color w:val="3A2A1E"/>
-          <w:sz w:val="20"/>
-        </w:rPr>
-        <w:t>io.ploofy.app</w:t>
-      </w:r>
-      <w:r>
-        <w:rPr>
-          <w:color w:val="3A2A1E"/>
-        </w:rPr>
-        <w:t xml:space="preserve">, versionName 1.0, minSdk 26, targetSdk 36, yatay kilit, </w:t>
-      </w:r>
-      <w:r>
-        <w:rPr>
-          <w:rFonts w:ascii="Consolas" w:hAnsi="Consolas"/>
-          <w:color w:val="3A2A1E"/>
-          <w:sz w:val="20"/>
-        </w:rPr>
-        <w:t>arm64-v8a</w:t>
-      </w:r>
-      <w:r>
-        <w:rPr>
-          <w:color w:val="3A2A1E"/>
-        </w:rPr>
-        <w:t xml:space="preserve"> + </w:t>
-      </w:r>
-      <w:r>
-        <w:rPr>
-          <w:rFonts w:ascii="Consolas" w:hAnsi="Consolas"/>
-          <w:color w:val="3A2A1E"/>
-          <w:sz w:val="20"/>
-        </w:rPr>
-        <w:t>x86_64</w:t>
-      </w:r>
-      <w:r>
-        <w:rPr>
-          <w:color w:val="3A2A1E"/>
-        </w:rPr>
-        <w:t xml:space="preserve">, imza </w:t>
-      </w:r>
-      <w:r>
-        <w:rPr>
-          <w:rFonts w:ascii="Consolas" w:hAnsi="Consolas"/>
-          <w:color w:val="3A2A1E"/>
-          <w:sz w:val="20"/>
-        </w:rPr>
-        <w:t>CN=Ali Kiratli, O=Ploofy</w:t>
-      </w:r>
-      <w:r>
-        <w:rPr>
-          <w:color w:val="3A2A1E"/>
-        </w:rPr>
-        <w:t>.</w:t>
+        <w:t>round_history</w:t>
+      </w:r>
+      <w:r>
+        <w:rPr>
+          <w:color w:val="3A2A1E"/>
+        </w:rPr>
+        <w:t>, ebeveyn raporunun kaynağı) politikanın "cihazda tutulan bilgiler" bölümünde hiç geçmiyordu. Rapor 02.09'da eklenmiş, politika aynı gün yayımlanmıştı ve tablo listeye girmemişti. Üç dile de eklendi. Bu bir biçim kusuru değil: Data safety formu politikayla uyuşmak zorunda ve uyuşmazlık tek başına ret sebebi.</w:t>
       </w:r>
     </w:p>
     <w:p>
@@ -3330,7 +3354,7 @@
         <w:pStyle w:val="Heading3"/>
       </w:pPr>
       <w:r>
-        <w:t>versionCode 2</w:t>
+        <w:t>minSdk 26 ve emoji</w:t>
       </w:r>
     </w:p>
     <w:p>
@@ -3339,47 +3363,7 @@
         <w:rPr>
           <w:color w:val="3A2A1E"/>
         </w:rPr>
-        <w:t xml:space="preserve">O paket versionCode </w:t>
-      </w:r>
-      <w:r>
-        <w:rPr>
-          <w:b/>
-          <w:color w:val="3A2A1E"/>
-        </w:rPr>
-        <w:t>1</w:t>
-      </w:r>
-      <w:r>
-        <w:rPr>
-          <w:color w:val="3A2A1E"/>
-        </w:rPr>
-        <w:t xml:space="preserve"> taşıyordu ve o numara kullanılmayacak; internal testing'e gidecek paket için </w:t>
-      </w:r>
-      <w:r>
-        <w:rPr>
-          <w:rFonts w:ascii="Consolas" w:hAnsi="Consolas"/>
-          <w:color w:val="3A2A1E"/>
-          <w:sz w:val="20"/>
-        </w:rPr>
-        <w:t>ApplicationVersion</w:t>
-      </w:r>
-      <w:r>
-        <w:rPr>
-          <w:color w:val="3A2A1E"/>
-        </w:rPr>
-        <w:t xml:space="preserve"> </w:t>
-      </w:r>
-      <w:r>
-        <w:rPr>
-          <w:b/>
-          <w:color w:val="3A2A1E"/>
-        </w:rPr>
-        <w:t>2</w:t>
-      </w:r>
-      <w:r>
-        <w:rPr>
-          <w:color w:val="3A2A1E"/>
-        </w:rPr>
-        <w:t>'ye çıkarıldı.</w:t>
+        <w:t>İki bilinen eksik aynı noktada birleşiyordu ve ikisi de kapandı.</w:t>
       </w:r>
     </w:p>
     <w:p>
@@ -3388,7 +3372,7 @@
         <w:rPr>
           <w:color w:val="3A2A1E"/>
         </w:rPr>
-        <w:t xml:space="preserve">Sebep: 1'i taşıyan ilk paketler minSdk 21 ile üretilmişti. Numaranın aralıksız artması gerekmiyor, yalnızca büyümesi — 1'i boş bırakmak, elde kalan eski bir </w:t>
+        <w:t xml:space="preserve">Manifest </w:t>
       </w:r>
       <w:r>
         <w:rPr>
@@ -3396,30 +3380,76 @@
           <w:color w:val="3A2A1E"/>
           <w:sz w:val="20"/>
         </w:rPr>
-        <w:t>.aab</w:t>
-      </w:r>
-      <w:r>
-        <w:rPr>
-          <w:color w:val="3A2A1E"/>
-        </w:rPr>
-        <w:t>'nin yanlışlıkla yüklenmesini imkânsız kılıyor. Play'e bir kez yüklenen numara, o paket silinse bile geri alınamıyor.</w:t>
+        <w:t>minSdk 21</w:t>
+      </w:r>
+      <w:r>
+        <w:rPr>
+          <w:color w:val="3A2A1E"/>
+        </w:rPr>
+        <w:t xml:space="preserve"> (Android 5.0) diyordu ama pakette yalnızca </w:t>
+      </w:r>
+      <w:r>
+        <w:rPr>
+          <w:rFonts w:ascii="Consolas" w:hAnsi="Consolas"/>
+          <w:color w:val="3A2A1E"/>
+          <w:sz w:val="20"/>
+        </w:rPr>
+        <w:t>arm64-v8a</w:t>
+      </w:r>
+      <w:r>
+        <w:rPr>
+          <w:color w:val="3A2A1E"/>
+        </w:rPr>
+        <w:t xml:space="preserve"> ve </w:t>
+      </w:r>
+      <w:r>
+        <w:rPr>
+          <w:rFonts w:ascii="Consolas" w:hAnsi="Consolas"/>
+          <w:color w:val="3A2A1E"/>
+          <w:sz w:val="20"/>
+        </w:rPr>
+        <w:t>x86_64</w:t>
+      </w:r>
+      <w:r>
+        <w:rPr>
+          <w:color w:val="3A2A1E"/>
+        </w:rPr>
+        <w:t xml:space="preserve"> var — o çağın 32 bit ARM cihazları paketi kuramıyordu, yani beyan olduğundan genişti. Ayrıca avatarların bir kısmı (peri, büyücü, deniz kızı) Unicode 10 ile geldi ve o karakterler ancak Android 8.0'ın sistem yazı tipinde var: daha eski sürümlerde profil ve koleksiyon ekranlarında </w:t>
+      </w:r>
+      <w:r>
+        <w:rPr>
+          <w:b/>
+          <w:color w:val="3A2A1E"/>
+        </w:rPr>
+        <w:t>boş kutu</w:t>
+      </w:r>
+      <w:r>
+        <w:rPr>
+          <w:color w:val="3A2A1E"/>
+        </w:rPr>
+        <w:t xml:space="preserve"> çıkıyorlardı — yani bu oturumda kurulan ödül sisteminin tamamı o cihazlarda kırıktı.</w:t>
       </w:r>
     </w:p>
     <w:p>
       <w:pPr/>
       <w:r>
         <w:rPr>
-          <w:rFonts w:ascii="Consolas" w:hAnsi="Consolas"/>
-          <w:color w:val="3A2A1E"/>
-          <w:sz w:val="20"/>
-        </w:rPr>
-        <w:t>ApplicationDisplayVersion</w:t>
-      </w:r>
-      <w:r>
-        <w:rPr>
-          <w:color w:val="3A2A1E"/>
-        </w:rPr>
-        <w:t xml:space="preserve"> 1.0'da kalıyor: kullanıcının gördüğü sürüm bu ve internal testing bir yayın değil.</w:t>
+          <w:color w:val="3A2A1E"/>
+        </w:rPr>
+        <w:t xml:space="preserve">Alt sınır </w:t>
+      </w:r>
+      <w:r>
+        <w:rPr>
+          <w:b/>
+          <w:color w:val="3A2A1E"/>
+        </w:rPr>
+        <w:t>26</w:t>
+      </w:r>
+      <w:r>
+        <w:rPr>
+          <w:color w:val="3A2A1E"/>
+        </w:rPr>
+        <w:t>'ya (Android 8.0) çıkarıldı. Sınırı belirleyen API değil emoji: 26, boş kutu bırakmayan en düşük sürüm. Karşılığında Android 5.0-7.1 cihazlar düşüyor; 2026'da bu, etkin cihazların yüzde birkaçı ve o cihazlar SkiaSharp'lı bir MAUI uygulamasını zaten zor çalıştırıyor.</w:t>
       </w:r>
     </w:p>
     <w:p>
@@ -3428,103 +3458,33 @@
         <w:rPr>
           <w:color w:val="3A2A1E"/>
         </w:rPr>
-        <w:t xml:space="preserve">versionCode 1'i taşıyan paketler </w:t>
+        <w:t xml:space="preserve">Bir emoji hâlâ dışarıda kalıyordu: </w:t>
       </w:r>
       <w:r>
         <w:rPr>
           <w:b/>
           <w:color w:val="3A2A1E"/>
         </w:rPr>
-        <w:t>silindi</w:t>
-      </w:r>
-      <w:r>
-        <w:rPr>
-          <w:color w:val="3A2A1E"/>
-        </w:rPr>
-        <w:t xml:space="preserve"> ve paket yeni numarayla yeniden üretilip doğrulandı: </w:t>
-      </w:r>
-      <w:r>
-        <w:rPr>
-          <w:rFonts w:ascii="Consolas" w:hAnsi="Consolas"/>
-          <w:color w:val="3A2A1E"/>
-          <w:sz w:val="20"/>
-        </w:rPr>
-        <w:t>io.ploofy.app</w:t>
-      </w:r>
-      <w:r>
-        <w:rPr>
-          <w:color w:val="3A2A1E"/>
-        </w:rPr>
-        <w:t xml:space="preserve">, versionCode </w:t>
+        <w:t>süper kahraman</w:t>
+      </w:r>
+      <w:r>
+        <w:rPr>
+          <w:color w:val="3A2A1E"/>
+        </w:rPr>
+        <w:t xml:space="preserve"> Unicode 11 ile geldi ve Android 9.0 istiyor. Yerini T-Rex aldı (Unicode 9). Değişiklik yayından </w:t>
       </w:r>
       <w:r>
         <w:rPr>
           <w:b/>
           <w:color w:val="3A2A1E"/>
         </w:rPr>
-        <w:t>2</w:t>
-      </w:r>
-      <w:r>
-        <w:rPr>
-          <w:color w:val="3A2A1E"/>
-        </w:rPr>
-        <w:t xml:space="preserve">, versionName 1.0, minSdk 26, targetSdk 36, yatay kilit, </w:t>
-      </w:r>
-      <w:r>
-        <w:rPr>
-          <w:rFonts w:ascii="Consolas" w:hAnsi="Consolas"/>
-          <w:color w:val="3A2A1E"/>
-          <w:sz w:val="20"/>
-        </w:rPr>
-        <w:t>arm64-v8a</w:t>
-      </w:r>
-      <w:r>
-        <w:rPr>
-          <w:color w:val="3A2A1E"/>
-        </w:rPr>
-        <w:t xml:space="preserve"> + </w:t>
-      </w:r>
-      <w:r>
-        <w:rPr>
-          <w:rFonts w:ascii="Consolas" w:hAnsi="Consolas"/>
-          <w:color w:val="3A2A1E"/>
-          <w:sz w:val="20"/>
-        </w:rPr>
-        <w:t>x86_64</w:t>
-      </w:r>
-      <w:r>
-        <w:rPr>
-          <w:color w:val="3A2A1E"/>
-        </w:rPr>
-        <w:t xml:space="preserve">, imza </w:t>
-      </w:r>
-      <w:r>
-        <w:rPr>
-          <w:rFonts w:ascii="Consolas" w:hAnsi="Consolas"/>
-          <w:color w:val="3A2A1E"/>
-          <w:sz w:val="20"/>
-        </w:rPr>
-        <w:t>CN=Ali Kiratli, O=Ploofy</w:t>
-      </w:r>
-      <w:r>
-        <w:rPr>
-          <w:color w:val="3A2A1E"/>
-        </w:rPr>
-        <w:t xml:space="preserve"> (SHA-256 </w:t>
-      </w:r>
-      <w:r>
-        <w:rPr>
-          <w:rFonts w:ascii="Consolas" w:hAnsi="Consolas"/>
-          <w:color w:val="3A2A1E"/>
-          <w:sz w:val="20"/>
-        </w:rPr>
-        <w:t>f7549556…4d27</w:t>
-      </w:r>
-      <w:r>
-        <w:rPr>
-          <w:color w:val="3A2A1E"/>
-        </w:rPr>
-        <w:t>, önceki paketlerle aynı anahtar). Boyut 38 MB.</w:t>
+        <w:t>önce</w:t>
+      </w:r>
+      <w:r>
+        <w:rPr>
+          <w:color w:val="3A2A1E"/>
+        </w:rPr>
+        <w:t xml:space="preserve"> yapıldı; sonrasında olsaydı süper kahramanı seçmiş bir çocuğun profili bozulurdu — kayıtlı profiller avatarı metin olarak tutuyor.</w:t>
       </w:r>
     </w:p>
     <w:p>
@@ -3533,7 +3493,7 @@
         <w:rPr>
           <w:color w:val="3A2A1E"/>
         </w:rPr>
-        <w:t xml:space="preserve">Yüklenecek dosya </w:t>
+        <w:t xml:space="preserve">Yeni sınırla imzalı paket üretildi ve manifesti </w:t>
       </w:r>
       <w:r>
         <w:rPr>
@@ -3541,13 +3501,13 @@
           <w:color w:val="3A2A1E"/>
           <w:sz w:val="20"/>
         </w:rPr>
-        <w:t>io.ploofy.app-Signed.aab</w:t>
-      </w:r>
-      <w:r>
-        <w:rPr>
-          <w:color w:val="3A2A1E"/>
-        </w:rPr>
-        <w:t xml:space="preserve">. Aynı klasördeki </w:t>
+        <w:t>aapt2 dump badging</w:t>
+      </w:r>
+      <w:r>
+        <w:rPr>
+          <w:color w:val="3A2A1E"/>
+        </w:rPr>
+        <w:t xml:space="preserve"> ile doğrulandı: </w:t>
       </w:r>
       <w:r>
         <w:rPr>
@@ -3555,26 +3515,13 @@
           <w:color w:val="3A2A1E"/>
           <w:sz w:val="20"/>
         </w:rPr>
-        <w:t>io.ploofy.app.aab</w:t>
-      </w:r>
-      <w:r>
-        <w:rPr>
-          <w:color w:val="3A2A1E"/>
-        </w:rPr>
-        <w:t xml:space="preserve"> </w:t>
-      </w:r>
-      <w:r>
-        <w:rPr>
-          <w:b/>
-          <w:color w:val="3A2A1E"/>
-        </w:rPr>
-        <w:t>imzasız</w:t>
-      </w:r>
-      <w:r>
-        <w:rPr>
-          <w:color w:val="3A2A1E"/>
-        </w:rPr>
-        <w:t xml:space="preserve"> — Play onu kabul etmiyor. </w:t>
+        <w:t>io.ploofy.app</w:t>
+      </w:r>
+      <w:r>
+        <w:rPr>
+          <w:color w:val="3A2A1E"/>
+        </w:rPr>
+        <w:t xml:space="preserve">, versionName 1.0, minSdk 26, targetSdk 36, yatay kilit, </w:t>
       </w:r>
       <w:r>
         <w:rPr>
@@ -3582,13 +3529,41 @@
           <w:color w:val="3A2A1E"/>
           <w:sz w:val="20"/>
         </w:rPr>
-        <w:t>.apk</w:t>
-      </w:r>
-      <w:r>
-        <w:rPr>
-          <w:color w:val="3A2A1E"/>
-        </w:rPr>
-        <w:t xml:space="preserve"> yalnızca tablete USB'den kurmak için; Play yeni uygulamalarda APK almıyor.</w:t>
+        <w:t>arm64-v8a</w:t>
+      </w:r>
+      <w:r>
+        <w:rPr>
+          <w:color w:val="3A2A1E"/>
+        </w:rPr>
+        <w:t xml:space="preserve"> + </w:t>
+      </w:r>
+      <w:r>
+        <w:rPr>
+          <w:rFonts w:ascii="Consolas" w:hAnsi="Consolas"/>
+          <w:color w:val="3A2A1E"/>
+          <w:sz w:val="20"/>
+        </w:rPr>
+        <w:t>x86_64</w:t>
+      </w:r>
+      <w:r>
+        <w:rPr>
+          <w:color w:val="3A2A1E"/>
+        </w:rPr>
+        <w:t xml:space="preserve">, imza </w:t>
+      </w:r>
+      <w:r>
+        <w:rPr>
+          <w:rFonts w:ascii="Consolas" w:hAnsi="Consolas"/>
+          <w:color w:val="3A2A1E"/>
+          <w:sz w:val="20"/>
+        </w:rPr>
+        <w:t>CN=Ali Kiratli, O=Ploofy</w:t>
+      </w:r>
+      <w:r>
+        <w:rPr>
+          <w:color w:val="3A2A1E"/>
+        </w:rPr>
+        <w:t>.</w:t>
       </w:r>
     </w:p>
     <w:p>
@@ -3596,6 +3571,272 @@
         <w:pStyle w:val="Heading3"/>
       </w:pPr>
       <w:r>
+        <w:t>versionCode 2</w:t>
+      </w:r>
+    </w:p>
+    <w:p>
+      <w:pPr/>
+      <w:r>
+        <w:rPr>
+          <w:color w:val="3A2A1E"/>
+        </w:rPr>
+        <w:t xml:space="preserve">O paket versionCode </w:t>
+      </w:r>
+      <w:r>
+        <w:rPr>
+          <w:b/>
+          <w:color w:val="3A2A1E"/>
+        </w:rPr>
+        <w:t>1</w:t>
+      </w:r>
+      <w:r>
+        <w:rPr>
+          <w:color w:val="3A2A1E"/>
+        </w:rPr>
+        <w:t xml:space="preserve"> taşıyordu ve o numara kullanılmayacak; internal testing'e gidecek paket için </w:t>
+      </w:r>
+      <w:r>
+        <w:rPr>
+          <w:rFonts w:ascii="Consolas" w:hAnsi="Consolas"/>
+          <w:color w:val="3A2A1E"/>
+          <w:sz w:val="20"/>
+        </w:rPr>
+        <w:t>ApplicationVersion</w:t>
+      </w:r>
+      <w:r>
+        <w:rPr>
+          <w:color w:val="3A2A1E"/>
+        </w:rPr>
+        <w:t xml:space="preserve"> </w:t>
+      </w:r>
+      <w:r>
+        <w:rPr>
+          <w:b/>
+          <w:color w:val="3A2A1E"/>
+        </w:rPr>
+        <w:t>2</w:t>
+      </w:r>
+      <w:r>
+        <w:rPr>
+          <w:color w:val="3A2A1E"/>
+        </w:rPr>
+        <w:t>'ye çıkarıldı.</w:t>
+      </w:r>
+    </w:p>
+    <w:p>
+      <w:pPr/>
+      <w:r>
+        <w:rPr>
+          <w:color w:val="3A2A1E"/>
+        </w:rPr>
+        <w:t xml:space="preserve">Sebep: 1'i taşıyan ilk paketler minSdk 21 ile üretilmişti. Numaranın aralıksız artması gerekmiyor, yalnızca büyümesi — 1'i boş bırakmak, elde kalan eski bir </w:t>
+      </w:r>
+      <w:r>
+        <w:rPr>
+          <w:rFonts w:ascii="Consolas" w:hAnsi="Consolas"/>
+          <w:color w:val="3A2A1E"/>
+          <w:sz w:val="20"/>
+        </w:rPr>
+        <w:t>.aab</w:t>
+      </w:r>
+      <w:r>
+        <w:rPr>
+          <w:color w:val="3A2A1E"/>
+        </w:rPr>
+        <w:t>'nin yanlışlıkla yüklenmesini imkânsız kılıyor. Play'e bir kez yüklenen numara, o paket silinse bile geri alınamıyor.</w:t>
+      </w:r>
+    </w:p>
+    <w:p>
+      <w:pPr/>
+      <w:r>
+        <w:rPr>
+          <w:rFonts w:ascii="Consolas" w:hAnsi="Consolas"/>
+          <w:color w:val="3A2A1E"/>
+          <w:sz w:val="20"/>
+        </w:rPr>
+        <w:t>ApplicationDisplayVersion</w:t>
+      </w:r>
+      <w:r>
+        <w:rPr>
+          <w:color w:val="3A2A1E"/>
+        </w:rPr>
+        <w:t xml:space="preserve"> 1.0'da kalıyor: kullanıcının gördüğü sürüm bu ve internal testing bir yayın değil.</w:t>
+      </w:r>
+    </w:p>
+    <w:p>
+      <w:pPr/>
+      <w:r>
+        <w:rPr>
+          <w:color w:val="3A2A1E"/>
+        </w:rPr>
+        <w:t xml:space="preserve">versionCode 1'i taşıyan paketler </w:t>
+      </w:r>
+      <w:r>
+        <w:rPr>
+          <w:b/>
+          <w:color w:val="3A2A1E"/>
+        </w:rPr>
+        <w:t>silindi</w:t>
+      </w:r>
+      <w:r>
+        <w:rPr>
+          <w:color w:val="3A2A1E"/>
+        </w:rPr>
+        <w:t xml:space="preserve"> ve paket yeni numarayla yeniden üretilip doğrulandı: </w:t>
+      </w:r>
+      <w:r>
+        <w:rPr>
+          <w:rFonts w:ascii="Consolas" w:hAnsi="Consolas"/>
+          <w:color w:val="3A2A1E"/>
+          <w:sz w:val="20"/>
+        </w:rPr>
+        <w:t>io.ploofy.app</w:t>
+      </w:r>
+      <w:r>
+        <w:rPr>
+          <w:color w:val="3A2A1E"/>
+        </w:rPr>
+        <w:t xml:space="preserve">, versionCode </w:t>
+      </w:r>
+      <w:r>
+        <w:rPr>
+          <w:b/>
+          <w:color w:val="3A2A1E"/>
+        </w:rPr>
+        <w:t>2</w:t>
+      </w:r>
+      <w:r>
+        <w:rPr>
+          <w:color w:val="3A2A1E"/>
+        </w:rPr>
+        <w:t xml:space="preserve">, versionName 1.0, minSdk 26, targetSdk 36, yatay kilit, </w:t>
+      </w:r>
+      <w:r>
+        <w:rPr>
+          <w:rFonts w:ascii="Consolas" w:hAnsi="Consolas"/>
+          <w:color w:val="3A2A1E"/>
+          <w:sz w:val="20"/>
+        </w:rPr>
+        <w:t>arm64-v8a</w:t>
+      </w:r>
+      <w:r>
+        <w:rPr>
+          <w:color w:val="3A2A1E"/>
+        </w:rPr>
+        <w:t xml:space="preserve"> + </w:t>
+      </w:r>
+      <w:r>
+        <w:rPr>
+          <w:rFonts w:ascii="Consolas" w:hAnsi="Consolas"/>
+          <w:color w:val="3A2A1E"/>
+          <w:sz w:val="20"/>
+        </w:rPr>
+        <w:t>x86_64</w:t>
+      </w:r>
+      <w:r>
+        <w:rPr>
+          <w:color w:val="3A2A1E"/>
+        </w:rPr>
+        <w:t xml:space="preserve">, imza </w:t>
+      </w:r>
+      <w:r>
+        <w:rPr>
+          <w:rFonts w:ascii="Consolas" w:hAnsi="Consolas"/>
+          <w:color w:val="3A2A1E"/>
+          <w:sz w:val="20"/>
+        </w:rPr>
+        <w:t>CN=Ali Kiratli, O=Ploofy</w:t>
+      </w:r>
+      <w:r>
+        <w:rPr>
+          <w:color w:val="3A2A1E"/>
+        </w:rPr>
+        <w:t xml:space="preserve"> (SHA-256 </w:t>
+      </w:r>
+      <w:r>
+        <w:rPr>
+          <w:rFonts w:ascii="Consolas" w:hAnsi="Consolas"/>
+          <w:color w:val="3A2A1E"/>
+          <w:sz w:val="20"/>
+        </w:rPr>
+        <w:t>f7549556…4d27</w:t>
+      </w:r>
+      <w:r>
+        <w:rPr>
+          <w:color w:val="3A2A1E"/>
+        </w:rPr>
+        <w:t>, önceki paketlerle aynı anahtar). Boyut 38 MB.</w:t>
+      </w:r>
+    </w:p>
+    <w:p>
+      <w:pPr/>
+      <w:r>
+        <w:rPr>
+          <w:color w:val="3A2A1E"/>
+        </w:rPr>
+        <w:t xml:space="preserve">Yüklenecek dosya </w:t>
+      </w:r>
+      <w:r>
+        <w:rPr>
+          <w:rFonts w:ascii="Consolas" w:hAnsi="Consolas"/>
+          <w:color w:val="3A2A1E"/>
+          <w:sz w:val="20"/>
+        </w:rPr>
+        <w:t>io.ploofy.app-Signed.aab</w:t>
+      </w:r>
+      <w:r>
+        <w:rPr>
+          <w:color w:val="3A2A1E"/>
+        </w:rPr>
+        <w:t xml:space="preserve">. Aynı klasördeki </w:t>
+      </w:r>
+      <w:r>
+        <w:rPr>
+          <w:rFonts w:ascii="Consolas" w:hAnsi="Consolas"/>
+          <w:color w:val="3A2A1E"/>
+          <w:sz w:val="20"/>
+        </w:rPr>
+        <w:t>io.ploofy.app.aab</w:t>
+      </w:r>
+      <w:r>
+        <w:rPr>
+          <w:color w:val="3A2A1E"/>
+        </w:rPr>
+        <w:t xml:space="preserve"> </w:t>
+      </w:r>
+      <w:r>
+        <w:rPr>
+          <w:b/>
+          <w:color w:val="3A2A1E"/>
+        </w:rPr>
+        <w:t>imzasız</w:t>
+      </w:r>
+      <w:r>
+        <w:rPr>
+          <w:color w:val="3A2A1E"/>
+        </w:rPr>
+        <w:t xml:space="preserve"> — Play onu kabul etmiyor. </w:t>
+      </w:r>
+      <w:r>
+        <w:rPr>
+          <w:rFonts w:ascii="Consolas" w:hAnsi="Consolas"/>
+          <w:color w:val="3A2A1E"/>
+          <w:sz w:val="20"/>
+        </w:rPr>
+        <w:t>.apk</w:t>
+      </w:r>
+      <w:r>
+        <w:rPr>
+          <w:color w:val="3A2A1E"/>
+        </w:rPr>
+        <w:t xml:space="preserve"> yalnızca tablete USB'den kurmak için; Play yeni uygulamalarda APK almıyor.</w:t>
+      </w:r>
+    </w:p>
+    <w:p>
+      <w:pPr>
+        <w:pStyle w:val="Heading3"/>
+      </w:pPr>
+      <w:r>
         <w:t>Gizlilik politikası</w:t>
       </w:r>
     </w:p>
@@ -3994,7 +4235,7 @@
         <w:rPr>
           <w:color w:val="3A2A1E"/>
         </w:rPr>
-        <w:t xml:space="preserve">Son commit'ler: İ5 (koleksiyon), Noktaları Birleştir, darbe numaraları. Çalışma ağacı temiz, </w:t>
+        <w:t xml:space="preserve">Son commit'ler: İ5 (koleksiyon), Noktaları Birleştir, darbe numaraları. Çalışma ağacı temiz ve </w:t>
       </w:r>
       <w:r>
         <w:rPr>
@@ -4002,40 +4243,13 @@
           <w:color w:val="3A2A1E"/>
           <w:sz w:val="20"/>
         </w:rPr>
-        <w:t>main</w:t>
-      </w:r>
-      <w:r>
-        <w:rPr>
-          <w:color w:val="3A2A1E"/>
-        </w:rPr>
-        <w:t xml:space="preserve"> üstünde ve </w:t>
-      </w:r>
-      <w:r>
-        <w:rPr>
-          <w:b/>
-          <w:color w:val="3A2A1E"/>
-        </w:rPr>
-        <w:t>uzağa gönderilmedi</w:t>
-      </w:r>
-      <w:r>
-        <w:rPr>
-          <w:color w:val="3A2A1E"/>
-        </w:rPr>
-        <w:t xml:space="preserve">; ilk iş </w:t>
-      </w:r>
-      <w:r>
-        <w:rPr>
-          <w:rFonts w:ascii="Consolas" w:hAnsi="Consolas"/>
-          <w:color w:val="3A2A1E"/>
-          <w:sz w:val="20"/>
-        </w:rPr>
-        <w:t>git push</w:t>
-      </w:r>
-      <w:r>
-        <w:rPr>
-          <w:color w:val="3A2A1E"/>
-        </w:rPr>
-        <w:t xml:space="preserve"> olabilir. Kütüphane 14 oyun, testler 356.</w:t>
+        <w:t>origin/main</w:t>
+      </w:r>
+      <w:r>
+        <w:rPr>
+          <w:color w:val="3A2A1E"/>
+        </w:rPr>
+        <w:t xml:space="preserve"> ile eşit. Kütüphane 14 oyun, testler 374.</w:t>
       </w:r>
     </w:p>
     <w:p>
@@ -4045,13 +4259,13 @@
           <w:b/>
           <w:color w:val="3A2A1E"/>
         </w:rPr>
-        <w:t>Sıradaki iş, yazılım tarafında: İ6 — ekran süresi sınırı.</w:t>
-      </w:r>
-      <w:r>
-        <w:rPr>
-          <w:color w:val="3A2A1E"/>
-        </w:rPr>
-        <w:t xml:space="preserve"> "15 dakika sonra nazikçe bitir." Ebeveyn ekranına yakışıyor ve abonelik tarafında somut bir değer. Sonrası 5. bölümdeki sıra (İ7 kategori/toplama/boyama, İ8 bant içi uyarlama).</w:t>
+        <w:t>Sıradaki iş, yazılım tarafında: İ7 — kategori ayırma, basit toplama, boyama.</w:t>
+      </w:r>
+      <w:r>
+        <w:rPr>
+          <w:color w:val="3A2A1E"/>
+        </w:rPr>
+        <w:t xml:space="preserve"> Toplama artık daha ucuz: Noktaları Birleştir sayı doğrusu fikrini kurdu, toplama onun üstüne biner. Sonrası İ8 (bant içi uyarlama).</w:t>
       </w:r>
     </w:p>
     <w:p>
@@ -4589,7 +4803,7 @@
         <w:rPr>
           <w:color w:val="3A2A1E"/>
         </w:rPr>
-        <w:t>Üç dil (tr/en/de), ayarlardan çalışırken değiştirilebiliyor</w:t>
+        <w:t>Günlük oyun süresi sınırı: profil başına, varsayılan kapalı, açılınca banda göre öneri. Süre dolunca ana ekran dinlenme kartına dönüyor; tur ortasında kesilmiyor, görünür geri sayım yok</w:t>
       </w:r>
     </w:p>
     <w:p>
@@ -4600,7 +4814,7 @@
         <w:rPr>
           <w:color w:val="3A2A1E"/>
         </w:rPr>
-        <w:t>Ekran yatayda kilitli; ana ekran sütun sayısını genişliğe göre seçiyor</w:t>
+        <w:t>Üç dil (tr/en/de), ayarlardan çalışırken değiştirilebiliyor</w:t>
       </w:r>
     </w:p>
     <w:p>
@@ -4611,7 +4825,7 @@
         <w:rPr>
           <w:color w:val="3A2A1E"/>
         </w:rPr>
-        <w:t>Üç yaş bandı (Filiz/Fidan/Meşe) her oyunun parametrelerini gerçekten ölçekliyor</w:t>
+        <w:t>Ekran yatayda kilitli; ana ekran sütun sayısını genişliğe göre seçiyor</w:t>
       </w:r>
     </w:p>
     <w:p>
@@ -4622,7 +4836,7 @@
         <w:rPr>
           <w:color w:val="3A2A1E"/>
         </w:rPr>
-        <w:t>Eşleştirme Kartları: kart çevirme animasyonu, eşleşme zıplaması, sıralı oyun</w:t>
+        <w:t>Üç yaş bandı (Filiz/Fidan/Meşe) her oyunun parametrelerini gerçekten ölçekliyor</w:t>
       </w:r>
     </w:p>
     <w:p>
@@ -4633,7 +4847,7 @@
         <w:rPr>
           <w:color w:val="3A2A1E"/>
         </w:rPr>
-        <w:t>Balon Patlatma: SkiaSharp yüzeyi, parlayan balonlar, patlama parçacıkları, hedef renk, süre</w:t>
+        <w:t>Eşleştirme Kartları: kart çevirme animasyonu, eşleşme zıplaması, sıralı oyun</w:t>
       </w:r>
     </w:p>
     <w:p>
@@ -4644,7 +4858,7 @@
         <w:rPr>
           <w:color w:val="3A2A1E"/>
         </w:rPr>
-        <w:t>Şekil Ayırma: parmağı kare kare takip eden sürükleme, hayalet kutular, yanlış kutuda silkelenme</w:t>
+        <w:t>Balon Patlatma: SkiaSharp yüzeyi, parlayan balonlar, patlama parçacıkları, hedef renk, süre</w:t>
       </w:r>
     </w:p>
     <w:p>
@@ -4655,7 +4869,7 @@
         <w:rPr>
           <w:color w:val="3A2A1E"/>
         </w:rPr>
-        <w:t>Harf/Sayı Avı: dile göre alfabe (tr/en/de), Meşe bandında küçük harfler ve benzer çeldiriciler</w:t>
+        <w:t>Şekil Ayırma: parmağı kare kare takip eden sürükleme, hayalet kutular, yanlış kutuda silkelenme</w:t>
       </w:r>
     </w:p>
     <w:p>
@@ -4666,7 +4880,7 @@
         <w:rPr>
           <w:color w:val="3A2A1E"/>
         </w:rPr>
-        <w:t>Say ve Eşleştir: nesne kümesi sürüklenip rakama bırakılıyor; miktar aralığı, çeldirici uzaklığı ve nesne dizilişi banda göre değişiyor</w:t>
+        <w:t>Harf/Sayı Avı: dile göre alfabe (tr/en/de), Meşe bandında küçük harfler ve benzer çeldiriciler</w:t>
       </w:r>
     </w:p>
     <w:p>
@@ -4677,7 +4891,7 @@
         <w:rPr>
           <w:color w:val="3A2A1E"/>
         </w:rPr>
-        <w:t>Sırayı Tekrarla: ekran diziyi oynatıyor, çocuk tekrarlıyor; tuşlar renk, şekil ve kendi notasını taşıyor, dizi her seviyede bir uzuyor</w:t>
+        <w:t>Say ve Eşleştir: nesne kümesi sürüklenip rakama bırakılıyor; miktar aralığı, çeldirici uzaklığı ve nesne dizilişi banda göre değişiyor</w:t>
       </w:r>
     </w:p>
     <w:p>
@@ -4688,7 +4902,7 @@
         <w:rPr>
           <w:color w:val="3A2A1E"/>
         </w:rPr>
-        <w:t>Sepeti Tut: düşen nesneler, ekranın her yerinden sürüklenen sepet; sepet darlığı, düşme hızı ve Meşe'de savrulma banda göre değişiyor</w:t>
+        <w:t>Sırayı Tekrarla: ekran diziyi oynatıyor, çocuk tekrarlıyor; tuşlar renk, şekil ve kendi notasını taşıyor, dizi her seviyede bir uzuyor</w:t>
       </w:r>
     </w:p>
     <w:p>
@@ -4699,7 +4913,7 @@
         <w:rPr>
           <w:color w:val="3A2A1E"/>
         </w:rPr>
-        <w:t>Yolu Bul: parmakla yol takibi; şerit kalınlığı, biçim havuzu ve kıvrım sayısı banda göre değişiyor</w:t>
+        <w:t>Sepeti Tut: düşen nesneler, ekranın her yerinden sürüklenen sepet; sepet darlığı, düşme hızı ve Meşe'de savrulma banda göre değişiyor</w:t>
       </w:r>
     </w:p>
     <w:p>
@@ -4710,7 +4924,7 @@
         <w:rPr>
           <w:color w:val="3A2A1E"/>
         </w:rPr>
-        <w:t>Yapboz: tohumdan üretilen resim, geçmeli tırnaklı kesim; hayalet ve parça sırası banda göre değişiyor</w:t>
+        <w:t>Yolu Bul: parmakla yol takibi; şerit kalınlığı, biçim havuzu ve kıvrım sayısı banda göre değişiyor</w:t>
       </w:r>
     </w:p>
     <w:p>
@@ -4721,7 +4935,7 @@
         <w:rPr>
           <w:color w:val="3A2A1E"/>
         </w:rPr>
-        <w:t>Harf Yazma: harfin darbeleri öğretilen sırayla parmakla çiziliyor; her darbenin yanında sırasının rakamı, ucunda yön oku — defterdeki gibi. Fidan kolay işaretleri, Meşe alfabenin tamamını görüyor</w:t>
+        <w:t>Yapboz: tohumdan üretilen resim, geçmeli tırnaklı kesim; hayalet ve parça sırası banda göre değişiyor</w:t>
       </w:r>
     </w:p>
     <w:p>
@@ -4732,7 +4946,7 @@
         <w:rPr>
           <w:color w:val="3A2A1E"/>
         </w:rPr>
-        <w:t>Örüntü: tekrar eden dizide eksik parçayı bulma; birim, boşluğun yeri ve seçenek sayısı banda göre değişiyor</w:t>
+        <w:t>Harf Yazma: harfin darbeleri öğretilen sırayla parmakla çiziliyor; her darbenin yanında sırasının rakamı, ucunda yön oku — defterdeki gibi. Fidan kolay işaretleri, Meşe alfabenin tamamını görüyor</w:t>
       </w:r>
     </w:p>
     <w:p>
@@ -4743,21 +4957,7 @@
         <w:rPr>
           <w:color w:val="3A2A1E"/>
         </w:rPr>
-        <w:t xml:space="preserve">Ebeveyn raporu: dönem seçici, günlük süre grafiği, özet sayılar ve oyun listesi; kaynağı her turun kaydedildiği </w:t>
-      </w:r>
-      <w:r>
-        <w:rPr>
-          <w:rFonts w:ascii="Consolas" w:hAnsi="Consolas"/>
-          <w:color w:val="3A2A1E"/>
-          <w:sz w:val="20"/>
-        </w:rPr>
-        <w:t>round_history</w:t>
-      </w:r>
-      <w:r>
-        <w:rPr>
-          <w:color w:val="3A2A1E"/>
-        </w:rPr>
-        <w:t xml:space="preserve"> tablosu</w:t>
+        <w:t>Örüntü: tekrar eden dizide eksik parçayı bulma; birim, boşluğun yeri ve seçenek sayısı banda göre değişiyor</w:t>
       </w:r>
     </w:p>
     <w:p>
@@ -4768,7 +4968,21 @@
         <w:rPr>
           <w:color w:val="3A2A1E"/>
         </w:rPr>
-        <w:t>Sırala: parçaları boyuta (Filiz) ya da miktara (Fidan/Meşe) göre dizme; Meşe'de miktarlar ardışık ve yön değişebiliyor</w:t>
+        <w:t xml:space="preserve">Ebeveyn raporu: dönem seçici, günlük süre grafiği, özet sayılar ve oyun listesi; kaynağı her turun kaydedildiği </w:t>
+      </w:r>
+      <w:r>
+        <w:rPr>
+          <w:rFonts w:ascii="Consolas" w:hAnsi="Consolas"/>
+          <w:color w:val="3A2A1E"/>
+          <w:sz w:val="20"/>
+        </w:rPr>
+        <w:t>round_history</w:t>
+      </w:r>
+      <w:r>
+        <w:rPr>
+          <w:color w:val="3A2A1E"/>
+        </w:rPr>
+        <w:t xml:space="preserve"> tablosu</w:t>
       </w:r>
     </w:p>
     <w:p>
@@ -4779,7 +4993,7 @@
         <w:rPr>
           <w:color w:val="3A2A1E"/>
         </w:rPr>
-        <w:t>Noktaları Birleştir: rakamları sırayla takip ederek hayvan çizme; on bir resim, Fidan'da sıradaki nokta belirtiliyor, Meşe'de belirtilmiyor</w:t>
+        <w:t>Sırala: parçaları boyuta (Filiz) ya da miktara (Fidan/Meşe) göre dizme; Meşe'de miktarlar ardışık ve yön değişebiliyor</w:t>
       </w:r>
     </w:p>
     <w:p>
@@ -4790,7 +5004,7 @@
         <w:rPr>
           <w:color w:val="3A2A1E"/>
         </w:rPr>
-        <w:t>Avatarlar: 32 emoji, üç tematik grup, her yerde renkli rozet olarak</w:t>
+        <w:t>Noktaları Birleştir: rakamları sırayla takip ederek hayvan çizme; on bir resim, Fidan'da sıradaki nokta belirtiliyor, Meşe'de belirtilmiyor</w:t>
       </w:r>
     </w:p>
     <w:p>
@@ -4801,7 +5015,7 @@
         <w:rPr>
           <w:color w:val="3A2A1E"/>
         </w:rPr>
-        <w:t>Sıralı oyun (pass-and-play): devir katmanı, her çocuk kendi bandında</w:t>
+        <w:t>Avatarlar: 32 emoji, üç tematik grup, her yerde renkli rozet olarak</w:t>
       </w:r>
     </w:p>
     <w:p>
@@ -4812,7 +5026,7 @@
         <w:rPr>
           <w:color w:val="3A2A1E"/>
         </w:rPr>
-        <w:t>Sonuç ekranı: kupa animasyonu, yıldızlar, konfeti</w:t>
+        <w:t>Sıralı oyun (pass-and-play): devir katmanı, her çocuk kendi bandında</w:t>
       </w:r>
     </w:p>
     <w:p>
@@ -4823,7 +5037,7 @@
         <w:rPr>
           <w:color w:val="3A2A1E"/>
         </w:rPr>
-        <w:t>Yıldız kaydı; bant değişince eski yıldızlar korunuyor</w:t>
+        <w:t>Sonuç ekranı: kupa animasyonu, yıldızlar, konfeti</w:t>
       </w:r>
     </w:p>
     <w:p>
@@ -4834,7 +5048,7 @@
         <w:rPr>
           <w:color w:val="3A2A1E"/>
         </w:rPr>
-        <w:t>Koleksiyon: toplam yıldız avatar açıyor (üç yıldızda bir, yirmi avatar). Sıradaki ödül, dolan çubuk, kilitli avatarların altında gereken yıldız. Açılmış avatara dokunmak onu profile takıyor; tur sonu ekranı yeni açılanı kutluyor</w:t>
+        <w:t>Yıldız kaydı; bant değişince eski yıldızlar korunuyor</w:t>
       </w:r>
     </w:p>
     <w:p>
@@ -4845,7 +5059,7 @@
         <w:rPr>
           <w:color w:val="3A2A1E"/>
         </w:rPr>
-        <w:t>Ses ve titreşim: yedi geri bildirim sesi, altı tuş notası; ayarlardan ikisi de kapatılabiliyor</w:t>
+        <w:t>Koleksiyon: toplam yıldız avatar açıyor (üç yıldızda bir, yirmi avatar). Sıradaki ödül, dolan çubuk, kilitli avatarların altında gereken yıldız. Açılmış avatara dokunmak onu profile takıyor; tur sonu ekranı yeni açılanı kutluyor</w:t>
       </w:r>
     </w:p>
     <w:p>
@@ -4856,7 +5070,7 @@
         <w:rPr>
           <w:color w:val="3A2A1E"/>
         </w:rPr>
-        <w:t>Uygulama ikonu ve açılış ekranı: gülen mavi kabarcık, sarı zemin</w:t>
+        <w:t>Ses ve titreşim: yedi geri bildirim sesi, altı tuş notası; ayarlardan ikisi de kapatılabiliyor</w:t>
       </w:r>
     </w:p>
     <w:p>
@@ -4867,7 +5081,7 @@
         <w:rPr>
           <w:color w:val="3A2A1E"/>
         </w:rPr>
-        <w:t>Abonelik akışı: paywall → ebeveyn kilidi → kilitlerin açılması (mağaza bağlantısı hariç)</w:t>
+        <w:t>Uygulama ikonu ve açılış ekranı: gülen mavi kabarcık, sarı zemin</w:t>
       </w:r>
     </w:p>
     <w:p>
@@ -4878,20 +5092,7 @@
         <w:rPr>
           <w:color w:val="3A2A1E"/>
         </w:rPr>
-        <w:t xml:space="preserve">Abonelik yönetimi (ayrı ekran): durum rozeti, ödenmiş dönemin sonu ve kaç gün kaldığı, "neler dahil", mağazanın abonelik merkezine çıkış ve </w:t>
-      </w:r>
-      <w:r>
-        <w:rPr>
-          <w:b/>
-          <w:color w:val="3A2A1E"/>
-        </w:rPr>
-        <w:t>aboneliği bitirme</w:t>
-      </w:r>
-      <w:r>
-        <w:rPr>
-          <w:color w:val="3A2A1E"/>
-        </w:rPr>
-        <w:t>. Bitirme yalnızca yenilemeyi kapatıyor; oyunlar dönem sonuna kadar açık kalıyor, yıldız ve profiller hiç silinmiyor</w:t>
+        <w:t>Abonelik akışı: paywall → ebeveyn kilidi → kilitlerin açılması (mağaza bağlantısı hariç)</w:t>
       </w:r>
     </w:p>
     <w:p>
@@ -4902,6 +5103,30 @@
         <w:rPr>
           <w:color w:val="3A2A1E"/>
         </w:rPr>
+        <w:t xml:space="preserve">Abonelik yönetimi (ayrı ekran): durum rozeti, ödenmiş dönemin sonu ve kaç gün kaldığı, "neler dahil", mağazanın abonelik merkezine çıkış ve </w:t>
+      </w:r>
+      <w:r>
+        <w:rPr>
+          <w:b/>
+          <w:color w:val="3A2A1E"/>
+        </w:rPr>
+        <w:t>aboneliği bitirme</w:t>
+      </w:r>
+      <w:r>
+        <w:rPr>
+          <w:color w:val="3A2A1E"/>
+        </w:rPr>
+        <w:t>. Bitirme yalnızca yenilemeyi kapatıyor; oyunlar dönem sonuna kadar açık kalıyor, yıldız ve profiller hiç silinmiyor</w:t>
+      </w:r>
+    </w:p>
+    <w:p>
+      <w:pPr>
+        <w:pStyle w:val="ListBullet"/>
+      </w:pPr>
+      <w:r>
+        <w:rPr>
+          <w:color w:val="3A2A1E"/>
+        </w:rPr>
         <w:t>Ayarlar: abonelik özeti (rozet + tarih), sesleri deneme düğmesi, sürüm numarası ve gizlilik politikası / Impressum bağlantıları — ikisi de ebeveyn kilidinin arkasından tarayıcıda açılıyor</w:t>
       </w:r>
     </w:p>
@@ -5274,13 +5499,13 @@
           <w:b/>
           <w:color w:val="3A2A1E"/>
         </w:rPr>
-        <w:t>İ6 — Ekran süresi sınırı.</w:t>
-      </w:r>
-      <w:r>
-        <w:rPr>
-          <w:color w:val="3A2A1E"/>
-        </w:rPr>
-        <w:t xml:space="preserve"> "15 dakika sonra nazikçe bitir." Ebeveyn ekranına yakışıyor ve abonelik tarafında somut bir değer.</w:t>
+        <w:t>İ6 — Ekran süresi sınırı. ✅ Bitti (03.09.2026).</w:t>
+      </w:r>
+      <w:r>
+        <w:rPr>
+          <w:color w:val="3A2A1E"/>
+        </w:rPr>
+        <w:t xml:space="preserve"> Ayrıntı 1. bölümde, "Oyun süresi sınırı" başlığı. Not onu "abonelik tarafında somut bir değer" diye kaydetmişti; ücretsiz katmanda da açık yapıldı.</w:t>
       </w:r>
     </w:p>
     <w:p>

--- a/ilerleme notu.docx
+++ b/ilerleme notu.docx
@@ -98,7 +98,7 @@
           <w:b/>
           <w:color w:val="3A2A1E"/>
         </w:rPr>
-        <w:t>Son oturumda yapılan: yıldızların bir karşılığı oldu, on dördüncü oyun geldi, harf yazma defterdeki gibi numaralandı, mağaza vitrini yazıldı ve oyun süresi sınırı eklendi (İ6).</w:t>
+        <w:t>Son oturumda yapılan: yıldızların bir karşılığı oldu, kütüphane on dörtten on yediye çıktı, harf yazma defterdeki gibi numaralandı, mağaza vitrini yazıldı, oyun süresi sınırı (İ6) ve içerik yol haritasının son maddesi (İ7) eklendi.</w:t>
       </w:r>
       <w:r>
         <w:rPr>
@@ -169,7 +169,7 @@
         <w:rPr>
           <w:color w:val="3A2A1E"/>
         </w:rPr>
-        <w:t xml:space="preserve"> (minSdk 26, emoji). Ayrıntı aşağıda: "Yıldızların karşılığı", "Noktaları Birleştir", "Darbe numaraları", "Oyun süresi sınırı", "Mağaza vitrini", "minSdk 26 ve emoji".</w:t>
+        <w:t xml:space="preserve"> (minSdk 26, emoji). Ayrıntı aşağıda: "Yıldızların karşılığı", "Noktaları Birleştir", "Darbe numaraları", "Oyun süresi sınırı", "İ7: üç oyun birden", "Mağaza vitrini", "minSdk 26 ve emoji".</w:t>
       </w:r>
     </w:p>
     <w:p>
@@ -3223,24 +3223,162 @@
         <w:pStyle w:val="Heading3"/>
       </w:pPr>
       <w:r>
-        <w:t>Mağaza vitrini</w:t>
+        <w:t>İ7: üç oyun birden</w:t>
       </w:r>
     </w:p>
     <w:p>
       <w:pPr/>
       <w:r>
         <w:rPr>
+          <w:color w:val="3A2A1E"/>
+        </w:rPr>
+        <w:t>Yol haritasının son maddesi üç oyundu ve üçü de eklendi. Kütüphane on yedide: sekiz eğlendirici, dokuz öğretici.</w:t>
+      </w:r>
+    </w:p>
+    <w:p>
+      <w:pPr/>
+      <w:r>
+        <w:rPr>
+          <w:b/>
+          <w:color w:val="3A2A1E"/>
+        </w:rPr>
+        <w:t>Kategori Ayırma.</w:t>
+      </w:r>
+      <w:r>
+        <w:rPr>
+          <w:color w:val="3A2A1E"/>
+        </w:rPr>
+        <w:t xml:space="preserve"> Şekil Ayırma &lt;b&gt;algısal&lt;/b&gt; bir ayrım istiyor (üçgen mi kare mi); burası &lt;b&gt;anlamsal&lt;/b&gt;: kedi hayvan mı araç mı. Sınıflandırma dilden önce gelen bir beceri ve okumaya hazırlığın parçası.</w:t>
+      </w:r>
+    </w:p>
+    <w:p>
+      <w:pPr/>
+      <w:r>
+        <w:rPr>
+          <w:color w:val="3A2A1E"/>
+        </w:rPr>
+        <w:t>Not "Şekil Ayırma'nın motoru genelleşir" diyordu; genelleşmedi, ikinci bir sınıf yazıldı. Sebep: iki oyunun bant ekseni farklı. Şekil Ayırma'da zorluk rengin şekille birlikte gidip gitmemesinden geliyor, Kategori Ayırma'da kategorilerin inceliğinden — Meşe'de her turda en az bir "ince" kategori garanti (meyve/sebze), yani aynı üst kümenin içinde ayrım. Ortak bir soyutlama iki ekseni de bulanıklaştırırdı. Dördüncü kutu eklenmedi: yatay ekranda dokunma hedefini küçültüyor.</w:t>
+      </w:r>
+    </w:p>
+    <w:p>
+      <w:pPr/>
+      <w:r>
+        <w:rPr>
+          <w:b/>
+          <w:color w:val="3A2A1E"/>
+        </w:rPr>
+        <w:t>Basit Toplama.</w:t>
+      </w:r>
+      <w:r>
+        <w:rPr>
+          <w:color w:val="3A2A1E"/>
+        </w:rPr>
+        <w:t xml:space="preserve"> Bandın asıl farkı sayı aralığında değil yerleşimde. Fidan iki kümeyi de nesne olarak görüyor ("üç elma ve iki elma", hepsini baştan say); Meşe birinci toplananı &lt;b&gt;rakam&lt;/b&gt; olarak görüyor, ikincisini nesne olarak — "üçten devam et, dört beş". Saymanın bir sonraki adımı tam olarak bu. Nesneler Meşe'de de tamamen kaldırılmadı: kaldırmak oyunu ezberlenmiş toplama tablosuna çevirirdi.</w:t>
+      </w:r>
+    </w:p>
+    <w:p>
+      <w:pPr/>
+      <w:r>
+        <w:rPr>
+          <w:color w:val="3A2A1E"/>
+        </w:rPr>
+        <w:t>Çeldiriciler komşu sayılar, rastgele değil: uzak bir çeldirici (7 için 2) toplamayı gerektirmeden eleniyor.</w:t>
+      </w:r>
+    </w:p>
+    <w:p>
+      <w:pPr/>
+      <w:r>
+        <w:rPr>
+          <w:color w:val="3A2A1E"/>
+        </w:rPr>
+        <w:t>Not "Meşe bandı için toplama" diyordu; Fidan'dan itibaren açıldı, çünkü görsel destek tam olduğunda 4-6 yaş beşe kadar topluyor. Filiz görmüyor.</w:t>
+      </w:r>
+    </w:p>
+    <w:p>
+      <w:pPr/>
+      <w:r>
+        <w:rPr>
+          <w:b/>
+          <w:color w:val="3A2A1E"/>
+        </w:rPr>
+        <w:t>Boyama.</w:t>
+      </w:r>
+      <w:r>
+        <w:rPr>
+          <w:color w:val="3A2A1E"/>
+        </w:rPr>
+        <w:t xml:space="preserve"> Kütüphanedeki tek &lt;b&gt;serbest&lt;/b&gt; oyun: doğru cevap yok, yanlış cevap yok, süre yok, hata sayacı yok. Ekranda sayaç bile yok — serbest oyunun üstüne konan her ölçüm onu serbest olmaktan çıkarıyor.</w:t>
+      </w:r>
+    </w:p>
+    <w:p>
+      <w:pPr/>
+      <w:r>
+        <w:rPr>
+          <w:color w:val="3A2A1E"/>
+        </w:rPr>
+        <w:t>Beş sayfa (ev, balık, çiçek, araba, kelebek), her biri kapalı çokgen alanlardan. Dokunma bir &lt;b&gt;nokta içeride mi&lt;/b&gt; sorusuna iniyor (ışın atma), yani boyama emoji ya da hazır görsel olmadan motorun içinde çözülüyor. Alanlar arkadan öne sıralı: evin kapısı duvarın üstünde ve duvara dokunmak kapıyı boyamıyor.</w:t>
+      </w:r>
+    </w:p>
+    <w:p>
+      <w:pPr/>
+      <w:r>
+        <w:rPr>
+          <w:color w:val="3A2A1E"/>
+        </w:rPr>
+        <w:t>Bitmek yine de var: bütün alanlar bir kez boyanınca resim tamamlanıyor. Bitişi olmayan bir oyun tur sonu ekranına bağlanamazdı ve çocuğun emeği karşılıksız kalırdı. Yıldız her zaman üç çıkıyor ama bu bir yıldız çiftliği değil: kayıt oyun ve bant başına &lt;b&gt;en iyi&lt;/b&gt; yıldızı tutuyor, yani boyama toplama en fazla üç ekliyor.</w:t>
+      </w:r>
+    </w:p>
+    <w:p>
+      <w:pPr/>
+      <w:r>
+        <w:rPr>
+          <w:color w:val="3A2A1E"/>
+        </w:rPr>
+        <w:t>Öğretici sayılmıyor: bir şey öğretmiyor. Bu yaşta kaybetme ihtimalinin hiç olmadığı bir alan olmasının kendisi yeterli sebep.</w:t>
+      </w:r>
+    </w:p>
+    <w:p>
+      <w:pPr/>
+      <w:r>
+        <w:rPr>
+          <w:b/>
+          <w:color w:val="3A2A1E"/>
+        </w:rPr>
+        <w:t>Bu oturumda öğrenilen bir kısıt:</w:t>
+      </w:r>
+      <w:r>
+        <w:rPr>
+          <w:color w:val="3A2A1E"/>
+        </w:rPr>
+        <w:t xml:space="preserve"> depoda hiçbir Skia yüzeyi emoji çizmiyor — emoji her yerde MAUI etiketiyle geliyor (</w:t>
+      </w:r>
+      <w:r>
+        <w:rPr>
           <w:rFonts w:ascii="Consolas" w:hAnsi="Consolas"/>
           <w:color w:val="3A2A1E"/>
           <w:sz w:val="20"/>
         </w:rPr>
-        <w:t>docs/store/listing.md</w:t>
-      </w:r>
-      <w:r>
-        <w:rPr>
-          <w:color w:val="3A2A1E"/>
-        </w:rPr>
-        <w:t xml:space="preserve"> — Play Console'a girilecek her şeyin kaynağı. Console'daki hâli sürüm geçmişinde izlenemediği için metin önce burada değişiyor.</w:t>
+        <w:t>AvatarBadgeView</w:t>
+      </w:r>
+      <w:r>
+        <w:rPr>
+          <w:color w:val="3A2A1E"/>
+        </w:rPr>
+        <w:t xml:space="preserve">, </w:t>
+      </w:r>
+      <w:r>
+        <w:rPr>
+          <w:rFonts w:ascii="Consolas" w:hAnsi="Consolas"/>
+          <w:color w:val="3A2A1E"/>
+          <w:sz w:val="20"/>
+        </w:rPr>
+        <w:t>GlyphTileView</w:t>
+      </w:r>
+      <w:r>
+        <w:rPr>
+          <w:color w:val="3A2A1E"/>
+        </w:rPr>
+        <w:t>). Skia'da renkli emoji platforma bağlı ve cihazda denenemiyor. Kategori Ayırma ile Toplama bu yüzden tamamen MAUI kontrolleriyle yazıldı ve ikisi de dokunmayla oynanıyor; Boyama'da ise emoji yok, o yüzden Skia serbest.</w:t>
       </w:r>
     </w:p>
     <w:p>
@@ -3249,104 +3387,7 @@
         <w:rPr>
           <w:color w:val="3A2A1E"/>
         </w:rPr>
-        <w:t xml:space="preserve">İçinde: üç dilde uygulama adı, kısa açıklama ve tam açıklama; kategori ve iletişim bilgileri; </w:t>
-      </w:r>
-      <w:r>
-        <w:rPr>
-          <w:b/>
-          <w:color w:val="3A2A1E"/>
-        </w:rPr>
-        <w:t>Data safety formunun cevapları</w:t>
-      </w:r>
-      <w:r>
-        <w:rPr>
-          <w:color w:val="3A2A1E"/>
-        </w:rPr>
-        <w:t xml:space="preserve"> ve neden öyle cevaplandığı; </w:t>
-      </w:r>
-      <w:r>
-        <w:rPr>
-          <w:b/>
-          <w:color w:val="3A2A1E"/>
-        </w:rPr>
-        <w:t>içerik derecelendirme (IARC) anketinin cevapları</w:t>
-      </w:r>
-      <w:r>
-        <w:rPr>
-          <w:color w:val="3A2A1E"/>
-        </w:rPr>
-        <w:t>; hedef kitle beyanı ve Families politikası; çekilecek sekiz ekran görüntüsünün listesi ve çekim notları; sürüm notları; yüklemeden önceki kontrol listesi.</w:t>
-      </w:r>
-    </w:p>
-    <w:p>
-      <w:pPr/>
-      <w:r>
-        <w:rPr>
-          <w:color w:val="3A2A1E"/>
-        </w:rPr>
-        <w:t>Data safety cevabı "</w:t>
-      </w:r>
-      <w:r>
-        <w:rPr>
-          <w:b/>
-          <w:color w:val="3A2A1E"/>
-        </w:rPr>
-        <w:t>hiçbir veri toplanmıyor</w:t>
-      </w:r>
-      <w:r>
-        <w:rPr>
-          <w:color w:val="3A2A1E"/>
-        </w:rPr>
-        <w:t xml:space="preserve">" — Play'in tanımında "collect" veriyi cihazdan dışarı taşımak demek ve Ploofy'nin sunucusu, analitiği, çökme raporlaması, reklam SDK'sı yok. </w:t>
-      </w:r>
-      <w:r>
-        <w:rPr>
-          <w:b/>
-          <w:color w:val="3A2A1E"/>
-        </w:rPr>
-        <w:t>Ama bu cevap gerçek billing bağlandıktan sonra yeniden okunmalı:</w:t>
-      </w:r>
-      <w:r>
-        <w:rPr>
-          <w:color w:val="3A2A1E"/>
-        </w:rPr>
-        <w:t xml:space="preserve"> Play Billing satın alma jetonunu Google'a gönderiyor ve Play bunu "Purchase history" başlığı altında beyan ettirebiliyor.</w:t>
-      </w:r>
-    </w:p>
-    <w:p>
-      <w:pPr/>
-      <w:r>
-        <w:rPr>
-          <w:color w:val="3A2A1E"/>
-        </w:rPr>
-        <w:t xml:space="preserve">Vitrini yazarken gizlilik politikasında bir eksik çıktı ve düzeltildi: </w:t>
-      </w:r>
-      <w:r>
-        <w:rPr>
-          <w:b/>
-          <w:color w:val="3A2A1E"/>
-        </w:rPr>
-        <w:t>tur geçmişi</w:t>
-      </w:r>
-      <w:r>
-        <w:rPr>
-          <w:color w:val="3A2A1E"/>
-        </w:rPr>
-        <w:t xml:space="preserve"> (</w:t>
-      </w:r>
-      <w:r>
-        <w:rPr>
-          <w:rFonts w:ascii="Consolas" w:hAnsi="Consolas"/>
-          <w:color w:val="3A2A1E"/>
-          <w:sz w:val="20"/>
-        </w:rPr>
-        <w:t>round_history</w:t>
-      </w:r>
-      <w:r>
-        <w:rPr>
-          <w:color w:val="3A2A1E"/>
-        </w:rPr>
-        <w:t>, ebeveyn raporunun kaynağı) politikanın "cihazda tutulan bilgiler" bölümünde hiç geçmiyordu. Rapor 02.09'da eklenmiş, politika aynı gün yayımlanmıştı ve tablo listeye girmemişti. Üç dile de eklendi. Bu bir biçim kusuru değil: Data safety formu politikayla uyuşmak zorunda ve uyuşmazlık tek başına ret sebebi.</w:t>
+        <w:t>Testler resimlerde iki gerçek hata yakaladı. Kategori içeriğinde soğan, sarımsak, marul, biber ve parmak arası terlik Unicode 11+ idi ve Android 8.0'da boş kutu çıkarlardı. Boyama'da ise ilk test yanlış soruyu soruyordu: evin duvarının ortalama noktası kapının içine düşüyor, ama duvar yine de boyanabilir. Asıl kural "her alanın üstü açık bir yeri olmalı" ve test artık ızgara tarayarak onu ölçüyor.</w:t>
       </w:r>
     </w:p>
     <w:p>
@@ -3354,16 +3395,24 @@
         <w:pStyle w:val="Heading3"/>
       </w:pPr>
       <w:r>
-        <w:t>minSdk 26 ve emoji</w:t>
+        <w:t>Mağaza vitrini</w:t>
       </w:r>
     </w:p>
     <w:p>
       <w:pPr/>
       <w:r>
         <w:rPr>
-          <w:color w:val="3A2A1E"/>
-        </w:rPr>
-        <w:t>İki bilinen eksik aynı noktada birleşiyordu ve ikisi de kapandı.</w:t>
+          <w:rFonts w:ascii="Consolas" w:hAnsi="Consolas"/>
+          <w:color w:val="3A2A1E"/>
+          <w:sz w:val="20"/>
+        </w:rPr>
+        <w:t>docs/store/listing.md</w:t>
+      </w:r>
+      <w:r>
+        <w:rPr>
+          <w:color w:val="3A2A1E"/>
+        </w:rPr>
+        <w:t xml:space="preserve"> — Play Console'a girilecek her şeyin kaynağı. Console'daki hâli sürüm geçmişinde izlenemediği için metin önce burada değişiyor.</w:t>
       </w:r>
     </w:p>
     <w:p>
@@ -3372,7 +3421,90 @@
         <w:rPr>
           <w:color w:val="3A2A1E"/>
         </w:rPr>
-        <w:t xml:space="preserve">Manifest </w:t>
+        <w:t xml:space="preserve">İçinde: üç dilde uygulama adı, kısa açıklama ve tam açıklama; kategori ve iletişim bilgileri; </w:t>
+      </w:r>
+      <w:r>
+        <w:rPr>
+          <w:b/>
+          <w:color w:val="3A2A1E"/>
+        </w:rPr>
+        <w:t>Data safety formunun cevapları</w:t>
+      </w:r>
+      <w:r>
+        <w:rPr>
+          <w:color w:val="3A2A1E"/>
+        </w:rPr>
+        <w:t xml:space="preserve"> ve neden öyle cevaplandığı; </w:t>
+      </w:r>
+      <w:r>
+        <w:rPr>
+          <w:b/>
+          <w:color w:val="3A2A1E"/>
+        </w:rPr>
+        <w:t>içerik derecelendirme (IARC) anketinin cevapları</w:t>
+      </w:r>
+      <w:r>
+        <w:rPr>
+          <w:color w:val="3A2A1E"/>
+        </w:rPr>
+        <w:t>; hedef kitle beyanı ve Families politikası; çekilecek sekiz ekran görüntüsünün listesi ve çekim notları; sürüm notları; yüklemeden önceki kontrol listesi.</w:t>
+      </w:r>
+    </w:p>
+    <w:p>
+      <w:pPr/>
+      <w:r>
+        <w:rPr>
+          <w:color w:val="3A2A1E"/>
+        </w:rPr>
+        <w:t>Data safety cevabı "</w:t>
+      </w:r>
+      <w:r>
+        <w:rPr>
+          <w:b/>
+          <w:color w:val="3A2A1E"/>
+        </w:rPr>
+        <w:t>hiçbir veri toplanmıyor</w:t>
+      </w:r>
+      <w:r>
+        <w:rPr>
+          <w:color w:val="3A2A1E"/>
+        </w:rPr>
+        <w:t xml:space="preserve">" — Play'in tanımında "collect" veriyi cihazdan dışarı taşımak demek ve Ploofy'nin sunucusu, analitiği, çökme raporlaması, reklam SDK'sı yok. </w:t>
+      </w:r>
+      <w:r>
+        <w:rPr>
+          <w:b/>
+          <w:color w:val="3A2A1E"/>
+        </w:rPr>
+        <w:t>Ama bu cevap gerçek billing bağlandıktan sonra yeniden okunmalı:</w:t>
+      </w:r>
+      <w:r>
+        <w:rPr>
+          <w:color w:val="3A2A1E"/>
+        </w:rPr>
+        <w:t xml:space="preserve"> Play Billing satın alma jetonunu Google'a gönderiyor ve Play bunu "Purchase history" başlığı altında beyan ettirebiliyor.</w:t>
+      </w:r>
+    </w:p>
+    <w:p>
+      <w:pPr/>
+      <w:r>
+        <w:rPr>
+          <w:color w:val="3A2A1E"/>
+        </w:rPr>
+        <w:t xml:space="preserve">Vitrini yazarken gizlilik politikasında bir eksik çıktı ve düzeltildi: </w:t>
+      </w:r>
+      <w:r>
+        <w:rPr>
+          <w:b/>
+          <w:color w:val="3A2A1E"/>
+        </w:rPr>
+        <w:t>tur geçmişi</w:t>
+      </w:r>
+      <w:r>
+        <w:rPr>
+          <w:color w:val="3A2A1E"/>
+        </w:rPr>
+        <w:t xml:space="preserve"> (</w:t>
       </w:r>
       <w:r>
         <w:rPr>
@@ -3380,190 +3512,13 @@
           <w:color w:val="3A2A1E"/>
           <w:sz w:val="20"/>
         </w:rPr>
-        <w:t>minSdk 21</w:t>
-      </w:r>
-      <w:r>
-        <w:rPr>
-          <w:color w:val="3A2A1E"/>
-        </w:rPr>
-        <w:t xml:space="preserve"> (Android 5.0) diyordu ama pakette yalnızca </w:t>
-      </w:r>
-      <w:r>
-        <w:rPr>
-          <w:rFonts w:ascii="Consolas" w:hAnsi="Consolas"/>
-          <w:color w:val="3A2A1E"/>
-          <w:sz w:val="20"/>
-        </w:rPr>
-        <w:t>arm64-v8a</w:t>
-      </w:r>
-      <w:r>
-        <w:rPr>
-          <w:color w:val="3A2A1E"/>
-        </w:rPr>
-        <w:t xml:space="preserve"> ve </w:t>
-      </w:r>
-      <w:r>
-        <w:rPr>
-          <w:rFonts w:ascii="Consolas" w:hAnsi="Consolas"/>
-          <w:color w:val="3A2A1E"/>
-          <w:sz w:val="20"/>
-        </w:rPr>
-        <w:t>x86_64</w:t>
-      </w:r>
-      <w:r>
-        <w:rPr>
-          <w:color w:val="3A2A1E"/>
-        </w:rPr>
-        <w:t xml:space="preserve"> var — o çağın 32 bit ARM cihazları paketi kuramıyordu, yani beyan olduğundan genişti. Ayrıca avatarların bir kısmı (peri, büyücü, deniz kızı) Unicode 10 ile geldi ve o karakterler ancak Android 8.0'ın sistem yazı tipinde var: daha eski sürümlerde profil ve koleksiyon ekranlarında </w:t>
-      </w:r>
-      <w:r>
-        <w:rPr>
-          <w:b/>
-          <w:color w:val="3A2A1E"/>
-        </w:rPr>
-        <w:t>boş kutu</w:t>
-      </w:r>
-      <w:r>
-        <w:rPr>
-          <w:color w:val="3A2A1E"/>
-        </w:rPr>
-        <w:t xml:space="preserve"> çıkıyorlardı — yani bu oturumda kurulan ödül sisteminin tamamı o cihazlarda kırıktı.</w:t>
-      </w:r>
-    </w:p>
-    <w:p>
-      <w:pPr/>
-      <w:r>
-        <w:rPr>
-          <w:color w:val="3A2A1E"/>
-        </w:rPr>
-        <w:t xml:space="preserve">Alt sınır </w:t>
-      </w:r>
-      <w:r>
-        <w:rPr>
-          <w:b/>
-          <w:color w:val="3A2A1E"/>
-        </w:rPr>
-        <w:t>26</w:t>
-      </w:r>
-      <w:r>
-        <w:rPr>
-          <w:color w:val="3A2A1E"/>
-        </w:rPr>
-        <w:t>'ya (Android 8.0) çıkarıldı. Sınırı belirleyen API değil emoji: 26, boş kutu bırakmayan en düşük sürüm. Karşılığında Android 5.0-7.1 cihazlar düşüyor; 2026'da bu, etkin cihazların yüzde birkaçı ve o cihazlar SkiaSharp'lı bir MAUI uygulamasını zaten zor çalıştırıyor.</w:t>
-      </w:r>
-    </w:p>
-    <w:p>
-      <w:pPr/>
-      <w:r>
-        <w:rPr>
-          <w:color w:val="3A2A1E"/>
-        </w:rPr>
-        <w:t xml:space="preserve">Bir emoji hâlâ dışarıda kalıyordu: </w:t>
-      </w:r>
-      <w:r>
-        <w:rPr>
-          <w:b/>
-          <w:color w:val="3A2A1E"/>
-        </w:rPr>
-        <w:t>süper kahraman</w:t>
-      </w:r>
-      <w:r>
-        <w:rPr>
-          <w:color w:val="3A2A1E"/>
-        </w:rPr>
-        <w:t xml:space="preserve"> Unicode 11 ile geldi ve Android 9.0 istiyor. Yerini T-Rex aldı (Unicode 9). Değişiklik yayından </w:t>
-      </w:r>
-      <w:r>
-        <w:rPr>
-          <w:b/>
-          <w:color w:val="3A2A1E"/>
-        </w:rPr>
-        <w:t>önce</w:t>
-      </w:r>
-      <w:r>
-        <w:rPr>
-          <w:color w:val="3A2A1E"/>
-        </w:rPr>
-        <w:t xml:space="preserve"> yapıldı; sonrasında olsaydı süper kahramanı seçmiş bir çocuğun profili bozulurdu — kayıtlı profiller avatarı metin olarak tutuyor.</w:t>
-      </w:r>
-    </w:p>
-    <w:p>
-      <w:pPr/>
-      <w:r>
-        <w:rPr>
-          <w:color w:val="3A2A1E"/>
-        </w:rPr>
-        <w:t xml:space="preserve">Yeni sınırla imzalı paket üretildi ve manifesti </w:t>
-      </w:r>
-      <w:r>
-        <w:rPr>
-          <w:rFonts w:ascii="Consolas" w:hAnsi="Consolas"/>
-          <w:color w:val="3A2A1E"/>
-          <w:sz w:val="20"/>
-        </w:rPr>
-        <w:t>aapt2 dump badging</w:t>
-      </w:r>
-      <w:r>
-        <w:rPr>
-          <w:color w:val="3A2A1E"/>
-        </w:rPr>
-        <w:t xml:space="preserve"> ile doğrulandı: </w:t>
-      </w:r>
-      <w:r>
-        <w:rPr>
-          <w:rFonts w:ascii="Consolas" w:hAnsi="Consolas"/>
-          <w:color w:val="3A2A1E"/>
-          <w:sz w:val="20"/>
-        </w:rPr>
-        <w:t>io.ploofy.app</w:t>
-      </w:r>
-      <w:r>
-        <w:rPr>
-          <w:color w:val="3A2A1E"/>
-        </w:rPr>
-        <w:t xml:space="preserve">, versionName 1.0, minSdk 26, targetSdk 36, yatay kilit, </w:t>
-      </w:r>
-      <w:r>
-        <w:rPr>
-          <w:rFonts w:ascii="Consolas" w:hAnsi="Consolas"/>
-          <w:color w:val="3A2A1E"/>
-          <w:sz w:val="20"/>
-        </w:rPr>
-        <w:t>arm64-v8a</w:t>
-      </w:r>
-      <w:r>
-        <w:rPr>
-          <w:color w:val="3A2A1E"/>
-        </w:rPr>
-        <w:t xml:space="preserve"> + </w:t>
-      </w:r>
-      <w:r>
-        <w:rPr>
-          <w:rFonts w:ascii="Consolas" w:hAnsi="Consolas"/>
-          <w:color w:val="3A2A1E"/>
-          <w:sz w:val="20"/>
-        </w:rPr>
-        <w:t>x86_64</w:t>
-      </w:r>
-      <w:r>
-        <w:rPr>
-          <w:color w:val="3A2A1E"/>
-        </w:rPr>
-        <w:t xml:space="preserve">, imza </w:t>
-      </w:r>
-      <w:r>
-        <w:rPr>
-          <w:rFonts w:ascii="Consolas" w:hAnsi="Consolas"/>
-          <w:color w:val="3A2A1E"/>
-          <w:sz w:val="20"/>
-        </w:rPr>
-        <w:t>CN=Ali Kiratli, O=Ploofy</w:t>
-      </w:r>
-      <w:r>
-        <w:rPr>
-          <w:color w:val="3A2A1E"/>
-        </w:rPr>
-        <w:t>.</w:t>
+        <w:t>round_history</w:t>
+      </w:r>
+      <w:r>
+        <w:rPr>
+          <w:color w:val="3A2A1E"/>
+        </w:rPr>
+        <w:t>, ebeveyn raporunun kaynağı) politikanın "cihazda tutulan bilgiler" bölümünde hiç geçmiyordu. Rapor 02.09'da eklenmiş, politika aynı gün yayımlanmıştı ve tablo listeye girmemişti. Üç dile de eklendi. Bu bir biçim kusuru değil: Data safety formu politikayla uyuşmak zorunda ve uyuşmazlık tek başına ret sebebi.</w:t>
       </w:r>
     </w:p>
     <w:p>
@@ -3571,7 +3526,7 @@
         <w:pStyle w:val="Heading3"/>
       </w:pPr>
       <w:r>
-        <w:t>versionCode 2</w:t>
+        <w:t>minSdk 26 ve emoji</w:t>
       </w:r>
     </w:p>
     <w:p>
@@ -3580,20 +3535,137 @@
         <w:rPr>
           <w:color w:val="3A2A1E"/>
         </w:rPr>
-        <w:t xml:space="preserve">O paket versionCode </w:t>
+        <w:t>İki bilinen eksik aynı noktada birleşiyordu ve ikisi de kapandı.</w:t>
+      </w:r>
+    </w:p>
+    <w:p>
+      <w:pPr/>
+      <w:r>
+        <w:rPr>
+          <w:color w:val="3A2A1E"/>
+        </w:rPr>
+        <w:t xml:space="preserve">Manifest </w:t>
+      </w:r>
+      <w:r>
+        <w:rPr>
+          <w:rFonts w:ascii="Consolas" w:hAnsi="Consolas"/>
+          <w:color w:val="3A2A1E"/>
+          <w:sz w:val="20"/>
+        </w:rPr>
+        <w:t>minSdk 21</w:t>
+      </w:r>
+      <w:r>
+        <w:rPr>
+          <w:color w:val="3A2A1E"/>
+        </w:rPr>
+        <w:t xml:space="preserve"> (Android 5.0) diyordu ama pakette yalnızca </w:t>
+      </w:r>
+      <w:r>
+        <w:rPr>
+          <w:rFonts w:ascii="Consolas" w:hAnsi="Consolas"/>
+          <w:color w:val="3A2A1E"/>
+          <w:sz w:val="20"/>
+        </w:rPr>
+        <w:t>arm64-v8a</w:t>
+      </w:r>
+      <w:r>
+        <w:rPr>
+          <w:color w:val="3A2A1E"/>
+        </w:rPr>
+        <w:t xml:space="preserve"> ve </w:t>
+      </w:r>
+      <w:r>
+        <w:rPr>
+          <w:rFonts w:ascii="Consolas" w:hAnsi="Consolas"/>
+          <w:color w:val="3A2A1E"/>
+          <w:sz w:val="20"/>
+        </w:rPr>
+        <w:t>x86_64</w:t>
+      </w:r>
+      <w:r>
+        <w:rPr>
+          <w:color w:val="3A2A1E"/>
+        </w:rPr>
+        <w:t xml:space="preserve"> var — o çağın 32 bit ARM cihazları paketi kuramıyordu, yani beyan olduğundan genişti. Ayrıca avatarların bir kısmı (peri, büyücü, deniz kızı) Unicode 10 ile geldi ve o karakterler ancak Android 8.0'ın sistem yazı tipinde var: daha eski sürümlerde profil ve koleksiyon ekranlarında </w:t>
       </w:r>
       <w:r>
         <w:rPr>
           <w:b/>
           <w:color w:val="3A2A1E"/>
         </w:rPr>
-        <w:t>1</w:t>
-      </w:r>
-      <w:r>
-        <w:rPr>
-          <w:color w:val="3A2A1E"/>
-        </w:rPr>
-        <w:t xml:space="preserve"> taşıyordu ve o numara kullanılmayacak; internal testing'e gidecek paket için </w:t>
+        <w:t>boş kutu</w:t>
+      </w:r>
+      <w:r>
+        <w:rPr>
+          <w:color w:val="3A2A1E"/>
+        </w:rPr>
+        <w:t xml:space="preserve"> çıkıyorlardı — yani bu oturumda kurulan ödül sisteminin tamamı o cihazlarda kırıktı.</w:t>
+      </w:r>
+    </w:p>
+    <w:p>
+      <w:pPr/>
+      <w:r>
+        <w:rPr>
+          <w:color w:val="3A2A1E"/>
+        </w:rPr>
+        <w:t xml:space="preserve">Alt sınır </w:t>
+      </w:r>
+      <w:r>
+        <w:rPr>
+          <w:b/>
+          <w:color w:val="3A2A1E"/>
+        </w:rPr>
+        <w:t>26</w:t>
+      </w:r>
+      <w:r>
+        <w:rPr>
+          <w:color w:val="3A2A1E"/>
+        </w:rPr>
+        <w:t>'ya (Android 8.0) çıkarıldı. Sınırı belirleyen API değil emoji: 26, boş kutu bırakmayan en düşük sürüm. Karşılığında Android 5.0-7.1 cihazlar düşüyor; 2026'da bu, etkin cihazların yüzde birkaçı ve o cihazlar SkiaSharp'lı bir MAUI uygulamasını zaten zor çalıştırıyor.</w:t>
+      </w:r>
+    </w:p>
+    <w:p>
+      <w:pPr/>
+      <w:r>
+        <w:rPr>
+          <w:color w:val="3A2A1E"/>
+        </w:rPr>
+        <w:t xml:space="preserve">Bir emoji hâlâ dışarıda kalıyordu: </w:t>
+      </w:r>
+      <w:r>
+        <w:rPr>
+          <w:b/>
+          <w:color w:val="3A2A1E"/>
+        </w:rPr>
+        <w:t>süper kahraman</w:t>
+      </w:r>
+      <w:r>
+        <w:rPr>
+          <w:color w:val="3A2A1E"/>
+        </w:rPr>
+        <w:t xml:space="preserve"> Unicode 11 ile geldi ve Android 9.0 istiyor. Yerini T-Rex aldı (Unicode 9). Değişiklik yayından </w:t>
+      </w:r>
+      <w:r>
+        <w:rPr>
+          <w:b/>
+          <w:color w:val="3A2A1E"/>
+        </w:rPr>
+        <w:t>önce</w:t>
+      </w:r>
+      <w:r>
+        <w:rPr>
+          <w:color w:val="3A2A1E"/>
+        </w:rPr>
+        <w:t xml:space="preserve"> yapıldı; sonrasında olsaydı süper kahramanı seçmiş bir çocuğun profili bozulurdu — kayıtlı profiller avatarı metin olarak tutuyor.</w:t>
+      </w:r>
+    </w:p>
+    <w:p>
+      <w:pPr/>
+      <w:r>
+        <w:rPr>
+          <w:color w:val="3A2A1E"/>
+        </w:rPr>
+        <w:t xml:space="preserve">Yeni sınırla imzalı paket üretildi ve manifesti </w:t>
       </w:r>
       <w:r>
         <w:rPr>
@@ -3601,35 +3673,13 @@
           <w:color w:val="3A2A1E"/>
           <w:sz w:val="20"/>
         </w:rPr>
-        <w:t>ApplicationVersion</w:t>
-      </w:r>
-      <w:r>
-        <w:rPr>
-          <w:color w:val="3A2A1E"/>
-        </w:rPr>
-        <w:t xml:space="preserve"> </w:t>
-      </w:r>
-      <w:r>
-        <w:rPr>
-          <w:b/>
-          <w:color w:val="3A2A1E"/>
-        </w:rPr>
-        <w:t>2</w:t>
-      </w:r>
-      <w:r>
-        <w:rPr>
-          <w:color w:val="3A2A1E"/>
-        </w:rPr>
-        <w:t>'ye çıkarıldı.</w:t>
-      </w:r>
-    </w:p>
-    <w:p>
-      <w:pPr/>
-      <w:r>
-        <w:rPr>
-          <w:color w:val="3A2A1E"/>
-        </w:rPr>
-        <w:t xml:space="preserve">Sebep: 1'i taşıyan ilk paketler minSdk 21 ile üretilmişti. Numaranın aralıksız artması gerekmiyor, yalnızca büyümesi — 1'i boş bırakmak, elde kalan eski bir </w:t>
+        <w:t>aapt2 dump badging</w:t>
+      </w:r>
+      <w:r>
+        <w:rPr>
+          <w:color w:val="3A2A1E"/>
+        </w:rPr>
+        <w:t xml:space="preserve"> ile doğrulandı: </w:t>
       </w:r>
       <w:r>
         <w:rPr>
@@ -3637,52 +3687,27 @@
           <w:color w:val="3A2A1E"/>
           <w:sz w:val="20"/>
         </w:rPr>
-        <w:t>.aab</w:t>
-      </w:r>
-      <w:r>
-        <w:rPr>
-          <w:color w:val="3A2A1E"/>
-        </w:rPr>
-        <w:t>'nin yanlışlıkla yüklenmesini imkânsız kılıyor. Play'e bir kez yüklenen numara, o paket silinse bile geri alınamıyor.</w:t>
-      </w:r>
-    </w:p>
-    <w:p>
-      <w:pPr/>
+        <w:t>io.ploofy.app</w:t>
+      </w:r>
+      <w:r>
+        <w:rPr>
+          <w:color w:val="3A2A1E"/>
+        </w:rPr>
+        <w:t xml:space="preserve">, versionName 1.0, minSdk 26, targetSdk 36, yatay kilit, </w:t>
+      </w:r>
       <w:r>
         <w:rPr>
           <w:rFonts w:ascii="Consolas" w:hAnsi="Consolas"/>
           <w:color w:val="3A2A1E"/>
           <w:sz w:val="20"/>
         </w:rPr>
-        <w:t>ApplicationDisplayVersion</w:t>
-      </w:r>
-      <w:r>
-        <w:rPr>
-          <w:color w:val="3A2A1E"/>
-        </w:rPr>
-        <w:t xml:space="preserve"> 1.0'da kalıyor: kullanıcının gördüğü sürüm bu ve internal testing bir yayın değil.</w:t>
-      </w:r>
-    </w:p>
-    <w:p>
-      <w:pPr/>
-      <w:r>
-        <w:rPr>
-          <w:color w:val="3A2A1E"/>
-        </w:rPr>
-        <w:t xml:space="preserve">versionCode 1'i taşıyan paketler </w:t>
-      </w:r>
-      <w:r>
-        <w:rPr>
-          <w:b/>
-          <w:color w:val="3A2A1E"/>
-        </w:rPr>
-        <w:t>silindi</w:t>
-      </w:r>
-      <w:r>
-        <w:rPr>
-          <w:color w:val="3A2A1E"/>
-        </w:rPr>
-        <w:t xml:space="preserve"> ve paket yeni numarayla yeniden üretilip doğrulandı: </w:t>
+        <w:t>arm64-v8a</w:t>
+      </w:r>
+      <w:r>
+        <w:rPr>
+          <w:color w:val="3A2A1E"/>
+        </w:rPr>
+        <w:t xml:space="preserve"> + </w:t>
       </w:r>
       <w:r>
         <w:rPr>
@@ -3690,26 +3715,13 @@
           <w:color w:val="3A2A1E"/>
           <w:sz w:val="20"/>
         </w:rPr>
-        <w:t>io.ploofy.app</w:t>
-      </w:r>
-      <w:r>
-        <w:rPr>
-          <w:color w:val="3A2A1E"/>
-        </w:rPr>
-        <w:t xml:space="preserve">, versionCode </w:t>
-      </w:r>
-      <w:r>
-        <w:rPr>
-          <w:b/>
-          <w:color w:val="3A2A1E"/>
-        </w:rPr>
-        <w:t>2</w:t>
-      </w:r>
-      <w:r>
-        <w:rPr>
-          <w:color w:val="3A2A1E"/>
-        </w:rPr>
-        <w:t xml:space="preserve">, versionName 1.0, minSdk 26, targetSdk 36, yatay kilit, </w:t>
+        <w:t>x86_64</w:t>
+      </w:r>
+      <w:r>
+        <w:rPr>
+          <w:color w:val="3A2A1E"/>
+        </w:rPr>
+        <w:t xml:space="preserve">, imza </w:t>
       </w:r>
       <w:r>
         <w:rPr>
@@ -3717,119 +3729,13 @@
           <w:color w:val="3A2A1E"/>
           <w:sz w:val="20"/>
         </w:rPr>
-        <w:t>arm64-v8a</w:t>
-      </w:r>
-      <w:r>
-        <w:rPr>
-          <w:color w:val="3A2A1E"/>
-        </w:rPr>
-        <w:t xml:space="preserve"> + </w:t>
-      </w:r>
-      <w:r>
-        <w:rPr>
-          <w:rFonts w:ascii="Consolas" w:hAnsi="Consolas"/>
-          <w:color w:val="3A2A1E"/>
-          <w:sz w:val="20"/>
-        </w:rPr>
-        <w:t>x86_64</w:t>
-      </w:r>
-      <w:r>
-        <w:rPr>
-          <w:color w:val="3A2A1E"/>
-        </w:rPr>
-        <w:t xml:space="preserve">, imza </w:t>
-      </w:r>
-      <w:r>
-        <w:rPr>
-          <w:rFonts w:ascii="Consolas" w:hAnsi="Consolas"/>
-          <w:color w:val="3A2A1E"/>
-          <w:sz w:val="20"/>
-        </w:rPr>
         <w:t>CN=Ali Kiratli, O=Ploofy</w:t>
       </w:r>
       <w:r>
         <w:rPr>
           <w:color w:val="3A2A1E"/>
         </w:rPr>
-        <w:t xml:space="preserve"> (SHA-256 </w:t>
-      </w:r>
-      <w:r>
-        <w:rPr>
-          <w:rFonts w:ascii="Consolas" w:hAnsi="Consolas"/>
-          <w:color w:val="3A2A1E"/>
-          <w:sz w:val="20"/>
-        </w:rPr>
-        <w:t>f7549556…4d27</w:t>
-      </w:r>
-      <w:r>
-        <w:rPr>
-          <w:color w:val="3A2A1E"/>
-        </w:rPr>
-        <w:t>, önceki paketlerle aynı anahtar). Boyut 38 MB.</w:t>
-      </w:r>
-    </w:p>
-    <w:p>
-      <w:pPr/>
-      <w:r>
-        <w:rPr>
-          <w:color w:val="3A2A1E"/>
-        </w:rPr>
-        <w:t xml:space="preserve">Yüklenecek dosya </w:t>
-      </w:r>
-      <w:r>
-        <w:rPr>
-          <w:rFonts w:ascii="Consolas" w:hAnsi="Consolas"/>
-          <w:color w:val="3A2A1E"/>
-          <w:sz w:val="20"/>
-        </w:rPr>
-        <w:t>io.ploofy.app-Signed.aab</w:t>
-      </w:r>
-      <w:r>
-        <w:rPr>
-          <w:color w:val="3A2A1E"/>
-        </w:rPr>
-        <w:t xml:space="preserve">. Aynı klasördeki </w:t>
-      </w:r>
-      <w:r>
-        <w:rPr>
-          <w:rFonts w:ascii="Consolas" w:hAnsi="Consolas"/>
-          <w:color w:val="3A2A1E"/>
-          <w:sz w:val="20"/>
-        </w:rPr>
-        <w:t>io.ploofy.app.aab</w:t>
-      </w:r>
-      <w:r>
-        <w:rPr>
-          <w:color w:val="3A2A1E"/>
-        </w:rPr>
-        <w:t xml:space="preserve"> </w:t>
-      </w:r>
-      <w:r>
-        <w:rPr>
-          <w:b/>
-          <w:color w:val="3A2A1E"/>
-        </w:rPr>
-        <w:t>imzasız</w:t>
-      </w:r>
-      <w:r>
-        <w:rPr>
-          <w:color w:val="3A2A1E"/>
-        </w:rPr>
-        <w:t xml:space="preserve"> — Play onu kabul etmiyor. </w:t>
-      </w:r>
-      <w:r>
-        <w:rPr>
-          <w:rFonts w:ascii="Consolas" w:hAnsi="Consolas"/>
-          <w:color w:val="3A2A1E"/>
-          <w:sz w:val="20"/>
-        </w:rPr>
-        <w:t>.apk</w:t>
-      </w:r>
-      <w:r>
-        <w:rPr>
-          <w:color w:val="3A2A1E"/>
-        </w:rPr>
-        <w:t xml:space="preserve"> yalnızca tablete USB'den kurmak için; Play yeni uygulamalarda APK almıyor.</w:t>
+        <w:t>.</w:t>
       </w:r>
     </w:p>
     <w:p>
@@ -3837,6 +3743,272 @@
         <w:pStyle w:val="Heading3"/>
       </w:pPr>
       <w:r>
+        <w:t>versionCode 2</w:t>
+      </w:r>
+    </w:p>
+    <w:p>
+      <w:pPr/>
+      <w:r>
+        <w:rPr>
+          <w:color w:val="3A2A1E"/>
+        </w:rPr>
+        <w:t xml:space="preserve">O paket versionCode </w:t>
+      </w:r>
+      <w:r>
+        <w:rPr>
+          <w:b/>
+          <w:color w:val="3A2A1E"/>
+        </w:rPr>
+        <w:t>1</w:t>
+      </w:r>
+      <w:r>
+        <w:rPr>
+          <w:color w:val="3A2A1E"/>
+        </w:rPr>
+        <w:t xml:space="preserve"> taşıyordu ve o numara kullanılmayacak; internal testing'e gidecek paket için </w:t>
+      </w:r>
+      <w:r>
+        <w:rPr>
+          <w:rFonts w:ascii="Consolas" w:hAnsi="Consolas"/>
+          <w:color w:val="3A2A1E"/>
+          <w:sz w:val="20"/>
+        </w:rPr>
+        <w:t>ApplicationVersion</w:t>
+      </w:r>
+      <w:r>
+        <w:rPr>
+          <w:color w:val="3A2A1E"/>
+        </w:rPr>
+        <w:t xml:space="preserve"> </w:t>
+      </w:r>
+      <w:r>
+        <w:rPr>
+          <w:b/>
+          <w:color w:val="3A2A1E"/>
+        </w:rPr>
+        <w:t>2</w:t>
+      </w:r>
+      <w:r>
+        <w:rPr>
+          <w:color w:val="3A2A1E"/>
+        </w:rPr>
+        <w:t>'ye çıkarıldı.</w:t>
+      </w:r>
+    </w:p>
+    <w:p>
+      <w:pPr/>
+      <w:r>
+        <w:rPr>
+          <w:color w:val="3A2A1E"/>
+        </w:rPr>
+        <w:t xml:space="preserve">Sebep: 1'i taşıyan ilk paketler minSdk 21 ile üretilmişti. Numaranın aralıksız artması gerekmiyor, yalnızca büyümesi — 1'i boş bırakmak, elde kalan eski bir </w:t>
+      </w:r>
+      <w:r>
+        <w:rPr>
+          <w:rFonts w:ascii="Consolas" w:hAnsi="Consolas"/>
+          <w:color w:val="3A2A1E"/>
+          <w:sz w:val="20"/>
+        </w:rPr>
+        <w:t>.aab</w:t>
+      </w:r>
+      <w:r>
+        <w:rPr>
+          <w:color w:val="3A2A1E"/>
+        </w:rPr>
+        <w:t>'nin yanlışlıkla yüklenmesini imkânsız kılıyor. Play'e bir kez yüklenen numara, o paket silinse bile geri alınamıyor.</w:t>
+      </w:r>
+    </w:p>
+    <w:p>
+      <w:pPr/>
+      <w:r>
+        <w:rPr>
+          <w:rFonts w:ascii="Consolas" w:hAnsi="Consolas"/>
+          <w:color w:val="3A2A1E"/>
+          <w:sz w:val="20"/>
+        </w:rPr>
+        <w:t>ApplicationDisplayVersion</w:t>
+      </w:r>
+      <w:r>
+        <w:rPr>
+          <w:color w:val="3A2A1E"/>
+        </w:rPr>
+        <w:t xml:space="preserve"> 1.0'da kalıyor: kullanıcının gördüğü sürüm bu ve internal testing bir yayın değil.</w:t>
+      </w:r>
+    </w:p>
+    <w:p>
+      <w:pPr/>
+      <w:r>
+        <w:rPr>
+          <w:color w:val="3A2A1E"/>
+        </w:rPr>
+        <w:t xml:space="preserve">versionCode 1'i taşıyan paketler </w:t>
+      </w:r>
+      <w:r>
+        <w:rPr>
+          <w:b/>
+          <w:color w:val="3A2A1E"/>
+        </w:rPr>
+        <w:t>silindi</w:t>
+      </w:r>
+      <w:r>
+        <w:rPr>
+          <w:color w:val="3A2A1E"/>
+        </w:rPr>
+        <w:t xml:space="preserve"> ve paket yeni numarayla yeniden üretilip doğrulandı: </w:t>
+      </w:r>
+      <w:r>
+        <w:rPr>
+          <w:rFonts w:ascii="Consolas" w:hAnsi="Consolas"/>
+          <w:color w:val="3A2A1E"/>
+          <w:sz w:val="20"/>
+        </w:rPr>
+        <w:t>io.ploofy.app</w:t>
+      </w:r>
+      <w:r>
+        <w:rPr>
+          <w:color w:val="3A2A1E"/>
+        </w:rPr>
+        <w:t xml:space="preserve">, versionCode </w:t>
+      </w:r>
+      <w:r>
+        <w:rPr>
+          <w:b/>
+          <w:color w:val="3A2A1E"/>
+        </w:rPr>
+        <w:t>2</w:t>
+      </w:r>
+      <w:r>
+        <w:rPr>
+          <w:color w:val="3A2A1E"/>
+        </w:rPr>
+        <w:t xml:space="preserve">, versionName 1.0, minSdk 26, targetSdk 36, yatay kilit, </w:t>
+      </w:r>
+      <w:r>
+        <w:rPr>
+          <w:rFonts w:ascii="Consolas" w:hAnsi="Consolas"/>
+          <w:color w:val="3A2A1E"/>
+          <w:sz w:val="20"/>
+        </w:rPr>
+        <w:t>arm64-v8a</w:t>
+      </w:r>
+      <w:r>
+        <w:rPr>
+          <w:color w:val="3A2A1E"/>
+        </w:rPr>
+        <w:t xml:space="preserve"> + </w:t>
+      </w:r>
+      <w:r>
+        <w:rPr>
+          <w:rFonts w:ascii="Consolas" w:hAnsi="Consolas"/>
+          <w:color w:val="3A2A1E"/>
+          <w:sz w:val="20"/>
+        </w:rPr>
+        <w:t>x86_64</w:t>
+      </w:r>
+      <w:r>
+        <w:rPr>
+          <w:color w:val="3A2A1E"/>
+        </w:rPr>
+        <w:t xml:space="preserve">, imza </w:t>
+      </w:r>
+      <w:r>
+        <w:rPr>
+          <w:rFonts w:ascii="Consolas" w:hAnsi="Consolas"/>
+          <w:color w:val="3A2A1E"/>
+          <w:sz w:val="20"/>
+        </w:rPr>
+        <w:t>CN=Ali Kiratli, O=Ploofy</w:t>
+      </w:r>
+      <w:r>
+        <w:rPr>
+          <w:color w:val="3A2A1E"/>
+        </w:rPr>
+        <w:t xml:space="preserve"> (SHA-256 </w:t>
+      </w:r>
+      <w:r>
+        <w:rPr>
+          <w:rFonts w:ascii="Consolas" w:hAnsi="Consolas"/>
+          <w:color w:val="3A2A1E"/>
+          <w:sz w:val="20"/>
+        </w:rPr>
+        <w:t>f7549556…4d27</w:t>
+      </w:r>
+      <w:r>
+        <w:rPr>
+          <w:color w:val="3A2A1E"/>
+        </w:rPr>
+        <w:t>, önceki paketlerle aynı anahtar). Boyut 38 MB.</w:t>
+      </w:r>
+    </w:p>
+    <w:p>
+      <w:pPr/>
+      <w:r>
+        <w:rPr>
+          <w:color w:val="3A2A1E"/>
+        </w:rPr>
+        <w:t xml:space="preserve">Yüklenecek dosya </w:t>
+      </w:r>
+      <w:r>
+        <w:rPr>
+          <w:rFonts w:ascii="Consolas" w:hAnsi="Consolas"/>
+          <w:color w:val="3A2A1E"/>
+          <w:sz w:val="20"/>
+        </w:rPr>
+        <w:t>io.ploofy.app-Signed.aab</w:t>
+      </w:r>
+      <w:r>
+        <w:rPr>
+          <w:color w:val="3A2A1E"/>
+        </w:rPr>
+        <w:t xml:space="preserve">. Aynı klasördeki </w:t>
+      </w:r>
+      <w:r>
+        <w:rPr>
+          <w:rFonts w:ascii="Consolas" w:hAnsi="Consolas"/>
+          <w:color w:val="3A2A1E"/>
+          <w:sz w:val="20"/>
+        </w:rPr>
+        <w:t>io.ploofy.app.aab</w:t>
+      </w:r>
+      <w:r>
+        <w:rPr>
+          <w:color w:val="3A2A1E"/>
+        </w:rPr>
+        <w:t xml:space="preserve"> </w:t>
+      </w:r>
+      <w:r>
+        <w:rPr>
+          <w:b/>
+          <w:color w:val="3A2A1E"/>
+        </w:rPr>
+        <w:t>imzasız</w:t>
+      </w:r>
+      <w:r>
+        <w:rPr>
+          <w:color w:val="3A2A1E"/>
+        </w:rPr>
+        <w:t xml:space="preserve"> — Play onu kabul etmiyor. </w:t>
+      </w:r>
+      <w:r>
+        <w:rPr>
+          <w:rFonts w:ascii="Consolas" w:hAnsi="Consolas"/>
+          <w:color w:val="3A2A1E"/>
+          <w:sz w:val="20"/>
+        </w:rPr>
+        <w:t>.apk</w:t>
+      </w:r>
+      <w:r>
+        <w:rPr>
+          <w:color w:val="3A2A1E"/>
+        </w:rPr>
+        <w:t xml:space="preserve"> yalnızca tablete USB'den kurmak için; Play yeni uygulamalarda APK almıyor.</w:t>
+      </w:r>
+    </w:p>
+    <w:p>
+      <w:pPr>
+        <w:pStyle w:val="Heading3"/>
+      </w:pPr>
+      <w:r>
         <w:t>Gizlilik politikası</w:t>
       </w:r>
     </w:p>
@@ -4249,7 +4421,7 @@
         <w:rPr>
           <w:color w:val="3A2A1E"/>
         </w:rPr>
-        <w:t xml:space="preserve"> ile eşit. Kütüphane 14 oyun, testler 374.</w:t>
+        <w:t xml:space="preserve"> ile eşit. Kütüphane 17 oyun, testler 416.</w:t>
       </w:r>
     </w:p>
     <w:p>
@@ -4259,13 +4431,43 @@
           <w:b/>
           <w:color w:val="3A2A1E"/>
         </w:rPr>
-        <w:t>Sıradaki iş, yazılım tarafında: İ7 — kategori ayırma, basit toplama, boyama.</w:t>
-      </w:r>
-      <w:r>
-        <w:rPr>
-          <w:color w:val="3A2A1E"/>
-        </w:rPr>
-        <w:t xml:space="preserve"> Toplama artık daha ucuz: Noktaları Birleştir sayı doğrusu fikrini kurdu, toplama onun üstüne biner. Sonrası İ8 (bant içi uyarlama).</w:t>
+        <w:t>Sıradaki iş, yazılım tarafında: İ8 — bant içi uyarlama.</w:t>
+      </w:r>
+      <w:r>
+        <w:rPr>
+          <w:color w:val="3A2A1E"/>
+        </w:rPr>
+        <w:t xml:space="preserve"> İçerik yol haritasının kalan tek maddesi; çocuk üst üste başarıyorsa zorluğu bir kademe artırmak. </w:t>
+      </w:r>
+      <w:r>
+        <w:rPr>
+          <w:rFonts w:ascii="Consolas" w:hAnsi="Consolas"/>
+          <w:color w:val="3A2A1E"/>
+          <w:sz w:val="20"/>
+        </w:rPr>
+        <w:t>BandValue&lt;T&gt;</w:t>
+      </w:r>
+      <w:r>
+        <w:rPr>
+          <w:color w:val="3A2A1E"/>
+        </w:rPr>
+        <w:t xml:space="preserve"> mimarisi buna hazır. Riski var: gizli zorluk değişimi ebeveyni şaşırtır, o yüzden görünür olmalı.</w:t>
+      </w:r>
+    </w:p>
+    <w:p>
+      <w:pPr/>
+      <w:r>
+        <w:rPr>
+          <w:b/>
+          <w:color w:val="3A2A1E"/>
+        </w:rPr>
+        <w:t>Ondan önce asıl bekleyen sesli yönerge</w:t>
+      </w:r>
+      <w:r>
+        <w:rPr>
+          <w:color w:val="3A2A1E"/>
+        </w:rPr>
+        <w:t xml:space="preserve"> (5. bölümün sonu): dokuz öğretici oyunun yönergesi hâlâ tamamen görsel ve Filiz bandı okumuyor.</w:t>
       </w:r>
     </w:p>
     <w:p>
@@ -5015,7 +5217,7 @@
         <w:rPr>
           <w:color w:val="3A2A1E"/>
         </w:rPr>
-        <w:t>Avatarlar: 32 emoji, üç tematik grup, her yerde renkli rozet olarak</w:t>
+        <w:t>Kategori Ayırma: parça hangi kümeye ait? Filiz iki kutu, Meşe üç ve her turda en az bir ince kategori (meyve/sebze)</w:t>
       </w:r>
     </w:p>
     <w:p>
@@ -5026,7 +5228,7 @@
         <w:rPr>
           <w:color w:val="3A2A1E"/>
         </w:rPr>
-        <w:t>Sıralı oyun (pass-and-play): devir katmanı, her çocuk kendi bandında</w:t>
+        <w:t>Basit Toplama: Fidan iki kümeyi de sayıyor, Meşe birinci sayıdan devam ediyor; çeldiriciler komşu sayılar</w:t>
       </w:r>
     </w:p>
     <w:p>
@@ -5037,7 +5239,7 @@
         <w:rPr>
           <w:color w:val="3A2A1E"/>
         </w:rPr>
-        <w:t>Sonuç ekranı: kupa animasyonu, yıldızlar, konfeti</w:t>
+        <w:t>Boyama: beş sayfa, altı renk, serbest oyun — doğru/yanlış yok, süre yok, sayaç yok</w:t>
       </w:r>
     </w:p>
     <w:p>
@@ -5048,7 +5250,7 @@
         <w:rPr>
           <w:color w:val="3A2A1E"/>
         </w:rPr>
-        <w:t>Yıldız kaydı; bant değişince eski yıldızlar korunuyor</w:t>
+        <w:t>Avatarlar: 32 emoji, üç tematik grup, her yerde renkli rozet olarak</w:t>
       </w:r>
     </w:p>
     <w:p>
@@ -5059,7 +5261,7 @@
         <w:rPr>
           <w:color w:val="3A2A1E"/>
         </w:rPr>
-        <w:t>Koleksiyon: toplam yıldız avatar açıyor (üç yıldızda bir, yirmi avatar). Sıradaki ödül, dolan çubuk, kilitli avatarların altında gereken yıldız. Açılmış avatara dokunmak onu profile takıyor; tur sonu ekranı yeni açılanı kutluyor</w:t>
+        <w:t>Sıralı oyun (pass-and-play): devir katmanı, her çocuk kendi bandında</w:t>
       </w:r>
     </w:p>
     <w:p>
@@ -5070,7 +5272,7 @@
         <w:rPr>
           <w:color w:val="3A2A1E"/>
         </w:rPr>
-        <w:t>Ses ve titreşim: yedi geri bildirim sesi, altı tuş notası; ayarlardan ikisi de kapatılabiliyor</w:t>
+        <w:t>Sonuç ekranı: kupa animasyonu, yıldızlar, konfeti</w:t>
       </w:r>
     </w:p>
     <w:p>
@@ -5081,7 +5283,7 @@
         <w:rPr>
           <w:color w:val="3A2A1E"/>
         </w:rPr>
-        <w:t>Uygulama ikonu ve açılış ekranı: gülen mavi kabarcık, sarı zemin</w:t>
+        <w:t>Yıldız kaydı; bant değişince eski yıldızlar korunuyor</w:t>
       </w:r>
     </w:p>
     <w:p>
@@ -5092,7 +5294,7 @@
         <w:rPr>
           <w:color w:val="3A2A1E"/>
         </w:rPr>
-        <w:t>Abonelik akışı: paywall → ebeveyn kilidi → kilitlerin açılması (mağaza bağlantısı hariç)</w:t>
+        <w:t>Koleksiyon: toplam yıldız avatar açıyor (üç yıldızda bir, yirmi avatar). Sıradaki ödül, dolan çubuk, kilitli avatarların altında gereken yıldız. Açılmış avatara dokunmak onu profile takıyor; tur sonu ekranı yeni açılanı kutluyor</w:t>
       </w:r>
     </w:p>
     <w:p>
@@ -5103,20 +5305,7 @@
         <w:rPr>
           <w:color w:val="3A2A1E"/>
         </w:rPr>
-        <w:t xml:space="preserve">Abonelik yönetimi (ayrı ekran): durum rozeti, ödenmiş dönemin sonu ve kaç gün kaldığı, "neler dahil", mağazanın abonelik merkezine çıkış ve </w:t>
-      </w:r>
-      <w:r>
-        <w:rPr>
-          <w:b/>
-          <w:color w:val="3A2A1E"/>
-        </w:rPr>
-        <w:t>aboneliği bitirme</w:t>
-      </w:r>
-      <w:r>
-        <w:rPr>
-          <w:color w:val="3A2A1E"/>
-        </w:rPr>
-        <w:t>. Bitirme yalnızca yenilemeyi kapatıyor; oyunlar dönem sonuna kadar açık kalıyor, yıldız ve profiller hiç silinmiyor</w:t>
+        <w:t>Ses ve titreşim: yedi geri bildirim sesi, altı tuş notası; ayarlardan ikisi de kapatılabiliyor</w:t>
       </w:r>
     </w:p>
     <w:p>
@@ -5127,6 +5316,52 @@
         <w:rPr>
           <w:color w:val="3A2A1E"/>
         </w:rPr>
+        <w:t>Uygulama ikonu ve açılış ekranı: gülen mavi kabarcık, sarı zemin</w:t>
+      </w:r>
+    </w:p>
+    <w:p>
+      <w:pPr>
+        <w:pStyle w:val="ListBullet"/>
+      </w:pPr>
+      <w:r>
+        <w:rPr>
+          <w:color w:val="3A2A1E"/>
+        </w:rPr>
+        <w:t>Abonelik akışı: paywall → ebeveyn kilidi → kilitlerin açılması (mağaza bağlantısı hariç)</w:t>
+      </w:r>
+    </w:p>
+    <w:p>
+      <w:pPr>
+        <w:pStyle w:val="ListBullet"/>
+      </w:pPr>
+      <w:r>
+        <w:rPr>
+          <w:color w:val="3A2A1E"/>
+        </w:rPr>
+        <w:t xml:space="preserve">Abonelik yönetimi (ayrı ekran): durum rozeti, ödenmiş dönemin sonu ve kaç gün kaldığı, "neler dahil", mağazanın abonelik merkezine çıkış ve </w:t>
+      </w:r>
+      <w:r>
+        <w:rPr>
+          <w:b/>
+          <w:color w:val="3A2A1E"/>
+        </w:rPr>
+        <w:t>aboneliği bitirme</w:t>
+      </w:r>
+      <w:r>
+        <w:rPr>
+          <w:color w:val="3A2A1E"/>
+        </w:rPr>
+        <w:t>. Bitirme yalnızca yenilemeyi kapatıyor; oyunlar dönem sonuna kadar açık kalıyor, yıldız ve profiller hiç silinmiyor</w:t>
+      </w:r>
+    </w:p>
+    <w:p>
+      <w:pPr>
+        <w:pStyle w:val="ListBullet"/>
+      </w:pPr>
+      <w:r>
+        <w:rPr>
+          <w:color w:val="3A2A1E"/>
+        </w:rPr>
         <w:t>Ayarlar: abonelik özeti (rozet + tarih), sesleri deneme düğmesi, sürüm numarası ve gizlilik politikası / Impressum bağlantıları — ikisi de ebeveyn kilidinin arkasından tarayıcıda açılıyor</w:t>
       </w:r>
     </w:p>
@@ -5515,13 +5750,13 @@
           <w:b/>
           <w:color w:val="3A2A1E"/>
         </w:rPr>
-        <w:t>İ7 — Kategori ayırma, basit toplama, boyama.</w:t>
-      </w:r>
-      <w:r>
-        <w:rPr>
-          <w:color w:val="3A2A1E"/>
-        </w:rPr>
-        <w:t xml:space="preserve"> Sırasıyla: hayvan/araç ayırma (Şekil Ayırma'nın motoru genelleşir), Meşe bandı için toplama (Say ve Eşleştir'in devamı), ve Filiz için boyama — kaybetmenin olmadığı serbest oyun, bu yaşta Sago Mini'nin bütün işi o. Toplama artık daha ucuz: Noktaları Birleştir sayı doğrusu fikrini kurdu, toplama onun üstüne biner.</w:t>
+        <w:t>İ7 — Kategori ayırma, basit toplama, boyama. ✅ Bitti (03.09.2026).</w:t>
+      </w:r>
+      <w:r>
+        <w:rPr>
+          <w:color w:val="3A2A1E"/>
+        </w:rPr>
+        <w:t xml:space="preserve"> Ayrıntı 1. bölümde, "İ7: üç oyun birden" başlığı. İki yerde nottan ayrıldık: ortak motor genelleştirilmedi (bant eksenleri farklı) ve toplama Meşe yerine Fidan'dan itibaren açıldı.</w:t>
       </w:r>
     </w:p>
     <w:p>

--- a/ilerleme notu.docx
+++ b/ilerleme notu.docx
@@ -3743,7 +3743,7 @@
         <w:pStyle w:val="Heading3"/>
       </w:pPr>
       <w:r>
-        <w:t>versionCode 2</w:t>
+        <w:t>versionCode 1 ve bir geri adım</w:t>
       </w:r>
     </w:p>
     <w:p>
@@ -3752,20 +3752,33 @@
         <w:rPr>
           <w:color w:val="3A2A1E"/>
         </w:rPr>
-        <w:t xml:space="preserve">O paket versionCode </w:t>
+        <w:t xml:space="preserve">Sürüm numarası bir ara </w:t>
       </w:r>
       <w:r>
         <w:rPr>
           <w:b/>
           <w:color w:val="3A2A1E"/>
         </w:rPr>
+        <w:t>2</w:t>
+      </w:r>
+      <w:r>
+        <w:rPr>
+          <w:color w:val="3A2A1E"/>
+        </w:rPr>
+        <w:t xml:space="preserve">'ye çıkarıldı, sonra </w:t>
+      </w:r>
+      <w:r>
+        <w:rPr>
+          <w:b/>
+          <w:color w:val="3A2A1E"/>
+        </w:rPr>
         <w:t>1</w:t>
       </w:r>
       <w:r>
         <w:rPr>
           <w:color w:val="3A2A1E"/>
         </w:rPr>
-        <w:t xml:space="preserve"> taşıyordu ve o numara kullanılmayacak; internal testing'e gidecek paket için </w:t>
+        <w:t xml:space="preserve">'e geri alındı. Olan şu: minSdk 21 ile üretilmiş ilk paketler versionCode 1 taşıyordu ve o numarayı boş bırakmak, elde kalan eski bir </w:t>
       </w:r>
       <w:r>
         <w:rPr>
@@ -3773,12 +3786,203 @@
           <w:color w:val="3A2A1E"/>
           <w:sz w:val="20"/>
         </w:rPr>
+        <w:t>.aab</w:t>
+      </w:r>
+      <w:r>
+        <w:rPr>
+          <w:color w:val="3A2A1E"/>
+        </w:rPr>
+        <w:t>'nin yanlışlıkla yüklenmesini imkânsız kılacaktı.</w:t>
+      </w:r>
+    </w:p>
+    <w:p>
+      <w:pPr/>
+      <w:r>
+        <w:rPr>
+          <w:color w:val="3A2A1E"/>
+        </w:rPr>
+        <w:t xml:space="preserve">Gerekçe fazla temkinliydi. Play'e bugüne kadar </w:t>
+      </w:r>
+      <w:r>
+        <w:rPr>
+          <w:b/>
+          <w:color w:val="3A2A1E"/>
+        </w:rPr>
+        <w:t>hiçbir şey yüklenmedi</w:t>
+      </w:r>
+      <w:r>
+        <w:rPr>
+          <w:color w:val="3A2A1E"/>
+        </w:rPr>
+        <w:t>, yani 1 serbest; eski paketler de zaten silinmişti, ortada karışacak dosya yoktu. İlk sürümün 1 olması doğal ve numara geri alındı.</w:t>
+      </w:r>
+    </w:p>
+    <w:p>
+      <w:pPr/>
+      <w:r>
+        <w:rPr>
+          <w:color w:val="3A2A1E"/>
+        </w:rPr>
+        <w:t xml:space="preserve">Kural bundan sonrası için geçerli: her yüklemede </w:t>
+      </w:r>
+      <w:r>
+        <w:rPr>
+          <w:rFonts w:ascii="Consolas" w:hAnsi="Consolas"/>
+          <w:color w:val="3A2A1E"/>
+          <w:sz w:val="20"/>
+        </w:rPr>
         <w:t>ApplicationVersion</w:t>
       </w:r>
       <w:r>
         <w:rPr>
           <w:color w:val="3A2A1E"/>
         </w:rPr>
+        <w:t xml:space="preserve"> artacak. Aralıksız artması gerekmiyor, yalnızca büyümesi — ama Play'e bir kez yüklenen numara, o paket silinse bile geri alınamıyor.</w:t>
+      </w:r>
+    </w:p>
+    <w:p>
+      <w:pPr/>
+      <w:r>
+        <w:rPr>
+          <w:rFonts w:ascii="Consolas" w:hAnsi="Consolas"/>
+          <w:color w:val="3A2A1E"/>
+          <w:sz w:val="20"/>
+        </w:rPr>
+        <w:t>ApplicationDisplayVersion</w:t>
+      </w:r>
+      <w:r>
+        <w:rPr>
+          <w:color w:val="3A2A1E"/>
+        </w:rPr>
+        <w:t xml:space="preserve"> 1.0'da kalıyor: kullanıcının gördüğü sürüm bu ve internal testing bir yayın değil.</w:t>
+      </w:r>
+    </w:p>
+    <w:p>
+      <w:pPr/>
+      <w:r>
+        <w:rPr>
+          <w:color w:val="3A2A1E"/>
+        </w:rPr>
+        <w:t xml:space="preserve">Paket, kütüphane on yediye çıktıktan sonra (İ6 ve İ7 dahil) yeniden üretilip doğrulandı: </w:t>
+      </w:r>
+      <w:r>
+        <w:rPr>
+          <w:rFonts w:ascii="Consolas" w:hAnsi="Consolas"/>
+          <w:color w:val="3A2A1E"/>
+          <w:sz w:val="20"/>
+        </w:rPr>
+        <w:t>io.ploofy.app</w:t>
+      </w:r>
+      <w:r>
+        <w:rPr>
+          <w:color w:val="3A2A1E"/>
+        </w:rPr>
+        <w:t xml:space="preserve">, versionCode </w:t>
+      </w:r>
+      <w:r>
+        <w:rPr>
+          <w:b/>
+          <w:color w:val="3A2A1E"/>
+        </w:rPr>
+        <w:t>1</w:t>
+      </w:r>
+      <w:r>
+        <w:rPr>
+          <w:color w:val="3A2A1E"/>
+        </w:rPr>
+        <w:t xml:space="preserve">, versionName 1.0, minSdk 26, targetSdk 36, yatay kilit, </w:t>
+      </w:r>
+      <w:r>
+        <w:rPr>
+          <w:rFonts w:ascii="Consolas" w:hAnsi="Consolas"/>
+          <w:color w:val="3A2A1E"/>
+          <w:sz w:val="20"/>
+        </w:rPr>
+        <w:t>arm64-v8a</w:t>
+      </w:r>
+      <w:r>
+        <w:rPr>
+          <w:color w:val="3A2A1E"/>
+        </w:rPr>
+        <w:t xml:space="preserve"> + </w:t>
+      </w:r>
+      <w:r>
+        <w:rPr>
+          <w:rFonts w:ascii="Consolas" w:hAnsi="Consolas"/>
+          <w:color w:val="3A2A1E"/>
+          <w:sz w:val="20"/>
+        </w:rPr>
+        <w:t>x86_64</w:t>
+      </w:r>
+      <w:r>
+        <w:rPr>
+          <w:color w:val="3A2A1E"/>
+        </w:rPr>
+        <w:t xml:space="preserve">, imza </w:t>
+      </w:r>
+      <w:r>
+        <w:rPr>
+          <w:rFonts w:ascii="Consolas" w:hAnsi="Consolas"/>
+          <w:color w:val="3A2A1E"/>
+          <w:sz w:val="20"/>
+        </w:rPr>
+        <w:t>CN=Ali Kiratli, O=Ploofy</w:t>
+      </w:r>
+      <w:r>
+        <w:rPr>
+          <w:color w:val="3A2A1E"/>
+        </w:rPr>
+        <w:t xml:space="preserve"> (SHA-256 </w:t>
+      </w:r>
+      <w:r>
+        <w:rPr>
+          <w:rFonts w:ascii="Consolas" w:hAnsi="Consolas"/>
+          <w:color w:val="3A2A1E"/>
+          <w:sz w:val="20"/>
+        </w:rPr>
+        <w:t>f7549556…4d27</w:t>
+      </w:r>
+      <w:r>
+        <w:rPr>
+          <w:color w:val="3A2A1E"/>
+        </w:rPr>
+        <w:t>, önceki paketlerle aynı anahtar).</w:t>
+      </w:r>
+    </w:p>
+    <w:p>
+      <w:pPr/>
+      <w:r>
+        <w:rPr>
+          <w:color w:val="3A2A1E"/>
+        </w:rPr>
+        <w:t xml:space="preserve">Yüklenecek dosya </w:t>
+      </w:r>
+      <w:r>
+        <w:rPr>
+          <w:rFonts w:ascii="Consolas" w:hAnsi="Consolas"/>
+          <w:color w:val="3A2A1E"/>
+          <w:sz w:val="20"/>
+        </w:rPr>
+        <w:t>io.ploofy.app-Signed.aab</w:t>
+      </w:r>
+      <w:r>
+        <w:rPr>
+          <w:color w:val="3A2A1E"/>
+        </w:rPr>
+        <w:t xml:space="preserve">. Aynı klasördeki </w:t>
+      </w:r>
+      <w:r>
+        <w:rPr>
+          <w:rFonts w:ascii="Consolas" w:hAnsi="Consolas"/>
+          <w:color w:val="3A2A1E"/>
+          <w:sz w:val="20"/>
+        </w:rPr>
+        <w:t>io.ploofy.app.aab</w:t>
+      </w:r>
+      <w:r>
+        <w:rPr>
+          <w:color w:val="3A2A1E"/>
+        </w:rPr>
         <w:t xml:space="preserve"> </w:t>
       </w:r>
       <w:r>
@@ -3786,22 +3990,73 @@
           <w:b/>
           <w:color w:val="3A2A1E"/>
         </w:rPr>
-        <w:t>2</w:t>
-      </w:r>
-      <w:r>
-        <w:rPr>
-          <w:color w:val="3A2A1E"/>
-        </w:rPr>
-        <w:t>'ye çıkarıldı.</w:t>
+        <w:t>imzasız</w:t>
+      </w:r>
+      <w:r>
+        <w:rPr>
+          <w:color w:val="3A2A1E"/>
+        </w:rPr>
+        <w:t xml:space="preserve"> — Play onu kabul etmiyor. </w:t>
+      </w:r>
+      <w:r>
+        <w:rPr>
+          <w:rFonts w:ascii="Consolas" w:hAnsi="Consolas"/>
+          <w:color w:val="3A2A1E"/>
+          <w:sz w:val="20"/>
+        </w:rPr>
+        <w:t>.apk</w:t>
+      </w:r>
+      <w:r>
+        <w:rPr>
+          <w:color w:val="3A2A1E"/>
+        </w:rPr>
+        <w:t xml:space="preserve"> yalnızca tablete USB'den kurmak için; Play yeni uygulamalarda APK almıyor.</w:t>
       </w:r>
     </w:p>
     <w:p>
       <w:pPr/>
       <w:r>
         <w:rPr>
-          <w:color w:val="3A2A1E"/>
-        </w:rPr>
-        <w:t xml:space="preserve">Sebep: 1'i taşıyan ilk paketler minSdk 21 ile üretilmişti. Numaranın aralıksız artması gerekmiyor, yalnızca büyümesi — 1'i boş bırakmak, elde kalan eski bir </w:t>
+          <w:b/>
+          <w:color w:val="3A2A1E"/>
+        </w:rPr>
+        <w:t>Paketin içeriği koda bağlı, notta yazılana değil:</w:t>
+      </w:r>
+      <w:r>
+        <w:rPr>
+          <w:color w:val="3A2A1E"/>
+        </w:rPr>
+        <w:t xml:space="preserve"> oyun eklendikçe paket eskiyor. Play'e yüklemeden önce her seferinde yeniden üretilmeli.</w:t>
+      </w:r>
+    </w:p>
+    <w:p>
+      <w:pPr>
+        <w:pStyle w:val="Heading3"/>
+      </w:pPr>
+      <w:r>
+        <w:t>Gizlilik politikası</w:t>
+      </w:r>
+    </w:p>
+    <w:p>
+      <w:pPr/>
+      <w:r>
+        <w:rPr>
+          <w:color w:val="3A2A1E"/>
+        </w:rPr>
+        <w:t xml:space="preserve">Üç dil tek bir sayfada toplandı ve </w:t>
+      </w:r>
+      <w:r>
+        <w:rPr>
+          <w:b/>
+          <w:color w:val="3A2A1E"/>
+        </w:rPr>
+        <w:t>ayrı bir depoya</w:t>
+      </w:r>
+      <w:r>
+        <w:rPr>
+          <w:color w:val="3A2A1E"/>
+        </w:rPr>
+        <w:t xml:space="preserve"> kondu — diğer uygulamalarda olduğu gibi, GitHub Pages'ten yayımlanacak. Metin uydurulmadı, koddan çıkarıldı — hangi tablonun hangi alanı tuttuğu (</w:t>
       </w:r>
       <w:r>
         <w:rPr>
@@ -3809,30 +4064,77 @@
           <w:color w:val="3A2A1E"/>
           <w:sz w:val="20"/>
         </w:rPr>
-        <w:t>.aab</w:t>
-      </w:r>
-      <w:r>
-        <w:rPr>
-          <w:color w:val="3A2A1E"/>
-        </w:rPr>
-        <w:t>'nin yanlışlıkla yüklenmesini imkânsız kılıyor. Play'e bir kez yüklenen numara, o paket silinse bile geri alınamıyor.</w:t>
+        <w:t>Entities.cs</w:t>
+      </w:r>
+      <w:r>
+        <w:rPr>
+          <w:color w:val="3A2A1E"/>
+        </w:rPr>
+        <w:t>), hangi iznin neden istendiği (manifest), ebeveyn kilidinin neyi kapattığı (</w:t>
+      </w:r>
+      <w:r>
+        <w:rPr>
+          <w:rFonts w:ascii="Consolas" w:hAnsi="Consolas"/>
+          <w:color w:val="3A2A1E"/>
+          <w:sz w:val="20"/>
+        </w:rPr>
+        <w:t>ParentalGateReason</w:t>
+      </w:r>
+      <w:r>
+        <w:rPr>
+          <w:color w:val="3A2A1E"/>
+        </w:rPr>
+        <w:t xml:space="preserve"> çağrı yerleri) ve profil silinince nelerin gittiği (</w:t>
+      </w:r>
+      <w:r>
+        <w:rPr>
+          <w:rFonts w:ascii="Consolas" w:hAnsi="Consolas"/>
+          <w:color w:val="3A2A1E"/>
+          <w:sz w:val="20"/>
+        </w:rPr>
+        <w:t>DeleteProfileAsync</w:t>
+      </w:r>
+      <w:r>
+        <w:rPr>
+          <w:color w:val="3A2A1E"/>
+        </w:rPr>
+        <w:t xml:space="preserve"> yıldızları ve rozetleri de siliyor) tek tek bakılarak yazıldı.</w:t>
       </w:r>
     </w:p>
     <w:p>
       <w:pPr/>
       <w:r>
         <w:rPr>
+          <w:color w:val="3A2A1E"/>
+        </w:rPr>
+        <w:t xml:space="preserve">İki iddia bu yüzden düzeltildi: README "uygulamadan dışarı çıkan her bağlantı kilidin arkasında" diyor ama </w:t>
+      </w:r>
+      <w:r>
+        <w:rPr>
           <w:rFonts w:ascii="Consolas" w:hAnsi="Consolas"/>
           <w:color w:val="3A2A1E"/>
           <w:sz w:val="20"/>
         </w:rPr>
-        <w:t>ApplicationDisplayVersion</w:t>
-      </w:r>
-      <w:r>
-        <w:rPr>
-          <w:color w:val="3A2A1E"/>
-        </w:rPr>
-        <w:t xml:space="preserve"> 1.0'da kalıyor: kullanıcının gördüğü sürüm bu ve internal testing bir yayın değil.</w:t>
+        <w:t>ExternalLink</w:t>
+      </w:r>
+      <w:r>
+        <w:rPr>
+          <w:color w:val="3A2A1E"/>
+        </w:rPr>
+        <w:t xml:space="preserve"> gerekçesinin </w:t>
+      </w:r>
+      <w:r>
+        <w:rPr>
+          <w:b/>
+          <w:color w:val="3A2A1E"/>
+        </w:rPr>
+        <w:t>hiç çağrıldığı yer yok</w:t>
+      </w:r>
+      <w:r>
+        <w:rPr>
+          <w:color w:val="3A2A1E"/>
+        </w:rPr>
+        <w:t xml:space="preserve"> — uygulamada şu an dışarı açılan bağlantı da yok, o yüzden politikada yalnızca gerçekten kilitli olan üç yol sayıldı. İkincisi, kilit "basit bir aritmetik" değil: iki basamaklı çarpma + toplama, kasıtlı olarak 6–9 bandının üstünde.</w:t>
       </w:r>
     </w:p>
     <w:p>
@@ -3841,20 +4143,107 @@
         <w:rPr>
           <w:color w:val="3A2A1E"/>
         </w:rPr>
-        <w:t xml:space="preserve">versionCode 1'i taşıyan paketler </w:t>
-      </w:r>
+        <w:t xml:space="preserve">Sayfa tek dosya: dil değiştirici, açık/koyu tema, derleme adımı yok, Google Fonts dışında dış bağımlılık yok. Renkleri de uydurmadım — </w:t>
+      </w:r>
+      <w:r>
+        <w:rPr>
+          <w:rFonts w:ascii="Consolas" w:hAnsi="Consolas"/>
+          <w:color w:val="3A2A1E"/>
+          <w:sz w:val="20"/>
+        </w:rPr>
+        <w:t>PloofyPalette.cs</w:t>
+      </w:r>
+      <w:r>
+        <w:rPr>
+          <w:color w:val="3A2A1E"/>
+        </w:rPr>
+        <w:t xml:space="preserve"> ve </w:t>
+      </w:r>
+      <w:r>
+        <w:rPr>
+          <w:rFonts w:ascii="Consolas" w:hAnsi="Consolas"/>
+          <w:color w:val="3A2A1E"/>
+          <w:sz w:val="20"/>
+        </w:rPr>
+        <w:t>PloofyStyles.xaml</w:t>
+      </w:r>
+      <w:r>
+        <w:rPr>
+          <w:color w:val="3A2A1E"/>
+        </w:rPr>
+        <w:t xml:space="preserve">'dan aldım: mürekkep </w:t>
+      </w:r>
+      <w:r>
+        <w:rPr>
+          <w:rFonts w:ascii="Consolas" w:hAnsi="Consolas"/>
+          <w:color w:val="3A2A1E"/>
+          <w:sz w:val="20"/>
+        </w:rPr>
+        <w:t>#402A1E</w:t>
+      </w:r>
+      <w:r>
+        <w:rPr>
+          <w:color w:val="3A2A1E"/>
+        </w:rPr>
+        <w:t xml:space="preserve">, vurgu Sunny'nin koyu ucu </w:t>
+      </w:r>
+      <w:r>
+        <w:rPr>
+          <w:rFonts w:ascii="Consolas" w:hAnsi="Consolas"/>
+          <w:color w:val="3A2A1E"/>
+          <w:sz w:val="20"/>
+        </w:rPr>
+        <w:t>#E08600</w:t>
+      </w:r>
+      <w:r>
+        <w:rPr>
+          <w:color w:val="3A2A1E"/>
+        </w:rPr>
+        <w:t xml:space="preserve"> (parlak </w:t>
+      </w:r>
+      <w:r>
+        <w:rPr>
+          <w:rFonts w:ascii="Consolas" w:hAnsi="Consolas"/>
+          <w:color w:val="3A2A1E"/>
+          <w:sz w:val="20"/>
+        </w:rPr>
+        <w:t>#FFC733</w:t>
+      </w:r>
+      <w:r>
+        <w:rPr>
+          <w:color w:val="3A2A1E"/>
+        </w:rPr>
+        <w:t xml:space="preserve"> metin olarak okunmuyor, yalnızca dolgu), bağlantılar Ocean gölgesi </w:t>
+      </w:r>
+      <w:r>
+        <w:rPr>
+          <w:rFonts w:ascii="Consolas" w:hAnsi="Consolas"/>
+          <w:color w:val="3A2A1E"/>
+          <w:sz w:val="20"/>
+        </w:rPr>
+        <w:t>#0F6FC4</w:t>
+      </w:r>
+      <w:r>
+        <w:rPr>
+          <w:color w:val="3A2A1E"/>
+        </w:rPr>
+        <w:t>.</w:t>
+      </w:r>
+    </w:p>
+    <w:p>
+      <w:pPr/>
       <w:r>
         <w:rPr>
           <w:b/>
           <w:color w:val="3A2A1E"/>
         </w:rPr>
-        <w:t>silindi</w:t>
-      </w:r>
-      <w:r>
-        <w:rPr>
-          <w:color w:val="3A2A1E"/>
-        </w:rPr>
-        <w:t xml:space="preserve"> ve paket yeni numarayla yeniden üretilip doğrulandı: </w:t>
+        <w:t>Yayımlandı (02.09.2026).</w:t>
+      </w:r>
+      <w:r>
+        <w:rPr>
+          <w:color w:val="3A2A1E"/>
+        </w:rPr>
+        <w:t xml:space="preserve"> SchiriFit ve CertPilot'taki düzenin aynısı kuruldu: sayfaların kaynağı bu depoda </w:t>
       </w:r>
       <w:r>
         <w:rPr>
@@ -3862,6 +4251,304 @@
           <w:color w:val="3A2A1E"/>
           <w:sz w:val="20"/>
         </w:rPr>
+        <w:t>docs/store/</w:t>
+      </w:r>
+      <w:r>
+        <w:rPr>
+          <w:color w:val="3A2A1E"/>
+        </w:rPr>
+        <w:t xml:space="preserve">, yayın nüshası ayrı ve herkese açık </w:t>
+      </w:r>
+      <w:r>
+        <w:rPr>
+          <w:rFonts w:ascii="Consolas" w:hAnsi="Consolas"/>
+          <w:color w:val="3A2A1E"/>
+          <w:sz w:val="20"/>
+        </w:rPr>
+        <w:t>alikiratli/ploofy-web</w:t>
+      </w:r>
+      <w:r>
+        <w:rPr>
+          <w:color w:val="3A2A1E"/>
+        </w:rPr>
+        <w:t xml:space="preserve"> deposunda, GitHub Pages'ten servis ediliyor. Üçü de 200 dönüyor:</w:t>
+      </w:r>
+    </w:p>
+    <w:p>
+      <w:pPr>
+        <w:pStyle w:val="ListBullet"/>
+      </w:pPr>
+      <w:r>
+        <w:rPr>
+          <w:color w:val="3A2A1E"/>
+        </w:rPr>
+        <w:t xml:space="preserve">https://alikiratli.github.io/ploofy-web/privacy-policy.html — Play Console'a </w:t>
+      </w:r>
+      <w:r>
+        <w:rPr>
+          <w:b/>
+          <w:color w:val="3A2A1E"/>
+        </w:rPr>
+        <w:t>bu</w:t>
+      </w:r>
+      <w:r>
+        <w:rPr>
+          <w:color w:val="3A2A1E"/>
+        </w:rPr>
+        <w:t xml:space="preserve"> adres girilecek, kök değil; denetim sayfanın kendisini görsün</w:t>
+      </w:r>
+    </w:p>
+    <w:p>
+      <w:pPr>
+        <w:pStyle w:val="ListBullet"/>
+      </w:pPr>
+      <w:r>
+        <w:rPr>
+          <w:color w:val="3A2A1E"/>
+        </w:rPr>
+        <w:t>https://alikiratli.github.io/ploofy-web/impressum.html</w:t>
+      </w:r>
+    </w:p>
+    <w:p>
+      <w:pPr>
+        <w:pStyle w:val="ListBullet"/>
+      </w:pPr>
+      <w:r>
+        <w:rPr>
+          <w:color w:val="3A2A1E"/>
+        </w:rPr>
+        <w:t>https://alikiratli.github.io/ploofy-web/ — mağaza girişindeki "Web sitesi"</w:t>
+      </w:r>
+    </w:p>
+    <w:p>
+      <w:pPr/>
+      <w:r>
+        <w:rPr>
+          <w:color w:val="3A2A1E"/>
+        </w:rPr>
+        <w:t>On iki alan dolduruldu (2 Eylül 2026 · Ali Kiratli, Ischebecker Straße 8, 58256 Ennepetal · alikiratlide@gmail.com) ve "Taslak" rozeti hem HTML'den hem betikten kaldırıldı. Yayıncı bilgileri uydurulmadı; CertPilot'un Impressum'undan alındı.</w:t>
+      </w:r>
+    </w:p>
+    <w:p>
+      <w:pPr/>
+      <w:r>
+        <w:rPr>
+          <w:color w:val="3A2A1E"/>
+        </w:rPr>
+        <w:t xml:space="preserve">Ploofy'nin de bir </w:t>
+      </w:r>
+      <w:r>
+        <w:rPr>
+          <w:b/>
+          <w:color w:val="3A2A1E"/>
+        </w:rPr>
+        <w:t>Impressum</w:t>
+      </w:r>
+      <w:r>
+        <w:rPr>
+          <w:color w:val="3A2A1E"/>
+        </w:rPr>
+        <w:t>'u oldu (de/en, bağlayıcı olan Almanca) — diğer iki uygulamada var, burada yoktu. § 5 DDG, § 19 UStG Kleinunternehmer, § 18/2 MStV, § 36 VSBG; artı aboneliğin mağazayla kurulduğunu söyleyen bir bölüm.</w:t>
+      </w:r>
+    </w:p>
+    <w:p>
+      <w:pPr/>
+      <w:r>
+        <w:rPr>
+          <w:color w:val="3A2A1E"/>
+        </w:rPr>
+        <w:t xml:space="preserve">Eski </w:t>
+      </w:r>
+      <w:r>
+        <w:rPr>
+          <w:rFonts w:ascii="Consolas" w:hAnsi="Consolas"/>
+          <w:color w:val="3A2A1E"/>
+          <w:sz w:val="20"/>
+        </w:rPr>
+        <w:t>../ploofy-privacy</w:t>
+      </w:r>
+      <w:r>
+        <w:rPr>
+          <w:color w:val="3A2A1E"/>
+        </w:rPr>
+        <w:t xml:space="preserve"> yerel deposu artık gereksiz — içeriği </w:t>
+      </w:r>
+      <w:r>
+        <w:rPr>
+          <w:rFonts w:ascii="Consolas" w:hAnsi="Consolas"/>
+          <w:color w:val="3A2A1E"/>
+          <w:sz w:val="20"/>
+        </w:rPr>
+        <w:t>docs/store/</w:t>
+      </w:r>
+      <w:r>
+        <w:rPr>
+          <w:color w:val="3A2A1E"/>
+        </w:rPr>
+        <w:t xml:space="preserve"> ile </w:t>
+      </w:r>
+      <w:r>
+        <w:rPr>
+          <w:rFonts w:ascii="Consolas" w:hAnsi="Consolas"/>
+          <w:color w:val="3A2A1E"/>
+          <w:sz w:val="20"/>
+        </w:rPr>
+        <w:t>ploofy-web</w:t>
+      </w:r>
+      <w:r>
+        <w:rPr>
+          <w:color w:val="3A2A1E"/>
+        </w:rPr>
+        <w:t>'e taşındı.</w:t>
+      </w:r>
+    </w:p>
+    <w:p>
+      <w:pPr/>
+      <w:r>
+        <w:rPr>
+          <w:b/>
+          <w:color w:val="3A2A1E"/>
+        </w:rPr>
+        <w:t>Sayılar:</w:t>
+      </w:r>
+      <w:r>
+        <w:rPr>
+          <w:color w:val="3A2A1E"/>
+        </w:rPr>
+        <w:t xml:space="preserve"> 329 test geçiyor · 13 oyun tanımlı, 13'ü oynanabilir · 13 ses dosyası · AAB 40 MB · targetSdk 36 · sürüm 1.0.</w:t>
+      </w:r>
+    </w:p>
+    <w:p>
+      <w:pPr>
+        <w:pStyle w:val="Heading2"/>
+      </w:pPr>
+      <w:r>
+        <w:t>Nerede bırakıldı (03.09.2026, ikinci oturum)</w:t>
+      </w:r>
+    </w:p>
+    <w:p>
+      <w:pPr/>
+      <w:r>
+        <w:rPr>
+          <w:color w:val="3A2A1E"/>
+        </w:rPr>
+        <w:t xml:space="preserve">Bu oturumda: İ5 (koleksiyon), Noktaları Birleştir, darbe numaraları, mağaza vitrini, minSdk 26, İ6 (oyun süresi sınırı) ve İ7 (Kategori Ayırma, Basit Toplama, Boyama). Çalışma ağacı temiz ve </w:t>
+      </w:r>
+      <w:r>
+        <w:rPr>
+          <w:rFonts w:ascii="Consolas" w:hAnsi="Consolas"/>
+          <w:color w:val="3A2A1E"/>
+          <w:sz w:val="20"/>
+        </w:rPr>
+        <w:t>origin/main</w:t>
+      </w:r>
+      <w:r>
+        <w:rPr>
+          <w:color w:val="3A2A1E"/>
+        </w:rPr>
+        <w:t xml:space="preserve"> ile eşit. </w:t>
+      </w:r>
+      <w:r>
+        <w:rPr>
+          <w:b/>
+          <w:color w:val="3A2A1E"/>
+        </w:rPr>
+        <w:t>Kütüphane 17 oyun, testler 416.</w:t>
+      </w:r>
+      <w:r>
+        <w:rPr>
+          <w:color w:val="3A2A1E"/>
+        </w:rPr>
+        <w:t xml:space="preserve"> İçerik yol haritası İ1-İ7 kapandı.</w:t>
+      </w:r>
+    </w:p>
+    <w:p>
+      <w:pPr>
+        <w:pStyle w:val="Heading3"/>
+      </w:pPr>
+      <w:r>
+        <w:t>Yarın ilk iş: paketi üret ve Play'e yükle</w:t>
+      </w:r>
+    </w:p>
+    <w:p>
+      <w:pPr/>
+      <w:r>
+        <w:rPr>
+          <w:color w:val="3A2A1E"/>
+        </w:rPr>
+        <w:t xml:space="preserve">Uygulama Play Console'a </w:t>
+      </w:r>
+      <w:r>
+        <w:rPr>
+          <w:b/>
+          <w:color w:val="3A2A1E"/>
+        </w:rPr>
+        <w:t>hiç yüklenmedi</w:t>
+      </w:r>
+      <w:r>
+        <w:rPr>
+          <w:color w:val="3A2A1E"/>
+        </w:rPr>
+        <w:t xml:space="preserve">; ilk paket versionCode </w:t>
+      </w:r>
+      <w:r>
+        <w:rPr>
+          <w:rFonts w:ascii="Consolas" w:hAnsi="Consolas"/>
+          <w:color w:val="3A2A1E"/>
+          <w:sz w:val="20"/>
+        </w:rPr>
+        <w:t>1</w:t>
+      </w:r>
+      <w:r>
+        <w:rPr>
+          <w:color w:val="3A2A1E"/>
+        </w:rPr>
+        <w:t xml:space="preserve"> ile gidiyor ve kanal </w:t>
+      </w:r>
+      <w:r>
+        <w:rPr>
+          <w:b/>
+          <w:color w:val="3A2A1E"/>
+        </w:rPr>
+        <w:t>internal testing</w:t>
+      </w:r>
+      <w:r>
+        <w:rPr>
+          <w:color w:val="3A2A1E"/>
+        </w:rPr>
+        <w:t xml:space="preserve"> olacak (production'a değil — gerçek tablette hiç oynanmadı ve production'a giden bir versionCode geri alınamıyor).</w:t>
+      </w:r>
+    </w:p>
+    <w:p>
+      <w:pPr/>
+      <w:r>
+        <w:rPr>
+          <w:color w:val="3A2A1E"/>
+        </w:rPr>
+        <w:t>Sıra:</w:t>
+      </w:r>
+    </w:p>
+    <w:p>
+      <w:pPr/>
+      <w:r>
+        <w:rPr>
+          <w:b/>
+          <w:color w:val="3A2A1E"/>
+        </w:rPr>
+        <w:t>Paket hazır ve doğrulandı</w:t>
+      </w:r>
+      <w:r>
+        <w:rPr>
+          <w:color w:val="3A2A1E"/>
+        </w:rPr>
+        <w:t xml:space="preserve"> (03.09.2026 23:41, on yedi oyunun tamamıyla): </w:t>
+      </w:r>
+      <w:r>
+        <w:rPr>
+          <w:rFonts w:ascii="Consolas" w:hAnsi="Consolas"/>
+          <w:color w:val="3A2A1E"/>
+          <w:sz w:val="20"/>
+        </w:rPr>
         <w:t>io.ploofy.app</w:t>
       </w:r>
       <w:r>
@@ -3875,13 +4562,13 @@
           <w:b/>
           <w:color w:val="3A2A1E"/>
         </w:rPr>
-        <w:t>2</w:t>
-      </w:r>
-      <w:r>
-        <w:rPr>
-          <w:color w:val="3A2A1E"/>
-        </w:rPr>
-        <w:t xml:space="preserve">, versionName 1.0, minSdk 26, targetSdk 36, yatay kilit, </w:t>
+        <w:t>1</w:t>
+      </w:r>
+      <w:r>
+        <w:rPr>
+          <w:color w:val="3A2A1E"/>
+        </w:rPr>
+        <w:t xml:space="preserve">, versionName 1.0, minSdk 26, targetSdk 36, </w:t>
       </w:r>
       <w:r>
         <w:rPr>
@@ -3937,7 +4624,150 @@
         <w:rPr>
           <w:color w:val="3A2A1E"/>
         </w:rPr>
-        <w:t>, önceki paketlerle aynı anahtar). Boyut 38 MB.</w:t>
+        <w:t xml:space="preserve">). Manifest </w:t>
+      </w:r>
+      <w:r>
+        <w:rPr>
+          <w:rFonts w:ascii="Consolas" w:hAnsi="Consolas"/>
+          <w:color w:val="3A2A1E"/>
+          <w:sz w:val="20"/>
+        </w:rPr>
+        <w:t>aapt2 dump badging</w:t>
+      </w:r>
+      <w:r>
+        <w:rPr>
+          <w:color w:val="3A2A1E"/>
+        </w:rPr>
+        <w:t xml:space="preserve">, imza </w:t>
+      </w:r>
+      <w:r>
+        <w:rPr>
+          <w:rFonts w:ascii="Consolas" w:hAnsi="Consolas"/>
+          <w:color w:val="3A2A1E"/>
+          <w:sz w:val="20"/>
+        </w:rPr>
+        <w:t>apksigner verify</w:t>
+      </w:r>
+      <w:r>
+        <w:rPr>
+          <w:color w:val="3A2A1E"/>
+        </w:rPr>
+        <w:t xml:space="preserve"> ile kontrol edildi.</w:t>
+      </w:r>
+    </w:p>
+    <w:p>
+      <w:pPr>
+        <w:pStyle w:val="ListNumber"/>
+      </w:pPr>
+      <w:r>
+        <w:rPr>
+          <w:color w:val="3A2A1E"/>
+        </w:rPr>
+        <w:t xml:space="preserve">Yüklenecek dosya: </w:t>
+      </w:r>
+      <w:r>
+        <w:rPr>
+          <w:rFonts w:ascii="Consolas" w:hAnsi="Consolas"/>
+          <w:color w:val="3A2A1E"/>
+          <w:sz w:val="20"/>
+        </w:rPr>
+        <w:t>src/Ploofy.App/bin/Release/net10.0-android/publish/io.ploofy.app-Signed.aab</w:t>
+      </w:r>
+      <w:r>
+        <w:rPr>
+          <w:color w:val="3A2A1E"/>
+        </w:rPr>
+        <w:t xml:space="preserve"> — aynı klasördeki </w:t>
+      </w:r>
+      <w:r>
+        <w:rPr>
+          <w:rFonts w:ascii="Consolas" w:hAnsi="Consolas"/>
+          <w:color w:val="3A2A1E"/>
+          <w:sz w:val="20"/>
+        </w:rPr>
+        <w:t>io.ploofy.app.aab</w:t>
+      </w:r>
+      <w:r>
+        <w:rPr>
+          <w:color w:val="3A2A1E"/>
+        </w:rPr>
+        <w:t xml:space="preserve"> </w:t>
+      </w:r>
+      <w:r>
+        <w:rPr>
+          <w:b/>
+          <w:color w:val="3A2A1E"/>
+        </w:rPr>
+        <w:t>imzasız</w:t>
+      </w:r>
+      <w:r>
+        <w:rPr>
+          <w:color w:val="3A2A1E"/>
+        </w:rPr>
+        <w:t xml:space="preserve">, Play kabul etmiyor. </w:t>
+      </w:r>
+      <w:r>
+        <w:rPr>
+          <w:rFonts w:ascii="Consolas" w:hAnsi="Consolas"/>
+          <w:color w:val="3A2A1E"/>
+          <w:sz w:val="20"/>
+        </w:rPr>
+        <w:t>.apk</w:t>
+      </w:r>
+      <w:r>
+        <w:rPr>
+          <w:color w:val="3A2A1E"/>
+        </w:rPr>
+        <w:t xml:space="preserve"> yalnızca tablete USB'den kurmak için</w:t>
+      </w:r>
+    </w:p>
+    <w:p>
+      <w:pPr>
+        <w:pStyle w:val="ListNumber"/>
+      </w:pPr>
+      <w:r>
+        <w:rPr>
+          <w:color w:val="3A2A1E"/>
+        </w:rPr>
+        <w:t xml:space="preserve">Console'daki metinler </w:t>
+      </w:r>
+      <w:r>
+        <w:rPr>
+          <w:rFonts w:ascii="Consolas" w:hAnsi="Consolas"/>
+          <w:color w:val="3A2A1E"/>
+          <w:sz w:val="20"/>
+        </w:rPr>
+        <w:t>docs/store/listing.md</w:t>
+      </w:r>
+      <w:r>
+        <w:rPr>
+          <w:color w:val="3A2A1E"/>
+        </w:rPr>
+        <w:t xml:space="preserve"> içinden kopyalanacak (üç dil, Data safety cevapları, IARC anketi, hedef kitle beyanı)</w:t>
+      </w:r>
+    </w:p>
+    <w:p>
+      <w:pPr>
+        <w:pStyle w:val="ListNumber"/>
+      </w:pPr>
+      <w:r>
+        <w:rPr>
+          <w:color w:val="3A2A1E"/>
+        </w:rPr>
+        <w:t xml:space="preserve">Koda dokunulduysa paketi </w:t>
+      </w:r>
+      <w:r>
+        <w:rPr>
+          <w:b/>
+          <w:color w:val="3A2A1E"/>
+        </w:rPr>
+        <w:t>yeniden üret</w:t>
+      </w:r>
+      <w:r>
+        <w:rPr>
+          <w:color w:val="3A2A1E"/>
+        </w:rPr>
+        <w:t>: içeriği koda bağlı, notta yazılana değil</w:t>
       </w:r>
     </w:p>
     <w:p>
@@ -3946,7 +4776,31 @@
         <w:rPr>
           <w:color w:val="3A2A1E"/>
         </w:rPr>
-        <w:t xml:space="preserve">Yüklenecek dosya </w:t>
+        <w:t>Ekran görüntüleri ve 1024×500 öne çıkan grafik hâlâ eksik ve ikisi de gerçek cihaz istiyor — internal testing bunları beklemeden yüklenebiliyor.</w:t>
+      </w:r>
+    </w:p>
+    <w:p>
+      <w:pPr>
+        <w:pStyle w:val="Heading3"/>
+      </w:pPr>
+      <w:r>
+        <w:t>Yazılım tarafında sıradaki</w:t>
+      </w:r>
+    </w:p>
+    <w:p>
+      <w:pPr/>
+      <w:r>
+        <w:rPr>
+          <w:b/>
+          <w:color w:val="3A2A1E"/>
+        </w:rPr>
+        <w:t>İ8 — bant içi uyarlama.</w:t>
+      </w:r>
+      <w:r>
+        <w:rPr>
+          <w:color w:val="3A2A1E"/>
+        </w:rPr>
+        <w:t xml:space="preserve"> İçerik yol haritasının kalan tek maddesi; çocuk üst üste başarıyorsa zorluğu bir kademe artırmak. </w:t>
       </w:r>
       <w:r>
         <w:rPr>
@@ -3954,13 +4808,58 @@
           <w:color w:val="3A2A1E"/>
           <w:sz w:val="20"/>
         </w:rPr>
-        <w:t>io.ploofy.app-Signed.aab</w:t>
-      </w:r>
-      <w:r>
-        <w:rPr>
-          <w:color w:val="3A2A1E"/>
-        </w:rPr>
-        <w:t xml:space="preserve">. Aynı klasördeki </w:t>
+        <w:t>BandValue&lt;T&gt;</w:t>
+      </w:r>
+      <w:r>
+        <w:rPr>
+          <w:color w:val="3A2A1E"/>
+        </w:rPr>
+        <w:t xml:space="preserve"> mimarisi buna hazır. Riski var: gizli zorluk değişimi ebeveyni şaşırtır, o yüzden görünür olmalı.</w:t>
+      </w:r>
+    </w:p>
+    <w:p>
+      <w:pPr/>
+      <w:r>
+        <w:rPr>
+          <w:b/>
+          <w:color w:val="3A2A1E"/>
+        </w:rPr>
+        <w:t>Ondan önce asıl bekleyen sesli yönerge</w:t>
+      </w:r>
+      <w:r>
+        <w:rPr>
+          <w:color w:val="3A2A1E"/>
+        </w:rPr>
+        <w:t xml:space="preserve"> (5. bölümün sonu): dokuz öğretici oyunun yönergesi hâlâ tamamen görsel ve Filiz bandı okumuyor.</w:t>
+      </w:r>
+    </w:p>
+    <w:p>
+      <w:pPr/>
+      <w:r>
+        <w:rPr>
+          <w:b/>
+          <w:color w:val="3A2A1E"/>
+        </w:rPr>
+        <w:t>Ama asıl bekleyen hâlâ gerçek tablet ve liste iyice uzadı.</w:t>
+      </w:r>
+      <w:r>
+        <w:rPr>
+          <w:color w:val="3A2A1E"/>
+        </w:rPr>
+        <w:t xml:space="preserve"> Emülatör her şeyi gösterdi, iki şeyi ölçemiyor: parmağı ve hoparlörü. Son iki oturumda eklenen </w:t>
+      </w:r>
+      <w:r>
+        <w:rPr>
+          <w:b/>
+          <w:color w:val="3A2A1E"/>
+        </w:rPr>
+        <w:t>yedi oyun</w:t>
+      </w:r>
+      <w:r>
+        <w:rPr>
+          <w:color w:val="3A2A1E"/>
+        </w:rPr>
+        <w:t xml:space="preserve"> ve dört ekran hiç dokunulmadan yazıldı. Tableti USB'den tak, hata ayıklamayı aç, </w:t>
       </w:r>
       <w:r>
         <w:rPr>
@@ -3968,7 +4867,989 @@
           <w:color w:val="3A2A1E"/>
           <w:sz w:val="20"/>
         </w:rPr>
-        <w:t>io.ploofy.app.aab</w:t>
+        <w:t>dotnet build src/Ploofy.App/Ploofy.App.csproj -f net10.0-android -t:Run</w:t>
+      </w:r>
+      <w:r>
+        <w:rPr>
+          <w:color w:val="3A2A1E"/>
+        </w:rPr>
+        <w:t>.</w:t>
+      </w:r>
+    </w:p>
+    <w:p>
+      <w:pPr/>
+      <w:r>
+        <w:rPr>
+          <w:color w:val="3A2A1E"/>
+        </w:rPr>
+        <w:t>Öncelik sırasıyla bakılacaklar:</w:t>
+      </w:r>
+    </w:p>
+    <w:p>
+      <w:pPr>
+        <w:pStyle w:val="ListBullet"/>
+      </w:pPr>
+      <w:r>
+        <w:rPr>
+          <w:b/>
+          <w:color w:val="3A2A1E"/>
+        </w:rPr>
+        <w:t>Sesler.</w:t>
+      </w:r>
+      <w:r>
+        <w:rPr>
+          <w:color w:val="3A2A1E"/>
+        </w:rPr>
+        <w:t xml:space="preserve"> Hiçbiri henüz kulakla duyulmadı. Ses seviyeleri birbirine göre dengeli mi (dokunuş sesi tekrar tekrar çalıyor, en alçağı o olmalı), tuş notaları ezgi gibi mi duyuluyor, tablet hoparlöründe tiz sesler (yıldız) cırlıyor mu. Ayarlardaki "Sesleri dene" düğmesi tam bunun için</w:t>
+      </w:r>
+    </w:p>
+    <w:p>
+      <w:pPr>
+        <w:pStyle w:val="ListBullet"/>
+      </w:pPr>
+      <w:r>
+        <w:rPr>
+          <w:b/>
+          <w:color w:val="3A2A1E"/>
+        </w:rPr>
+        <w:t>Yolu Bul'da Meşe toleransı</w:t>
+      </w:r>
+      <w:r>
+        <w:rPr>
+          <w:color w:val="3A2A1E"/>
+        </w:rPr>
+        <w:t xml:space="preserve"> (0,055) parmak ucuyla tutturulabiliyor mu — bunların en riskli olanı hâlâ bu</w:t>
+      </w:r>
+    </w:p>
+    <w:p>
+      <w:pPr>
+        <w:pStyle w:val="ListBullet"/>
+      </w:pPr>
+      <w:r>
+        <w:rPr>
+          <w:b/>
+          <w:color w:val="3A2A1E"/>
+        </w:rPr>
+        <w:t>Noktaları Birleştir'de dokunma isabeti.</w:t>
+      </w:r>
+      <w:r>
+        <w:rPr>
+          <w:color w:val="3A2A1E"/>
+        </w:rPr>
+        <w:t xml:space="preserve"> En dar tolerans 0,06, yani yedi yüz piksellik kenarda 84 piksel çap. Kâğıt üstünde yeterli; parmakla öyle mi. Özellikle en yoğun resim olan kelebekte (14 nokta)</w:t>
+      </w:r>
+    </w:p>
+    <w:p>
+      <w:pPr>
+        <w:pStyle w:val="ListBullet"/>
+      </w:pPr>
+      <w:r>
+        <w:rPr>
+          <w:b/>
+          <w:color w:val="3A2A1E"/>
+        </w:rPr>
+        <w:t>Harf Yazma'da rakamlar ve oklar okunuyor mu.</w:t>
+      </w:r>
+      <w:r>
+        <w:rPr>
+          <w:color w:val="3A2A1E"/>
+        </w:rPr>
+        <w:t xml:space="preserve"> Yerleşim PNG'de doğrulandı ama gerçek yazı tipiyle, gerçek ekran yoğunluğunda değil. Rakam dairesinin çapı </w:t>
+      </w:r>
+      <w:r>
+        <w:rPr>
+          <w:rFonts w:ascii="Consolas" w:hAnsi="Consolas"/>
+          <w:color w:val="3A2A1E"/>
+          <w:sz w:val="20"/>
+        </w:rPr>
+        <w:t>band * 0.34</w:t>
+      </w:r>
+      <w:r>
+        <w:rPr>
+          <w:color w:val="3A2A1E"/>
+        </w:rPr>
+        <w:t xml:space="preserve"> — küçük gelirse orası büyütülür</w:t>
+      </w:r>
+    </w:p>
+    <w:p>
+      <w:pPr>
+        <w:pStyle w:val="ListBullet"/>
+      </w:pPr>
+      <w:r>
+        <w:rPr>
+          <w:b/>
+          <w:color w:val="3A2A1E"/>
+        </w:rPr>
+        <w:t>Harf Yazma'da harflerin estetiği.</w:t>
+      </w:r>
+      <w:r>
+        <w:rPr>
+          <w:color w:val="3A2A1E"/>
+        </w:rPr>
+        <w:t xml:space="preserve"> S'nin kıvrımı, 6'nın halkası ve 2'nin kuyruğu hiçbir ekranda görülmedi. Nokta listeleri </w:t>
+      </w:r>
+      <w:r>
+        <w:rPr>
+          <w:rFonts w:ascii="Consolas" w:hAnsi="Consolas"/>
+          <w:color w:val="3A2A1E"/>
+          <w:sz w:val="20"/>
+        </w:rPr>
+        <w:t>GlyphShapes.cs</w:t>
+      </w:r>
+      <w:r>
+        <w:rPr>
+          <w:color w:val="3A2A1E"/>
+        </w:rPr>
+        <w:t xml:space="preserve"> içinde tek satırlık işler</w:t>
+      </w:r>
+    </w:p>
+    <w:p>
+      <w:pPr>
+        <w:pStyle w:val="ListBullet"/>
+      </w:pPr>
+      <w:r>
+        <w:rPr>
+          <w:b/>
+          <w:color w:val="3A2A1E"/>
+        </w:rPr>
+        <w:t>Koleksiyon ekranı yatay ekrana sığıyor mu.</w:t>
+      </w:r>
+      <w:r>
+        <w:rPr>
+          <w:color w:val="3A2A1E"/>
+        </w:rPr>
+        <w:t xml:space="preserve"> Otuz iki avatar, 72 birim genişliğinde kutucuklarla sarmalanıyor; kaydırma gerekiyorsa sorun değil ama sıradaki ödül kartı ekranın üstünde kalmalı</w:t>
+      </w:r>
+    </w:p>
+    <w:p>
+      <w:pPr>
+        <w:pStyle w:val="ListBullet"/>
+      </w:pPr>
+      <w:r>
+        <w:rPr>
+          <w:b/>
+          <w:color w:val="3A2A1E"/>
+        </w:rPr>
+        <w:t>Boyama'da alanlara parmakla basılabiliyor mu.</w:t>
+      </w:r>
+      <w:r>
+        <w:rPr>
+          <w:color w:val="3A2A1E"/>
+        </w:rPr>
+        <w:t xml:space="preserve"> En küçük alan balığın gözü (yarıçap 0,045) — ekranın kısa kenarında yaklaşık 60 piksel çap. Küçük gelirse gözü büyüt, </w:t>
+      </w:r>
+      <w:r>
+        <w:rPr>
+          <w:rFonts w:ascii="Consolas" w:hAnsi="Consolas"/>
+          <w:color w:val="3A2A1E"/>
+          <w:sz w:val="20"/>
+        </w:rPr>
+        <w:t>ColoringPictures.cs</w:t>
+      </w:r>
+      <w:r>
+        <w:rPr>
+          <w:color w:val="3A2A1E"/>
+        </w:rPr>
+        <w:t xml:space="preserve"> içinde tek satır</w:t>
+      </w:r>
+    </w:p>
+    <w:p>
+      <w:pPr>
+        <w:pStyle w:val="ListBullet"/>
+      </w:pPr>
+      <w:r>
+        <w:rPr>
+          <w:b/>
+          <w:color w:val="3A2A1E"/>
+        </w:rPr>
+        <w:t>Kategori Ayırma'da kutular yatay ekrana sığıyor mu</w:t>
+      </w:r>
+      <w:r>
+        <w:rPr>
+          <w:color w:val="3A2A1E"/>
+        </w:rPr>
+        <w:t>, üç kutuda dokunma hedefi 64 birimin altına düşüyor mu</w:t>
+      </w:r>
+    </w:p>
+    <w:p>
+      <w:pPr>
+        <w:pStyle w:val="ListBullet"/>
+      </w:pPr>
+      <w:r>
+        <w:rPr>
+          <w:b/>
+          <w:color w:val="3A2A1E"/>
+        </w:rPr>
+        <w:t>Toplama'da dokuz nesne yan yana sığıyor mu.</w:t>
+      </w:r>
+      <w:r>
+        <w:rPr>
+          <w:color w:val="3A2A1E"/>
+        </w:rPr>
+        <w:t xml:space="preserve"> Meşe'de sağ küme dokuza kadar çıkıyor; sarmalanma çirkin durursa nesne boyutu küçültülür</w:t>
+      </w:r>
+    </w:p>
+    <w:p>
+      <w:pPr>
+        <w:pStyle w:val="ListBullet"/>
+      </w:pPr>
+      <w:r>
+        <w:rPr>
+          <w:b/>
+          <w:color w:val="3A2A1E"/>
+        </w:rPr>
+        <w:t>Sırala'da Meşe'nin ardışık miktarları</w:t>
+      </w:r>
+      <w:r>
+        <w:rPr>
+          <w:color w:val="3A2A1E"/>
+        </w:rPr>
+        <w:t xml:space="preserve"> gerçekten sayılabiliyor mu</w:t>
+      </w:r>
+    </w:p>
+    <w:p>
+      <w:pPr>
+        <w:pStyle w:val="ListBullet"/>
+      </w:pPr>
+      <w:r>
+        <w:rPr>
+          <w:b/>
+          <w:color w:val="3A2A1E"/>
+        </w:rPr>
+        <w:t>Örüntü'de dokuz kutucuk</w:t>
+      </w:r>
+      <w:r>
+        <w:rPr>
+          <w:color w:val="3A2A1E"/>
+        </w:rPr>
+        <w:t xml:space="preserve"> yatay ekrana sığıyor mu, dokunma hedefi 64 birimin altına düşüyor mu</w:t>
+      </w:r>
+    </w:p>
+    <w:p>
+      <w:pPr>
+        <w:pStyle w:val="ListBullet"/>
+      </w:pPr>
+      <w:r>
+        <w:rPr>
+          <w:color w:val="3A2A1E"/>
+        </w:rPr>
+        <w:t>Sepeti Tut'ta düşme hızı Fidan bandında adil mi, sepet parmağı gecikmeden takip ediyor mu</w:t>
+      </w:r>
+    </w:p>
+    <w:p>
+      <w:pPr>
+        <w:pStyle w:val="ListBullet"/>
+      </w:pPr>
+      <w:r>
+        <w:rPr>
+          <w:color w:val="3A2A1E"/>
+        </w:rPr>
+        <w:t>Sırayı Tekrarla'da 750 ms gösterim hızı Filiz bandında takip edilebiliyor mu</w:t>
+      </w:r>
+    </w:p>
+    <w:p>
+      <w:pPr>
+        <w:pStyle w:val="ListBullet"/>
+      </w:pPr>
+      <w:r>
+        <w:rPr>
+          <w:color w:val="3A2A1E"/>
+        </w:rPr>
+        <w:t>Yapboz'da Meşe'nin on altı parçası bir turu fazla uzatıyor mu</w:t>
+      </w:r>
+    </w:p>
+    <w:p>
+      <w:pPr>
+        <w:pStyle w:val="ListBullet"/>
+      </w:pPr>
+      <w:r>
+        <w:rPr>
+          <w:color w:val="3A2A1E"/>
+        </w:rPr>
+        <w:t>İkon başlatıcıda nasıl duruyor (uyarlanabilir maske yüzü kırpıyor mu)</w:t>
+      </w:r>
+    </w:p>
+    <w:p>
+      <w:pPr/>
+      <w:r>
+        <w:rPr>
+          <w:color w:val="3A2A1E"/>
+        </w:rPr>
+        <w:t>Sürümü bloke edenler 4. bölümde, içerik yol haritası 5. bölümde.</w:t>
+      </w:r>
+    </w:p>
+    <w:p>
+      <w:pPr>
+        <w:pStyle w:val="Heading2"/>
+      </w:pPr>
+      <w:r>
+        <w:t>2. Depo düzeni</w:t>
+      </w:r>
+    </w:p>
+    <w:p>
+      <w:pPr>
+        <w:pStyle w:val="ListBullet"/>
+      </w:pPr>
+      <w:r>
+        <w:rPr>
+          <w:b/>
+          <w:color w:val="3A2A1E"/>
+        </w:rPr>
+        <w:t>src/Ploofy.Engine</w:t>
+      </w:r>
+      <w:r>
+        <w:rPr>
+          <w:color w:val="3A2A1E"/>
+        </w:rPr>
+        <w:t xml:space="preserve"> — oyun mantığı, UI'ya sıfır bağımlılık (net10.0)</w:t>
+      </w:r>
+    </w:p>
+    <w:p>
+      <w:pPr>
+        <w:pStyle w:val="ListBullet"/>
+      </w:pPr>
+      <w:r>
+        <w:rPr>
+          <w:b/>
+          <w:color w:val="3A2A1E"/>
+        </w:rPr>
+        <w:t>src/Ploofy.Data</w:t>
+      </w:r>
+      <w:r>
+        <w:rPr>
+          <w:color w:val="3A2A1E"/>
+        </w:rPr>
+        <w:t xml:space="preserve"> — SQLite ilerleme deposu (net10.0)</w:t>
+      </w:r>
+    </w:p>
+    <w:p>
+      <w:pPr>
+        <w:pStyle w:val="ListBullet"/>
+      </w:pPr>
+      <w:r>
+        <w:rPr>
+          <w:b/>
+          <w:color w:val="3A2A1E"/>
+        </w:rPr>
+        <w:t>src/Ploofy.Ui</w:t>
+      </w:r>
+      <w:r>
+        <w:rPr>
+          <w:color w:val="3A2A1E"/>
+        </w:rPr>
+        <w:t xml:space="preserve"> — ortak MAUI arayüz katmanı: tema, çizim, ses/haptik, ebeveyn kilidi</w:t>
+      </w:r>
+    </w:p>
+    <w:p>
+      <w:pPr>
+        <w:pStyle w:val="ListBullet"/>
+      </w:pPr>
+      <w:r>
+        <w:rPr>
+          <w:b/>
+          <w:color w:val="3A2A1E"/>
+        </w:rPr>
+        <w:t>src/Ploofy.Ui/Painting/TrendPainter.cs</w:t>
+      </w:r>
+      <w:r>
+        <w:rPr>
+          <w:color w:val="3A2A1E"/>
+        </w:rPr>
+        <w:t xml:space="preserve">, </w:t>
+      </w:r>
+      <w:r>
+        <w:rPr>
+          <w:b/>
+          <w:color w:val="3A2A1E"/>
+        </w:rPr>
+        <w:t>LineUpPainter.cs</w:t>
+      </w:r>
+      <w:r>
+        <w:rPr>
+          <w:color w:val="3A2A1E"/>
+        </w:rPr>
+        <w:t xml:space="preserve"> — rapordaki grafiğin ve Sırala'nın çizimi; MAUI'den bağımsız, bu yüzden konsoldan PNG'ye alınıp gözle bakılabiliyor</w:t>
+      </w:r>
+    </w:p>
+    <w:p>
+      <w:pPr>
+        <w:pStyle w:val="ListBullet"/>
+      </w:pPr>
+      <w:r>
+        <w:rPr>
+          <w:b/>
+          <w:color w:val="3A2A1E"/>
+        </w:rPr>
+        <w:t>docs/store/listing.md</w:t>
+      </w:r>
+      <w:r>
+        <w:rPr>
+          <w:color w:val="3A2A1E"/>
+        </w:rPr>
+        <w:t xml:space="preserve"> — mağaza vitrininin kaynağı: üç dilde metinler, Data safety ve içerik derecelendirme cevapları, ekran görüntüsü listesi</w:t>
+      </w:r>
+    </w:p>
+    <w:p>
+      <w:pPr>
+        <w:pStyle w:val="ListBullet"/>
+      </w:pPr>
+      <w:r>
+        <w:rPr>
+          <w:b/>
+          <w:color w:val="3A2A1E"/>
+        </w:rPr>
+        <w:t>src/Ploofy.App</w:t>
+      </w:r>
+      <w:r>
+        <w:rPr>
+          <w:color w:val="3A2A1E"/>
+        </w:rPr>
+        <w:t xml:space="preserve"> — MAUI uygulaması (Android + iOS; Windows sadece geliştirme için)</w:t>
+      </w:r>
+    </w:p>
+    <w:p>
+      <w:pPr>
+        <w:pStyle w:val="ListBullet"/>
+      </w:pPr>
+      <w:r>
+        <w:rPr>
+          <w:b/>
+          <w:color w:val="3A2A1E"/>
+        </w:rPr>
+        <w:t>tests/Ploofy.Engine.Tests</w:t>
+      </w:r>
+      <w:r>
+        <w:rPr>
+          <w:color w:val="3A2A1E"/>
+        </w:rPr>
+        <w:t xml:space="preserve"> — xUnit, motor + depo</w:t>
+      </w:r>
+    </w:p>
+    <w:p>
+      <w:pPr>
+        <w:pStyle w:val="ListBullet"/>
+      </w:pPr>
+      <w:r>
+        <w:rPr>
+          <w:b/>
+          <w:color w:val="3A2A1E"/>
+        </w:rPr>
+        <w:t>content/strings.tsv</w:t>
+      </w:r>
+      <w:r>
+        <w:rPr>
+          <w:color w:val="3A2A1E"/>
+        </w:rPr>
+        <w:t xml:space="preserve"> — üç dilin metinleri, tek kaynak</w:t>
+      </w:r>
+    </w:p>
+    <w:p>
+      <w:pPr>
+        <w:pStyle w:val="ListBullet"/>
+      </w:pPr>
+      <w:r>
+        <w:rPr>
+          <w:b/>
+          <w:color w:val="3A2A1E"/>
+        </w:rPr>
+        <w:t>docs/store</w:t>
+      </w:r>
+      <w:r>
+        <w:rPr>
+          <w:color w:val="3A2A1E"/>
+        </w:rPr>
+        <w:t xml:space="preserve"> — gizlilik politikası, Impressum ve tanıtım sayfası; yayın nüshası </w:t>
+      </w:r>
+      <w:r>
+        <w:rPr>
+          <w:rFonts w:ascii="Consolas" w:hAnsi="Consolas"/>
+          <w:color w:val="3A2A1E"/>
+          <w:sz w:val="20"/>
+        </w:rPr>
+        <w:t>alikiratli/ploofy-web</w:t>
+      </w:r>
+      <w:r>
+        <w:rPr>
+          <w:color w:val="3A2A1E"/>
+        </w:rPr>
+        <w:t xml:space="preserve"> deposunda</w:t>
+      </w:r>
+    </w:p>
+    <w:p>
+      <w:pPr>
+        <w:pStyle w:val="ListBullet"/>
+      </w:pPr>
+      <w:r>
+        <w:rPr>
+          <w:b/>
+          <w:color w:val="3A2A1E"/>
+        </w:rPr>
+        <w:t>tools/build_strings.py</w:t>
+      </w:r>
+      <w:r>
+        <w:rPr>
+          <w:color w:val="3A2A1E"/>
+        </w:rPr>
+        <w:t xml:space="preserve"> — strings.tsv'den resx üretir</w:t>
+      </w:r>
+    </w:p>
+    <w:p>
+      <w:pPr>
+        <w:pStyle w:val="ListBullet"/>
+      </w:pPr>
+      <w:r>
+        <w:rPr>
+          <w:b/>
+          <w:color w:val="3A2A1E"/>
+        </w:rPr>
+        <w:t>tools/build_sounds.py</w:t>
+      </w:r>
+      <w:r>
+        <w:rPr>
+          <w:color w:val="3A2A1E"/>
+        </w:rPr>
+        <w:t xml:space="preserve"> — geri bildirim seslerini sentezler</w:t>
+      </w:r>
+    </w:p>
+    <w:p>
+      <w:pPr>
+        <w:pStyle w:val="Heading2"/>
+      </w:pPr>
+      <w:r>
+        <w:t>3. Şu an çalışan</w:t>
+      </w:r>
+    </w:p>
+    <w:p>
+      <w:pPr>
+        <w:pStyle w:val="ListBullet"/>
+      </w:pPr>
+      <w:r>
+        <w:rPr>
+          <w:color w:val="3A2A1E"/>
+        </w:rPr>
+        <w:t>Profil akışı: oluşturma, seçme, düzenleme, silme; ücretsiz katmanda tek profil sınırı. Ad, avatar ve yaş bandı sonradan değiştirilebiliyor</w:t>
+      </w:r>
+    </w:p>
+    <w:p>
+      <w:pPr>
+        <w:pStyle w:val="ListBullet"/>
+      </w:pPr>
+      <w:r>
+        <w:rPr>
+          <w:color w:val="3A2A1E"/>
+        </w:rPr>
+        <w:t>Ebeveyn kilidi: iki basamaklı aritmetik, yanlış cevapta soru değişiyor, beş dakika açık kalıyor</w:t>
+      </w:r>
+    </w:p>
+    <w:p>
+      <w:pPr>
+        <w:pStyle w:val="ListBullet"/>
+      </w:pPr>
+      <w:r>
+        <w:rPr>
+          <w:color w:val="3A2A1E"/>
+        </w:rPr>
+        <w:t>Günlük oyun süresi sınırı: profil başına, varsayılan kapalı, açılınca banda göre öneri. Süre dolunca ana ekran dinlenme kartına dönüyor; tur ortasında kesilmiyor, görünür geri sayım yok</w:t>
+      </w:r>
+    </w:p>
+    <w:p>
+      <w:pPr>
+        <w:pStyle w:val="ListBullet"/>
+      </w:pPr>
+      <w:r>
+        <w:rPr>
+          <w:color w:val="3A2A1E"/>
+        </w:rPr>
+        <w:t>Üç dil (tr/en/de), ayarlardan çalışırken değiştirilebiliyor</w:t>
+      </w:r>
+    </w:p>
+    <w:p>
+      <w:pPr>
+        <w:pStyle w:val="ListBullet"/>
+      </w:pPr>
+      <w:r>
+        <w:rPr>
+          <w:color w:val="3A2A1E"/>
+        </w:rPr>
+        <w:t>Ekran yatayda kilitli; ana ekran sütun sayısını genişliğe göre seçiyor</w:t>
+      </w:r>
+    </w:p>
+    <w:p>
+      <w:pPr>
+        <w:pStyle w:val="ListBullet"/>
+      </w:pPr>
+      <w:r>
+        <w:rPr>
+          <w:color w:val="3A2A1E"/>
+        </w:rPr>
+        <w:t>Üç yaş bandı (Filiz/Fidan/Meşe) her oyunun parametrelerini gerçekten ölçekliyor</w:t>
+      </w:r>
+    </w:p>
+    <w:p>
+      <w:pPr>
+        <w:pStyle w:val="ListBullet"/>
+      </w:pPr>
+      <w:r>
+        <w:rPr>
+          <w:color w:val="3A2A1E"/>
+        </w:rPr>
+        <w:t>Eşleştirme Kartları: kart çevirme animasyonu, eşleşme zıplaması, sıralı oyun</w:t>
+      </w:r>
+    </w:p>
+    <w:p>
+      <w:pPr>
+        <w:pStyle w:val="ListBullet"/>
+      </w:pPr>
+      <w:r>
+        <w:rPr>
+          <w:color w:val="3A2A1E"/>
+        </w:rPr>
+        <w:t>Balon Patlatma: SkiaSharp yüzeyi, parlayan balonlar, patlama parçacıkları, hedef renk, süre</w:t>
+      </w:r>
+    </w:p>
+    <w:p>
+      <w:pPr>
+        <w:pStyle w:val="ListBullet"/>
+      </w:pPr>
+      <w:r>
+        <w:rPr>
+          <w:color w:val="3A2A1E"/>
+        </w:rPr>
+        <w:t>Şekil Ayırma: parmağı kare kare takip eden sürükleme, hayalet kutular, yanlış kutuda silkelenme</w:t>
+      </w:r>
+    </w:p>
+    <w:p>
+      <w:pPr>
+        <w:pStyle w:val="ListBullet"/>
+      </w:pPr>
+      <w:r>
+        <w:rPr>
+          <w:color w:val="3A2A1E"/>
+        </w:rPr>
+        <w:t>Harf/Sayı Avı: dile göre alfabe (tr/en/de), Meşe bandında küçük harfler ve benzer çeldiriciler</w:t>
+      </w:r>
+    </w:p>
+    <w:p>
+      <w:pPr>
+        <w:pStyle w:val="ListBullet"/>
+      </w:pPr>
+      <w:r>
+        <w:rPr>
+          <w:color w:val="3A2A1E"/>
+        </w:rPr>
+        <w:t>Say ve Eşleştir: nesne kümesi sürüklenip rakama bırakılıyor; miktar aralığı, çeldirici uzaklığı ve nesne dizilişi banda göre değişiyor</w:t>
+      </w:r>
+    </w:p>
+    <w:p>
+      <w:pPr>
+        <w:pStyle w:val="ListBullet"/>
+      </w:pPr>
+      <w:r>
+        <w:rPr>
+          <w:color w:val="3A2A1E"/>
+        </w:rPr>
+        <w:t>Sırayı Tekrarla: ekran diziyi oynatıyor, çocuk tekrarlıyor; tuşlar renk, şekil ve kendi notasını taşıyor, dizi her seviyede bir uzuyor</w:t>
+      </w:r>
+    </w:p>
+    <w:p>
+      <w:pPr>
+        <w:pStyle w:val="ListBullet"/>
+      </w:pPr>
+      <w:r>
+        <w:rPr>
+          <w:color w:val="3A2A1E"/>
+        </w:rPr>
+        <w:t>Sepeti Tut: düşen nesneler, ekranın her yerinden sürüklenen sepet; sepet darlığı, düşme hızı ve Meşe'de savrulma banda göre değişiyor</w:t>
+      </w:r>
+    </w:p>
+    <w:p>
+      <w:pPr>
+        <w:pStyle w:val="ListBullet"/>
+      </w:pPr>
+      <w:r>
+        <w:rPr>
+          <w:color w:val="3A2A1E"/>
+        </w:rPr>
+        <w:t>Yolu Bul: parmakla yol takibi; şerit kalınlığı, biçim havuzu ve kıvrım sayısı banda göre değişiyor</w:t>
+      </w:r>
+    </w:p>
+    <w:p>
+      <w:pPr>
+        <w:pStyle w:val="ListBullet"/>
+      </w:pPr>
+      <w:r>
+        <w:rPr>
+          <w:color w:val="3A2A1E"/>
+        </w:rPr>
+        <w:t>Yapboz: tohumdan üretilen resim, geçmeli tırnaklı kesim; hayalet ve parça sırası banda göre değişiyor</w:t>
+      </w:r>
+    </w:p>
+    <w:p>
+      <w:pPr>
+        <w:pStyle w:val="ListBullet"/>
+      </w:pPr>
+      <w:r>
+        <w:rPr>
+          <w:color w:val="3A2A1E"/>
+        </w:rPr>
+        <w:t>Harf Yazma: harfin darbeleri öğretilen sırayla parmakla çiziliyor; her darbenin yanında sırasının rakamı, ucunda yön oku — defterdeki gibi. Fidan kolay işaretleri, Meşe alfabenin tamamını görüyor</w:t>
+      </w:r>
+    </w:p>
+    <w:p>
+      <w:pPr>
+        <w:pStyle w:val="ListBullet"/>
+      </w:pPr>
+      <w:r>
+        <w:rPr>
+          <w:color w:val="3A2A1E"/>
+        </w:rPr>
+        <w:t>Örüntü: tekrar eden dizide eksik parçayı bulma; birim, boşluğun yeri ve seçenek sayısı banda göre değişiyor</w:t>
+      </w:r>
+    </w:p>
+    <w:p>
+      <w:pPr>
+        <w:pStyle w:val="ListBullet"/>
+      </w:pPr>
+      <w:r>
+        <w:rPr>
+          <w:color w:val="3A2A1E"/>
+        </w:rPr>
+        <w:t xml:space="preserve">Ebeveyn raporu: dönem seçici, günlük süre grafiği, özet sayılar ve oyun listesi; kaynağı her turun kaydedildiği </w:t>
+      </w:r>
+      <w:r>
+        <w:rPr>
+          <w:rFonts w:ascii="Consolas" w:hAnsi="Consolas"/>
+          <w:color w:val="3A2A1E"/>
+          <w:sz w:val="20"/>
+        </w:rPr>
+        <w:t>round_history</w:t>
+      </w:r>
+      <w:r>
+        <w:rPr>
+          <w:color w:val="3A2A1E"/>
+        </w:rPr>
+        <w:t xml:space="preserve"> tablosu</w:t>
+      </w:r>
+    </w:p>
+    <w:p>
+      <w:pPr>
+        <w:pStyle w:val="ListBullet"/>
+      </w:pPr>
+      <w:r>
+        <w:rPr>
+          <w:color w:val="3A2A1E"/>
+        </w:rPr>
+        <w:t>Sırala: parçaları boyuta (Filiz) ya da miktara (Fidan/Meşe) göre dizme; Meşe'de miktarlar ardışık ve yön değişebiliyor</w:t>
+      </w:r>
+    </w:p>
+    <w:p>
+      <w:pPr>
+        <w:pStyle w:val="ListBullet"/>
+      </w:pPr>
+      <w:r>
+        <w:rPr>
+          <w:color w:val="3A2A1E"/>
+        </w:rPr>
+        <w:t>Noktaları Birleştir: rakamları sırayla takip ederek hayvan çizme; on bir resim, Fidan'da sıradaki nokta belirtiliyor, Meşe'de belirtilmiyor</w:t>
+      </w:r>
+    </w:p>
+    <w:p>
+      <w:pPr>
+        <w:pStyle w:val="ListBullet"/>
+      </w:pPr>
+      <w:r>
+        <w:rPr>
+          <w:color w:val="3A2A1E"/>
+        </w:rPr>
+        <w:t>Kategori Ayırma: parça hangi kümeye ait? Filiz iki kutu, Meşe üç ve her turda en az bir ince kategori (meyve/sebze)</w:t>
+      </w:r>
+    </w:p>
+    <w:p>
+      <w:pPr>
+        <w:pStyle w:val="ListBullet"/>
+      </w:pPr>
+      <w:r>
+        <w:rPr>
+          <w:color w:val="3A2A1E"/>
+        </w:rPr>
+        <w:t>Basit Toplama: Fidan iki kümeyi de sayıyor, Meşe birinci sayıdan devam ediyor; çeldiriciler komşu sayılar</w:t>
+      </w:r>
+    </w:p>
+    <w:p>
+      <w:pPr>
+        <w:pStyle w:val="ListBullet"/>
+      </w:pPr>
+      <w:r>
+        <w:rPr>
+          <w:color w:val="3A2A1E"/>
+        </w:rPr>
+        <w:t>Boyama: beş sayfa, altı renk, serbest oyun — doğru/yanlış yok, süre yok, sayaç yok</w:t>
+      </w:r>
+    </w:p>
+    <w:p>
+      <w:pPr>
+        <w:pStyle w:val="ListBullet"/>
+      </w:pPr>
+      <w:r>
+        <w:rPr>
+          <w:color w:val="3A2A1E"/>
+        </w:rPr>
+        <w:t>Avatarlar: 32 emoji, üç tematik grup, her yerde renkli rozet olarak</w:t>
+      </w:r>
+    </w:p>
+    <w:p>
+      <w:pPr>
+        <w:pStyle w:val="ListBullet"/>
+      </w:pPr>
+      <w:r>
+        <w:rPr>
+          <w:color w:val="3A2A1E"/>
+        </w:rPr>
+        <w:t>Sıralı oyun (pass-and-play): devir katmanı, her çocuk kendi bandında</w:t>
+      </w:r>
+    </w:p>
+    <w:p>
+      <w:pPr>
+        <w:pStyle w:val="ListBullet"/>
+      </w:pPr>
+      <w:r>
+        <w:rPr>
+          <w:color w:val="3A2A1E"/>
+        </w:rPr>
+        <w:t>Sonuç ekranı: kupa animasyonu, yıldızlar, konfeti</w:t>
+      </w:r>
+    </w:p>
+    <w:p>
+      <w:pPr>
+        <w:pStyle w:val="ListBullet"/>
+      </w:pPr>
+      <w:r>
+        <w:rPr>
+          <w:color w:val="3A2A1E"/>
+        </w:rPr>
+        <w:t>Yıldız kaydı; bant değişince eski yıldızlar korunuyor</w:t>
+      </w:r>
+    </w:p>
+    <w:p>
+      <w:pPr>
+        <w:pStyle w:val="ListBullet"/>
+      </w:pPr>
+      <w:r>
+        <w:rPr>
+          <w:color w:val="3A2A1E"/>
+        </w:rPr>
+        <w:t>Koleksiyon: toplam yıldız avatar açıyor (üç yıldızda bir, yirmi avatar). Sıradaki ödül, dolan çubuk, kilitli avatarların altında gereken yıldız. Açılmış avatara dokunmak onu profile takıyor; tur sonu ekranı yeni açılanı kutluyor</w:t>
+      </w:r>
+    </w:p>
+    <w:p>
+      <w:pPr>
+        <w:pStyle w:val="ListBullet"/>
+      </w:pPr>
+      <w:r>
+        <w:rPr>
+          <w:color w:val="3A2A1E"/>
+        </w:rPr>
+        <w:t>Ses ve titreşim: yedi geri bildirim sesi, altı tuş notası; ayarlardan ikisi de kapatılabiliyor</w:t>
+      </w:r>
+    </w:p>
+    <w:p>
+      <w:pPr>
+        <w:pStyle w:val="ListBullet"/>
+      </w:pPr>
+      <w:r>
+        <w:rPr>
+          <w:color w:val="3A2A1E"/>
+        </w:rPr>
+        <w:t>Uygulama ikonu ve açılış ekranı: gülen mavi kabarcık, sarı zemin</w:t>
+      </w:r>
+    </w:p>
+    <w:p>
+      <w:pPr>
+        <w:pStyle w:val="ListBullet"/>
+      </w:pPr>
+      <w:r>
+        <w:rPr>
+          <w:color w:val="3A2A1E"/>
+        </w:rPr>
+        <w:t>Abonelik akışı: paywall → ebeveyn kilidi → kilitlerin açılması (mağaza bağlantısı hariç)</w:t>
+      </w:r>
+    </w:p>
+    <w:p>
+      <w:pPr>
+        <w:pStyle w:val="ListBullet"/>
+      </w:pPr>
+      <w:r>
+        <w:rPr>
+          <w:color w:val="3A2A1E"/>
+        </w:rPr>
+        <w:t xml:space="preserve">Abonelik yönetimi (ayrı ekran): durum rozeti, ödenmiş dönemin sonu ve kaç gün kaldığı, "neler dahil", mağazanın abonelik merkezine çıkış ve </w:t>
+      </w:r>
+      <w:r>
+        <w:rPr>
+          <w:b/>
+          <w:color w:val="3A2A1E"/>
+        </w:rPr>
+        <w:t>aboneliği bitirme</w:t>
+      </w:r>
+      <w:r>
+        <w:rPr>
+          <w:color w:val="3A2A1E"/>
+        </w:rPr>
+        <w:t>. Bitirme yalnızca yenilemeyi kapatıyor; oyunlar dönem sonuna kadar açık kalıyor, yıldız ve profiller hiç silinmiyor</w:t>
+      </w:r>
+    </w:p>
+    <w:p>
+      <w:pPr>
+        <w:pStyle w:val="ListBullet"/>
+      </w:pPr>
+      <w:r>
+        <w:rPr>
+          <w:color w:val="3A2A1E"/>
+        </w:rPr>
+        <w:t>Ayarlar: abonelik özeti (rozet + tarih), sesleri deneme düğmesi, sürüm numarası ve gizlilik politikası / Impressum bağlantıları — ikisi de ebeveyn kilidinin arkasından tarayıcıda açılıyor</w:t>
+      </w:r>
+    </w:p>
+    <w:p>
+      <w:pPr>
+        <w:pStyle w:val="Heading2"/>
+      </w:pPr>
+      <w:r>
+        <w:t>4. Sıradaki işler — sürüme kadar</w:t>
+      </w:r>
+    </w:p>
+    <w:p>
+      <w:pPr/>
+      <w:r>
+        <w:rPr>
+          <w:color w:val="3A2A1E"/>
+        </w:rPr>
+        <w:t>Bu dört madde 1.0'ı bloke ediyor ve hepsi bu bilgisayarın dışında bir şey istiyor. İçerik yol haritası ayrı: 5. bölüm.</w:t>
+      </w:r>
+    </w:p>
+    <w:p>
+      <w:pPr/>
+      <w:r>
+        <w:rPr>
+          <w:b/>
+          <w:color w:val="3A2A1E"/>
+        </w:rPr>
+        <w:t>Öncelik 1 — Fiziksel cihaz testi.</w:t>
+      </w:r>
+      <w:r>
+        <w:rPr>
+          <w:color w:val="3A2A1E"/>
+        </w:rPr>
+        <w:t xml:space="preserve"> Artık en acil olan bu ve iki başlığı var: parmak (isabet, gerçek kare hızı) ve hoparlör (seslerin dengesi). Bakılacaklar 1. bölümün sonunda.</w:t>
+      </w:r>
+    </w:p>
+    <w:p>
+      <w:pPr/>
+      <w:r>
+        <w:rPr>
+          <w:b/>
+          <w:color w:val="3A2A1E"/>
+        </w:rPr>
+        <w:t>Öncelik 2 — Abonelik.</w:t>
       </w:r>
       <w:r>
         <w:rPr>
@@ -3978,16 +5859,63 @@
       </w:r>
       <w:r>
         <w:rPr>
+          <w:rFonts w:ascii="Consolas" w:hAnsi="Consolas"/>
+          <w:color w:val="3A2A1E"/>
+          <w:sz w:val="20"/>
+        </w:rPr>
+        <w:t>LocalSubscriptionService</w:t>
+      </w:r>
+      <w:r>
+        <w:rPr>
+          <w:color w:val="3A2A1E"/>
+        </w:rPr>
+        <w:t xml:space="preserve"> şu an satın almayı başarılı sayıyor. Gerçek mağaza bağlantısı (Plugin.InAppBilling) aynı </w:t>
+      </w:r>
+      <w:r>
+        <w:rPr>
+          <w:rFonts w:ascii="Consolas" w:hAnsi="Consolas"/>
+          <w:color w:val="3A2A1E"/>
+          <w:sz w:val="20"/>
+        </w:rPr>
+        <w:t>ISubscriptionService</w:t>
+      </w:r>
+      <w:r>
+        <w:rPr>
+          <w:color w:val="3A2A1E"/>
+        </w:rPr>
+        <w:t xml:space="preserve"> arayüzünün arkasına takılacak; ekranlar değişmeyecek. Play Console'da ürün tanımı ve test hesabı gerekiyor — onlar olmadan yazılacak kod denenemez, o yüzden mağaza hesabı ilk adım.</w:t>
+      </w:r>
+    </w:p>
+    <w:p>
+      <w:pPr/>
+      <w:r>
+        <w:rPr>
           <w:b/>
           <w:color w:val="3A2A1E"/>
         </w:rPr>
-        <w:t>imzasız</w:t>
-      </w:r>
-      <w:r>
-        <w:rPr>
-          <w:color w:val="3A2A1E"/>
-        </w:rPr>
-        <w:t xml:space="preserve"> — Play onu kabul etmiyor. </w:t>
+        <w:t>Öncelik 3 — iOS.</w:t>
+      </w:r>
+      <w:r>
+        <w:rPr>
+          <w:color w:val="3A2A1E"/>
+        </w:rPr>
+        <w:t xml:space="preserve"> Hiç denenmedi. Mac gerektiriyor.</w:t>
+      </w:r>
+    </w:p>
+    <w:p>
+      <w:pPr/>
+      <w:r>
+        <w:rPr>
+          <w:b/>
+          <w:color w:val="3A2A1E"/>
+        </w:rPr>
+        <w:t>Öncelik 4 — Mağaza vitrini. Metin tarafı bitti, görsel tarafı duruyor.</w:t>
+      </w:r>
+      <w:r>
+        <w:rPr>
+          <w:color w:val="3A2A1E"/>
+        </w:rPr>
+        <w:t xml:space="preserve"> Play Console'a girilecek her şeyin metni </w:t>
       </w:r>
       <w:r>
         <w:rPr>
@@ -3995,21 +5923,13 @@
           <w:color w:val="3A2A1E"/>
           <w:sz w:val="20"/>
         </w:rPr>
-        <w:t>.apk</w:t>
-      </w:r>
-      <w:r>
-        <w:rPr>
-          <w:color w:val="3A2A1E"/>
-        </w:rPr>
-        <w:t xml:space="preserve"> yalnızca tablete USB'den kurmak için; Play yeni uygulamalarda APK almıyor.</w:t>
-      </w:r>
-    </w:p>
-    <w:p>
-      <w:pPr>
-        <w:pStyle w:val="Heading3"/>
-      </w:pPr>
-      <w:r>
-        <w:t>Gizlilik politikası</w:t>
+        <w:t>docs/store/listing.md</w:t>
+      </w:r>
+      <w:r>
+        <w:rPr>
+          <w:color w:val="3A2A1E"/>
+        </w:rPr>
+        <w:t xml:space="preserve"> içinde: üç dilde ad, kısa ve tam açıklama, kategori, Data safety cevapları, IARC anketi cevapları, hedef kitle beyanı, sürüm notları. İkon ve açılış ekranı tamam, gizlilik politikası yayımlandı.</w:t>
       </w:r>
     </w:p>
     <w:p>
@@ -4018,20 +5938,20 @@
         <w:rPr>
           <w:color w:val="3A2A1E"/>
         </w:rPr>
-        <w:t xml:space="preserve">Üç dil tek bir sayfada toplandı ve </w:t>
+        <w:t xml:space="preserve">Kalan iki iş </w:t>
       </w:r>
       <w:r>
         <w:rPr>
           <w:b/>
           <w:color w:val="3A2A1E"/>
         </w:rPr>
-        <w:t>ayrı bir depoya</w:t>
-      </w:r>
-      <w:r>
-        <w:rPr>
-          <w:color w:val="3A2A1E"/>
-        </w:rPr>
-        <w:t xml:space="preserve"> kondu — diğer uygulamalarda olduğu gibi, GitHub Pages'ten yayımlanacak. Metin uydurulmadı, koddan çıkarıldı — hangi tablonun hangi alanı tuttuğu (</w:t>
+        <w:t>gerçek cihaz istiyor</w:t>
+      </w:r>
+      <w:r>
+        <w:rPr>
+          <w:color w:val="3A2A1E"/>
+        </w:rPr>
+        <w:t xml:space="preserve">: sekiz ekran görüntüsü (liste ve çekim notları listing.md'de) ve 1024×500 öne çıkan grafik. Sürüm </w:t>
       </w:r>
       <w:r>
         <w:rPr>
@@ -4039,13 +5959,13 @@
           <w:color w:val="3A2A1E"/>
           <w:sz w:val="20"/>
         </w:rPr>
-        <w:t>Entities.cs</w:t>
-      </w:r>
-      <w:r>
-        <w:rPr>
-          <w:color w:val="3A2A1E"/>
-        </w:rPr>
-        <w:t>), hangi iznin neden istendiği (manifest), ebeveyn kilidinin neyi kapattığı (</w:t>
+        <w:t>1.0</w:t>
+      </w:r>
+      <w:r>
+        <w:rPr>
+          <w:color w:val="3A2A1E"/>
+        </w:rPr>
+        <w:t xml:space="preserve">, versionCode </w:t>
       </w:r>
       <w:r>
         <w:rPr>
@@ -4053,1483 +5973,7 @@
           <w:color w:val="3A2A1E"/>
           <w:sz w:val="20"/>
         </w:rPr>
-        <w:t>ParentalGateReason</w:t>
-      </w:r>
-      <w:r>
-        <w:rPr>
-          <w:color w:val="3A2A1E"/>
-        </w:rPr>
-        <w:t xml:space="preserve"> çağrı yerleri) ve profil silinince nelerin gittiği (</w:t>
-      </w:r>
-      <w:r>
-        <w:rPr>
-          <w:rFonts w:ascii="Consolas" w:hAnsi="Consolas"/>
-          <w:color w:val="3A2A1E"/>
-          <w:sz w:val="20"/>
-        </w:rPr>
-        <w:t>DeleteProfileAsync</w:t>
-      </w:r>
-      <w:r>
-        <w:rPr>
-          <w:color w:val="3A2A1E"/>
-        </w:rPr>
-        <w:t xml:space="preserve"> yıldızları ve rozetleri de siliyor) tek tek bakılarak yazıldı.</w:t>
-      </w:r>
-    </w:p>
-    <w:p>
-      <w:pPr/>
-      <w:r>
-        <w:rPr>
-          <w:color w:val="3A2A1E"/>
-        </w:rPr>
-        <w:t xml:space="preserve">İki iddia bu yüzden düzeltildi: README "uygulamadan dışarı çıkan her bağlantı kilidin arkasında" diyor ama </w:t>
-      </w:r>
-      <w:r>
-        <w:rPr>
-          <w:rFonts w:ascii="Consolas" w:hAnsi="Consolas"/>
-          <w:color w:val="3A2A1E"/>
-          <w:sz w:val="20"/>
-        </w:rPr>
-        <w:t>ExternalLink</w:t>
-      </w:r>
-      <w:r>
-        <w:rPr>
-          <w:color w:val="3A2A1E"/>
-        </w:rPr>
-        <w:t xml:space="preserve"> gerekçesinin </w:t>
-      </w:r>
-      <w:r>
-        <w:rPr>
-          <w:b/>
-          <w:color w:val="3A2A1E"/>
-        </w:rPr>
-        <w:t>hiç çağrıldığı yer yok</w:t>
-      </w:r>
-      <w:r>
-        <w:rPr>
-          <w:color w:val="3A2A1E"/>
-        </w:rPr>
-        <w:t xml:space="preserve"> — uygulamada şu an dışarı açılan bağlantı da yok, o yüzden politikada yalnızca gerçekten kilitli olan üç yol sayıldı. İkincisi, kilit "basit bir aritmetik" değil: iki basamaklı çarpma + toplama, kasıtlı olarak 6–9 bandının üstünde.</w:t>
-      </w:r>
-    </w:p>
-    <w:p>
-      <w:pPr/>
-      <w:r>
-        <w:rPr>
-          <w:color w:val="3A2A1E"/>
-        </w:rPr>
-        <w:t xml:space="preserve">Sayfa tek dosya: dil değiştirici, açık/koyu tema, derleme adımı yok, Google Fonts dışında dış bağımlılık yok. Renkleri de uydurmadım — </w:t>
-      </w:r>
-      <w:r>
-        <w:rPr>
-          <w:rFonts w:ascii="Consolas" w:hAnsi="Consolas"/>
-          <w:color w:val="3A2A1E"/>
-          <w:sz w:val="20"/>
-        </w:rPr>
-        <w:t>PloofyPalette.cs</w:t>
-      </w:r>
-      <w:r>
-        <w:rPr>
-          <w:color w:val="3A2A1E"/>
-        </w:rPr>
-        <w:t xml:space="preserve"> ve </w:t>
-      </w:r>
-      <w:r>
-        <w:rPr>
-          <w:rFonts w:ascii="Consolas" w:hAnsi="Consolas"/>
-          <w:color w:val="3A2A1E"/>
-          <w:sz w:val="20"/>
-        </w:rPr>
-        <w:t>PloofyStyles.xaml</w:t>
-      </w:r>
-      <w:r>
-        <w:rPr>
-          <w:color w:val="3A2A1E"/>
-        </w:rPr>
-        <w:t xml:space="preserve">'dan aldım: mürekkep </w:t>
-      </w:r>
-      <w:r>
-        <w:rPr>
-          <w:rFonts w:ascii="Consolas" w:hAnsi="Consolas"/>
-          <w:color w:val="3A2A1E"/>
-          <w:sz w:val="20"/>
-        </w:rPr>
-        <w:t>#402A1E</w:t>
-      </w:r>
-      <w:r>
-        <w:rPr>
-          <w:color w:val="3A2A1E"/>
-        </w:rPr>
-        <w:t xml:space="preserve">, vurgu Sunny'nin koyu ucu </w:t>
-      </w:r>
-      <w:r>
-        <w:rPr>
-          <w:rFonts w:ascii="Consolas" w:hAnsi="Consolas"/>
-          <w:color w:val="3A2A1E"/>
-          <w:sz w:val="20"/>
-        </w:rPr>
-        <w:t>#E08600</w:t>
-      </w:r>
-      <w:r>
-        <w:rPr>
-          <w:color w:val="3A2A1E"/>
-        </w:rPr>
-        <w:t xml:space="preserve"> (parlak </w:t>
-      </w:r>
-      <w:r>
-        <w:rPr>
-          <w:rFonts w:ascii="Consolas" w:hAnsi="Consolas"/>
-          <w:color w:val="3A2A1E"/>
-          <w:sz w:val="20"/>
-        </w:rPr>
-        <w:t>#FFC733</w:t>
-      </w:r>
-      <w:r>
-        <w:rPr>
-          <w:color w:val="3A2A1E"/>
-        </w:rPr>
-        <w:t xml:space="preserve"> metin olarak okunmuyor, yalnızca dolgu), bağlantılar Ocean gölgesi </w:t>
-      </w:r>
-      <w:r>
-        <w:rPr>
-          <w:rFonts w:ascii="Consolas" w:hAnsi="Consolas"/>
-          <w:color w:val="3A2A1E"/>
-          <w:sz w:val="20"/>
-        </w:rPr>
-        <w:t>#0F6FC4</w:t>
-      </w:r>
-      <w:r>
-        <w:rPr>
-          <w:color w:val="3A2A1E"/>
-        </w:rPr>
-        <w:t>.</w:t>
-      </w:r>
-    </w:p>
-    <w:p>
-      <w:pPr/>
-      <w:r>
-        <w:rPr>
-          <w:b/>
-          <w:color w:val="3A2A1E"/>
-        </w:rPr>
-        <w:t>Yayımlandı (02.09.2026).</w:t>
-      </w:r>
-      <w:r>
-        <w:rPr>
-          <w:color w:val="3A2A1E"/>
-        </w:rPr>
-        <w:t xml:space="preserve"> SchiriFit ve CertPilot'taki düzenin aynısı kuruldu: sayfaların kaynağı bu depoda </w:t>
-      </w:r>
-      <w:r>
-        <w:rPr>
-          <w:rFonts w:ascii="Consolas" w:hAnsi="Consolas"/>
-          <w:color w:val="3A2A1E"/>
-          <w:sz w:val="20"/>
-        </w:rPr>
-        <w:t>docs/store/</w:t>
-      </w:r>
-      <w:r>
-        <w:rPr>
-          <w:color w:val="3A2A1E"/>
-        </w:rPr>
-        <w:t xml:space="preserve">, yayın nüshası ayrı ve herkese açık </w:t>
-      </w:r>
-      <w:r>
-        <w:rPr>
-          <w:rFonts w:ascii="Consolas" w:hAnsi="Consolas"/>
-          <w:color w:val="3A2A1E"/>
-          <w:sz w:val="20"/>
-        </w:rPr>
-        <w:t>alikiratli/ploofy-web</w:t>
-      </w:r>
-      <w:r>
-        <w:rPr>
-          <w:color w:val="3A2A1E"/>
-        </w:rPr>
-        <w:t xml:space="preserve"> deposunda, GitHub Pages'ten servis ediliyor. Üçü de 200 dönüyor:</w:t>
-      </w:r>
-    </w:p>
-    <w:p>
-      <w:pPr>
-        <w:pStyle w:val="ListBullet"/>
-      </w:pPr>
-      <w:r>
-        <w:rPr>
-          <w:color w:val="3A2A1E"/>
-        </w:rPr>
-        <w:t xml:space="preserve">https://alikiratli.github.io/ploofy-web/privacy-policy.html — Play Console'a </w:t>
-      </w:r>
-      <w:r>
-        <w:rPr>
-          <w:b/>
-          <w:color w:val="3A2A1E"/>
-        </w:rPr>
-        <w:t>bu</w:t>
-      </w:r>
-      <w:r>
-        <w:rPr>
-          <w:color w:val="3A2A1E"/>
-        </w:rPr>
-        <w:t xml:space="preserve"> adres girilecek, kök değil; denetim sayfanın kendisini görsün</w:t>
-      </w:r>
-    </w:p>
-    <w:p>
-      <w:pPr>
-        <w:pStyle w:val="ListBullet"/>
-      </w:pPr>
-      <w:r>
-        <w:rPr>
-          <w:color w:val="3A2A1E"/>
-        </w:rPr>
-        <w:t>https://alikiratli.github.io/ploofy-web/impressum.html</w:t>
-      </w:r>
-    </w:p>
-    <w:p>
-      <w:pPr>
-        <w:pStyle w:val="ListBullet"/>
-      </w:pPr>
-      <w:r>
-        <w:rPr>
-          <w:color w:val="3A2A1E"/>
-        </w:rPr>
-        <w:t>https://alikiratli.github.io/ploofy-web/ — mağaza girişindeki "Web sitesi"</w:t>
-      </w:r>
-    </w:p>
-    <w:p>
-      <w:pPr/>
-      <w:r>
-        <w:rPr>
-          <w:color w:val="3A2A1E"/>
-        </w:rPr>
-        <w:t>On iki alan dolduruldu (2 Eylül 2026 · Ali Kiratli, Ischebecker Straße 8, 58256 Ennepetal · alikiratlide@gmail.com) ve "Taslak" rozeti hem HTML'den hem betikten kaldırıldı. Yayıncı bilgileri uydurulmadı; CertPilot'un Impressum'undan alındı.</w:t>
-      </w:r>
-    </w:p>
-    <w:p>
-      <w:pPr/>
-      <w:r>
-        <w:rPr>
-          <w:color w:val="3A2A1E"/>
-        </w:rPr>
-        <w:t xml:space="preserve">Ploofy'nin de bir </w:t>
-      </w:r>
-      <w:r>
-        <w:rPr>
-          <w:b/>
-          <w:color w:val="3A2A1E"/>
-        </w:rPr>
-        <w:t>Impressum</w:t>
-      </w:r>
-      <w:r>
-        <w:rPr>
-          <w:color w:val="3A2A1E"/>
-        </w:rPr>
-        <w:t>'u oldu (de/en, bağlayıcı olan Almanca) — diğer iki uygulamada var, burada yoktu. § 5 DDG, § 19 UStG Kleinunternehmer, § 18/2 MStV, § 36 VSBG; artı aboneliğin mağazayla kurulduğunu söyleyen bir bölüm.</w:t>
-      </w:r>
-    </w:p>
-    <w:p>
-      <w:pPr/>
-      <w:r>
-        <w:rPr>
-          <w:color w:val="3A2A1E"/>
-        </w:rPr>
-        <w:t xml:space="preserve">Eski </w:t>
-      </w:r>
-      <w:r>
-        <w:rPr>
-          <w:rFonts w:ascii="Consolas" w:hAnsi="Consolas"/>
-          <w:color w:val="3A2A1E"/>
-          <w:sz w:val="20"/>
-        </w:rPr>
-        <w:t>../ploofy-privacy</w:t>
-      </w:r>
-      <w:r>
-        <w:rPr>
-          <w:color w:val="3A2A1E"/>
-        </w:rPr>
-        <w:t xml:space="preserve"> yerel deposu artık gereksiz — içeriği </w:t>
-      </w:r>
-      <w:r>
-        <w:rPr>
-          <w:rFonts w:ascii="Consolas" w:hAnsi="Consolas"/>
-          <w:color w:val="3A2A1E"/>
-          <w:sz w:val="20"/>
-        </w:rPr>
-        <w:t>docs/store/</w:t>
-      </w:r>
-      <w:r>
-        <w:rPr>
-          <w:color w:val="3A2A1E"/>
-        </w:rPr>
-        <w:t xml:space="preserve"> ile </w:t>
-      </w:r>
-      <w:r>
-        <w:rPr>
-          <w:rFonts w:ascii="Consolas" w:hAnsi="Consolas"/>
-          <w:color w:val="3A2A1E"/>
-          <w:sz w:val="20"/>
-        </w:rPr>
-        <w:t>ploofy-web</w:t>
-      </w:r>
-      <w:r>
-        <w:rPr>
-          <w:color w:val="3A2A1E"/>
-        </w:rPr>
-        <w:t>'e taşındı.</w:t>
-      </w:r>
-    </w:p>
-    <w:p>
-      <w:pPr/>
-      <w:r>
-        <w:rPr>
-          <w:b/>
-          <w:color w:val="3A2A1E"/>
-        </w:rPr>
-        <w:t>Sayılar:</w:t>
-      </w:r>
-      <w:r>
-        <w:rPr>
-          <w:color w:val="3A2A1E"/>
-        </w:rPr>
-        <w:t xml:space="preserve"> 329 test geçiyor · 13 oyun tanımlı, 13'ü oynanabilir · 13 ses dosyası · AAB 40 MB · targetSdk 36 · sürüm 1.0.</w:t>
-      </w:r>
-    </w:p>
-    <w:p>
-      <w:pPr>
-        <w:pStyle w:val="Heading2"/>
-      </w:pPr>
-      <w:r>
-        <w:t>Nerede bırakıldı (03.09.2026, ikinci oturum)</w:t>
-      </w:r>
-    </w:p>
-    <w:p>
-      <w:pPr/>
-      <w:r>
-        <w:rPr>
-          <w:color w:val="3A2A1E"/>
-        </w:rPr>
-        <w:t xml:space="preserve">Son commit'ler: İ5 (koleksiyon), Noktaları Birleştir, darbe numaraları. Çalışma ağacı temiz ve </w:t>
-      </w:r>
-      <w:r>
-        <w:rPr>
-          <w:rFonts w:ascii="Consolas" w:hAnsi="Consolas"/>
-          <w:color w:val="3A2A1E"/>
-          <w:sz w:val="20"/>
-        </w:rPr>
-        <w:t>origin/main</w:t>
-      </w:r>
-      <w:r>
-        <w:rPr>
-          <w:color w:val="3A2A1E"/>
-        </w:rPr>
-        <w:t xml:space="preserve"> ile eşit. Kütüphane 17 oyun, testler 416.</w:t>
-      </w:r>
-    </w:p>
-    <w:p>
-      <w:pPr/>
-      <w:r>
-        <w:rPr>
-          <w:b/>
-          <w:color w:val="3A2A1E"/>
-        </w:rPr>
-        <w:t>Sıradaki iş, yazılım tarafında: İ8 — bant içi uyarlama.</w:t>
-      </w:r>
-      <w:r>
-        <w:rPr>
-          <w:color w:val="3A2A1E"/>
-        </w:rPr>
-        <w:t xml:space="preserve"> İçerik yol haritasının kalan tek maddesi; çocuk üst üste başarıyorsa zorluğu bir kademe artırmak. </w:t>
-      </w:r>
-      <w:r>
-        <w:rPr>
-          <w:rFonts w:ascii="Consolas" w:hAnsi="Consolas"/>
-          <w:color w:val="3A2A1E"/>
-          <w:sz w:val="20"/>
-        </w:rPr>
-        <w:t>BandValue&lt;T&gt;</w:t>
-      </w:r>
-      <w:r>
-        <w:rPr>
-          <w:color w:val="3A2A1E"/>
-        </w:rPr>
-        <w:t xml:space="preserve"> mimarisi buna hazır. Riski var: gizli zorluk değişimi ebeveyni şaşırtır, o yüzden görünür olmalı.</w:t>
-      </w:r>
-    </w:p>
-    <w:p>
-      <w:pPr/>
-      <w:r>
-        <w:rPr>
-          <w:b/>
-          <w:color w:val="3A2A1E"/>
-        </w:rPr>
-        <w:t>Ondan önce asıl bekleyen sesli yönerge</w:t>
-      </w:r>
-      <w:r>
-        <w:rPr>
-          <w:color w:val="3A2A1E"/>
-        </w:rPr>
-        <w:t xml:space="preserve"> (5. bölümün sonu): dokuz öğretici oyunun yönergesi hâlâ tamamen görsel ve Filiz bandı okumuyor.</w:t>
-      </w:r>
-    </w:p>
-    <w:p>
-      <w:pPr/>
-      <w:r>
-        <w:rPr>
-          <w:b/>
-          <w:color w:val="3A2A1E"/>
-        </w:rPr>
-        <w:t>Ama asıl bekleyen hâlâ gerçek tablet ve artık liste iyice uzadı.</w:t>
-      </w:r>
-      <w:r>
-        <w:rPr>
-          <w:color w:val="3A2A1E"/>
-        </w:rPr>
-        <w:t xml:space="preserve"> Emülatör her şeyi gösterdi, iki şeyi ölçemiyor: parmağı ve hoparlörü. Son iki oturumda eklenen beş oyun ve üç ekran hiç dokunulmadan yazıldı. Tableti USB'den tak, hata ayıklamayı aç, </w:t>
-      </w:r>
-      <w:r>
-        <w:rPr>
-          <w:rFonts w:ascii="Consolas" w:hAnsi="Consolas"/>
-          <w:color w:val="3A2A1E"/>
-          <w:sz w:val="20"/>
-        </w:rPr>
-        <w:t>dotnet build src/Ploofy.App/Ploofy.App.csproj -f net10.0-android -t:Run</w:t>
-      </w:r>
-      <w:r>
-        <w:rPr>
-          <w:color w:val="3A2A1E"/>
-        </w:rPr>
-        <w:t>.</w:t>
-      </w:r>
-    </w:p>
-    <w:p>
-      <w:pPr/>
-      <w:r>
-        <w:rPr>
-          <w:color w:val="3A2A1E"/>
-        </w:rPr>
-        <w:t>Öncelik sırasıyla bakılacaklar:</w:t>
-      </w:r>
-    </w:p>
-    <w:p>
-      <w:pPr>
-        <w:pStyle w:val="ListBullet"/>
-      </w:pPr>
-      <w:r>
-        <w:rPr>
-          <w:b/>
-          <w:color w:val="3A2A1E"/>
-        </w:rPr>
-        <w:t>Sesler.</w:t>
-      </w:r>
-      <w:r>
-        <w:rPr>
-          <w:color w:val="3A2A1E"/>
-        </w:rPr>
-        <w:t xml:space="preserve"> Hiçbiri henüz kulakla duyulmadı. Ses seviyeleri birbirine göre dengeli mi (dokunuş sesi tekrar tekrar çalıyor, en alçağı o olmalı), tuş notaları ezgi gibi mi duyuluyor, tablet hoparlöründe tiz sesler (yıldız) cırlıyor mu. Ayarlardaki "Sesleri dene" düğmesi tam bunun için</w:t>
-      </w:r>
-    </w:p>
-    <w:p>
-      <w:pPr>
-        <w:pStyle w:val="ListBullet"/>
-      </w:pPr>
-      <w:r>
-        <w:rPr>
-          <w:b/>
-          <w:color w:val="3A2A1E"/>
-        </w:rPr>
-        <w:t>Yolu Bul'da Meşe toleransı</w:t>
-      </w:r>
-      <w:r>
-        <w:rPr>
-          <w:color w:val="3A2A1E"/>
-        </w:rPr>
-        <w:t xml:space="preserve"> (0,055) parmak ucuyla tutturulabiliyor mu — bunların en riskli olanı hâlâ bu</w:t>
-      </w:r>
-    </w:p>
-    <w:p>
-      <w:pPr>
-        <w:pStyle w:val="ListBullet"/>
-      </w:pPr>
-      <w:r>
-        <w:rPr>
-          <w:b/>
-          <w:color w:val="3A2A1E"/>
-        </w:rPr>
-        <w:t>Noktaları Birleştir'de dokunma isabeti.</w:t>
-      </w:r>
-      <w:r>
-        <w:rPr>
-          <w:color w:val="3A2A1E"/>
-        </w:rPr>
-        <w:t xml:space="preserve"> En dar tolerans 0,06, yani yedi yüz piksellik kenarda 84 piksel çap. Kâğıt üstünde yeterli; parmakla öyle mi. Özellikle en yoğun resim olan kelebekte (14 nokta)</w:t>
-      </w:r>
-    </w:p>
-    <w:p>
-      <w:pPr>
-        <w:pStyle w:val="ListBullet"/>
-      </w:pPr>
-      <w:r>
-        <w:rPr>
-          <w:b/>
-          <w:color w:val="3A2A1E"/>
-        </w:rPr>
-        <w:t>Harf Yazma'da rakamlar ve oklar okunuyor mu.</w:t>
-      </w:r>
-      <w:r>
-        <w:rPr>
-          <w:color w:val="3A2A1E"/>
-        </w:rPr>
-        <w:t xml:space="preserve"> Yerleşim PNG'de doğrulandı ama gerçek yazı tipiyle, gerçek ekran yoğunluğunda değil. Rakam dairesinin çapı </w:t>
-      </w:r>
-      <w:r>
-        <w:rPr>
-          <w:rFonts w:ascii="Consolas" w:hAnsi="Consolas"/>
-          <w:color w:val="3A2A1E"/>
-          <w:sz w:val="20"/>
-        </w:rPr>
-        <w:t>band * 0.34</w:t>
-      </w:r>
-      <w:r>
-        <w:rPr>
-          <w:color w:val="3A2A1E"/>
-        </w:rPr>
-        <w:t xml:space="preserve"> — küçük gelirse orası büyütülür</w:t>
-      </w:r>
-    </w:p>
-    <w:p>
-      <w:pPr>
-        <w:pStyle w:val="ListBullet"/>
-      </w:pPr>
-      <w:r>
-        <w:rPr>
-          <w:b/>
-          <w:color w:val="3A2A1E"/>
-        </w:rPr>
-        <w:t>Harf Yazma'da harflerin estetiği.</w:t>
-      </w:r>
-      <w:r>
-        <w:rPr>
-          <w:color w:val="3A2A1E"/>
-        </w:rPr>
-        <w:t xml:space="preserve"> S'nin kıvrımı, 6'nın halkası ve 2'nin kuyruğu hiçbir ekranda görülmedi. Nokta listeleri </w:t>
-      </w:r>
-      <w:r>
-        <w:rPr>
-          <w:rFonts w:ascii="Consolas" w:hAnsi="Consolas"/>
-          <w:color w:val="3A2A1E"/>
-          <w:sz w:val="20"/>
-        </w:rPr>
-        <w:t>GlyphShapes.cs</w:t>
-      </w:r>
-      <w:r>
-        <w:rPr>
-          <w:color w:val="3A2A1E"/>
-        </w:rPr>
-        <w:t xml:space="preserve"> içinde tek satırlık işler</w:t>
-      </w:r>
-    </w:p>
-    <w:p>
-      <w:pPr>
-        <w:pStyle w:val="ListBullet"/>
-      </w:pPr>
-      <w:r>
-        <w:rPr>
-          <w:b/>
-          <w:color w:val="3A2A1E"/>
-        </w:rPr>
-        <w:t>Koleksiyon ekranı yatay ekrana sığıyor mu.</w:t>
-      </w:r>
-      <w:r>
-        <w:rPr>
-          <w:color w:val="3A2A1E"/>
-        </w:rPr>
-        <w:t xml:space="preserve"> Otuz iki avatar, 72 birim genişliğinde kutucuklarla sarmalanıyor; kaydırma gerekiyorsa sorun değil ama sıradaki ödül kartı ekranın üstünde kalmalı</w:t>
-      </w:r>
-    </w:p>
-    <w:p>
-      <w:pPr>
-        <w:pStyle w:val="ListBullet"/>
-      </w:pPr>
-      <w:r>
-        <w:rPr>
-          <w:b/>
-          <w:color w:val="3A2A1E"/>
-        </w:rPr>
-        <w:t>Sırala'da Meşe'nin ardışık miktarları</w:t>
-      </w:r>
-      <w:r>
-        <w:rPr>
-          <w:color w:val="3A2A1E"/>
-        </w:rPr>
-        <w:t xml:space="preserve"> gerçekten sayılabiliyor mu</w:t>
-      </w:r>
-    </w:p>
-    <w:p>
-      <w:pPr>
-        <w:pStyle w:val="ListBullet"/>
-      </w:pPr>
-      <w:r>
-        <w:rPr>
-          <w:b/>
-          <w:color w:val="3A2A1E"/>
-        </w:rPr>
-        <w:t>Örüntü'de dokuz kutucuk</w:t>
-      </w:r>
-      <w:r>
-        <w:rPr>
-          <w:color w:val="3A2A1E"/>
-        </w:rPr>
-        <w:t xml:space="preserve"> yatay ekrana sığıyor mu, dokunma hedefi 64 birimin altına düşüyor mu</w:t>
-      </w:r>
-    </w:p>
-    <w:p>
-      <w:pPr>
-        <w:pStyle w:val="ListBullet"/>
-      </w:pPr>
-      <w:r>
-        <w:rPr>
-          <w:color w:val="3A2A1E"/>
-        </w:rPr>
-        <w:t>Sepeti Tut'ta düşme hızı Fidan bandında adil mi, sepet parmağı gecikmeden takip ediyor mu</w:t>
-      </w:r>
-    </w:p>
-    <w:p>
-      <w:pPr>
-        <w:pStyle w:val="ListBullet"/>
-      </w:pPr>
-      <w:r>
-        <w:rPr>
-          <w:color w:val="3A2A1E"/>
-        </w:rPr>
-        <w:t>Sırayı Tekrarla'da 750 ms gösterim hızı Filiz bandında takip edilebiliyor mu</w:t>
-      </w:r>
-    </w:p>
-    <w:p>
-      <w:pPr>
-        <w:pStyle w:val="ListBullet"/>
-      </w:pPr>
-      <w:r>
-        <w:rPr>
-          <w:color w:val="3A2A1E"/>
-        </w:rPr>
-        <w:t>Yapboz'da Meşe'nin on altı parçası bir turu fazla uzatıyor mu</w:t>
-      </w:r>
-    </w:p>
-    <w:p>
-      <w:pPr>
-        <w:pStyle w:val="ListBullet"/>
-      </w:pPr>
-      <w:r>
-        <w:rPr>
-          <w:color w:val="3A2A1E"/>
-        </w:rPr>
-        <w:t>İkon başlatıcıda nasıl duruyor (uyarlanabilir maske yüzü kırpıyor mu)</w:t>
-      </w:r>
-    </w:p>
-    <w:p>
-      <w:pPr/>
-      <w:r>
-        <w:rPr>
-          <w:color w:val="3A2A1E"/>
-        </w:rPr>
-        <w:t>Sürümü bloke edenler 4. bölümde, içerik yol haritası 5. bölümde.</w:t>
-      </w:r>
-    </w:p>
-    <w:p>
-      <w:pPr>
-        <w:pStyle w:val="Heading2"/>
-      </w:pPr>
-      <w:r>
-        <w:t>2. Depo düzeni</w:t>
-      </w:r>
-    </w:p>
-    <w:p>
-      <w:pPr>
-        <w:pStyle w:val="ListBullet"/>
-      </w:pPr>
-      <w:r>
-        <w:rPr>
-          <w:b/>
-          <w:color w:val="3A2A1E"/>
-        </w:rPr>
-        <w:t>src/Ploofy.Engine</w:t>
-      </w:r>
-      <w:r>
-        <w:rPr>
-          <w:color w:val="3A2A1E"/>
-        </w:rPr>
-        <w:t xml:space="preserve"> — oyun mantığı, UI'ya sıfır bağımlılık (net10.0)</w:t>
-      </w:r>
-    </w:p>
-    <w:p>
-      <w:pPr>
-        <w:pStyle w:val="ListBullet"/>
-      </w:pPr>
-      <w:r>
-        <w:rPr>
-          <w:b/>
-          <w:color w:val="3A2A1E"/>
-        </w:rPr>
-        <w:t>src/Ploofy.Data</w:t>
-      </w:r>
-      <w:r>
-        <w:rPr>
-          <w:color w:val="3A2A1E"/>
-        </w:rPr>
-        <w:t xml:space="preserve"> — SQLite ilerleme deposu (net10.0)</w:t>
-      </w:r>
-    </w:p>
-    <w:p>
-      <w:pPr>
-        <w:pStyle w:val="ListBullet"/>
-      </w:pPr>
-      <w:r>
-        <w:rPr>
-          <w:b/>
-          <w:color w:val="3A2A1E"/>
-        </w:rPr>
-        <w:t>src/Ploofy.Ui</w:t>
-      </w:r>
-      <w:r>
-        <w:rPr>
-          <w:color w:val="3A2A1E"/>
-        </w:rPr>
-        <w:t xml:space="preserve"> — ortak MAUI arayüz katmanı: tema, çizim, ses/haptik, ebeveyn kilidi</w:t>
-      </w:r>
-    </w:p>
-    <w:p>
-      <w:pPr>
-        <w:pStyle w:val="ListBullet"/>
-      </w:pPr>
-      <w:r>
-        <w:rPr>
-          <w:b/>
-          <w:color w:val="3A2A1E"/>
-        </w:rPr>
-        <w:t>src/Ploofy.Ui/Painting/TrendPainter.cs</w:t>
-      </w:r>
-      <w:r>
-        <w:rPr>
-          <w:color w:val="3A2A1E"/>
-        </w:rPr>
-        <w:t xml:space="preserve">, </w:t>
-      </w:r>
-      <w:r>
-        <w:rPr>
-          <w:b/>
-          <w:color w:val="3A2A1E"/>
-        </w:rPr>
-        <w:t>LineUpPainter.cs</w:t>
-      </w:r>
-      <w:r>
-        <w:rPr>
-          <w:color w:val="3A2A1E"/>
-        </w:rPr>
-        <w:t xml:space="preserve"> — rapordaki grafiğin ve Sırala'nın çizimi; MAUI'den bağımsız, bu yüzden konsoldan PNG'ye alınıp gözle bakılabiliyor</w:t>
-      </w:r>
-    </w:p>
-    <w:p>
-      <w:pPr>
-        <w:pStyle w:val="ListBullet"/>
-      </w:pPr>
-      <w:r>
-        <w:rPr>
-          <w:b/>
-          <w:color w:val="3A2A1E"/>
-        </w:rPr>
-        <w:t>docs/store/listing.md</w:t>
-      </w:r>
-      <w:r>
-        <w:rPr>
-          <w:color w:val="3A2A1E"/>
-        </w:rPr>
-        <w:t xml:space="preserve"> — mağaza vitrininin kaynağı: üç dilde metinler, Data safety ve içerik derecelendirme cevapları, ekran görüntüsü listesi</w:t>
-      </w:r>
-    </w:p>
-    <w:p>
-      <w:pPr>
-        <w:pStyle w:val="ListBullet"/>
-      </w:pPr>
-      <w:r>
-        <w:rPr>
-          <w:b/>
-          <w:color w:val="3A2A1E"/>
-        </w:rPr>
-        <w:t>src/Ploofy.App</w:t>
-      </w:r>
-      <w:r>
-        <w:rPr>
-          <w:color w:val="3A2A1E"/>
-        </w:rPr>
-        <w:t xml:space="preserve"> — MAUI uygulaması (Android + iOS; Windows sadece geliştirme için)</w:t>
-      </w:r>
-    </w:p>
-    <w:p>
-      <w:pPr>
-        <w:pStyle w:val="ListBullet"/>
-      </w:pPr>
-      <w:r>
-        <w:rPr>
-          <w:b/>
-          <w:color w:val="3A2A1E"/>
-        </w:rPr>
-        <w:t>tests/Ploofy.Engine.Tests</w:t>
-      </w:r>
-      <w:r>
-        <w:rPr>
-          <w:color w:val="3A2A1E"/>
-        </w:rPr>
-        <w:t xml:space="preserve"> — xUnit, motor + depo</w:t>
-      </w:r>
-    </w:p>
-    <w:p>
-      <w:pPr>
-        <w:pStyle w:val="ListBullet"/>
-      </w:pPr>
-      <w:r>
-        <w:rPr>
-          <w:b/>
-          <w:color w:val="3A2A1E"/>
-        </w:rPr>
-        <w:t>content/strings.tsv</w:t>
-      </w:r>
-      <w:r>
-        <w:rPr>
-          <w:color w:val="3A2A1E"/>
-        </w:rPr>
-        <w:t xml:space="preserve"> — üç dilin metinleri, tek kaynak</w:t>
-      </w:r>
-    </w:p>
-    <w:p>
-      <w:pPr>
-        <w:pStyle w:val="ListBullet"/>
-      </w:pPr>
-      <w:r>
-        <w:rPr>
-          <w:b/>
-          <w:color w:val="3A2A1E"/>
-        </w:rPr>
-        <w:t>docs/store</w:t>
-      </w:r>
-      <w:r>
-        <w:rPr>
-          <w:color w:val="3A2A1E"/>
-        </w:rPr>
-        <w:t xml:space="preserve"> — gizlilik politikası, Impressum ve tanıtım sayfası; yayın nüshası </w:t>
-      </w:r>
-      <w:r>
-        <w:rPr>
-          <w:rFonts w:ascii="Consolas" w:hAnsi="Consolas"/>
-          <w:color w:val="3A2A1E"/>
-          <w:sz w:val="20"/>
-        </w:rPr>
-        <w:t>alikiratli/ploofy-web</w:t>
-      </w:r>
-      <w:r>
-        <w:rPr>
-          <w:color w:val="3A2A1E"/>
-        </w:rPr>
-        <w:t xml:space="preserve"> deposunda</w:t>
-      </w:r>
-    </w:p>
-    <w:p>
-      <w:pPr>
-        <w:pStyle w:val="ListBullet"/>
-      </w:pPr>
-      <w:r>
-        <w:rPr>
-          <w:b/>
-          <w:color w:val="3A2A1E"/>
-        </w:rPr>
-        <w:t>tools/build_strings.py</w:t>
-      </w:r>
-      <w:r>
-        <w:rPr>
-          <w:color w:val="3A2A1E"/>
-        </w:rPr>
-        <w:t xml:space="preserve"> — strings.tsv'den resx üretir</w:t>
-      </w:r>
-    </w:p>
-    <w:p>
-      <w:pPr>
-        <w:pStyle w:val="ListBullet"/>
-      </w:pPr>
-      <w:r>
-        <w:rPr>
-          <w:b/>
-          <w:color w:val="3A2A1E"/>
-        </w:rPr>
-        <w:t>tools/build_sounds.py</w:t>
-      </w:r>
-      <w:r>
-        <w:rPr>
-          <w:color w:val="3A2A1E"/>
-        </w:rPr>
-        <w:t xml:space="preserve"> — geri bildirim seslerini sentezler</w:t>
-      </w:r>
-    </w:p>
-    <w:p>
-      <w:pPr>
-        <w:pStyle w:val="Heading2"/>
-      </w:pPr>
-      <w:r>
-        <w:t>3. Şu an çalışan</w:t>
-      </w:r>
-    </w:p>
-    <w:p>
-      <w:pPr>
-        <w:pStyle w:val="ListBullet"/>
-      </w:pPr>
-      <w:r>
-        <w:rPr>
-          <w:color w:val="3A2A1E"/>
-        </w:rPr>
-        <w:t>Profil akışı: oluşturma, seçme, düzenleme, silme; ücretsiz katmanda tek profil sınırı. Ad, avatar ve yaş bandı sonradan değiştirilebiliyor</w:t>
-      </w:r>
-    </w:p>
-    <w:p>
-      <w:pPr>
-        <w:pStyle w:val="ListBullet"/>
-      </w:pPr>
-      <w:r>
-        <w:rPr>
-          <w:color w:val="3A2A1E"/>
-        </w:rPr>
-        <w:t>Ebeveyn kilidi: iki basamaklı aritmetik, yanlış cevapta soru değişiyor, beş dakika açık kalıyor</w:t>
-      </w:r>
-    </w:p>
-    <w:p>
-      <w:pPr>
-        <w:pStyle w:val="ListBullet"/>
-      </w:pPr>
-      <w:r>
-        <w:rPr>
-          <w:color w:val="3A2A1E"/>
-        </w:rPr>
-        <w:t>Günlük oyun süresi sınırı: profil başına, varsayılan kapalı, açılınca banda göre öneri. Süre dolunca ana ekran dinlenme kartına dönüyor; tur ortasında kesilmiyor, görünür geri sayım yok</w:t>
-      </w:r>
-    </w:p>
-    <w:p>
-      <w:pPr>
-        <w:pStyle w:val="ListBullet"/>
-      </w:pPr>
-      <w:r>
-        <w:rPr>
-          <w:color w:val="3A2A1E"/>
-        </w:rPr>
-        <w:t>Üç dil (tr/en/de), ayarlardan çalışırken değiştirilebiliyor</w:t>
-      </w:r>
-    </w:p>
-    <w:p>
-      <w:pPr>
-        <w:pStyle w:val="ListBullet"/>
-      </w:pPr>
-      <w:r>
-        <w:rPr>
-          <w:color w:val="3A2A1E"/>
-        </w:rPr>
-        <w:t>Ekran yatayda kilitli; ana ekran sütun sayısını genişliğe göre seçiyor</w:t>
-      </w:r>
-    </w:p>
-    <w:p>
-      <w:pPr>
-        <w:pStyle w:val="ListBullet"/>
-      </w:pPr>
-      <w:r>
-        <w:rPr>
-          <w:color w:val="3A2A1E"/>
-        </w:rPr>
-        <w:t>Üç yaş bandı (Filiz/Fidan/Meşe) her oyunun parametrelerini gerçekten ölçekliyor</w:t>
-      </w:r>
-    </w:p>
-    <w:p>
-      <w:pPr>
-        <w:pStyle w:val="ListBullet"/>
-      </w:pPr>
-      <w:r>
-        <w:rPr>
-          <w:color w:val="3A2A1E"/>
-        </w:rPr>
-        <w:t>Eşleştirme Kartları: kart çevirme animasyonu, eşleşme zıplaması, sıralı oyun</w:t>
-      </w:r>
-    </w:p>
-    <w:p>
-      <w:pPr>
-        <w:pStyle w:val="ListBullet"/>
-      </w:pPr>
-      <w:r>
-        <w:rPr>
-          <w:color w:val="3A2A1E"/>
-        </w:rPr>
-        <w:t>Balon Patlatma: SkiaSharp yüzeyi, parlayan balonlar, patlama parçacıkları, hedef renk, süre</w:t>
-      </w:r>
-    </w:p>
-    <w:p>
-      <w:pPr>
-        <w:pStyle w:val="ListBullet"/>
-      </w:pPr>
-      <w:r>
-        <w:rPr>
-          <w:color w:val="3A2A1E"/>
-        </w:rPr>
-        <w:t>Şekil Ayırma: parmağı kare kare takip eden sürükleme, hayalet kutular, yanlış kutuda silkelenme</w:t>
-      </w:r>
-    </w:p>
-    <w:p>
-      <w:pPr>
-        <w:pStyle w:val="ListBullet"/>
-      </w:pPr>
-      <w:r>
-        <w:rPr>
-          <w:color w:val="3A2A1E"/>
-        </w:rPr>
-        <w:t>Harf/Sayı Avı: dile göre alfabe (tr/en/de), Meşe bandında küçük harfler ve benzer çeldiriciler</w:t>
-      </w:r>
-    </w:p>
-    <w:p>
-      <w:pPr>
-        <w:pStyle w:val="ListBullet"/>
-      </w:pPr>
-      <w:r>
-        <w:rPr>
-          <w:color w:val="3A2A1E"/>
-        </w:rPr>
-        <w:t>Say ve Eşleştir: nesne kümesi sürüklenip rakama bırakılıyor; miktar aralığı, çeldirici uzaklığı ve nesne dizilişi banda göre değişiyor</w:t>
-      </w:r>
-    </w:p>
-    <w:p>
-      <w:pPr>
-        <w:pStyle w:val="ListBullet"/>
-      </w:pPr>
-      <w:r>
-        <w:rPr>
-          <w:color w:val="3A2A1E"/>
-        </w:rPr>
-        <w:t>Sırayı Tekrarla: ekran diziyi oynatıyor, çocuk tekrarlıyor; tuşlar renk, şekil ve kendi notasını taşıyor, dizi her seviyede bir uzuyor</w:t>
-      </w:r>
-    </w:p>
-    <w:p>
-      <w:pPr>
-        <w:pStyle w:val="ListBullet"/>
-      </w:pPr>
-      <w:r>
-        <w:rPr>
-          <w:color w:val="3A2A1E"/>
-        </w:rPr>
-        <w:t>Sepeti Tut: düşen nesneler, ekranın her yerinden sürüklenen sepet; sepet darlığı, düşme hızı ve Meşe'de savrulma banda göre değişiyor</w:t>
-      </w:r>
-    </w:p>
-    <w:p>
-      <w:pPr>
-        <w:pStyle w:val="ListBullet"/>
-      </w:pPr>
-      <w:r>
-        <w:rPr>
-          <w:color w:val="3A2A1E"/>
-        </w:rPr>
-        <w:t>Yolu Bul: parmakla yol takibi; şerit kalınlığı, biçim havuzu ve kıvrım sayısı banda göre değişiyor</w:t>
-      </w:r>
-    </w:p>
-    <w:p>
-      <w:pPr>
-        <w:pStyle w:val="ListBullet"/>
-      </w:pPr>
-      <w:r>
-        <w:rPr>
-          <w:color w:val="3A2A1E"/>
-        </w:rPr>
-        <w:t>Yapboz: tohumdan üretilen resim, geçmeli tırnaklı kesim; hayalet ve parça sırası banda göre değişiyor</w:t>
-      </w:r>
-    </w:p>
-    <w:p>
-      <w:pPr>
-        <w:pStyle w:val="ListBullet"/>
-      </w:pPr>
-      <w:r>
-        <w:rPr>
-          <w:color w:val="3A2A1E"/>
-        </w:rPr>
-        <w:t>Harf Yazma: harfin darbeleri öğretilen sırayla parmakla çiziliyor; her darbenin yanında sırasının rakamı, ucunda yön oku — defterdeki gibi. Fidan kolay işaretleri, Meşe alfabenin tamamını görüyor</w:t>
-      </w:r>
-    </w:p>
-    <w:p>
-      <w:pPr>
-        <w:pStyle w:val="ListBullet"/>
-      </w:pPr>
-      <w:r>
-        <w:rPr>
-          <w:color w:val="3A2A1E"/>
-        </w:rPr>
-        <w:t>Örüntü: tekrar eden dizide eksik parçayı bulma; birim, boşluğun yeri ve seçenek sayısı banda göre değişiyor</w:t>
-      </w:r>
-    </w:p>
-    <w:p>
-      <w:pPr>
-        <w:pStyle w:val="ListBullet"/>
-      </w:pPr>
-      <w:r>
-        <w:rPr>
-          <w:color w:val="3A2A1E"/>
-        </w:rPr>
-        <w:t xml:space="preserve">Ebeveyn raporu: dönem seçici, günlük süre grafiği, özet sayılar ve oyun listesi; kaynağı her turun kaydedildiği </w:t>
-      </w:r>
-      <w:r>
-        <w:rPr>
-          <w:rFonts w:ascii="Consolas" w:hAnsi="Consolas"/>
-          <w:color w:val="3A2A1E"/>
-          <w:sz w:val="20"/>
-        </w:rPr>
-        <w:t>round_history</w:t>
-      </w:r>
-      <w:r>
-        <w:rPr>
-          <w:color w:val="3A2A1E"/>
-        </w:rPr>
-        <w:t xml:space="preserve"> tablosu</w:t>
-      </w:r>
-    </w:p>
-    <w:p>
-      <w:pPr>
-        <w:pStyle w:val="ListBullet"/>
-      </w:pPr>
-      <w:r>
-        <w:rPr>
-          <w:color w:val="3A2A1E"/>
-        </w:rPr>
-        <w:t>Sırala: parçaları boyuta (Filiz) ya da miktara (Fidan/Meşe) göre dizme; Meşe'de miktarlar ardışık ve yön değişebiliyor</w:t>
-      </w:r>
-    </w:p>
-    <w:p>
-      <w:pPr>
-        <w:pStyle w:val="ListBullet"/>
-      </w:pPr>
-      <w:r>
-        <w:rPr>
-          <w:color w:val="3A2A1E"/>
-        </w:rPr>
-        <w:t>Noktaları Birleştir: rakamları sırayla takip ederek hayvan çizme; on bir resim, Fidan'da sıradaki nokta belirtiliyor, Meşe'de belirtilmiyor</w:t>
-      </w:r>
-    </w:p>
-    <w:p>
-      <w:pPr>
-        <w:pStyle w:val="ListBullet"/>
-      </w:pPr>
-      <w:r>
-        <w:rPr>
-          <w:color w:val="3A2A1E"/>
-        </w:rPr>
-        <w:t>Kategori Ayırma: parça hangi kümeye ait? Filiz iki kutu, Meşe üç ve her turda en az bir ince kategori (meyve/sebze)</w:t>
-      </w:r>
-    </w:p>
-    <w:p>
-      <w:pPr>
-        <w:pStyle w:val="ListBullet"/>
-      </w:pPr>
-      <w:r>
-        <w:rPr>
-          <w:color w:val="3A2A1E"/>
-        </w:rPr>
-        <w:t>Basit Toplama: Fidan iki kümeyi de sayıyor, Meşe birinci sayıdan devam ediyor; çeldiriciler komşu sayılar</w:t>
-      </w:r>
-    </w:p>
-    <w:p>
-      <w:pPr>
-        <w:pStyle w:val="ListBullet"/>
-      </w:pPr>
-      <w:r>
-        <w:rPr>
-          <w:color w:val="3A2A1E"/>
-        </w:rPr>
-        <w:t>Boyama: beş sayfa, altı renk, serbest oyun — doğru/yanlış yok, süre yok, sayaç yok</w:t>
-      </w:r>
-    </w:p>
-    <w:p>
-      <w:pPr>
-        <w:pStyle w:val="ListBullet"/>
-      </w:pPr>
-      <w:r>
-        <w:rPr>
-          <w:color w:val="3A2A1E"/>
-        </w:rPr>
-        <w:t>Avatarlar: 32 emoji, üç tematik grup, her yerde renkli rozet olarak</w:t>
-      </w:r>
-    </w:p>
-    <w:p>
-      <w:pPr>
-        <w:pStyle w:val="ListBullet"/>
-      </w:pPr>
-      <w:r>
-        <w:rPr>
-          <w:color w:val="3A2A1E"/>
-        </w:rPr>
-        <w:t>Sıralı oyun (pass-and-play): devir katmanı, her çocuk kendi bandında</w:t>
-      </w:r>
-    </w:p>
-    <w:p>
-      <w:pPr>
-        <w:pStyle w:val="ListBullet"/>
-      </w:pPr>
-      <w:r>
-        <w:rPr>
-          <w:color w:val="3A2A1E"/>
-        </w:rPr>
-        <w:t>Sonuç ekranı: kupa animasyonu, yıldızlar, konfeti</w:t>
-      </w:r>
-    </w:p>
-    <w:p>
-      <w:pPr>
-        <w:pStyle w:val="ListBullet"/>
-      </w:pPr>
-      <w:r>
-        <w:rPr>
-          <w:color w:val="3A2A1E"/>
-        </w:rPr>
-        <w:t>Yıldız kaydı; bant değişince eski yıldızlar korunuyor</w:t>
-      </w:r>
-    </w:p>
-    <w:p>
-      <w:pPr>
-        <w:pStyle w:val="ListBullet"/>
-      </w:pPr>
-      <w:r>
-        <w:rPr>
-          <w:color w:val="3A2A1E"/>
-        </w:rPr>
-        <w:t>Koleksiyon: toplam yıldız avatar açıyor (üç yıldızda bir, yirmi avatar). Sıradaki ödül, dolan çubuk, kilitli avatarların altında gereken yıldız. Açılmış avatara dokunmak onu profile takıyor; tur sonu ekranı yeni açılanı kutluyor</w:t>
-      </w:r>
-    </w:p>
-    <w:p>
-      <w:pPr>
-        <w:pStyle w:val="ListBullet"/>
-      </w:pPr>
-      <w:r>
-        <w:rPr>
-          <w:color w:val="3A2A1E"/>
-        </w:rPr>
-        <w:t>Ses ve titreşim: yedi geri bildirim sesi, altı tuş notası; ayarlardan ikisi de kapatılabiliyor</w:t>
-      </w:r>
-    </w:p>
-    <w:p>
-      <w:pPr>
-        <w:pStyle w:val="ListBullet"/>
-      </w:pPr>
-      <w:r>
-        <w:rPr>
-          <w:color w:val="3A2A1E"/>
-        </w:rPr>
-        <w:t>Uygulama ikonu ve açılış ekranı: gülen mavi kabarcık, sarı zemin</w:t>
-      </w:r>
-    </w:p>
-    <w:p>
-      <w:pPr>
-        <w:pStyle w:val="ListBullet"/>
-      </w:pPr>
-      <w:r>
-        <w:rPr>
-          <w:color w:val="3A2A1E"/>
-        </w:rPr>
-        <w:t>Abonelik akışı: paywall → ebeveyn kilidi → kilitlerin açılması (mağaza bağlantısı hariç)</w:t>
-      </w:r>
-    </w:p>
-    <w:p>
-      <w:pPr>
-        <w:pStyle w:val="ListBullet"/>
-      </w:pPr>
-      <w:r>
-        <w:rPr>
-          <w:color w:val="3A2A1E"/>
-        </w:rPr>
-        <w:t xml:space="preserve">Abonelik yönetimi (ayrı ekran): durum rozeti, ödenmiş dönemin sonu ve kaç gün kaldığı, "neler dahil", mağazanın abonelik merkezine çıkış ve </w:t>
-      </w:r>
-      <w:r>
-        <w:rPr>
-          <w:b/>
-          <w:color w:val="3A2A1E"/>
-        </w:rPr>
-        <w:t>aboneliği bitirme</w:t>
-      </w:r>
-      <w:r>
-        <w:rPr>
-          <w:color w:val="3A2A1E"/>
-        </w:rPr>
-        <w:t>. Bitirme yalnızca yenilemeyi kapatıyor; oyunlar dönem sonuna kadar açık kalıyor, yıldız ve profiller hiç silinmiyor</w:t>
-      </w:r>
-    </w:p>
-    <w:p>
-      <w:pPr>
-        <w:pStyle w:val="ListBullet"/>
-      </w:pPr>
-      <w:r>
-        <w:rPr>
-          <w:color w:val="3A2A1E"/>
-        </w:rPr>
-        <w:t>Ayarlar: abonelik özeti (rozet + tarih), sesleri deneme düğmesi, sürüm numarası ve gizlilik politikası / Impressum bağlantıları — ikisi de ebeveyn kilidinin arkasından tarayıcıda açılıyor</w:t>
-      </w:r>
-    </w:p>
-    <w:p>
-      <w:pPr>
-        <w:pStyle w:val="Heading2"/>
-      </w:pPr>
-      <w:r>
-        <w:t>4. Sıradaki işler — sürüme kadar</w:t>
-      </w:r>
-    </w:p>
-    <w:p>
-      <w:pPr/>
-      <w:r>
-        <w:rPr>
-          <w:color w:val="3A2A1E"/>
-        </w:rPr>
-        <w:t>Bu dört madde 1.0'ı bloke ediyor ve hepsi bu bilgisayarın dışında bir şey istiyor. İçerik yol haritası ayrı: 5. bölüm.</w:t>
-      </w:r>
-    </w:p>
-    <w:p>
-      <w:pPr/>
-      <w:r>
-        <w:rPr>
-          <w:b/>
-          <w:color w:val="3A2A1E"/>
-        </w:rPr>
-        <w:t>Öncelik 1 — Fiziksel cihaz testi.</w:t>
-      </w:r>
-      <w:r>
-        <w:rPr>
-          <w:color w:val="3A2A1E"/>
-        </w:rPr>
-        <w:t xml:space="preserve"> Artık en acil olan bu ve iki başlığı var: parmak (isabet, gerçek kare hızı) ve hoparlör (seslerin dengesi). Bakılacaklar 1. bölümün sonunda.</w:t>
-      </w:r>
-    </w:p>
-    <w:p>
-      <w:pPr/>
-      <w:r>
-        <w:rPr>
-          <w:b/>
-          <w:color w:val="3A2A1E"/>
-        </w:rPr>
-        <w:t>Öncelik 2 — Abonelik.</w:t>
-      </w:r>
-      <w:r>
-        <w:rPr>
-          <w:color w:val="3A2A1E"/>
-        </w:rPr>
-        <w:t xml:space="preserve"> </w:t>
-      </w:r>
-      <w:r>
-        <w:rPr>
-          <w:rFonts w:ascii="Consolas" w:hAnsi="Consolas"/>
-          <w:color w:val="3A2A1E"/>
-          <w:sz w:val="20"/>
-        </w:rPr>
-        <w:t>LocalSubscriptionService</w:t>
-      </w:r>
-      <w:r>
-        <w:rPr>
-          <w:color w:val="3A2A1E"/>
-        </w:rPr>
-        <w:t xml:space="preserve"> şu an satın almayı başarılı sayıyor. Gerçek mağaza bağlantısı (Plugin.InAppBilling) aynı </w:t>
-      </w:r>
-      <w:r>
-        <w:rPr>
-          <w:rFonts w:ascii="Consolas" w:hAnsi="Consolas"/>
-          <w:color w:val="3A2A1E"/>
-          <w:sz w:val="20"/>
-        </w:rPr>
-        <w:t>ISubscriptionService</w:t>
-      </w:r>
-      <w:r>
-        <w:rPr>
-          <w:color w:val="3A2A1E"/>
-        </w:rPr>
-        <w:t xml:space="preserve"> arayüzünün arkasına takılacak; ekranlar değişmeyecek. Play Console'da ürün tanımı ve test hesabı gerekiyor — onlar olmadan yazılacak kod denenemez, o yüzden mağaza hesabı ilk adım.</w:t>
-      </w:r>
-    </w:p>
-    <w:p>
-      <w:pPr/>
-      <w:r>
-        <w:rPr>
-          <w:b/>
-          <w:color w:val="3A2A1E"/>
-        </w:rPr>
-        <w:t>Öncelik 3 — iOS.</w:t>
-      </w:r>
-      <w:r>
-        <w:rPr>
-          <w:color w:val="3A2A1E"/>
-        </w:rPr>
-        <w:t xml:space="preserve"> Hiç denenmedi. Mac gerektiriyor.</w:t>
-      </w:r>
-    </w:p>
-    <w:p>
-      <w:pPr/>
-      <w:r>
-        <w:rPr>
-          <w:b/>
-          <w:color w:val="3A2A1E"/>
-        </w:rPr>
-        <w:t>Öncelik 4 — Mağaza vitrini. Metin tarafı bitti, görsel tarafı duruyor.</w:t>
-      </w:r>
-      <w:r>
-        <w:rPr>
-          <w:color w:val="3A2A1E"/>
-        </w:rPr>
-        <w:t xml:space="preserve"> Play Console'a girilecek her şeyin metni </w:t>
-      </w:r>
-      <w:r>
-        <w:rPr>
-          <w:rFonts w:ascii="Consolas" w:hAnsi="Consolas"/>
-          <w:color w:val="3A2A1E"/>
-          <w:sz w:val="20"/>
-        </w:rPr>
-        <w:t>docs/store/listing.md</w:t>
-      </w:r>
-      <w:r>
-        <w:rPr>
-          <w:color w:val="3A2A1E"/>
-        </w:rPr>
-        <w:t xml:space="preserve"> içinde: üç dilde ad, kısa ve tam açıklama, kategori, Data safety cevapları, IARC anketi cevapları, hedef kitle beyanı, sürüm notları. İkon ve açılış ekranı tamam, gizlilik politikası yayımlandı.</w:t>
-      </w:r>
-    </w:p>
-    <w:p>
-      <w:pPr/>
-      <w:r>
-        <w:rPr>
-          <w:color w:val="3A2A1E"/>
-        </w:rPr>
-        <w:t xml:space="preserve">Kalan iki iş </w:t>
-      </w:r>
-      <w:r>
-        <w:rPr>
-          <w:b/>
-          <w:color w:val="3A2A1E"/>
-        </w:rPr>
-        <w:t>gerçek cihaz istiyor</w:t>
-      </w:r>
-      <w:r>
-        <w:rPr>
-          <w:color w:val="3A2A1E"/>
-        </w:rPr>
-        <w:t xml:space="preserve">: sekiz ekran görüntüsü (liste ve çekim notları listing.md'de) ve 1024×500 öne çıkan grafik. Sürüm </w:t>
-      </w:r>
-      <w:r>
-        <w:rPr>
-          <w:rFonts w:ascii="Consolas" w:hAnsi="Consolas"/>
-          <w:color w:val="3A2A1E"/>
-          <w:sz w:val="20"/>
-        </w:rPr>
-        <w:t>1.0</w:t>
-      </w:r>
-      <w:r>
-        <w:rPr>
-          <w:color w:val="3A2A1E"/>
-        </w:rPr>
-        <w:t xml:space="preserve">, versionCode </w:t>
-      </w:r>
-      <w:r>
-        <w:rPr>
-          <w:rFonts w:ascii="Consolas" w:hAnsi="Consolas"/>
-          <w:color w:val="3A2A1E"/>
-          <w:sz w:val="20"/>
-        </w:rPr>
-        <w:t>2</w:t>
+        <w:t>1</w:t>
       </w:r>
       <w:r>
         <w:rPr>

--- a/ilerleme notu.docx
+++ b/ilerleme notu.docx
@@ -17,7 +17,7 @@
           <w:color w:val="7A6A5C"/>
           <w:sz w:val="18"/>
         </w:rPr>
-        <w:t>Son güncelleme: 03.09.2026</w:t>
+        <w:t>Son güncelleme: 07.09.2026</w:t>
       </w:r>
     </w:p>
     <w:p>
@@ -98,7 +98,23 @@
           <w:b/>
           <w:color w:val="3A2A1E"/>
         </w:rPr>
-        <w:t>Son oturumda yapılan: yıldızların bir karşılığı oldu, kütüphane on dörtten on yediye çıktı, harf yazma defterdeki gibi numaralandı, mağaza vitrini yazıldı, oyun süresi sınırı (İ6) ve içerik yol haritasının son maddesi (İ7) eklendi.</w:t>
+        <w:t>Son oturumda yapılan: içerik yol haritasının kalan tek maddesi — İ8, bant içi uyarlama.</w:t>
+      </w:r>
+      <w:r>
+        <w:rPr>
+          <w:color w:val="3A2A1E"/>
+        </w:rPr>
+        <w:t xml:space="preserve"> Bir oyunu üst üste üç kez hatasız bitiren çocuk için &lt;b&gt;yalnızca o oyun&lt;/b&gt; bir kademe zorlaşıyor; bant, yıldız ve ekranlar aynı kalıyor ve değişim dört yerde birden görünür oluyor. Ayrıntı aşağıda: "Bant içi uyarlama (İ8)". Yeni oyun eklenmedi, kütüphane on yedide; testler 436.</w:t>
+      </w:r>
+    </w:p>
+    <w:p>
+      <w:pPr/>
+      <w:r>
+        <w:rPr>
+          <w:b/>
+          <w:color w:val="3A2A1E"/>
+        </w:rPr>
+        <w:t>Bir önceki oturumda yapılan: yıldızların bir karşılığı oldu, kütüphane on dörtten on yediye çıktı, harf yazma defterdeki gibi numaralandı, mağaza vitrini yazıldı, oyun süresi sınırı (İ6) ve içerik yol haritasının üç oyunu (İ7) eklendi.</w:t>
       </w:r>
       <w:r>
         <w:rPr>
@@ -179,7 +195,7 @@
           <w:b/>
           <w:color w:val="3A2A1E"/>
         </w:rPr>
-        <w:t>Bir önceki oturumda yapılan:</w:t>
+        <w:t>Ondan önceki oturumda yapılan:</w:t>
       </w:r>
       <w:r>
         <w:rPr>
@@ -195,7 +211,7 @@
           <w:b/>
           <w:color w:val="3A2A1E"/>
         </w:rPr>
-        <w:t>Ondan önceki oturumda yapılan:</w:t>
+        <w:t>En eski oturumda yapılan:</w:t>
       </w:r>
       <w:r>
         <w:rPr>
@@ -4420,10 +4436,564 @@
     </w:p>
     <w:p>
       <w:pPr>
+        <w:pStyle w:val="Heading3"/>
+      </w:pPr>
+      <w:r>
+        <w:t>Bant içi uyarlama (İ8)</w:t>
+      </w:r>
+    </w:p>
+    <w:p>
+      <w:pPr/>
+      <w:r>
+        <w:rPr>
+          <w:color w:val="3A2A1E"/>
+        </w:rPr>
+        <w:t xml:space="preserve">Üç bant kaba. Bir oyunu üst üste üç kez </w:t>
+      </w:r>
+      <w:r>
+        <w:rPr>
+          <w:b/>
+          <w:color w:val="3A2A1E"/>
+        </w:rPr>
+        <w:t>hatasız</w:t>
+      </w:r>
+      <w:r>
+        <w:rPr>
+          <w:color w:val="3A2A1E"/>
+        </w:rPr>
+        <w:t xml:space="preserve"> bitiren çocuğa o oyun artık bir şey öğretmiyor; İ8, o durumu yakalayıp &lt;b&gt;yalnızca o oyunu&lt;/b&gt; bir kademe yukarı alıyor — oyun bir üst bandın zorluk tablosunu okumaya başlıyor.</w:t>
+      </w:r>
+    </w:p>
+    <w:p>
+      <w:pPr/>
+      <w:r>
+        <w:rPr>
+          <w:color w:val="3A2A1E"/>
+        </w:rPr>
+        <w:t>Beş karar özelliğin tamamını taşıyor:</w:t>
+      </w:r>
+    </w:p>
+    <w:p>
+      <w:pPr/>
+      <w:r>
+        <w:rPr>
+          <w:b/>
+          <w:color w:val="3A2A1E"/>
+        </w:rPr>
+        <w:t>Kademe saklanmıyor, geçmişten türetiliyor.</w:t>
+      </w:r>
+      <w:r>
+        <w:rPr>
+          <w:color w:val="3A2A1E"/>
+        </w:rPr>
+        <w:t xml:space="preserve"> Yeni sütun, yeni ayar ve şema göçü olmamasının dışında asıl sebep şu: saklanan bir kademe yanlış kaldığında kendi kendine düzelmiyor. Türetilen kademe her oyun açılışında yeniden hesaplanıyor, yani çocuk zorlanmaya başladığı ilk turda kendiliğinden geri iniyor ve kimsenin bir şeyi sıfırlaması gerekmiyor. Kural </w:t>
+      </w:r>
+      <w:r>
+        <w:rPr>
+          <w:rFonts w:ascii="Consolas" w:hAnsi="Consolas"/>
+          <w:color w:val="3A2A1E"/>
+          <w:sz w:val="20"/>
+        </w:rPr>
+        <w:t>Engine/Difficulty/AdaptiveDifficulty.cs</w:t>
+      </w:r>
+      <w:r>
+        <w:rPr>
+          <w:color w:val="3A2A1E"/>
+        </w:rPr>
+        <w:t xml:space="preserve"> içinde ve saf: girdisi o oyunun son üç turu, çıktısı </w:t>
+      </w:r>
+      <w:r>
+        <w:rPr>
+          <w:rFonts w:ascii="Consolas" w:hAnsi="Consolas"/>
+          <w:color w:val="3A2A1E"/>
+          <w:sz w:val="20"/>
+        </w:rPr>
+        <w:t>Base</w:t>
+      </w:r>
+      <w:r>
+        <w:rPr>
+          <w:color w:val="3A2A1E"/>
+        </w:rPr>
+        <w:t xml:space="preserve"> ya da </w:t>
+      </w:r>
+      <w:r>
+        <w:rPr>
+          <w:rFonts w:ascii="Consolas" w:hAnsi="Consolas"/>
+          <w:color w:val="3A2A1E"/>
+          <w:sz w:val="20"/>
+        </w:rPr>
+        <w:t>Stretch</w:t>
+      </w:r>
+      <w:r>
+        <w:rPr>
+          <w:color w:val="3A2A1E"/>
+        </w:rPr>
+        <w:t>.</w:t>
+      </w:r>
+    </w:p>
+    <w:p>
+      <w:pPr/>
+      <w:r>
+        <w:rPr>
+          <w:b/>
+          <w:color w:val="3A2A1E"/>
+        </w:rPr>
+        <w:t>Ölçüt yıldız değil, kusursuz tur.</w:t>
+      </w:r>
+      <w:r>
+        <w:rPr>
+          <w:color w:val="3A2A1E"/>
+        </w:rPr>
+        <w:t xml:space="preserve"> İlk yazılan kural yıldıza bakıyordu ve Filiz'de her çocuğu üç turda yukarı iterdi — o bantta bitiren herkes üç yıldız alıyor (</w:t>
+      </w:r>
+      <w:r>
+        <w:rPr>
+          <w:rFonts w:ascii="Consolas" w:hAnsi="Consolas"/>
+          <w:color w:val="3A2A1E"/>
+          <w:sz w:val="20"/>
+        </w:rPr>
+        <w:t>StarRating</w:t>
+      </w:r>
+      <w:r>
+        <w:rPr>
+          <w:color w:val="3A2A1E"/>
+        </w:rPr>
+        <w:t xml:space="preserve">). Yıldız üç bantta üç ayrı şey ölçüyor; </w:t>
+      </w:r>
+      <w:r>
+        <w:rPr>
+          <w:b/>
+          <w:color w:val="3A2A1E"/>
+        </w:rPr>
+        <w:t>üç yıldız ve sıfır hata</w:t>
+      </w:r>
+      <w:r>
+        <w:rPr>
+          <w:color w:val="3A2A1E"/>
+        </w:rPr>
+        <w:t xml:space="preserve"> üçünde de aynı şeyi söylüyor: bu tur çocuğa zor gelmedi. Fidan'da da fark yaratıyor, orada bir hata üç yıldızı bozmuyor.</w:t>
+      </w:r>
+    </w:p>
+    <w:p>
+      <w:pPr/>
+      <w:r>
+        <w:rPr>
+          <w:b/>
+          <w:color w:val="3A2A1E"/>
+        </w:rPr>
+        <w:t>Değişen yalnızca knob'lar.</w:t>
+      </w:r>
+      <w:r>
+        <w:rPr>
+          <w:color w:val="3A2A1E"/>
+        </w:rPr>
+        <w:t xml:space="preserve"> Kademe </w:t>
+      </w:r>
+      <w:r>
+        <w:rPr>
+          <w:rFonts w:ascii="Consolas" w:hAnsi="Consolas"/>
+          <w:color w:val="3A2A1E"/>
+          <w:sz w:val="20"/>
+        </w:rPr>
+        <w:t>BandValue&lt;T&gt;</w:t>
+      </w:r>
+      <w:r>
+        <w:rPr>
+          <w:color w:val="3A2A1E"/>
+        </w:rPr>
+        <w:t xml:space="preserve"> aramasını bir üst banda kaydırıyor (</w:t>
+      </w:r>
+      <w:r>
+        <w:rPr>
+          <w:rFonts w:ascii="Consolas" w:hAnsi="Consolas"/>
+          <w:color w:val="3A2A1E"/>
+          <w:sz w:val="20"/>
+        </w:rPr>
+        <w:t>Player.KnobBand</w:t>
+      </w:r>
+      <w:r>
+        <w:rPr>
+          <w:color w:val="3A2A1E"/>
+        </w:rPr>
+        <w:t xml:space="preserve">); </w:t>
+      </w:r>
+      <w:r>
+        <w:rPr>
+          <w:rFonts w:ascii="Consolas" w:hAnsi="Consolas"/>
+          <w:color w:val="3A2A1E"/>
+          <w:sz w:val="20"/>
+        </w:rPr>
+        <w:t>DifficultyProfile</w:t>
+      </w:r>
+      <w:r>
+        <w:rPr>
+          <w:color w:val="3A2A1E"/>
+        </w:rPr>
+        <w:t xml:space="preserve"> çocuğun </w:t>
+      </w:r>
+      <w:r>
+        <w:rPr>
+          <w:b/>
+          <w:color w:val="3A2A1E"/>
+        </w:rPr>
+        <w:t>gerçek</w:t>
+      </w:r>
+      <w:r>
+        <w:rPr>
+          <w:color w:val="3A2A1E"/>
+        </w:rPr>
+        <w:t xml:space="preserve"> bandında kalıyor. Yani yukarı çıkan bir Filiz çocuğu daha çok parça görüyor ama zamanlayıcı, yazı ve kaybetme yine gelmiyor — onlar zorluk değil, yaşa uygunluk kuralları. Yıldız da gerçek bantla veriliyor, yani zorlaşmış tur çocuğun ödülünü kısmıyor. İçerik havuzları da gerçek banttan geliyor (</w:t>
+      </w:r>
+      <w:r>
+        <w:rPr>
+          <w:rFonts w:ascii="Consolas" w:hAnsi="Consolas"/>
+          <w:color w:val="3A2A1E"/>
+          <w:sz w:val="20"/>
+        </w:rPr>
+        <w:t>HuntContent</w:t>
+      </w:r>
+      <w:r>
+        <w:rPr>
+          <w:color w:val="3A2A1E"/>
+        </w:rPr>
+        <w:t xml:space="preserve">, </w:t>
+      </w:r>
+      <w:r>
+        <w:rPr>
+          <w:rFonts w:ascii="Consolas" w:hAnsi="Consolas"/>
+          <w:color w:val="3A2A1E"/>
+          <w:sz w:val="20"/>
+        </w:rPr>
+        <w:t>LetterTraceContent</w:t>
+      </w:r>
+      <w:r>
+        <w:rPr>
+          <w:color w:val="3A2A1E"/>
+        </w:rPr>
+        <w:t>): harf dağarcığı yaşa bağlı, tur uzunluğu kademeye.</w:t>
+      </w:r>
+    </w:p>
+    <w:p>
+      <w:pPr/>
+      <w:r>
+        <w:rPr>
+          <w:b/>
+          <w:color w:val="3A2A1E"/>
+        </w:rPr>
+        <w:t>Kademe oyun başına ve oyuncu başına.</w:t>
+      </w:r>
+      <w:r>
+        <w:rPr>
+          <w:color w:val="3A2A1E"/>
+        </w:rPr>
+        <w:t xml:space="preserve"> Yapbozda ustalaşmış çocuk Yolu Bul'da usta değil; tek bir "seviye" bütün kütüphaneyi birden zorlaştırırdı. Sıralı oyunda da her oyuncunun kendi kademesi var — </w:t>
+      </w:r>
+      <w:r>
+        <w:rPr>
+          <w:rFonts w:ascii="Consolas" w:hAnsi="Consolas"/>
+          <w:color w:val="3A2A1E"/>
+          <w:sz w:val="20"/>
+        </w:rPr>
+        <w:t>Player</w:t>
+      </w:r>
+      <w:r>
+        <w:rPr>
+          <w:color w:val="3A2A1E"/>
+        </w:rPr>
+        <w:t xml:space="preserve"> kaydına eklendi, yani kardeşler aynı turda farklı zorluklarda oynuyor. Bant da anahtarın parçası: bant değiştiren çocuk yeni bandına eski bandındaki ustalığıyla girmiyor.</w:t>
+      </w:r>
+    </w:p>
+    <w:p>
+      <w:pPr/>
+      <w:r>
+        <w:rPr>
+          <w:b/>
+          <w:color w:val="3A2A1E"/>
+        </w:rPr>
+        <w:t>Görünür olmak zorunda.</w:t>
+      </w:r>
+      <w:r>
+        <w:rPr>
+          <w:color w:val="3A2A1E"/>
+        </w:rPr>
+        <w:t xml:space="preserve"> Sessizce zorlaşan bir oyun ebeveyne bozulmuş gibi görünür ("dün yapıyordu, bugün yapamıyor") ve rapordaki düşen yıldız gerileme sanılır. Dört yer birden:</w:t>
+      </w:r>
+    </w:p>
+    <w:p>
+      <w:pPr>
+        <w:pStyle w:val="ListBullet"/>
+      </w:pPr>
+      <w:r>
+        <w:rPr>
+          <w:color w:val="3A2A1E"/>
+        </w:rPr>
+        <w:t xml:space="preserve">ana ekranda kutucuğun üstünde bir </w:t>
+      </w:r>
+      <w:r>
+        <w:rPr>
+          <w:b/>
+          <w:color w:val="3A2A1E"/>
+        </w:rPr>
+        <w:t>↑ Zorlu</w:t>
+      </w:r>
+      <w:r>
+        <w:rPr>
+          <w:color w:val="3A2A1E"/>
+        </w:rPr>
+        <w:t xml:space="preserve"> rozeti (kalıcı işaret)</w:t>
+      </w:r>
+    </w:p>
+    <w:p>
+      <w:pPr>
+        <w:pStyle w:val="ListBullet"/>
+      </w:pPr>
+      <w:r>
+        <w:rPr>
+          <w:color w:val="3A2A1E"/>
+        </w:rPr>
+        <w:t xml:space="preserve">tur sonu ekranında bir cümle — kademe </w:t>
+      </w:r>
+      <w:r>
+        <w:rPr>
+          <w:b/>
+          <w:color w:val="3A2A1E"/>
+        </w:rPr>
+        <w:t>o turla</w:t>
+      </w:r>
+      <w:r>
+        <w:rPr>
+          <w:color w:val="3A2A1E"/>
+        </w:rPr>
+        <w:t xml:space="preserve"> atlandıysa (olayın kendisi)</w:t>
+      </w:r>
+    </w:p>
+    <w:p>
+      <w:pPr>
+        <w:pStyle w:val="ListBullet"/>
+      </w:pPr>
+      <w:r>
+        <w:rPr>
+          <w:color w:val="3A2A1E"/>
+        </w:rPr>
+        <w:t>ebeveyn raporunda oyun satırının yanında aynı işaret</w:t>
+      </w:r>
+    </w:p>
+    <w:p>
+      <w:pPr>
+        <w:pStyle w:val="ListBullet"/>
+      </w:pPr>
+      <w:r>
+        <w:rPr>
+          <w:color w:val="3A2A1E"/>
+        </w:rPr>
+        <w:t>profil ekranında bir anahtar: ebeveyn bütünüyle kapatabiliyor</w:t>
+      </w:r>
+    </w:p>
+    <w:p>
+      <w:pPr/>
+      <w:r>
+        <w:rPr>
+          <w:color w:val="3A2A1E"/>
+        </w:rPr>
+        <w:t xml:space="preserve">Anahtarın varsayılanı </w:t>
+      </w:r>
+      <w:r>
+        <w:rPr>
+          <w:b/>
+          <w:color w:val="3A2A1E"/>
+        </w:rPr>
+        <w:t>açık</w:t>
+      </w:r>
+      <w:r>
+        <w:rPr>
+          <w:color w:val="3A2A1E"/>
+        </w:rPr>
+        <w:t xml:space="preserve"> — oyun süresi sınırının tersine. Fark şurada: sınır kapalıyken açılırsa çocuk birden kilitleniyor, uyarlama ise yalnızca zaten ustalaşılmış tek bir oyunu bir kademe zorlaştırıyor ve her yerde görünür duruyor. Ayar profil başına (</w:t>
+      </w:r>
+      <w:r>
+        <w:rPr>
+          <w:rFonts w:ascii="Consolas" w:hAnsi="Consolas"/>
+          <w:color w:val="3A2A1E"/>
+          <w:sz w:val="20"/>
+        </w:rPr>
+        <w:t>adaptive:&lt;profil&gt;</w:t>
+      </w:r>
+      <w:r>
+        <w:rPr>
+          <w:color w:val="3A2A1E"/>
+        </w:rPr>
+        <w:t>), profil silinince o da siliniyor.</w:t>
+      </w:r>
+    </w:p>
+    <w:p>
+      <w:pPr/>
+      <w:r>
+        <w:rPr>
+          <w:color w:val="3A2A1E"/>
+        </w:rPr>
+        <w:t>İki ayrıntı yazarken çıktı:</w:t>
+      </w:r>
+    </w:p>
+    <w:p>
+      <w:pPr/>
+      <w:r>
+        <w:rPr>
+          <w:b/>
+          <w:color w:val="3A2A1E"/>
+        </w:rPr>
+        <w:t>"Tekrar oyna" kademeyi tazelemek zorunda.</w:t>
+      </w:r>
+      <w:r>
+        <w:rPr>
+          <w:color w:val="3A2A1E"/>
+        </w:rPr>
+        <w:t xml:space="preserve"> Sonuç ekranı bekleyen oturuma dönüyor; oturumun kademesi yenilenmeseydi üst üste oynayan çocuk ana ekrana dönene kadar hiç yukarı çıkamazdı — yani tam da en çok oynayan çocuk. Tazeleme </w:t>
+      </w:r>
+      <w:r>
+        <w:rPr>
+          <w:rFonts w:ascii="Consolas" w:hAnsi="Consolas"/>
+          <w:color w:val="3A2A1E"/>
+          <w:sz w:val="20"/>
+        </w:rPr>
+        <w:t>RoundResultViewModel.RefreshStepsAsync</w:t>
+      </w:r>
+      <w:r>
+        <w:rPr>
+          <w:color w:val="3A2A1E"/>
+        </w:rPr>
+        <w:t xml:space="preserve"> içinde, duyuru da orada.</w:t>
+      </w:r>
+    </w:p>
+    <w:p>
+      <w:pPr/>
+      <w:r>
+        <w:rPr>
+          <w:b/>
+          <w:color w:val="3A2A1E"/>
+        </w:rPr>
+        <w:t>Ana ekran oyun başına sorgu yapıyor.</w:t>
+      </w:r>
+      <w:r>
+        <w:rPr>
+          <w:color w:val="3A2A1E"/>
+        </w:rPr>
+        <w:t xml:space="preserve"> Tek sorguya sığdırmak "her oyunun son üç turu"nu pencereli bir okumaya çevirirdi ve pencerenin dışında kalan bir oyunda rozet gerçeği tutmazdı. Bunun yerine </w:t>
+      </w:r>
+      <w:r>
+        <w:rPr>
+          <w:b/>
+          <w:color w:val="3A2A1E"/>
+        </w:rPr>
+        <w:t>eleme</w:t>
+      </w:r>
+      <w:r>
+        <w:rPr>
+          <w:color w:val="3A2A1E"/>
+        </w:rPr>
+        <w:t>: bir oyunun kademesi için o bantta en az üç tur gerekiyor ve tur sayısı ilerleme satırında zaten duruyor, yani yeterince oynanmamış oyunlar hiç sorulmuyor. Elemesiz hâli, hiç oynanmamış her oyun için bütün geçmişi baştan sona geziyordu.</w:t>
+      </w:r>
+    </w:p>
+    <w:p>
+      <w:pPr/>
+      <w:r>
+        <w:rPr>
+          <w:b/>
+          <w:color w:val="3A2A1E"/>
+        </w:rPr>
+        <w:t>Bilinen sınır:</w:t>
+      </w:r>
+      <w:r>
+        <w:rPr>
+          <w:color w:val="3A2A1E"/>
+        </w:rPr>
+        <w:t xml:space="preserve"> Meşe en üst bant, </w:t>
+      </w:r>
+      <w:r>
+        <w:rPr>
+          <w:rFonts w:ascii="Consolas" w:hAnsi="Consolas"/>
+          <w:color w:val="3A2A1E"/>
+          <w:sz w:val="20"/>
+        </w:rPr>
+        <w:t>BandValue&lt;T&gt;</w:t>
+      </w:r>
+      <w:r>
+        <w:rPr>
+          <w:color w:val="3A2A1E"/>
+        </w:rPr>
+        <w:t xml:space="preserve"> içinde gidilecek bir sütun yok ve orada kademe hep </w:t>
+      </w:r>
+      <w:r>
+        <w:rPr>
+          <w:rFonts w:ascii="Consolas" w:hAnsi="Consolas"/>
+          <w:color w:val="3A2A1E"/>
+          <w:sz w:val="20"/>
+        </w:rPr>
+        <w:t>Base</w:t>
+      </w:r>
+      <w:r>
+        <w:rPr>
+          <w:color w:val="3A2A1E"/>
+        </w:rPr>
+        <w:t xml:space="preserve"> kalıyor — 8-9 yaşındaki bir çocuk kütüphanenin tavanını görebilir. Karşılığı, üç değerlik tabloya dördüncü bir sütun uydurmak olurdu; uydurulan sayı, olmayan bir kademeden kötü.</w:t>
+      </w:r>
+    </w:p>
+    <w:p>
+      <w:pPr/>
+      <w:r>
+        <w:rPr>
+          <w:color w:val="3A2A1E"/>
+        </w:rPr>
+        <w:t xml:space="preserve">Motor tarafı </w:t>
+      </w:r>
+      <w:r>
+        <w:rPr>
+          <w:rFonts w:ascii="Consolas" w:hAnsi="Consolas"/>
+          <w:color w:val="3A2A1E"/>
+          <w:sz w:val="20"/>
+        </w:rPr>
+        <w:t>Engine/Difficulty/AdaptiveDifficulty.cs</w:t>
+      </w:r>
+      <w:r>
+        <w:rPr>
+          <w:color w:val="3A2A1E"/>
+        </w:rPr>
+        <w:t xml:space="preserve">, veri tarafı </w:t>
+      </w:r>
+      <w:r>
+        <w:rPr>
+          <w:rFonts w:ascii="Consolas" w:hAnsi="Consolas"/>
+          <w:color w:val="3A2A1E"/>
+          <w:sz w:val="20"/>
+        </w:rPr>
+        <w:t>ProgressRepository.StepForAsync</w:t>
+      </w:r>
+      <w:r>
+        <w:rPr>
+          <w:color w:val="3A2A1E"/>
+        </w:rPr>
+        <w:t xml:space="preserve"> / </w:t>
+      </w:r>
+      <w:r>
+        <w:rPr>
+          <w:rFonts w:ascii="Consolas" w:hAnsi="Consolas"/>
+          <w:color w:val="3A2A1E"/>
+          <w:sz w:val="20"/>
+        </w:rPr>
+        <w:t>StepsForAsync</w:t>
+      </w:r>
+      <w:r>
+        <w:rPr>
+          <w:color w:val="3A2A1E"/>
+        </w:rPr>
+        <w:t>. 20 test.</w:t>
+      </w:r>
+    </w:p>
+    <w:p>
+      <w:pPr>
         <w:pStyle w:val="Heading2"/>
       </w:pPr>
       <w:r>
-        <w:t>Nerede bırakıldı (03.09.2026, ikinci oturum)</w:t>
+        <w:t>Nerede bırakıldı (07.09.2026)</w:t>
       </w:r>
     </w:p>
     <w:p>
@@ -4432,7 +5002,76 @@
         <w:rPr>
           <w:color w:val="3A2A1E"/>
         </w:rPr>
-        <w:t xml:space="preserve">Bu oturumda: İ5 (koleksiyon), Noktaları Birleştir, darbe numaraları, mağaza vitrini, minSdk 26, İ6 (oyun süresi sınırı) ve İ7 (Kategori Ayırma, Basit Toplama, Boyama). Çalışma ağacı temiz ve </w:t>
+        <w:t xml:space="preserve">Bu oturumda tek iş: </w:t>
+      </w:r>
+      <w:r>
+        <w:rPr>
+          <w:b/>
+          <w:color w:val="3A2A1E"/>
+        </w:rPr>
+        <w:t>İ8 — bant içi uyarlama.</w:t>
+      </w:r>
+      <w:r>
+        <w:rPr>
+          <w:color w:val="3A2A1E"/>
+        </w:rPr>
+        <w:t xml:space="preserve"> Yeni oyun yok, kütüphane 17'de. </w:t>
+      </w:r>
+      <w:r>
+        <w:rPr>
+          <w:b/>
+          <w:color w:val="3A2A1E"/>
+        </w:rPr>
+        <w:t>Testler 436</w:t>
+      </w:r>
+      <w:r>
+        <w:rPr>
+          <w:color w:val="3A2A1E"/>
+        </w:rPr>
+        <w:t xml:space="preserve"> (416'ydı; 12'si kuralın kendisi, 8'i veri tarafı). İçerik yol haritası İ1-İ8 ile </w:t>
+      </w:r>
+      <w:r>
+        <w:rPr>
+          <w:b/>
+          <w:color w:val="3A2A1E"/>
+        </w:rPr>
+        <w:t>tamamen kapandı</w:t>
+      </w:r>
+      <w:r>
+        <w:rPr>
+          <w:color w:val="3A2A1E"/>
+        </w:rPr>
+        <w:t>.</w:t>
+      </w:r>
+    </w:p>
+    <w:p>
+      <w:pPr>
+        <w:pStyle w:val="Heading3"/>
+      </w:pPr>
+      <w:r>
+        <w:t>Yarın ilk iş: paketi YENİDEN üret ve Play'e yükle</w:t>
+      </w:r>
+    </w:p>
+    <w:p>
+      <w:pPr/>
+      <w:r>
+        <w:rPr>
+          <w:color w:val="3A2A1E"/>
+        </w:rPr>
+        <w:t xml:space="preserve">Uygulama Play Console'a </w:t>
+      </w:r>
+      <w:r>
+        <w:rPr>
+          <w:b/>
+          <w:color w:val="3A2A1E"/>
+        </w:rPr>
+        <w:t>hiç yüklenmedi</w:t>
+      </w:r>
+      <w:r>
+        <w:rPr>
+          <w:color w:val="3A2A1E"/>
+        </w:rPr>
+        <w:t xml:space="preserve">; ilk paket versionCode </w:t>
       </w:r>
       <w:r>
         <w:rPr>
@@ -4440,26 +5079,313 @@
           <w:color w:val="3A2A1E"/>
           <w:sz w:val="20"/>
         </w:rPr>
-        <w:t>origin/main</w:t>
-      </w:r>
-      <w:r>
-        <w:rPr>
-          <w:color w:val="3A2A1E"/>
-        </w:rPr>
-        <w:t xml:space="preserve"> ile eşit. </w:t>
+        <w:t>1</w:t>
+      </w:r>
+      <w:r>
+        <w:rPr>
+          <w:color w:val="3A2A1E"/>
+        </w:rPr>
+        <w:t xml:space="preserve"> ile gidiyor ve kanal </w:t>
       </w:r>
       <w:r>
         <w:rPr>
           <w:b/>
           <w:color w:val="3A2A1E"/>
         </w:rPr>
-        <w:t>Kütüphane 17 oyun, testler 416.</w:t>
-      </w:r>
-      <w:r>
-        <w:rPr>
-          <w:color w:val="3A2A1E"/>
-        </w:rPr>
-        <w:t xml:space="preserve"> İçerik yol haritası İ1-İ7 kapandı.</w:t>
+        <w:t>internal testing</w:t>
+      </w:r>
+      <w:r>
+        <w:rPr>
+          <w:color w:val="3A2A1E"/>
+        </w:rPr>
+        <w:t xml:space="preserve"> olacak (production'a değil — gerçek tablette hiç oynanmadı ve production'a giden bir versionCode geri alınamıyor).</w:t>
+      </w:r>
+    </w:p>
+    <w:p>
+      <w:pPr/>
+      <w:r>
+        <w:rPr>
+          <w:b/>
+          <w:color w:val="3A2A1E"/>
+        </w:rPr>
+        <w:t>Elde duran paket bayat.</w:t>
+      </w:r>
+      <w:r>
+        <w:rPr>
+          <w:color w:val="3A2A1E"/>
+        </w:rPr>
+        <w:t xml:space="preserve"> 03.09.2026 23:41'de üretilen ve doğrulanan AAB (</w:t>
+      </w:r>
+      <w:r>
+        <w:rPr>
+          <w:rFonts w:ascii="Consolas" w:hAnsi="Consolas"/>
+          <w:color w:val="3A2A1E"/>
+          <w:sz w:val="20"/>
+        </w:rPr>
+        <w:t>io.ploofy.app</w:t>
+      </w:r>
+      <w:r>
+        <w:rPr>
+          <w:color w:val="3A2A1E"/>
+        </w:rPr>
+        <w:t xml:space="preserve">, versionCode </w:t>
+      </w:r>
+      <w:r>
+        <w:rPr>
+          <w:b/>
+          <w:color w:val="3A2A1E"/>
+        </w:rPr>
+        <w:t>1</w:t>
+      </w:r>
+      <w:r>
+        <w:rPr>
+          <w:color w:val="3A2A1E"/>
+        </w:rPr>
+        <w:t xml:space="preserve">, versionName 1.0, minSdk 26, targetSdk 36, </w:t>
+      </w:r>
+      <w:r>
+        <w:rPr>
+          <w:rFonts w:ascii="Consolas" w:hAnsi="Consolas"/>
+          <w:color w:val="3A2A1E"/>
+          <w:sz w:val="20"/>
+        </w:rPr>
+        <w:t>arm64-v8a</w:t>
+      </w:r>
+      <w:r>
+        <w:rPr>
+          <w:color w:val="3A2A1E"/>
+        </w:rPr>
+        <w:t xml:space="preserve"> + </w:t>
+      </w:r>
+      <w:r>
+        <w:rPr>
+          <w:rFonts w:ascii="Consolas" w:hAnsi="Consolas"/>
+          <w:color w:val="3A2A1E"/>
+          <w:sz w:val="20"/>
+        </w:rPr>
+        <w:t>x86_64</w:t>
+      </w:r>
+      <w:r>
+        <w:rPr>
+          <w:color w:val="3A2A1E"/>
+        </w:rPr>
+        <w:t xml:space="preserve">, imza </w:t>
+      </w:r>
+      <w:r>
+        <w:rPr>
+          <w:rFonts w:ascii="Consolas" w:hAnsi="Consolas"/>
+          <w:color w:val="3A2A1E"/>
+          <w:sz w:val="20"/>
+        </w:rPr>
+        <w:t>CN=Ali Kiratli, O=Ploofy</w:t>
+      </w:r>
+      <w:r>
+        <w:rPr>
+          <w:color w:val="3A2A1E"/>
+        </w:rPr>
+        <w:t xml:space="preserve">, SHA-256 </w:t>
+      </w:r>
+      <w:r>
+        <w:rPr>
+          <w:rFonts w:ascii="Consolas" w:hAnsi="Consolas"/>
+          <w:color w:val="3A2A1E"/>
+          <w:sz w:val="20"/>
+        </w:rPr>
+        <w:t>f7549556…4d27</w:t>
+      </w:r>
+      <w:r>
+        <w:rPr>
+          <w:color w:val="3A2A1E"/>
+        </w:rPr>
+        <w:t xml:space="preserve">) İ8'i </w:t>
+      </w:r>
+      <w:r>
+        <w:rPr>
+          <w:b/>
+          <w:color w:val="3A2A1E"/>
+        </w:rPr>
+        <w:t>içermiyor</w:t>
+      </w:r>
+      <w:r>
+        <w:rPr>
+          <w:color w:val="3A2A1E"/>
+        </w:rPr>
+        <w:t xml:space="preserve">. Notun kendi kuralı: içerik koda bağlı, notta yazılana değil. Yükleme öncesi yeniden üretilecek ve </w:t>
+      </w:r>
+      <w:r>
+        <w:rPr>
+          <w:rFonts w:ascii="Consolas" w:hAnsi="Consolas"/>
+          <w:color w:val="3A2A1E"/>
+          <w:sz w:val="20"/>
+        </w:rPr>
+        <w:t>aapt2 dump badging</w:t>
+      </w:r>
+      <w:r>
+        <w:rPr>
+          <w:color w:val="3A2A1E"/>
+        </w:rPr>
+        <w:t xml:space="preserve"> + </w:t>
+      </w:r>
+      <w:r>
+        <w:rPr>
+          <w:rFonts w:ascii="Consolas" w:hAnsi="Consolas"/>
+          <w:color w:val="3A2A1E"/>
+          <w:sz w:val="20"/>
+        </w:rPr>
+        <w:t>apksigner verify</w:t>
+      </w:r>
+      <w:r>
+        <w:rPr>
+          <w:color w:val="3A2A1E"/>
+        </w:rPr>
+        <w:t xml:space="preserve"> ile yine kontrol edilecek; versionCode </w:t>
+      </w:r>
+      <w:r>
+        <w:rPr>
+          <w:rFonts w:ascii="Consolas" w:hAnsi="Consolas"/>
+          <w:color w:val="3A2A1E"/>
+          <w:sz w:val="20"/>
+        </w:rPr>
+        <w:t>1</w:t>
+      </w:r>
+      <w:r>
+        <w:rPr>
+          <w:color w:val="3A2A1E"/>
+        </w:rPr>
+        <w:t xml:space="preserve"> kalıyor, çünkü henüz hiçbir şey yüklenmedi.</w:t>
+      </w:r>
+    </w:p>
+    <w:p>
+      <w:pPr/>
+      <w:r>
+        <w:rPr>
+          <w:color w:val="3A2A1E"/>
+        </w:rPr>
+        <w:t>Sıra:</w:t>
+      </w:r>
+    </w:p>
+    <w:p>
+      <w:pPr>
+        <w:pStyle w:val="ListNumber"/>
+      </w:pPr>
+      <w:r>
+        <w:rPr>
+          <w:color w:val="3A2A1E"/>
+        </w:rPr>
+        <w:t xml:space="preserve">Yüklenecek dosya: </w:t>
+      </w:r>
+      <w:r>
+        <w:rPr>
+          <w:rFonts w:ascii="Consolas" w:hAnsi="Consolas"/>
+          <w:color w:val="3A2A1E"/>
+          <w:sz w:val="20"/>
+        </w:rPr>
+        <w:t>src/Ploofy.App/bin/Release/net10.0-android/publish/io.ploofy.app-Signed.aab</w:t>
+      </w:r>
+      <w:r>
+        <w:rPr>
+          <w:color w:val="3A2A1E"/>
+        </w:rPr>
+        <w:t xml:space="preserve"> — aynı klasördeki </w:t>
+      </w:r>
+      <w:r>
+        <w:rPr>
+          <w:rFonts w:ascii="Consolas" w:hAnsi="Consolas"/>
+          <w:color w:val="3A2A1E"/>
+          <w:sz w:val="20"/>
+        </w:rPr>
+        <w:t>io.ploofy.app.aab</w:t>
+      </w:r>
+      <w:r>
+        <w:rPr>
+          <w:color w:val="3A2A1E"/>
+        </w:rPr>
+        <w:t xml:space="preserve"> </w:t>
+      </w:r>
+      <w:r>
+        <w:rPr>
+          <w:b/>
+          <w:color w:val="3A2A1E"/>
+        </w:rPr>
+        <w:t>imzasız</w:t>
+      </w:r>
+      <w:r>
+        <w:rPr>
+          <w:color w:val="3A2A1E"/>
+        </w:rPr>
+        <w:t xml:space="preserve">, Play kabul etmiyor. </w:t>
+      </w:r>
+      <w:r>
+        <w:rPr>
+          <w:rFonts w:ascii="Consolas" w:hAnsi="Consolas"/>
+          <w:color w:val="3A2A1E"/>
+          <w:sz w:val="20"/>
+        </w:rPr>
+        <w:t>.apk</w:t>
+      </w:r>
+      <w:r>
+        <w:rPr>
+          <w:color w:val="3A2A1E"/>
+        </w:rPr>
+        <w:t xml:space="preserve"> yalnızca tablete USB'den kurmak için</w:t>
+      </w:r>
+    </w:p>
+    <w:p>
+      <w:pPr>
+        <w:pStyle w:val="ListNumber"/>
+      </w:pPr>
+      <w:r>
+        <w:rPr>
+          <w:color w:val="3A2A1E"/>
+        </w:rPr>
+        <w:t xml:space="preserve">Console'daki metinler </w:t>
+      </w:r>
+      <w:r>
+        <w:rPr>
+          <w:rFonts w:ascii="Consolas" w:hAnsi="Consolas"/>
+          <w:color w:val="3A2A1E"/>
+          <w:sz w:val="20"/>
+        </w:rPr>
+        <w:t>docs/store/listing.md</w:t>
+      </w:r>
+      <w:r>
+        <w:rPr>
+          <w:color w:val="3A2A1E"/>
+        </w:rPr>
+        <w:t xml:space="preserve"> içinden kopyalanacak (üç dil, Data safety cevapları, IARC anketi, hedef kitle beyanı)</w:t>
+      </w:r>
+    </w:p>
+    <w:p>
+      <w:pPr>
+        <w:pStyle w:val="ListNumber"/>
+      </w:pPr>
+      <w:r>
+        <w:rPr>
+          <w:color w:val="3A2A1E"/>
+        </w:rPr>
+        <w:t xml:space="preserve">Koda dokunulduysa paketi </w:t>
+      </w:r>
+      <w:r>
+        <w:rPr>
+          <w:b/>
+          <w:color w:val="3A2A1E"/>
+        </w:rPr>
+        <w:t>yeniden üret</w:t>
+      </w:r>
+      <w:r>
+        <w:rPr>
+          <w:color w:val="3A2A1E"/>
+        </w:rPr>
+        <w:t>: içeriği koda bağlı, notta yazılana değil</w:t>
+      </w:r>
+    </w:p>
+    <w:p>
+      <w:pPr/>
+      <w:r>
+        <w:rPr>
+          <w:color w:val="3A2A1E"/>
+        </w:rPr>
+        <w:t>Ekran görüntüleri ve 1024×500 öne çıkan grafik hâlâ eksik ve ikisi de gerçek cihaz istiyor — internal testing bunları beklemeden yüklenebiliyor.</w:t>
       </w:r>
     </w:p>
     <w:p>
@@ -4467,29 +5393,68 @@
         <w:pStyle w:val="Heading3"/>
       </w:pPr>
       <w:r>
-        <w:t>Yarın ilk iş: paketi üret ve Play'e yükle</w:t>
+        <w:t>Yazılım tarafında sıradaki</w:t>
       </w:r>
     </w:p>
     <w:p>
       <w:pPr/>
       <w:r>
         <w:rPr>
-          <w:color w:val="3A2A1E"/>
-        </w:rPr>
-        <w:t xml:space="preserve">Uygulama Play Console'a </w:t>
-      </w:r>
-      <w:r>
-        <w:rPr>
           <w:b/>
           <w:color w:val="3A2A1E"/>
         </w:rPr>
-        <w:t>hiç yüklenmedi</w:t>
-      </w:r>
-      <w:r>
-        <w:rPr>
-          <w:color w:val="3A2A1E"/>
-        </w:rPr>
-        <w:t xml:space="preserve">; ilk paket versionCode </w:t>
+        <w:t>İçerik yol haritasında madde kalmadı.</w:t>
+      </w:r>
+      <w:r>
+        <w:rPr>
+          <w:color w:val="3A2A1E"/>
+        </w:rPr>
+        <w:t xml:space="preserve"> İ1-İ8 kapandı; buradan sonrası ya gerçek cihaz ya da bu makinenin dışında bir şey istiyor.</w:t>
+      </w:r>
+    </w:p>
+    <w:p>
+      <w:pPr/>
+      <w:r>
+        <w:rPr>
+          <w:b/>
+          <w:color w:val="3A2A1E"/>
+        </w:rPr>
+        <w:t>Asıl bekleyen sesli yönerge</w:t>
+      </w:r>
+      <w:r>
+        <w:rPr>
+          <w:color w:val="3A2A1E"/>
+        </w:rPr>
+        <w:t xml:space="preserve"> (5. bölümün sonu): dokuz öğretici oyunun yönergesi hâlâ tamamen görsel ve Filiz bandı okumuyor. Sentez yetmiyor, üç dilde insan kaydı gerekiyor — yani bu makinede yazılabilecek bir iş değil, kaydedilecek bir iş.</w:t>
+      </w:r>
+    </w:p>
+    <w:p>
+      <w:pPr/>
+      <w:r>
+        <w:rPr>
+          <w:b/>
+          <w:color w:val="3A2A1E"/>
+        </w:rPr>
+        <w:t>Ama asıl bekleyen hâlâ gerçek tablet ve liste iyice uzadı.</w:t>
+      </w:r>
+      <w:r>
+        <w:rPr>
+          <w:color w:val="3A2A1E"/>
+        </w:rPr>
+        <w:t xml:space="preserve"> Emülatör her şeyi gösterdi, iki şeyi ölçemiyor: parmağı ve hoparlörü. Son iki oturumda eklenen </w:t>
+      </w:r>
+      <w:r>
+        <w:rPr>
+          <w:b/>
+          <w:color w:val="3A2A1E"/>
+        </w:rPr>
+        <w:t>yedi oyun</w:t>
+      </w:r>
+      <w:r>
+        <w:rPr>
+          <w:color w:val="3A2A1E"/>
+        </w:rPr>
+        <w:t xml:space="preserve"> ve dört ekran hiç dokunulmadan yazıldı. Tableti USB'den tak, hata ayıklamayı aç, </w:t>
       </w:r>
       <w:r>
         <w:rPr>
@@ -4497,13 +5462,1171 @@
           <w:color w:val="3A2A1E"/>
           <w:sz w:val="20"/>
         </w:rPr>
+        <w:t>dotnet build src/Ploofy.App/Ploofy.App.csproj -f net10.0-android -t:Run</w:t>
+      </w:r>
+      <w:r>
+        <w:rPr>
+          <w:color w:val="3A2A1E"/>
+        </w:rPr>
+        <w:t>.</w:t>
+      </w:r>
+    </w:p>
+    <w:p>
+      <w:pPr/>
+      <w:r>
+        <w:rPr>
+          <w:color w:val="3A2A1E"/>
+        </w:rPr>
+        <w:t>Öncelik sırasıyla bakılacaklar:</w:t>
+      </w:r>
+    </w:p>
+    <w:p>
+      <w:pPr>
+        <w:pStyle w:val="ListBullet"/>
+      </w:pPr>
+      <w:r>
+        <w:rPr>
+          <w:b/>
+          <w:color w:val="3A2A1E"/>
+        </w:rPr>
+        <w:t>Sesler.</w:t>
+      </w:r>
+      <w:r>
+        <w:rPr>
+          <w:color w:val="3A2A1E"/>
+        </w:rPr>
+        <w:t xml:space="preserve"> Hiçbiri henüz kulakla duyulmadı. Ses seviyeleri birbirine göre dengeli mi (dokunuş sesi tekrar tekrar çalıyor, en alçağı o olmalı), tuş notaları ezgi gibi mi duyuluyor, tablet hoparlöründe tiz sesler (yıldız) cırlıyor mu. Ayarlardaki "Sesleri dene" düğmesi tam bunun için</w:t>
+      </w:r>
+    </w:p>
+    <w:p>
+      <w:pPr>
+        <w:pStyle w:val="ListBullet"/>
+      </w:pPr>
+      <w:r>
+        <w:rPr>
+          <w:b/>
+          <w:color w:val="3A2A1E"/>
+        </w:rPr>
+        <w:t>Yolu Bul'da Meşe toleransı</w:t>
+      </w:r>
+      <w:r>
+        <w:rPr>
+          <w:color w:val="3A2A1E"/>
+        </w:rPr>
+        <w:t xml:space="preserve"> (0,055) parmak ucuyla tutturulabiliyor mu — bunların en riskli olanı hâlâ bu</w:t>
+      </w:r>
+    </w:p>
+    <w:p>
+      <w:pPr>
+        <w:pStyle w:val="ListBullet"/>
+      </w:pPr>
+      <w:r>
+        <w:rPr>
+          <w:b/>
+          <w:color w:val="3A2A1E"/>
+        </w:rPr>
+        <w:t>Noktaları Birleştir'de dokunma isabeti.</w:t>
+      </w:r>
+      <w:r>
+        <w:rPr>
+          <w:color w:val="3A2A1E"/>
+        </w:rPr>
+        <w:t xml:space="preserve"> En dar tolerans 0,06, yani yedi yüz piksellik kenarda 84 piksel çap. Kâğıt üstünde yeterli; parmakla öyle mi. Özellikle en yoğun resim olan kelebekte (14 nokta)</w:t>
+      </w:r>
+    </w:p>
+    <w:p>
+      <w:pPr>
+        <w:pStyle w:val="ListBullet"/>
+      </w:pPr>
+      <w:r>
+        <w:rPr>
+          <w:b/>
+          <w:color w:val="3A2A1E"/>
+        </w:rPr>
+        <w:t>Harf Yazma'da rakamlar ve oklar okunuyor mu.</w:t>
+      </w:r>
+      <w:r>
+        <w:rPr>
+          <w:color w:val="3A2A1E"/>
+        </w:rPr>
+        <w:t xml:space="preserve"> Yerleşim PNG'de doğrulandı ama gerçek yazı tipiyle, gerçek ekran yoğunluğunda değil. Rakam dairesinin çapı </w:t>
+      </w:r>
+      <w:r>
+        <w:rPr>
+          <w:rFonts w:ascii="Consolas" w:hAnsi="Consolas"/>
+          <w:color w:val="3A2A1E"/>
+          <w:sz w:val="20"/>
+        </w:rPr>
+        <w:t>band * 0.34</w:t>
+      </w:r>
+      <w:r>
+        <w:rPr>
+          <w:color w:val="3A2A1E"/>
+        </w:rPr>
+        <w:t xml:space="preserve"> — küçük gelirse orası büyütülür</w:t>
+      </w:r>
+    </w:p>
+    <w:p>
+      <w:pPr>
+        <w:pStyle w:val="ListBullet"/>
+      </w:pPr>
+      <w:r>
+        <w:rPr>
+          <w:b/>
+          <w:color w:val="3A2A1E"/>
+        </w:rPr>
+        <w:t>Harf Yazma'da harflerin estetiği.</w:t>
+      </w:r>
+      <w:r>
+        <w:rPr>
+          <w:color w:val="3A2A1E"/>
+        </w:rPr>
+        <w:t xml:space="preserve"> S'nin kıvrımı, 6'nın halkası ve 2'nin kuyruğu hiçbir ekranda görülmedi. Nokta listeleri </w:t>
+      </w:r>
+      <w:r>
+        <w:rPr>
+          <w:rFonts w:ascii="Consolas" w:hAnsi="Consolas"/>
+          <w:color w:val="3A2A1E"/>
+          <w:sz w:val="20"/>
+        </w:rPr>
+        <w:t>GlyphShapes.cs</w:t>
+      </w:r>
+      <w:r>
+        <w:rPr>
+          <w:color w:val="3A2A1E"/>
+        </w:rPr>
+        <w:t xml:space="preserve"> içinde tek satırlık işler</w:t>
+      </w:r>
+    </w:p>
+    <w:p>
+      <w:pPr>
+        <w:pStyle w:val="ListBullet"/>
+      </w:pPr>
+      <w:r>
+        <w:rPr>
+          <w:b/>
+          <w:color w:val="3A2A1E"/>
+        </w:rPr>
+        <w:t>↑ Zorlu rozeti kutucukta nereye düşüyor.</w:t>
+      </w:r>
+      <w:r>
+        <w:rPr>
+          <w:color w:val="3A2A1E"/>
+        </w:rPr>
+        <w:t xml:space="preserve"> Ana ekran kutucuğu 164 birim; rozet simge dairesinin sol altına konuyor ve daireyle bir miktar üst üste biniyor (ücretsiz rozetinin sol üstte yaptığı gibi). Kâğıt üstünde tutarlı; gerçek ekranda çirkin durursa </w:t>
+      </w:r>
+      <w:r>
+        <w:rPr>
+          <w:rFonts w:ascii="Consolas" w:hAnsi="Consolas"/>
+          <w:color w:val="3A2A1E"/>
+          <w:sz w:val="20"/>
+        </w:rPr>
+        <w:t>HomePage.xaml</w:t>
+      </w:r>
+      <w:r>
+        <w:rPr>
+          <w:color w:val="3A2A1E"/>
+        </w:rPr>
+        <w:t xml:space="preserve"> içinde tek satırlık iş</w:t>
+      </w:r>
+    </w:p>
+    <w:p>
+      <w:pPr>
+        <w:pStyle w:val="ListBullet"/>
+      </w:pPr>
+      <w:r>
+        <w:rPr>
+          <w:b/>
+          <w:color w:val="3A2A1E"/>
+        </w:rPr>
+        <w:t>Koleksiyon ekranı yatay ekrana sığıyor mu.</w:t>
+      </w:r>
+      <w:r>
+        <w:rPr>
+          <w:color w:val="3A2A1E"/>
+        </w:rPr>
+        <w:t xml:space="preserve"> Otuz iki avatar, 72 birim genişliğinde kutucuklarla sarmalanıyor; kaydırma gerekiyorsa sorun değil ama sıradaki ödül kartı ekranın üstünde kalmalı</w:t>
+      </w:r>
+    </w:p>
+    <w:p>
+      <w:pPr>
+        <w:pStyle w:val="ListBullet"/>
+      </w:pPr>
+      <w:r>
+        <w:rPr>
+          <w:b/>
+          <w:color w:val="3A2A1E"/>
+        </w:rPr>
+        <w:t>Boyama'da alanlara parmakla basılabiliyor mu.</w:t>
+      </w:r>
+      <w:r>
+        <w:rPr>
+          <w:color w:val="3A2A1E"/>
+        </w:rPr>
+        <w:t xml:space="preserve"> En küçük alan balığın gözü (yarıçap 0,045) — ekranın kısa kenarında yaklaşık 60 piksel çap. Küçük gelirse gözü büyüt, </w:t>
+      </w:r>
+      <w:r>
+        <w:rPr>
+          <w:rFonts w:ascii="Consolas" w:hAnsi="Consolas"/>
+          <w:color w:val="3A2A1E"/>
+          <w:sz w:val="20"/>
+        </w:rPr>
+        <w:t>ColoringPictures.cs</w:t>
+      </w:r>
+      <w:r>
+        <w:rPr>
+          <w:color w:val="3A2A1E"/>
+        </w:rPr>
+        <w:t xml:space="preserve"> içinde tek satır</w:t>
+      </w:r>
+    </w:p>
+    <w:p>
+      <w:pPr>
+        <w:pStyle w:val="ListBullet"/>
+      </w:pPr>
+      <w:r>
+        <w:rPr>
+          <w:b/>
+          <w:color w:val="3A2A1E"/>
+        </w:rPr>
+        <w:t>Kategori Ayırma'da kutular yatay ekrana sığıyor mu</w:t>
+      </w:r>
+      <w:r>
+        <w:rPr>
+          <w:color w:val="3A2A1E"/>
+        </w:rPr>
+        <w:t>, üç kutuda dokunma hedefi 64 birimin altına düşüyor mu</w:t>
+      </w:r>
+    </w:p>
+    <w:p>
+      <w:pPr>
+        <w:pStyle w:val="ListBullet"/>
+      </w:pPr>
+      <w:r>
+        <w:rPr>
+          <w:b/>
+          <w:color w:val="3A2A1E"/>
+        </w:rPr>
+        <w:t>Toplama'da dokuz nesne yan yana sığıyor mu.</w:t>
+      </w:r>
+      <w:r>
+        <w:rPr>
+          <w:color w:val="3A2A1E"/>
+        </w:rPr>
+        <w:t xml:space="preserve"> Meşe'de sağ küme dokuza kadar çıkıyor; sarmalanma çirkin durursa nesne boyutu küçültülür</w:t>
+      </w:r>
+    </w:p>
+    <w:p>
+      <w:pPr>
+        <w:pStyle w:val="ListBullet"/>
+      </w:pPr>
+      <w:r>
+        <w:rPr>
+          <w:b/>
+          <w:color w:val="3A2A1E"/>
+        </w:rPr>
+        <w:t>Sırala'da Meşe'nin ardışık miktarları</w:t>
+      </w:r>
+      <w:r>
+        <w:rPr>
+          <w:color w:val="3A2A1E"/>
+        </w:rPr>
+        <w:t xml:space="preserve"> gerçekten sayılabiliyor mu</w:t>
+      </w:r>
+    </w:p>
+    <w:p>
+      <w:pPr>
+        <w:pStyle w:val="ListBullet"/>
+      </w:pPr>
+      <w:r>
+        <w:rPr>
+          <w:b/>
+          <w:color w:val="3A2A1E"/>
+        </w:rPr>
+        <w:t>Örüntü'de dokuz kutucuk</w:t>
+      </w:r>
+      <w:r>
+        <w:rPr>
+          <w:color w:val="3A2A1E"/>
+        </w:rPr>
+        <w:t xml:space="preserve"> yatay ekrana sığıyor mu, dokunma hedefi 64 birimin altına düşüyor mu</w:t>
+      </w:r>
+    </w:p>
+    <w:p>
+      <w:pPr>
+        <w:pStyle w:val="ListBullet"/>
+      </w:pPr>
+      <w:r>
+        <w:rPr>
+          <w:color w:val="3A2A1E"/>
+        </w:rPr>
+        <w:t>Sepeti Tut'ta düşme hızı Fidan bandında adil mi, sepet parmağı gecikmeden takip ediyor mu</w:t>
+      </w:r>
+    </w:p>
+    <w:p>
+      <w:pPr>
+        <w:pStyle w:val="ListBullet"/>
+      </w:pPr>
+      <w:r>
+        <w:rPr>
+          <w:color w:val="3A2A1E"/>
+        </w:rPr>
+        <w:t>Sırayı Tekrarla'da 750 ms gösterim hızı Filiz bandında takip edilebiliyor mu</w:t>
+      </w:r>
+    </w:p>
+    <w:p>
+      <w:pPr>
+        <w:pStyle w:val="ListBullet"/>
+      </w:pPr>
+      <w:r>
+        <w:rPr>
+          <w:color w:val="3A2A1E"/>
+        </w:rPr>
+        <w:t>Yapboz'da Meşe'nin on altı parçası bir turu fazla uzatıyor mu</w:t>
+      </w:r>
+    </w:p>
+    <w:p>
+      <w:pPr>
+        <w:pStyle w:val="ListBullet"/>
+      </w:pPr>
+      <w:r>
+        <w:rPr>
+          <w:color w:val="3A2A1E"/>
+        </w:rPr>
+        <w:t>İkon başlatıcıda nasıl duruyor (uyarlanabilir maske yüzü kırpıyor mu)</w:t>
+      </w:r>
+    </w:p>
+    <w:p>
+      <w:pPr/>
+      <w:r>
+        <w:rPr>
+          <w:color w:val="3A2A1E"/>
+        </w:rPr>
+        <w:t>Sürümü bloke edenler 4. bölümde, içerik yol haritası 5. bölümde.</w:t>
+      </w:r>
+    </w:p>
+    <w:p>
+      <w:pPr>
+        <w:pStyle w:val="Heading2"/>
+      </w:pPr>
+      <w:r>
+        <w:t>2. Depo düzeni</w:t>
+      </w:r>
+    </w:p>
+    <w:p>
+      <w:pPr>
+        <w:pStyle w:val="ListBullet"/>
+      </w:pPr>
+      <w:r>
+        <w:rPr>
+          <w:b/>
+          <w:color w:val="3A2A1E"/>
+        </w:rPr>
+        <w:t>src/Ploofy.Engine</w:t>
+      </w:r>
+      <w:r>
+        <w:rPr>
+          <w:color w:val="3A2A1E"/>
+        </w:rPr>
+        <w:t xml:space="preserve"> — oyun mantığı, UI'ya sıfır bağımlılık (net10.0)</w:t>
+      </w:r>
+    </w:p>
+    <w:p>
+      <w:pPr>
+        <w:pStyle w:val="ListBullet"/>
+      </w:pPr>
+      <w:r>
+        <w:rPr>
+          <w:b/>
+          <w:color w:val="3A2A1E"/>
+        </w:rPr>
+        <w:t>src/Ploofy.Data</w:t>
+      </w:r>
+      <w:r>
+        <w:rPr>
+          <w:color w:val="3A2A1E"/>
+        </w:rPr>
+        <w:t xml:space="preserve"> — SQLite ilerleme deposu (net10.0)</w:t>
+      </w:r>
+    </w:p>
+    <w:p>
+      <w:pPr>
+        <w:pStyle w:val="ListBullet"/>
+      </w:pPr>
+      <w:r>
+        <w:rPr>
+          <w:b/>
+          <w:color w:val="3A2A1E"/>
+        </w:rPr>
+        <w:t>src/Ploofy.Ui</w:t>
+      </w:r>
+      <w:r>
+        <w:rPr>
+          <w:color w:val="3A2A1E"/>
+        </w:rPr>
+        <w:t xml:space="preserve"> — ortak MAUI arayüz katmanı: tema, çizim, ses/haptik, ebeveyn kilidi</w:t>
+      </w:r>
+    </w:p>
+    <w:p>
+      <w:pPr>
+        <w:pStyle w:val="ListBullet"/>
+      </w:pPr>
+      <w:r>
+        <w:rPr>
+          <w:b/>
+          <w:color w:val="3A2A1E"/>
+        </w:rPr>
+        <w:t>src/Ploofy.Ui/Painting/TrendPainter.cs</w:t>
+      </w:r>
+      <w:r>
+        <w:rPr>
+          <w:color w:val="3A2A1E"/>
+        </w:rPr>
+        <w:t xml:space="preserve">, </w:t>
+      </w:r>
+      <w:r>
+        <w:rPr>
+          <w:b/>
+          <w:color w:val="3A2A1E"/>
+        </w:rPr>
+        <w:t>LineUpPainter.cs</w:t>
+      </w:r>
+      <w:r>
+        <w:rPr>
+          <w:color w:val="3A2A1E"/>
+        </w:rPr>
+        <w:t xml:space="preserve"> — rapordaki grafiğin ve Sırala'nın çizimi; MAUI'den bağımsız, bu yüzden konsoldan PNG'ye alınıp gözle bakılabiliyor</w:t>
+      </w:r>
+    </w:p>
+    <w:p>
+      <w:pPr>
+        <w:pStyle w:val="ListBullet"/>
+      </w:pPr>
+      <w:r>
+        <w:rPr>
+          <w:b/>
+          <w:color w:val="3A2A1E"/>
+        </w:rPr>
+        <w:t>docs/store/listing.md</w:t>
+      </w:r>
+      <w:r>
+        <w:rPr>
+          <w:color w:val="3A2A1E"/>
+        </w:rPr>
+        <w:t xml:space="preserve"> — mağaza vitrininin kaynağı: üç dilde metinler, Data safety ve içerik derecelendirme cevapları, ekran görüntüsü listesi</w:t>
+      </w:r>
+    </w:p>
+    <w:p>
+      <w:pPr>
+        <w:pStyle w:val="ListBullet"/>
+      </w:pPr>
+      <w:r>
+        <w:rPr>
+          <w:b/>
+          <w:color w:val="3A2A1E"/>
+        </w:rPr>
+        <w:t>src/Ploofy.App</w:t>
+      </w:r>
+      <w:r>
+        <w:rPr>
+          <w:color w:val="3A2A1E"/>
+        </w:rPr>
+        <w:t xml:space="preserve"> — MAUI uygulaması (Android + iOS; Windows sadece geliştirme için)</w:t>
+      </w:r>
+    </w:p>
+    <w:p>
+      <w:pPr>
+        <w:pStyle w:val="ListBullet"/>
+      </w:pPr>
+      <w:r>
+        <w:rPr>
+          <w:b/>
+          <w:color w:val="3A2A1E"/>
+        </w:rPr>
+        <w:t>tests/Ploofy.Engine.Tests</w:t>
+      </w:r>
+      <w:r>
+        <w:rPr>
+          <w:color w:val="3A2A1E"/>
+        </w:rPr>
+        <w:t xml:space="preserve"> — xUnit, motor + depo</w:t>
+      </w:r>
+    </w:p>
+    <w:p>
+      <w:pPr>
+        <w:pStyle w:val="ListBullet"/>
+      </w:pPr>
+      <w:r>
+        <w:rPr>
+          <w:b/>
+          <w:color w:val="3A2A1E"/>
+        </w:rPr>
+        <w:t>content/strings.tsv</w:t>
+      </w:r>
+      <w:r>
+        <w:rPr>
+          <w:color w:val="3A2A1E"/>
+        </w:rPr>
+        <w:t xml:space="preserve"> — üç dilin metinleri, tek kaynak</w:t>
+      </w:r>
+    </w:p>
+    <w:p>
+      <w:pPr>
+        <w:pStyle w:val="ListBullet"/>
+      </w:pPr>
+      <w:r>
+        <w:rPr>
+          <w:b/>
+          <w:color w:val="3A2A1E"/>
+        </w:rPr>
+        <w:t>docs/store</w:t>
+      </w:r>
+      <w:r>
+        <w:rPr>
+          <w:color w:val="3A2A1E"/>
+        </w:rPr>
+        <w:t xml:space="preserve"> — gizlilik politikası, Impressum ve tanıtım sayfası; yayın nüshası </w:t>
+      </w:r>
+      <w:r>
+        <w:rPr>
+          <w:rFonts w:ascii="Consolas" w:hAnsi="Consolas"/>
+          <w:color w:val="3A2A1E"/>
+          <w:sz w:val="20"/>
+        </w:rPr>
+        <w:t>alikiratli/ploofy-web</w:t>
+      </w:r>
+      <w:r>
+        <w:rPr>
+          <w:color w:val="3A2A1E"/>
+        </w:rPr>
+        <w:t xml:space="preserve"> deposunda</w:t>
+      </w:r>
+    </w:p>
+    <w:p>
+      <w:pPr>
+        <w:pStyle w:val="ListBullet"/>
+      </w:pPr>
+      <w:r>
+        <w:rPr>
+          <w:b/>
+          <w:color w:val="3A2A1E"/>
+        </w:rPr>
+        <w:t>tools/build_strings.py</w:t>
+      </w:r>
+      <w:r>
+        <w:rPr>
+          <w:color w:val="3A2A1E"/>
+        </w:rPr>
+        <w:t xml:space="preserve"> — strings.tsv'den resx üretir</w:t>
+      </w:r>
+    </w:p>
+    <w:p>
+      <w:pPr>
+        <w:pStyle w:val="ListBullet"/>
+      </w:pPr>
+      <w:r>
+        <w:rPr>
+          <w:b/>
+          <w:color w:val="3A2A1E"/>
+        </w:rPr>
+        <w:t>tools/build_sounds.py</w:t>
+      </w:r>
+      <w:r>
+        <w:rPr>
+          <w:color w:val="3A2A1E"/>
+        </w:rPr>
+        <w:t xml:space="preserve"> — geri bildirim seslerini sentezler</w:t>
+      </w:r>
+    </w:p>
+    <w:p>
+      <w:pPr>
+        <w:pStyle w:val="Heading2"/>
+      </w:pPr>
+      <w:r>
+        <w:t>3. Şu an çalışan</w:t>
+      </w:r>
+    </w:p>
+    <w:p>
+      <w:pPr>
+        <w:pStyle w:val="ListBullet"/>
+      </w:pPr>
+      <w:r>
+        <w:rPr>
+          <w:color w:val="3A2A1E"/>
+        </w:rPr>
+        <w:t>Profil akışı: oluşturma, seçme, düzenleme, silme; ücretsiz katmanda tek profil sınırı. Ad, avatar ve yaş bandı sonradan değiştirilebiliyor</w:t>
+      </w:r>
+    </w:p>
+    <w:p>
+      <w:pPr>
+        <w:pStyle w:val="ListBullet"/>
+      </w:pPr>
+      <w:r>
+        <w:rPr>
+          <w:color w:val="3A2A1E"/>
+        </w:rPr>
+        <w:t>Ebeveyn kilidi: iki basamaklı aritmetik, yanlış cevapta soru değişiyor, beş dakika açık kalıyor</w:t>
+      </w:r>
+    </w:p>
+    <w:p>
+      <w:pPr>
+        <w:pStyle w:val="ListBullet"/>
+      </w:pPr>
+      <w:r>
+        <w:rPr>
+          <w:color w:val="3A2A1E"/>
+        </w:rPr>
+        <w:t>Günlük oyun süresi sınırı: profil başına, varsayılan kapalı, açılınca banda göre öneri. Süre dolunca ana ekran dinlenme kartına dönüyor; tur ortasında kesilmiyor, görünür geri sayım yok</w:t>
+      </w:r>
+    </w:p>
+    <w:p>
+      <w:pPr>
+        <w:pStyle w:val="ListBullet"/>
+      </w:pPr>
+      <w:r>
+        <w:rPr>
+          <w:color w:val="3A2A1E"/>
+        </w:rPr>
+        <w:t>Üç dil (tr/en/de), ayarlardan çalışırken değiştirilebiliyor</w:t>
+      </w:r>
+    </w:p>
+    <w:p>
+      <w:pPr>
+        <w:pStyle w:val="ListBullet"/>
+      </w:pPr>
+      <w:r>
+        <w:rPr>
+          <w:color w:val="3A2A1E"/>
+        </w:rPr>
+        <w:t>Ekran yatayda kilitli; ana ekran sütun sayısını genişliğe göre seçiyor</w:t>
+      </w:r>
+    </w:p>
+    <w:p>
+      <w:pPr>
+        <w:pStyle w:val="ListBullet"/>
+      </w:pPr>
+      <w:r>
+        <w:rPr>
+          <w:color w:val="3A2A1E"/>
+        </w:rPr>
+        <w:t>Üç yaş bandı (Filiz/Fidan/Meşe) her oyunun parametrelerini gerçekten ölçekliyor</w:t>
+      </w:r>
+    </w:p>
+    <w:p>
+      <w:pPr>
+        <w:pStyle w:val="ListBullet"/>
+      </w:pPr>
+      <w:r>
+        <w:rPr>
+          <w:color w:val="3A2A1E"/>
+        </w:rPr>
+        <w:t>Bant içi uyarlama: bir oyunu üst üste üç kez hatasız bitiren çocuk için yalnızca o oyun bir kademe zorlaşıyor. Bant, yıldız ve ekranlar aynı; değişim ana ekranda, tur sonunda ve raporda görünüyor, profil ekranından kapatılabiliyor</w:t>
+      </w:r>
+    </w:p>
+    <w:p>
+      <w:pPr>
+        <w:pStyle w:val="ListBullet"/>
+      </w:pPr>
+      <w:r>
+        <w:rPr>
+          <w:color w:val="3A2A1E"/>
+        </w:rPr>
+        <w:t>Eşleştirme Kartları: kart çevirme animasyonu, eşleşme zıplaması, sıralı oyun</w:t>
+      </w:r>
+    </w:p>
+    <w:p>
+      <w:pPr>
+        <w:pStyle w:val="ListBullet"/>
+      </w:pPr>
+      <w:r>
+        <w:rPr>
+          <w:color w:val="3A2A1E"/>
+        </w:rPr>
+        <w:t>Balon Patlatma: SkiaSharp yüzeyi, parlayan balonlar, patlama parçacıkları, hedef renk, süre</w:t>
+      </w:r>
+    </w:p>
+    <w:p>
+      <w:pPr>
+        <w:pStyle w:val="ListBullet"/>
+      </w:pPr>
+      <w:r>
+        <w:rPr>
+          <w:color w:val="3A2A1E"/>
+        </w:rPr>
+        <w:t>Şekil Ayırma: parmağı kare kare takip eden sürükleme, hayalet kutular, yanlış kutuda silkelenme</w:t>
+      </w:r>
+    </w:p>
+    <w:p>
+      <w:pPr>
+        <w:pStyle w:val="ListBullet"/>
+      </w:pPr>
+      <w:r>
+        <w:rPr>
+          <w:color w:val="3A2A1E"/>
+        </w:rPr>
+        <w:t>Harf/Sayı Avı: dile göre alfabe (tr/en/de), Meşe bandında küçük harfler ve benzer çeldiriciler</w:t>
+      </w:r>
+    </w:p>
+    <w:p>
+      <w:pPr>
+        <w:pStyle w:val="ListBullet"/>
+      </w:pPr>
+      <w:r>
+        <w:rPr>
+          <w:color w:val="3A2A1E"/>
+        </w:rPr>
+        <w:t>Say ve Eşleştir: nesne kümesi sürüklenip rakama bırakılıyor; miktar aralığı, çeldirici uzaklığı ve nesne dizilişi banda göre değişiyor</w:t>
+      </w:r>
+    </w:p>
+    <w:p>
+      <w:pPr>
+        <w:pStyle w:val="ListBullet"/>
+      </w:pPr>
+      <w:r>
+        <w:rPr>
+          <w:color w:val="3A2A1E"/>
+        </w:rPr>
+        <w:t>Sırayı Tekrarla: ekran diziyi oynatıyor, çocuk tekrarlıyor; tuşlar renk, şekil ve kendi notasını taşıyor, dizi her seviyede bir uzuyor</w:t>
+      </w:r>
+    </w:p>
+    <w:p>
+      <w:pPr>
+        <w:pStyle w:val="ListBullet"/>
+      </w:pPr>
+      <w:r>
+        <w:rPr>
+          <w:color w:val="3A2A1E"/>
+        </w:rPr>
+        <w:t>Sepeti Tut: düşen nesneler, ekranın her yerinden sürüklenen sepet; sepet darlığı, düşme hızı ve Meşe'de savrulma banda göre değişiyor</w:t>
+      </w:r>
+    </w:p>
+    <w:p>
+      <w:pPr>
+        <w:pStyle w:val="ListBullet"/>
+      </w:pPr>
+      <w:r>
+        <w:rPr>
+          <w:color w:val="3A2A1E"/>
+        </w:rPr>
+        <w:t>Yolu Bul: parmakla yol takibi; şerit kalınlığı, biçim havuzu ve kıvrım sayısı banda göre değişiyor</w:t>
+      </w:r>
+    </w:p>
+    <w:p>
+      <w:pPr>
+        <w:pStyle w:val="ListBullet"/>
+      </w:pPr>
+      <w:r>
+        <w:rPr>
+          <w:color w:val="3A2A1E"/>
+        </w:rPr>
+        <w:t>Yapboz: tohumdan üretilen resim, geçmeli tırnaklı kesim; hayalet ve parça sırası banda göre değişiyor</w:t>
+      </w:r>
+    </w:p>
+    <w:p>
+      <w:pPr>
+        <w:pStyle w:val="ListBullet"/>
+      </w:pPr>
+      <w:r>
+        <w:rPr>
+          <w:color w:val="3A2A1E"/>
+        </w:rPr>
+        <w:t>Harf Yazma: harfin darbeleri öğretilen sırayla parmakla çiziliyor; her darbenin yanında sırasının rakamı, ucunda yön oku — defterdeki gibi. Fidan kolay işaretleri, Meşe alfabenin tamamını görüyor</w:t>
+      </w:r>
+    </w:p>
+    <w:p>
+      <w:pPr>
+        <w:pStyle w:val="ListBullet"/>
+      </w:pPr>
+      <w:r>
+        <w:rPr>
+          <w:color w:val="3A2A1E"/>
+        </w:rPr>
+        <w:t>Örüntü: tekrar eden dizide eksik parçayı bulma; birim, boşluğun yeri ve seçenek sayısı banda göre değişiyor</w:t>
+      </w:r>
+    </w:p>
+    <w:p>
+      <w:pPr>
+        <w:pStyle w:val="ListBullet"/>
+      </w:pPr>
+      <w:r>
+        <w:rPr>
+          <w:color w:val="3A2A1E"/>
+        </w:rPr>
+        <w:t xml:space="preserve">Ebeveyn raporu: dönem seçici, günlük süre grafiği, özet sayılar ve oyun listesi; kaynağı her turun kaydedildiği </w:t>
+      </w:r>
+      <w:r>
+        <w:rPr>
+          <w:rFonts w:ascii="Consolas" w:hAnsi="Consolas"/>
+          <w:color w:val="3A2A1E"/>
+          <w:sz w:val="20"/>
+        </w:rPr>
+        <w:t>round_history</w:t>
+      </w:r>
+      <w:r>
+        <w:rPr>
+          <w:color w:val="3A2A1E"/>
+        </w:rPr>
+        <w:t xml:space="preserve"> tablosu</w:t>
+      </w:r>
+    </w:p>
+    <w:p>
+      <w:pPr>
+        <w:pStyle w:val="ListBullet"/>
+      </w:pPr>
+      <w:r>
+        <w:rPr>
+          <w:color w:val="3A2A1E"/>
+        </w:rPr>
+        <w:t>Sırala: parçaları boyuta (Filiz) ya da miktara (Fidan/Meşe) göre dizme; Meşe'de miktarlar ardışık ve yön değişebiliyor</w:t>
+      </w:r>
+    </w:p>
+    <w:p>
+      <w:pPr>
+        <w:pStyle w:val="ListBullet"/>
+      </w:pPr>
+      <w:r>
+        <w:rPr>
+          <w:color w:val="3A2A1E"/>
+        </w:rPr>
+        <w:t>Noktaları Birleştir: rakamları sırayla takip ederek hayvan çizme; on bir resim, Fidan'da sıradaki nokta belirtiliyor, Meşe'de belirtilmiyor</w:t>
+      </w:r>
+    </w:p>
+    <w:p>
+      <w:pPr>
+        <w:pStyle w:val="ListBullet"/>
+      </w:pPr>
+      <w:r>
+        <w:rPr>
+          <w:color w:val="3A2A1E"/>
+        </w:rPr>
+        <w:t>Kategori Ayırma: parça hangi kümeye ait? Filiz iki kutu, Meşe üç ve her turda en az bir ince kategori (meyve/sebze)</w:t>
+      </w:r>
+    </w:p>
+    <w:p>
+      <w:pPr>
+        <w:pStyle w:val="ListBullet"/>
+      </w:pPr>
+      <w:r>
+        <w:rPr>
+          <w:color w:val="3A2A1E"/>
+        </w:rPr>
+        <w:t>Basit Toplama: Fidan iki kümeyi de sayıyor, Meşe birinci sayıdan devam ediyor; çeldiriciler komşu sayılar</w:t>
+      </w:r>
+    </w:p>
+    <w:p>
+      <w:pPr>
+        <w:pStyle w:val="ListBullet"/>
+      </w:pPr>
+      <w:r>
+        <w:rPr>
+          <w:color w:val="3A2A1E"/>
+        </w:rPr>
+        <w:t>Boyama: beş sayfa, altı renk, serbest oyun — doğru/yanlış yok, süre yok, sayaç yok</w:t>
+      </w:r>
+    </w:p>
+    <w:p>
+      <w:pPr>
+        <w:pStyle w:val="ListBullet"/>
+      </w:pPr>
+      <w:r>
+        <w:rPr>
+          <w:color w:val="3A2A1E"/>
+        </w:rPr>
+        <w:t>Avatarlar: 32 emoji, üç tematik grup, her yerde renkli rozet olarak</w:t>
+      </w:r>
+    </w:p>
+    <w:p>
+      <w:pPr>
+        <w:pStyle w:val="ListBullet"/>
+      </w:pPr>
+      <w:r>
+        <w:rPr>
+          <w:color w:val="3A2A1E"/>
+        </w:rPr>
+        <w:t>Sıralı oyun (pass-and-play): devir katmanı, her çocuk kendi bandında</w:t>
+      </w:r>
+    </w:p>
+    <w:p>
+      <w:pPr>
+        <w:pStyle w:val="ListBullet"/>
+      </w:pPr>
+      <w:r>
+        <w:rPr>
+          <w:color w:val="3A2A1E"/>
+        </w:rPr>
+        <w:t>Sonuç ekranı: kupa animasyonu, yıldızlar, konfeti</w:t>
+      </w:r>
+    </w:p>
+    <w:p>
+      <w:pPr>
+        <w:pStyle w:val="ListBullet"/>
+      </w:pPr>
+      <w:r>
+        <w:rPr>
+          <w:color w:val="3A2A1E"/>
+        </w:rPr>
+        <w:t>Yıldız kaydı; bant değişince eski yıldızlar korunuyor</w:t>
+      </w:r>
+    </w:p>
+    <w:p>
+      <w:pPr>
+        <w:pStyle w:val="ListBullet"/>
+      </w:pPr>
+      <w:r>
+        <w:rPr>
+          <w:color w:val="3A2A1E"/>
+        </w:rPr>
+        <w:t>Koleksiyon: toplam yıldız avatar açıyor (üç yıldızda bir, yirmi avatar). Sıradaki ödül, dolan çubuk, kilitli avatarların altında gereken yıldız. Açılmış avatara dokunmak onu profile takıyor; tur sonu ekranı yeni açılanı kutluyor</w:t>
+      </w:r>
+    </w:p>
+    <w:p>
+      <w:pPr>
+        <w:pStyle w:val="ListBullet"/>
+      </w:pPr>
+      <w:r>
+        <w:rPr>
+          <w:color w:val="3A2A1E"/>
+        </w:rPr>
+        <w:t>Ses ve titreşim: yedi geri bildirim sesi, altı tuş notası; ayarlardan ikisi de kapatılabiliyor</w:t>
+      </w:r>
+    </w:p>
+    <w:p>
+      <w:pPr>
+        <w:pStyle w:val="ListBullet"/>
+      </w:pPr>
+      <w:r>
+        <w:rPr>
+          <w:color w:val="3A2A1E"/>
+        </w:rPr>
+        <w:t>Uygulama ikonu ve açılış ekranı: gülen mavi kabarcık, sarı zemin</w:t>
+      </w:r>
+    </w:p>
+    <w:p>
+      <w:pPr>
+        <w:pStyle w:val="ListBullet"/>
+      </w:pPr>
+      <w:r>
+        <w:rPr>
+          <w:color w:val="3A2A1E"/>
+        </w:rPr>
+        <w:t>Abonelik akışı: paywall → ebeveyn kilidi → kilitlerin açılması (mağaza bağlantısı hariç)</w:t>
+      </w:r>
+    </w:p>
+    <w:p>
+      <w:pPr>
+        <w:pStyle w:val="ListBullet"/>
+      </w:pPr>
+      <w:r>
+        <w:rPr>
+          <w:color w:val="3A2A1E"/>
+        </w:rPr>
+        <w:t xml:space="preserve">Abonelik yönetimi (ayrı ekran): durum rozeti, ödenmiş dönemin sonu ve kaç gün kaldığı, "neler dahil", mağazanın abonelik merkezine çıkış ve </w:t>
+      </w:r>
+      <w:r>
+        <w:rPr>
+          <w:b/>
+          <w:color w:val="3A2A1E"/>
+        </w:rPr>
+        <w:t>aboneliği bitirme</w:t>
+      </w:r>
+      <w:r>
+        <w:rPr>
+          <w:color w:val="3A2A1E"/>
+        </w:rPr>
+        <w:t>. Bitirme yalnızca yenilemeyi kapatıyor; oyunlar dönem sonuna kadar açık kalıyor, yıldız ve profiller hiç silinmiyor</w:t>
+      </w:r>
+    </w:p>
+    <w:p>
+      <w:pPr>
+        <w:pStyle w:val="ListBullet"/>
+      </w:pPr>
+      <w:r>
+        <w:rPr>
+          <w:color w:val="3A2A1E"/>
+        </w:rPr>
+        <w:t>Ayarlar: abonelik özeti (rozet + tarih), sesleri deneme düğmesi, sürüm numarası ve gizlilik politikası / Impressum bağlantıları — ikisi de ebeveyn kilidinin arkasından tarayıcıda açılıyor</w:t>
+      </w:r>
+    </w:p>
+    <w:p>
+      <w:pPr>
+        <w:pStyle w:val="Heading2"/>
+      </w:pPr>
+      <w:r>
+        <w:t>4. Sıradaki işler — sürüme kadar</w:t>
+      </w:r>
+    </w:p>
+    <w:p>
+      <w:pPr/>
+      <w:r>
+        <w:rPr>
+          <w:color w:val="3A2A1E"/>
+        </w:rPr>
+        <w:t>Bu dört madde 1.0'ı bloke ediyor ve hepsi bu bilgisayarın dışında bir şey istiyor. İçerik yol haritası ayrı: 5. bölüm.</w:t>
+      </w:r>
+    </w:p>
+    <w:p>
+      <w:pPr/>
+      <w:r>
+        <w:rPr>
+          <w:b/>
+          <w:color w:val="3A2A1E"/>
+        </w:rPr>
+        <w:t>Öncelik 1 — Fiziksel cihaz testi.</w:t>
+      </w:r>
+      <w:r>
+        <w:rPr>
+          <w:color w:val="3A2A1E"/>
+        </w:rPr>
+        <w:t xml:space="preserve"> Artık en acil olan bu ve iki başlığı var: parmak (isabet, gerçek kare hızı) ve hoparlör (seslerin dengesi). Bakılacaklar 1. bölümün sonunda.</w:t>
+      </w:r>
+    </w:p>
+    <w:p>
+      <w:pPr/>
+      <w:r>
+        <w:rPr>
+          <w:b/>
+          <w:color w:val="3A2A1E"/>
+        </w:rPr>
+        <w:t>Öncelik 2 — Abonelik.</w:t>
+      </w:r>
+      <w:r>
+        <w:rPr>
+          <w:color w:val="3A2A1E"/>
+        </w:rPr>
+        <w:t xml:space="preserve"> </w:t>
+      </w:r>
+      <w:r>
+        <w:rPr>
+          <w:rFonts w:ascii="Consolas" w:hAnsi="Consolas"/>
+          <w:color w:val="3A2A1E"/>
+          <w:sz w:val="20"/>
+        </w:rPr>
+        <w:t>LocalSubscriptionService</w:t>
+      </w:r>
+      <w:r>
+        <w:rPr>
+          <w:color w:val="3A2A1E"/>
+        </w:rPr>
+        <w:t xml:space="preserve"> şu an satın almayı başarılı sayıyor. Gerçek mağaza bağlantısı (Plugin.InAppBilling) aynı </w:t>
+      </w:r>
+      <w:r>
+        <w:rPr>
+          <w:rFonts w:ascii="Consolas" w:hAnsi="Consolas"/>
+          <w:color w:val="3A2A1E"/>
+          <w:sz w:val="20"/>
+        </w:rPr>
+        <w:t>ISubscriptionService</w:t>
+      </w:r>
+      <w:r>
+        <w:rPr>
+          <w:color w:val="3A2A1E"/>
+        </w:rPr>
+        <w:t xml:space="preserve"> arayüzünün arkasına takılacak; ekranlar değişmeyecek. Play Console'da ürün tanımı ve test hesabı gerekiyor — onlar olmadan yazılacak kod denenemez, o yüzden mağaza hesabı ilk adım.</w:t>
+      </w:r>
+    </w:p>
+    <w:p>
+      <w:pPr/>
+      <w:r>
+        <w:rPr>
+          <w:b/>
+          <w:color w:val="3A2A1E"/>
+        </w:rPr>
+        <w:t>Öncelik 3 — iOS.</w:t>
+      </w:r>
+      <w:r>
+        <w:rPr>
+          <w:color w:val="3A2A1E"/>
+        </w:rPr>
+        <w:t xml:space="preserve"> Hiç denenmedi. Mac gerektiriyor.</w:t>
+      </w:r>
+    </w:p>
+    <w:p>
+      <w:pPr/>
+      <w:r>
+        <w:rPr>
+          <w:b/>
+          <w:color w:val="3A2A1E"/>
+        </w:rPr>
+        <w:t>Öncelik 4 — Mağaza vitrini. Metin tarafı bitti, görsel tarafı duruyor.</w:t>
+      </w:r>
+      <w:r>
+        <w:rPr>
+          <w:color w:val="3A2A1E"/>
+        </w:rPr>
+        <w:t xml:space="preserve"> Play Console'a girilecek her şeyin metni </w:t>
+      </w:r>
+      <w:r>
+        <w:rPr>
+          <w:rFonts w:ascii="Consolas" w:hAnsi="Consolas"/>
+          <w:color w:val="3A2A1E"/>
+          <w:sz w:val="20"/>
+        </w:rPr>
+        <w:t>docs/store/listing.md</w:t>
+      </w:r>
+      <w:r>
+        <w:rPr>
+          <w:color w:val="3A2A1E"/>
+        </w:rPr>
+        <w:t xml:space="preserve"> içinde: üç dilde ad, kısa ve tam açıklama, kategori, Data safety cevapları, IARC anketi cevapları, hedef kitle beyanı, sürüm notları. İkon ve açılış ekranı tamam, gizlilik politikası yayımlandı.</w:t>
+      </w:r>
+    </w:p>
+    <w:p>
+      <w:pPr/>
+      <w:r>
+        <w:rPr>
+          <w:color w:val="3A2A1E"/>
+        </w:rPr>
+        <w:t xml:space="preserve">Kalan iki iş </w:t>
+      </w:r>
+      <w:r>
+        <w:rPr>
+          <w:b/>
+          <w:color w:val="3A2A1E"/>
+        </w:rPr>
+        <w:t>gerçek cihaz istiyor</w:t>
+      </w:r>
+      <w:r>
+        <w:rPr>
+          <w:color w:val="3A2A1E"/>
+        </w:rPr>
+        <w:t xml:space="preserve">: sekiz ekran görüntüsü (liste ve çekim notları listing.md'de) ve 1024×500 öne çıkan grafik. Sürüm </w:t>
+      </w:r>
+      <w:r>
+        <w:rPr>
+          <w:rFonts w:ascii="Consolas" w:hAnsi="Consolas"/>
+          <w:color w:val="3A2A1E"/>
+          <w:sz w:val="20"/>
+        </w:rPr>
+        <w:t>1.0</w:t>
+      </w:r>
+      <w:r>
+        <w:rPr>
+          <w:color w:val="3A2A1E"/>
+        </w:rPr>
+        <w:t xml:space="preserve">, versionCode </w:t>
+      </w:r>
+      <w:r>
+        <w:rPr>
+          <w:rFonts w:ascii="Consolas" w:hAnsi="Consolas"/>
+          <w:color w:val="3A2A1E"/>
+          <w:sz w:val="20"/>
+        </w:rPr>
         <w:t>1</w:t>
       </w:r>
       <w:r>
         <w:rPr>
           <w:color w:val="3A2A1E"/>
         </w:rPr>
-        <w:t xml:space="preserve"> ile gidiyor ve kanal </w:t>
+        <w:t xml:space="preserve"> — Play'e her yüklemede versionCode'un artması gerekiyor.</w:t>
+      </w:r>
+    </w:p>
+    <w:p>
+      <w:pPr/>
+      <w:r>
+        <w:rPr>
+          <w:color w:val="3A2A1E"/>
+        </w:rPr>
+        <w:t xml:space="preserve">İlk yükleme </w:t>
       </w:r>
       <w:r>
         <w:rPr>
@@ -4516,7 +6639,7 @@
         <w:rPr>
           <w:color w:val="3A2A1E"/>
         </w:rPr>
-        <w:t xml:space="preserve"> olacak (production'a değil — gerçek tablette hiç oynanmadı ve production'a giden bir versionCode geri alınamıyor).</w:t>
+        <w:t xml:space="preserve"> kanalına yapılacak, production'a değil: uygulama henüz gerçek bir tablette hiç oynanmadı ve production'a giden bir versionCode geri alınamıyor.</w:t>
       </w:r>
     </w:p>
     <w:p>
@@ -4525,23 +6648,38 @@
         <w:rPr>
           <w:color w:val="3A2A1E"/>
         </w:rPr>
-        <w:t>Sıra:</w:t>
+        <w:t>App Store Kids kategorisi Öncelik 3 ile birlikte, Mac geldiğinde.</w:t>
       </w:r>
     </w:p>
     <w:p>
       <w:pPr/>
       <w:r>
         <w:rPr>
+          <w:color w:val="3A2A1E"/>
+        </w:rPr>
+        <w:t>İki uyarı politikanın metniyle ilgili: 4. bölümü (abonelik) gerçek billing bağlanmadan tam doğru değil, çünkü satın almanın Play üzerinden yürüdüğünü anlatıyor — Öncelik 2 ile birlikte gözden geçirilmeli. Ve metnin bir hukukçuya okutulması yerinde olur; iddialar koda dayanıyor ama yasal biçim ayrı bir iş.</w:t>
+      </w:r>
+    </w:p>
+    <w:p>
+      <w:pPr/>
+      <w:r>
+        <w:rPr>
+          <w:color w:val="3A2A1E"/>
+        </w:rPr>
+        <w:t xml:space="preserve">Aynı sebeple </w:t>
+      </w:r>
+      <w:r>
+        <w:rPr>
           <w:b/>
           <w:color w:val="3A2A1E"/>
         </w:rPr>
-        <w:t>Paket hazır ve doğrulandı</w:t>
-      </w:r>
-      <w:r>
-        <w:rPr>
-          <w:color w:val="3A2A1E"/>
-        </w:rPr>
-        <w:t xml:space="preserve"> (03.09.2026 23:41, on yedi oyunun tamamıyla): </w:t>
+        <w:t>Data safety formu da Öncelik 2 ile birlikte yeniden okunmalı</w:t>
+      </w:r>
+      <w:r>
+        <w:rPr>
+          <w:color w:val="3A2A1E"/>
+        </w:rPr>
+        <w:t xml:space="preserve">: bugünkü "hiçbir veri toplanmıyor" cevabı </w:t>
       </w:r>
       <w:r>
         <w:rPr>
@@ -4549,26 +6687,265 @@
           <w:color w:val="3A2A1E"/>
           <w:sz w:val="20"/>
         </w:rPr>
-        <w:t>io.ploofy.app</w:t>
-      </w:r>
-      <w:r>
-        <w:rPr>
-          <w:color w:val="3A2A1E"/>
-        </w:rPr>
-        <w:t xml:space="preserve">, versionCode </w:t>
-      </w:r>
+        <w:t>LocalSubscriptionService</w:t>
+      </w:r>
+      <w:r>
+        <w:rPr>
+          <w:color w:val="3A2A1E"/>
+        </w:rPr>
+        <w:t xml:space="preserve"> ile doğru, ama Play Billing satın alma jetonunu Google'a gönderiyor ve Play bunu "Purchase history" başlığı altında beyan ettirebiliyor.</w:t>
+      </w:r>
+    </w:p>
+    <w:p>
+      <w:pPr>
+        <w:pStyle w:val="Heading2"/>
+      </w:pPr>
+      <w:r>
+        <w:t>5. İçerik yol haritası — sürümden sonra</w:t>
+      </w:r>
+    </w:p>
+    <w:p>
+      <w:pPr/>
+      <w:r>
+        <w:rPr>
+          <w:color w:val="3A2A1E"/>
+        </w:rPr>
+        <w:t>Oyun kütüphanesi 1.0 için yeterliydi (10 oyun, beş etkileşim türü) ve şu an 17'de. Buradakiler kütüphaneyi derinleştiriyor, sürümü bloke etmiyor. Sıra kasıtlı: önce boşluğu büyük olup teknik olarak ucuz olanlar.</w:t>
+      </w:r>
+    </w:p>
+    <w:p>
+      <w:pPr/>
       <w:r>
         <w:rPr>
           <w:b/>
           <w:color w:val="3A2A1E"/>
         </w:rPr>
-        <w:t>1</w:t>
-      </w:r>
-      <w:r>
-        <w:rPr>
-          <w:color w:val="3A2A1E"/>
-        </w:rPr>
-        <w:t xml:space="preserve">, versionName 1.0, minSdk 26, targetSdk 36, </w:t>
+        <w:t>İ1 — Harf ve rakam yazma. ✅ Bitti (02.09.2026).</w:t>
+      </w:r>
+      <w:r>
+        <w:rPr>
+          <w:color w:val="3A2A1E"/>
+        </w:rPr>
+        <w:t xml:space="preserve"> Ayrıntı 1. bölümde, "Harf Yazma" başlığı.</w:t>
+      </w:r>
+    </w:p>
+    <w:p>
+      <w:pPr/>
+      <w:r>
+        <w:rPr>
+          <w:b/>
+          <w:color w:val="3A2A1E"/>
+        </w:rPr>
+        <w:t>İ2 — Örüntü tamamlama. ✅ Bitti (02.09.2026).</w:t>
+      </w:r>
+      <w:r>
+        <w:rPr>
+          <w:color w:val="3A2A1E"/>
+        </w:rPr>
+        <w:t xml:space="preserve"> Ayrıntı 1. bölümde, "Örüntü" başlığı.</w:t>
+      </w:r>
+    </w:p>
+    <w:p>
+      <w:pPr/>
+      <w:r>
+        <w:rPr>
+          <w:b/>
+          <w:color w:val="3A2A1E"/>
+        </w:rPr>
+        <w:t>İ3 — Ebeveyn raporu. ✅ Bitti (02.09.2026).</w:t>
+      </w:r>
+      <w:r>
+        <w:rPr>
+          <w:color w:val="3A2A1E"/>
+        </w:rPr>
+        <w:t xml:space="preserve"> Ayrıntı 1. bölümde, "Ebeveyn raporu" başlığı.</w:t>
+      </w:r>
+    </w:p>
+    <w:p>
+      <w:pPr/>
+      <w:r>
+        <w:rPr>
+          <w:b/>
+          <w:color w:val="3A2A1E"/>
+        </w:rPr>
+        <w:t>İ4 — Sıralama ve karşılaştırma. ✅ Bitti (03.09.2026).</w:t>
+      </w:r>
+      <w:r>
+        <w:rPr>
+          <w:color w:val="3A2A1E"/>
+        </w:rPr>
+        <w:t xml:space="preserve"> Ayrıntı 1. bölümde, "Sırala" başlığı.</w:t>
+      </w:r>
+    </w:p>
+    <w:p>
+      <w:pPr/>
+      <w:r>
+        <w:rPr>
+          <w:b/>
+          <w:color w:val="3A2A1E"/>
+        </w:rPr>
+        <w:t>İ5 — Yıldızların bir karşılığı. ✅ Bitti (03.09.2026).</w:t>
+      </w:r>
+      <w:r>
+        <w:rPr>
+          <w:color w:val="3A2A1E"/>
+        </w:rPr>
+        <w:t xml:space="preserve"> Ayrıntı 1. bölümde, "Yıldızların karşılığı" başlığı.</w:t>
+      </w:r>
+    </w:p>
+    <w:p>
+      <w:pPr/>
+      <w:r>
+        <w:rPr>
+          <w:b/>
+          <w:color w:val="3A2A1E"/>
+        </w:rPr>
+        <w:t>Sıradışı — Noktaları Birleştir. ✅ Bitti (03.09.2026).</w:t>
+      </w:r>
+      <w:r>
+        <w:rPr>
+          <w:color w:val="3A2A1E"/>
+        </w:rPr>
+        <w:t xml:space="preserve"> Yol haritasında yoktu, doğrudan istendi. Ayrıntı 1. bölümde.</w:t>
+      </w:r>
+    </w:p>
+    <w:p>
+      <w:pPr/>
+      <w:r>
+        <w:rPr>
+          <w:b/>
+          <w:color w:val="3A2A1E"/>
+        </w:rPr>
+        <w:t>İ6 — Ekran süresi sınırı. ✅ Bitti (03.09.2026).</w:t>
+      </w:r>
+      <w:r>
+        <w:rPr>
+          <w:color w:val="3A2A1E"/>
+        </w:rPr>
+        <w:t xml:space="preserve"> Ayrıntı 1. bölümde, "Oyun süresi sınırı" başlığı. Not onu "abonelik tarafında somut bir değer" diye kaydetmişti; ücretsiz katmanda da açık yapıldı.</w:t>
+      </w:r>
+    </w:p>
+    <w:p>
+      <w:pPr/>
+      <w:r>
+        <w:rPr>
+          <w:b/>
+          <w:color w:val="3A2A1E"/>
+        </w:rPr>
+        <w:t>İ7 — Kategori ayırma, basit toplama, boyama. ✅ Bitti (03.09.2026).</w:t>
+      </w:r>
+      <w:r>
+        <w:rPr>
+          <w:color w:val="3A2A1E"/>
+        </w:rPr>
+        <w:t xml:space="preserve"> Ayrıntı 1. bölümde, "İ7: üç oyun birden" başlığı. İki yerde nottan ayrıldık: ortak motor genelleştirilmedi (bant eksenleri farklı) ve toplama Meşe yerine Fidan'dan itibaren açıldı.</w:t>
+      </w:r>
+    </w:p>
+    <w:p>
+      <w:pPr/>
+      <w:r>
+        <w:rPr>
+          <w:b/>
+          <w:color w:val="3A2A1E"/>
+        </w:rPr>
+        <w:t>İ8 — Bant içi uyarlama. ✅ Bitti (07.09.2026).</w:t>
+      </w:r>
+      <w:r>
+        <w:rPr>
+          <w:color w:val="3A2A1E"/>
+        </w:rPr>
+        <w:t xml:space="preserve"> Ayrıntı 1. bölümde, "Bant içi uyarlama (İ8)" başlığı. Nottaki riski ("gizli zorluk değişimi ebeveyni şaşırtır") dört ayrı görünürlük noktası ve bir kapatma anahtarı karşılıyor. Bir yerde nottan ayrıldık: ölçüt yıldız değil </w:t>
+      </w:r>
+      <w:r>
+        <w:rPr>
+          <w:b/>
+          <w:color w:val="3A2A1E"/>
+        </w:rPr>
+        <w:t>kusursuz tur</w:t>
+      </w:r>
+      <w:r>
+        <w:rPr>
+          <w:color w:val="3A2A1E"/>
+        </w:rPr>
+        <w:t xml:space="preserve"> oldu, çünkü Filiz'de bitiren herkes üç yıldız alıyor.</w:t>
+      </w:r>
+    </w:p>
+    <w:p>
+      <w:pPr/>
+      <w:r>
+        <w:rPr>
+          <w:b/>
+          <w:color w:val="3A2A1E"/>
+        </w:rPr>
+        <w:t>Yol haritası bitti.</w:t>
+      </w:r>
+      <w:r>
+        <w:rPr>
+          <w:color w:val="3A2A1E"/>
+        </w:rPr>
+        <w:t xml:space="preserve"> İ1-İ8'in hepsi kapandı. Buradan sonrası yeni bir liste isteyecek; bugünkü tek somut aday, aşağıdaki sesli yönerge.</w:t>
+      </w:r>
+    </w:p>
+    <w:p>
+      <w:pPr/>
+      <w:r>
+        <w:rPr>
+          <w:b/>
+          <w:color w:val="3A2A1E"/>
+        </w:rPr>
+        <w:t>Asıl darboğaz — sesli yönerge.</w:t>
+      </w:r>
+      <w:r>
+        <w:rPr>
+          <w:color w:val="3A2A1E"/>
+        </w:rPr>
+        <w:t xml:space="preserve"> Öğretici üç oyunda yönerge tamamen görsel. Filiz bandı (2-4 yaş) henüz okumuyor, yani öğrenme oyunlarının o banda gerçekten ulaşması bundan geçiyor. Sentez yetmiyor, üç dilde insan kaydı gerekiyor. Yeni oyun eklemekten önce bu gelirse mevcut üç oyun bir anda iki kat işe yarar hâle gelir.</w:t>
+      </w:r>
+    </w:p>
+    <w:p>
+      <w:pPr/>
+      <w:r>
+        <w:rPr>
+          <w:b/>
+          <w:color w:val="3A2A1E"/>
+        </w:rPr>
+        <w:t>Bilerek yapılmayacaklar.</w:t>
+      </w:r>
+      <w:r>
+        <w:rPr>
+          <w:color w:val="3A2A1E"/>
+        </w:rPr>
+        <w:t xml:space="preserve"> Günlük seri/streak: bu yaş grubunda suçluluk mekaniği, Sago Mini ve Toca Boca bilerek kaçınıyor. Yerel ağ eşleşmesi: arayüzde "yakında" duruyor ama pass-and-play ihtiyacı karşılıyor, karmaşıklığı değmiyor.</w:t>
+      </w:r>
+    </w:p>
+    <w:p>
+      <w:pPr>
+        <w:pStyle w:val="Heading2"/>
+      </w:pPr>
+      <w:r>
+        <w:t>6. Bilinen eksikler</w:t>
+      </w:r>
+    </w:p>
+    <w:p>
+      <w:pPr>
+        <w:pStyle w:val="ListBullet"/>
+      </w:pPr>
+      <w:r>
+        <w:rPr>
+          <w:color w:val="3A2A1E"/>
+        </w:rPr>
+        <w:t>Gerçek satın alma yok; abonelik cihazda sahte olarak açılıyor ve iptal de yerel — ekranlar hazır, arkasına Plugin.InAppBilling takılacak</w:t>
+      </w:r>
+    </w:p>
+    <w:p>
+      <w:pPr>
+        <w:pStyle w:val="ListBullet"/>
+      </w:pPr>
+      <w:r>
+        <w:rPr>
+          <w:color w:val="3A2A1E"/>
+        </w:rPr>
+        <w:t xml:space="preserve">Yayın anahtarının makine dışında yedeği yok; </w:t>
       </w:r>
       <w:r>
         <w:rPr>
@@ -4576,13 +6953,90 @@
           <w:color w:val="3A2A1E"/>
           <w:sz w:val="20"/>
         </w:rPr>
+        <w:t>ploofy-release.keystore</w:t>
+      </w:r>
+      <w:r>
+        <w:rPr>
+          <w:color w:val="3A2A1E"/>
+        </w:rPr>
+        <w:t xml:space="preserve"> ve </w:t>
+      </w:r>
+      <w:r>
+        <w:rPr>
+          <w:rFonts w:ascii="Consolas" w:hAnsi="Consolas"/>
+          <w:color w:val="3A2A1E"/>
+          <w:sz w:val="20"/>
+        </w:rPr>
+        <w:t>Ploofy.local.props</w:t>
+      </w:r>
+      <w:r>
+        <w:rPr>
+          <w:color w:val="3A2A1E"/>
+        </w:rPr>
+        <w:t xml:space="preserve"> yalnızca bu bilgisayarda duruyor</w:t>
+      </w:r>
+    </w:p>
+    <w:p>
+      <w:pPr>
+        <w:pStyle w:val="ListBullet"/>
+      </w:pPr>
+      <w:r>
+        <w:rPr>
+          <w:color w:val="3A2A1E"/>
+        </w:rPr>
+        <w:t xml:space="preserve">Mağaza vitrininin </w:t>
+      </w:r>
+      <w:r>
+        <w:rPr>
+          <w:b/>
+          <w:color w:val="3A2A1E"/>
+        </w:rPr>
+        <w:t>görselleri</w:t>
+      </w:r>
+      <w:r>
+        <w:rPr>
+          <w:color w:val="3A2A1E"/>
+        </w:rPr>
+        <w:t xml:space="preserve"> yok: sekiz ekran görüntüsü ve 1024×500 öne çıkan grafik. İkisi de gerçek cihaz istiyor. Metin tarafı bitti (</w:t>
+      </w:r>
+      <w:r>
+        <w:rPr>
+          <w:rFonts w:ascii="Consolas" w:hAnsi="Consolas"/>
+          <w:color w:val="3A2A1E"/>
+          <w:sz w:val="20"/>
+        </w:rPr>
+        <w:t>docs/store/listing.md</w:t>
+      </w:r>
+      <w:r>
+        <w:rPr>
+          <w:color w:val="3A2A1E"/>
+        </w:rPr>
+        <w:t>)</w:t>
+      </w:r>
+    </w:p>
+    <w:p>
+      <w:pPr>
+        <w:pStyle w:val="ListBullet"/>
+      </w:pPr>
+      <w:r>
+        <w:rPr>
+          <w:color w:val="3A2A1E"/>
+        </w:rPr>
+        <w:t xml:space="preserve">Pakette yalnızca </w:t>
+      </w:r>
+      <w:r>
+        <w:rPr>
+          <w:rFonts w:ascii="Consolas" w:hAnsi="Consolas"/>
+          <w:color w:val="3A2A1E"/>
+          <w:sz w:val="20"/>
+        </w:rPr>
         <w:t>arm64-v8a</w:t>
       </w:r>
       <w:r>
         <w:rPr>
           <w:color w:val="3A2A1E"/>
         </w:rPr>
-        <w:t xml:space="preserve"> + </w:t>
+        <w:t xml:space="preserve"> ve </w:t>
       </w:r>
       <w:r>
         <w:rPr>
@@ -4596,7 +7050,7 @@
         <w:rPr>
           <w:color w:val="3A2A1E"/>
         </w:rPr>
-        <w:t xml:space="preserve">, imza </w:t>
+        <w:t xml:space="preserve"> var. Beyan artık buna uygun (minSdk 26); Play, AAB'yi eşleşmeyen ABI'ye zaten sunmuyor. 32 bit ARM cihazlara ulaşmak istenirse </w:t>
       </w:r>
       <w:r>
         <w:rPr>
@@ -4604,13 +7058,68 @@
           <w:color w:val="3A2A1E"/>
           <w:sz w:val="20"/>
         </w:rPr>
-        <w:t>CN=Ali Kiratli, O=Ploofy</w:t>
-      </w:r>
-      <w:r>
-        <w:rPr>
-          <w:color w:val="3A2A1E"/>
-        </w:rPr>
-        <w:t xml:space="preserve"> (SHA-256 </w:t>
+        <w:t>armeabi-v7a</w:t>
+      </w:r>
+      <w:r>
+        <w:rPr>
+          <w:color w:val="3A2A1E"/>
+        </w:rPr>
+        <w:t xml:space="preserve"> eklenir — indirme boyutunu cihaz başına değiştirmez, Play paketi ABI'ye göre bölüyor</w:t>
+      </w:r>
+    </w:p>
+    <w:p>
+      <w:pPr>
+        <w:pStyle w:val="ListBullet"/>
+      </w:pPr>
+      <w:r>
+        <w:rPr>
+          <w:color w:val="3A2A1E"/>
+        </w:rPr>
+        <w:t>Yerel ağ eşleşmesi ve aile bağlantısı yok (arayüzde "yakında" olarak duruyor)</w:t>
+      </w:r>
+    </w:p>
+    <w:p>
+      <w:pPr>
+        <w:pStyle w:val="ListBullet"/>
+      </w:pPr>
+      <w:r>
+        <w:rPr>
+          <w:color w:val="3A2A1E"/>
+        </w:rPr>
+        <w:t>iOS derlenmedi</w:t>
+      </w:r>
+    </w:p>
+    <w:p>
+      <w:pPr>
+        <w:pStyle w:val="ListBullet"/>
+      </w:pPr>
+      <w:r>
+        <w:rPr>
+          <w:color w:val="3A2A1E"/>
+        </w:rPr>
+        <w:t>Öğretici oyunlarda sesli yönerge yok; şu an yönerge tamamen görsel (avda aranan işaret büyük gösteriliyor, Say ve Eşleştir'de küme ve rakamlar aynı ekranda duruyor). Bunun için sentez yetmiyor: üç dilde insan kaydı gerekiyor. Üçü de sessiz hâliyle tam çalışıyor</w:t>
+      </w:r>
+    </w:p>
+    <w:p>
+      <w:pPr>
+        <w:pStyle w:val="ListBullet"/>
+      </w:pPr>
+      <w:r>
+        <w:rPr>
+          <w:color w:val="3A2A1E"/>
+        </w:rPr>
+        <w:t>Gerçek tablette hiç denenmedi; şimdiye kadar yalnızca emülatör. Parmak isabeti emülatörde ölçülemiyor (özellikle Yolu Bul'un Meşe toleransı ve Noktaları Birleştir'in 0,06'lık dokunma yarıçapı)</w:t>
+      </w:r>
+    </w:p>
+    <w:p>
+      <w:pPr>
+        <w:pStyle w:val="ListBullet"/>
+      </w:pPr>
+      <w:r>
+        <w:rPr>
+          <w:color w:val="3A2A1E"/>
+        </w:rPr>
+        <w:t xml:space="preserve">Ödül merdiveninin ucu ölçülmedi: yirmi avatarın sonuncusu 60 yıldız istiyor. Bir bantta en fazla 42 yıldız var (14 oyun × 3), yani koleksiyonu bitirmek bant değiştirmeyi gerektiriyor. Kasıtlı — ödül yıllara yayılıyor — ama gerçek bir çocukta hızın nasıl hissettirdiği bilinmiyor. Aralık tek sabit: </w:t>
       </w:r>
       <w:r>
         <w:rPr>
@@ -4618,13 +7127,18 @@
           <w:color w:val="3A2A1E"/>
           <w:sz w:val="20"/>
         </w:rPr>
-        <w:t>f7549556…4d27</w:t>
-      </w:r>
-      <w:r>
-        <w:rPr>
-          <w:color w:val="3A2A1E"/>
-        </w:rPr>
-        <w:t xml:space="preserve">). Manifest </w:t>
+        <w:t>RewardLadder.StarsPerUnlock</w:t>
+      </w:r>
+    </w:p>
+    <w:p>
+      <w:pPr>
+        <w:pStyle w:val="ListBullet"/>
+      </w:pPr>
+      <w:r>
+        <w:rPr>
+          <w:color w:val="3A2A1E"/>
+        </w:rPr>
+        <w:t xml:space="preserve">Bant içi uyarlamanın tavanı Meşe. </w:t>
       </w:r>
       <w:r>
         <w:rPr>
@@ -4632,13 +7146,13 @@
           <w:color w:val="3A2A1E"/>
           <w:sz w:val="20"/>
         </w:rPr>
-        <w:t>aapt2 dump badging</w:t>
-      </w:r>
-      <w:r>
-        <w:rPr>
-          <w:color w:val="3A2A1E"/>
-        </w:rPr>
-        <w:t xml:space="preserve">, imza </w:t>
+        <w:t>BandValue&lt;T&gt;</w:t>
+      </w:r>
+      <w:r>
+        <w:rPr>
+          <w:color w:val="3A2A1E"/>
+        </w:rPr>
+        <w:t xml:space="preserve"> üç değerli, yani en üst bandın üstünde okunacak bir sütun yok ve orada kademe hep </w:t>
       </w:r>
       <w:r>
         <w:rPr>
@@ -4646,13 +7160,126 @@
           <w:color w:val="3A2A1E"/>
           <w:sz w:val="20"/>
         </w:rPr>
-        <w:t>apksigner verify</w:t>
-      </w:r>
-      <w:r>
-        <w:rPr>
-          <w:color w:val="3A2A1E"/>
-        </w:rPr>
-        <w:t xml:space="preserve"> ile kontrol edildi.</w:t>
+        <w:t>Base</w:t>
+      </w:r>
+      <w:r>
+        <w:rPr>
+          <w:color w:val="3A2A1E"/>
+        </w:rPr>
+        <w:t xml:space="preserve"> kalıyor; 8-9 yaşındaki bir çocuk kütüphanenin tavanını görebilir. Dördüncü bir sütun uydurmak yerine sınır kabul edildi</w:t>
+      </w:r>
+    </w:p>
+    <w:p>
+      <w:pPr>
+        <w:pStyle w:val="ListBullet"/>
+      </w:pPr>
+      <w:r>
+        <w:rPr>
+          <w:color w:val="3A2A1E"/>
+        </w:rPr>
+        <w:t xml:space="preserve">Uyarlama hiç gerçek bir çocukta denenmedi: üç kusursuz tur eşiği ve bir kademe yukarının ne kadar zor hissettirdiği ancak orada ölçülüyor. İkisi de tek sabit: </w:t>
+      </w:r>
+      <w:r>
+        <w:rPr>
+          <w:rFonts w:ascii="Consolas" w:hAnsi="Consolas"/>
+          <w:color w:val="3A2A1E"/>
+          <w:sz w:val="20"/>
+        </w:rPr>
+        <w:t>AdaptiveDifficulty.PerfectRoundsToStretch</w:t>
+      </w:r>
+      <w:r>
+        <w:rPr>
+          <w:color w:val="3A2A1E"/>
+        </w:rPr>
+        <w:t xml:space="preserve"> ve </w:t>
+      </w:r>
+      <w:r>
+        <w:rPr>
+          <w:rFonts w:ascii="Consolas" w:hAnsi="Consolas"/>
+          <w:color w:val="3A2A1E"/>
+          <w:sz w:val="20"/>
+        </w:rPr>
+        <w:t>KnobBand</w:t>
+      </w:r>
+    </w:p>
+    <w:p>
+      <w:pPr>
+        <w:pStyle w:val="ListBullet"/>
+      </w:pPr>
+      <w:r>
+        <w:rPr>
+          <w:color w:val="3A2A1E"/>
+        </w:rPr>
+        <w:t xml:space="preserve">Uygulama yalnızca </w:t>
+      </w:r>
+      <w:r>
+        <w:rPr>
+          <w:b/>
+          <w:color w:val="3A2A1E"/>
+        </w:rPr>
+        <w:t>yatay</w:t>
+      </w:r>
+      <w:r>
+        <w:rPr>
+          <w:color w:val="3A2A1E"/>
+        </w:rPr>
+        <w:t xml:space="preserve"> çalışıyor. Dikey desteklenmiyor ve desteklenecekse her oyun için ikinci bir yerleşim gerekiyor</w:t>
+      </w:r>
+    </w:p>
+    <w:p>
+      <w:pPr>
+        <w:pStyle w:val="ListBullet"/>
+      </w:pPr>
+      <w:r>
+        <w:rPr>
+          <w:color w:val="3A2A1E"/>
+        </w:rPr>
+        <w:t xml:space="preserve">Emoji kapsamı </w:t>
+      </w:r>
+      <w:r>
+        <w:rPr>
+          <w:b/>
+          <w:color w:val="3A2A1E"/>
+        </w:rPr>
+        <w:t>kapandı</w:t>
+      </w:r>
+      <w:r>
+        <w:rPr>
+          <w:color w:val="3A2A1E"/>
+        </w:rPr>
+        <w:t xml:space="preserve">: alt sınır 26 (Android 8.0) ve Unicode 11 isteyen tek avatar (süper kahraman) T-Rex ile değiştirildi. Yine de gerçek cihazda bir kez gözle bakılmalı — üretici yazı tipleri farklı çiziyor. Kural şu: </w:t>
+      </w:r>
+      <w:r>
+        <w:rPr>
+          <w:b/>
+          <w:color w:val="3A2A1E"/>
+        </w:rPr>
+        <w:t>kataloğa Unicode 10'dan yeni bir emoji girmeyecek</w:t>
+      </w:r>
+      <w:r>
+        <w:rPr>
+          <w:color w:val="3A2A1E"/>
+        </w:rPr>
+        <w:t>, yoksa aynı boş kutu geri gelir</w:t>
+      </w:r>
+    </w:p>
+    <w:p>
+      <w:pPr>
+        <w:pStyle w:val="ListBullet"/>
+      </w:pPr>
+      <w:r>
+        <w:rPr>
+          <w:color w:val="3A2A1E"/>
+        </w:rPr>
+        <w:t>Sesler hiçbir hoparlörde duyulmadı. Sayısal olarak doğrulandılar ve emülatörde çalındıkları günlükten görüldü, ama seviyelerinin birbirine göre dengesi ancak kulakla anlaşılır</w:t>
+      </w:r>
+    </w:p>
+    <w:p>
+      <w:pPr>
+        <w:pStyle w:val="Heading2"/>
+      </w:pPr>
+      <w:r>
+        <w:t>7. Yeni makinede kurulum</w:t>
       </w:r>
     </w:p>
     <w:p>
@@ -4661,23 +7288,83 @@
       </w:pPr>
       <w:r>
         <w:rPr>
-          <w:color w:val="3A2A1E"/>
-        </w:rPr>
-        <w:t xml:space="preserve">Yüklenecek dosya: </w:t>
-      </w:r>
+          <w:b/>
+          <w:color w:val="3A2A1E"/>
+        </w:rPr>
+        <w:t>.NET 10 SDK</w:t>
+      </w:r>
+      <w:r>
+        <w:rPr>
+          <w:color w:val="3A2A1E"/>
+        </w:rPr>
+        <w:t xml:space="preserve"> (10.0.400 ile kuruldu) — API 36 hedefi .NET 9'da yok</w:t>
+      </w:r>
+    </w:p>
+    <w:p>
+      <w:pPr>
+        <w:pStyle w:val="ListNumber"/>
+      </w:pPr>
       <w:r>
         <w:rPr>
           <w:rFonts w:ascii="Consolas" w:hAnsi="Consolas"/>
           <w:color w:val="3A2A1E"/>
           <w:sz w:val="20"/>
         </w:rPr>
-        <w:t>src/Ploofy.App/bin/Release/net10.0-android/publish/io.ploofy.app-Signed.aab</w:t>
-      </w:r>
-      <w:r>
-        <w:rPr>
-          <w:color w:val="3A2A1E"/>
-        </w:rPr>
-        <w:t xml:space="preserve"> — aynı klasördeki </w:t>
+        <w:t>dotnet workload install maui</w:t>
+      </w:r>
+      <w:r>
+        <w:rPr>
+          <w:color w:val="3A2A1E"/>
+        </w:rPr>
+        <w:t xml:space="preserve"> — </w:t>
+      </w:r>
+      <w:r>
+        <w:rPr>
+          <w:b/>
+          <w:color w:val="3A2A1E"/>
+        </w:rPr>
+        <w:t>yönetici</w:t>
+      </w:r>
+      <w:r>
+        <w:rPr>
+          <w:color w:val="3A2A1E"/>
+        </w:rPr>
+        <w:t xml:space="preserve"> terminal gerektiriyor</w:t>
+      </w:r>
+    </w:p>
+    <w:p>
+      <w:pPr>
+        <w:pStyle w:val="ListNumber"/>
+      </w:pPr>
+      <w:r>
+        <w:rPr>
+          <w:color w:val="3A2A1E"/>
+        </w:rPr>
+        <w:t xml:space="preserve">Android SDK ve </w:t>
+      </w:r>
+      <w:r>
+        <w:rPr>
+          <w:b/>
+          <w:color w:val="3A2A1E"/>
+        </w:rPr>
+        <w:t>JDK 17</w:t>
+      </w:r>
+      <w:r>
+        <w:rPr>
+          <w:color w:val="3A2A1E"/>
+        </w:rPr>
+        <w:t xml:space="preserve"> (daha yeni JDK kabul edilmiyor)</w:t>
+      </w:r>
+    </w:p>
+    <w:p>
+      <w:pPr>
+        <w:pStyle w:val="ListNumber"/>
+      </w:pPr>
+      <w:r>
+        <w:rPr>
+          <w:color w:val="3A2A1E"/>
+        </w:rPr>
+        <w:t xml:space="preserve">Kök dizine </w:t>
       </w:r>
       <w:r>
         <w:rPr>
@@ -4685,7 +7372,192 @@
           <w:color w:val="3A2A1E"/>
           <w:sz w:val="20"/>
         </w:rPr>
-        <w:t>io.ploofy.app.aab</w:t>
+        <w:t>Ploofy.local.props</w:t>
+      </w:r>
+      <w:r>
+        <w:rPr>
+          <w:color w:val="3A2A1E"/>
+        </w:rPr>
+        <w:t xml:space="preserve"> oluştur (depoya girmiyor): AndroidSdkDirectory ve JavaSdkDirectory özellikleri</w:t>
+      </w:r>
+    </w:p>
+    <w:p>
+      <w:pPr>
+        <w:pStyle w:val="ListNumber"/>
+      </w:pPr>
+      <w:r>
+        <w:rPr>
+          <w:rFonts w:ascii="Consolas" w:hAnsi="Consolas"/>
+          <w:color w:val="3A2A1E"/>
+          <w:sz w:val="20"/>
+        </w:rPr>
+        <w:t>dotnet restore &amp;&amp; dotnet test</w:t>
+      </w:r>
+    </w:p>
+    <w:p>
+      <w:pPr/>
+      <w:r>
+        <w:rPr>
+          <w:color w:val="3A2A1E"/>
+        </w:rPr>
+        <w:t xml:space="preserve">Hızlı deneme (Windows): </w:t>
+      </w:r>
+      <w:r>
+        <w:rPr>
+          <w:rFonts w:ascii="Consolas" w:hAnsi="Consolas"/>
+          <w:color w:val="3A2A1E"/>
+          <w:sz w:val="20"/>
+        </w:rPr>
+        <w:t>dotnet build src/Ploofy.App/Ploofy.App.csproj -f net10.0-windows10.0.19041.0</w:t>
+      </w:r>
+    </w:p>
+    <w:p>
+      <w:pPr>
+        <w:pStyle w:val="Heading2"/>
+      </w:pPr>
+      <w:r>
+        <w:t>8. Tekrar tuzağa düşmemek için</w:t>
+      </w:r>
+    </w:p>
+    <w:p>
+      <w:pPr/>
+      <w:r>
+        <w:rPr>
+          <w:color w:val="3A2A1E"/>
+        </w:rPr>
+        <w:t>Bunların hepsi bir kez derlemeyi ya da uygulamayı kırdı; çözümleri koddan okunmuyor:</w:t>
+      </w:r>
+    </w:p>
+    <w:p>
+      <w:pPr>
+        <w:pStyle w:val="ListBullet"/>
+      </w:pPr>
+      <w:r>
+        <w:rPr>
+          <w:b/>
+          <w:color w:val="3A2A1E"/>
+        </w:rPr>
+        <w:t>`appCategory="game"` manifestten çıkmamalı.</w:t>
+      </w:r>
+      <w:r>
+        <w:rPr>
+          <w:color w:val="3A2A1E"/>
+        </w:rPr>
+        <w:t xml:space="preserve"> Bir sınıflandırma etiketi gibi duruyor ama işlevi başka: API 36'yı hedefleyen uygulamalarda geniş ekranlarda </w:t>
+      </w:r>
+      <w:r>
+        <w:rPr>
+          <w:rFonts w:ascii="Consolas" w:hAnsi="Consolas"/>
+          <w:color w:val="3A2A1E"/>
+          <w:sz w:val="20"/>
+        </w:rPr>
+        <w:t>screenOrientation</w:t>
+      </w:r>
+      <w:r>
+        <w:rPr>
+          <w:color w:val="3A2A1E"/>
+        </w:rPr>
+        <w:t xml:space="preserve"> yok sayılıyor, oyunlar bundan muaf ve muafiyet bu bayrakla belirleniyor. Silinirse yatay kilit tablette düşer.</w:t>
+      </w:r>
+    </w:p>
+    <w:p>
+      <w:pPr>
+        <w:pStyle w:val="ListBullet"/>
+      </w:pPr>
+      <w:r>
+        <w:rPr>
+          <w:b/>
+          <w:color w:val="3A2A1E"/>
+        </w:rPr>
+        <w:t>Yerel kütüphane hangi paketten geldiğini söylemez; md5 söyler.</w:t>
+      </w:r>
+      <w:r>
+        <w:rPr>
+          <w:color w:val="3A2A1E"/>
+        </w:rPr>
+        <w:t xml:space="preserve"> Bir NuGet paketinin Android yapısı yoksa RID grafiği </w:t>
+      </w:r>
+      <w:r>
+        <w:rPr>
+          <w:rFonts w:ascii="Consolas" w:hAnsi="Consolas"/>
+          <w:color w:val="3A2A1E"/>
+          <w:sz w:val="20"/>
+        </w:rPr>
+        <w:t>linux-x64</w:t>
+      </w:r>
+      <w:r>
+        <w:rPr>
+          <w:color w:val="3A2A1E"/>
+        </w:rPr>
+        <w:t xml:space="preserve"> kopyasını </w:t>
+      </w:r>
+      <w:r>
+        <w:rPr>
+          <w:rFonts w:ascii="Consolas" w:hAnsi="Consolas"/>
+          <w:color w:val="3A2A1E"/>
+          <w:sz w:val="20"/>
+        </w:rPr>
+        <w:t>android-x64</w:t>
+      </w:r>
+      <w:r>
+        <w:rPr>
+          <w:color w:val="3A2A1E"/>
+        </w:rPr>
+        <w:t xml:space="preserve"> için uygun sayabiliyor ve APK'ya masaüstü kütüphanesi giriyor. Derleme bunu </w:t>
+      </w:r>
+      <w:r>
+        <w:rPr>
+          <w:rFonts w:ascii="Consolas" w:hAnsi="Consolas"/>
+          <w:color w:val="3A2A1E"/>
+          <w:sz w:val="20"/>
+        </w:rPr>
+        <w:t>XA4301</w:t>
+      </w:r>
+      <w:r>
+        <w:rPr>
+          <w:color w:val="3A2A1E"/>
+        </w:rPr>
+        <w:t xml:space="preserve"> ("zaten içeriyor, yok sayılıyor") diye geçiştiriyor. Şüphe varsa APK'daki </w:t>
+      </w:r>
+      <w:r>
+        <w:rPr>
+          <w:rFonts w:ascii="Consolas" w:hAnsi="Consolas"/>
+          <w:color w:val="3A2A1E"/>
+          <w:sz w:val="20"/>
+        </w:rPr>
+        <w:t>.so</w:t>
+      </w:r>
+      <w:r>
+        <w:rPr>
+          <w:color w:val="3A2A1E"/>
+        </w:rPr>
+        <w:t xml:space="preserve">'yu paketteki kopyalarla md5 karşılaştır; hizalamayı da ELF program başlığındaki </w:t>
+      </w:r>
+      <w:r>
+        <w:rPr>
+          <w:rFonts w:ascii="Consolas" w:hAnsi="Consolas"/>
+          <w:color w:val="3A2A1E"/>
+          <w:sz w:val="20"/>
+        </w:rPr>
+        <w:t>p_align</w:t>
+      </w:r>
+      <w:r>
+        <w:rPr>
+          <w:color w:val="3A2A1E"/>
+        </w:rPr>
+        <w:t xml:space="preserve"> söylüyor (16384 olmalı).</w:t>
+      </w:r>
+    </w:p>
+    <w:p>
+      <w:pPr>
+        <w:pStyle w:val="ListBullet"/>
+      </w:pPr>
+      <w:r>
+        <w:rPr>
+          <w:b/>
+          <w:color w:val="3A2A1E"/>
+        </w:rPr>
+        <w:t>Uyarılar bütün projelerde hata sayılıyor.</w:t>
       </w:r>
       <w:r>
         <w:rPr>
@@ -4695,16 +7567,49 @@
       </w:r>
       <w:r>
         <w:rPr>
+          <w:rFonts w:ascii="Consolas" w:hAnsi="Consolas"/>
+          <w:color w:val="3A2A1E"/>
+          <w:sz w:val="20"/>
+        </w:rPr>
+        <w:t>Directory.Build.props</w:t>
+      </w:r>
+      <w:r>
+        <w:rPr>
+          <w:color w:val="3A2A1E"/>
+        </w:rPr>
+        <w:t xml:space="preserve"> bunu MAUI projelerinde kapatmayı amaçlıyor ama koşulu çalışmıyor (</w:t>
+      </w:r>
+      <w:r>
+        <w:rPr>
+          <w:rFonts w:ascii="Consolas" w:hAnsi="Consolas"/>
+          <w:color w:val="3A2A1E"/>
+          <w:sz w:val="20"/>
+        </w:rPr>
+        <w:t>$(UseMaui)</w:t>
+      </w:r>
+      <w:r>
+        <w:rPr>
+          <w:color w:val="3A2A1E"/>
+        </w:rPr>
+        <w:t xml:space="preserve"> dosya okunurken henüz boş). Yani MAUI tarafında da her uyarı derlemeyi kırar; bunu bilmeden bir bağımlılık yükseltmek şaşırtır.</w:t>
+      </w:r>
+    </w:p>
+    <w:p>
+      <w:pPr>
+        <w:pStyle w:val="ListBullet"/>
+      </w:pPr>
+      <w:r>
+        <w:rPr>
           <w:b/>
           <w:color w:val="3A2A1E"/>
         </w:rPr>
-        <w:t>imzasız</w:t>
-      </w:r>
-      <w:r>
-        <w:rPr>
-          <w:color w:val="3A2A1E"/>
-        </w:rPr>
-        <w:t xml:space="preserve">, Play kabul etmiyor. </w:t>
+        <w:t>Partial property zorunlu.</w:t>
+      </w:r>
+      <w:r>
+        <w:rPr>
+          <w:color w:val="3A2A1E"/>
+        </w:rPr>
+        <w:t xml:space="preserve"> MVVM üreticisi WinUI hedefinde alan biçimini MVVMTK0045 ile reddediyor, partial property'yi de yalnızca </w:t>
       </w:r>
       <w:r>
         <w:rPr>
@@ -4712,13 +7617,578 @@
           <w:color w:val="3A2A1E"/>
           <w:sz w:val="20"/>
         </w:rPr>
-        <w:t>.apk</w:t>
-      </w:r>
-      <w:r>
-        <w:rPr>
-          <w:color w:val="3A2A1E"/>
-        </w:rPr>
-        <w:t xml:space="preserve"> yalnızca tablete USB'den kurmak için</w:t>
+        <w:t>LangVersion=preview</w:t>
+      </w:r>
+      <w:r>
+        <w:rPr>
+          <w:color w:val="3A2A1E"/>
+        </w:rPr>
+        <w:t xml:space="preserve"> ile üretiyor (ayar Ploofy.App.csproj içinde). Partial property'ye başlangıç değeri verilemiyor — varsayılanlar kurucuya ya da Load metoduna gidiyor.</w:t>
+      </w:r>
+    </w:p>
+    <w:p>
+      <w:pPr>
+        <w:pStyle w:val="ListBullet"/>
+      </w:pPr>
+      <w:r>
+        <w:rPr>
+          <w:b/>
+          <w:color w:val="3A2A1E"/>
+        </w:rPr>
+        <w:t>XAML işaretleme uzantıları</w:t>
+      </w:r>
+      <w:r>
+        <w:rPr>
+          <w:color w:val="3A2A1E"/>
+        </w:rPr>
+        <w:t xml:space="preserve"> </w:t>
+      </w:r>
+      <w:r>
+        <w:rPr>
+          <w:rFonts w:ascii="Consolas" w:hAnsi="Consolas"/>
+          <w:color w:val="3A2A1E"/>
+          <w:sz w:val="20"/>
+        </w:rPr>
+        <w:t>[AcceptEmptyServiceProvider]</w:t>
+      </w:r>
+      <w:r>
+        <w:rPr>
+          <w:color w:val="3A2A1E"/>
+        </w:rPr>
+        <w:t xml:space="preserve"> istiyor, yoksa XC0103 ile derleme kırılıyor.</w:t>
+      </w:r>
+    </w:p>
+    <w:p>
+      <w:pPr>
+        <w:pStyle w:val="ListBullet"/>
+      </w:pPr>
+      <w:r>
+        <w:rPr>
+          <w:b/>
+          <w:color w:val="3A2A1E"/>
+        </w:rPr>
+        <w:t>Kaynak sözlükleri kendi başına çözülebilir olmalı.</w:t>
+      </w:r>
+      <w:r>
+        <w:rPr>
+          <w:color w:val="3A2A1E"/>
+        </w:rPr>
+        <w:t xml:space="preserve"> Android'de yükleme sırası Windows'takinden farklı; PloofyStyles renkleri kendi içinde birleştirmezse uygulama açılışta çöküyor.</w:t>
+      </w:r>
+    </w:p>
+    <w:p>
+      <w:pPr>
+        <w:pStyle w:val="ListBullet"/>
+      </w:pPr>
+      <w:r>
+        <w:rPr>
+          <w:b/>
+          <w:color w:val="3A2A1E"/>
+        </w:rPr>
+        <w:t>Android izinleri manifestte bildirilmeli.</w:t>
+      </w:r>
+      <w:r>
+        <w:rPr>
+          <w:color w:val="3A2A1E"/>
+        </w:rPr>
+        <w:t xml:space="preserve"> VIBRATE eksikken MAUI haptik çağrısında PermissionException fırlatıp uygulamayı kapatıyordu.</w:t>
+      </w:r>
+    </w:p>
+    <w:p>
+      <w:pPr>
+        <w:pStyle w:val="ListBullet"/>
+      </w:pPr>
+      <w:r>
+        <w:rPr>
+          <w:b/>
+          <w:color w:val="3A2A1E"/>
+        </w:rPr>
+        <w:t>Windows hedefi yeterli kanıt değil.</w:t>
+      </w:r>
+      <w:r>
+        <w:rPr>
+          <w:color w:val="3A2A1E"/>
+        </w:rPr>
+        <w:t xml:space="preserve"> Yukarıdaki son iki madde Windows'ta sessizce geçiyordu. Değişiklik sonrası Android'de de çalıştır.</w:t>
+      </w:r>
+    </w:p>
+    <w:p>
+      <w:pPr>
+        <w:pStyle w:val="ListBullet"/>
+      </w:pPr>
+      <w:r>
+        <w:rPr>
+          <w:b/>
+          <w:color w:val="3A2A1E"/>
+        </w:rPr>
+        <w:t>Canvas'a yazı SKFont ile çiziliyor.</w:t>
+      </w:r>
+      <w:r>
+        <w:rPr>
+          <w:color w:val="3A2A1E"/>
+        </w:rPr>
+        <w:t xml:space="preserve"> SkiaSharp 3'te </w:t>
+      </w:r>
+      <w:r>
+        <w:rPr>
+          <w:rFonts w:ascii="Consolas" w:hAnsi="Consolas"/>
+          <w:color w:val="3A2A1E"/>
+          <w:sz w:val="20"/>
+        </w:rPr>
+        <w:t>SKPaint.TextSize</w:t>
+      </w:r>
+      <w:r>
+        <w:rPr>
+          <w:color w:val="3A2A1E"/>
+        </w:rPr>
+        <w:t xml:space="preserve"> ve paint üzerinden yazı çizme kalktı; doğru çağrı </w:t>
+      </w:r>
+      <w:r>
+        <w:rPr>
+          <w:rFonts w:ascii="Consolas" w:hAnsi="Consolas"/>
+          <w:color w:val="3A2A1E"/>
+          <w:sz w:val="20"/>
+        </w:rPr>
+        <w:t>canvas.DrawText(metin, x, y, SKTextAlign.Center, font, paint)</w:t>
+      </w:r>
+      <w:r>
+        <w:rPr>
+          <w:color w:val="3A2A1E"/>
+        </w:rPr>
+        <w:t xml:space="preserve"> ve font ayrı bir </w:t>
+      </w:r>
+      <w:r>
+        <w:rPr>
+          <w:rFonts w:ascii="Consolas" w:hAnsi="Consolas"/>
+          <w:color w:val="3A2A1E"/>
+          <w:sz w:val="20"/>
+        </w:rPr>
+        <w:t>SKFont</w:t>
+      </w:r>
+      <w:r>
+        <w:rPr>
+          <w:color w:val="3A2A1E"/>
+        </w:rPr>
+        <w:t xml:space="preserve"> nesnesi (atılması gerekiyor). Dikey ortalama da elde yapılıyor: taban çizgisine göre çizmek 1 ile 8'i farklı yüksekliklere düşürüyor, </w:t>
+      </w:r>
+      <w:r>
+        <w:rPr>
+          <w:rFonts w:ascii="Consolas" w:hAnsi="Consolas"/>
+          <w:color w:val="3A2A1E"/>
+          <w:sz w:val="20"/>
+        </w:rPr>
+        <w:t>font.Metrics</w:t>
+      </w:r>
+      <w:r>
+        <w:rPr>
+          <w:color w:val="3A2A1E"/>
+        </w:rPr>
+        <w:t xml:space="preserve"> ile ortalanmalı. Örnek: </w:t>
+      </w:r>
+      <w:r>
+        <w:rPr>
+          <w:rFonts w:ascii="Consolas" w:hAnsi="Consolas"/>
+          <w:color w:val="3A2A1E"/>
+          <w:sz w:val="20"/>
+        </w:rPr>
+        <w:t>CountMatchSurface</w:t>
+      </w:r>
+      <w:r>
+        <w:rPr>
+          <w:color w:val="3A2A1E"/>
+        </w:rPr>
+        <w:t>.</w:t>
+      </w:r>
+    </w:p>
+    <w:p>
+      <w:pPr>
+        <w:pStyle w:val="ListBullet"/>
+      </w:pPr>
+      <w:r>
+        <w:rPr>
+          <w:b/>
+          <w:color w:val="3A2A1E"/>
+        </w:rPr>
+        <w:t>Gözle doğrulanamayan geometri sayıyla doğrulanır.</w:t>
+      </w:r>
+      <w:r>
+        <w:rPr>
+          <w:color w:val="3A2A1E"/>
+        </w:rPr>
+        <w:t xml:space="preserve"> Yapbozun tırnak kesimi doğru mu, ancak ekrana bakarak anlaşılırdı — ve ekran yoktu. Yerine matematiğin kopyası küçük bir konsol programına alınıp üç şey sınandı: tırnak doğru yöne taşıyor mu, komşu iki kenar birebir örtüşüyor mu, ve dairenin büyük yayı mı seçiliyor. Üçü de tek satırlık bir işaret hatasıyla bozulabilecek şeylerdi. Aynı yol, çizim koduna dokunan her değişiklikte işe yarar.</w:t>
+      </w:r>
+    </w:p>
+    <w:p>
+      <w:pPr>
+        <w:pStyle w:val="ListBullet"/>
+      </w:pPr>
+      <w:r>
+        <w:rPr>
+          <w:b/>
+          <w:color w:val="3A2A1E"/>
+        </w:rPr>
+        <w:t>Seçili öğe referansla bulunuyor.</w:t>
+      </w:r>
+      <w:r>
+        <w:rPr>
+          <w:color w:val="3A2A1E"/>
+        </w:rPr>
+        <w:t xml:space="preserve"> </w:t>
+      </w:r>
+      <w:r>
+        <w:rPr>
+          <w:rFonts w:ascii="Consolas" w:hAnsi="Consolas"/>
+          <w:color w:val="3A2A1E"/>
+          <w:sz w:val="20"/>
+        </w:rPr>
+        <w:t>CollectionView.SelectedItem</w:t>
+      </w:r>
+      <w:r>
+        <w:rPr>
+          <w:color w:val="3A2A1E"/>
+        </w:rPr>
+        <w:t>'a listedekinin eşdeğerini vermek seçimi ekranda göstermiyor; listedeki örneğin kendisi verilmeli. Profil ekranında varsayılan yaş bandı bu yüzden seçilmemiş görünüyordu.</w:t>
+      </w:r>
+    </w:p>
+    <w:p>
+      <w:pPr>
+        <w:pStyle w:val="ListBullet"/>
+      </w:pPr>
+      <w:r>
+        <w:rPr>
+          <w:b/>
+          <w:color w:val="3A2A1E"/>
+        </w:rPr>
+        <w:t>Düğmedeki emoji VS16 ister.</w:t>
+      </w:r>
+      <w:r>
+        <w:rPr>
+          <w:color w:val="3A2A1E"/>
+        </w:rPr>
+        <w:t xml:space="preserve"> </w:t>
+      </w:r>
+      <w:r>
+        <w:rPr>
+          <w:rFonts w:ascii="Consolas" w:hAnsi="Consolas"/>
+          <w:color w:val="3A2A1E"/>
+          <w:sz w:val="20"/>
+        </w:rPr>
+        <w:t>✏</w:t>
+      </w:r>
+      <w:r>
+        <w:rPr>
+          <w:color w:val="3A2A1E"/>
+        </w:rPr>
+        <w:t xml:space="preserve"> (U+270F) tek başına metin biçiminde çiziliyor: soluk, ince, düğme boş görünüyor. </w:t>
+      </w:r>
+      <w:r>
+        <w:rPr>
+          <w:rFonts w:ascii="Consolas" w:hAnsi="Consolas"/>
+          <w:color w:val="3A2A1E"/>
+          <w:sz w:val="20"/>
+        </w:rPr>
+        <w:t>&amp;#x270F;&amp;#xFE0F;</w:t>
+      </w:r>
+      <w:r>
+        <w:rPr>
+          <w:color w:val="3A2A1E"/>
+        </w:rPr>
+        <w:t xml:space="preserve"> renkli emoji veriyor. Depodaki 🗑 gibi zaten emoji varsayılanı olan işaretler etkilenmiyor; ayrım işaretin Unicode'daki varsayılan gösterimi.</w:t>
+      </w:r>
+    </w:p>
+    <w:p>
+      <w:pPr>
+        <w:pStyle w:val="ListBullet"/>
+      </w:pPr>
+      <w:r>
+        <w:rPr>
+          <w:b/>
+          <w:color w:val="3A2A1E"/>
+        </w:rPr>
+        <w:t>İkon SVG'lerinde degrade, süzgeç ve yazı kullanma.</w:t>
+      </w:r>
+      <w:r>
+        <w:rPr>
+          <w:color w:val="3A2A1E"/>
+        </w:rPr>
+        <w:t xml:space="preserve"> Resizetizer bu dosyaları kendi rasterleştiricisiyle çeviriyor ve sade olmayan her özellik sürprize açık. Hacim için üst üste iki düz dolgu yeter. Ayrıca saydam renk altındakiyle karışıyor: mavinin üstündeki saydam pembe mor çıktı.</w:t>
+      </w:r>
+    </w:p>
+    <w:p>
+      <w:pPr>
+        <w:pStyle w:val="ListBullet"/>
+      </w:pPr>
+      <w:r>
+        <w:rPr>
+          <w:b/>
+          <w:color w:val="3A2A1E"/>
+        </w:rPr>
+        <w:t>Git Bash adb'nin cihaz yollarını bozuyor.</w:t>
+      </w:r>
+      <w:r>
+        <w:rPr>
+          <w:color w:val="3A2A1E"/>
+        </w:rPr>
+        <w:t xml:space="preserve"> </w:t>
+      </w:r>
+      <w:r>
+        <w:rPr>
+          <w:rFonts w:ascii="Consolas" w:hAnsi="Consolas"/>
+          <w:color w:val="3A2A1E"/>
+          <w:sz w:val="20"/>
+        </w:rPr>
+        <w:t>adb push x /data/local/tmp/x</w:t>
+      </w:r>
+      <w:r>
+        <w:rPr>
+          <w:color w:val="3A2A1E"/>
+        </w:rPr>
+        <w:t xml:space="preserve"> çağrısında Git Bash </w:t>
+      </w:r>
+      <w:r>
+        <w:rPr>
+          <w:rFonts w:ascii="Consolas" w:hAnsi="Consolas"/>
+          <w:color w:val="3A2A1E"/>
+          <w:sz w:val="20"/>
+        </w:rPr>
+        <w:t>/data/...</w:t>
+      </w:r>
+      <w:r>
+        <w:rPr>
+          <w:color w:val="3A2A1E"/>
+        </w:rPr>
+        <w:t xml:space="preserve"> yolunu Windows yoluna çeviriyor ve "remote secure_mkdirs() failed" hatası geliyor. Başına </w:t>
+      </w:r>
+      <w:r>
+        <w:rPr>
+          <w:rFonts w:ascii="Consolas" w:hAnsi="Consolas"/>
+          <w:color w:val="3A2A1E"/>
+          <w:sz w:val="20"/>
+        </w:rPr>
+        <w:t>MSYS_NO_PATHCONV=1</w:t>
+      </w:r>
+      <w:r>
+        <w:rPr>
+          <w:color w:val="3A2A1E"/>
+        </w:rPr>
+        <w:t xml:space="preserve"> koymak yetiyor. </w:t>
+      </w:r>
+      <w:r>
+        <w:rPr>
+          <w:rFonts w:ascii="Consolas" w:hAnsi="Consolas"/>
+          <w:color w:val="3A2A1E"/>
+          <w:sz w:val="20"/>
+        </w:rPr>
+        <w:t>adb shell input tap</w:t>
+      </w:r>
+      <w:r>
+        <w:rPr>
+          <w:color w:val="3A2A1E"/>
+        </w:rPr>
+        <w:t xml:space="preserve"> gibi yol içermeyen çağrılar etkilenmiyor.</w:t>
+      </w:r>
+    </w:p>
+    <w:p>
+      <w:pPr>
+        <w:pStyle w:val="ListBullet"/>
+      </w:pPr>
+      <w:r>
+        <w:rPr>
+          <w:b/>
+          <w:color w:val="3A2A1E"/>
+        </w:rPr>
+        <w:t>Emülatörde `adb shell input motionevent` ile eğri çizilebiliyor.</w:t>
+      </w:r>
+      <w:r>
+        <w:rPr>
+          <w:color w:val="3A2A1E"/>
+        </w:rPr>
+        <w:t xml:space="preserve"> </w:t>
+      </w:r>
+      <w:r>
+        <w:rPr>
+          <w:rFonts w:ascii="Consolas" w:hAnsi="Consolas"/>
+          <w:color w:val="3A2A1E"/>
+          <w:sz w:val="20"/>
+        </w:rPr>
+        <w:t>input swipe</w:t>
+      </w:r>
+      <w:r>
+        <w:rPr>
+          <w:color w:val="3A2A1E"/>
+        </w:rPr>
+        <w:t xml:space="preserve"> yalnızca düz çizgi; eğri bir yolu takip etmek için DOWN/MOVE/UP dizisini bir betiğe yazıp cihaza gönderip </w:t>
+      </w:r>
+      <w:r>
+        <w:rPr>
+          <w:rFonts w:ascii="Consolas" w:hAnsi="Consolas"/>
+          <w:color w:val="3A2A1E"/>
+          <w:sz w:val="20"/>
+        </w:rPr>
+        <w:t>sh</w:t>
+      </w:r>
+      <w:r>
+        <w:rPr>
+          <w:color w:val="3A2A1E"/>
+        </w:rPr>
+        <w:t xml:space="preserve"> ile çalıştırmak gerekiyor. Yolu Bul'un tur tamamlaması böyle doğrulandı.</w:t>
+      </w:r>
+    </w:p>
+    <w:p>
+      <w:pPr>
+        <w:pStyle w:val="ListBullet"/>
+      </w:pPr>
+      <w:r>
+        <w:rPr>
+          <w:b/>
+          <w:color w:val="3A2A1E"/>
+        </w:rPr>
+        <w:t>Emülatörün SystemUI'ı bu makinede takılıyor.</w:t>
+      </w:r>
+      <w:r>
+        <w:rPr>
+          <w:color w:val="3A2A1E"/>
+        </w:rPr>
+        <w:t xml:space="preserve"> Takıldığında bütün ekran donuyor: ekran görüntüsü hep aynı kareyi gösteriyor, dokunuşlar işlemiyor ve uygulama kilitlenmiş gibi duruyor. Teşhis için </w:t>
+      </w:r>
+      <w:r>
+        <w:rPr>
+          <w:rFonts w:ascii="Consolas" w:hAnsi="Consolas"/>
+          <w:color w:val="3A2A1E"/>
+          <w:sz w:val="20"/>
+        </w:rPr>
+        <w:t>adb shell "dumpsys window | grep mCurrentFocus"</w:t>
+      </w:r>
+      <w:r>
+        <w:rPr>
+          <w:color w:val="3A2A1E"/>
+        </w:rPr>
+        <w:t xml:space="preserve"> — "Application Not Responding: com.android.systemui" görünüyorsa sorun bizde değil, emülatörü yeniden başlat. Bir kez var olmayan bir kilitlenmeyi kovalamaya yol açtı.</w:t>
+      </w:r>
+    </w:p>
+    <w:p>
+      <w:pPr>
+        <w:pStyle w:val="Heading3"/>
+      </w:pPr>
+      <w:r>
+        <w:t>Ekranda duran şeyi cihaza gitmeden gör</w:t>
+      </w:r>
+    </w:p>
+    <w:p>
+      <w:pPr/>
+      <w:r>
+        <w:rPr>
+          <w:color w:val="3A2A1E"/>
+        </w:rPr>
+        <w:t xml:space="preserve">Motorun verisi saf sayı olduğu için konsoldan PNG'ye alınabiliyor ve yerleşim kusurları orada çıkıyor. Bu oturumda üç kusur </w:t>
+      </w:r>
+      <w:r>
+        <w:rPr>
+          <w:b/>
+          <w:color w:val="3A2A1E"/>
+        </w:rPr>
+        <w:t>yalnızca</w:t>
+      </w:r>
+      <w:r>
+        <w:rPr>
+          <w:color w:val="3A2A1E"/>
+        </w:rPr>
+        <w:t xml:space="preserve"> böyle göründü: Harf Yazma'nın rakamları harflerin kenarına yapışıyordu (piksel payı birim koordinata ekleniyordu), A/B/E/4'te üst üste biniyorlardı, ve Noktaları Birleştir'in on bir resminin altısı hayvana benzemiyordu.</w:t>
+      </w:r>
+    </w:p>
+    <w:p>
+      <w:pPr/>
+      <w:r>
+        <w:rPr>
+          <w:color w:val="3A2A1E"/>
+        </w:rPr>
+        <w:t>Yöntem: motorun geometrisini bir konsol programından JSON'a dök, Python + Pillow ile çiz, resme bak. Emülatörü açmaktan hızlı ve emülatörün göstermediğini gösteriyor — çünkü sorun çalışma zamanında değil veride.</w:t>
+      </w:r>
+    </w:p>
+    <w:p>
+      <w:pPr/>
+      <w:r>
+        <w:rPr>
+          <w:color w:val="3A2A1E"/>
+        </w:rPr>
+        <w:t xml:space="preserve">Kural: </w:t>
+      </w:r>
+      <w:r>
+        <w:rPr>
+          <w:b/>
+          <w:color w:val="3A2A1E"/>
+        </w:rPr>
+        <w:t>bir ekranda "neyin nereye düştüğü" bir soruysa, o hesabı MAUI'siz bir yere koy.</w:t>
+      </w:r>
+      <w:r>
+        <w:rPr>
+          <w:color w:val="3A2A1E"/>
+        </w:rPr>
+        <w:t xml:space="preserve"> </w:t>
+      </w:r>
+      <w:r>
+        <w:rPr>
+          <w:rFonts w:ascii="Consolas" w:hAnsi="Consolas"/>
+          <w:color w:val="3A2A1E"/>
+          <w:sz w:val="20"/>
+        </w:rPr>
+        <w:t>TrendPainter</w:t>
+      </w:r>
+      <w:r>
+        <w:rPr>
+          <w:color w:val="3A2A1E"/>
+        </w:rPr>
+        <w:t xml:space="preserve"> ve </w:t>
+      </w:r>
+      <w:r>
+        <w:rPr>
+          <w:rFonts w:ascii="Consolas" w:hAnsi="Consolas"/>
+          <w:color w:val="3A2A1E"/>
+          <w:sz w:val="20"/>
+        </w:rPr>
+        <w:t>LineUpPainter</w:t>
+      </w:r>
+      <w:r>
+        <w:rPr>
+          <w:color w:val="3A2A1E"/>
+        </w:rPr>
+        <w:t xml:space="preserve"> zaten öyle; darbe numaralarının yerleşimi </w:t>
+      </w:r>
+      <w:r>
+        <w:rPr>
+          <w:rFonts w:ascii="Consolas" w:hAnsi="Consolas"/>
+          <w:color w:val="3A2A1E"/>
+          <w:sz w:val="20"/>
+        </w:rPr>
+        <w:t>LetterTraceSurface</w:t>
+      </w:r>
+      <w:r>
+        <w:rPr>
+          <w:color w:val="3A2A1E"/>
+        </w:rPr>
+        <w:t xml:space="preserve"> içinde kaldı ama hesabı saf (</w:t>
+      </w:r>
+      <w:r>
+        <w:rPr>
+          <w:rFonts w:ascii="Consolas" w:hAnsi="Consolas"/>
+          <w:color w:val="3A2A1E"/>
+          <w:sz w:val="20"/>
+        </w:rPr>
+        <w:t>OutwardNormal</w:t>
+      </w:r>
+      <w:r>
+        <w:rPr>
+          <w:color w:val="3A2A1E"/>
+        </w:rPr>
+        <w:t>), yani taklit edilip çizilebiliyor.</w:t>
+      </w:r>
+    </w:p>
+    <w:p>
+      <w:pPr>
+        <w:pStyle w:val="Heading2"/>
+      </w:pPr>
+      <w:r>
+        <w:t>9. Yeni mini oyun ekleme</w:t>
       </w:r>
     </w:p>
     <w:p>
@@ -4727,23 +8197,17 @@
       </w:pPr>
       <w:r>
         <w:rPr>
-          <w:color w:val="3A2A1E"/>
-        </w:rPr>
-        <w:t xml:space="preserve">Console'daki metinler </w:t>
-      </w:r>
-      <w:r>
-        <w:rPr>
           <w:rFonts w:ascii="Consolas" w:hAnsi="Consolas"/>
           <w:color w:val="3A2A1E"/>
           <w:sz w:val="20"/>
         </w:rPr>
-        <w:t>docs/store/listing.md</w:t>
-      </w:r>
-      <w:r>
-        <w:rPr>
-          <w:color w:val="3A2A1E"/>
-        </w:rPr>
-        <w:t xml:space="preserve"> içinden kopyalanacak (üç dil, Data safety cevapları, IARC anketi, hedef kitle beyanı)</w:t>
+        <w:t>Engine/Catalog/GameCatalog.cs</w:t>
+      </w:r>
+      <w:r>
+        <w:rPr>
+          <w:color w:val="3A2A1E"/>
+        </w:rPr>
+        <w:t xml:space="preserve"> içine bir satır: id, etkileşim türü, katman, en küçük bant, çizim tekniği</w:t>
       </w:r>
     </w:p>
     <w:p>
@@ -4754,53 +8218,62 @@
         <w:rPr>
           <w:color w:val="3A2A1E"/>
         </w:rPr>
-        <w:t xml:space="preserve">Koda dokunulduysa paketi </w:t>
+        <w:t xml:space="preserve">Kuralları </w:t>
+      </w:r>
+      <w:r>
+        <w:rPr>
+          <w:rFonts w:ascii="Consolas" w:hAnsi="Consolas"/>
+          <w:color w:val="3A2A1E"/>
+          <w:sz w:val="20"/>
+        </w:rPr>
+        <w:t>Engine/Games/</w:t>
+      </w:r>
+      <w:r>
+        <w:rPr>
+          <w:color w:val="3A2A1E"/>
+        </w:rPr>
+        <w:t xml:space="preserve"> altında arayüzden bağımsız bir sınıf olarak yaz; zorluk knob'larını </w:t>
+      </w:r>
+      <w:r>
+        <w:rPr>
+          <w:rFonts w:ascii="Consolas" w:hAnsi="Consolas"/>
+          <w:color w:val="3A2A1E"/>
+          <w:sz w:val="20"/>
+        </w:rPr>
+        <w:t>BandValue&lt;T&gt;</w:t>
+      </w:r>
+      <w:r>
+        <w:rPr>
+          <w:color w:val="3A2A1E"/>
+        </w:rPr>
+        <w:t xml:space="preserve"> ile tanımla ve testini yaz. Görünüm modelinde </w:t>
+      </w:r>
+      <w:r>
+        <w:rPr>
+          <w:rFonts w:ascii="Consolas" w:hAnsi="Consolas"/>
+          <w:color w:val="3A2A1E"/>
+          <w:sz w:val="20"/>
+        </w:rPr>
+        <w:t>ForBand</w:t>
+      </w:r>
+      <w:r>
+        <w:rPr>
+          <w:color w:val="3A2A1E"/>
+        </w:rPr>
+        <w:t xml:space="preserve"> çağrısına </w:t>
       </w:r>
       <w:r>
         <w:rPr>
           <w:b/>
           <w:color w:val="3A2A1E"/>
         </w:rPr>
-        <w:t>yeniden üret</w:t>
-      </w:r>
-      <w:r>
-        <w:rPr>
-          <w:color w:val="3A2A1E"/>
-        </w:rPr>
-        <w:t>: içeriği koda bağlı, notta yazılana değil</w:t>
-      </w:r>
-    </w:p>
-    <w:p>
-      <w:pPr/>
-      <w:r>
-        <w:rPr>
-          <w:color w:val="3A2A1E"/>
-        </w:rPr>
-        <w:t>Ekran görüntüleri ve 1024×500 öne çıkan grafik hâlâ eksik ve ikisi de gerçek cihaz istiyor — internal testing bunları beklemeden yüklenebiliyor.</w:t>
-      </w:r>
-    </w:p>
-    <w:p>
-      <w:pPr>
-        <w:pStyle w:val="Heading3"/>
-      </w:pPr>
-      <w:r>
-        <w:t>Yazılım tarafında sıradaki</w:t>
-      </w:r>
-    </w:p>
-    <w:p>
-      <w:pPr/>
-      <w:r>
-        <w:rPr>
-          <w:b/>
-          <w:color w:val="3A2A1E"/>
-        </w:rPr>
-        <w:t>İ8 — bant içi uyarlama.</w:t>
-      </w:r>
-      <w:r>
-        <w:rPr>
-          <w:color w:val="3A2A1E"/>
-        </w:rPr>
-        <w:t xml:space="preserve"> İçerik yol haritasının kalan tek maddesi; çocuk üst üste başarıyorsa zorluğu bir kademe artırmak. </w:t>
+        <w:t>`player.KnobBand`</w:t>
+      </w:r>
+      <w:r>
+        <w:rPr>
+          <w:color w:val="3A2A1E"/>
+        </w:rPr>
+        <w:t xml:space="preserve"> ver, </w:t>
       </w:r>
       <w:r>
         <w:rPr>
@@ -4808,58 +8281,13 @@
           <w:color w:val="3A2A1E"/>
           <w:sz w:val="20"/>
         </w:rPr>
-        <w:t>BandValue&lt;T&gt;</w:t>
-      </w:r>
-      <w:r>
-        <w:rPr>
-          <w:color w:val="3A2A1E"/>
-        </w:rPr>
-        <w:t xml:space="preserve"> mimarisi buna hazır. Riski var: gizli zorluk değişimi ebeveyni şaşırtır, o yüzden görünür olmalı.</w:t>
-      </w:r>
-    </w:p>
-    <w:p>
-      <w:pPr/>
-      <w:r>
-        <w:rPr>
-          <w:b/>
-          <w:color w:val="3A2A1E"/>
-        </w:rPr>
-        <w:t>Ondan önce asıl bekleyen sesli yönerge</w:t>
-      </w:r>
-      <w:r>
-        <w:rPr>
-          <w:color w:val="3A2A1E"/>
-        </w:rPr>
-        <w:t xml:space="preserve"> (5. bölümün sonu): dokuz öğretici oyunun yönergesi hâlâ tamamen görsel ve Filiz bandı okumuyor.</w:t>
-      </w:r>
-    </w:p>
-    <w:p>
-      <w:pPr/>
-      <w:r>
-        <w:rPr>
-          <w:b/>
-          <w:color w:val="3A2A1E"/>
-        </w:rPr>
-        <w:t>Ama asıl bekleyen hâlâ gerçek tablet ve liste iyice uzadı.</w:t>
-      </w:r>
-      <w:r>
-        <w:rPr>
-          <w:color w:val="3A2A1E"/>
-        </w:rPr>
-        <w:t xml:space="preserve"> Emülatör her şeyi gösterdi, iki şeyi ölçemiyor: parmağı ve hoparlörü. Son iki oturumda eklenen </w:t>
-      </w:r>
-      <w:r>
-        <w:rPr>
-          <w:b/>
-          <w:color w:val="3A2A1E"/>
-        </w:rPr>
-        <w:t>yedi oyun</w:t>
-      </w:r>
-      <w:r>
-        <w:rPr>
-          <w:color w:val="3A2A1E"/>
-        </w:rPr>
-        <w:t xml:space="preserve"> ve dört ekran hiç dokunulmadan yazıldı. Tableti USB'den tak, hata ayıklamayı aç, </w:t>
+        <w:t>player.Band</w:t>
+      </w:r>
+      <w:r>
+        <w:rPr>
+          <w:color w:val="3A2A1E"/>
+        </w:rPr>
+        <w:t xml:space="preserve"> değil: bant içi uyarlama tam orada devreye giriyor ve unutulursa oyun sessizce uyarlanmaz olur. </w:t>
       </w:r>
       <w:r>
         <w:rPr>
@@ -4867,94 +8295,13 @@
           <w:color w:val="3A2A1E"/>
           <w:sz w:val="20"/>
         </w:rPr>
-        <w:t>dotnet build src/Ploofy.App/Ploofy.App.csproj -f net10.0-android -t:Run</w:t>
-      </w:r>
-      <w:r>
-        <w:rPr>
-          <w:color w:val="3A2A1E"/>
-        </w:rPr>
-        <w:t>.</w:t>
-      </w:r>
-    </w:p>
-    <w:p>
-      <w:pPr/>
-      <w:r>
-        <w:rPr>
-          <w:color w:val="3A2A1E"/>
-        </w:rPr>
-        <w:t>Öncelik sırasıyla bakılacaklar:</w:t>
-      </w:r>
-    </w:p>
-    <w:p>
-      <w:pPr>
-        <w:pStyle w:val="ListBullet"/>
-      </w:pPr>
-      <w:r>
-        <w:rPr>
-          <w:b/>
-          <w:color w:val="3A2A1E"/>
-        </w:rPr>
-        <w:t>Sesler.</w:t>
-      </w:r>
-      <w:r>
-        <w:rPr>
-          <w:color w:val="3A2A1E"/>
-        </w:rPr>
-        <w:t xml:space="preserve"> Hiçbiri henüz kulakla duyulmadı. Ses seviyeleri birbirine göre dengeli mi (dokunuş sesi tekrar tekrar çalıyor, en alçağı o olmalı), tuş notaları ezgi gibi mi duyuluyor, tablet hoparlöründe tiz sesler (yıldız) cırlıyor mu. Ayarlardaki "Sesleri dene" düğmesi tam bunun için</w:t>
-      </w:r>
-    </w:p>
-    <w:p>
-      <w:pPr>
-        <w:pStyle w:val="ListBullet"/>
-      </w:pPr>
-      <w:r>
-        <w:rPr>
-          <w:b/>
-          <w:color w:val="3A2A1E"/>
-        </w:rPr>
-        <w:t>Yolu Bul'da Meşe toleransı</w:t>
-      </w:r>
-      <w:r>
-        <w:rPr>
-          <w:color w:val="3A2A1E"/>
-        </w:rPr>
-        <w:t xml:space="preserve"> (0,055) parmak ucuyla tutturulabiliyor mu — bunların en riskli olanı hâlâ bu</w:t>
-      </w:r>
-    </w:p>
-    <w:p>
-      <w:pPr>
-        <w:pStyle w:val="ListBullet"/>
-      </w:pPr>
-      <w:r>
-        <w:rPr>
-          <w:b/>
-          <w:color w:val="3A2A1E"/>
-        </w:rPr>
-        <w:t>Noktaları Birleştir'de dokunma isabeti.</w:t>
-      </w:r>
-      <w:r>
-        <w:rPr>
-          <w:color w:val="3A2A1E"/>
-        </w:rPr>
-        <w:t xml:space="preserve"> En dar tolerans 0,06, yani yedi yüz piksellik kenarda 84 piksel çap. Kâğıt üstünde yeterli; parmakla öyle mi. Özellikle en yoğun resim olan kelebekte (14 nokta)</w:t>
-      </w:r>
-    </w:p>
-    <w:p>
-      <w:pPr>
-        <w:pStyle w:val="ListBullet"/>
-      </w:pPr>
-      <w:r>
-        <w:rPr>
-          <w:b/>
-          <w:color w:val="3A2A1E"/>
-        </w:rPr>
-        <w:t>Harf Yazma'da rakamlar ve oklar okunuyor mu.</w:t>
-      </w:r>
-      <w:r>
-        <w:rPr>
-          <w:color w:val="3A2A1E"/>
-        </w:rPr>
-        <w:t xml:space="preserve"> Yerleşim PNG'de doğrulandı ama gerçek yazı tipiyle, gerçek ekran yoğunluğunda değil. Rakam dairesinin çapı </w:t>
+        <w:t>DifficultyProfile.For</w:t>
+      </w:r>
+      <w:r>
+        <w:rPr>
+          <w:color w:val="3A2A1E"/>
+        </w:rPr>
+        <w:t xml:space="preserve"> ve </w:t>
       </w:r>
       <w:r>
         <w:rPr>
@@ -4962,31 +8309,13 @@
           <w:color w:val="3A2A1E"/>
           <w:sz w:val="20"/>
         </w:rPr>
-        <w:t>band * 0.34</w:t>
-      </w:r>
-      <w:r>
-        <w:rPr>
-          <w:color w:val="3A2A1E"/>
-        </w:rPr>
-        <w:t xml:space="preserve"> — küçük gelirse orası büyütülür</w:t>
-      </w:r>
-    </w:p>
-    <w:p>
-      <w:pPr>
-        <w:pStyle w:val="ListBullet"/>
-      </w:pPr>
-      <w:r>
-        <w:rPr>
-          <w:b/>
-          <w:color w:val="3A2A1E"/>
-        </w:rPr>
-        <w:t>Harf Yazma'da harflerin estetiği.</w:t>
-      </w:r>
-      <w:r>
-        <w:rPr>
-          <w:color w:val="3A2A1E"/>
-        </w:rPr>
-        <w:t xml:space="preserve"> S'nin kıvrımı, 6'nın halkası ve 2'nin kuyruğu hiçbir ekranda görülmedi. Nokta listeleri </w:t>
+        <w:t>RoundOutcome</w:t>
+      </w:r>
+      <w:r>
+        <w:rPr>
+          <w:color w:val="3A2A1E"/>
+        </w:rPr>
+        <w:t xml:space="preserve"> ise </w:t>
       </w:r>
       <w:r>
         <w:rPr>
@@ -4994,2534 +8323,13 @@
           <w:color w:val="3A2A1E"/>
           <w:sz w:val="20"/>
         </w:rPr>
-        <w:t>GlyphShapes.cs</w:t>
-      </w:r>
-      <w:r>
-        <w:rPr>
-          <w:color w:val="3A2A1E"/>
-        </w:rPr>
-        <w:t xml:space="preserve"> içinde tek satırlık işler</w:t>
-      </w:r>
-    </w:p>
-    <w:p>
-      <w:pPr>
-        <w:pStyle w:val="ListBullet"/>
-      </w:pPr>
-      <w:r>
-        <w:rPr>
-          <w:b/>
-          <w:color w:val="3A2A1E"/>
-        </w:rPr>
-        <w:t>Koleksiyon ekranı yatay ekrana sığıyor mu.</w:t>
-      </w:r>
-      <w:r>
-        <w:rPr>
-          <w:color w:val="3A2A1E"/>
-        </w:rPr>
-        <w:t xml:space="preserve"> Otuz iki avatar, 72 birim genişliğinde kutucuklarla sarmalanıyor; kaydırma gerekiyorsa sorun değil ama sıradaki ödül kartı ekranın üstünde kalmalı</w:t>
-      </w:r>
-    </w:p>
-    <w:p>
-      <w:pPr>
-        <w:pStyle w:val="ListBullet"/>
-      </w:pPr>
-      <w:r>
-        <w:rPr>
-          <w:b/>
-          <w:color w:val="3A2A1E"/>
-        </w:rPr>
-        <w:t>Boyama'da alanlara parmakla basılabiliyor mu.</w:t>
-      </w:r>
-      <w:r>
-        <w:rPr>
-          <w:color w:val="3A2A1E"/>
-        </w:rPr>
-        <w:t xml:space="preserve"> En küçük alan balığın gözü (yarıçap 0,045) — ekranın kısa kenarında yaklaşık 60 piksel çap. Küçük gelirse gözü büyüt, </w:t>
-      </w:r>
-      <w:r>
-        <w:rPr>
-          <w:rFonts w:ascii="Consolas" w:hAnsi="Consolas"/>
-          <w:color w:val="3A2A1E"/>
-          <w:sz w:val="20"/>
-        </w:rPr>
-        <w:t>ColoringPictures.cs</w:t>
-      </w:r>
-      <w:r>
-        <w:rPr>
-          <w:color w:val="3A2A1E"/>
-        </w:rPr>
-        <w:t xml:space="preserve"> içinde tek satır</w:t>
-      </w:r>
-    </w:p>
-    <w:p>
-      <w:pPr>
-        <w:pStyle w:val="ListBullet"/>
-      </w:pPr>
-      <w:r>
-        <w:rPr>
-          <w:b/>
-          <w:color w:val="3A2A1E"/>
-        </w:rPr>
-        <w:t>Kategori Ayırma'da kutular yatay ekrana sığıyor mu</w:t>
-      </w:r>
-      <w:r>
-        <w:rPr>
-          <w:color w:val="3A2A1E"/>
-        </w:rPr>
-        <w:t>, üç kutuda dokunma hedefi 64 birimin altına düşüyor mu</w:t>
-      </w:r>
-    </w:p>
-    <w:p>
-      <w:pPr>
-        <w:pStyle w:val="ListBullet"/>
-      </w:pPr>
-      <w:r>
-        <w:rPr>
-          <w:b/>
-          <w:color w:val="3A2A1E"/>
-        </w:rPr>
-        <w:t>Toplama'da dokuz nesne yan yana sığıyor mu.</w:t>
-      </w:r>
-      <w:r>
-        <w:rPr>
-          <w:color w:val="3A2A1E"/>
-        </w:rPr>
-        <w:t xml:space="preserve"> Meşe'de sağ küme dokuza kadar çıkıyor; sarmalanma çirkin durursa nesne boyutu küçültülür</w:t>
-      </w:r>
-    </w:p>
-    <w:p>
-      <w:pPr>
-        <w:pStyle w:val="ListBullet"/>
-      </w:pPr>
-      <w:r>
-        <w:rPr>
-          <w:b/>
-          <w:color w:val="3A2A1E"/>
-        </w:rPr>
-        <w:t>Sırala'da Meşe'nin ardışık miktarları</w:t>
-      </w:r>
-      <w:r>
-        <w:rPr>
-          <w:color w:val="3A2A1E"/>
-        </w:rPr>
-        <w:t xml:space="preserve"> gerçekten sayılabiliyor mu</w:t>
-      </w:r>
-    </w:p>
-    <w:p>
-      <w:pPr>
-        <w:pStyle w:val="ListBullet"/>
-      </w:pPr>
-      <w:r>
-        <w:rPr>
-          <w:b/>
-          <w:color w:val="3A2A1E"/>
-        </w:rPr>
-        <w:t>Örüntü'de dokuz kutucuk</w:t>
-      </w:r>
-      <w:r>
-        <w:rPr>
-          <w:color w:val="3A2A1E"/>
-        </w:rPr>
-        <w:t xml:space="preserve"> yatay ekrana sığıyor mu, dokunma hedefi 64 birimin altına düşüyor mu</w:t>
-      </w:r>
-    </w:p>
-    <w:p>
-      <w:pPr>
-        <w:pStyle w:val="ListBullet"/>
-      </w:pPr>
-      <w:r>
-        <w:rPr>
-          <w:color w:val="3A2A1E"/>
-        </w:rPr>
-        <w:t>Sepeti Tut'ta düşme hızı Fidan bandında adil mi, sepet parmağı gecikmeden takip ediyor mu</w:t>
-      </w:r>
-    </w:p>
-    <w:p>
-      <w:pPr>
-        <w:pStyle w:val="ListBullet"/>
-      </w:pPr>
-      <w:r>
-        <w:rPr>
-          <w:color w:val="3A2A1E"/>
-        </w:rPr>
-        <w:t>Sırayı Tekrarla'da 750 ms gösterim hızı Filiz bandında takip edilebiliyor mu</w:t>
-      </w:r>
-    </w:p>
-    <w:p>
-      <w:pPr>
-        <w:pStyle w:val="ListBullet"/>
-      </w:pPr>
-      <w:r>
-        <w:rPr>
-          <w:color w:val="3A2A1E"/>
-        </w:rPr>
-        <w:t>Yapboz'da Meşe'nin on altı parçası bir turu fazla uzatıyor mu</w:t>
-      </w:r>
-    </w:p>
-    <w:p>
-      <w:pPr>
-        <w:pStyle w:val="ListBullet"/>
-      </w:pPr>
-      <w:r>
-        <w:rPr>
-          <w:color w:val="3A2A1E"/>
-        </w:rPr>
-        <w:t>İkon başlatıcıda nasıl duruyor (uyarlanabilir maske yüzü kırpıyor mu)</w:t>
-      </w:r>
-    </w:p>
-    <w:p>
-      <w:pPr/>
-      <w:r>
-        <w:rPr>
-          <w:color w:val="3A2A1E"/>
-        </w:rPr>
-        <w:t>Sürümü bloke edenler 4. bölümde, içerik yol haritası 5. bölümde.</w:t>
-      </w:r>
-    </w:p>
-    <w:p>
-      <w:pPr>
-        <w:pStyle w:val="Heading2"/>
-      </w:pPr>
-      <w:r>
-        <w:t>2. Depo düzeni</w:t>
-      </w:r>
-    </w:p>
-    <w:p>
-      <w:pPr>
-        <w:pStyle w:val="ListBullet"/>
-      </w:pPr>
-      <w:r>
-        <w:rPr>
-          <w:b/>
-          <w:color w:val="3A2A1E"/>
-        </w:rPr>
-        <w:t>src/Ploofy.Engine</w:t>
-      </w:r>
-      <w:r>
-        <w:rPr>
-          <w:color w:val="3A2A1E"/>
-        </w:rPr>
-        <w:t xml:space="preserve"> — oyun mantığı, UI'ya sıfır bağımlılık (net10.0)</w:t>
-      </w:r>
-    </w:p>
-    <w:p>
-      <w:pPr>
-        <w:pStyle w:val="ListBullet"/>
-      </w:pPr>
-      <w:r>
-        <w:rPr>
-          <w:b/>
-          <w:color w:val="3A2A1E"/>
-        </w:rPr>
-        <w:t>src/Ploofy.Data</w:t>
-      </w:r>
-      <w:r>
-        <w:rPr>
-          <w:color w:val="3A2A1E"/>
-        </w:rPr>
-        <w:t xml:space="preserve"> — SQLite ilerleme deposu (net10.0)</w:t>
-      </w:r>
-    </w:p>
-    <w:p>
-      <w:pPr>
-        <w:pStyle w:val="ListBullet"/>
-      </w:pPr>
-      <w:r>
-        <w:rPr>
-          <w:b/>
-          <w:color w:val="3A2A1E"/>
-        </w:rPr>
-        <w:t>src/Ploofy.Ui</w:t>
-      </w:r>
-      <w:r>
-        <w:rPr>
-          <w:color w:val="3A2A1E"/>
-        </w:rPr>
-        <w:t xml:space="preserve"> — ortak MAUI arayüz katmanı: tema, çizim, ses/haptik, ebeveyn kilidi</w:t>
-      </w:r>
-    </w:p>
-    <w:p>
-      <w:pPr>
-        <w:pStyle w:val="ListBullet"/>
-      </w:pPr>
-      <w:r>
-        <w:rPr>
-          <w:b/>
-          <w:color w:val="3A2A1E"/>
-        </w:rPr>
-        <w:t>src/Ploofy.Ui/Painting/TrendPainter.cs</w:t>
-      </w:r>
-      <w:r>
-        <w:rPr>
-          <w:color w:val="3A2A1E"/>
-        </w:rPr>
-        <w:t xml:space="preserve">, </w:t>
-      </w:r>
-      <w:r>
-        <w:rPr>
-          <w:b/>
-          <w:color w:val="3A2A1E"/>
-        </w:rPr>
-        <w:t>LineUpPainter.cs</w:t>
-      </w:r>
-      <w:r>
-        <w:rPr>
-          <w:color w:val="3A2A1E"/>
-        </w:rPr>
-        <w:t xml:space="preserve"> — rapordaki grafiğin ve Sırala'nın çizimi; MAUI'den bağımsız, bu yüzden konsoldan PNG'ye alınıp gözle bakılabiliyor</w:t>
-      </w:r>
-    </w:p>
-    <w:p>
-      <w:pPr>
-        <w:pStyle w:val="ListBullet"/>
-      </w:pPr>
-      <w:r>
-        <w:rPr>
-          <w:b/>
-          <w:color w:val="3A2A1E"/>
-        </w:rPr>
-        <w:t>docs/store/listing.md</w:t>
-      </w:r>
-      <w:r>
-        <w:rPr>
-          <w:color w:val="3A2A1E"/>
-        </w:rPr>
-        <w:t xml:space="preserve"> — mağaza vitrininin kaynağı: üç dilde metinler, Data safety ve içerik derecelendirme cevapları, ekran görüntüsü listesi</w:t>
-      </w:r>
-    </w:p>
-    <w:p>
-      <w:pPr>
-        <w:pStyle w:val="ListBullet"/>
-      </w:pPr>
-      <w:r>
-        <w:rPr>
-          <w:b/>
-          <w:color w:val="3A2A1E"/>
-        </w:rPr>
-        <w:t>src/Ploofy.App</w:t>
-      </w:r>
-      <w:r>
-        <w:rPr>
-          <w:color w:val="3A2A1E"/>
-        </w:rPr>
-        <w:t xml:space="preserve"> — MAUI uygulaması (Android + iOS; Windows sadece geliştirme için)</w:t>
-      </w:r>
-    </w:p>
-    <w:p>
-      <w:pPr>
-        <w:pStyle w:val="ListBullet"/>
-      </w:pPr>
-      <w:r>
-        <w:rPr>
-          <w:b/>
-          <w:color w:val="3A2A1E"/>
-        </w:rPr>
-        <w:t>tests/Ploofy.Engine.Tests</w:t>
-      </w:r>
-      <w:r>
-        <w:rPr>
-          <w:color w:val="3A2A1E"/>
-        </w:rPr>
-        <w:t xml:space="preserve"> — xUnit, motor + depo</w:t>
-      </w:r>
-    </w:p>
-    <w:p>
-      <w:pPr>
-        <w:pStyle w:val="ListBullet"/>
-      </w:pPr>
-      <w:r>
-        <w:rPr>
-          <w:b/>
-          <w:color w:val="3A2A1E"/>
-        </w:rPr>
-        <w:t>content/strings.tsv</w:t>
-      </w:r>
-      <w:r>
-        <w:rPr>
-          <w:color w:val="3A2A1E"/>
-        </w:rPr>
-        <w:t xml:space="preserve"> — üç dilin metinleri, tek kaynak</w:t>
-      </w:r>
-    </w:p>
-    <w:p>
-      <w:pPr>
-        <w:pStyle w:val="ListBullet"/>
-      </w:pPr>
-      <w:r>
-        <w:rPr>
-          <w:b/>
-          <w:color w:val="3A2A1E"/>
-        </w:rPr>
-        <w:t>docs/store</w:t>
-      </w:r>
-      <w:r>
-        <w:rPr>
-          <w:color w:val="3A2A1E"/>
-        </w:rPr>
-        <w:t xml:space="preserve"> — gizlilik politikası, Impressum ve tanıtım sayfası; yayın nüshası </w:t>
-      </w:r>
-      <w:r>
-        <w:rPr>
-          <w:rFonts w:ascii="Consolas" w:hAnsi="Consolas"/>
-          <w:color w:val="3A2A1E"/>
-          <w:sz w:val="20"/>
-        </w:rPr>
-        <w:t>alikiratli/ploofy-web</w:t>
-      </w:r>
-      <w:r>
-        <w:rPr>
-          <w:color w:val="3A2A1E"/>
-        </w:rPr>
-        <w:t xml:space="preserve"> deposunda</w:t>
-      </w:r>
-    </w:p>
-    <w:p>
-      <w:pPr>
-        <w:pStyle w:val="ListBullet"/>
-      </w:pPr>
-      <w:r>
-        <w:rPr>
-          <w:b/>
-          <w:color w:val="3A2A1E"/>
-        </w:rPr>
-        <w:t>tools/build_strings.py</w:t>
-      </w:r>
-      <w:r>
-        <w:rPr>
-          <w:color w:val="3A2A1E"/>
-        </w:rPr>
-        <w:t xml:space="preserve"> — strings.tsv'den resx üretir</w:t>
-      </w:r>
-    </w:p>
-    <w:p>
-      <w:pPr>
-        <w:pStyle w:val="ListBullet"/>
-      </w:pPr>
-      <w:r>
-        <w:rPr>
-          <w:b/>
-          <w:color w:val="3A2A1E"/>
-        </w:rPr>
-        <w:t>tools/build_sounds.py</w:t>
-      </w:r>
-      <w:r>
-        <w:rPr>
-          <w:color w:val="3A2A1E"/>
-        </w:rPr>
-        <w:t xml:space="preserve"> — geri bildirim seslerini sentezler</w:t>
-      </w:r>
-    </w:p>
-    <w:p>
-      <w:pPr>
-        <w:pStyle w:val="Heading2"/>
-      </w:pPr>
-      <w:r>
-        <w:t>3. Şu an çalışan</w:t>
-      </w:r>
-    </w:p>
-    <w:p>
-      <w:pPr>
-        <w:pStyle w:val="ListBullet"/>
-      </w:pPr>
-      <w:r>
-        <w:rPr>
-          <w:color w:val="3A2A1E"/>
-        </w:rPr>
-        <w:t>Profil akışı: oluşturma, seçme, düzenleme, silme; ücretsiz katmanda tek profil sınırı. Ad, avatar ve yaş bandı sonradan değiştirilebiliyor</w:t>
-      </w:r>
-    </w:p>
-    <w:p>
-      <w:pPr>
-        <w:pStyle w:val="ListBullet"/>
-      </w:pPr>
-      <w:r>
-        <w:rPr>
-          <w:color w:val="3A2A1E"/>
-        </w:rPr>
-        <w:t>Ebeveyn kilidi: iki basamaklı aritmetik, yanlış cevapta soru değişiyor, beş dakika açık kalıyor</w:t>
-      </w:r>
-    </w:p>
-    <w:p>
-      <w:pPr>
-        <w:pStyle w:val="ListBullet"/>
-      </w:pPr>
-      <w:r>
-        <w:rPr>
-          <w:color w:val="3A2A1E"/>
-        </w:rPr>
-        <w:t>Günlük oyun süresi sınırı: profil başına, varsayılan kapalı, açılınca banda göre öneri. Süre dolunca ana ekran dinlenme kartına dönüyor; tur ortasında kesilmiyor, görünür geri sayım yok</w:t>
-      </w:r>
-    </w:p>
-    <w:p>
-      <w:pPr>
-        <w:pStyle w:val="ListBullet"/>
-      </w:pPr>
-      <w:r>
-        <w:rPr>
-          <w:color w:val="3A2A1E"/>
-        </w:rPr>
-        <w:t>Üç dil (tr/en/de), ayarlardan çalışırken değiştirilebiliyor</w:t>
-      </w:r>
-    </w:p>
-    <w:p>
-      <w:pPr>
-        <w:pStyle w:val="ListBullet"/>
-      </w:pPr>
-      <w:r>
-        <w:rPr>
-          <w:color w:val="3A2A1E"/>
-        </w:rPr>
-        <w:t>Ekran yatayda kilitli; ana ekran sütun sayısını genişliğe göre seçiyor</w:t>
-      </w:r>
-    </w:p>
-    <w:p>
-      <w:pPr>
-        <w:pStyle w:val="ListBullet"/>
-      </w:pPr>
-      <w:r>
-        <w:rPr>
-          <w:color w:val="3A2A1E"/>
-        </w:rPr>
-        <w:t>Üç yaş bandı (Filiz/Fidan/Meşe) her oyunun parametrelerini gerçekten ölçekliyor</w:t>
-      </w:r>
-    </w:p>
-    <w:p>
-      <w:pPr>
-        <w:pStyle w:val="ListBullet"/>
-      </w:pPr>
-      <w:r>
-        <w:rPr>
-          <w:color w:val="3A2A1E"/>
-        </w:rPr>
-        <w:t>Eşleştirme Kartları: kart çevirme animasyonu, eşleşme zıplaması, sıralı oyun</w:t>
-      </w:r>
-    </w:p>
-    <w:p>
-      <w:pPr>
-        <w:pStyle w:val="ListBullet"/>
-      </w:pPr>
-      <w:r>
-        <w:rPr>
-          <w:color w:val="3A2A1E"/>
-        </w:rPr>
-        <w:t>Balon Patlatma: SkiaSharp yüzeyi, parlayan balonlar, patlama parçacıkları, hedef renk, süre</w:t>
-      </w:r>
-    </w:p>
-    <w:p>
-      <w:pPr>
-        <w:pStyle w:val="ListBullet"/>
-      </w:pPr>
-      <w:r>
-        <w:rPr>
-          <w:color w:val="3A2A1E"/>
-        </w:rPr>
-        <w:t>Şekil Ayırma: parmağı kare kare takip eden sürükleme, hayalet kutular, yanlış kutuda silkelenme</w:t>
-      </w:r>
-    </w:p>
-    <w:p>
-      <w:pPr>
-        <w:pStyle w:val="ListBullet"/>
-      </w:pPr>
-      <w:r>
-        <w:rPr>
-          <w:color w:val="3A2A1E"/>
-        </w:rPr>
-        <w:t>Harf/Sayı Avı: dile göre alfabe (tr/en/de), Meşe bandında küçük harfler ve benzer çeldiriciler</w:t>
-      </w:r>
-    </w:p>
-    <w:p>
-      <w:pPr>
-        <w:pStyle w:val="ListBullet"/>
-      </w:pPr>
-      <w:r>
-        <w:rPr>
-          <w:color w:val="3A2A1E"/>
-        </w:rPr>
-        <w:t>Say ve Eşleştir: nesne kümesi sürüklenip rakama bırakılıyor; miktar aralığı, çeldirici uzaklığı ve nesne dizilişi banda göre değişiyor</w:t>
-      </w:r>
-    </w:p>
-    <w:p>
-      <w:pPr>
-        <w:pStyle w:val="ListBullet"/>
-      </w:pPr>
-      <w:r>
-        <w:rPr>
-          <w:color w:val="3A2A1E"/>
-        </w:rPr>
-        <w:t>Sırayı Tekrarla: ekran diziyi oynatıyor, çocuk tekrarlıyor; tuşlar renk, şekil ve kendi notasını taşıyor, dizi her seviyede bir uzuyor</w:t>
-      </w:r>
-    </w:p>
-    <w:p>
-      <w:pPr>
-        <w:pStyle w:val="ListBullet"/>
-      </w:pPr>
-      <w:r>
-        <w:rPr>
-          <w:color w:val="3A2A1E"/>
-        </w:rPr>
-        <w:t>Sepeti Tut: düşen nesneler, ekranın her yerinden sürüklenen sepet; sepet darlığı, düşme hızı ve Meşe'de savrulma banda göre değişiyor</w:t>
-      </w:r>
-    </w:p>
-    <w:p>
-      <w:pPr>
-        <w:pStyle w:val="ListBullet"/>
-      </w:pPr>
-      <w:r>
-        <w:rPr>
-          <w:color w:val="3A2A1E"/>
-        </w:rPr>
-        <w:t>Yolu Bul: parmakla yol takibi; şerit kalınlığı, biçim havuzu ve kıvrım sayısı banda göre değişiyor</w:t>
-      </w:r>
-    </w:p>
-    <w:p>
-      <w:pPr>
-        <w:pStyle w:val="ListBullet"/>
-      </w:pPr>
-      <w:r>
-        <w:rPr>
-          <w:color w:val="3A2A1E"/>
-        </w:rPr>
-        <w:t>Yapboz: tohumdan üretilen resim, geçmeli tırnaklı kesim; hayalet ve parça sırası banda göre değişiyor</w:t>
-      </w:r>
-    </w:p>
-    <w:p>
-      <w:pPr>
-        <w:pStyle w:val="ListBullet"/>
-      </w:pPr>
-      <w:r>
-        <w:rPr>
-          <w:color w:val="3A2A1E"/>
-        </w:rPr>
-        <w:t>Harf Yazma: harfin darbeleri öğretilen sırayla parmakla çiziliyor; her darbenin yanında sırasının rakamı, ucunda yön oku — defterdeki gibi. Fidan kolay işaretleri, Meşe alfabenin tamamını görüyor</w:t>
-      </w:r>
-    </w:p>
-    <w:p>
-      <w:pPr>
-        <w:pStyle w:val="ListBullet"/>
-      </w:pPr>
-      <w:r>
-        <w:rPr>
-          <w:color w:val="3A2A1E"/>
-        </w:rPr>
-        <w:t>Örüntü: tekrar eden dizide eksik parçayı bulma; birim, boşluğun yeri ve seçenek sayısı banda göre değişiyor</w:t>
-      </w:r>
-    </w:p>
-    <w:p>
-      <w:pPr>
-        <w:pStyle w:val="ListBullet"/>
-      </w:pPr>
-      <w:r>
-        <w:rPr>
-          <w:color w:val="3A2A1E"/>
-        </w:rPr>
-        <w:t xml:space="preserve">Ebeveyn raporu: dönem seçici, günlük süre grafiği, özet sayılar ve oyun listesi; kaynağı her turun kaydedildiği </w:t>
-      </w:r>
-      <w:r>
-        <w:rPr>
-          <w:rFonts w:ascii="Consolas" w:hAnsi="Consolas"/>
-          <w:color w:val="3A2A1E"/>
-          <w:sz w:val="20"/>
-        </w:rPr>
-        <w:t>round_history</w:t>
-      </w:r>
-      <w:r>
-        <w:rPr>
-          <w:color w:val="3A2A1E"/>
-        </w:rPr>
-        <w:t xml:space="preserve"> tablosu</w:t>
-      </w:r>
-    </w:p>
-    <w:p>
-      <w:pPr>
-        <w:pStyle w:val="ListBullet"/>
-      </w:pPr>
-      <w:r>
-        <w:rPr>
-          <w:color w:val="3A2A1E"/>
-        </w:rPr>
-        <w:t>Sırala: parçaları boyuta (Filiz) ya da miktara (Fidan/Meşe) göre dizme; Meşe'de miktarlar ardışık ve yön değişebiliyor</w:t>
-      </w:r>
-    </w:p>
-    <w:p>
-      <w:pPr>
-        <w:pStyle w:val="ListBullet"/>
-      </w:pPr>
-      <w:r>
-        <w:rPr>
-          <w:color w:val="3A2A1E"/>
-        </w:rPr>
-        <w:t>Noktaları Birleştir: rakamları sırayla takip ederek hayvan çizme; on bir resim, Fidan'da sıradaki nokta belirtiliyor, Meşe'de belirtilmiyor</w:t>
-      </w:r>
-    </w:p>
-    <w:p>
-      <w:pPr>
-        <w:pStyle w:val="ListBullet"/>
-      </w:pPr>
-      <w:r>
-        <w:rPr>
-          <w:color w:val="3A2A1E"/>
-        </w:rPr>
-        <w:t>Kategori Ayırma: parça hangi kümeye ait? Filiz iki kutu, Meşe üç ve her turda en az bir ince kategori (meyve/sebze)</w:t>
-      </w:r>
-    </w:p>
-    <w:p>
-      <w:pPr>
-        <w:pStyle w:val="ListBullet"/>
-      </w:pPr>
-      <w:r>
-        <w:rPr>
-          <w:color w:val="3A2A1E"/>
-        </w:rPr>
-        <w:t>Basit Toplama: Fidan iki kümeyi de sayıyor, Meşe birinci sayıdan devam ediyor; çeldiriciler komşu sayılar</w:t>
-      </w:r>
-    </w:p>
-    <w:p>
-      <w:pPr>
-        <w:pStyle w:val="ListBullet"/>
-      </w:pPr>
-      <w:r>
-        <w:rPr>
-          <w:color w:val="3A2A1E"/>
-        </w:rPr>
-        <w:t>Boyama: beş sayfa, altı renk, serbest oyun — doğru/yanlış yok, süre yok, sayaç yok</w:t>
-      </w:r>
-    </w:p>
-    <w:p>
-      <w:pPr>
-        <w:pStyle w:val="ListBullet"/>
-      </w:pPr>
-      <w:r>
-        <w:rPr>
-          <w:color w:val="3A2A1E"/>
-        </w:rPr>
-        <w:t>Avatarlar: 32 emoji, üç tematik grup, her yerde renkli rozet olarak</w:t>
-      </w:r>
-    </w:p>
-    <w:p>
-      <w:pPr>
-        <w:pStyle w:val="ListBullet"/>
-      </w:pPr>
-      <w:r>
-        <w:rPr>
-          <w:color w:val="3A2A1E"/>
-        </w:rPr>
-        <w:t>Sıralı oyun (pass-and-play): devir katmanı, her çocuk kendi bandında</w:t>
-      </w:r>
-    </w:p>
-    <w:p>
-      <w:pPr>
-        <w:pStyle w:val="ListBullet"/>
-      </w:pPr>
-      <w:r>
-        <w:rPr>
-          <w:color w:val="3A2A1E"/>
-        </w:rPr>
-        <w:t>Sonuç ekranı: kupa animasyonu, yıldızlar, konfeti</w:t>
-      </w:r>
-    </w:p>
-    <w:p>
-      <w:pPr>
-        <w:pStyle w:val="ListBullet"/>
-      </w:pPr>
-      <w:r>
-        <w:rPr>
-          <w:color w:val="3A2A1E"/>
-        </w:rPr>
-        <w:t>Yıldız kaydı; bant değişince eski yıldızlar korunuyor</w:t>
-      </w:r>
-    </w:p>
-    <w:p>
-      <w:pPr>
-        <w:pStyle w:val="ListBullet"/>
-      </w:pPr>
-      <w:r>
-        <w:rPr>
-          <w:color w:val="3A2A1E"/>
-        </w:rPr>
-        <w:t>Koleksiyon: toplam yıldız avatar açıyor (üç yıldızda bir, yirmi avatar). Sıradaki ödül, dolan çubuk, kilitli avatarların altında gereken yıldız. Açılmış avatara dokunmak onu profile takıyor; tur sonu ekranı yeni açılanı kutluyor</w:t>
-      </w:r>
-    </w:p>
-    <w:p>
-      <w:pPr>
-        <w:pStyle w:val="ListBullet"/>
-      </w:pPr>
-      <w:r>
-        <w:rPr>
-          <w:color w:val="3A2A1E"/>
-        </w:rPr>
-        <w:t>Ses ve titreşim: yedi geri bildirim sesi, altı tuş notası; ayarlardan ikisi de kapatılabiliyor</w:t>
-      </w:r>
-    </w:p>
-    <w:p>
-      <w:pPr>
-        <w:pStyle w:val="ListBullet"/>
-      </w:pPr>
-      <w:r>
-        <w:rPr>
-          <w:color w:val="3A2A1E"/>
-        </w:rPr>
-        <w:t>Uygulama ikonu ve açılış ekranı: gülen mavi kabarcık, sarı zemin</w:t>
-      </w:r>
-    </w:p>
-    <w:p>
-      <w:pPr>
-        <w:pStyle w:val="ListBullet"/>
-      </w:pPr>
-      <w:r>
-        <w:rPr>
-          <w:color w:val="3A2A1E"/>
-        </w:rPr>
-        <w:t>Abonelik akışı: paywall → ebeveyn kilidi → kilitlerin açılması (mağaza bağlantısı hariç)</w:t>
-      </w:r>
-    </w:p>
-    <w:p>
-      <w:pPr>
-        <w:pStyle w:val="ListBullet"/>
-      </w:pPr>
-      <w:r>
-        <w:rPr>
-          <w:color w:val="3A2A1E"/>
-        </w:rPr>
-        <w:t xml:space="preserve">Abonelik yönetimi (ayrı ekran): durum rozeti, ödenmiş dönemin sonu ve kaç gün kaldığı, "neler dahil", mağazanın abonelik merkezine çıkış ve </w:t>
-      </w:r>
-      <w:r>
-        <w:rPr>
-          <w:b/>
-          <w:color w:val="3A2A1E"/>
-        </w:rPr>
-        <w:t>aboneliği bitirme</w:t>
-      </w:r>
-      <w:r>
-        <w:rPr>
-          <w:color w:val="3A2A1E"/>
-        </w:rPr>
-        <w:t>. Bitirme yalnızca yenilemeyi kapatıyor; oyunlar dönem sonuna kadar açık kalıyor, yıldız ve profiller hiç silinmiyor</w:t>
-      </w:r>
-    </w:p>
-    <w:p>
-      <w:pPr>
-        <w:pStyle w:val="ListBullet"/>
-      </w:pPr>
-      <w:r>
-        <w:rPr>
-          <w:color w:val="3A2A1E"/>
-        </w:rPr>
-        <w:t>Ayarlar: abonelik özeti (rozet + tarih), sesleri deneme düğmesi, sürüm numarası ve gizlilik politikası / Impressum bağlantıları — ikisi de ebeveyn kilidinin arkasından tarayıcıda açılıyor</w:t>
-      </w:r>
-    </w:p>
-    <w:p>
-      <w:pPr>
-        <w:pStyle w:val="Heading2"/>
-      </w:pPr>
-      <w:r>
-        <w:t>4. Sıradaki işler — sürüme kadar</w:t>
-      </w:r>
-    </w:p>
-    <w:p>
-      <w:pPr/>
-      <w:r>
-        <w:rPr>
-          <w:color w:val="3A2A1E"/>
-        </w:rPr>
-        <w:t>Bu dört madde 1.0'ı bloke ediyor ve hepsi bu bilgisayarın dışında bir şey istiyor. İçerik yol haritası ayrı: 5. bölüm.</w:t>
-      </w:r>
-    </w:p>
-    <w:p>
-      <w:pPr/>
-      <w:r>
-        <w:rPr>
-          <w:b/>
-          <w:color w:val="3A2A1E"/>
-        </w:rPr>
-        <w:t>Öncelik 1 — Fiziksel cihaz testi.</w:t>
-      </w:r>
-      <w:r>
-        <w:rPr>
-          <w:color w:val="3A2A1E"/>
-        </w:rPr>
-        <w:t xml:space="preserve"> Artık en acil olan bu ve iki başlığı var: parmak (isabet, gerçek kare hızı) ve hoparlör (seslerin dengesi). Bakılacaklar 1. bölümün sonunda.</w:t>
-      </w:r>
-    </w:p>
-    <w:p>
-      <w:pPr/>
-      <w:r>
-        <w:rPr>
-          <w:b/>
-          <w:color w:val="3A2A1E"/>
-        </w:rPr>
-        <w:t>Öncelik 2 — Abonelik.</w:t>
-      </w:r>
-      <w:r>
-        <w:rPr>
-          <w:color w:val="3A2A1E"/>
-        </w:rPr>
-        <w:t xml:space="preserve"> </w:t>
-      </w:r>
-      <w:r>
-        <w:rPr>
-          <w:rFonts w:ascii="Consolas" w:hAnsi="Consolas"/>
-          <w:color w:val="3A2A1E"/>
-          <w:sz w:val="20"/>
-        </w:rPr>
-        <w:t>LocalSubscriptionService</w:t>
-      </w:r>
-      <w:r>
-        <w:rPr>
-          <w:color w:val="3A2A1E"/>
-        </w:rPr>
-        <w:t xml:space="preserve"> şu an satın almayı başarılı sayıyor. Gerçek mağaza bağlantısı (Plugin.InAppBilling) aynı </w:t>
-      </w:r>
-      <w:r>
-        <w:rPr>
-          <w:rFonts w:ascii="Consolas" w:hAnsi="Consolas"/>
-          <w:color w:val="3A2A1E"/>
-          <w:sz w:val="20"/>
-        </w:rPr>
-        <w:t>ISubscriptionService</w:t>
-      </w:r>
-      <w:r>
-        <w:rPr>
-          <w:color w:val="3A2A1E"/>
-        </w:rPr>
-        <w:t xml:space="preserve"> arayüzünün arkasına takılacak; ekranlar değişmeyecek. Play Console'da ürün tanımı ve test hesabı gerekiyor — onlar olmadan yazılacak kod denenemez, o yüzden mağaza hesabı ilk adım.</w:t>
-      </w:r>
-    </w:p>
-    <w:p>
-      <w:pPr/>
-      <w:r>
-        <w:rPr>
-          <w:b/>
-          <w:color w:val="3A2A1E"/>
-        </w:rPr>
-        <w:t>Öncelik 3 — iOS.</w:t>
-      </w:r>
-      <w:r>
-        <w:rPr>
-          <w:color w:val="3A2A1E"/>
-        </w:rPr>
-        <w:t xml:space="preserve"> Hiç denenmedi. Mac gerektiriyor.</w:t>
-      </w:r>
-    </w:p>
-    <w:p>
-      <w:pPr/>
-      <w:r>
-        <w:rPr>
-          <w:b/>
-          <w:color w:val="3A2A1E"/>
-        </w:rPr>
-        <w:t>Öncelik 4 — Mağaza vitrini. Metin tarafı bitti, görsel tarafı duruyor.</w:t>
-      </w:r>
-      <w:r>
-        <w:rPr>
-          <w:color w:val="3A2A1E"/>
-        </w:rPr>
-        <w:t xml:space="preserve"> Play Console'a girilecek her şeyin metni </w:t>
-      </w:r>
-      <w:r>
-        <w:rPr>
-          <w:rFonts w:ascii="Consolas" w:hAnsi="Consolas"/>
-          <w:color w:val="3A2A1E"/>
-          <w:sz w:val="20"/>
-        </w:rPr>
-        <w:t>docs/store/listing.md</w:t>
-      </w:r>
-      <w:r>
-        <w:rPr>
-          <w:color w:val="3A2A1E"/>
-        </w:rPr>
-        <w:t xml:space="preserve"> içinde: üç dilde ad, kısa ve tam açıklama, kategori, Data safety cevapları, IARC anketi cevapları, hedef kitle beyanı, sürüm notları. İkon ve açılış ekranı tamam, gizlilik politikası yayımlandı.</w:t>
-      </w:r>
-    </w:p>
-    <w:p>
-      <w:pPr/>
-      <w:r>
-        <w:rPr>
-          <w:color w:val="3A2A1E"/>
-        </w:rPr>
-        <w:t xml:space="preserve">Kalan iki iş </w:t>
-      </w:r>
-      <w:r>
-        <w:rPr>
-          <w:b/>
-          <w:color w:val="3A2A1E"/>
-        </w:rPr>
-        <w:t>gerçek cihaz istiyor</w:t>
-      </w:r>
-      <w:r>
-        <w:rPr>
-          <w:color w:val="3A2A1E"/>
-        </w:rPr>
-        <w:t xml:space="preserve">: sekiz ekran görüntüsü (liste ve çekim notları listing.md'de) ve 1024×500 öne çıkan grafik. Sürüm </w:t>
-      </w:r>
-      <w:r>
-        <w:rPr>
-          <w:rFonts w:ascii="Consolas" w:hAnsi="Consolas"/>
-          <w:color w:val="3A2A1E"/>
-          <w:sz w:val="20"/>
-        </w:rPr>
-        <w:t>1.0</w:t>
-      </w:r>
-      <w:r>
-        <w:rPr>
-          <w:color w:val="3A2A1E"/>
-        </w:rPr>
-        <w:t xml:space="preserve">, versionCode </w:t>
-      </w:r>
-      <w:r>
-        <w:rPr>
-          <w:rFonts w:ascii="Consolas" w:hAnsi="Consolas"/>
-          <w:color w:val="3A2A1E"/>
-          <w:sz w:val="20"/>
-        </w:rPr>
-        <w:t>1</w:t>
-      </w:r>
-      <w:r>
-        <w:rPr>
-          <w:color w:val="3A2A1E"/>
-        </w:rPr>
-        <w:t xml:space="preserve"> — Play'e her yüklemede versionCode'un artması gerekiyor.</w:t>
-      </w:r>
-    </w:p>
-    <w:p>
-      <w:pPr/>
-      <w:r>
-        <w:rPr>
-          <w:color w:val="3A2A1E"/>
-        </w:rPr>
-        <w:t xml:space="preserve">İlk yükleme </w:t>
-      </w:r>
-      <w:r>
-        <w:rPr>
-          <w:b/>
-          <w:color w:val="3A2A1E"/>
-        </w:rPr>
-        <w:t>internal testing</w:t>
-      </w:r>
-      <w:r>
-        <w:rPr>
-          <w:color w:val="3A2A1E"/>
-        </w:rPr>
-        <w:t xml:space="preserve"> kanalına yapılacak, production'a değil: uygulama henüz gerçek bir tablette hiç oynanmadı ve production'a giden bir versionCode geri alınamıyor.</w:t>
-      </w:r>
-    </w:p>
-    <w:p>
-      <w:pPr/>
-      <w:r>
-        <w:rPr>
-          <w:color w:val="3A2A1E"/>
-        </w:rPr>
-        <w:t>App Store Kids kategorisi Öncelik 3 ile birlikte, Mac geldiğinde.</w:t>
-      </w:r>
-    </w:p>
-    <w:p>
-      <w:pPr/>
-      <w:r>
-        <w:rPr>
-          <w:color w:val="3A2A1E"/>
-        </w:rPr>
-        <w:t>İki uyarı politikanın metniyle ilgili: 4. bölümü (abonelik) gerçek billing bağlanmadan tam doğru değil, çünkü satın almanın Play üzerinden yürüdüğünü anlatıyor — Öncelik 2 ile birlikte gözden geçirilmeli. Ve metnin bir hukukçuya okutulması yerinde olur; iddialar koda dayanıyor ama yasal biçim ayrı bir iş.</w:t>
-      </w:r>
-    </w:p>
-    <w:p>
-      <w:pPr/>
-      <w:r>
-        <w:rPr>
-          <w:color w:val="3A2A1E"/>
-        </w:rPr>
-        <w:t xml:space="preserve">Aynı sebeple </w:t>
-      </w:r>
-      <w:r>
-        <w:rPr>
-          <w:b/>
-          <w:color w:val="3A2A1E"/>
-        </w:rPr>
-        <w:t>Data safety formu da Öncelik 2 ile birlikte yeniden okunmalı</w:t>
-      </w:r>
-      <w:r>
-        <w:rPr>
-          <w:color w:val="3A2A1E"/>
-        </w:rPr>
-        <w:t xml:space="preserve">: bugünkü "hiçbir veri toplanmıyor" cevabı </w:t>
-      </w:r>
-      <w:r>
-        <w:rPr>
-          <w:rFonts w:ascii="Consolas" w:hAnsi="Consolas"/>
-          <w:color w:val="3A2A1E"/>
-          <w:sz w:val="20"/>
-        </w:rPr>
-        <w:t>LocalSubscriptionService</w:t>
-      </w:r>
-      <w:r>
-        <w:rPr>
-          <w:color w:val="3A2A1E"/>
-        </w:rPr>
-        <w:t xml:space="preserve"> ile doğru, ama Play Billing satın alma jetonunu Google'a gönderiyor ve Play bunu "Purchase history" başlığı altında beyan ettirebiliyor.</w:t>
-      </w:r>
-    </w:p>
-    <w:p>
-      <w:pPr>
-        <w:pStyle w:val="Heading2"/>
-      </w:pPr>
-      <w:r>
-        <w:t>5. İçerik yol haritası — sürümden sonra</w:t>
-      </w:r>
-    </w:p>
-    <w:p>
-      <w:pPr/>
-      <w:r>
-        <w:rPr>
-          <w:color w:val="3A2A1E"/>
-        </w:rPr>
-        <w:t>Oyun kütüphanesi 1.0 için yeterliydi (10 oyun, beş etkileşim türü) ve şu an 14'te. Buradakiler kütüphaneyi derinleştiriyor, sürümü bloke etmiyor. Sıra kasıtlı: önce boşluğu büyük olup teknik olarak ucuz olanlar.</w:t>
-      </w:r>
-    </w:p>
-    <w:p>
-      <w:pPr/>
-      <w:r>
-        <w:rPr>
-          <w:b/>
-          <w:color w:val="3A2A1E"/>
-        </w:rPr>
-        <w:t>İ1 — Harf ve rakam yazma. ✅ Bitti (02.09.2026).</w:t>
-      </w:r>
-      <w:r>
-        <w:rPr>
-          <w:color w:val="3A2A1E"/>
-        </w:rPr>
-        <w:t xml:space="preserve"> Ayrıntı 1. bölümde, "Harf Yazma" başlığı.</w:t>
-      </w:r>
-    </w:p>
-    <w:p>
-      <w:pPr/>
-      <w:r>
-        <w:rPr>
-          <w:b/>
-          <w:color w:val="3A2A1E"/>
-        </w:rPr>
-        <w:t>İ2 — Örüntü tamamlama. ✅ Bitti (02.09.2026).</w:t>
-      </w:r>
-      <w:r>
-        <w:rPr>
-          <w:color w:val="3A2A1E"/>
-        </w:rPr>
-        <w:t xml:space="preserve"> Ayrıntı 1. bölümde, "Örüntü" başlığı.</w:t>
-      </w:r>
-    </w:p>
-    <w:p>
-      <w:pPr/>
-      <w:r>
-        <w:rPr>
-          <w:b/>
-          <w:color w:val="3A2A1E"/>
-        </w:rPr>
-        <w:t>İ3 — Ebeveyn raporu. ✅ Bitti (02.09.2026).</w:t>
-      </w:r>
-      <w:r>
-        <w:rPr>
-          <w:color w:val="3A2A1E"/>
-        </w:rPr>
-        <w:t xml:space="preserve"> Ayrıntı 1. bölümde, "Ebeveyn raporu" başlığı.</w:t>
-      </w:r>
-    </w:p>
-    <w:p>
-      <w:pPr/>
-      <w:r>
-        <w:rPr>
-          <w:b/>
-          <w:color w:val="3A2A1E"/>
-        </w:rPr>
-        <w:t>İ4 — Sıralama ve karşılaştırma. ✅ Bitti (03.09.2026).</w:t>
-      </w:r>
-      <w:r>
-        <w:rPr>
-          <w:color w:val="3A2A1E"/>
-        </w:rPr>
-        <w:t xml:space="preserve"> Ayrıntı 1. bölümde, "Sırala" başlığı.</w:t>
-      </w:r>
-    </w:p>
-    <w:p>
-      <w:pPr/>
-      <w:r>
-        <w:rPr>
-          <w:b/>
-          <w:color w:val="3A2A1E"/>
-        </w:rPr>
-        <w:t>İ5 — Yıldızların bir karşılığı. ✅ Bitti (03.09.2026).</w:t>
-      </w:r>
-      <w:r>
-        <w:rPr>
-          <w:color w:val="3A2A1E"/>
-        </w:rPr>
-        <w:t xml:space="preserve"> Ayrıntı 1. bölümde, "Yıldızların karşılığı" başlığı.</w:t>
-      </w:r>
-    </w:p>
-    <w:p>
-      <w:pPr/>
-      <w:r>
-        <w:rPr>
-          <w:b/>
-          <w:color w:val="3A2A1E"/>
-        </w:rPr>
-        <w:t>Sıradışı — Noktaları Birleştir. ✅ Bitti (03.09.2026).</w:t>
-      </w:r>
-      <w:r>
-        <w:rPr>
-          <w:color w:val="3A2A1E"/>
-        </w:rPr>
-        <w:t xml:space="preserve"> Yol haritasında yoktu, doğrudan istendi. Ayrıntı 1. bölümde.</w:t>
-      </w:r>
-    </w:p>
-    <w:p>
-      <w:pPr/>
-      <w:r>
-        <w:rPr>
-          <w:b/>
-          <w:color w:val="3A2A1E"/>
-        </w:rPr>
-        <w:t>İ6 — Ekran süresi sınırı. ✅ Bitti (03.09.2026).</w:t>
-      </w:r>
-      <w:r>
-        <w:rPr>
-          <w:color w:val="3A2A1E"/>
-        </w:rPr>
-        <w:t xml:space="preserve"> Ayrıntı 1. bölümde, "Oyun süresi sınırı" başlığı. Not onu "abonelik tarafında somut bir değer" diye kaydetmişti; ücretsiz katmanda da açık yapıldı.</w:t>
-      </w:r>
-    </w:p>
-    <w:p>
-      <w:pPr/>
-      <w:r>
-        <w:rPr>
-          <w:b/>
-          <w:color w:val="3A2A1E"/>
-        </w:rPr>
-        <w:t>İ7 — Kategori ayırma, basit toplama, boyama. ✅ Bitti (03.09.2026).</w:t>
-      </w:r>
-      <w:r>
-        <w:rPr>
-          <w:color w:val="3A2A1E"/>
-        </w:rPr>
-        <w:t xml:space="preserve"> Ayrıntı 1. bölümde, "İ7: üç oyun birden" başlığı. İki yerde nottan ayrıldık: ortak motor genelleştirilmedi (bant eksenleri farklı) ve toplama Meşe yerine Fidan'dan itibaren açıldı.</w:t>
-      </w:r>
-    </w:p>
-    <w:p>
-      <w:pPr/>
-      <w:r>
-        <w:rPr>
-          <w:b/>
-          <w:color w:val="3A2A1E"/>
-        </w:rPr>
-        <w:t>İ8 — Bant içi uyarlama.</w:t>
-      </w:r>
-      <w:r>
-        <w:rPr>
-          <w:color w:val="3A2A1E"/>
-        </w:rPr>
-        <w:t xml:space="preserve"> Üç bant kaba; çocuk üst üste başarıyorsa zorluğu bir kademe artırmak. </w:t>
-      </w:r>
-      <w:r>
-        <w:rPr>
-          <w:rFonts w:ascii="Consolas" w:hAnsi="Consolas"/>
-          <w:color w:val="3A2A1E"/>
-          <w:sz w:val="20"/>
-        </w:rPr>
-        <w:t>BandValue&lt;T&gt;</w:t>
-      </w:r>
-      <w:r>
-        <w:rPr>
-          <w:color w:val="3A2A1E"/>
-        </w:rPr>
-        <w:t xml:space="preserve"> mimarisi buna hazır. Riski var: gizli zorluk değişimi ebeveyni şaşırtır, o yüzden görünür olmalı.</w:t>
-      </w:r>
-    </w:p>
-    <w:p>
-      <w:pPr/>
-      <w:r>
-        <w:rPr>
-          <w:b/>
-          <w:color w:val="3A2A1E"/>
-        </w:rPr>
-        <w:t>Asıl darboğaz — sesli yönerge.</w:t>
-      </w:r>
-      <w:r>
-        <w:rPr>
-          <w:color w:val="3A2A1E"/>
-        </w:rPr>
-        <w:t xml:space="preserve"> Öğretici üç oyunda yönerge tamamen görsel. Filiz bandı (2-4 yaş) henüz okumuyor, yani öğrenme oyunlarının o banda gerçekten ulaşması bundan geçiyor. Sentez yetmiyor, üç dilde insan kaydı gerekiyor. Yeni oyun eklemekten önce bu gelirse mevcut üç oyun bir anda iki kat işe yarar hâle gelir.</w:t>
-      </w:r>
-    </w:p>
-    <w:p>
-      <w:pPr/>
-      <w:r>
-        <w:rPr>
-          <w:b/>
-          <w:color w:val="3A2A1E"/>
-        </w:rPr>
-        <w:t>Bilerek yapılmayacaklar.</w:t>
-      </w:r>
-      <w:r>
-        <w:rPr>
-          <w:color w:val="3A2A1E"/>
-        </w:rPr>
-        <w:t xml:space="preserve"> Günlük seri/streak: bu yaş grubunda suçluluk mekaniği, Sago Mini ve Toca Boca bilerek kaçınıyor. Yerel ağ eşleşmesi: arayüzde "yakında" duruyor ama pass-and-play ihtiyacı karşılıyor, karmaşıklığı değmiyor.</w:t>
-      </w:r>
-    </w:p>
-    <w:p>
-      <w:pPr>
-        <w:pStyle w:val="Heading2"/>
-      </w:pPr>
-      <w:r>
-        <w:t>6. Bilinen eksikler</w:t>
-      </w:r>
-    </w:p>
-    <w:p>
-      <w:pPr>
-        <w:pStyle w:val="ListBullet"/>
-      </w:pPr>
-      <w:r>
-        <w:rPr>
-          <w:color w:val="3A2A1E"/>
-        </w:rPr>
-        <w:t>Gerçek satın alma yok; abonelik cihazda sahte olarak açılıyor ve iptal de yerel — ekranlar hazır, arkasına Plugin.InAppBilling takılacak</w:t>
-      </w:r>
-    </w:p>
-    <w:p>
-      <w:pPr>
-        <w:pStyle w:val="ListBullet"/>
-      </w:pPr>
-      <w:r>
-        <w:rPr>
-          <w:color w:val="3A2A1E"/>
-        </w:rPr>
-        <w:t xml:space="preserve">Yayın anahtarının makine dışında yedeği yok; </w:t>
-      </w:r>
-      <w:r>
-        <w:rPr>
-          <w:rFonts w:ascii="Consolas" w:hAnsi="Consolas"/>
-          <w:color w:val="3A2A1E"/>
-          <w:sz w:val="20"/>
-        </w:rPr>
-        <w:t>ploofy-release.keystore</w:t>
-      </w:r>
-      <w:r>
-        <w:rPr>
-          <w:color w:val="3A2A1E"/>
-        </w:rPr>
-        <w:t xml:space="preserve"> ve </w:t>
-      </w:r>
-      <w:r>
-        <w:rPr>
-          <w:rFonts w:ascii="Consolas" w:hAnsi="Consolas"/>
-          <w:color w:val="3A2A1E"/>
-          <w:sz w:val="20"/>
-        </w:rPr>
-        <w:t>Ploofy.local.props</w:t>
-      </w:r>
-      <w:r>
-        <w:rPr>
-          <w:color w:val="3A2A1E"/>
-        </w:rPr>
-        <w:t xml:space="preserve"> yalnızca bu bilgisayarda duruyor</w:t>
-      </w:r>
-    </w:p>
-    <w:p>
-      <w:pPr>
-        <w:pStyle w:val="ListBullet"/>
-      </w:pPr>
-      <w:r>
-        <w:rPr>
-          <w:color w:val="3A2A1E"/>
-        </w:rPr>
-        <w:t xml:space="preserve">Mağaza vitrininin </w:t>
-      </w:r>
-      <w:r>
-        <w:rPr>
-          <w:b/>
-          <w:color w:val="3A2A1E"/>
-        </w:rPr>
-        <w:t>görselleri</w:t>
-      </w:r>
-      <w:r>
-        <w:rPr>
-          <w:color w:val="3A2A1E"/>
-        </w:rPr>
-        <w:t xml:space="preserve"> yok: sekiz ekran görüntüsü ve 1024×500 öne çıkan grafik. İkisi de gerçek cihaz istiyor. Metin tarafı bitti (</w:t>
-      </w:r>
-      <w:r>
-        <w:rPr>
-          <w:rFonts w:ascii="Consolas" w:hAnsi="Consolas"/>
-          <w:color w:val="3A2A1E"/>
-          <w:sz w:val="20"/>
-        </w:rPr>
-        <w:t>docs/store/listing.md</w:t>
-      </w:r>
-      <w:r>
-        <w:rPr>
-          <w:color w:val="3A2A1E"/>
-        </w:rPr>
-        <w:t>)</w:t>
-      </w:r>
-    </w:p>
-    <w:p>
-      <w:pPr>
-        <w:pStyle w:val="ListBullet"/>
-      </w:pPr>
-      <w:r>
-        <w:rPr>
-          <w:color w:val="3A2A1E"/>
-        </w:rPr>
-        <w:t xml:space="preserve">Pakette yalnızca </w:t>
-      </w:r>
-      <w:r>
-        <w:rPr>
-          <w:rFonts w:ascii="Consolas" w:hAnsi="Consolas"/>
-          <w:color w:val="3A2A1E"/>
-          <w:sz w:val="20"/>
-        </w:rPr>
-        <w:t>arm64-v8a</w:t>
-      </w:r>
-      <w:r>
-        <w:rPr>
-          <w:color w:val="3A2A1E"/>
-        </w:rPr>
-        <w:t xml:space="preserve"> ve </w:t>
-      </w:r>
-      <w:r>
-        <w:rPr>
-          <w:rFonts w:ascii="Consolas" w:hAnsi="Consolas"/>
-          <w:color w:val="3A2A1E"/>
-          <w:sz w:val="20"/>
-        </w:rPr>
-        <w:t>x86_64</w:t>
-      </w:r>
-      <w:r>
-        <w:rPr>
-          <w:color w:val="3A2A1E"/>
-        </w:rPr>
-        <w:t xml:space="preserve"> var. Beyan artık buna uygun (minSdk 26); Play, AAB'yi eşleşmeyen ABI'ye zaten sunmuyor. 32 bit ARM cihazlara ulaşmak istenirse </w:t>
-      </w:r>
-      <w:r>
-        <w:rPr>
-          <w:rFonts w:ascii="Consolas" w:hAnsi="Consolas"/>
-          <w:color w:val="3A2A1E"/>
-          <w:sz w:val="20"/>
-        </w:rPr>
-        <w:t>armeabi-v7a</w:t>
-      </w:r>
-      <w:r>
-        <w:rPr>
-          <w:color w:val="3A2A1E"/>
-        </w:rPr>
-        <w:t xml:space="preserve"> eklenir — indirme boyutunu cihaz başına değiştirmez, Play paketi ABI'ye göre bölüyor</w:t>
-      </w:r>
-    </w:p>
-    <w:p>
-      <w:pPr>
-        <w:pStyle w:val="ListBullet"/>
-      </w:pPr>
-      <w:r>
-        <w:rPr>
-          <w:color w:val="3A2A1E"/>
-        </w:rPr>
-        <w:t>Yerel ağ eşleşmesi ve aile bağlantısı yok (arayüzde "yakında" olarak duruyor)</w:t>
-      </w:r>
-    </w:p>
-    <w:p>
-      <w:pPr>
-        <w:pStyle w:val="ListBullet"/>
-      </w:pPr>
-      <w:r>
-        <w:rPr>
-          <w:color w:val="3A2A1E"/>
-        </w:rPr>
-        <w:t>iOS derlenmedi</w:t>
-      </w:r>
-    </w:p>
-    <w:p>
-      <w:pPr>
-        <w:pStyle w:val="ListBullet"/>
-      </w:pPr>
-      <w:r>
-        <w:rPr>
-          <w:color w:val="3A2A1E"/>
-        </w:rPr>
-        <w:t>Öğretici oyunlarda sesli yönerge yok; şu an yönerge tamamen görsel (avda aranan işaret büyük gösteriliyor, Say ve Eşleştir'de küme ve rakamlar aynı ekranda duruyor). Bunun için sentez yetmiyor: üç dilde insan kaydı gerekiyor. Üçü de sessiz hâliyle tam çalışıyor</w:t>
-      </w:r>
-    </w:p>
-    <w:p>
-      <w:pPr>
-        <w:pStyle w:val="ListBullet"/>
-      </w:pPr>
-      <w:r>
-        <w:rPr>
-          <w:color w:val="3A2A1E"/>
-        </w:rPr>
-        <w:t>Gerçek tablette hiç denenmedi; şimdiye kadar yalnızca emülatör. Parmak isabeti emülatörde ölçülemiyor (özellikle Yolu Bul'un Meşe toleransı ve Noktaları Birleştir'in 0,06'lık dokunma yarıçapı)</w:t>
-      </w:r>
-    </w:p>
-    <w:p>
-      <w:pPr>
-        <w:pStyle w:val="ListBullet"/>
-      </w:pPr>
-      <w:r>
-        <w:rPr>
-          <w:color w:val="3A2A1E"/>
-        </w:rPr>
-        <w:t xml:space="preserve">Ödül merdiveninin ucu ölçülmedi: yirmi avatarın sonuncusu 60 yıldız istiyor. Bir bantta en fazla 42 yıldız var (14 oyun × 3), yani koleksiyonu bitirmek bant değiştirmeyi gerektiriyor. Kasıtlı — ödül yıllara yayılıyor — ama gerçek bir çocukta hızın nasıl hissettirdiği bilinmiyor. Aralık tek sabit: </w:t>
-      </w:r>
-      <w:r>
-        <w:rPr>
-          <w:rFonts w:ascii="Consolas" w:hAnsi="Consolas"/>
-          <w:color w:val="3A2A1E"/>
-          <w:sz w:val="20"/>
-        </w:rPr>
-        <w:t>RewardLadder.StarsPerUnlock</w:t>
-      </w:r>
-    </w:p>
-    <w:p>
-      <w:pPr>
-        <w:pStyle w:val="ListBullet"/>
-      </w:pPr>
-      <w:r>
-        <w:rPr>
-          <w:color w:val="3A2A1E"/>
-        </w:rPr>
-        <w:t xml:space="preserve">Uygulama yalnızca </w:t>
-      </w:r>
-      <w:r>
-        <w:rPr>
-          <w:b/>
-          <w:color w:val="3A2A1E"/>
-        </w:rPr>
-        <w:t>yatay</w:t>
-      </w:r>
-      <w:r>
-        <w:rPr>
-          <w:color w:val="3A2A1E"/>
-        </w:rPr>
-        <w:t xml:space="preserve"> çalışıyor. Dikey desteklenmiyor ve desteklenecekse her oyun için ikinci bir yerleşim gerekiyor</w:t>
-      </w:r>
-    </w:p>
-    <w:p>
-      <w:pPr>
-        <w:pStyle w:val="ListBullet"/>
-      </w:pPr>
-      <w:r>
-        <w:rPr>
-          <w:color w:val="3A2A1E"/>
-        </w:rPr>
-        <w:t xml:space="preserve">Emoji kapsamı </w:t>
-      </w:r>
-      <w:r>
-        <w:rPr>
-          <w:b/>
-          <w:color w:val="3A2A1E"/>
-        </w:rPr>
-        <w:t>kapandı</w:t>
-      </w:r>
-      <w:r>
-        <w:rPr>
-          <w:color w:val="3A2A1E"/>
-        </w:rPr>
-        <w:t xml:space="preserve">: alt sınır 26 (Android 8.0) ve Unicode 11 isteyen tek avatar (süper kahraman) T-Rex ile değiştirildi. Yine de gerçek cihazda bir kez gözle bakılmalı — üretici yazı tipleri farklı çiziyor. Kural şu: </w:t>
-      </w:r>
-      <w:r>
-        <w:rPr>
-          <w:b/>
-          <w:color w:val="3A2A1E"/>
-        </w:rPr>
-        <w:t>kataloğa Unicode 10'dan yeni bir emoji girmeyecek</w:t>
-      </w:r>
-      <w:r>
-        <w:rPr>
-          <w:color w:val="3A2A1E"/>
-        </w:rPr>
-        <w:t>, yoksa aynı boş kutu geri gelir</w:t>
-      </w:r>
-    </w:p>
-    <w:p>
-      <w:pPr>
-        <w:pStyle w:val="ListBullet"/>
-      </w:pPr>
-      <w:r>
-        <w:rPr>
-          <w:color w:val="3A2A1E"/>
-        </w:rPr>
-        <w:t>Sesler hiçbir hoparlörde duyulmadı. Sayısal olarak doğrulandılar ve emülatörde çalındıkları günlükten görüldü, ama seviyelerinin birbirine göre dengesi ancak kulakla anlaşılır</w:t>
-      </w:r>
-    </w:p>
-    <w:p>
-      <w:pPr>
-        <w:pStyle w:val="Heading2"/>
-      </w:pPr>
-      <w:r>
-        <w:t>7. Yeni makinede kurulum</w:t>
-      </w:r>
-    </w:p>
-    <w:p>
-      <w:pPr>
-        <w:pStyle w:val="ListNumber"/>
-      </w:pPr>
-      <w:r>
-        <w:rPr>
-          <w:b/>
-          <w:color w:val="3A2A1E"/>
-        </w:rPr>
-        <w:t>.NET 10 SDK</w:t>
-      </w:r>
-      <w:r>
-        <w:rPr>
-          <w:color w:val="3A2A1E"/>
-        </w:rPr>
-        <w:t xml:space="preserve"> (10.0.400 ile kuruldu) — API 36 hedefi .NET 9'da yok</w:t>
-      </w:r>
-    </w:p>
-    <w:p>
-      <w:pPr>
-        <w:pStyle w:val="ListNumber"/>
-      </w:pPr>
-      <w:r>
-        <w:rPr>
-          <w:rFonts w:ascii="Consolas" w:hAnsi="Consolas"/>
-          <w:color w:val="3A2A1E"/>
-          <w:sz w:val="20"/>
-        </w:rPr>
-        <w:t>dotnet workload install maui</w:t>
-      </w:r>
-      <w:r>
-        <w:rPr>
-          <w:color w:val="3A2A1E"/>
-        </w:rPr>
-        <w:t xml:space="preserve"> — </w:t>
-      </w:r>
-      <w:r>
-        <w:rPr>
-          <w:b/>
-          <w:color w:val="3A2A1E"/>
-        </w:rPr>
-        <w:t>yönetici</w:t>
-      </w:r>
-      <w:r>
-        <w:rPr>
-          <w:color w:val="3A2A1E"/>
-        </w:rPr>
-        <w:t xml:space="preserve"> terminal gerektiriyor</w:t>
-      </w:r>
-    </w:p>
-    <w:p>
-      <w:pPr>
-        <w:pStyle w:val="ListNumber"/>
-      </w:pPr>
-      <w:r>
-        <w:rPr>
-          <w:color w:val="3A2A1E"/>
-        </w:rPr>
-        <w:t xml:space="preserve">Android SDK ve </w:t>
-      </w:r>
-      <w:r>
-        <w:rPr>
-          <w:b/>
-          <w:color w:val="3A2A1E"/>
-        </w:rPr>
-        <w:t>JDK 17</w:t>
-      </w:r>
-      <w:r>
-        <w:rPr>
-          <w:color w:val="3A2A1E"/>
-        </w:rPr>
-        <w:t xml:space="preserve"> (daha yeni JDK kabul edilmiyor)</w:t>
-      </w:r>
-    </w:p>
-    <w:p>
-      <w:pPr>
-        <w:pStyle w:val="ListNumber"/>
-      </w:pPr>
-      <w:r>
-        <w:rPr>
-          <w:color w:val="3A2A1E"/>
-        </w:rPr>
-        <w:t xml:space="preserve">Kök dizine </w:t>
-      </w:r>
-      <w:r>
-        <w:rPr>
-          <w:rFonts w:ascii="Consolas" w:hAnsi="Consolas"/>
-          <w:color w:val="3A2A1E"/>
-          <w:sz w:val="20"/>
-        </w:rPr>
-        <w:t>Ploofy.local.props</w:t>
-      </w:r>
-      <w:r>
-        <w:rPr>
-          <w:color w:val="3A2A1E"/>
-        </w:rPr>
-        <w:t xml:space="preserve"> oluştur (depoya girmiyor): AndroidSdkDirectory ve JavaSdkDirectory özellikleri</w:t>
-      </w:r>
-    </w:p>
-    <w:p>
-      <w:pPr>
-        <w:pStyle w:val="ListNumber"/>
-      </w:pPr>
-      <w:r>
-        <w:rPr>
-          <w:rFonts w:ascii="Consolas" w:hAnsi="Consolas"/>
-          <w:color w:val="3A2A1E"/>
-          <w:sz w:val="20"/>
-        </w:rPr>
-        <w:t>dotnet restore &amp;&amp; dotnet test</w:t>
-      </w:r>
-    </w:p>
-    <w:p>
-      <w:pPr/>
-      <w:r>
-        <w:rPr>
-          <w:color w:val="3A2A1E"/>
-        </w:rPr>
-        <w:t xml:space="preserve">Hızlı deneme (Windows): </w:t>
-      </w:r>
-      <w:r>
-        <w:rPr>
-          <w:rFonts w:ascii="Consolas" w:hAnsi="Consolas"/>
-          <w:color w:val="3A2A1E"/>
-          <w:sz w:val="20"/>
-        </w:rPr>
-        <w:t>dotnet build src/Ploofy.App/Ploofy.App.csproj -f net10.0-windows10.0.19041.0</w:t>
-      </w:r>
-    </w:p>
-    <w:p>
-      <w:pPr>
-        <w:pStyle w:val="Heading2"/>
-      </w:pPr>
-      <w:r>
-        <w:t>8. Tekrar tuzağa düşmemek için</w:t>
-      </w:r>
-    </w:p>
-    <w:p>
-      <w:pPr/>
-      <w:r>
-        <w:rPr>
-          <w:color w:val="3A2A1E"/>
-        </w:rPr>
-        <w:t>Bunların hepsi bir kez derlemeyi ya da uygulamayı kırdı; çözümleri koddan okunmuyor:</w:t>
-      </w:r>
-    </w:p>
-    <w:p>
-      <w:pPr>
-        <w:pStyle w:val="ListBullet"/>
-      </w:pPr>
-      <w:r>
-        <w:rPr>
-          <w:b/>
-          <w:color w:val="3A2A1E"/>
-        </w:rPr>
-        <w:t>`appCategory="game"` manifestten çıkmamalı.</w:t>
-      </w:r>
-      <w:r>
-        <w:rPr>
-          <w:color w:val="3A2A1E"/>
-        </w:rPr>
-        <w:t xml:space="preserve"> Bir sınıflandırma etiketi gibi duruyor ama işlevi başka: API 36'yı hedefleyen uygulamalarda geniş ekranlarda </w:t>
-      </w:r>
-      <w:r>
-        <w:rPr>
-          <w:rFonts w:ascii="Consolas" w:hAnsi="Consolas"/>
-          <w:color w:val="3A2A1E"/>
-          <w:sz w:val="20"/>
-        </w:rPr>
-        <w:t>screenOrientation</w:t>
-      </w:r>
-      <w:r>
-        <w:rPr>
-          <w:color w:val="3A2A1E"/>
-        </w:rPr>
-        <w:t xml:space="preserve"> yok sayılıyor, oyunlar bundan muaf ve muafiyet bu bayrakla belirleniyor. Silinirse yatay kilit tablette düşer.</w:t>
-      </w:r>
-    </w:p>
-    <w:p>
-      <w:pPr>
-        <w:pStyle w:val="ListBullet"/>
-      </w:pPr>
-      <w:r>
-        <w:rPr>
-          <w:b/>
-          <w:color w:val="3A2A1E"/>
-        </w:rPr>
-        <w:t>Yerel kütüphane hangi paketten geldiğini söylemez; md5 söyler.</w:t>
-      </w:r>
-      <w:r>
-        <w:rPr>
-          <w:color w:val="3A2A1E"/>
-        </w:rPr>
-        <w:t xml:space="preserve"> Bir NuGet paketinin Android yapısı yoksa RID grafiği </w:t>
-      </w:r>
-      <w:r>
-        <w:rPr>
-          <w:rFonts w:ascii="Consolas" w:hAnsi="Consolas"/>
-          <w:color w:val="3A2A1E"/>
-          <w:sz w:val="20"/>
-        </w:rPr>
-        <w:t>linux-x64</w:t>
-      </w:r>
-      <w:r>
-        <w:rPr>
-          <w:color w:val="3A2A1E"/>
-        </w:rPr>
-        <w:t xml:space="preserve"> kopyasını </w:t>
-      </w:r>
-      <w:r>
-        <w:rPr>
-          <w:rFonts w:ascii="Consolas" w:hAnsi="Consolas"/>
-          <w:color w:val="3A2A1E"/>
-          <w:sz w:val="20"/>
-        </w:rPr>
-        <w:t>android-x64</w:t>
-      </w:r>
-      <w:r>
-        <w:rPr>
-          <w:color w:val="3A2A1E"/>
-        </w:rPr>
-        <w:t xml:space="preserve"> için uygun sayabiliyor ve APK'ya masaüstü kütüphanesi giriyor. Derleme bunu </w:t>
-      </w:r>
-      <w:r>
-        <w:rPr>
-          <w:rFonts w:ascii="Consolas" w:hAnsi="Consolas"/>
-          <w:color w:val="3A2A1E"/>
-          <w:sz w:val="20"/>
-        </w:rPr>
-        <w:t>XA4301</w:t>
-      </w:r>
-      <w:r>
-        <w:rPr>
-          <w:color w:val="3A2A1E"/>
-        </w:rPr>
-        <w:t xml:space="preserve"> ("zaten içeriyor, yok sayılıyor") diye geçiştiriyor. Şüphe varsa APK'daki </w:t>
-      </w:r>
-      <w:r>
-        <w:rPr>
-          <w:rFonts w:ascii="Consolas" w:hAnsi="Consolas"/>
-          <w:color w:val="3A2A1E"/>
-          <w:sz w:val="20"/>
-        </w:rPr>
-        <w:t>.so</w:t>
-      </w:r>
-      <w:r>
-        <w:rPr>
-          <w:color w:val="3A2A1E"/>
-        </w:rPr>
-        <w:t xml:space="preserve">'yu paketteki kopyalarla md5 karşılaştır; hizalamayı da ELF program başlığındaki </w:t>
-      </w:r>
-      <w:r>
-        <w:rPr>
-          <w:rFonts w:ascii="Consolas" w:hAnsi="Consolas"/>
-          <w:color w:val="3A2A1E"/>
-          <w:sz w:val="20"/>
-        </w:rPr>
-        <w:t>p_align</w:t>
-      </w:r>
-      <w:r>
-        <w:rPr>
-          <w:color w:val="3A2A1E"/>
-        </w:rPr>
-        <w:t xml:space="preserve"> söylüyor (16384 olmalı).</w:t>
-      </w:r>
-    </w:p>
-    <w:p>
-      <w:pPr>
-        <w:pStyle w:val="ListBullet"/>
-      </w:pPr>
-      <w:r>
-        <w:rPr>
-          <w:b/>
-          <w:color w:val="3A2A1E"/>
-        </w:rPr>
-        <w:t>Uyarılar bütün projelerde hata sayılıyor.</w:t>
-      </w:r>
-      <w:r>
-        <w:rPr>
-          <w:color w:val="3A2A1E"/>
-        </w:rPr>
-        <w:t xml:space="preserve"> </w:t>
-      </w:r>
-      <w:r>
-        <w:rPr>
-          <w:rFonts w:ascii="Consolas" w:hAnsi="Consolas"/>
-          <w:color w:val="3A2A1E"/>
-          <w:sz w:val="20"/>
-        </w:rPr>
-        <w:t>Directory.Build.props</w:t>
-      </w:r>
-      <w:r>
-        <w:rPr>
-          <w:color w:val="3A2A1E"/>
-        </w:rPr>
-        <w:t xml:space="preserve"> bunu MAUI projelerinde kapatmayı amaçlıyor ama koşulu çalışmıyor (</w:t>
-      </w:r>
-      <w:r>
-        <w:rPr>
-          <w:rFonts w:ascii="Consolas" w:hAnsi="Consolas"/>
-          <w:color w:val="3A2A1E"/>
-          <w:sz w:val="20"/>
-        </w:rPr>
-        <w:t>$(UseMaui)</w:t>
-      </w:r>
-      <w:r>
-        <w:rPr>
-          <w:color w:val="3A2A1E"/>
-        </w:rPr>
-        <w:t xml:space="preserve"> dosya okunurken henüz boş). Yani MAUI tarafında da her uyarı derlemeyi kırar; bunu bilmeden bir bağımlılık yükseltmek şaşırtır.</w:t>
-      </w:r>
-    </w:p>
-    <w:p>
-      <w:pPr>
-        <w:pStyle w:val="ListBullet"/>
-      </w:pPr>
-      <w:r>
-        <w:rPr>
-          <w:b/>
-          <w:color w:val="3A2A1E"/>
-        </w:rPr>
-        <w:t>Partial property zorunlu.</w:t>
-      </w:r>
-      <w:r>
-        <w:rPr>
-          <w:color w:val="3A2A1E"/>
-        </w:rPr>
-        <w:t xml:space="preserve"> MVVM üreticisi WinUI hedefinde alan biçimini MVVMTK0045 ile reddediyor, partial property'yi de yalnızca </w:t>
-      </w:r>
-      <w:r>
-        <w:rPr>
-          <w:rFonts w:ascii="Consolas" w:hAnsi="Consolas"/>
-          <w:color w:val="3A2A1E"/>
-          <w:sz w:val="20"/>
-        </w:rPr>
-        <w:t>LangVersion=preview</w:t>
-      </w:r>
-      <w:r>
-        <w:rPr>
-          <w:color w:val="3A2A1E"/>
-        </w:rPr>
-        <w:t xml:space="preserve"> ile üretiyor (ayar Ploofy.App.csproj içinde). Partial property'ye başlangıç değeri verilemiyor — varsayılanlar kurucuya ya da Load metoduna gidiyor.</w:t>
-      </w:r>
-    </w:p>
-    <w:p>
-      <w:pPr>
-        <w:pStyle w:val="ListBullet"/>
-      </w:pPr>
-      <w:r>
-        <w:rPr>
-          <w:b/>
-          <w:color w:val="3A2A1E"/>
-        </w:rPr>
-        <w:t>XAML işaretleme uzantıları</w:t>
-      </w:r>
-      <w:r>
-        <w:rPr>
-          <w:color w:val="3A2A1E"/>
-        </w:rPr>
-        <w:t xml:space="preserve"> </w:t>
-      </w:r>
-      <w:r>
-        <w:rPr>
-          <w:rFonts w:ascii="Consolas" w:hAnsi="Consolas"/>
-          <w:color w:val="3A2A1E"/>
-          <w:sz w:val="20"/>
-        </w:rPr>
-        <w:t>[AcceptEmptyServiceProvider]</w:t>
-      </w:r>
-      <w:r>
-        <w:rPr>
-          <w:color w:val="3A2A1E"/>
-        </w:rPr>
-        <w:t xml:space="preserve"> istiyor, yoksa XC0103 ile derleme kırılıyor.</w:t>
-      </w:r>
-    </w:p>
-    <w:p>
-      <w:pPr>
-        <w:pStyle w:val="ListBullet"/>
-      </w:pPr>
-      <w:r>
-        <w:rPr>
-          <w:b/>
-          <w:color w:val="3A2A1E"/>
-        </w:rPr>
-        <w:t>Kaynak sözlükleri kendi başına çözülebilir olmalı.</w:t>
-      </w:r>
-      <w:r>
-        <w:rPr>
-          <w:color w:val="3A2A1E"/>
-        </w:rPr>
-        <w:t xml:space="preserve"> Android'de yükleme sırası Windows'takinden farklı; PloofyStyles renkleri kendi içinde birleştirmezse uygulama açılışta çöküyor.</w:t>
-      </w:r>
-    </w:p>
-    <w:p>
-      <w:pPr>
-        <w:pStyle w:val="ListBullet"/>
-      </w:pPr>
-      <w:r>
-        <w:rPr>
-          <w:b/>
-          <w:color w:val="3A2A1E"/>
-        </w:rPr>
-        <w:t>Android izinleri manifestte bildirilmeli.</w:t>
-      </w:r>
-      <w:r>
-        <w:rPr>
-          <w:color w:val="3A2A1E"/>
-        </w:rPr>
-        <w:t xml:space="preserve"> VIBRATE eksikken MAUI haptik çağrısında PermissionException fırlatıp uygulamayı kapatıyordu.</w:t>
-      </w:r>
-    </w:p>
-    <w:p>
-      <w:pPr>
-        <w:pStyle w:val="ListBullet"/>
-      </w:pPr>
-      <w:r>
-        <w:rPr>
-          <w:b/>
-          <w:color w:val="3A2A1E"/>
-        </w:rPr>
-        <w:t>Windows hedefi yeterli kanıt değil.</w:t>
-      </w:r>
-      <w:r>
-        <w:rPr>
-          <w:color w:val="3A2A1E"/>
-        </w:rPr>
-        <w:t xml:space="preserve"> Yukarıdaki son iki madde Windows'ta sessizce geçiyordu. Değişiklik sonrası Android'de de çalıştır.</w:t>
-      </w:r>
-    </w:p>
-    <w:p>
-      <w:pPr>
-        <w:pStyle w:val="ListBullet"/>
-      </w:pPr>
-      <w:r>
-        <w:rPr>
-          <w:b/>
-          <w:color w:val="3A2A1E"/>
-        </w:rPr>
-        <w:t>Canvas'a yazı SKFont ile çiziliyor.</w:t>
-      </w:r>
-      <w:r>
-        <w:rPr>
-          <w:color w:val="3A2A1E"/>
-        </w:rPr>
-        <w:t xml:space="preserve"> SkiaSharp 3'te </w:t>
-      </w:r>
-      <w:r>
-        <w:rPr>
-          <w:rFonts w:ascii="Consolas" w:hAnsi="Consolas"/>
-          <w:color w:val="3A2A1E"/>
-          <w:sz w:val="20"/>
-        </w:rPr>
-        <w:t>SKPaint.TextSize</w:t>
-      </w:r>
-      <w:r>
-        <w:rPr>
-          <w:color w:val="3A2A1E"/>
-        </w:rPr>
-        <w:t xml:space="preserve"> ve paint üzerinden yazı çizme kalktı; doğru çağrı </w:t>
-      </w:r>
-      <w:r>
-        <w:rPr>
-          <w:rFonts w:ascii="Consolas" w:hAnsi="Consolas"/>
-          <w:color w:val="3A2A1E"/>
-          <w:sz w:val="20"/>
-        </w:rPr>
-        <w:t>canvas.DrawText(metin, x, y, SKTextAlign.Center, font, paint)</w:t>
-      </w:r>
-      <w:r>
-        <w:rPr>
-          <w:color w:val="3A2A1E"/>
-        </w:rPr>
-        <w:t xml:space="preserve"> ve font ayrı bir </w:t>
-      </w:r>
-      <w:r>
-        <w:rPr>
-          <w:rFonts w:ascii="Consolas" w:hAnsi="Consolas"/>
-          <w:color w:val="3A2A1E"/>
-          <w:sz w:val="20"/>
-        </w:rPr>
-        <w:t>SKFont</w:t>
-      </w:r>
-      <w:r>
-        <w:rPr>
-          <w:color w:val="3A2A1E"/>
-        </w:rPr>
-        <w:t xml:space="preserve"> nesnesi (atılması gerekiyor). Dikey ortalama da elde yapılıyor: taban çizgisine göre çizmek 1 ile 8'i farklı yüksekliklere düşürüyor, </w:t>
-      </w:r>
-      <w:r>
-        <w:rPr>
-          <w:rFonts w:ascii="Consolas" w:hAnsi="Consolas"/>
-          <w:color w:val="3A2A1E"/>
-          <w:sz w:val="20"/>
-        </w:rPr>
-        <w:t>font.Metrics</w:t>
-      </w:r>
-      <w:r>
-        <w:rPr>
-          <w:color w:val="3A2A1E"/>
-        </w:rPr>
-        <w:t xml:space="preserve"> ile ortalanmalı. Örnek: </w:t>
-      </w:r>
-      <w:r>
-        <w:rPr>
-          <w:rFonts w:ascii="Consolas" w:hAnsi="Consolas"/>
-          <w:color w:val="3A2A1E"/>
-          <w:sz w:val="20"/>
-        </w:rPr>
-        <w:t>CountMatchSurface</w:t>
-      </w:r>
-      <w:r>
-        <w:rPr>
-          <w:color w:val="3A2A1E"/>
-        </w:rPr>
-        <w:t>.</w:t>
-      </w:r>
-    </w:p>
-    <w:p>
-      <w:pPr>
-        <w:pStyle w:val="ListBullet"/>
-      </w:pPr>
-      <w:r>
-        <w:rPr>
-          <w:b/>
-          <w:color w:val="3A2A1E"/>
-        </w:rPr>
-        <w:t>Gözle doğrulanamayan geometri sayıyla doğrulanır.</w:t>
-      </w:r>
-      <w:r>
-        <w:rPr>
-          <w:color w:val="3A2A1E"/>
-        </w:rPr>
-        <w:t xml:space="preserve"> Yapbozun tırnak kesimi doğru mu, ancak ekrana bakarak anlaşılırdı — ve ekran yoktu. Yerine matematiğin kopyası küçük bir konsol programına alınıp üç şey sınandı: tırnak doğru yöne taşıyor mu, komşu iki kenar birebir örtüşüyor mu, ve dairenin büyük yayı mı seçiliyor. Üçü de tek satırlık bir işaret hatasıyla bozulabilecek şeylerdi. Aynı yol, çizim koduna dokunan her değişiklikte işe yarar.</w:t>
-      </w:r>
-    </w:p>
-    <w:p>
-      <w:pPr>
-        <w:pStyle w:val="ListBullet"/>
-      </w:pPr>
-      <w:r>
-        <w:rPr>
-          <w:b/>
-          <w:color w:val="3A2A1E"/>
-        </w:rPr>
-        <w:t>Seçili öğe referansla bulunuyor.</w:t>
-      </w:r>
-      <w:r>
-        <w:rPr>
-          <w:color w:val="3A2A1E"/>
-        </w:rPr>
-        <w:t xml:space="preserve"> </w:t>
-      </w:r>
-      <w:r>
-        <w:rPr>
-          <w:rFonts w:ascii="Consolas" w:hAnsi="Consolas"/>
-          <w:color w:val="3A2A1E"/>
-          <w:sz w:val="20"/>
-        </w:rPr>
-        <w:t>CollectionView.SelectedItem</w:t>
-      </w:r>
-      <w:r>
-        <w:rPr>
-          <w:color w:val="3A2A1E"/>
-        </w:rPr>
-        <w:t>'a listedekinin eşdeğerini vermek seçimi ekranda göstermiyor; listedeki örneğin kendisi verilmeli. Profil ekranında varsayılan yaş bandı bu yüzden seçilmemiş görünüyordu.</w:t>
-      </w:r>
-    </w:p>
-    <w:p>
-      <w:pPr>
-        <w:pStyle w:val="ListBullet"/>
-      </w:pPr>
-      <w:r>
-        <w:rPr>
-          <w:b/>
-          <w:color w:val="3A2A1E"/>
-        </w:rPr>
-        <w:t>Düğmedeki emoji VS16 ister.</w:t>
-      </w:r>
-      <w:r>
-        <w:rPr>
-          <w:color w:val="3A2A1E"/>
-        </w:rPr>
-        <w:t xml:space="preserve"> </w:t>
-      </w:r>
-      <w:r>
-        <w:rPr>
-          <w:rFonts w:ascii="Consolas" w:hAnsi="Consolas"/>
-          <w:color w:val="3A2A1E"/>
-          <w:sz w:val="20"/>
-        </w:rPr>
-        <w:t>✏</w:t>
-      </w:r>
-      <w:r>
-        <w:rPr>
-          <w:color w:val="3A2A1E"/>
-        </w:rPr>
-        <w:t xml:space="preserve"> (U+270F) tek başına metin biçiminde çiziliyor: soluk, ince, düğme boş görünüyor. </w:t>
-      </w:r>
-      <w:r>
-        <w:rPr>
-          <w:rFonts w:ascii="Consolas" w:hAnsi="Consolas"/>
-          <w:color w:val="3A2A1E"/>
-          <w:sz w:val="20"/>
-        </w:rPr>
-        <w:t>&amp;#x270F;&amp;#xFE0F;</w:t>
-      </w:r>
-      <w:r>
-        <w:rPr>
-          <w:color w:val="3A2A1E"/>
-        </w:rPr>
-        <w:t xml:space="preserve"> renkli emoji veriyor. Depodaki 🗑 gibi zaten emoji varsayılanı olan işaretler etkilenmiyor; ayrım işaretin Unicode'daki varsayılan gösterimi.</w:t>
-      </w:r>
-    </w:p>
-    <w:p>
-      <w:pPr>
-        <w:pStyle w:val="ListBullet"/>
-      </w:pPr>
-      <w:r>
-        <w:rPr>
-          <w:b/>
-          <w:color w:val="3A2A1E"/>
-        </w:rPr>
-        <w:t>İkon SVG'lerinde degrade, süzgeç ve yazı kullanma.</w:t>
-      </w:r>
-      <w:r>
-        <w:rPr>
-          <w:color w:val="3A2A1E"/>
-        </w:rPr>
-        <w:t xml:space="preserve"> Resizetizer bu dosyaları kendi rasterleştiricisiyle çeviriyor ve sade olmayan her özellik sürprize açık. Hacim için üst üste iki düz dolgu yeter. Ayrıca saydam renk altındakiyle karışıyor: mavinin üstündeki saydam pembe mor çıktı.</w:t>
-      </w:r>
-    </w:p>
-    <w:p>
-      <w:pPr>
-        <w:pStyle w:val="ListBullet"/>
-      </w:pPr>
-      <w:r>
-        <w:rPr>
-          <w:b/>
-          <w:color w:val="3A2A1E"/>
-        </w:rPr>
-        <w:t>Git Bash adb'nin cihaz yollarını bozuyor.</w:t>
-      </w:r>
-      <w:r>
-        <w:rPr>
-          <w:color w:val="3A2A1E"/>
-        </w:rPr>
-        <w:t xml:space="preserve"> </w:t>
-      </w:r>
-      <w:r>
-        <w:rPr>
-          <w:rFonts w:ascii="Consolas" w:hAnsi="Consolas"/>
-          <w:color w:val="3A2A1E"/>
-          <w:sz w:val="20"/>
-        </w:rPr>
-        <w:t>adb push x /data/local/tmp/x</w:t>
-      </w:r>
-      <w:r>
-        <w:rPr>
-          <w:color w:val="3A2A1E"/>
-        </w:rPr>
-        <w:t xml:space="preserve"> çağrısında Git Bash </w:t>
-      </w:r>
-      <w:r>
-        <w:rPr>
-          <w:rFonts w:ascii="Consolas" w:hAnsi="Consolas"/>
-          <w:color w:val="3A2A1E"/>
-          <w:sz w:val="20"/>
-        </w:rPr>
-        <w:t>/data/...</w:t>
-      </w:r>
-      <w:r>
-        <w:rPr>
-          <w:color w:val="3A2A1E"/>
-        </w:rPr>
-        <w:t xml:space="preserve"> yolunu Windows yoluna çeviriyor ve "remote secure_mkdirs() failed" hatası geliyor. Başına </w:t>
-      </w:r>
-      <w:r>
-        <w:rPr>
-          <w:rFonts w:ascii="Consolas" w:hAnsi="Consolas"/>
-          <w:color w:val="3A2A1E"/>
-          <w:sz w:val="20"/>
-        </w:rPr>
-        <w:t>MSYS_NO_PATHCONV=1</w:t>
-      </w:r>
-      <w:r>
-        <w:rPr>
-          <w:color w:val="3A2A1E"/>
-        </w:rPr>
-        <w:t xml:space="preserve"> koymak yetiyor. </w:t>
-      </w:r>
-      <w:r>
-        <w:rPr>
-          <w:rFonts w:ascii="Consolas" w:hAnsi="Consolas"/>
-          <w:color w:val="3A2A1E"/>
-          <w:sz w:val="20"/>
-        </w:rPr>
-        <w:t>adb shell input tap</w:t>
-      </w:r>
-      <w:r>
-        <w:rPr>
-          <w:color w:val="3A2A1E"/>
-        </w:rPr>
-        <w:t xml:space="preserve"> gibi yol içermeyen çağrılar etkilenmiyor.</w:t>
-      </w:r>
-    </w:p>
-    <w:p>
-      <w:pPr>
-        <w:pStyle w:val="ListBullet"/>
-      </w:pPr>
-      <w:r>
-        <w:rPr>
-          <w:b/>
-          <w:color w:val="3A2A1E"/>
-        </w:rPr>
-        <w:t>Emülatörde `adb shell input motionevent` ile eğri çizilebiliyor.</w:t>
-      </w:r>
-      <w:r>
-        <w:rPr>
-          <w:color w:val="3A2A1E"/>
-        </w:rPr>
-        <w:t xml:space="preserve"> </w:t>
-      </w:r>
-      <w:r>
-        <w:rPr>
-          <w:rFonts w:ascii="Consolas" w:hAnsi="Consolas"/>
-          <w:color w:val="3A2A1E"/>
-          <w:sz w:val="20"/>
-        </w:rPr>
-        <w:t>input swipe</w:t>
-      </w:r>
-      <w:r>
-        <w:rPr>
-          <w:color w:val="3A2A1E"/>
-        </w:rPr>
-        <w:t xml:space="preserve"> yalnızca düz çizgi; eğri bir yolu takip etmek için DOWN/MOVE/UP dizisini bir betiğe yazıp cihaza gönderip </w:t>
-      </w:r>
-      <w:r>
-        <w:rPr>
-          <w:rFonts w:ascii="Consolas" w:hAnsi="Consolas"/>
-          <w:color w:val="3A2A1E"/>
-          <w:sz w:val="20"/>
-        </w:rPr>
-        <w:t>sh</w:t>
-      </w:r>
-      <w:r>
-        <w:rPr>
-          <w:color w:val="3A2A1E"/>
-        </w:rPr>
-        <w:t xml:space="preserve"> ile çalıştırmak gerekiyor. Yolu Bul'un tur tamamlaması böyle doğrulandı.</w:t>
-      </w:r>
-    </w:p>
-    <w:p>
-      <w:pPr>
-        <w:pStyle w:val="ListBullet"/>
-      </w:pPr>
-      <w:r>
-        <w:rPr>
-          <w:b/>
-          <w:color w:val="3A2A1E"/>
-        </w:rPr>
-        <w:t>Emülatörün SystemUI'ı bu makinede takılıyor.</w:t>
-      </w:r>
-      <w:r>
-        <w:rPr>
-          <w:color w:val="3A2A1E"/>
-        </w:rPr>
-        <w:t xml:space="preserve"> Takıldığında bütün ekran donuyor: ekran görüntüsü hep aynı kareyi gösteriyor, dokunuşlar işlemiyor ve uygulama kilitlenmiş gibi duruyor. Teşhis için </w:t>
-      </w:r>
-      <w:r>
-        <w:rPr>
-          <w:rFonts w:ascii="Consolas" w:hAnsi="Consolas"/>
-          <w:color w:val="3A2A1E"/>
-          <w:sz w:val="20"/>
-        </w:rPr>
-        <w:t>adb shell "dumpsys window | grep mCurrentFocus"</w:t>
-      </w:r>
-      <w:r>
-        <w:rPr>
-          <w:color w:val="3A2A1E"/>
-        </w:rPr>
-        <w:t xml:space="preserve"> — "Application Not Responding: com.android.systemui" görünüyorsa sorun bizde değil, emülatörü yeniden başlat. Bir kez var olmayan bir kilitlenmeyi kovalamaya yol açtı.</w:t>
-      </w:r>
-    </w:p>
-    <w:p>
-      <w:pPr>
-        <w:pStyle w:val="Heading3"/>
-      </w:pPr>
-      <w:r>
-        <w:t>Ekranda duran şeyi cihaza gitmeden gör</w:t>
-      </w:r>
-    </w:p>
-    <w:p>
-      <w:pPr/>
-      <w:r>
-        <w:rPr>
-          <w:color w:val="3A2A1E"/>
-        </w:rPr>
-        <w:t xml:space="preserve">Motorun verisi saf sayı olduğu için konsoldan PNG'ye alınabiliyor ve yerleşim kusurları orada çıkıyor. Bu oturumda üç kusur </w:t>
-      </w:r>
-      <w:r>
-        <w:rPr>
-          <w:b/>
-          <w:color w:val="3A2A1E"/>
-        </w:rPr>
-        <w:t>yalnızca</w:t>
-      </w:r>
-      <w:r>
-        <w:rPr>
-          <w:color w:val="3A2A1E"/>
-        </w:rPr>
-        <w:t xml:space="preserve"> böyle göründü: Harf Yazma'nın rakamları harflerin kenarına yapışıyordu (piksel payı birim koordinata ekleniyordu), A/B/E/4'te üst üste biniyorlardı, ve Noktaları Birleştir'in on bir resminin altısı hayvana benzemiyordu.</w:t>
-      </w:r>
-    </w:p>
-    <w:p>
-      <w:pPr/>
-      <w:r>
-        <w:rPr>
-          <w:color w:val="3A2A1E"/>
-        </w:rPr>
-        <w:t>Yöntem: motorun geometrisini bir konsol programından JSON'a dök, Python + Pillow ile çiz, resme bak. Emülatörü açmaktan hızlı ve emülatörün göstermediğini gösteriyor — çünkü sorun çalışma zamanında değil veride.</w:t>
-      </w:r>
-    </w:p>
-    <w:p>
-      <w:pPr/>
-      <w:r>
-        <w:rPr>
-          <w:color w:val="3A2A1E"/>
-        </w:rPr>
-        <w:t xml:space="preserve">Kural: </w:t>
-      </w:r>
-      <w:r>
-        <w:rPr>
-          <w:b/>
-          <w:color w:val="3A2A1E"/>
-        </w:rPr>
-        <w:t>bir ekranda "neyin nereye düştüğü" bir soruysa, o hesabı MAUI'siz bir yere koy.</w:t>
-      </w:r>
-      <w:r>
-        <w:rPr>
-          <w:color w:val="3A2A1E"/>
-        </w:rPr>
-        <w:t xml:space="preserve"> </w:t>
-      </w:r>
-      <w:r>
-        <w:rPr>
-          <w:rFonts w:ascii="Consolas" w:hAnsi="Consolas"/>
-          <w:color w:val="3A2A1E"/>
-          <w:sz w:val="20"/>
-        </w:rPr>
-        <w:t>TrendPainter</w:t>
-      </w:r>
-      <w:r>
-        <w:rPr>
-          <w:color w:val="3A2A1E"/>
-        </w:rPr>
-        <w:t xml:space="preserve"> ve </w:t>
-      </w:r>
-      <w:r>
-        <w:rPr>
-          <w:rFonts w:ascii="Consolas" w:hAnsi="Consolas"/>
-          <w:color w:val="3A2A1E"/>
-          <w:sz w:val="20"/>
-        </w:rPr>
-        <w:t>LineUpPainter</w:t>
-      </w:r>
-      <w:r>
-        <w:rPr>
-          <w:color w:val="3A2A1E"/>
-        </w:rPr>
-        <w:t xml:space="preserve"> zaten öyle; darbe numaralarının yerleşimi </w:t>
-      </w:r>
-      <w:r>
-        <w:rPr>
-          <w:rFonts w:ascii="Consolas" w:hAnsi="Consolas"/>
-          <w:color w:val="3A2A1E"/>
-          <w:sz w:val="20"/>
-        </w:rPr>
-        <w:t>LetterTraceSurface</w:t>
-      </w:r>
-      <w:r>
-        <w:rPr>
-          <w:color w:val="3A2A1E"/>
-        </w:rPr>
-        <w:t xml:space="preserve"> içinde kaldı ama hesabı saf (</w:t>
-      </w:r>
-      <w:r>
-        <w:rPr>
-          <w:rFonts w:ascii="Consolas" w:hAnsi="Consolas"/>
-          <w:color w:val="3A2A1E"/>
-          <w:sz w:val="20"/>
-        </w:rPr>
-        <w:t>OutwardNormal</w:t>
-      </w:r>
-      <w:r>
-        <w:rPr>
-          <w:color w:val="3A2A1E"/>
-        </w:rPr>
-        <w:t>), yani taklit edilip çizilebiliyor.</w:t>
-      </w:r>
-    </w:p>
-    <w:p>
-      <w:pPr>
-        <w:pStyle w:val="Heading2"/>
-      </w:pPr>
-      <w:r>
-        <w:t>9. Yeni mini oyun ekleme</w:t>
-      </w:r>
-    </w:p>
-    <w:p>
-      <w:pPr>
-        <w:pStyle w:val="ListNumber"/>
-      </w:pPr>
-      <w:r>
-        <w:rPr>
-          <w:rFonts w:ascii="Consolas" w:hAnsi="Consolas"/>
-          <w:color w:val="3A2A1E"/>
-          <w:sz w:val="20"/>
-        </w:rPr>
-        <w:t>Engine/Catalog/GameCatalog.cs</w:t>
-      </w:r>
-      <w:r>
-        <w:rPr>
-          <w:color w:val="3A2A1E"/>
-        </w:rPr>
-        <w:t xml:space="preserve"> içine bir satır: id, etkileşim türü, katman, en küçük bant, çizim tekniği</w:t>
-      </w:r>
-    </w:p>
-    <w:p>
-      <w:pPr>
-        <w:pStyle w:val="ListNumber"/>
-      </w:pPr>
-      <w:r>
-        <w:rPr>
-          <w:color w:val="3A2A1E"/>
-        </w:rPr>
-        <w:t xml:space="preserve">Kuralları </w:t>
-      </w:r>
-      <w:r>
-        <w:rPr>
-          <w:rFonts w:ascii="Consolas" w:hAnsi="Consolas"/>
-          <w:color w:val="3A2A1E"/>
-          <w:sz w:val="20"/>
-        </w:rPr>
-        <w:t>Engine/Games/</w:t>
-      </w:r>
-      <w:r>
-        <w:rPr>
-          <w:color w:val="3A2A1E"/>
-        </w:rPr>
-        <w:t xml:space="preserve"> altında arayüzden bağımsız bir sınıf olarak yaz; zorluk knob'larını </w:t>
-      </w:r>
-      <w:r>
-        <w:rPr>
-          <w:rFonts w:ascii="Consolas" w:hAnsi="Consolas"/>
-          <w:color w:val="3A2A1E"/>
-          <w:sz w:val="20"/>
-        </w:rPr>
-        <w:t>BandValue&lt;T&gt;</w:t>
-      </w:r>
-      <w:r>
-        <w:rPr>
-          <w:color w:val="3A2A1E"/>
-        </w:rPr>
-        <w:t xml:space="preserve"> ile tanımla ve testini yaz</w:t>
+        <w:t>player.Band</w:t>
+      </w:r>
+      <w:r>
+        <w:rPr>
+          <w:color w:val="3A2A1E"/>
+        </w:rPr>
+        <w:t xml:space="preserve"> almaya devam ediyor — kademe knob'ları kaydırıyor, yaşa uygunluğu ve yıldızı değil</w:t>
       </w:r>
     </w:p>
     <w:p>

--- a/ilerleme notu.docx
+++ b/ilerleme notu.docx
@@ -5049,7 +5049,7 @@
         <w:pStyle w:val="Heading3"/>
       </w:pPr>
       <w:r>
-        <w:t>Yarın ilk iş: paketi YENİDEN üret ve Play'e yükle</w:t>
+        <w:t>Yarın ilk iş: paketi Play'e yükle</w:t>
       </w:r>
     </w:p>
     <w:p>
@@ -5108,13 +5108,13 @@
           <w:b/>
           <w:color w:val="3A2A1E"/>
         </w:rPr>
-        <w:t>Elde duran paket bayat.</w:t>
-      </w:r>
-      <w:r>
-        <w:rPr>
-          <w:color w:val="3A2A1E"/>
-        </w:rPr>
-        <w:t xml:space="preserve"> 03.09.2026 23:41'de üretilen ve doğrulanan AAB (</w:t>
+        <w:t>Paket İ8 ile yeniden üretildi ve doğrulandı</w:t>
+      </w:r>
+      <w:r>
+        <w:rPr>
+          <w:color w:val="3A2A1E"/>
+        </w:rPr>
+        <w:t xml:space="preserve"> (07.09.2026 08:21): </w:t>
       </w:r>
       <w:r>
         <w:rPr>
@@ -5169,6 +5169,48 @@
         <w:rPr>
           <w:color w:val="3A2A1E"/>
         </w:rPr>
+        <w:t xml:space="preserve">, yatay kilit yerinde, imza </w:t>
+      </w:r>
+      <w:r>
+        <w:rPr>
+          <w:rFonts w:ascii="Consolas" w:hAnsi="Consolas"/>
+          <w:color w:val="3A2A1E"/>
+          <w:sz w:val="20"/>
+        </w:rPr>
+        <w:t>CN=Ali Kiratli, O=Ploofy</w:t>
+      </w:r>
+      <w:r>
+        <w:rPr>
+          <w:color w:val="3A2A1E"/>
+        </w:rPr>
+        <w:t xml:space="preserve"> (SHA-256 </w:t>
+      </w:r>
+      <w:r>
+        <w:rPr>
+          <w:rFonts w:ascii="Consolas" w:hAnsi="Consolas"/>
+          <w:color w:val="3A2A1E"/>
+          <w:sz w:val="20"/>
+        </w:rPr>
+        <w:t>f7549556…4d27</w:t>
+      </w:r>
+      <w:r>
+        <w:rPr>
+          <w:color w:val="3A2A1E"/>
+        </w:rPr>
+        <w:t xml:space="preserve"> — 03.09'daki paketle aynı sertifika). Manifest </w:t>
+      </w:r>
+      <w:r>
+        <w:rPr>
+          <w:rFonts w:ascii="Consolas" w:hAnsi="Consolas"/>
+          <w:color w:val="3A2A1E"/>
+          <w:sz w:val="20"/>
+        </w:rPr>
+        <w:t>aapt2 dump badging</w:t>
+      </w:r>
+      <w:r>
+        <w:rPr>
+          <w:color w:val="3A2A1E"/>
+        </w:rPr>
         <w:t xml:space="preserve">, imza </w:t>
       </w:r>
       <w:r>
@@ -5177,13 +5219,13 @@
           <w:color w:val="3A2A1E"/>
           <w:sz w:val="20"/>
         </w:rPr>
-        <w:t>CN=Ali Kiratli, O=Ploofy</w:t>
-      </w:r>
-      <w:r>
-        <w:rPr>
-          <w:color w:val="3A2A1E"/>
-        </w:rPr>
-        <w:t xml:space="preserve">, SHA-256 </w:t>
+        <w:t>apksigner verify --print-certs</w:t>
+      </w:r>
+      <w:r>
+        <w:rPr>
+          <w:color w:val="3A2A1E"/>
+        </w:rPr>
+        <w:t xml:space="preserve"> ile kontrol edildi; AAB'nin imzalı olduğu </w:t>
       </w:r>
       <w:r>
         <w:rPr>
@@ -5191,26 +5233,111 @@
           <w:color w:val="3A2A1E"/>
           <w:sz w:val="20"/>
         </w:rPr>
-        <w:t>f7549556…4d27</w:t>
-      </w:r>
-      <w:r>
-        <w:rPr>
-          <w:color w:val="3A2A1E"/>
-        </w:rPr>
-        <w:t xml:space="preserve">) İ8'i </w:t>
+        <w:t>META-INF/PLOOFY.RSA</w:t>
+      </w:r>
+      <w:r>
+        <w:rPr>
+          <w:color w:val="3A2A1E"/>
+        </w:rPr>
+        <w:t xml:space="preserve"> ile ayrıca doğrulandı (yanındaki imzasız </w:t>
+      </w:r>
+      <w:r>
+        <w:rPr>
+          <w:rFonts w:ascii="Consolas" w:hAnsi="Consolas"/>
+          <w:color w:val="3A2A1E"/>
+          <w:sz w:val="20"/>
+        </w:rPr>
+        <w:t>io.ploofy.app.aab</w:t>
+      </w:r>
+      <w:r>
+        <w:rPr>
+          <w:color w:val="3A2A1E"/>
+        </w:rPr>
+        <w:t xml:space="preserve"> dosyasında o yok). İçeriğin gerçekten bu oturumun kodu olduğu, paketin içindeki derlemede </w:t>
+      </w:r>
+      <w:r>
+        <w:rPr>
+          <w:rFonts w:ascii="Consolas" w:hAnsi="Consolas"/>
+          <w:color w:val="3A2A1E"/>
+          <w:sz w:val="20"/>
+        </w:rPr>
+        <w:t>AdaptiveDifficulty</w:t>
+      </w:r>
+      <w:r>
+        <w:rPr>
+          <w:color w:val="3A2A1E"/>
+        </w:rPr>
+        <w:t xml:space="preserve"> ve </w:t>
+      </w:r>
+      <w:r>
+        <w:rPr>
+          <w:rFonts w:ascii="Consolas" w:hAnsi="Consolas"/>
+          <w:color w:val="3A2A1E"/>
+          <w:sz w:val="20"/>
+        </w:rPr>
+        <w:t>GameStretchedBadge</w:t>
+      </w:r>
+      <w:r>
+        <w:rPr>
+          <w:color w:val="3A2A1E"/>
+        </w:rPr>
+        <w:t xml:space="preserve"> aranarak görüldü.</w:t>
+      </w:r>
+    </w:p>
+    <w:p>
+      <w:pPr/>
+      <w:r>
+        <w:rPr>
+          <w:color w:val="3A2A1E"/>
+        </w:rPr>
+        <w:t xml:space="preserve">versionCode </w:t>
+      </w:r>
+      <w:r>
+        <w:rPr>
+          <w:rFonts w:ascii="Consolas" w:hAnsi="Consolas"/>
+          <w:color w:val="3A2A1E"/>
+          <w:sz w:val="20"/>
+        </w:rPr>
+        <w:t>1</w:t>
+      </w:r>
+      <w:r>
+        <w:rPr>
+          <w:color w:val="3A2A1E"/>
+        </w:rPr>
+        <w:t xml:space="preserve"> kalıyor: henüz hiçbir şey yüklenmedi. </w:t>
       </w:r>
       <w:r>
         <w:rPr>
           <w:b/>
           <w:color w:val="3A2A1E"/>
         </w:rPr>
-        <w:t>içermiyor</w:t>
-      </w:r>
-      <w:r>
-        <w:rPr>
-          <w:color w:val="3A2A1E"/>
-        </w:rPr>
-        <w:t xml:space="preserve">. Notun kendi kuralı: içerik koda bağlı, notta yazılana değil. Yükleme öncesi yeniden üretilecek ve </w:t>
+        <w:t>Koda bir daha dokunulursa paket yine yeniden üretilecek</w:t>
+      </w:r>
+      <w:r>
+        <w:rPr>
+          <w:color w:val="3A2A1E"/>
+        </w:rPr>
+        <w:t xml:space="preserve"> — içerik koda bağlı, notta yazılana değil.</w:t>
+      </w:r>
+    </w:p>
+    <w:p>
+      <w:pPr/>
+      <w:r>
+        <w:rPr>
+          <w:color w:val="3A2A1E"/>
+        </w:rPr>
+        <w:t>Sıra:</w:t>
+      </w:r>
+    </w:p>
+    <w:p>
+      <w:pPr>
+        <w:pStyle w:val="ListNumber"/>
+      </w:pPr>
+      <w:r>
+        <w:rPr>
+          <w:color w:val="3A2A1E"/>
+        </w:rPr>
+        <w:t xml:space="preserve">Yüklenecek dosya: </w:t>
       </w:r>
       <w:r>
         <w:rPr>
@@ -5218,13 +5345,13 @@
           <w:color w:val="3A2A1E"/>
           <w:sz w:val="20"/>
         </w:rPr>
-        <w:t>aapt2 dump badging</w:t>
-      </w:r>
-      <w:r>
-        <w:rPr>
-          <w:color w:val="3A2A1E"/>
-        </w:rPr>
-        <w:t xml:space="preserve"> + </w:t>
+        <w:t>src/Ploofy.App/bin/Release/net10.0-android/publish/io.ploofy.app-Signed.aab</w:t>
+      </w:r>
+      <w:r>
+        <w:rPr>
+          <w:color w:val="3A2A1E"/>
+        </w:rPr>
+        <w:t xml:space="preserve"> — aynı klasördeki </w:t>
       </w:r>
       <w:r>
         <w:rPr>
@@ -5232,13 +5359,26 @@
           <w:color w:val="3A2A1E"/>
           <w:sz w:val="20"/>
         </w:rPr>
-        <w:t>apksigner verify</w:t>
-      </w:r>
-      <w:r>
-        <w:rPr>
-          <w:color w:val="3A2A1E"/>
-        </w:rPr>
-        <w:t xml:space="preserve"> ile yine kontrol edilecek; versionCode </w:t>
+        <w:t>io.ploofy.app.aab</w:t>
+      </w:r>
+      <w:r>
+        <w:rPr>
+          <w:color w:val="3A2A1E"/>
+        </w:rPr>
+        <w:t xml:space="preserve"> </w:t>
+      </w:r>
+      <w:r>
+        <w:rPr>
+          <w:b/>
+          <w:color w:val="3A2A1E"/>
+        </w:rPr>
+        <w:t>imzasız</w:t>
+      </w:r>
+      <w:r>
+        <w:rPr>
+          <w:color w:val="3A2A1E"/>
+        </w:rPr>
+        <w:t xml:space="preserve">, Play kabul etmiyor. </w:t>
       </w:r>
       <w:r>
         <w:rPr>
@@ -5246,22 +5386,13 @@
           <w:color w:val="3A2A1E"/>
           <w:sz w:val="20"/>
         </w:rPr>
-        <w:t>1</w:t>
-      </w:r>
-      <w:r>
-        <w:rPr>
-          <w:color w:val="3A2A1E"/>
-        </w:rPr>
-        <w:t xml:space="preserve"> kalıyor, çünkü henüz hiçbir şey yüklenmedi.</w:t>
-      </w:r>
-    </w:p>
-    <w:p>
-      <w:pPr/>
-      <w:r>
-        <w:rPr>
-          <w:color w:val="3A2A1E"/>
-        </w:rPr>
-        <w:t>Sıra:</w:t>
+        <w:t>.apk</w:t>
+      </w:r>
+      <w:r>
+        <w:rPr>
+          <w:color w:val="3A2A1E"/>
+        </w:rPr>
+        <w:t xml:space="preserve"> yalnızca tablete USB'den kurmak için</w:t>
       </w:r>
     </w:p>
     <w:p>
@@ -5272,7 +5403,7 @@
         <w:rPr>
           <w:color w:val="3A2A1E"/>
         </w:rPr>
-        <w:t xml:space="preserve">Yüklenecek dosya: </w:t>
+        <w:t xml:space="preserve">Console'daki metinler </w:t>
       </w:r>
       <w:r>
         <w:rPr>
@@ -5280,72 +5411,6 @@
           <w:color w:val="3A2A1E"/>
           <w:sz w:val="20"/>
         </w:rPr>
-        <w:t>src/Ploofy.App/bin/Release/net10.0-android/publish/io.ploofy.app-Signed.aab</w:t>
-      </w:r>
-      <w:r>
-        <w:rPr>
-          <w:color w:val="3A2A1E"/>
-        </w:rPr>
-        <w:t xml:space="preserve"> — aynı klasördeki </w:t>
-      </w:r>
-      <w:r>
-        <w:rPr>
-          <w:rFonts w:ascii="Consolas" w:hAnsi="Consolas"/>
-          <w:color w:val="3A2A1E"/>
-          <w:sz w:val="20"/>
-        </w:rPr>
-        <w:t>io.ploofy.app.aab</w:t>
-      </w:r>
-      <w:r>
-        <w:rPr>
-          <w:color w:val="3A2A1E"/>
-        </w:rPr>
-        <w:t xml:space="preserve"> </w:t>
-      </w:r>
-      <w:r>
-        <w:rPr>
-          <w:b/>
-          <w:color w:val="3A2A1E"/>
-        </w:rPr>
-        <w:t>imzasız</w:t>
-      </w:r>
-      <w:r>
-        <w:rPr>
-          <w:color w:val="3A2A1E"/>
-        </w:rPr>
-        <w:t xml:space="preserve">, Play kabul etmiyor. </w:t>
-      </w:r>
-      <w:r>
-        <w:rPr>
-          <w:rFonts w:ascii="Consolas" w:hAnsi="Consolas"/>
-          <w:color w:val="3A2A1E"/>
-          <w:sz w:val="20"/>
-        </w:rPr>
-        <w:t>.apk</w:t>
-      </w:r>
-      <w:r>
-        <w:rPr>
-          <w:color w:val="3A2A1E"/>
-        </w:rPr>
-        <w:t xml:space="preserve"> yalnızca tablete USB'den kurmak için</w:t>
-      </w:r>
-    </w:p>
-    <w:p>
-      <w:pPr>
-        <w:pStyle w:val="ListNumber"/>
-      </w:pPr>
-      <w:r>
-        <w:rPr>
-          <w:color w:val="3A2A1E"/>
-        </w:rPr>
-        <w:t xml:space="preserve">Console'daki metinler </w:t>
-      </w:r>
-      <w:r>
-        <w:rPr>
-          <w:rFonts w:ascii="Consolas" w:hAnsi="Consolas"/>
-          <w:color w:val="3A2A1E"/>
-          <w:sz w:val="20"/>
-        </w:rPr>
         <w:t>docs/store/listing.md</w:t>
       </w:r>
       <w:r>
@@ -5353,30 +5418,6 @@
           <w:color w:val="3A2A1E"/>
         </w:rPr>
         <w:t xml:space="preserve"> içinden kopyalanacak (üç dil, Data safety cevapları, IARC anketi, hedef kitle beyanı)</w:t>
-      </w:r>
-    </w:p>
-    <w:p>
-      <w:pPr>
-        <w:pStyle w:val="ListNumber"/>
-      </w:pPr>
-      <w:r>
-        <w:rPr>
-          <w:color w:val="3A2A1E"/>
-        </w:rPr>
-        <w:t xml:space="preserve">Koda dokunulduysa paketi </w:t>
-      </w:r>
-      <w:r>
-        <w:rPr>
-          <w:b/>
-          <w:color w:val="3A2A1E"/>
-        </w:rPr>
-        <w:t>yeniden üret</w:t>
-      </w:r>
-      <w:r>
-        <w:rPr>
-          <w:color w:val="3A2A1E"/>
-        </w:rPr>
-        <w:t>: içeriği koda bağlı, notta yazılana değil</w:t>
       </w:r>
     </w:p>
     <w:p>

--- a/ilerleme notu.docx
+++ b/ilerleme notu.docx
@@ -8073,6 +8073,126 @@
           <w:color w:val="3A2A1E"/>
         </w:rPr>
         <w:t xml:space="preserve"> ile çalıştırmak gerekiyor. Yolu Bul'un tur tamamlaması böyle doğrulandı.</w:t>
+      </w:r>
+    </w:p>
+    <w:p>
+      <w:pPr>
+        <w:pStyle w:val="ListBullet"/>
+      </w:pPr>
+      <w:r>
+        <w:rPr>
+          <w:b/>
+          <w:color w:val="3A2A1E"/>
+        </w:rPr>
+        <w:t>Bu makinede `strings` yok ve yokluğu sessiz.</w:t>
+      </w:r>
+      <w:r>
+        <w:rPr>
+          <w:color w:val="3A2A1E"/>
+        </w:rPr>
+        <w:t xml:space="preserve"> Paketin içinde bir sembol ararken </w:t>
+      </w:r>
+      <w:r>
+        <w:rPr>
+          <w:rFonts w:ascii="Consolas" w:hAnsi="Consolas"/>
+          <w:color w:val="3A2A1E"/>
+          <w:sz w:val="20"/>
+        </w:rPr>
+        <w:t>strings dosya | grep -q kelime</w:t>
+      </w:r>
+      <w:r>
+        <w:rPr>
+          <w:color w:val="3A2A1E"/>
+        </w:rPr>
+        <w:t xml:space="preserve"> yazıldı; komut bulunamadı, </w:t>
+      </w:r>
+      <w:r>
+        <w:rPr>
+          <w:rFonts w:ascii="Consolas" w:hAnsi="Consolas"/>
+          <w:color w:val="3A2A1E"/>
+          <w:sz w:val="20"/>
+        </w:rPr>
+        <w:t>grep</w:t>
+      </w:r>
+      <w:r>
+        <w:rPr>
+          <w:color w:val="3A2A1E"/>
+        </w:rPr>
+        <w:t xml:space="preserve"> boş girdi aldı ve sonuç "YOK" çıktı — yani </w:t>
+      </w:r>
+      <w:r>
+        <w:rPr>
+          <w:b/>
+          <w:color w:val="3A2A1E"/>
+        </w:rPr>
+        <w:t>arama başarısız oldu ama cevap 'bulunamadı' gibi göründü.</w:t>
+      </w:r>
+      <w:r>
+        <w:rPr>
+          <w:color w:val="3A2A1E"/>
+        </w:rPr>
+        <w:t xml:space="preserve"> Doğrulama yaptığını sanarken hiçbir şey doğrulanmıyor. İkinci tuzak da yanında: .NET dizeleri UTF-16, yani </w:t>
+      </w:r>
+      <w:r>
+        <w:rPr>
+          <w:rFonts w:ascii="Consolas" w:hAnsi="Consolas"/>
+          <w:color w:val="3A2A1E"/>
+          <w:sz w:val="20"/>
+        </w:rPr>
+        <w:t>strings</w:t>
+      </w:r>
+      <w:r>
+        <w:rPr>
+          <w:color w:val="3A2A1E"/>
+        </w:rPr>
+        <w:t xml:space="preserve"> olsaydı bile varsayılan ASCII taraması metin sabitlerini kaçırırdı. İkisinin de karşılığı ikili dosyayı Python'la okumak:</w:t>
+      </w:r>
+    </w:p>
+    <w:p>
+      <w:pPr/>
+      <w:r>
+        <w:rPr>
+          <w:rFonts w:ascii="Consolas" w:hAnsi="Consolas"/>
+          <w:color w:val="3A2A1E"/>
+          <w:sz w:val="20"/>
+        </w:rPr>
+      </w:r>
+      <w:r>
+        <w:rPr>
+          <w:rFonts w:ascii="Consolas" w:hAnsi="Consolas"/>
+          <w:color w:val="3A2A1E"/>
+          <w:sz w:val="20"/>
+        </w:rPr>
+        <w:t xml:space="preserve">python data = open(path, 'rb').read() data.find(b"AdaptiveDifficulty")            # metadata: UTF-8 data.find("GameStretchedBadge".encode('utf-16-le'))  # dize sabiti: UTF-16 </w:t>
+      </w:r>
+      <w:r>
+        <w:rPr>
+          <w:rFonts w:ascii="Consolas" w:hAnsi="Consolas"/>
+          <w:color w:val="3A2A1E"/>
+          <w:sz w:val="20"/>
+        </w:rPr>
+      </w:r>
+    </w:p>
+    <w:p>
+      <w:pPr/>
+      <w:r>
+        <w:rPr>
+          <w:color w:val="3A2A1E"/>
+        </w:rPr>
+        <w:t xml:space="preserve">Genel kural: </w:t>
+      </w:r>
+      <w:r>
+        <w:rPr>
+          <w:b/>
+          <w:color w:val="3A2A1E"/>
+        </w:rPr>
+        <w:t>bir kontrolün "hayır" demesiyle çalışamamış olması aynı görünüyorsa, o kontrol bir şey doğrulamıyor.</w:t>
+      </w:r>
+      <w:r>
+        <w:rPr>
+          <w:color w:val="3A2A1E"/>
+        </w:rPr>
+        <w:t xml:space="preserve"> Kontrolü, kesin bulunması gereken bir şeyle bir kez sına — bulamıyorsa kontrol bozuktur, arananlar değil.</w:t>
       </w:r>
     </w:p>
     <w:p>

--- a/ilerleme notu.docx
+++ b/ilerleme notu.docx
@@ -5108,13 +5108,13 @@
           <w:b/>
           <w:color w:val="3A2A1E"/>
         </w:rPr>
-        <w:t>Paket İ8 ile yeniden üretildi ve doğrulandı</w:t>
-      </w:r>
-      <w:r>
-        <w:rPr>
-          <w:color w:val="3A2A1E"/>
-        </w:rPr>
-        <w:t xml:space="preserve"> (07.09.2026 08:21): </w:t>
+        <w:t>Paket temiz derlemeyle üretildi ve doğrulandı</w:t>
+      </w:r>
+      <w:r>
+        <w:rPr>
+          <w:color w:val="3A2A1E"/>
+        </w:rPr>
+        <w:t xml:space="preserve"> (07.09.2026 10:35): </w:t>
       </w:r>
       <w:r>
         <w:rPr>
@@ -5253,7 +5253,7 @@
         <w:rPr>
           <w:color w:val="3A2A1E"/>
         </w:rPr>
-        <w:t xml:space="preserve"> dosyasında o yok). İçeriğin gerçekten bu oturumun kodu olduğu, paketin içindeki derlemede </w:t>
+        <w:t xml:space="preserve"> dosyasında o yok). İçeriğin bu oturumun kodu olduğu </w:t>
       </w:r>
       <w:r>
         <w:rPr>
@@ -5261,12 +5261,1838 @@
           <w:color w:val="3A2A1E"/>
           <w:sz w:val="20"/>
         </w:rPr>
+        <w:t>tools/verify_package.py</w:t>
+      </w:r>
+      <w:r>
+        <w:rPr>
+          <w:color w:val="3A2A1E"/>
+        </w:rPr>
+        <w:t xml:space="preserve"> ile, iki ABI için ayrı ayrı görüldü: </w:t>
+      </w:r>
+      <w:r>
+        <w:rPr>
+          <w:rFonts w:ascii="Consolas" w:hAnsi="Consolas"/>
+          <w:color w:val="3A2A1E"/>
+          <w:sz w:val="20"/>
+        </w:rPr>
         <w:t>AdaptiveDifficulty</w:t>
       </w:r>
       <w:r>
         <w:rPr>
           <w:color w:val="3A2A1E"/>
         </w:rPr>
+        <w:t xml:space="preserve">, </w:t>
+      </w:r>
+      <w:r>
+        <w:rPr>
+          <w:rFonts w:ascii="Consolas" w:hAnsi="Consolas"/>
+          <w:color w:val="3A2A1E"/>
+          <w:sz w:val="20"/>
+        </w:rPr>
+        <w:t>KnobBand</w:t>
+      </w:r>
+      <w:r>
+        <w:rPr>
+          <w:color w:val="3A2A1E"/>
+        </w:rPr>
+        <w:t xml:space="preserve">, </w:t>
+      </w:r>
+      <w:r>
+        <w:rPr>
+          <w:rFonts w:ascii="Consolas" w:hAnsi="Consolas"/>
+          <w:color w:val="3A2A1E"/>
+          <w:sz w:val="20"/>
+        </w:rPr>
+        <w:t>StepForAsync</w:t>
+      </w:r>
+      <w:r>
+        <w:rPr>
+          <w:color w:val="3A2A1E"/>
+        </w:rPr>
+        <w:t xml:space="preserve"> ve rozetin üç dildeki metni.</w:t>
+      </w:r>
+    </w:p>
+    <w:p>
+      <w:pPr/>
+      <w:r>
+        <w:rPr>
+          <w:b/>
+          <w:color w:val="3A2A1E"/>
+        </w:rPr>
+        <w:t>Aynı gün üretilen ilk iki paket atıldı ve sebebi kayda değer.</w:t>
+      </w:r>
+      <w:r>
+        <w:rPr>
+          <w:color w:val="3A2A1E"/>
+        </w:rPr>
+        <w:t xml:space="preserve"> Sabah 08:21'de üretilen paket 41,21 MB'tı; aynı kaynaktan temiz derlenen bu paket 41,56 MB. Kaynak değişmediği hâlde 350 KB fark var, yani 08:21'deki publish </w:t>
+      </w:r>
+      <w:r>
+        <w:rPr>
+          <w:b/>
+          <w:color w:val="3A2A1E"/>
+        </w:rPr>
+        <w:t>eski ara çıktıları yeniden kullanmış</w:t>
+      </w:r>
+      <w:r>
+        <w:rPr>
+          <w:color w:val="3A2A1E"/>
+        </w:rPr>
+        <w:t xml:space="preserve"> — Release </w:t>
+      </w:r>
+      <w:r>
+        <w:rPr>
+          <w:rFonts w:ascii="Consolas" w:hAnsi="Consolas"/>
+          <w:color w:val="3A2A1E"/>
+          <w:sz w:val="20"/>
+        </w:rPr>
+        <w:t>obj</w:t>
+      </w:r>
+      <w:r>
+        <w:rPr>
+          <w:color w:val="3A2A1E"/>
+        </w:rPr>
+        <w:t>'si 03.09'dan duruyordu ve XamlC o derlemede hiç çalışmamıştı (bu derlemede on dokuz XC0025 uyarısı çıkıyor, orada çıkmamıştı). Artımlı publish ile temiz publish arasındaki fark 29 bayt (zip zaman damgaları), yani asıl aykırı olan 08:21'deki paketti ve İ8'i eksik taşıyor olabilirdi.</w:t>
+      </w:r>
+    </w:p>
+    <w:p>
+      <w:pPr/>
+      <w:r>
+        <w:rPr>
+          <w:color w:val="3A2A1E"/>
+        </w:rPr>
+        <w:t xml:space="preserve">Kural: </w:t>
+      </w:r>
+      <w:r>
+        <w:rPr>
+          <w:b/>
+          <w:color w:val="3A2A1E"/>
+        </w:rPr>
+        <w:t>mağazaya gidecek paket `obj/Release` ve `bin/Release` silindikten sonra üretilecek.</w:t>
+      </w:r>
+      <w:r>
+        <w:rPr>
+          <w:color w:val="3A2A1E"/>
+        </w:rPr>
+        <w:t xml:space="preserve"> Tarih damgası paketin güncelliğini kanıtlamıyor.</w:t>
+      </w:r>
+    </w:p>
+    <w:p>
+      <w:pPr/>
+      <w:r>
+        <w:rPr>
+          <w:color w:val="3A2A1E"/>
+        </w:rPr>
+        <w:t xml:space="preserve">versionCode </w:t>
+      </w:r>
+      <w:r>
+        <w:rPr>
+          <w:rFonts w:ascii="Consolas" w:hAnsi="Consolas"/>
+          <w:color w:val="3A2A1E"/>
+          <w:sz w:val="20"/>
+        </w:rPr>
+        <w:t>1</w:t>
+      </w:r>
+      <w:r>
+        <w:rPr>
+          <w:color w:val="3A2A1E"/>
+        </w:rPr>
+        <w:t xml:space="preserve"> kalıyor: henüz hiçbir şey yüklenmedi. </w:t>
+      </w:r>
+      <w:r>
+        <w:rPr>
+          <w:b/>
+          <w:color w:val="3A2A1E"/>
+        </w:rPr>
+        <w:t>Koda bir daha dokunulursa paket yine yeniden üretilecek</w:t>
+      </w:r>
+      <w:r>
+        <w:rPr>
+          <w:color w:val="3A2A1E"/>
+        </w:rPr>
+        <w:t xml:space="preserve"> — içerik koda bağlı, notta yazılana değil.</w:t>
+      </w:r>
+    </w:p>
+    <w:p>
+      <w:pPr/>
+      <w:r>
+        <w:rPr>
+          <w:color w:val="3A2A1E"/>
+        </w:rPr>
+        <w:t>Sıra:</w:t>
+      </w:r>
+    </w:p>
+    <w:p>
+      <w:pPr>
+        <w:pStyle w:val="ListNumber"/>
+      </w:pPr>
+      <w:r>
+        <w:rPr>
+          <w:color w:val="3A2A1E"/>
+        </w:rPr>
+        <w:t xml:space="preserve">Yüklenecek dosya: </w:t>
+      </w:r>
+      <w:r>
+        <w:rPr>
+          <w:rFonts w:ascii="Consolas" w:hAnsi="Consolas"/>
+          <w:color w:val="3A2A1E"/>
+          <w:sz w:val="20"/>
+        </w:rPr>
+        <w:t>src/Ploofy.App/bin/Release/net10.0-android/publish/io.ploofy.app-Signed.aab</w:t>
+      </w:r>
+      <w:r>
+        <w:rPr>
+          <w:color w:val="3A2A1E"/>
+        </w:rPr>
+        <w:t xml:space="preserve"> — aynı klasördeki </w:t>
+      </w:r>
+      <w:r>
+        <w:rPr>
+          <w:rFonts w:ascii="Consolas" w:hAnsi="Consolas"/>
+          <w:color w:val="3A2A1E"/>
+          <w:sz w:val="20"/>
+        </w:rPr>
+        <w:t>io.ploofy.app.aab</w:t>
+      </w:r>
+      <w:r>
+        <w:rPr>
+          <w:color w:val="3A2A1E"/>
+        </w:rPr>
+        <w:t xml:space="preserve"> </w:t>
+      </w:r>
+      <w:r>
+        <w:rPr>
+          <w:b/>
+          <w:color w:val="3A2A1E"/>
+        </w:rPr>
+        <w:t>imzasız</w:t>
+      </w:r>
+      <w:r>
+        <w:rPr>
+          <w:color w:val="3A2A1E"/>
+        </w:rPr>
+        <w:t xml:space="preserve">, Play kabul etmiyor. </w:t>
+      </w:r>
+      <w:r>
+        <w:rPr>
+          <w:rFonts w:ascii="Consolas" w:hAnsi="Consolas"/>
+          <w:color w:val="3A2A1E"/>
+          <w:sz w:val="20"/>
+        </w:rPr>
+        <w:t>.apk</w:t>
+      </w:r>
+      <w:r>
+        <w:rPr>
+          <w:color w:val="3A2A1E"/>
+        </w:rPr>
+        <w:t xml:space="preserve"> yalnızca tablete USB'den kurmak için</w:t>
+      </w:r>
+    </w:p>
+    <w:p>
+      <w:pPr>
+        <w:pStyle w:val="ListNumber"/>
+      </w:pPr>
+      <w:r>
+        <w:rPr>
+          <w:color w:val="3A2A1E"/>
+        </w:rPr>
+        <w:t xml:space="preserve">Console'daki metinler </w:t>
+      </w:r>
+      <w:r>
+        <w:rPr>
+          <w:rFonts w:ascii="Consolas" w:hAnsi="Consolas"/>
+          <w:color w:val="3A2A1E"/>
+          <w:sz w:val="20"/>
+        </w:rPr>
+        <w:t>docs/store/listing.md</w:t>
+      </w:r>
+      <w:r>
+        <w:rPr>
+          <w:color w:val="3A2A1E"/>
+        </w:rPr>
+        <w:t xml:space="preserve"> içinden kopyalanacak (üç dil, Data safety cevapları, IARC anketi, hedef kitle beyanı)</w:t>
+      </w:r>
+    </w:p>
+    <w:p>
+      <w:pPr/>
+      <w:r>
+        <w:rPr>
+          <w:color w:val="3A2A1E"/>
+        </w:rPr>
+        <w:t>Ekran görüntüleri ve 1024×500 öne çıkan grafik hâlâ eksik ve ikisi de gerçek cihaz istiyor — internal testing bunları beklemeden yüklenebiliyor.</w:t>
+      </w:r>
+    </w:p>
+    <w:p>
+      <w:pPr>
+        <w:pStyle w:val="Heading3"/>
+      </w:pPr>
+      <w:r>
+        <w:t>Yazılım tarafında sıradaki</w:t>
+      </w:r>
+    </w:p>
+    <w:p>
+      <w:pPr/>
+      <w:r>
+        <w:rPr>
+          <w:b/>
+          <w:color w:val="3A2A1E"/>
+        </w:rPr>
+        <w:t>İçerik yol haritasında madde kalmadı.</w:t>
+      </w:r>
+      <w:r>
+        <w:rPr>
+          <w:color w:val="3A2A1E"/>
+        </w:rPr>
+        <w:t xml:space="preserve"> İ1-İ8 kapandı; buradan sonrası ya gerçek cihaz ya da bu makinenin dışında bir şey istiyor.</w:t>
+      </w:r>
+    </w:p>
+    <w:p>
+      <w:pPr/>
+      <w:r>
+        <w:rPr>
+          <w:b/>
+          <w:color w:val="3A2A1E"/>
+        </w:rPr>
+        <w:t>Asıl bekleyen sesli yönerge</w:t>
+      </w:r>
+      <w:r>
+        <w:rPr>
+          <w:color w:val="3A2A1E"/>
+        </w:rPr>
+        <w:t xml:space="preserve"> (5. bölümün sonu): dokuz öğretici oyunun yönergesi hâlâ tamamen görsel ve Filiz bandı okumuyor. Sentez yetmiyor, üç dilde insan kaydı gerekiyor — yani bu makinede yazılabilecek bir iş değil, kaydedilecek bir iş.</w:t>
+      </w:r>
+    </w:p>
+    <w:p>
+      <w:pPr/>
+      <w:r>
+        <w:rPr>
+          <w:b/>
+          <w:color w:val="3A2A1E"/>
+        </w:rPr>
+        <w:t>Ama asıl bekleyen hâlâ gerçek tablet ve liste iyice uzadı.</w:t>
+      </w:r>
+      <w:r>
+        <w:rPr>
+          <w:color w:val="3A2A1E"/>
+        </w:rPr>
+        <w:t xml:space="preserve"> Emülatör her şeyi gösterdi, iki şeyi ölçemiyor: parmağı ve hoparlörü. Son iki oturumda eklenen </w:t>
+      </w:r>
+      <w:r>
+        <w:rPr>
+          <w:b/>
+          <w:color w:val="3A2A1E"/>
+        </w:rPr>
+        <w:t>yedi oyun</w:t>
+      </w:r>
+      <w:r>
+        <w:rPr>
+          <w:color w:val="3A2A1E"/>
+        </w:rPr>
+        <w:t xml:space="preserve"> ve dört ekran hiç dokunulmadan yazıldı. Tableti USB'den tak, hata ayıklamayı aç, </w:t>
+      </w:r>
+      <w:r>
+        <w:rPr>
+          <w:rFonts w:ascii="Consolas" w:hAnsi="Consolas"/>
+          <w:color w:val="3A2A1E"/>
+          <w:sz w:val="20"/>
+        </w:rPr>
+        <w:t>dotnet build src/Ploofy.App/Ploofy.App.csproj -f net10.0-android -t:Run</w:t>
+      </w:r>
+      <w:r>
+        <w:rPr>
+          <w:color w:val="3A2A1E"/>
+        </w:rPr>
+        <w:t>.</w:t>
+      </w:r>
+    </w:p>
+    <w:p>
+      <w:pPr/>
+      <w:r>
+        <w:rPr>
+          <w:color w:val="3A2A1E"/>
+        </w:rPr>
+        <w:t>Öncelik sırasıyla bakılacaklar:</w:t>
+      </w:r>
+    </w:p>
+    <w:p>
+      <w:pPr>
+        <w:pStyle w:val="ListBullet"/>
+      </w:pPr>
+      <w:r>
+        <w:rPr>
+          <w:b/>
+          <w:color w:val="3A2A1E"/>
+        </w:rPr>
+        <w:t>Sesler.</w:t>
+      </w:r>
+      <w:r>
+        <w:rPr>
+          <w:color w:val="3A2A1E"/>
+        </w:rPr>
+        <w:t xml:space="preserve"> Hiçbiri henüz kulakla duyulmadı. Ses seviyeleri birbirine göre dengeli mi (dokunuş sesi tekrar tekrar çalıyor, en alçağı o olmalı), tuş notaları ezgi gibi mi duyuluyor, tablet hoparlöründe tiz sesler (yıldız) cırlıyor mu. Ayarlardaki "Sesleri dene" düğmesi tam bunun için</w:t>
+      </w:r>
+    </w:p>
+    <w:p>
+      <w:pPr>
+        <w:pStyle w:val="ListBullet"/>
+      </w:pPr>
+      <w:r>
+        <w:rPr>
+          <w:b/>
+          <w:color w:val="3A2A1E"/>
+        </w:rPr>
+        <w:t>Yolu Bul'da Meşe toleransı</w:t>
+      </w:r>
+      <w:r>
+        <w:rPr>
+          <w:color w:val="3A2A1E"/>
+        </w:rPr>
+        <w:t xml:space="preserve"> (0,055) parmak ucuyla tutturulabiliyor mu — bunların en riskli olanı hâlâ bu</w:t>
+      </w:r>
+    </w:p>
+    <w:p>
+      <w:pPr>
+        <w:pStyle w:val="ListBullet"/>
+      </w:pPr>
+      <w:r>
+        <w:rPr>
+          <w:b/>
+          <w:color w:val="3A2A1E"/>
+        </w:rPr>
+        <w:t>Noktaları Birleştir'de dokunma isabeti.</w:t>
+      </w:r>
+      <w:r>
+        <w:rPr>
+          <w:color w:val="3A2A1E"/>
+        </w:rPr>
+        <w:t xml:space="preserve"> En dar tolerans 0,06, yani yedi yüz piksellik kenarda 84 piksel çap. Kâğıt üstünde yeterli; parmakla öyle mi. Özellikle en yoğun resim olan kelebekte (14 nokta)</w:t>
+      </w:r>
+    </w:p>
+    <w:p>
+      <w:pPr>
+        <w:pStyle w:val="ListBullet"/>
+      </w:pPr>
+      <w:r>
+        <w:rPr>
+          <w:b/>
+          <w:color w:val="3A2A1E"/>
+        </w:rPr>
+        <w:t>Harf Yazma'da rakamlar ve oklar okunuyor mu.</w:t>
+      </w:r>
+      <w:r>
+        <w:rPr>
+          <w:color w:val="3A2A1E"/>
+        </w:rPr>
+        <w:t xml:space="preserve"> Yerleşim PNG'de doğrulandı ama gerçek yazı tipiyle, gerçek ekran yoğunluğunda değil. Rakam dairesinin çapı </w:t>
+      </w:r>
+      <w:r>
+        <w:rPr>
+          <w:rFonts w:ascii="Consolas" w:hAnsi="Consolas"/>
+          <w:color w:val="3A2A1E"/>
+          <w:sz w:val="20"/>
+        </w:rPr>
+        <w:t>band * 0.34</w:t>
+      </w:r>
+      <w:r>
+        <w:rPr>
+          <w:color w:val="3A2A1E"/>
+        </w:rPr>
+        <w:t xml:space="preserve"> — küçük gelirse orası büyütülür</w:t>
+      </w:r>
+    </w:p>
+    <w:p>
+      <w:pPr>
+        <w:pStyle w:val="ListBullet"/>
+      </w:pPr>
+      <w:r>
+        <w:rPr>
+          <w:b/>
+          <w:color w:val="3A2A1E"/>
+        </w:rPr>
+        <w:t>Harf Yazma'da harflerin estetiği.</w:t>
+      </w:r>
+      <w:r>
+        <w:rPr>
+          <w:color w:val="3A2A1E"/>
+        </w:rPr>
+        <w:t xml:space="preserve"> S'nin kıvrımı, 6'nın halkası ve 2'nin kuyruğu hiçbir ekranda görülmedi. Nokta listeleri </w:t>
+      </w:r>
+      <w:r>
+        <w:rPr>
+          <w:rFonts w:ascii="Consolas" w:hAnsi="Consolas"/>
+          <w:color w:val="3A2A1E"/>
+          <w:sz w:val="20"/>
+        </w:rPr>
+        <w:t>GlyphShapes.cs</w:t>
+      </w:r>
+      <w:r>
+        <w:rPr>
+          <w:color w:val="3A2A1E"/>
+        </w:rPr>
+        <w:t xml:space="preserve"> içinde tek satırlık işler</w:t>
+      </w:r>
+    </w:p>
+    <w:p>
+      <w:pPr>
+        <w:pStyle w:val="ListBullet"/>
+      </w:pPr>
+      <w:r>
+        <w:rPr>
+          <w:b/>
+          <w:color w:val="3A2A1E"/>
+        </w:rPr>
+        <w:t>↑ Zorlu rozeti kutucukta nereye düşüyor.</w:t>
+      </w:r>
+      <w:r>
+        <w:rPr>
+          <w:color w:val="3A2A1E"/>
+        </w:rPr>
+        <w:t xml:space="preserve"> Ana ekran kutucuğu 164 birim; rozet simge dairesinin sol altına konuyor ve daireyle bir miktar üst üste biniyor (ücretsiz rozetinin sol üstte yaptığı gibi). Kâğıt üstünde tutarlı; gerçek ekranda çirkin durursa </w:t>
+      </w:r>
+      <w:r>
+        <w:rPr>
+          <w:rFonts w:ascii="Consolas" w:hAnsi="Consolas"/>
+          <w:color w:val="3A2A1E"/>
+          <w:sz w:val="20"/>
+        </w:rPr>
+        <w:t>HomePage.xaml</w:t>
+      </w:r>
+      <w:r>
+        <w:rPr>
+          <w:color w:val="3A2A1E"/>
+        </w:rPr>
+        <w:t xml:space="preserve"> içinde tek satırlık iş</w:t>
+      </w:r>
+    </w:p>
+    <w:p>
+      <w:pPr>
+        <w:pStyle w:val="ListBullet"/>
+      </w:pPr>
+      <w:r>
+        <w:rPr>
+          <w:b/>
+          <w:color w:val="3A2A1E"/>
+        </w:rPr>
+        <w:t>Koleksiyon ekranı yatay ekrana sığıyor mu.</w:t>
+      </w:r>
+      <w:r>
+        <w:rPr>
+          <w:color w:val="3A2A1E"/>
+        </w:rPr>
+        <w:t xml:space="preserve"> Otuz iki avatar, 72 birim genişliğinde kutucuklarla sarmalanıyor; kaydırma gerekiyorsa sorun değil ama sıradaki ödül kartı ekranın üstünde kalmalı</w:t>
+      </w:r>
+    </w:p>
+    <w:p>
+      <w:pPr>
+        <w:pStyle w:val="ListBullet"/>
+      </w:pPr>
+      <w:r>
+        <w:rPr>
+          <w:b/>
+          <w:color w:val="3A2A1E"/>
+        </w:rPr>
+        <w:t>Boyama'da alanlara parmakla basılabiliyor mu.</w:t>
+      </w:r>
+      <w:r>
+        <w:rPr>
+          <w:color w:val="3A2A1E"/>
+        </w:rPr>
+        <w:t xml:space="preserve"> En küçük alan balığın gözü (yarıçap 0,045) — ekranın kısa kenarında yaklaşık 60 piksel çap. Küçük gelirse gözü büyüt, </w:t>
+      </w:r>
+      <w:r>
+        <w:rPr>
+          <w:rFonts w:ascii="Consolas" w:hAnsi="Consolas"/>
+          <w:color w:val="3A2A1E"/>
+          <w:sz w:val="20"/>
+        </w:rPr>
+        <w:t>ColoringPictures.cs</w:t>
+      </w:r>
+      <w:r>
+        <w:rPr>
+          <w:color w:val="3A2A1E"/>
+        </w:rPr>
+        <w:t xml:space="preserve"> içinde tek satır</w:t>
+      </w:r>
+    </w:p>
+    <w:p>
+      <w:pPr>
+        <w:pStyle w:val="ListBullet"/>
+      </w:pPr>
+      <w:r>
+        <w:rPr>
+          <w:b/>
+          <w:color w:val="3A2A1E"/>
+        </w:rPr>
+        <w:t>Kategori Ayırma'da kutular yatay ekrana sığıyor mu</w:t>
+      </w:r>
+      <w:r>
+        <w:rPr>
+          <w:color w:val="3A2A1E"/>
+        </w:rPr>
+        <w:t>, üç kutuda dokunma hedefi 64 birimin altına düşüyor mu</w:t>
+      </w:r>
+    </w:p>
+    <w:p>
+      <w:pPr>
+        <w:pStyle w:val="ListBullet"/>
+      </w:pPr>
+      <w:r>
+        <w:rPr>
+          <w:b/>
+          <w:color w:val="3A2A1E"/>
+        </w:rPr>
+        <w:t>Toplama'da dokuz nesne yan yana sığıyor mu.</w:t>
+      </w:r>
+      <w:r>
+        <w:rPr>
+          <w:color w:val="3A2A1E"/>
+        </w:rPr>
+        <w:t xml:space="preserve"> Meşe'de sağ küme dokuza kadar çıkıyor; sarmalanma çirkin durursa nesne boyutu küçültülür</w:t>
+      </w:r>
+    </w:p>
+    <w:p>
+      <w:pPr>
+        <w:pStyle w:val="ListBullet"/>
+      </w:pPr>
+      <w:r>
+        <w:rPr>
+          <w:b/>
+          <w:color w:val="3A2A1E"/>
+        </w:rPr>
+        <w:t>Sırala'da Meşe'nin ardışık miktarları</w:t>
+      </w:r>
+      <w:r>
+        <w:rPr>
+          <w:color w:val="3A2A1E"/>
+        </w:rPr>
+        <w:t xml:space="preserve"> gerçekten sayılabiliyor mu</w:t>
+      </w:r>
+    </w:p>
+    <w:p>
+      <w:pPr>
+        <w:pStyle w:val="ListBullet"/>
+      </w:pPr>
+      <w:r>
+        <w:rPr>
+          <w:b/>
+          <w:color w:val="3A2A1E"/>
+        </w:rPr>
+        <w:t>Örüntü'de dokuz kutucuk</w:t>
+      </w:r>
+      <w:r>
+        <w:rPr>
+          <w:color w:val="3A2A1E"/>
+        </w:rPr>
+        <w:t xml:space="preserve"> yatay ekrana sığıyor mu, dokunma hedefi 64 birimin altına düşüyor mu</w:t>
+      </w:r>
+    </w:p>
+    <w:p>
+      <w:pPr>
+        <w:pStyle w:val="ListBullet"/>
+      </w:pPr>
+      <w:r>
+        <w:rPr>
+          <w:color w:val="3A2A1E"/>
+        </w:rPr>
+        <w:t>Sepeti Tut'ta düşme hızı Fidan bandında adil mi, sepet parmağı gecikmeden takip ediyor mu</w:t>
+      </w:r>
+    </w:p>
+    <w:p>
+      <w:pPr>
+        <w:pStyle w:val="ListBullet"/>
+      </w:pPr>
+      <w:r>
+        <w:rPr>
+          <w:color w:val="3A2A1E"/>
+        </w:rPr>
+        <w:t>Sırayı Tekrarla'da 750 ms gösterim hızı Filiz bandında takip edilebiliyor mu</w:t>
+      </w:r>
+    </w:p>
+    <w:p>
+      <w:pPr>
+        <w:pStyle w:val="ListBullet"/>
+      </w:pPr>
+      <w:r>
+        <w:rPr>
+          <w:color w:val="3A2A1E"/>
+        </w:rPr>
+        <w:t>Yapboz'da Meşe'nin on altı parçası bir turu fazla uzatıyor mu</w:t>
+      </w:r>
+    </w:p>
+    <w:p>
+      <w:pPr>
+        <w:pStyle w:val="ListBullet"/>
+      </w:pPr>
+      <w:r>
+        <w:rPr>
+          <w:color w:val="3A2A1E"/>
+        </w:rPr>
+        <w:t>İkon başlatıcıda nasıl duruyor (uyarlanabilir maske yüzü kırpıyor mu)</w:t>
+      </w:r>
+    </w:p>
+    <w:p>
+      <w:pPr/>
+      <w:r>
+        <w:rPr>
+          <w:color w:val="3A2A1E"/>
+        </w:rPr>
+        <w:t>Sürümü bloke edenler 4. bölümde, içerik yol haritası 5. bölümde.</w:t>
+      </w:r>
+    </w:p>
+    <w:p>
+      <w:pPr>
+        <w:pStyle w:val="Heading2"/>
+      </w:pPr>
+      <w:r>
+        <w:t>2. Depo düzeni</w:t>
+      </w:r>
+    </w:p>
+    <w:p>
+      <w:pPr>
+        <w:pStyle w:val="ListBullet"/>
+      </w:pPr>
+      <w:r>
+        <w:rPr>
+          <w:b/>
+          <w:color w:val="3A2A1E"/>
+        </w:rPr>
+        <w:t>src/Ploofy.Engine</w:t>
+      </w:r>
+      <w:r>
+        <w:rPr>
+          <w:color w:val="3A2A1E"/>
+        </w:rPr>
+        <w:t xml:space="preserve"> — oyun mantığı, UI'ya sıfır bağımlılık (net10.0)</w:t>
+      </w:r>
+    </w:p>
+    <w:p>
+      <w:pPr>
+        <w:pStyle w:val="ListBullet"/>
+      </w:pPr>
+      <w:r>
+        <w:rPr>
+          <w:b/>
+          <w:color w:val="3A2A1E"/>
+        </w:rPr>
+        <w:t>src/Ploofy.Data</w:t>
+      </w:r>
+      <w:r>
+        <w:rPr>
+          <w:color w:val="3A2A1E"/>
+        </w:rPr>
+        <w:t xml:space="preserve"> — SQLite ilerleme deposu (net10.0)</w:t>
+      </w:r>
+    </w:p>
+    <w:p>
+      <w:pPr>
+        <w:pStyle w:val="ListBullet"/>
+      </w:pPr>
+      <w:r>
+        <w:rPr>
+          <w:b/>
+          <w:color w:val="3A2A1E"/>
+        </w:rPr>
+        <w:t>src/Ploofy.Ui</w:t>
+      </w:r>
+      <w:r>
+        <w:rPr>
+          <w:color w:val="3A2A1E"/>
+        </w:rPr>
+        <w:t xml:space="preserve"> — ortak MAUI arayüz katmanı: tema, çizim, ses/haptik, ebeveyn kilidi</w:t>
+      </w:r>
+    </w:p>
+    <w:p>
+      <w:pPr>
+        <w:pStyle w:val="ListBullet"/>
+      </w:pPr>
+      <w:r>
+        <w:rPr>
+          <w:b/>
+          <w:color w:val="3A2A1E"/>
+        </w:rPr>
+        <w:t>src/Ploofy.Ui/Painting/TrendPainter.cs</w:t>
+      </w:r>
+      <w:r>
+        <w:rPr>
+          <w:color w:val="3A2A1E"/>
+        </w:rPr>
+        <w:t xml:space="preserve">, </w:t>
+      </w:r>
+      <w:r>
+        <w:rPr>
+          <w:b/>
+          <w:color w:val="3A2A1E"/>
+        </w:rPr>
+        <w:t>LineUpPainter.cs</w:t>
+      </w:r>
+      <w:r>
+        <w:rPr>
+          <w:color w:val="3A2A1E"/>
+        </w:rPr>
+        <w:t xml:space="preserve"> — rapordaki grafiğin ve Sırala'nın çizimi; MAUI'den bağımsız, bu yüzden konsoldan PNG'ye alınıp gözle bakılabiliyor</w:t>
+      </w:r>
+    </w:p>
+    <w:p>
+      <w:pPr>
+        <w:pStyle w:val="ListBullet"/>
+      </w:pPr>
+      <w:r>
+        <w:rPr>
+          <w:b/>
+          <w:color w:val="3A2A1E"/>
+        </w:rPr>
+        <w:t>docs/store/listing.md</w:t>
+      </w:r>
+      <w:r>
+        <w:rPr>
+          <w:color w:val="3A2A1E"/>
+        </w:rPr>
+        <w:t xml:space="preserve"> — mağaza vitrininin kaynağı: üç dilde metinler, Data safety ve içerik derecelendirme cevapları, ekran görüntüsü listesi</w:t>
+      </w:r>
+    </w:p>
+    <w:p>
+      <w:pPr>
+        <w:pStyle w:val="ListBullet"/>
+      </w:pPr>
+      <w:r>
+        <w:rPr>
+          <w:b/>
+          <w:color w:val="3A2A1E"/>
+        </w:rPr>
+        <w:t>src/Ploofy.App</w:t>
+      </w:r>
+      <w:r>
+        <w:rPr>
+          <w:color w:val="3A2A1E"/>
+        </w:rPr>
+        <w:t xml:space="preserve"> — MAUI uygulaması (Android + iOS; Windows sadece geliştirme için)</w:t>
+      </w:r>
+    </w:p>
+    <w:p>
+      <w:pPr>
+        <w:pStyle w:val="ListBullet"/>
+      </w:pPr>
+      <w:r>
+        <w:rPr>
+          <w:b/>
+          <w:color w:val="3A2A1E"/>
+        </w:rPr>
+        <w:t>tests/Ploofy.Engine.Tests</w:t>
+      </w:r>
+      <w:r>
+        <w:rPr>
+          <w:color w:val="3A2A1E"/>
+        </w:rPr>
+        <w:t xml:space="preserve"> — xUnit, motor + depo</w:t>
+      </w:r>
+    </w:p>
+    <w:p>
+      <w:pPr>
+        <w:pStyle w:val="ListBullet"/>
+      </w:pPr>
+      <w:r>
+        <w:rPr>
+          <w:b/>
+          <w:color w:val="3A2A1E"/>
+        </w:rPr>
+        <w:t>content/strings.tsv</w:t>
+      </w:r>
+      <w:r>
+        <w:rPr>
+          <w:color w:val="3A2A1E"/>
+        </w:rPr>
+        <w:t xml:space="preserve"> — üç dilin metinleri, tek kaynak</w:t>
+      </w:r>
+    </w:p>
+    <w:p>
+      <w:pPr>
+        <w:pStyle w:val="ListBullet"/>
+      </w:pPr>
+      <w:r>
+        <w:rPr>
+          <w:b/>
+          <w:color w:val="3A2A1E"/>
+        </w:rPr>
+        <w:t>docs/store</w:t>
+      </w:r>
+      <w:r>
+        <w:rPr>
+          <w:color w:val="3A2A1E"/>
+        </w:rPr>
+        <w:t xml:space="preserve"> — gizlilik politikası, Impressum ve tanıtım sayfası; yayın nüshası </w:t>
+      </w:r>
+      <w:r>
+        <w:rPr>
+          <w:rFonts w:ascii="Consolas" w:hAnsi="Consolas"/>
+          <w:color w:val="3A2A1E"/>
+          <w:sz w:val="20"/>
+        </w:rPr>
+        <w:t>alikiratli/ploofy-web</w:t>
+      </w:r>
+      <w:r>
+        <w:rPr>
+          <w:color w:val="3A2A1E"/>
+        </w:rPr>
+        <w:t xml:space="preserve"> deposunda</w:t>
+      </w:r>
+    </w:p>
+    <w:p>
+      <w:pPr>
+        <w:pStyle w:val="ListBullet"/>
+      </w:pPr>
+      <w:r>
+        <w:rPr>
+          <w:b/>
+          <w:color w:val="3A2A1E"/>
+        </w:rPr>
+        <w:t>tools/build_strings.py</w:t>
+      </w:r>
+      <w:r>
+        <w:rPr>
+          <w:color w:val="3A2A1E"/>
+        </w:rPr>
+        <w:t xml:space="preserve"> — strings.tsv'den resx üretir</w:t>
+      </w:r>
+    </w:p>
+    <w:p>
+      <w:pPr>
+        <w:pStyle w:val="ListBullet"/>
+      </w:pPr>
+      <w:r>
+        <w:rPr>
+          <w:b/>
+          <w:color w:val="3A2A1E"/>
+        </w:rPr>
+        <w:t>tools/build_sounds.py</w:t>
+      </w:r>
+      <w:r>
+        <w:rPr>
+          <w:color w:val="3A2A1E"/>
+        </w:rPr>
+        <w:t xml:space="preserve"> — geri bildirim seslerini sentezler</w:t>
+      </w:r>
+    </w:p>
+    <w:p>
+      <w:pPr>
+        <w:pStyle w:val="Heading2"/>
+      </w:pPr>
+      <w:r>
+        <w:t>3. Şu an çalışan</w:t>
+      </w:r>
+    </w:p>
+    <w:p>
+      <w:pPr>
+        <w:pStyle w:val="ListBullet"/>
+      </w:pPr>
+      <w:r>
+        <w:rPr>
+          <w:color w:val="3A2A1E"/>
+        </w:rPr>
+        <w:t>Profil akışı: oluşturma, seçme, düzenleme, silme; ücretsiz katmanda tek profil sınırı. Ad, avatar ve yaş bandı sonradan değiştirilebiliyor</w:t>
+      </w:r>
+    </w:p>
+    <w:p>
+      <w:pPr>
+        <w:pStyle w:val="ListBullet"/>
+      </w:pPr>
+      <w:r>
+        <w:rPr>
+          <w:color w:val="3A2A1E"/>
+        </w:rPr>
+        <w:t>Ebeveyn kilidi: iki basamaklı aritmetik, yanlış cevapta soru değişiyor, beş dakika açık kalıyor</w:t>
+      </w:r>
+    </w:p>
+    <w:p>
+      <w:pPr>
+        <w:pStyle w:val="ListBullet"/>
+      </w:pPr>
+      <w:r>
+        <w:rPr>
+          <w:color w:val="3A2A1E"/>
+        </w:rPr>
+        <w:t>Günlük oyun süresi sınırı: profil başına, varsayılan kapalı, açılınca banda göre öneri. Süre dolunca ana ekran dinlenme kartına dönüyor; tur ortasında kesilmiyor, görünür geri sayım yok</w:t>
+      </w:r>
+    </w:p>
+    <w:p>
+      <w:pPr>
+        <w:pStyle w:val="ListBullet"/>
+      </w:pPr>
+      <w:r>
+        <w:rPr>
+          <w:color w:val="3A2A1E"/>
+        </w:rPr>
+        <w:t>Üç dil (tr/en/de), ayarlardan çalışırken değiştirilebiliyor</w:t>
+      </w:r>
+    </w:p>
+    <w:p>
+      <w:pPr>
+        <w:pStyle w:val="ListBullet"/>
+      </w:pPr>
+      <w:r>
+        <w:rPr>
+          <w:color w:val="3A2A1E"/>
+        </w:rPr>
+        <w:t>Ekran yatayda kilitli; ana ekran sütun sayısını genişliğe göre seçiyor</w:t>
+      </w:r>
+    </w:p>
+    <w:p>
+      <w:pPr>
+        <w:pStyle w:val="ListBullet"/>
+      </w:pPr>
+      <w:r>
+        <w:rPr>
+          <w:color w:val="3A2A1E"/>
+        </w:rPr>
+        <w:t>Üç yaş bandı (Filiz/Fidan/Meşe) her oyunun parametrelerini gerçekten ölçekliyor</w:t>
+      </w:r>
+    </w:p>
+    <w:p>
+      <w:pPr>
+        <w:pStyle w:val="ListBullet"/>
+      </w:pPr>
+      <w:r>
+        <w:rPr>
+          <w:color w:val="3A2A1E"/>
+        </w:rPr>
+        <w:t>Bant içi uyarlama: bir oyunu üst üste üç kez hatasız bitiren çocuk için yalnızca o oyun bir kademe zorlaşıyor. Bant, yıldız ve ekranlar aynı; değişim ana ekranda, tur sonunda ve raporda görünüyor, profil ekranından kapatılabiliyor</w:t>
+      </w:r>
+    </w:p>
+    <w:p>
+      <w:pPr>
+        <w:pStyle w:val="ListBullet"/>
+      </w:pPr>
+      <w:r>
+        <w:rPr>
+          <w:color w:val="3A2A1E"/>
+        </w:rPr>
+        <w:t>Eşleştirme Kartları: kart çevirme animasyonu, eşleşme zıplaması, sıralı oyun</w:t>
+      </w:r>
+    </w:p>
+    <w:p>
+      <w:pPr>
+        <w:pStyle w:val="ListBullet"/>
+      </w:pPr>
+      <w:r>
+        <w:rPr>
+          <w:color w:val="3A2A1E"/>
+        </w:rPr>
+        <w:t>Balon Patlatma: SkiaSharp yüzeyi, parlayan balonlar, patlama parçacıkları, hedef renk, süre</w:t>
+      </w:r>
+    </w:p>
+    <w:p>
+      <w:pPr>
+        <w:pStyle w:val="ListBullet"/>
+      </w:pPr>
+      <w:r>
+        <w:rPr>
+          <w:color w:val="3A2A1E"/>
+        </w:rPr>
+        <w:t>Şekil Ayırma: parmağı kare kare takip eden sürükleme, hayalet kutular, yanlış kutuda silkelenme</w:t>
+      </w:r>
+    </w:p>
+    <w:p>
+      <w:pPr>
+        <w:pStyle w:val="ListBullet"/>
+      </w:pPr>
+      <w:r>
+        <w:rPr>
+          <w:color w:val="3A2A1E"/>
+        </w:rPr>
+        <w:t>Harf/Sayı Avı: dile göre alfabe (tr/en/de), Meşe bandında küçük harfler ve benzer çeldiriciler</w:t>
+      </w:r>
+    </w:p>
+    <w:p>
+      <w:pPr>
+        <w:pStyle w:val="ListBullet"/>
+      </w:pPr>
+      <w:r>
+        <w:rPr>
+          <w:color w:val="3A2A1E"/>
+        </w:rPr>
+        <w:t>Say ve Eşleştir: nesne kümesi sürüklenip rakama bırakılıyor; miktar aralığı, çeldirici uzaklığı ve nesne dizilişi banda göre değişiyor</w:t>
+      </w:r>
+    </w:p>
+    <w:p>
+      <w:pPr>
+        <w:pStyle w:val="ListBullet"/>
+      </w:pPr>
+      <w:r>
+        <w:rPr>
+          <w:color w:val="3A2A1E"/>
+        </w:rPr>
+        <w:t>Sırayı Tekrarla: ekran diziyi oynatıyor, çocuk tekrarlıyor; tuşlar renk, şekil ve kendi notasını taşıyor, dizi her seviyede bir uzuyor</w:t>
+      </w:r>
+    </w:p>
+    <w:p>
+      <w:pPr>
+        <w:pStyle w:val="ListBullet"/>
+      </w:pPr>
+      <w:r>
+        <w:rPr>
+          <w:color w:val="3A2A1E"/>
+        </w:rPr>
+        <w:t>Sepeti Tut: düşen nesneler, ekranın her yerinden sürüklenen sepet; sepet darlığı, düşme hızı ve Meşe'de savrulma banda göre değişiyor</w:t>
+      </w:r>
+    </w:p>
+    <w:p>
+      <w:pPr>
+        <w:pStyle w:val="ListBullet"/>
+      </w:pPr>
+      <w:r>
+        <w:rPr>
+          <w:color w:val="3A2A1E"/>
+        </w:rPr>
+        <w:t>Yolu Bul: parmakla yol takibi; şerit kalınlığı, biçim havuzu ve kıvrım sayısı banda göre değişiyor</w:t>
+      </w:r>
+    </w:p>
+    <w:p>
+      <w:pPr>
+        <w:pStyle w:val="ListBullet"/>
+      </w:pPr>
+      <w:r>
+        <w:rPr>
+          <w:color w:val="3A2A1E"/>
+        </w:rPr>
+        <w:t>Yapboz: tohumdan üretilen resim, geçmeli tırnaklı kesim; hayalet ve parça sırası banda göre değişiyor</w:t>
+      </w:r>
+    </w:p>
+    <w:p>
+      <w:pPr>
+        <w:pStyle w:val="ListBullet"/>
+      </w:pPr>
+      <w:r>
+        <w:rPr>
+          <w:color w:val="3A2A1E"/>
+        </w:rPr>
+        <w:t>Harf Yazma: harfin darbeleri öğretilen sırayla parmakla çiziliyor; her darbenin yanında sırasının rakamı, ucunda yön oku — defterdeki gibi. Fidan kolay işaretleri, Meşe alfabenin tamamını görüyor</w:t>
+      </w:r>
+    </w:p>
+    <w:p>
+      <w:pPr>
+        <w:pStyle w:val="ListBullet"/>
+      </w:pPr>
+      <w:r>
+        <w:rPr>
+          <w:color w:val="3A2A1E"/>
+        </w:rPr>
+        <w:t>Örüntü: tekrar eden dizide eksik parçayı bulma; birim, boşluğun yeri ve seçenek sayısı banda göre değişiyor</w:t>
+      </w:r>
+    </w:p>
+    <w:p>
+      <w:pPr>
+        <w:pStyle w:val="ListBullet"/>
+      </w:pPr>
+      <w:r>
+        <w:rPr>
+          <w:color w:val="3A2A1E"/>
+        </w:rPr>
+        <w:t xml:space="preserve">Ebeveyn raporu: dönem seçici, günlük süre grafiği, özet sayılar ve oyun listesi; kaynağı her turun kaydedildiği </w:t>
+      </w:r>
+      <w:r>
+        <w:rPr>
+          <w:rFonts w:ascii="Consolas" w:hAnsi="Consolas"/>
+          <w:color w:val="3A2A1E"/>
+          <w:sz w:val="20"/>
+        </w:rPr>
+        <w:t>round_history</w:t>
+      </w:r>
+      <w:r>
+        <w:rPr>
+          <w:color w:val="3A2A1E"/>
+        </w:rPr>
+        <w:t xml:space="preserve"> tablosu</w:t>
+      </w:r>
+    </w:p>
+    <w:p>
+      <w:pPr>
+        <w:pStyle w:val="ListBullet"/>
+      </w:pPr>
+      <w:r>
+        <w:rPr>
+          <w:color w:val="3A2A1E"/>
+        </w:rPr>
+        <w:t>Sırala: parçaları boyuta (Filiz) ya da miktara (Fidan/Meşe) göre dizme; Meşe'de miktarlar ardışık ve yön değişebiliyor</w:t>
+      </w:r>
+    </w:p>
+    <w:p>
+      <w:pPr>
+        <w:pStyle w:val="ListBullet"/>
+      </w:pPr>
+      <w:r>
+        <w:rPr>
+          <w:color w:val="3A2A1E"/>
+        </w:rPr>
+        <w:t>Noktaları Birleştir: rakamları sırayla takip ederek hayvan çizme; on bir resim, Fidan'da sıradaki nokta belirtiliyor, Meşe'de belirtilmiyor</w:t>
+      </w:r>
+    </w:p>
+    <w:p>
+      <w:pPr>
+        <w:pStyle w:val="ListBullet"/>
+      </w:pPr>
+      <w:r>
+        <w:rPr>
+          <w:color w:val="3A2A1E"/>
+        </w:rPr>
+        <w:t>Kategori Ayırma: parça hangi kümeye ait? Filiz iki kutu, Meşe üç ve her turda en az bir ince kategori (meyve/sebze)</w:t>
+      </w:r>
+    </w:p>
+    <w:p>
+      <w:pPr>
+        <w:pStyle w:val="ListBullet"/>
+      </w:pPr>
+      <w:r>
+        <w:rPr>
+          <w:color w:val="3A2A1E"/>
+        </w:rPr>
+        <w:t>Basit Toplama: Fidan iki kümeyi de sayıyor, Meşe birinci sayıdan devam ediyor; çeldiriciler komşu sayılar</w:t>
+      </w:r>
+    </w:p>
+    <w:p>
+      <w:pPr>
+        <w:pStyle w:val="ListBullet"/>
+      </w:pPr>
+      <w:r>
+        <w:rPr>
+          <w:color w:val="3A2A1E"/>
+        </w:rPr>
+        <w:t>Boyama: beş sayfa, altı renk, serbest oyun — doğru/yanlış yok, süre yok, sayaç yok</w:t>
+      </w:r>
+    </w:p>
+    <w:p>
+      <w:pPr>
+        <w:pStyle w:val="ListBullet"/>
+      </w:pPr>
+      <w:r>
+        <w:rPr>
+          <w:color w:val="3A2A1E"/>
+        </w:rPr>
+        <w:t>Avatarlar: 32 emoji, üç tematik grup, her yerde renkli rozet olarak</w:t>
+      </w:r>
+    </w:p>
+    <w:p>
+      <w:pPr>
+        <w:pStyle w:val="ListBullet"/>
+      </w:pPr>
+      <w:r>
+        <w:rPr>
+          <w:color w:val="3A2A1E"/>
+        </w:rPr>
+        <w:t>Sıralı oyun (pass-and-play): devir katmanı, her çocuk kendi bandında</w:t>
+      </w:r>
+    </w:p>
+    <w:p>
+      <w:pPr>
+        <w:pStyle w:val="ListBullet"/>
+      </w:pPr>
+      <w:r>
+        <w:rPr>
+          <w:color w:val="3A2A1E"/>
+        </w:rPr>
+        <w:t>Sonuç ekranı: kupa animasyonu, yıldızlar, konfeti</w:t>
+      </w:r>
+    </w:p>
+    <w:p>
+      <w:pPr>
+        <w:pStyle w:val="ListBullet"/>
+      </w:pPr>
+      <w:r>
+        <w:rPr>
+          <w:color w:val="3A2A1E"/>
+        </w:rPr>
+        <w:t>Yıldız kaydı; bant değişince eski yıldızlar korunuyor</w:t>
+      </w:r>
+    </w:p>
+    <w:p>
+      <w:pPr>
+        <w:pStyle w:val="ListBullet"/>
+      </w:pPr>
+      <w:r>
+        <w:rPr>
+          <w:color w:val="3A2A1E"/>
+        </w:rPr>
+        <w:t>Koleksiyon: toplam yıldız avatar açıyor (üç yıldızda bir, yirmi avatar). Sıradaki ödül, dolan çubuk, kilitli avatarların altında gereken yıldız. Açılmış avatara dokunmak onu profile takıyor; tur sonu ekranı yeni açılanı kutluyor</w:t>
+      </w:r>
+    </w:p>
+    <w:p>
+      <w:pPr>
+        <w:pStyle w:val="ListBullet"/>
+      </w:pPr>
+      <w:r>
+        <w:rPr>
+          <w:color w:val="3A2A1E"/>
+        </w:rPr>
+        <w:t>Ses ve titreşim: yedi geri bildirim sesi, altı tuş notası; ayarlardan ikisi de kapatılabiliyor</w:t>
+      </w:r>
+    </w:p>
+    <w:p>
+      <w:pPr>
+        <w:pStyle w:val="ListBullet"/>
+      </w:pPr>
+      <w:r>
+        <w:rPr>
+          <w:color w:val="3A2A1E"/>
+        </w:rPr>
+        <w:t>Uygulama ikonu ve açılış ekranı: gülen mavi kabarcık, sarı zemin</w:t>
+      </w:r>
+    </w:p>
+    <w:p>
+      <w:pPr>
+        <w:pStyle w:val="ListBullet"/>
+      </w:pPr>
+      <w:r>
+        <w:rPr>
+          <w:color w:val="3A2A1E"/>
+        </w:rPr>
+        <w:t>Abonelik akışı: paywall → ebeveyn kilidi → kilitlerin açılması (mağaza bağlantısı hariç)</w:t>
+      </w:r>
+    </w:p>
+    <w:p>
+      <w:pPr>
+        <w:pStyle w:val="ListBullet"/>
+      </w:pPr>
+      <w:r>
+        <w:rPr>
+          <w:color w:val="3A2A1E"/>
+        </w:rPr>
+        <w:t xml:space="preserve">Abonelik yönetimi (ayrı ekran): durum rozeti, ödenmiş dönemin sonu ve kaç gün kaldığı, "neler dahil", mağazanın abonelik merkezine çıkış ve </w:t>
+      </w:r>
+      <w:r>
+        <w:rPr>
+          <w:b/>
+          <w:color w:val="3A2A1E"/>
+        </w:rPr>
+        <w:t>aboneliği bitirme</w:t>
+      </w:r>
+      <w:r>
+        <w:rPr>
+          <w:color w:val="3A2A1E"/>
+        </w:rPr>
+        <w:t>. Bitirme yalnızca yenilemeyi kapatıyor; oyunlar dönem sonuna kadar açık kalıyor, yıldız ve profiller hiç silinmiyor</w:t>
+      </w:r>
+    </w:p>
+    <w:p>
+      <w:pPr>
+        <w:pStyle w:val="ListBullet"/>
+      </w:pPr>
+      <w:r>
+        <w:rPr>
+          <w:color w:val="3A2A1E"/>
+        </w:rPr>
+        <w:t>Ayarlar: abonelik özeti (rozet + tarih), sesleri deneme düğmesi, sürüm numarası ve gizlilik politikası / Impressum bağlantıları — ikisi de ebeveyn kilidinin arkasından tarayıcıda açılıyor</w:t>
+      </w:r>
+    </w:p>
+    <w:p>
+      <w:pPr>
+        <w:pStyle w:val="Heading2"/>
+      </w:pPr>
+      <w:r>
+        <w:t>4. Sıradaki işler — sürüme kadar</w:t>
+      </w:r>
+    </w:p>
+    <w:p>
+      <w:pPr/>
+      <w:r>
+        <w:rPr>
+          <w:color w:val="3A2A1E"/>
+        </w:rPr>
+        <w:t>Bu dört madde 1.0'ı bloke ediyor ve hepsi bu bilgisayarın dışında bir şey istiyor. İçerik yol haritası ayrı: 5. bölüm.</w:t>
+      </w:r>
+    </w:p>
+    <w:p>
+      <w:pPr/>
+      <w:r>
+        <w:rPr>
+          <w:b/>
+          <w:color w:val="3A2A1E"/>
+        </w:rPr>
+        <w:t>Öncelik 1 — Fiziksel cihaz testi.</w:t>
+      </w:r>
+      <w:r>
+        <w:rPr>
+          <w:color w:val="3A2A1E"/>
+        </w:rPr>
+        <w:t xml:space="preserve"> Artık en acil olan bu ve iki başlığı var: parmak (isabet, gerçek kare hızı) ve hoparlör (seslerin dengesi). Bakılacaklar 1. bölümün sonunda.</w:t>
+      </w:r>
+    </w:p>
+    <w:p>
+      <w:pPr/>
+      <w:r>
+        <w:rPr>
+          <w:b/>
+          <w:color w:val="3A2A1E"/>
+        </w:rPr>
+        <w:t>Öncelik 2 — Abonelik.</w:t>
+      </w:r>
+      <w:r>
+        <w:rPr>
+          <w:color w:val="3A2A1E"/>
+        </w:rPr>
+        <w:t xml:space="preserve"> </w:t>
+      </w:r>
+      <w:r>
+        <w:rPr>
+          <w:rFonts w:ascii="Consolas" w:hAnsi="Consolas"/>
+          <w:color w:val="3A2A1E"/>
+          <w:sz w:val="20"/>
+        </w:rPr>
+        <w:t>LocalSubscriptionService</w:t>
+      </w:r>
+      <w:r>
+        <w:rPr>
+          <w:color w:val="3A2A1E"/>
+        </w:rPr>
+        <w:t xml:space="preserve"> şu an satın almayı başarılı sayıyor. Gerçek mağaza bağlantısı (Plugin.InAppBilling) aynı </w:t>
+      </w:r>
+      <w:r>
+        <w:rPr>
+          <w:rFonts w:ascii="Consolas" w:hAnsi="Consolas"/>
+          <w:color w:val="3A2A1E"/>
+          <w:sz w:val="20"/>
+        </w:rPr>
+        <w:t>ISubscriptionService</w:t>
+      </w:r>
+      <w:r>
+        <w:rPr>
+          <w:color w:val="3A2A1E"/>
+        </w:rPr>
+        <w:t xml:space="preserve"> arayüzünün arkasına takılacak; ekranlar değişmeyecek. Play Console'da ürün tanımı ve test hesabı gerekiyor — onlar olmadan yazılacak kod denenemez, o yüzden mağaza hesabı ilk adım.</w:t>
+      </w:r>
+    </w:p>
+    <w:p>
+      <w:pPr/>
+      <w:r>
+        <w:rPr>
+          <w:b/>
+          <w:color w:val="3A2A1E"/>
+        </w:rPr>
+        <w:t>Öncelik 3 — iOS.</w:t>
+      </w:r>
+      <w:r>
+        <w:rPr>
+          <w:color w:val="3A2A1E"/>
+        </w:rPr>
+        <w:t xml:space="preserve"> Hiç denenmedi. Mac gerektiriyor.</w:t>
+      </w:r>
+    </w:p>
+    <w:p>
+      <w:pPr/>
+      <w:r>
+        <w:rPr>
+          <w:b/>
+          <w:color w:val="3A2A1E"/>
+        </w:rPr>
+        <w:t>Öncelik 4 — Mağaza vitrini. Metin tarafı bitti, görsel tarafı duruyor.</w:t>
+      </w:r>
+      <w:r>
+        <w:rPr>
+          <w:color w:val="3A2A1E"/>
+        </w:rPr>
+        <w:t xml:space="preserve"> Play Console'a girilecek her şeyin metni </w:t>
+      </w:r>
+      <w:r>
+        <w:rPr>
+          <w:rFonts w:ascii="Consolas" w:hAnsi="Consolas"/>
+          <w:color w:val="3A2A1E"/>
+          <w:sz w:val="20"/>
+        </w:rPr>
+        <w:t>docs/store/listing.md</w:t>
+      </w:r>
+      <w:r>
+        <w:rPr>
+          <w:color w:val="3A2A1E"/>
+        </w:rPr>
+        <w:t xml:space="preserve"> içinde: üç dilde ad, kısa ve tam açıklama, kategori, Data safety cevapları, IARC anketi cevapları, hedef kitle beyanı, sürüm notları. İkon ve açılış ekranı tamam, gizlilik politikası yayımlandı.</w:t>
+      </w:r>
+    </w:p>
+    <w:p>
+      <w:pPr/>
+      <w:r>
+        <w:rPr>
+          <w:color w:val="3A2A1E"/>
+        </w:rPr>
+        <w:t xml:space="preserve">Kalan iki iş </w:t>
+      </w:r>
+      <w:r>
+        <w:rPr>
+          <w:b/>
+          <w:color w:val="3A2A1E"/>
+        </w:rPr>
+        <w:t>gerçek cihaz istiyor</w:t>
+      </w:r>
+      <w:r>
+        <w:rPr>
+          <w:color w:val="3A2A1E"/>
+        </w:rPr>
+        <w:t xml:space="preserve">: sekiz ekran görüntüsü (liste ve çekim notları listing.md'de) ve 1024×500 öne çıkan grafik. Sürüm </w:t>
+      </w:r>
+      <w:r>
+        <w:rPr>
+          <w:rFonts w:ascii="Consolas" w:hAnsi="Consolas"/>
+          <w:color w:val="3A2A1E"/>
+          <w:sz w:val="20"/>
+        </w:rPr>
+        <w:t>1.0</w:t>
+      </w:r>
+      <w:r>
+        <w:rPr>
+          <w:color w:val="3A2A1E"/>
+        </w:rPr>
+        <w:t xml:space="preserve">, versionCode </w:t>
+      </w:r>
+      <w:r>
+        <w:rPr>
+          <w:rFonts w:ascii="Consolas" w:hAnsi="Consolas"/>
+          <w:color w:val="3A2A1E"/>
+          <w:sz w:val="20"/>
+        </w:rPr>
+        <w:t>1</w:t>
+      </w:r>
+      <w:r>
+        <w:rPr>
+          <w:color w:val="3A2A1E"/>
+        </w:rPr>
+        <w:t xml:space="preserve"> — Play'e her yüklemede versionCode'un artması gerekiyor.</w:t>
+      </w:r>
+    </w:p>
+    <w:p>
+      <w:pPr/>
+      <w:r>
+        <w:rPr>
+          <w:color w:val="3A2A1E"/>
+        </w:rPr>
+        <w:t xml:space="preserve">İlk yükleme </w:t>
+      </w:r>
+      <w:r>
+        <w:rPr>
+          <w:b/>
+          <w:color w:val="3A2A1E"/>
+        </w:rPr>
+        <w:t>internal testing</w:t>
+      </w:r>
+      <w:r>
+        <w:rPr>
+          <w:color w:val="3A2A1E"/>
+        </w:rPr>
+        <w:t xml:space="preserve"> kanalına yapılacak, production'a değil: uygulama henüz gerçek bir tablette hiç oynanmadı ve production'a giden bir versionCode geri alınamıyor.</w:t>
+      </w:r>
+    </w:p>
+    <w:p>
+      <w:pPr/>
+      <w:r>
+        <w:rPr>
+          <w:color w:val="3A2A1E"/>
+        </w:rPr>
+        <w:t>App Store Kids kategorisi Öncelik 3 ile birlikte, Mac geldiğinde.</w:t>
+      </w:r>
+    </w:p>
+    <w:p>
+      <w:pPr/>
+      <w:r>
+        <w:rPr>
+          <w:color w:val="3A2A1E"/>
+        </w:rPr>
+        <w:t>İki uyarı politikanın metniyle ilgili: 4. bölümü (abonelik) gerçek billing bağlanmadan tam doğru değil, çünkü satın almanın Play üzerinden yürüdüğünü anlatıyor — Öncelik 2 ile birlikte gözden geçirilmeli. Ve metnin bir hukukçuya okutulması yerinde olur; iddialar koda dayanıyor ama yasal biçim ayrı bir iş.</w:t>
+      </w:r>
+    </w:p>
+    <w:p>
+      <w:pPr/>
+      <w:r>
+        <w:rPr>
+          <w:color w:val="3A2A1E"/>
+        </w:rPr>
+        <w:t xml:space="preserve">Aynı sebeple </w:t>
+      </w:r>
+      <w:r>
+        <w:rPr>
+          <w:b/>
+          <w:color w:val="3A2A1E"/>
+        </w:rPr>
+        <w:t>Data safety formu da Öncelik 2 ile birlikte yeniden okunmalı</w:t>
+      </w:r>
+      <w:r>
+        <w:rPr>
+          <w:color w:val="3A2A1E"/>
+        </w:rPr>
+        <w:t xml:space="preserve">: bugünkü "hiçbir veri toplanmıyor" cevabı </w:t>
+      </w:r>
+      <w:r>
+        <w:rPr>
+          <w:rFonts w:ascii="Consolas" w:hAnsi="Consolas"/>
+          <w:color w:val="3A2A1E"/>
+          <w:sz w:val="20"/>
+        </w:rPr>
+        <w:t>LocalSubscriptionService</w:t>
+      </w:r>
+      <w:r>
+        <w:rPr>
+          <w:color w:val="3A2A1E"/>
+        </w:rPr>
+        <w:t xml:space="preserve"> ile doğru, ama Play Billing satın alma jetonunu Google'a gönderiyor ve Play bunu "Purchase history" başlığı altında beyan ettirebiliyor.</w:t>
+      </w:r>
+    </w:p>
+    <w:p>
+      <w:pPr>
+        <w:pStyle w:val="Heading2"/>
+      </w:pPr>
+      <w:r>
+        <w:t>5. İçerik yol haritası — sürümden sonra</w:t>
+      </w:r>
+    </w:p>
+    <w:p>
+      <w:pPr/>
+      <w:r>
+        <w:rPr>
+          <w:color w:val="3A2A1E"/>
+        </w:rPr>
+        <w:t>Oyun kütüphanesi 1.0 için yeterliydi (10 oyun, beş etkileşim türü) ve şu an 17'de. Buradakiler kütüphaneyi derinleştiriyor, sürümü bloke etmiyor. Sıra kasıtlı: önce boşluğu büyük olup teknik olarak ucuz olanlar.</w:t>
+      </w:r>
+    </w:p>
+    <w:p>
+      <w:pPr/>
+      <w:r>
+        <w:rPr>
+          <w:b/>
+          <w:color w:val="3A2A1E"/>
+        </w:rPr>
+        <w:t>İ1 — Harf ve rakam yazma. ✅ Bitti (02.09.2026).</w:t>
+      </w:r>
+      <w:r>
+        <w:rPr>
+          <w:color w:val="3A2A1E"/>
+        </w:rPr>
+        <w:t xml:space="preserve"> Ayrıntı 1. bölümde, "Harf Yazma" başlığı.</w:t>
+      </w:r>
+    </w:p>
+    <w:p>
+      <w:pPr/>
+      <w:r>
+        <w:rPr>
+          <w:b/>
+          <w:color w:val="3A2A1E"/>
+        </w:rPr>
+        <w:t>İ2 — Örüntü tamamlama. ✅ Bitti (02.09.2026).</w:t>
+      </w:r>
+      <w:r>
+        <w:rPr>
+          <w:color w:val="3A2A1E"/>
+        </w:rPr>
+        <w:t xml:space="preserve"> Ayrıntı 1. bölümde, "Örüntü" başlığı.</w:t>
+      </w:r>
+    </w:p>
+    <w:p>
+      <w:pPr/>
+      <w:r>
+        <w:rPr>
+          <w:b/>
+          <w:color w:val="3A2A1E"/>
+        </w:rPr>
+        <w:t>İ3 — Ebeveyn raporu. ✅ Bitti (02.09.2026).</w:t>
+      </w:r>
+      <w:r>
+        <w:rPr>
+          <w:color w:val="3A2A1E"/>
+        </w:rPr>
+        <w:t xml:space="preserve"> Ayrıntı 1. bölümde, "Ebeveyn raporu" başlığı.</w:t>
+      </w:r>
+    </w:p>
+    <w:p>
+      <w:pPr/>
+      <w:r>
+        <w:rPr>
+          <w:b/>
+          <w:color w:val="3A2A1E"/>
+        </w:rPr>
+        <w:t>İ4 — Sıralama ve karşılaştırma. ✅ Bitti (03.09.2026).</w:t>
+      </w:r>
+      <w:r>
+        <w:rPr>
+          <w:color w:val="3A2A1E"/>
+        </w:rPr>
+        <w:t xml:space="preserve"> Ayrıntı 1. bölümde, "Sırala" başlığı.</w:t>
+      </w:r>
+    </w:p>
+    <w:p>
+      <w:pPr/>
+      <w:r>
+        <w:rPr>
+          <w:b/>
+          <w:color w:val="3A2A1E"/>
+        </w:rPr>
+        <w:t>İ5 — Yıldızların bir karşılığı. ✅ Bitti (03.09.2026).</w:t>
+      </w:r>
+      <w:r>
+        <w:rPr>
+          <w:color w:val="3A2A1E"/>
+        </w:rPr>
+        <w:t xml:space="preserve"> Ayrıntı 1. bölümde, "Yıldızların karşılığı" başlığı.</w:t>
+      </w:r>
+    </w:p>
+    <w:p>
+      <w:pPr/>
+      <w:r>
+        <w:rPr>
+          <w:b/>
+          <w:color w:val="3A2A1E"/>
+        </w:rPr>
+        <w:t>Sıradışı — Noktaları Birleştir. ✅ Bitti (03.09.2026).</w:t>
+      </w:r>
+      <w:r>
+        <w:rPr>
+          <w:color w:val="3A2A1E"/>
+        </w:rPr>
+        <w:t xml:space="preserve"> Yol haritasında yoktu, doğrudan istendi. Ayrıntı 1. bölümde.</w:t>
+      </w:r>
+    </w:p>
+    <w:p>
+      <w:pPr/>
+      <w:r>
+        <w:rPr>
+          <w:b/>
+          <w:color w:val="3A2A1E"/>
+        </w:rPr>
+        <w:t>İ6 — Ekran süresi sınırı. ✅ Bitti (03.09.2026).</w:t>
+      </w:r>
+      <w:r>
+        <w:rPr>
+          <w:color w:val="3A2A1E"/>
+        </w:rPr>
+        <w:t xml:space="preserve"> Ayrıntı 1. bölümde, "Oyun süresi sınırı" başlığı. Not onu "abonelik tarafında somut bir değer" diye kaydetmişti; ücretsiz katmanda da açık yapıldı.</w:t>
+      </w:r>
+    </w:p>
+    <w:p>
+      <w:pPr/>
+      <w:r>
+        <w:rPr>
+          <w:b/>
+          <w:color w:val="3A2A1E"/>
+        </w:rPr>
+        <w:t>İ7 — Kategori ayırma, basit toplama, boyama. ✅ Bitti (03.09.2026).</w:t>
+      </w:r>
+      <w:r>
+        <w:rPr>
+          <w:color w:val="3A2A1E"/>
+        </w:rPr>
+        <w:t xml:space="preserve"> Ayrıntı 1. bölümde, "İ7: üç oyun birden" başlığı. İki yerde nottan ayrıldık: ortak motor genelleştirilmedi (bant eksenleri farklı) ve toplama Meşe yerine Fidan'dan itibaren açıldı.</w:t>
+      </w:r>
+    </w:p>
+    <w:p>
+      <w:pPr/>
+      <w:r>
+        <w:rPr>
+          <w:b/>
+          <w:color w:val="3A2A1E"/>
+        </w:rPr>
+        <w:t>İ8 — Bant içi uyarlama. ✅ Bitti (07.09.2026).</w:t>
+      </w:r>
+      <w:r>
+        <w:rPr>
+          <w:color w:val="3A2A1E"/>
+        </w:rPr>
+        <w:t xml:space="preserve"> Ayrıntı 1. bölümde, "Bant içi uyarlama (İ8)" başlığı. Nottaki riski ("gizli zorluk değişimi ebeveyni şaşırtır") dört ayrı görünürlük noktası ve bir kapatma anahtarı karşılıyor. Bir yerde nottan ayrıldık: ölçüt yıldız değil </w:t>
+      </w:r>
+      <w:r>
+        <w:rPr>
+          <w:b/>
+          <w:color w:val="3A2A1E"/>
+        </w:rPr>
+        <w:t>kusursuz tur</w:t>
+      </w:r>
+      <w:r>
+        <w:rPr>
+          <w:color w:val="3A2A1E"/>
+        </w:rPr>
+        <w:t xml:space="preserve"> oldu, çünkü Filiz'de bitiren herkes üç yıldız alıyor.</w:t>
+      </w:r>
+    </w:p>
+    <w:p>
+      <w:pPr/>
+      <w:r>
+        <w:rPr>
+          <w:b/>
+          <w:color w:val="3A2A1E"/>
+        </w:rPr>
+        <w:t>Yol haritası bitti.</w:t>
+      </w:r>
+      <w:r>
+        <w:rPr>
+          <w:color w:val="3A2A1E"/>
+        </w:rPr>
+        <w:t xml:space="preserve"> İ1-İ8'in hepsi kapandı. Buradan sonrası yeni bir liste isteyecek; bugünkü tek somut aday, aşağıdaki sesli yönerge.</w:t>
+      </w:r>
+    </w:p>
+    <w:p>
+      <w:pPr/>
+      <w:r>
+        <w:rPr>
+          <w:b/>
+          <w:color w:val="3A2A1E"/>
+        </w:rPr>
+        <w:t>Asıl darboğaz — sesli yönerge.</w:t>
+      </w:r>
+      <w:r>
+        <w:rPr>
+          <w:color w:val="3A2A1E"/>
+        </w:rPr>
+        <w:t xml:space="preserve"> Öğretici üç oyunda yönerge tamamen görsel. Filiz bandı (2-4 yaş) henüz okumuyor, yani öğrenme oyunlarının o banda gerçekten ulaşması bundan geçiyor. Sentez yetmiyor, üç dilde insan kaydı gerekiyor. Yeni oyun eklemekten önce bu gelirse mevcut üç oyun bir anda iki kat işe yarar hâle gelir.</w:t>
+      </w:r>
+    </w:p>
+    <w:p>
+      <w:pPr/>
+      <w:r>
+        <w:rPr>
+          <w:b/>
+          <w:color w:val="3A2A1E"/>
+        </w:rPr>
+        <w:t>Bilerek yapılmayacaklar.</w:t>
+      </w:r>
+      <w:r>
+        <w:rPr>
+          <w:color w:val="3A2A1E"/>
+        </w:rPr>
+        <w:t xml:space="preserve"> Günlük seri/streak: bu yaş grubunda suçluluk mekaniği, Sago Mini ve Toca Boca bilerek kaçınıyor. Yerel ağ eşleşmesi: arayüzde "yakında" duruyor ama pass-and-play ihtiyacı karşılıyor, karmaşıklığı değmiyor.</w:t>
+      </w:r>
+    </w:p>
+    <w:p>
+      <w:pPr>
+        <w:pStyle w:val="Heading2"/>
+      </w:pPr>
+      <w:r>
+        <w:t>6. Bilinen eksikler</w:t>
+      </w:r>
+    </w:p>
+    <w:p>
+      <w:pPr>
+        <w:pStyle w:val="ListBullet"/>
+      </w:pPr>
+      <w:r>
+        <w:rPr>
+          <w:color w:val="3A2A1E"/>
+        </w:rPr>
+        <w:t>Gerçek satın alma yok; abonelik cihazda sahte olarak açılıyor ve iptal de yerel — ekranlar hazır, arkasına Plugin.InAppBilling takılacak</w:t>
+      </w:r>
+    </w:p>
+    <w:p>
+      <w:pPr>
+        <w:pStyle w:val="ListBullet"/>
+      </w:pPr>
+      <w:r>
+        <w:rPr>
+          <w:color w:val="3A2A1E"/>
+        </w:rPr>
+        <w:t xml:space="preserve">Yayın anahtarının makine dışında yedeği yok; </w:t>
+      </w:r>
+      <w:r>
+        <w:rPr>
+          <w:rFonts w:ascii="Consolas" w:hAnsi="Consolas"/>
+          <w:color w:val="3A2A1E"/>
+          <w:sz w:val="20"/>
+        </w:rPr>
+        <w:t>ploofy-release.keystore</w:t>
+      </w:r>
+      <w:r>
+        <w:rPr>
+          <w:color w:val="3A2A1E"/>
+        </w:rPr>
         <w:t xml:space="preserve"> ve </w:t>
       </w:r>
       <w:r>
@@ -5275,13 +7101,431 @@
           <w:color w:val="3A2A1E"/>
           <w:sz w:val="20"/>
         </w:rPr>
-        <w:t>GameStretchedBadge</w:t>
-      </w:r>
-      <w:r>
-        <w:rPr>
-          <w:color w:val="3A2A1E"/>
-        </w:rPr>
-        <w:t xml:space="preserve"> aranarak görüldü.</w:t>
+        <w:t>Ploofy.local.props</w:t>
+      </w:r>
+      <w:r>
+        <w:rPr>
+          <w:color w:val="3A2A1E"/>
+        </w:rPr>
+        <w:t xml:space="preserve"> yalnızca bu bilgisayarda duruyor</w:t>
+      </w:r>
+    </w:p>
+    <w:p>
+      <w:pPr>
+        <w:pStyle w:val="ListBullet"/>
+      </w:pPr>
+      <w:r>
+        <w:rPr>
+          <w:color w:val="3A2A1E"/>
+        </w:rPr>
+        <w:t xml:space="preserve">Mağaza vitrininin </w:t>
+      </w:r>
+      <w:r>
+        <w:rPr>
+          <w:b/>
+          <w:color w:val="3A2A1E"/>
+        </w:rPr>
+        <w:t>görselleri</w:t>
+      </w:r>
+      <w:r>
+        <w:rPr>
+          <w:color w:val="3A2A1E"/>
+        </w:rPr>
+        <w:t xml:space="preserve"> yok: sekiz ekran görüntüsü ve 1024×500 öne çıkan grafik. İkisi de gerçek cihaz istiyor. Metin tarafı bitti (</w:t>
+      </w:r>
+      <w:r>
+        <w:rPr>
+          <w:rFonts w:ascii="Consolas" w:hAnsi="Consolas"/>
+          <w:color w:val="3A2A1E"/>
+          <w:sz w:val="20"/>
+        </w:rPr>
+        <w:t>docs/store/listing.md</w:t>
+      </w:r>
+      <w:r>
+        <w:rPr>
+          <w:color w:val="3A2A1E"/>
+        </w:rPr>
+        <w:t>)</w:t>
+      </w:r>
+    </w:p>
+    <w:p>
+      <w:pPr>
+        <w:pStyle w:val="ListBullet"/>
+      </w:pPr>
+      <w:r>
+        <w:rPr>
+          <w:color w:val="3A2A1E"/>
+        </w:rPr>
+        <w:t xml:space="preserve">Pakette yalnızca </w:t>
+      </w:r>
+      <w:r>
+        <w:rPr>
+          <w:rFonts w:ascii="Consolas" w:hAnsi="Consolas"/>
+          <w:color w:val="3A2A1E"/>
+          <w:sz w:val="20"/>
+        </w:rPr>
+        <w:t>arm64-v8a</w:t>
+      </w:r>
+      <w:r>
+        <w:rPr>
+          <w:color w:val="3A2A1E"/>
+        </w:rPr>
+        <w:t xml:space="preserve"> ve </w:t>
+      </w:r>
+      <w:r>
+        <w:rPr>
+          <w:rFonts w:ascii="Consolas" w:hAnsi="Consolas"/>
+          <w:color w:val="3A2A1E"/>
+          <w:sz w:val="20"/>
+        </w:rPr>
+        <w:t>x86_64</w:t>
+      </w:r>
+      <w:r>
+        <w:rPr>
+          <w:color w:val="3A2A1E"/>
+        </w:rPr>
+        <w:t xml:space="preserve"> var. Beyan artık buna uygun (minSdk 26); Play, AAB'yi eşleşmeyen ABI'ye zaten sunmuyor. 32 bit ARM cihazlara ulaşmak istenirse </w:t>
+      </w:r>
+      <w:r>
+        <w:rPr>
+          <w:rFonts w:ascii="Consolas" w:hAnsi="Consolas"/>
+          <w:color w:val="3A2A1E"/>
+          <w:sz w:val="20"/>
+        </w:rPr>
+        <w:t>armeabi-v7a</w:t>
+      </w:r>
+      <w:r>
+        <w:rPr>
+          <w:color w:val="3A2A1E"/>
+        </w:rPr>
+        <w:t xml:space="preserve"> eklenir — indirme boyutunu cihaz başına değiştirmez, Play paketi ABI'ye göre bölüyor</w:t>
+      </w:r>
+    </w:p>
+    <w:p>
+      <w:pPr>
+        <w:pStyle w:val="ListBullet"/>
+      </w:pPr>
+      <w:r>
+        <w:rPr>
+          <w:color w:val="3A2A1E"/>
+        </w:rPr>
+        <w:t>Yerel ağ eşleşmesi ve aile bağlantısı yok (arayüzde "yakında" olarak duruyor)</w:t>
+      </w:r>
+    </w:p>
+    <w:p>
+      <w:pPr>
+        <w:pStyle w:val="ListBullet"/>
+      </w:pPr>
+      <w:r>
+        <w:rPr>
+          <w:color w:val="3A2A1E"/>
+        </w:rPr>
+        <w:t>iOS derlenmedi</w:t>
+      </w:r>
+    </w:p>
+    <w:p>
+      <w:pPr>
+        <w:pStyle w:val="ListBullet"/>
+      </w:pPr>
+      <w:r>
+        <w:rPr>
+          <w:color w:val="3A2A1E"/>
+        </w:rPr>
+        <w:t>Öğretici oyunlarda sesli yönerge yok; şu an yönerge tamamen görsel (avda aranan işaret büyük gösteriliyor, Say ve Eşleştir'de küme ve rakamlar aynı ekranda duruyor). Bunun için sentez yetmiyor: üç dilde insan kaydı gerekiyor. Üçü de sessiz hâliyle tam çalışıyor</w:t>
+      </w:r>
+    </w:p>
+    <w:p>
+      <w:pPr>
+        <w:pStyle w:val="ListBullet"/>
+      </w:pPr>
+      <w:r>
+        <w:rPr>
+          <w:color w:val="3A2A1E"/>
+        </w:rPr>
+        <w:t>Gerçek tablette hiç denenmedi; şimdiye kadar yalnızca emülatör. Parmak isabeti emülatörde ölçülemiyor (özellikle Yolu Bul'un Meşe toleransı ve Noktaları Birleştir'in 0,06'lık dokunma yarıçapı)</w:t>
+      </w:r>
+    </w:p>
+    <w:p>
+      <w:pPr>
+        <w:pStyle w:val="ListBullet"/>
+      </w:pPr>
+      <w:r>
+        <w:rPr>
+          <w:color w:val="3A2A1E"/>
+        </w:rPr>
+        <w:t xml:space="preserve">Ödül merdiveninin ucu ölçülmedi: yirmi avatarın sonuncusu 60 yıldız istiyor. Bir bantta en fazla 42 yıldız var (14 oyun × 3), yani koleksiyonu bitirmek bant değiştirmeyi gerektiriyor. Kasıtlı — ödül yıllara yayılıyor — ama gerçek bir çocukta hızın nasıl hissettirdiği bilinmiyor. Aralık tek sabit: </w:t>
+      </w:r>
+      <w:r>
+        <w:rPr>
+          <w:rFonts w:ascii="Consolas" w:hAnsi="Consolas"/>
+          <w:color w:val="3A2A1E"/>
+          <w:sz w:val="20"/>
+        </w:rPr>
+        <w:t>RewardLadder.StarsPerUnlock</w:t>
+      </w:r>
+    </w:p>
+    <w:p>
+      <w:pPr>
+        <w:pStyle w:val="ListBullet"/>
+      </w:pPr>
+      <w:r>
+        <w:rPr>
+          <w:color w:val="3A2A1E"/>
+        </w:rPr>
+        <w:t xml:space="preserve">Bant içi uyarlamanın tavanı Meşe. </w:t>
+      </w:r>
+      <w:r>
+        <w:rPr>
+          <w:rFonts w:ascii="Consolas" w:hAnsi="Consolas"/>
+          <w:color w:val="3A2A1E"/>
+          <w:sz w:val="20"/>
+        </w:rPr>
+        <w:t>BandValue&lt;T&gt;</w:t>
+      </w:r>
+      <w:r>
+        <w:rPr>
+          <w:color w:val="3A2A1E"/>
+        </w:rPr>
+        <w:t xml:space="preserve"> üç değerli, yani en üst bandın üstünde okunacak bir sütun yok ve orada kademe hep </w:t>
+      </w:r>
+      <w:r>
+        <w:rPr>
+          <w:rFonts w:ascii="Consolas" w:hAnsi="Consolas"/>
+          <w:color w:val="3A2A1E"/>
+          <w:sz w:val="20"/>
+        </w:rPr>
+        <w:t>Base</w:t>
+      </w:r>
+      <w:r>
+        <w:rPr>
+          <w:color w:val="3A2A1E"/>
+        </w:rPr>
+        <w:t xml:space="preserve"> kalıyor; 8-9 yaşındaki bir çocuk kütüphanenin tavanını görebilir. Dördüncü bir sütun uydurmak yerine sınır kabul edildi</w:t>
+      </w:r>
+    </w:p>
+    <w:p>
+      <w:pPr>
+        <w:pStyle w:val="ListBullet"/>
+      </w:pPr>
+      <w:r>
+        <w:rPr>
+          <w:color w:val="3A2A1E"/>
+        </w:rPr>
+        <w:t xml:space="preserve">Uyarlama hiç gerçek bir çocukta denenmedi: üç kusursuz tur eşiği ve bir kademe yukarının ne kadar zor hissettirdiği ancak orada ölçülüyor. İkisi de tek sabit: </w:t>
+      </w:r>
+      <w:r>
+        <w:rPr>
+          <w:rFonts w:ascii="Consolas" w:hAnsi="Consolas"/>
+          <w:color w:val="3A2A1E"/>
+          <w:sz w:val="20"/>
+        </w:rPr>
+        <w:t>AdaptiveDifficulty.PerfectRoundsToStretch</w:t>
+      </w:r>
+      <w:r>
+        <w:rPr>
+          <w:color w:val="3A2A1E"/>
+        </w:rPr>
+        <w:t xml:space="preserve"> ve </w:t>
+      </w:r>
+      <w:r>
+        <w:rPr>
+          <w:rFonts w:ascii="Consolas" w:hAnsi="Consolas"/>
+          <w:color w:val="3A2A1E"/>
+          <w:sz w:val="20"/>
+        </w:rPr>
+        <w:t>KnobBand</w:t>
+      </w:r>
+    </w:p>
+    <w:p>
+      <w:pPr>
+        <w:pStyle w:val="ListBullet"/>
+      </w:pPr>
+      <w:r>
+        <w:rPr>
+          <w:color w:val="3A2A1E"/>
+        </w:rPr>
+        <w:t xml:space="preserve">Uygulama yalnızca </w:t>
+      </w:r>
+      <w:r>
+        <w:rPr>
+          <w:b/>
+          <w:color w:val="3A2A1E"/>
+        </w:rPr>
+        <w:t>yatay</w:t>
+      </w:r>
+      <w:r>
+        <w:rPr>
+          <w:color w:val="3A2A1E"/>
+        </w:rPr>
+        <w:t xml:space="preserve"> çalışıyor. Dikey desteklenmiyor ve desteklenecekse her oyun için ikinci bir yerleşim gerekiyor</w:t>
+      </w:r>
+    </w:p>
+    <w:p>
+      <w:pPr>
+        <w:pStyle w:val="ListBullet"/>
+      </w:pPr>
+      <w:r>
+        <w:rPr>
+          <w:color w:val="3A2A1E"/>
+        </w:rPr>
+        <w:t xml:space="preserve">Emoji kapsamı </w:t>
+      </w:r>
+      <w:r>
+        <w:rPr>
+          <w:b/>
+          <w:color w:val="3A2A1E"/>
+        </w:rPr>
+        <w:t>kapandı</w:t>
+      </w:r>
+      <w:r>
+        <w:rPr>
+          <w:color w:val="3A2A1E"/>
+        </w:rPr>
+        <w:t xml:space="preserve">: alt sınır 26 (Android 8.0) ve Unicode 11 isteyen tek avatar (süper kahraman) T-Rex ile değiştirildi. Yine de gerçek cihazda bir kez gözle bakılmalı — üretici yazı tipleri farklı çiziyor. Kural şu: </w:t>
+      </w:r>
+      <w:r>
+        <w:rPr>
+          <w:b/>
+          <w:color w:val="3A2A1E"/>
+        </w:rPr>
+        <w:t>kataloğa Unicode 10'dan yeni bir emoji girmeyecek</w:t>
+      </w:r>
+      <w:r>
+        <w:rPr>
+          <w:color w:val="3A2A1E"/>
+        </w:rPr>
+        <w:t>, yoksa aynı boş kutu geri gelir</w:t>
+      </w:r>
+    </w:p>
+    <w:p>
+      <w:pPr>
+        <w:pStyle w:val="ListBullet"/>
+      </w:pPr>
+      <w:r>
+        <w:rPr>
+          <w:color w:val="3A2A1E"/>
+        </w:rPr>
+        <w:t>Sesler hiçbir hoparlörde duyulmadı. Sayısal olarak doğrulandılar ve emülatörde çalındıkları günlükten görüldü, ama seviyelerinin birbirine göre dengesi ancak kulakla anlaşılır</w:t>
+      </w:r>
+    </w:p>
+    <w:p>
+      <w:pPr>
+        <w:pStyle w:val="Heading2"/>
+      </w:pPr>
+      <w:r>
+        <w:t>7. Yeni makinede kurulum</w:t>
+      </w:r>
+    </w:p>
+    <w:p>
+      <w:pPr>
+        <w:pStyle w:val="ListNumber"/>
+      </w:pPr>
+      <w:r>
+        <w:rPr>
+          <w:b/>
+          <w:color w:val="3A2A1E"/>
+        </w:rPr>
+        <w:t>.NET 10 SDK</w:t>
+      </w:r>
+      <w:r>
+        <w:rPr>
+          <w:color w:val="3A2A1E"/>
+        </w:rPr>
+        <w:t xml:space="preserve"> (10.0.400 ile kuruldu) — API 36 hedefi .NET 9'da yok</w:t>
+      </w:r>
+    </w:p>
+    <w:p>
+      <w:pPr>
+        <w:pStyle w:val="ListNumber"/>
+      </w:pPr>
+      <w:r>
+        <w:rPr>
+          <w:rFonts w:ascii="Consolas" w:hAnsi="Consolas"/>
+          <w:color w:val="3A2A1E"/>
+          <w:sz w:val="20"/>
+        </w:rPr>
+        <w:t>dotnet workload install maui</w:t>
+      </w:r>
+      <w:r>
+        <w:rPr>
+          <w:color w:val="3A2A1E"/>
+        </w:rPr>
+        <w:t xml:space="preserve"> — </w:t>
+      </w:r>
+      <w:r>
+        <w:rPr>
+          <w:b/>
+          <w:color w:val="3A2A1E"/>
+        </w:rPr>
+        <w:t>yönetici</w:t>
+      </w:r>
+      <w:r>
+        <w:rPr>
+          <w:color w:val="3A2A1E"/>
+        </w:rPr>
+        <w:t xml:space="preserve"> terminal gerektiriyor</w:t>
+      </w:r>
+    </w:p>
+    <w:p>
+      <w:pPr>
+        <w:pStyle w:val="ListNumber"/>
+      </w:pPr>
+      <w:r>
+        <w:rPr>
+          <w:color w:val="3A2A1E"/>
+        </w:rPr>
+        <w:t xml:space="preserve">Android SDK ve </w:t>
+      </w:r>
+      <w:r>
+        <w:rPr>
+          <w:b/>
+          <w:color w:val="3A2A1E"/>
+        </w:rPr>
+        <w:t>JDK 17</w:t>
+      </w:r>
+      <w:r>
+        <w:rPr>
+          <w:color w:val="3A2A1E"/>
+        </w:rPr>
+        <w:t xml:space="preserve"> (daha yeni JDK kabul edilmiyor)</w:t>
+      </w:r>
+    </w:p>
+    <w:p>
+      <w:pPr>
+        <w:pStyle w:val="ListNumber"/>
+      </w:pPr>
+      <w:r>
+        <w:rPr>
+          <w:color w:val="3A2A1E"/>
+        </w:rPr>
+        <w:t xml:space="preserve">Kök dizine </w:t>
+      </w:r>
+      <w:r>
+        <w:rPr>
+          <w:rFonts w:ascii="Consolas" w:hAnsi="Consolas"/>
+          <w:color w:val="3A2A1E"/>
+          <w:sz w:val="20"/>
+        </w:rPr>
+        <w:t>Ploofy.local.props</w:t>
+      </w:r>
+      <w:r>
+        <w:rPr>
+          <w:color w:val="3A2A1E"/>
+        </w:rPr>
+        <w:t xml:space="preserve"> oluştur (depoya girmiyor): AndroidSdkDirectory ve JavaSdkDirectory özellikleri</w:t>
+      </w:r>
+    </w:p>
+    <w:p>
+      <w:pPr>
+        <w:pStyle w:val="ListNumber"/>
+      </w:pPr>
+      <w:r>
+        <w:rPr>
+          <w:rFonts w:ascii="Consolas" w:hAnsi="Consolas"/>
+          <w:color w:val="3A2A1E"/>
+          <w:sz w:val="20"/>
+        </w:rPr>
+        <w:t>dotnet restore &amp;&amp; dotnet test</w:t>
       </w:r>
     </w:p>
     <w:p>
@@ -5290,7 +7534,7 @@
         <w:rPr>
           <w:color w:val="3A2A1E"/>
         </w:rPr>
-        <w:t xml:space="preserve">versionCode </w:t>
+        <w:t xml:space="preserve">Hızlı deneme (Windows): </w:t>
       </w:r>
       <w:r>
         <w:rPr>
@@ -5298,26 +7542,820 @@
           <w:color w:val="3A2A1E"/>
           <w:sz w:val="20"/>
         </w:rPr>
-        <w:t>1</w:t>
-      </w:r>
-      <w:r>
-        <w:rPr>
-          <w:color w:val="3A2A1E"/>
-        </w:rPr>
-        <w:t xml:space="preserve"> kalıyor: henüz hiçbir şey yüklenmedi. </w:t>
-      </w:r>
+        <w:t>dotnet build src/Ploofy.App/Ploofy.App.csproj -f net10.0-windows10.0.19041.0</w:t>
+      </w:r>
+    </w:p>
+    <w:p>
+      <w:pPr>
+        <w:pStyle w:val="Heading2"/>
+      </w:pPr>
+      <w:r>
+        <w:t>8. Tekrar tuzağa düşmemek için</w:t>
+      </w:r>
+    </w:p>
+    <w:p>
+      <w:pPr/>
+      <w:r>
+        <w:rPr>
+          <w:color w:val="3A2A1E"/>
+        </w:rPr>
+        <w:t>Bunların hepsi bir kez derlemeyi ya da uygulamayı kırdı; çözümleri koddan okunmuyor:</w:t>
+      </w:r>
+    </w:p>
+    <w:p>
+      <w:pPr>
+        <w:pStyle w:val="ListBullet"/>
+      </w:pPr>
       <w:r>
         <w:rPr>
           <w:b/>
           <w:color w:val="3A2A1E"/>
         </w:rPr>
-        <w:t>Koda bir daha dokunulursa paket yine yeniden üretilecek</w:t>
-      </w:r>
-      <w:r>
-        <w:rPr>
-          <w:color w:val="3A2A1E"/>
-        </w:rPr>
-        <w:t xml:space="preserve"> — içerik koda bağlı, notta yazılana değil.</w:t>
+        <w:t>`appCategory="game"` manifestten çıkmamalı.</w:t>
+      </w:r>
+      <w:r>
+        <w:rPr>
+          <w:color w:val="3A2A1E"/>
+        </w:rPr>
+        <w:t xml:space="preserve"> Bir sınıflandırma etiketi gibi duruyor ama işlevi başka: API 36'yı hedefleyen uygulamalarda geniş ekranlarda </w:t>
+      </w:r>
+      <w:r>
+        <w:rPr>
+          <w:rFonts w:ascii="Consolas" w:hAnsi="Consolas"/>
+          <w:color w:val="3A2A1E"/>
+          <w:sz w:val="20"/>
+        </w:rPr>
+        <w:t>screenOrientation</w:t>
+      </w:r>
+      <w:r>
+        <w:rPr>
+          <w:color w:val="3A2A1E"/>
+        </w:rPr>
+        <w:t xml:space="preserve"> yok sayılıyor, oyunlar bundan muaf ve muafiyet bu bayrakla belirleniyor. Silinirse yatay kilit tablette düşer.</w:t>
+      </w:r>
+    </w:p>
+    <w:p>
+      <w:pPr>
+        <w:pStyle w:val="ListBullet"/>
+      </w:pPr>
+      <w:r>
+        <w:rPr>
+          <w:b/>
+          <w:color w:val="3A2A1E"/>
+        </w:rPr>
+        <w:t>Yerel kütüphane hangi paketten geldiğini söylemez; md5 söyler.</w:t>
+      </w:r>
+      <w:r>
+        <w:rPr>
+          <w:color w:val="3A2A1E"/>
+        </w:rPr>
+        <w:t xml:space="preserve"> Bir NuGet paketinin Android yapısı yoksa RID grafiği </w:t>
+      </w:r>
+      <w:r>
+        <w:rPr>
+          <w:rFonts w:ascii="Consolas" w:hAnsi="Consolas"/>
+          <w:color w:val="3A2A1E"/>
+          <w:sz w:val="20"/>
+        </w:rPr>
+        <w:t>linux-x64</w:t>
+      </w:r>
+      <w:r>
+        <w:rPr>
+          <w:color w:val="3A2A1E"/>
+        </w:rPr>
+        <w:t xml:space="preserve"> kopyasını </w:t>
+      </w:r>
+      <w:r>
+        <w:rPr>
+          <w:rFonts w:ascii="Consolas" w:hAnsi="Consolas"/>
+          <w:color w:val="3A2A1E"/>
+          <w:sz w:val="20"/>
+        </w:rPr>
+        <w:t>android-x64</w:t>
+      </w:r>
+      <w:r>
+        <w:rPr>
+          <w:color w:val="3A2A1E"/>
+        </w:rPr>
+        <w:t xml:space="preserve"> için uygun sayabiliyor ve APK'ya masaüstü kütüphanesi giriyor. Derleme bunu </w:t>
+      </w:r>
+      <w:r>
+        <w:rPr>
+          <w:rFonts w:ascii="Consolas" w:hAnsi="Consolas"/>
+          <w:color w:val="3A2A1E"/>
+          <w:sz w:val="20"/>
+        </w:rPr>
+        <w:t>XA4301</w:t>
+      </w:r>
+      <w:r>
+        <w:rPr>
+          <w:color w:val="3A2A1E"/>
+        </w:rPr>
+        <w:t xml:space="preserve"> ("zaten içeriyor, yok sayılıyor") diye geçiştiriyor. Şüphe varsa APK'daki </w:t>
+      </w:r>
+      <w:r>
+        <w:rPr>
+          <w:rFonts w:ascii="Consolas" w:hAnsi="Consolas"/>
+          <w:color w:val="3A2A1E"/>
+          <w:sz w:val="20"/>
+        </w:rPr>
+        <w:t>.so</w:t>
+      </w:r>
+      <w:r>
+        <w:rPr>
+          <w:color w:val="3A2A1E"/>
+        </w:rPr>
+        <w:t xml:space="preserve">'yu paketteki kopyalarla md5 karşılaştır; hizalamayı da ELF program başlığındaki </w:t>
+      </w:r>
+      <w:r>
+        <w:rPr>
+          <w:rFonts w:ascii="Consolas" w:hAnsi="Consolas"/>
+          <w:color w:val="3A2A1E"/>
+          <w:sz w:val="20"/>
+        </w:rPr>
+        <w:t>p_align</w:t>
+      </w:r>
+      <w:r>
+        <w:rPr>
+          <w:color w:val="3A2A1E"/>
+        </w:rPr>
+        <w:t xml:space="preserve"> söylüyor (16384 olmalı).</w:t>
+      </w:r>
+    </w:p>
+    <w:p>
+      <w:pPr>
+        <w:pStyle w:val="ListBullet"/>
+      </w:pPr>
+      <w:r>
+        <w:rPr>
+          <w:b/>
+          <w:color w:val="3A2A1E"/>
+        </w:rPr>
+        <w:t>Uyarılar bütün projelerde hata sayılıyor.</w:t>
+      </w:r>
+      <w:r>
+        <w:rPr>
+          <w:color w:val="3A2A1E"/>
+        </w:rPr>
+        <w:t xml:space="preserve"> </w:t>
+      </w:r>
+      <w:r>
+        <w:rPr>
+          <w:rFonts w:ascii="Consolas" w:hAnsi="Consolas"/>
+          <w:color w:val="3A2A1E"/>
+          <w:sz w:val="20"/>
+        </w:rPr>
+        <w:t>Directory.Build.props</w:t>
+      </w:r>
+      <w:r>
+        <w:rPr>
+          <w:color w:val="3A2A1E"/>
+        </w:rPr>
+        <w:t xml:space="preserve"> bunu MAUI projelerinde kapatmayı amaçlıyor ama koşulu çalışmıyor (</w:t>
+      </w:r>
+      <w:r>
+        <w:rPr>
+          <w:rFonts w:ascii="Consolas" w:hAnsi="Consolas"/>
+          <w:color w:val="3A2A1E"/>
+          <w:sz w:val="20"/>
+        </w:rPr>
+        <w:t>$(UseMaui)</w:t>
+      </w:r>
+      <w:r>
+        <w:rPr>
+          <w:color w:val="3A2A1E"/>
+        </w:rPr>
+        <w:t xml:space="preserve"> dosya okunurken henüz boş). Yani MAUI tarafında da her uyarı derlemeyi kırar; bunu bilmeden bir bağımlılık yükseltmek şaşırtır.</w:t>
+      </w:r>
+    </w:p>
+    <w:p>
+      <w:pPr>
+        <w:pStyle w:val="ListBullet"/>
+      </w:pPr>
+      <w:r>
+        <w:rPr>
+          <w:b/>
+          <w:color w:val="3A2A1E"/>
+        </w:rPr>
+        <w:t>Partial property zorunlu.</w:t>
+      </w:r>
+      <w:r>
+        <w:rPr>
+          <w:color w:val="3A2A1E"/>
+        </w:rPr>
+        <w:t xml:space="preserve"> MVVM üreticisi WinUI hedefinde alan biçimini MVVMTK0045 ile reddediyor, partial property'yi de yalnızca </w:t>
+      </w:r>
+      <w:r>
+        <w:rPr>
+          <w:rFonts w:ascii="Consolas" w:hAnsi="Consolas"/>
+          <w:color w:val="3A2A1E"/>
+          <w:sz w:val="20"/>
+        </w:rPr>
+        <w:t>LangVersion=preview</w:t>
+      </w:r>
+      <w:r>
+        <w:rPr>
+          <w:color w:val="3A2A1E"/>
+        </w:rPr>
+        <w:t xml:space="preserve"> ile üretiyor (ayar Ploofy.App.csproj içinde). Partial property'ye başlangıç değeri verilemiyor — varsayılanlar kurucuya ya da Load metoduna gidiyor.</w:t>
+      </w:r>
+    </w:p>
+    <w:p>
+      <w:pPr>
+        <w:pStyle w:val="ListBullet"/>
+      </w:pPr>
+      <w:r>
+        <w:rPr>
+          <w:b/>
+          <w:color w:val="3A2A1E"/>
+        </w:rPr>
+        <w:t>XAML işaretleme uzantıları</w:t>
+      </w:r>
+      <w:r>
+        <w:rPr>
+          <w:color w:val="3A2A1E"/>
+        </w:rPr>
+        <w:t xml:space="preserve"> </w:t>
+      </w:r>
+      <w:r>
+        <w:rPr>
+          <w:rFonts w:ascii="Consolas" w:hAnsi="Consolas"/>
+          <w:color w:val="3A2A1E"/>
+          <w:sz w:val="20"/>
+        </w:rPr>
+        <w:t>[AcceptEmptyServiceProvider]</w:t>
+      </w:r>
+      <w:r>
+        <w:rPr>
+          <w:color w:val="3A2A1E"/>
+        </w:rPr>
+        <w:t xml:space="preserve"> istiyor, yoksa XC0103 ile derleme kırılıyor.</w:t>
+      </w:r>
+    </w:p>
+    <w:p>
+      <w:pPr>
+        <w:pStyle w:val="ListBullet"/>
+      </w:pPr>
+      <w:r>
+        <w:rPr>
+          <w:b/>
+          <w:color w:val="3A2A1E"/>
+        </w:rPr>
+        <w:t>Kaynak sözlükleri kendi başına çözülebilir olmalı.</w:t>
+      </w:r>
+      <w:r>
+        <w:rPr>
+          <w:color w:val="3A2A1E"/>
+        </w:rPr>
+        <w:t xml:space="preserve"> Android'de yükleme sırası Windows'takinden farklı; PloofyStyles renkleri kendi içinde birleştirmezse uygulama açılışta çöküyor.</w:t>
+      </w:r>
+    </w:p>
+    <w:p>
+      <w:pPr>
+        <w:pStyle w:val="ListBullet"/>
+      </w:pPr>
+      <w:r>
+        <w:rPr>
+          <w:b/>
+          <w:color w:val="3A2A1E"/>
+        </w:rPr>
+        <w:t>Android izinleri manifestte bildirilmeli.</w:t>
+      </w:r>
+      <w:r>
+        <w:rPr>
+          <w:color w:val="3A2A1E"/>
+        </w:rPr>
+        <w:t xml:space="preserve"> VIBRATE eksikken MAUI haptik çağrısında PermissionException fırlatıp uygulamayı kapatıyordu.</w:t>
+      </w:r>
+    </w:p>
+    <w:p>
+      <w:pPr>
+        <w:pStyle w:val="ListBullet"/>
+      </w:pPr>
+      <w:r>
+        <w:rPr>
+          <w:b/>
+          <w:color w:val="3A2A1E"/>
+        </w:rPr>
+        <w:t>Windows hedefi yeterli kanıt değil.</w:t>
+      </w:r>
+      <w:r>
+        <w:rPr>
+          <w:color w:val="3A2A1E"/>
+        </w:rPr>
+        <w:t xml:space="preserve"> Yukarıdaki son iki madde Windows'ta sessizce geçiyordu. Değişiklik sonrası Android'de de çalıştır.</w:t>
+      </w:r>
+    </w:p>
+    <w:p>
+      <w:pPr>
+        <w:pStyle w:val="ListBullet"/>
+      </w:pPr>
+      <w:r>
+        <w:rPr>
+          <w:b/>
+          <w:color w:val="3A2A1E"/>
+        </w:rPr>
+        <w:t>Canvas'a yazı SKFont ile çiziliyor.</w:t>
+      </w:r>
+      <w:r>
+        <w:rPr>
+          <w:color w:val="3A2A1E"/>
+        </w:rPr>
+        <w:t xml:space="preserve"> SkiaSharp 3'te </w:t>
+      </w:r>
+      <w:r>
+        <w:rPr>
+          <w:rFonts w:ascii="Consolas" w:hAnsi="Consolas"/>
+          <w:color w:val="3A2A1E"/>
+          <w:sz w:val="20"/>
+        </w:rPr>
+        <w:t>SKPaint.TextSize</w:t>
+      </w:r>
+      <w:r>
+        <w:rPr>
+          <w:color w:val="3A2A1E"/>
+        </w:rPr>
+        <w:t xml:space="preserve"> ve paint üzerinden yazı çizme kalktı; doğru çağrı </w:t>
+      </w:r>
+      <w:r>
+        <w:rPr>
+          <w:rFonts w:ascii="Consolas" w:hAnsi="Consolas"/>
+          <w:color w:val="3A2A1E"/>
+          <w:sz w:val="20"/>
+        </w:rPr>
+        <w:t>canvas.DrawText(metin, x, y, SKTextAlign.Center, font, paint)</w:t>
+      </w:r>
+      <w:r>
+        <w:rPr>
+          <w:color w:val="3A2A1E"/>
+        </w:rPr>
+        <w:t xml:space="preserve"> ve font ayrı bir </w:t>
+      </w:r>
+      <w:r>
+        <w:rPr>
+          <w:rFonts w:ascii="Consolas" w:hAnsi="Consolas"/>
+          <w:color w:val="3A2A1E"/>
+          <w:sz w:val="20"/>
+        </w:rPr>
+        <w:t>SKFont</w:t>
+      </w:r>
+      <w:r>
+        <w:rPr>
+          <w:color w:val="3A2A1E"/>
+        </w:rPr>
+        <w:t xml:space="preserve"> nesnesi (atılması gerekiyor). Dikey ortalama da elde yapılıyor: taban çizgisine göre çizmek 1 ile 8'i farklı yüksekliklere düşürüyor, </w:t>
+      </w:r>
+      <w:r>
+        <w:rPr>
+          <w:rFonts w:ascii="Consolas" w:hAnsi="Consolas"/>
+          <w:color w:val="3A2A1E"/>
+          <w:sz w:val="20"/>
+        </w:rPr>
+        <w:t>font.Metrics</w:t>
+      </w:r>
+      <w:r>
+        <w:rPr>
+          <w:color w:val="3A2A1E"/>
+        </w:rPr>
+        <w:t xml:space="preserve"> ile ortalanmalı. Örnek: </w:t>
+      </w:r>
+      <w:r>
+        <w:rPr>
+          <w:rFonts w:ascii="Consolas" w:hAnsi="Consolas"/>
+          <w:color w:val="3A2A1E"/>
+          <w:sz w:val="20"/>
+        </w:rPr>
+        <w:t>CountMatchSurface</w:t>
+      </w:r>
+      <w:r>
+        <w:rPr>
+          <w:color w:val="3A2A1E"/>
+        </w:rPr>
+        <w:t>.</w:t>
+      </w:r>
+    </w:p>
+    <w:p>
+      <w:pPr>
+        <w:pStyle w:val="ListBullet"/>
+      </w:pPr>
+      <w:r>
+        <w:rPr>
+          <w:b/>
+          <w:color w:val="3A2A1E"/>
+        </w:rPr>
+        <w:t>Gözle doğrulanamayan geometri sayıyla doğrulanır.</w:t>
+      </w:r>
+      <w:r>
+        <w:rPr>
+          <w:color w:val="3A2A1E"/>
+        </w:rPr>
+        <w:t xml:space="preserve"> Yapbozun tırnak kesimi doğru mu, ancak ekrana bakarak anlaşılırdı — ve ekran yoktu. Yerine matematiğin kopyası küçük bir konsol programına alınıp üç şey sınandı: tırnak doğru yöne taşıyor mu, komşu iki kenar birebir örtüşüyor mu, ve dairenin büyük yayı mı seçiliyor. Üçü de tek satırlık bir işaret hatasıyla bozulabilecek şeylerdi. Aynı yol, çizim koduna dokunan her değişiklikte işe yarar.</w:t>
+      </w:r>
+    </w:p>
+    <w:p>
+      <w:pPr>
+        <w:pStyle w:val="ListBullet"/>
+      </w:pPr>
+      <w:r>
+        <w:rPr>
+          <w:b/>
+          <w:color w:val="3A2A1E"/>
+        </w:rPr>
+        <w:t>Seçili öğe referansla bulunuyor.</w:t>
+      </w:r>
+      <w:r>
+        <w:rPr>
+          <w:color w:val="3A2A1E"/>
+        </w:rPr>
+        <w:t xml:space="preserve"> </w:t>
+      </w:r>
+      <w:r>
+        <w:rPr>
+          <w:rFonts w:ascii="Consolas" w:hAnsi="Consolas"/>
+          <w:color w:val="3A2A1E"/>
+          <w:sz w:val="20"/>
+        </w:rPr>
+        <w:t>CollectionView.SelectedItem</w:t>
+      </w:r>
+      <w:r>
+        <w:rPr>
+          <w:color w:val="3A2A1E"/>
+        </w:rPr>
+        <w:t>'a listedekinin eşdeğerini vermek seçimi ekranda göstermiyor; listedeki örneğin kendisi verilmeli. Profil ekranında varsayılan yaş bandı bu yüzden seçilmemiş görünüyordu.</w:t>
+      </w:r>
+    </w:p>
+    <w:p>
+      <w:pPr>
+        <w:pStyle w:val="ListBullet"/>
+      </w:pPr>
+      <w:r>
+        <w:rPr>
+          <w:b/>
+          <w:color w:val="3A2A1E"/>
+        </w:rPr>
+        <w:t>Düğmedeki emoji VS16 ister.</w:t>
+      </w:r>
+      <w:r>
+        <w:rPr>
+          <w:color w:val="3A2A1E"/>
+        </w:rPr>
+        <w:t xml:space="preserve"> </w:t>
+      </w:r>
+      <w:r>
+        <w:rPr>
+          <w:rFonts w:ascii="Consolas" w:hAnsi="Consolas"/>
+          <w:color w:val="3A2A1E"/>
+          <w:sz w:val="20"/>
+        </w:rPr>
+        <w:t>✏</w:t>
+      </w:r>
+      <w:r>
+        <w:rPr>
+          <w:color w:val="3A2A1E"/>
+        </w:rPr>
+        <w:t xml:space="preserve"> (U+270F) tek başına metin biçiminde çiziliyor: soluk, ince, düğme boş görünüyor. </w:t>
+      </w:r>
+      <w:r>
+        <w:rPr>
+          <w:rFonts w:ascii="Consolas" w:hAnsi="Consolas"/>
+          <w:color w:val="3A2A1E"/>
+          <w:sz w:val="20"/>
+        </w:rPr>
+        <w:t>&amp;#x270F;&amp;#xFE0F;</w:t>
+      </w:r>
+      <w:r>
+        <w:rPr>
+          <w:color w:val="3A2A1E"/>
+        </w:rPr>
+        <w:t xml:space="preserve"> renkli emoji veriyor. Depodaki 🗑 gibi zaten emoji varsayılanı olan işaretler etkilenmiyor; ayrım işaretin Unicode'daki varsayılan gösterimi.</w:t>
+      </w:r>
+    </w:p>
+    <w:p>
+      <w:pPr>
+        <w:pStyle w:val="ListBullet"/>
+      </w:pPr>
+      <w:r>
+        <w:rPr>
+          <w:b/>
+          <w:color w:val="3A2A1E"/>
+        </w:rPr>
+        <w:t>İkon SVG'lerinde degrade, süzgeç ve yazı kullanma.</w:t>
+      </w:r>
+      <w:r>
+        <w:rPr>
+          <w:color w:val="3A2A1E"/>
+        </w:rPr>
+        <w:t xml:space="preserve"> Resizetizer bu dosyaları kendi rasterleştiricisiyle çeviriyor ve sade olmayan her özellik sürprize açık. Hacim için üst üste iki düz dolgu yeter. Ayrıca saydam renk altındakiyle karışıyor: mavinin üstündeki saydam pembe mor çıktı.</w:t>
+      </w:r>
+    </w:p>
+    <w:p>
+      <w:pPr>
+        <w:pStyle w:val="ListBullet"/>
+      </w:pPr>
+      <w:r>
+        <w:rPr>
+          <w:b/>
+          <w:color w:val="3A2A1E"/>
+        </w:rPr>
+        <w:t>Git Bash adb'nin cihaz yollarını bozuyor.</w:t>
+      </w:r>
+      <w:r>
+        <w:rPr>
+          <w:color w:val="3A2A1E"/>
+        </w:rPr>
+        <w:t xml:space="preserve"> </w:t>
+      </w:r>
+      <w:r>
+        <w:rPr>
+          <w:rFonts w:ascii="Consolas" w:hAnsi="Consolas"/>
+          <w:color w:val="3A2A1E"/>
+          <w:sz w:val="20"/>
+        </w:rPr>
+        <w:t>adb push x /data/local/tmp/x</w:t>
+      </w:r>
+      <w:r>
+        <w:rPr>
+          <w:color w:val="3A2A1E"/>
+        </w:rPr>
+        <w:t xml:space="preserve"> çağrısında Git Bash </w:t>
+      </w:r>
+      <w:r>
+        <w:rPr>
+          <w:rFonts w:ascii="Consolas" w:hAnsi="Consolas"/>
+          <w:color w:val="3A2A1E"/>
+          <w:sz w:val="20"/>
+        </w:rPr>
+        <w:t>/data/...</w:t>
+      </w:r>
+      <w:r>
+        <w:rPr>
+          <w:color w:val="3A2A1E"/>
+        </w:rPr>
+        <w:t xml:space="preserve"> yolunu Windows yoluna çeviriyor ve "remote secure_mkdirs() failed" hatası geliyor. Başına </w:t>
+      </w:r>
+      <w:r>
+        <w:rPr>
+          <w:rFonts w:ascii="Consolas" w:hAnsi="Consolas"/>
+          <w:color w:val="3A2A1E"/>
+          <w:sz w:val="20"/>
+        </w:rPr>
+        <w:t>MSYS_NO_PATHCONV=1</w:t>
+      </w:r>
+      <w:r>
+        <w:rPr>
+          <w:color w:val="3A2A1E"/>
+        </w:rPr>
+        <w:t xml:space="preserve"> koymak yetiyor. </w:t>
+      </w:r>
+      <w:r>
+        <w:rPr>
+          <w:rFonts w:ascii="Consolas" w:hAnsi="Consolas"/>
+          <w:color w:val="3A2A1E"/>
+          <w:sz w:val="20"/>
+        </w:rPr>
+        <w:t>adb shell input tap</w:t>
+      </w:r>
+      <w:r>
+        <w:rPr>
+          <w:color w:val="3A2A1E"/>
+        </w:rPr>
+        <w:t xml:space="preserve"> gibi yol içermeyen çağrılar etkilenmiyor.</w:t>
+      </w:r>
+    </w:p>
+    <w:p>
+      <w:pPr>
+        <w:pStyle w:val="ListBullet"/>
+      </w:pPr>
+      <w:r>
+        <w:rPr>
+          <w:b/>
+          <w:color w:val="3A2A1E"/>
+        </w:rPr>
+        <w:t>Emülatörde `adb shell input motionevent` ile eğri çizilebiliyor.</w:t>
+      </w:r>
+      <w:r>
+        <w:rPr>
+          <w:color w:val="3A2A1E"/>
+        </w:rPr>
+        <w:t xml:space="preserve"> </w:t>
+      </w:r>
+      <w:r>
+        <w:rPr>
+          <w:rFonts w:ascii="Consolas" w:hAnsi="Consolas"/>
+          <w:color w:val="3A2A1E"/>
+          <w:sz w:val="20"/>
+        </w:rPr>
+        <w:t>input swipe</w:t>
+      </w:r>
+      <w:r>
+        <w:rPr>
+          <w:color w:val="3A2A1E"/>
+        </w:rPr>
+        <w:t xml:space="preserve"> yalnızca düz çizgi; eğri bir yolu takip etmek için DOWN/MOVE/UP dizisini bir betiğe yazıp cihaza gönderip </w:t>
+      </w:r>
+      <w:r>
+        <w:rPr>
+          <w:rFonts w:ascii="Consolas" w:hAnsi="Consolas"/>
+          <w:color w:val="3A2A1E"/>
+          <w:sz w:val="20"/>
+        </w:rPr>
+        <w:t>sh</w:t>
+      </w:r>
+      <w:r>
+        <w:rPr>
+          <w:color w:val="3A2A1E"/>
+        </w:rPr>
+        <w:t xml:space="preserve"> ile çalıştırmak gerekiyor. Yolu Bul'un tur tamamlaması böyle doğrulandı.</w:t>
+      </w:r>
+    </w:p>
+    <w:p>
+      <w:pPr>
+        <w:pStyle w:val="ListBullet"/>
+      </w:pPr>
+      <w:r>
+        <w:rPr>
+          <w:b/>
+          <w:color w:val="3A2A1E"/>
+        </w:rPr>
+        <w:t>Sessizce başarısız olan bir doğrulama, doğrulama değildir.</w:t>
+      </w:r>
+      <w:r>
+        <w:rPr>
+          <w:color w:val="3A2A1E"/>
+        </w:rPr>
+        <w:t xml:space="preserve"> Paketin içinde bir sembol ararken aynı gün </w:t>
+      </w:r>
+      <w:r>
+        <w:rPr>
+          <w:b/>
+          <w:color w:val="3A2A1E"/>
+        </w:rPr>
+        <w:t>üç</w:t>
+      </w:r>
+      <w:r>
+        <w:rPr>
+          <w:color w:val="3A2A1E"/>
+        </w:rPr>
+        <w:t xml:space="preserve"> kez yanlış "yok" cevabı alındı ve üçünde de arama bozuktu, aranan değil:</w:t>
+      </w:r>
+    </w:p>
+    <w:p>
+      <w:pPr>
+        <w:pStyle w:val="ListNumber"/>
+      </w:pPr>
+      <w:r>
+        <w:rPr>
+          <w:rFonts w:ascii="Consolas" w:hAnsi="Consolas"/>
+          <w:color w:val="3A2A1E"/>
+          <w:sz w:val="20"/>
+        </w:rPr>
+        <w:t>strings dosya | grep -q kelime</w:t>
+      </w:r>
+      <w:r>
+        <w:rPr>
+          <w:color w:val="3A2A1E"/>
+        </w:rPr>
+        <w:t xml:space="preserve"> — bu makinede </w:t>
+      </w:r>
+      <w:r>
+        <w:rPr>
+          <w:rFonts w:ascii="Consolas" w:hAnsi="Consolas"/>
+          <w:color w:val="3A2A1E"/>
+          <w:sz w:val="20"/>
+        </w:rPr>
+        <w:t>strings</w:t>
+      </w:r>
+      <w:r>
+        <w:rPr>
+          <w:color w:val="3A2A1E"/>
+        </w:rPr>
+        <w:t xml:space="preserve"> yok. Komut bulunamadı, </w:t>
+      </w:r>
+      <w:r>
+        <w:rPr>
+          <w:rFonts w:ascii="Consolas" w:hAnsi="Consolas"/>
+          <w:color w:val="3A2A1E"/>
+          <w:sz w:val="20"/>
+        </w:rPr>
+        <w:t>grep</w:t>
+      </w:r>
+      <w:r>
+        <w:rPr>
+          <w:color w:val="3A2A1E"/>
+        </w:rPr>
+        <w:t xml:space="preserve"> boş girdi aldı, sonuç "YOK" çıktı.</w:t>
+      </w:r>
+    </w:p>
+    <w:p>
+      <w:pPr>
+        <w:pStyle w:val="ListNumber"/>
+      </w:pPr>
+      <w:r>
+        <w:rPr>
+          <w:rFonts w:ascii="Consolas" w:hAnsi="Consolas"/>
+          <w:color w:val="3A2A1E"/>
+          <w:sz w:val="20"/>
+        </w:rPr>
+        <w:t>strings</w:t>
+      </w:r>
+      <w:r>
+        <w:rPr>
+          <w:color w:val="3A2A1E"/>
+        </w:rPr>
+        <w:t xml:space="preserve"> olsaydı bile varsayılan ASCII taraması .NET'in </w:t>
+      </w:r>
+      <w:r>
+        <w:rPr>
+          <w:b/>
+          <w:color w:val="3A2A1E"/>
+        </w:rPr>
+        <w:t>UTF-16</w:t>
+      </w:r>
+      <w:r>
+        <w:rPr>
+          <w:color w:val="3A2A1E"/>
+        </w:rPr>
+        <w:t xml:space="preserve"> dize sabitlerini kaçırırdı.</w:t>
+      </w:r>
+    </w:p>
+    <w:p>
+      <w:pPr>
+        <w:pStyle w:val="ListNumber"/>
+      </w:pPr>
+      <w:r>
+        <w:rPr>
+          <w:color w:val="3A2A1E"/>
+        </w:rPr>
+        <w:t xml:space="preserve">Ham Python taraması da yetmedi: </w:t>
+      </w:r>
+      <w:r>
+        <w:rPr>
+          <w:rFonts w:ascii="Consolas" w:hAnsi="Consolas"/>
+          <w:color w:val="3A2A1E"/>
+          <w:sz w:val="20"/>
+        </w:rPr>
+        <w:t>libassembly-store.so</w:t>
+      </w:r>
+      <w:r>
+        <w:rPr>
+          <w:color w:val="3A2A1E"/>
+        </w:rPr>
+        <w:t xml:space="preserve"> içindeki yönetilen derlemelerin çoğu </w:t>
+      </w:r>
+      <w:r>
+        <w:rPr>
+          <w:b/>
+          <w:color w:val="3A2A1E"/>
+        </w:rPr>
+        <w:t>LZ4 blok sıkıştırmalı</w:t>
+      </w:r>
+      <w:r>
+        <w:rPr>
+          <w:color w:val="3A2A1E"/>
+        </w:rPr>
+        <w:t xml:space="preserve"> (</w:t>
+      </w:r>
+      <w:r>
+        <w:rPr>
+          <w:rFonts w:ascii="Consolas" w:hAnsi="Consolas"/>
+          <w:color w:val="3A2A1E"/>
+          <w:sz w:val="20"/>
+        </w:rPr>
+        <w:t>XALZ</w:t>
+      </w:r>
+      <w:r>
+        <w:rPr>
+          <w:color w:val="3A2A1E"/>
+        </w:rPr>
+        <w:t xml:space="preserve"> başlığı, bu pakette 138 tane). Sıkıştırılmamış birkaç derlemede rastlantıyla bulunan iki sembol, yöntemin çalıştığı izlenimini verdi — oysa </w:t>
+      </w:r>
+      <w:r>
+        <w:rPr>
+          <w:rFonts w:ascii="Consolas" w:hAnsi="Consolas"/>
+          <w:color w:val="3A2A1E"/>
+          <w:sz w:val="20"/>
+        </w:rPr>
+        <w:t>KnobBand</w:t>
+      </w:r>
+      <w:r>
+        <w:rPr>
+          <w:color w:val="3A2A1E"/>
+        </w:rPr>
+        <w:t xml:space="preserve"> ve </w:t>
+      </w:r>
+      <w:r>
+        <w:rPr>
+          <w:rFonts w:ascii="Consolas" w:hAnsi="Consolas"/>
+          <w:color w:val="3A2A1E"/>
+          <w:sz w:val="20"/>
+        </w:rPr>
+        <w:t>StepForAsync</w:t>
+      </w:r>
+      <w:r>
+        <w:rPr>
+          <w:color w:val="3A2A1E"/>
+        </w:rPr>
+        <w:t xml:space="preserve"> pakette olduğu hâlde "yok" diyordu.</w:t>
       </w:r>
     </w:p>
     <w:p>
@@ -5326,18 +8364,33 @@
         <w:rPr>
           <w:color w:val="3A2A1E"/>
         </w:rPr>
-        <w:t>Sıra:</w:t>
-      </w:r>
-    </w:p>
-    <w:p>
-      <w:pPr>
-        <w:pStyle w:val="ListNumber"/>
-      </w:pPr>
-      <w:r>
-        <w:rPr>
-          <w:color w:val="3A2A1E"/>
-        </w:rPr>
-        <w:t xml:space="preserve">Yüklenecek dosya: </w:t>
+        <w:t xml:space="preserve">Üçünün ortak kalıbı: </w:t>
+      </w:r>
+      <w:r>
+        <w:rPr>
+          <w:b/>
+          <w:color w:val="3A2A1E"/>
+        </w:rPr>
+        <w:t>"hayır" cevabı ile "çalışamadım" aynı görünüyor.</w:t>
+      </w:r>
+      <w:r>
+        <w:rPr>
+          <w:color w:val="3A2A1E"/>
+        </w:rPr>
+        <w:t xml:space="preserve"> Karşılığı da tek: her kontrole, </w:t>
+      </w:r>
+      <w:r>
+        <w:rPr>
+          <w:b/>
+          <w:color w:val="3A2A1E"/>
+        </w:rPr>
+        <w:t>bulunması kesin olan</w:t>
+      </w:r>
+      <w:r>
+        <w:rPr>
+          <w:color w:val="3A2A1E"/>
+        </w:rPr>
+        <w:t xml:space="preserve"> bir canary koy. Canary bulunamıyorsa kontrol bozuktur ve raporladığı hiçbir "yok"a güvenilmez. </w:t>
       </w:r>
       <w:r>
         <w:rPr>
@@ -5345,40 +8398,23 @@
           <w:color w:val="3A2A1E"/>
           <w:sz w:val="20"/>
         </w:rPr>
-        <w:t>src/Ploofy.App/bin/Release/net10.0-android/publish/io.ploofy.app-Signed.aab</w:t>
-      </w:r>
-      <w:r>
-        <w:rPr>
-          <w:color w:val="3A2A1E"/>
-        </w:rPr>
-        <w:t xml:space="preserve"> — aynı klasördeki </w:t>
-      </w:r>
+        <w:t>tools/verify_package.py</w:t>
+      </w:r>
+      <w:r>
+        <w:rPr>
+          <w:color w:val="3A2A1E"/>
+        </w:rPr>
+        <w:t xml:space="preserve"> bunu zorunlu kılıyor: canary'yi bulamazsa arananları hiç raporlamadan hata veriyor.</w:t>
+      </w:r>
+    </w:p>
+    <w:p>
+      <w:pPr/>
       <w:r>
         <w:rPr>
           <w:rFonts w:ascii="Consolas" w:hAnsi="Consolas"/>
           <w:color w:val="3A2A1E"/>
           <w:sz w:val="20"/>
         </w:rPr>
-        <w:t>io.ploofy.app.aab</w:t>
-      </w:r>
-      <w:r>
-        <w:rPr>
-          <w:color w:val="3A2A1E"/>
-        </w:rPr>
-        <w:t xml:space="preserve"> </w:t>
-      </w:r>
-      <w:r>
-        <w:rPr>
-          <w:b/>
-          <w:color w:val="3A2A1E"/>
-        </w:rPr>
-        <w:t>imzasız</w:t>
-      </w:r>
-      <w:r>
-        <w:rPr>
-          <w:color w:val="3A2A1E"/>
-        </w:rPr>
-        <w:t xml:space="preserve">, Play kabul etmiyor. </w:t>
       </w:r>
       <w:r>
         <w:rPr>
@@ -5386,24 +8422,7 @@
           <w:color w:val="3A2A1E"/>
           <w:sz w:val="20"/>
         </w:rPr>
-        <w:t>.apk</w:t>
-      </w:r>
-      <w:r>
-        <w:rPr>
-          <w:color w:val="3A2A1E"/>
-        </w:rPr>
-        <w:t xml:space="preserve"> yalnızca tablete USB'den kurmak için</w:t>
-      </w:r>
-    </w:p>
-    <w:p>
-      <w:pPr>
-        <w:pStyle w:val="ListNumber"/>
-      </w:pPr>
-      <w:r>
-        <w:rPr>
-          <w:color w:val="3A2A1E"/>
-        </w:rPr>
-        <w:t xml:space="preserve">Console'daki metinler </w:t>
+        <w:t xml:space="preserve">bash python tools/verify_package.py       src/Ploofy.App/bin/Release/net10.0-android/publish/io.ploofy.app-Signed.apk       GameCatalog AdaptiveDifficulty KnobBand "↑ Zorlu" </w:t>
       </w:r>
       <w:r>
         <w:rPr>
@@ -5411,2788 +8430,6 @@
           <w:color w:val="3A2A1E"/>
           <w:sz w:val="20"/>
         </w:rPr>
-        <w:t>docs/store/listing.md</w:t>
-      </w:r>
-      <w:r>
-        <w:rPr>
-          <w:color w:val="3A2A1E"/>
-        </w:rPr>
-        <w:t xml:space="preserve"> içinden kopyalanacak (üç dil, Data safety cevapları, IARC anketi, hedef kitle beyanı)</w:t>
-      </w:r>
-    </w:p>
-    <w:p>
-      <w:pPr/>
-      <w:r>
-        <w:rPr>
-          <w:color w:val="3A2A1E"/>
-        </w:rPr>
-        <w:t>Ekran görüntüleri ve 1024×500 öne çıkan grafik hâlâ eksik ve ikisi de gerçek cihaz istiyor — internal testing bunları beklemeden yüklenebiliyor.</w:t>
-      </w:r>
-    </w:p>
-    <w:p>
-      <w:pPr>
-        <w:pStyle w:val="Heading3"/>
-      </w:pPr>
-      <w:r>
-        <w:t>Yazılım tarafında sıradaki</w:t>
-      </w:r>
-    </w:p>
-    <w:p>
-      <w:pPr/>
-      <w:r>
-        <w:rPr>
-          <w:b/>
-          <w:color w:val="3A2A1E"/>
-        </w:rPr>
-        <w:t>İçerik yol haritasında madde kalmadı.</w:t>
-      </w:r>
-      <w:r>
-        <w:rPr>
-          <w:color w:val="3A2A1E"/>
-        </w:rPr>
-        <w:t xml:space="preserve"> İ1-İ8 kapandı; buradan sonrası ya gerçek cihaz ya da bu makinenin dışında bir şey istiyor.</w:t>
-      </w:r>
-    </w:p>
-    <w:p>
-      <w:pPr/>
-      <w:r>
-        <w:rPr>
-          <w:b/>
-          <w:color w:val="3A2A1E"/>
-        </w:rPr>
-        <w:t>Asıl bekleyen sesli yönerge</w:t>
-      </w:r>
-      <w:r>
-        <w:rPr>
-          <w:color w:val="3A2A1E"/>
-        </w:rPr>
-        <w:t xml:space="preserve"> (5. bölümün sonu): dokuz öğretici oyunun yönergesi hâlâ tamamen görsel ve Filiz bandı okumuyor. Sentez yetmiyor, üç dilde insan kaydı gerekiyor — yani bu makinede yazılabilecek bir iş değil, kaydedilecek bir iş.</w:t>
-      </w:r>
-    </w:p>
-    <w:p>
-      <w:pPr/>
-      <w:r>
-        <w:rPr>
-          <w:b/>
-          <w:color w:val="3A2A1E"/>
-        </w:rPr>
-        <w:t>Ama asıl bekleyen hâlâ gerçek tablet ve liste iyice uzadı.</w:t>
-      </w:r>
-      <w:r>
-        <w:rPr>
-          <w:color w:val="3A2A1E"/>
-        </w:rPr>
-        <w:t xml:space="preserve"> Emülatör her şeyi gösterdi, iki şeyi ölçemiyor: parmağı ve hoparlörü. Son iki oturumda eklenen </w:t>
-      </w:r>
-      <w:r>
-        <w:rPr>
-          <w:b/>
-          <w:color w:val="3A2A1E"/>
-        </w:rPr>
-        <w:t>yedi oyun</w:t>
-      </w:r>
-      <w:r>
-        <w:rPr>
-          <w:color w:val="3A2A1E"/>
-        </w:rPr>
-        <w:t xml:space="preserve"> ve dört ekran hiç dokunulmadan yazıldı. Tableti USB'den tak, hata ayıklamayı aç, </w:t>
-      </w:r>
-      <w:r>
-        <w:rPr>
-          <w:rFonts w:ascii="Consolas" w:hAnsi="Consolas"/>
-          <w:color w:val="3A2A1E"/>
-          <w:sz w:val="20"/>
-        </w:rPr>
-        <w:t>dotnet build src/Ploofy.App/Ploofy.App.csproj -f net10.0-android -t:Run</w:t>
-      </w:r>
-      <w:r>
-        <w:rPr>
-          <w:color w:val="3A2A1E"/>
-        </w:rPr>
-        <w:t>.</w:t>
-      </w:r>
-    </w:p>
-    <w:p>
-      <w:pPr/>
-      <w:r>
-        <w:rPr>
-          <w:color w:val="3A2A1E"/>
-        </w:rPr>
-        <w:t>Öncelik sırasıyla bakılacaklar:</w:t>
-      </w:r>
-    </w:p>
-    <w:p>
-      <w:pPr>
-        <w:pStyle w:val="ListBullet"/>
-      </w:pPr>
-      <w:r>
-        <w:rPr>
-          <w:b/>
-          <w:color w:val="3A2A1E"/>
-        </w:rPr>
-        <w:t>Sesler.</w:t>
-      </w:r>
-      <w:r>
-        <w:rPr>
-          <w:color w:val="3A2A1E"/>
-        </w:rPr>
-        <w:t xml:space="preserve"> Hiçbiri henüz kulakla duyulmadı. Ses seviyeleri birbirine göre dengeli mi (dokunuş sesi tekrar tekrar çalıyor, en alçağı o olmalı), tuş notaları ezgi gibi mi duyuluyor, tablet hoparlöründe tiz sesler (yıldız) cırlıyor mu. Ayarlardaki "Sesleri dene" düğmesi tam bunun için</w:t>
-      </w:r>
-    </w:p>
-    <w:p>
-      <w:pPr>
-        <w:pStyle w:val="ListBullet"/>
-      </w:pPr>
-      <w:r>
-        <w:rPr>
-          <w:b/>
-          <w:color w:val="3A2A1E"/>
-        </w:rPr>
-        <w:t>Yolu Bul'da Meşe toleransı</w:t>
-      </w:r>
-      <w:r>
-        <w:rPr>
-          <w:color w:val="3A2A1E"/>
-        </w:rPr>
-        <w:t xml:space="preserve"> (0,055) parmak ucuyla tutturulabiliyor mu — bunların en riskli olanı hâlâ bu</w:t>
-      </w:r>
-    </w:p>
-    <w:p>
-      <w:pPr>
-        <w:pStyle w:val="ListBullet"/>
-      </w:pPr>
-      <w:r>
-        <w:rPr>
-          <w:b/>
-          <w:color w:val="3A2A1E"/>
-        </w:rPr>
-        <w:t>Noktaları Birleştir'de dokunma isabeti.</w:t>
-      </w:r>
-      <w:r>
-        <w:rPr>
-          <w:color w:val="3A2A1E"/>
-        </w:rPr>
-        <w:t xml:space="preserve"> En dar tolerans 0,06, yani yedi yüz piksellik kenarda 84 piksel çap. Kâğıt üstünde yeterli; parmakla öyle mi. Özellikle en yoğun resim olan kelebekte (14 nokta)</w:t>
-      </w:r>
-    </w:p>
-    <w:p>
-      <w:pPr>
-        <w:pStyle w:val="ListBullet"/>
-      </w:pPr>
-      <w:r>
-        <w:rPr>
-          <w:b/>
-          <w:color w:val="3A2A1E"/>
-        </w:rPr>
-        <w:t>Harf Yazma'da rakamlar ve oklar okunuyor mu.</w:t>
-      </w:r>
-      <w:r>
-        <w:rPr>
-          <w:color w:val="3A2A1E"/>
-        </w:rPr>
-        <w:t xml:space="preserve"> Yerleşim PNG'de doğrulandı ama gerçek yazı tipiyle, gerçek ekran yoğunluğunda değil. Rakam dairesinin çapı </w:t>
-      </w:r>
-      <w:r>
-        <w:rPr>
-          <w:rFonts w:ascii="Consolas" w:hAnsi="Consolas"/>
-          <w:color w:val="3A2A1E"/>
-          <w:sz w:val="20"/>
-        </w:rPr>
-        <w:t>band * 0.34</w:t>
-      </w:r>
-      <w:r>
-        <w:rPr>
-          <w:color w:val="3A2A1E"/>
-        </w:rPr>
-        <w:t xml:space="preserve"> — küçük gelirse orası büyütülür</w:t>
-      </w:r>
-    </w:p>
-    <w:p>
-      <w:pPr>
-        <w:pStyle w:val="ListBullet"/>
-      </w:pPr>
-      <w:r>
-        <w:rPr>
-          <w:b/>
-          <w:color w:val="3A2A1E"/>
-        </w:rPr>
-        <w:t>Harf Yazma'da harflerin estetiği.</w:t>
-      </w:r>
-      <w:r>
-        <w:rPr>
-          <w:color w:val="3A2A1E"/>
-        </w:rPr>
-        <w:t xml:space="preserve"> S'nin kıvrımı, 6'nın halkası ve 2'nin kuyruğu hiçbir ekranda görülmedi. Nokta listeleri </w:t>
-      </w:r>
-      <w:r>
-        <w:rPr>
-          <w:rFonts w:ascii="Consolas" w:hAnsi="Consolas"/>
-          <w:color w:val="3A2A1E"/>
-          <w:sz w:val="20"/>
-        </w:rPr>
-        <w:t>GlyphShapes.cs</w:t>
-      </w:r>
-      <w:r>
-        <w:rPr>
-          <w:color w:val="3A2A1E"/>
-        </w:rPr>
-        <w:t xml:space="preserve"> içinde tek satırlık işler</w:t>
-      </w:r>
-    </w:p>
-    <w:p>
-      <w:pPr>
-        <w:pStyle w:val="ListBullet"/>
-      </w:pPr>
-      <w:r>
-        <w:rPr>
-          <w:b/>
-          <w:color w:val="3A2A1E"/>
-        </w:rPr>
-        <w:t>↑ Zorlu rozeti kutucukta nereye düşüyor.</w:t>
-      </w:r>
-      <w:r>
-        <w:rPr>
-          <w:color w:val="3A2A1E"/>
-        </w:rPr>
-        <w:t xml:space="preserve"> Ana ekran kutucuğu 164 birim; rozet simge dairesinin sol altına konuyor ve daireyle bir miktar üst üste biniyor (ücretsiz rozetinin sol üstte yaptığı gibi). Kâğıt üstünde tutarlı; gerçek ekranda çirkin durursa </w:t>
-      </w:r>
-      <w:r>
-        <w:rPr>
-          <w:rFonts w:ascii="Consolas" w:hAnsi="Consolas"/>
-          <w:color w:val="3A2A1E"/>
-          <w:sz w:val="20"/>
-        </w:rPr>
-        <w:t>HomePage.xaml</w:t>
-      </w:r>
-      <w:r>
-        <w:rPr>
-          <w:color w:val="3A2A1E"/>
-        </w:rPr>
-        <w:t xml:space="preserve"> içinde tek satırlık iş</w:t>
-      </w:r>
-    </w:p>
-    <w:p>
-      <w:pPr>
-        <w:pStyle w:val="ListBullet"/>
-      </w:pPr>
-      <w:r>
-        <w:rPr>
-          <w:b/>
-          <w:color w:val="3A2A1E"/>
-        </w:rPr>
-        <w:t>Koleksiyon ekranı yatay ekrana sığıyor mu.</w:t>
-      </w:r>
-      <w:r>
-        <w:rPr>
-          <w:color w:val="3A2A1E"/>
-        </w:rPr>
-        <w:t xml:space="preserve"> Otuz iki avatar, 72 birim genişliğinde kutucuklarla sarmalanıyor; kaydırma gerekiyorsa sorun değil ama sıradaki ödül kartı ekranın üstünde kalmalı</w:t>
-      </w:r>
-    </w:p>
-    <w:p>
-      <w:pPr>
-        <w:pStyle w:val="ListBullet"/>
-      </w:pPr>
-      <w:r>
-        <w:rPr>
-          <w:b/>
-          <w:color w:val="3A2A1E"/>
-        </w:rPr>
-        <w:t>Boyama'da alanlara parmakla basılabiliyor mu.</w:t>
-      </w:r>
-      <w:r>
-        <w:rPr>
-          <w:color w:val="3A2A1E"/>
-        </w:rPr>
-        <w:t xml:space="preserve"> En küçük alan balığın gözü (yarıçap 0,045) — ekranın kısa kenarında yaklaşık 60 piksel çap. Küçük gelirse gözü büyüt, </w:t>
-      </w:r>
-      <w:r>
-        <w:rPr>
-          <w:rFonts w:ascii="Consolas" w:hAnsi="Consolas"/>
-          <w:color w:val="3A2A1E"/>
-          <w:sz w:val="20"/>
-        </w:rPr>
-        <w:t>ColoringPictures.cs</w:t>
-      </w:r>
-      <w:r>
-        <w:rPr>
-          <w:color w:val="3A2A1E"/>
-        </w:rPr>
-        <w:t xml:space="preserve"> içinde tek satır</w:t>
-      </w:r>
-    </w:p>
-    <w:p>
-      <w:pPr>
-        <w:pStyle w:val="ListBullet"/>
-      </w:pPr>
-      <w:r>
-        <w:rPr>
-          <w:b/>
-          <w:color w:val="3A2A1E"/>
-        </w:rPr>
-        <w:t>Kategori Ayırma'da kutular yatay ekrana sığıyor mu</w:t>
-      </w:r>
-      <w:r>
-        <w:rPr>
-          <w:color w:val="3A2A1E"/>
-        </w:rPr>
-        <w:t>, üç kutuda dokunma hedefi 64 birimin altına düşüyor mu</w:t>
-      </w:r>
-    </w:p>
-    <w:p>
-      <w:pPr>
-        <w:pStyle w:val="ListBullet"/>
-      </w:pPr>
-      <w:r>
-        <w:rPr>
-          <w:b/>
-          <w:color w:val="3A2A1E"/>
-        </w:rPr>
-        <w:t>Toplama'da dokuz nesne yan yana sığıyor mu.</w:t>
-      </w:r>
-      <w:r>
-        <w:rPr>
-          <w:color w:val="3A2A1E"/>
-        </w:rPr>
-        <w:t xml:space="preserve"> Meşe'de sağ küme dokuza kadar çıkıyor; sarmalanma çirkin durursa nesne boyutu küçültülür</w:t>
-      </w:r>
-    </w:p>
-    <w:p>
-      <w:pPr>
-        <w:pStyle w:val="ListBullet"/>
-      </w:pPr>
-      <w:r>
-        <w:rPr>
-          <w:b/>
-          <w:color w:val="3A2A1E"/>
-        </w:rPr>
-        <w:t>Sırala'da Meşe'nin ardışık miktarları</w:t>
-      </w:r>
-      <w:r>
-        <w:rPr>
-          <w:color w:val="3A2A1E"/>
-        </w:rPr>
-        <w:t xml:space="preserve"> gerçekten sayılabiliyor mu</w:t>
-      </w:r>
-    </w:p>
-    <w:p>
-      <w:pPr>
-        <w:pStyle w:val="ListBullet"/>
-      </w:pPr>
-      <w:r>
-        <w:rPr>
-          <w:b/>
-          <w:color w:val="3A2A1E"/>
-        </w:rPr>
-        <w:t>Örüntü'de dokuz kutucuk</w:t>
-      </w:r>
-      <w:r>
-        <w:rPr>
-          <w:color w:val="3A2A1E"/>
-        </w:rPr>
-        <w:t xml:space="preserve"> yatay ekrana sığıyor mu, dokunma hedefi 64 birimin altına düşüyor mu</w:t>
-      </w:r>
-    </w:p>
-    <w:p>
-      <w:pPr>
-        <w:pStyle w:val="ListBullet"/>
-      </w:pPr>
-      <w:r>
-        <w:rPr>
-          <w:color w:val="3A2A1E"/>
-        </w:rPr>
-        <w:t>Sepeti Tut'ta düşme hızı Fidan bandında adil mi, sepet parmağı gecikmeden takip ediyor mu</w:t>
-      </w:r>
-    </w:p>
-    <w:p>
-      <w:pPr>
-        <w:pStyle w:val="ListBullet"/>
-      </w:pPr>
-      <w:r>
-        <w:rPr>
-          <w:color w:val="3A2A1E"/>
-        </w:rPr>
-        <w:t>Sırayı Tekrarla'da 750 ms gösterim hızı Filiz bandında takip edilebiliyor mu</w:t>
-      </w:r>
-    </w:p>
-    <w:p>
-      <w:pPr>
-        <w:pStyle w:val="ListBullet"/>
-      </w:pPr>
-      <w:r>
-        <w:rPr>
-          <w:color w:val="3A2A1E"/>
-        </w:rPr>
-        <w:t>Yapboz'da Meşe'nin on altı parçası bir turu fazla uzatıyor mu</w:t>
-      </w:r>
-    </w:p>
-    <w:p>
-      <w:pPr>
-        <w:pStyle w:val="ListBullet"/>
-      </w:pPr>
-      <w:r>
-        <w:rPr>
-          <w:color w:val="3A2A1E"/>
-        </w:rPr>
-        <w:t>İkon başlatıcıda nasıl duruyor (uyarlanabilir maske yüzü kırpıyor mu)</w:t>
-      </w:r>
-    </w:p>
-    <w:p>
-      <w:pPr/>
-      <w:r>
-        <w:rPr>
-          <w:color w:val="3A2A1E"/>
-        </w:rPr>
-        <w:t>Sürümü bloke edenler 4. bölümde, içerik yol haritası 5. bölümde.</w:t>
-      </w:r>
-    </w:p>
-    <w:p>
-      <w:pPr>
-        <w:pStyle w:val="Heading2"/>
-      </w:pPr>
-      <w:r>
-        <w:t>2. Depo düzeni</w:t>
-      </w:r>
-    </w:p>
-    <w:p>
-      <w:pPr>
-        <w:pStyle w:val="ListBullet"/>
-      </w:pPr>
-      <w:r>
-        <w:rPr>
-          <w:b/>
-          <w:color w:val="3A2A1E"/>
-        </w:rPr>
-        <w:t>src/Ploofy.Engine</w:t>
-      </w:r>
-      <w:r>
-        <w:rPr>
-          <w:color w:val="3A2A1E"/>
-        </w:rPr>
-        <w:t xml:space="preserve"> — oyun mantığı, UI'ya sıfır bağımlılık (net10.0)</w:t>
-      </w:r>
-    </w:p>
-    <w:p>
-      <w:pPr>
-        <w:pStyle w:val="ListBullet"/>
-      </w:pPr>
-      <w:r>
-        <w:rPr>
-          <w:b/>
-          <w:color w:val="3A2A1E"/>
-        </w:rPr>
-        <w:t>src/Ploofy.Data</w:t>
-      </w:r>
-      <w:r>
-        <w:rPr>
-          <w:color w:val="3A2A1E"/>
-        </w:rPr>
-        <w:t xml:space="preserve"> — SQLite ilerleme deposu (net10.0)</w:t>
-      </w:r>
-    </w:p>
-    <w:p>
-      <w:pPr>
-        <w:pStyle w:val="ListBullet"/>
-      </w:pPr>
-      <w:r>
-        <w:rPr>
-          <w:b/>
-          <w:color w:val="3A2A1E"/>
-        </w:rPr>
-        <w:t>src/Ploofy.Ui</w:t>
-      </w:r>
-      <w:r>
-        <w:rPr>
-          <w:color w:val="3A2A1E"/>
-        </w:rPr>
-        <w:t xml:space="preserve"> — ortak MAUI arayüz katmanı: tema, çizim, ses/haptik, ebeveyn kilidi</w:t>
-      </w:r>
-    </w:p>
-    <w:p>
-      <w:pPr>
-        <w:pStyle w:val="ListBullet"/>
-      </w:pPr>
-      <w:r>
-        <w:rPr>
-          <w:b/>
-          <w:color w:val="3A2A1E"/>
-        </w:rPr>
-        <w:t>src/Ploofy.Ui/Painting/TrendPainter.cs</w:t>
-      </w:r>
-      <w:r>
-        <w:rPr>
-          <w:color w:val="3A2A1E"/>
-        </w:rPr>
-        <w:t xml:space="preserve">, </w:t>
-      </w:r>
-      <w:r>
-        <w:rPr>
-          <w:b/>
-          <w:color w:val="3A2A1E"/>
-        </w:rPr>
-        <w:t>LineUpPainter.cs</w:t>
-      </w:r>
-      <w:r>
-        <w:rPr>
-          <w:color w:val="3A2A1E"/>
-        </w:rPr>
-        <w:t xml:space="preserve"> — rapordaki grafiğin ve Sırala'nın çizimi; MAUI'den bağımsız, bu yüzden konsoldan PNG'ye alınıp gözle bakılabiliyor</w:t>
-      </w:r>
-    </w:p>
-    <w:p>
-      <w:pPr>
-        <w:pStyle w:val="ListBullet"/>
-      </w:pPr>
-      <w:r>
-        <w:rPr>
-          <w:b/>
-          <w:color w:val="3A2A1E"/>
-        </w:rPr>
-        <w:t>docs/store/listing.md</w:t>
-      </w:r>
-      <w:r>
-        <w:rPr>
-          <w:color w:val="3A2A1E"/>
-        </w:rPr>
-        <w:t xml:space="preserve"> — mağaza vitrininin kaynağı: üç dilde metinler, Data safety ve içerik derecelendirme cevapları, ekran görüntüsü listesi</w:t>
-      </w:r>
-    </w:p>
-    <w:p>
-      <w:pPr>
-        <w:pStyle w:val="ListBullet"/>
-      </w:pPr>
-      <w:r>
-        <w:rPr>
-          <w:b/>
-          <w:color w:val="3A2A1E"/>
-        </w:rPr>
-        <w:t>src/Ploofy.App</w:t>
-      </w:r>
-      <w:r>
-        <w:rPr>
-          <w:color w:val="3A2A1E"/>
-        </w:rPr>
-        <w:t xml:space="preserve"> — MAUI uygulaması (Android + iOS; Windows sadece geliştirme için)</w:t>
-      </w:r>
-    </w:p>
-    <w:p>
-      <w:pPr>
-        <w:pStyle w:val="ListBullet"/>
-      </w:pPr>
-      <w:r>
-        <w:rPr>
-          <w:b/>
-          <w:color w:val="3A2A1E"/>
-        </w:rPr>
-        <w:t>tests/Ploofy.Engine.Tests</w:t>
-      </w:r>
-      <w:r>
-        <w:rPr>
-          <w:color w:val="3A2A1E"/>
-        </w:rPr>
-        <w:t xml:space="preserve"> — xUnit, motor + depo</w:t>
-      </w:r>
-    </w:p>
-    <w:p>
-      <w:pPr>
-        <w:pStyle w:val="ListBullet"/>
-      </w:pPr>
-      <w:r>
-        <w:rPr>
-          <w:b/>
-          <w:color w:val="3A2A1E"/>
-        </w:rPr>
-        <w:t>content/strings.tsv</w:t>
-      </w:r>
-      <w:r>
-        <w:rPr>
-          <w:color w:val="3A2A1E"/>
-        </w:rPr>
-        <w:t xml:space="preserve"> — üç dilin metinleri, tek kaynak</w:t>
-      </w:r>
-    </w:p>
-    <w:p>
-      <w:pPr>
-        <w:pStyle w:val="ListBullet"/>
-      </w:pPr>
-      <w:r>
-        <w:rPr>
-          <w:b/>
-          <w:color w:val="3A2A1E"/>
-        </w:rPr>
-        <w:t>docs/store</w:t>
-      </w:r>
-      <w:r>
-        <w:rPr>
-          <w:color w:val="3A2A1E"/>
-        </w:rPr>
-        <w:t xml:space="preserve"> — gizlilik politikası, Impressum ve tanıtım sayfası; yayın nüshası </w:t>
-      </w:r>
-      <w:r>
-        <w:rPr>
-          <w:rFonts w:ascii="Consolas" w:hAnsi="Consolas"/>
-          <w:color w:val="3A2A1E"/>
-          <w:sz w:val="20"/>
-        </w:rPr>
-        <w:t>alikiratli/ploofy-web</w:t>
-      </w:r>
-      <w:r>
-        <w:rPr>
-          <w:color w:val="3A2A1E"/>
-        </w:rPr>
-        <w:t xml:space="preserve"> deposunda</w:t>
-      </w:r>
-    </w:p>
-    <w:p>
-      <w:pPr>
-        <w:pStyle w:val="ListBullet"/>
-      </w:pPr>
-      <w:r>
-        <w:rPr>
-          <w:b/>
-          <w:color w:val="3A2A1E"/>
-        </w:rPr>
-        <w:t>tools/build_strings.py</w:t>
-      </w:r>
-      <w:r>
-        <w:rPr>
-          <w:color w:val="3A2A1E"/>
-        </w:rPr>
-        <w:t xml:space="preserve"> — strings.tsv'den resx üretir</w:t>
-      </w:r>
-    </w:p>
-    <w:p>
-      <w:pPr>
-        <w:pStyle w:val="ListBullet"/>
-      </w:pPr>
-      <w:r>
-        <w:rPr>
-          <w:b/>
-          <w:color w:val="3A2A1E"/>
-        </w:rPr>
-        <w:t>tools/build_sounds.py</w:t>
-      </w:r>
-      <w:r>
-        <w:rPr>
-          <w:color w:val="3A2A1E"/>
-        </w:rPr>
-        <w:t xml:space="preserve"> — geri bildirim seslerini sentezler</w:t>
-      </w:r>
-    </w:p>
-    <w:p>
-      <w:pPr>
-        <w:pStyle w:val="Heading2"/>
-      </w:pPr>
-      <w:r>
-        <w:t>3. Şu an çalışan</w:t>
-      </w:r>
-    </w:p>
-    <w:p>
-      <w:pPr>
-        <w:pStyle w:val="ListBullet"/>
-      </w:pPr>
-      <w:r>
-        <w:rPr>
-          <w:color w:val="3A2A1E"/>
-        </w:rPr>
-        <w:t>Profil akışı: oluşturma, seçme, düzenleme, silme; ücretsiz katmanda tek profil sınırı. Ad, avatar ve yaş bandı sonradan değiştirilebiliyor</w:t>
-      </w:r>
-    </w:p>
-    <w:p>
-      <w:pPr>
-        <w:pStyle w:val="ListBullet"/>
-      </w:pPr>
-      <w:r>
-        <w:rPr>
-          <w:color w:val="3A2A1E"/>
-        </w:rPr>
-        <w:t>Ebeveyn kilidi: iki basamaklı aritmetik, yanlış cevapta soru değişiyor, beş dakika açık kalıyor</w:t>
-      </w:r>
-    </w:p>
-    <w:p>
-      <w:pPr>
-        <w:pStyle w:val="ListBullet"/>
-      </w:pPr>
-      <w:r>
-        <w:rPr>
-          <w:color w:val="3A2A1E"/>
-        </w:rPr>
-        <w:t>Günlük oyun süresi sınırı: profil başına, varsayılan kapalı, açılınca banda göre öneri. Süre dolunca ana ekran dinlenme kartına dönüyor; tur ortasında kesilmiyor, görünür geri sayım yok</w:t>
-      </w:r>
-    </w:p>
-    <w:p>
-      <w:pPr>
-        <w:pStyle w:val="ListBullet"/>
-      </w:pPr>
-      <w:r>
-        <w:rPr>
-          <w:color w:val="3A2A1E"/>
-        </w:rPr>
-        <w:t>Üç dil (tr/en/de), ayarlardan çalışırken değiştirilebiliyor</w:t>
-      </w:r>
-    </w:p>
-    <w:p>
-      <w:pPr>
-        <w:pStyle w:val="ListBullet"/>
-      </w:pPr>
-      <w:r>
-        <w:rPr>
-          <w:color w:val="3A2A1E"/>
-        </w:rPr>
-        <w:t>Ekran yatayda kilitli; ana ekran sütun sayısını genişliğe göre seçiyor</w:t>
-      </w:r>
-    </w:p>
-    <w:p>
-      <w:pPr>
-        <w:pStyle w:val="ListBullet"/>
-      </w:pPr>
-      <w:r>
-        <w:rPr>
-          <w:color w:val="3A2A1E"/>
-        </w:rPr>
-        <w:t>Üç yaş bandı (Filiz/Fidan/Meşe) her oyunun parametrelerini gerçekten ölçekliyor</w:t>
-      </w:r>
-    </w:p>
-    <w:p>
-      <w:pPr>
-        <w:pStyle w:val="ListBullet"/>
-      </w:pPr>
-      <w:r>
-        <w:rPr>
-          <w:color w:val="3A2A1E"/>
-        </w:rPr>
-        <w:t>Bant içi uyarlama: bir oyunu üst üste üç kez hatasız bitiren çocuk için yalnızca o oyun bir kademe zorlaşıyor. Bant, yıldız ve ekranlar aynı; değişim ana ekranda, tur sonunda ve raporda görünüyor, profil ekranından kapatılabiliyor</w:t>
-      </w:r>
-    </w:p>
-    <w:p>
-      <w:pPr>
-        <w:pStyle w:val="ListBullet"/>
-      </w:pPr>
-      <w:r>
-        <w:rPr>
-          <w:color w:val="3A2A1E"/>
-        </w:rPr>
-        <w:t>Eşleştirme Kartları: kart çevirme animasyonu, eşleşme zıplaması, sıralı oyun</w:t>
-      </w:r>
-    </w:p>
-    <w:p>
-      <w:pPr>
-        <w:pStyle w:val="ListBullet"/>
-      </w:pPr>
-      <w:r>
-        <w:rPr>
-          <w:color w:val="3A2A1E"/>
-        </w:rPr>
-        <w:t>Balon Patlatma: SkiaSharp yüzeyi, parlayan balonlar, patlama parçacıkları, hedef renk, süre</w:t>
-      </w:r>
-    </w:p>
-    <w:p>
-      <w:pPr>
-        <w:pStyle w:val="ListBullet"/>
-      </w:pPr>
-      <w:r>
-        <w:rPr>
-          <w:color w:val="3A2A1E"/>
-        </w:rPr>
-        <w:t>Şekil Ayırma: parmağı kare kare takip eden sürükleme, hayalet kutular, yanlış kutuda silkelenme</w:t>
-      </w:r>
-    </w:p>
-    <w:p>
-      <w:pPr>
-        <w:pStyle w:val="ListBullet"/>
-      </w:pPr>
-      <w:r>
-        <w:rPr>
-          <w:color w:val="3A2A1E"/>
-        </w:rPr>
-        <w:t>Harf/Sayı Avı: dile göre alfabe (tr/en/de), Meşe bandında küçük harfler ve benzer çeldiriciler</w:t>
-      </w:r>
-    </w:p>
-    <w:p>
-      <w:pPr>
-        <w:pStyle w:val="ListBullet"/>
-      </w:pPr>
-      <w:r>
-        <w:rPr>
-          <w:color w:val="3A2A1E"/>
-        </w:rPr>
-        <w:t>Say ve Eşleştir: nesne kümesi sürüklenip rakama bırakılıyor; miktar aralığı, çeldirici uzaklığı ve nesne dizilişi banda göre değişiyor</w:t>
-      </w:r>
-    </w:p>
-    <w:p>
-      <w:pPr>
-        <w:pStyle w:val="ListBullet"/>
-      </w:pPr>
-      <w:r>
-        <w:rPr>
-          <w:color w:val="3A2A1E"/>
-        </w:rPr>
-        <w:t>Sırayı Tekrarla: ekran diziyi oynatıyor, çocuk tekrarlıyor; tuşlar renk, şekil ve kendi notasını taşıyor, dizi her seviyede bir uzuyor</w:t>
-      </w:r>
-    </w:p>
-    <w:p>
-      <w:pPr>
-        <w:pStyle w:val="ListBullet"/>
-      </w:pPr>
-      <w:r>
-        <w:rPr>
-          <w:color w:val="3A2A1E"/>
-        </w:rPr>
-        <w:t>Sepeti Tut: düşen nesneler, ekranın her yerinden sürüklenen sepet; sepet darlığı, düşme hızı ve Meşe'de savrulma banda göre değişiyor</w:t>
-      </w:r>
-    </w:p>
-    <w:p>
-      <w:pPr>
-        <w:pStyle w:val="ListBullet"/>
-      </w:pPr>
-      <w:r>
-        <w:rPr>
-          <w:color w:val="3A2A1E"/>
-        </w:rPr>
-        <w:t>Yolu Bul: parmakla yol takibi; şerit kalınlığı, biçim havuzu ve kıvrım sayısı banda göre değişiyor</w:t>
-      </w:r>
-    </w:p>
-    <w:p>
-      <w:pPr>
-        <w:pStyle w:val="ListBullet"/>
-      </w:pPr>
-      <w:r>
-        <w:rPr>
-          <w:color w:val="3A2A1E"/>
-        </w:rPr>
-        <w:t>Yapboz: tohumdan üretilen resim, geçmeli tırnaklı kesim; hayalet ve parça sırası banda göre değişiyor</w:t>
-      </w:r>
-    </w:p>
-    <w:p>
-      <w:pPr>
-        <w:pStyle w:val="ListBullet"/>
-      </w:pPr>
-      <w:r>
-        <w:rPr>
-          <w:color w:val="3A2A1E"/>
-        </w:rPr>
-        <w:t>Harf Yazma: harfin darbeleri öğretilen sırayla parmakla çiziliyor; her darbenin yanında sırasının rakamı, ucunda yön oku — defterdeki gibi. Fidan kolay işaretleri, Meşe alfabenin tamamını görüyor</w:t>
-      </w:r>
-    </w:p>
-    <w:p>
-      <w:pPr>
-        <w:pStyle w:val="ListBullet"/>
-      </w:pPr>
-      <w:r>
-        <w:rPr>
-          <w:color w:val="3A2A1E"/>
-        </w:rPr>
-        <w:t>Örüntü: tekrar eden dizide eksik parçayı bulma; birim, boşluğun yeri ve seçenek sayısı banda göre değişiyor</w:t>
-      </w:r>
-    </w:p>
-    <w:p>
-      <w:pPr>
-        <w:pStyle w:val="ListBullet"/>
-      </w:pPr>
-      <w:r>
-        <w:rPr>
-          <w:color w:val="3A2A1E"/>
-        </w:rPr>
-        <w:t xml:space="preserve">Ebeveyn raporu: dönem seçici, günlük süre grafiği, özet sayılar ve oyun listesi; kaynağı her turun kaydedildiği </w:t>
-      </w:r>
-      <w:r>
-        <w:rPr>
-          <w:rFonts w:ascii="Consolas" w:hAnsi="Consolas"/>
-          <w:color w:val="3A2A1E"/>
-          <w:sz w:val="20"/>
-        </w:rPr>
-        <w:t>round_history</w:t>
-      </w:r>
-      <w:r>
-        <w:rPr>
-          <w:color w:val="3A2A1E"/>
-        </w:rPr>
-        <w:t xml:space="preserve"> tablosu</w:t>
-      </w:r>
-    </w:p>
-    <w:p>
-      <w:pPr>
-        <w:pStyle w:val="ListBullet"/>
-      </w:pPr>
-      <w:r>
-        <w:rPr>
-          <w:color w:val="3A2A1E"/>
-        </w:rPr>
-        <w:t>Sırala: parçaları boyuta (Filiz) ya da miktara (Fidan/Meşe) göre dizme; Meşe'de miktarlar ardışık ve yön değişebiliyor</w:t>
-      </w:r>
-    </w:p>
-    <w:p>
-      <w:pPr>
-        <w:pStyle w:val="ListBullet"/>
-      </w:pPr>
-      <w:r>
-        <w:rPr>
-          <w:color w:val="3A2A1E"/>
-        </w:rPr>
-        <w:t>Noktaları Birleştir: rakamları sırayla takip ederek hayvan çizme; on bir resim, Fidan'da sıradaki nokta belirtiliyor, Meşe'de belirtilmiyor</w:t>
-      </w:r>
-    </w:p>
-    <w:p>
-      <w:pPr>
-        <w:pStyle w:val="ListBullet"/>
-      </w:pPr>
-      <w:r>
-        <w:rPr>
-          <w:color w:val="3A2A1E"/>
-        </w:rPr>
-        <w:t>Kategori Ayırma: parça hangi kümeye ait? Filiz iki kutu, Meşe üç ve her turda en az bir ince kategori (meyve/sebze)</w:t>
-      </w:r>
-    </w:p>
-    <w:p>
-      <w:pPr>
-        <w:pStyle w:val="ListBullet"/>
-      </w:pPr>
-      <w:r>
-        <w:rPr>
-          <w:color w:val="3A2A1E"/>
-        </w:rPr>
-        <w:t>Basit Toplama: Fidan iki kümeyi de sayıyor, Meşe birinci sayıdan devam ediyor; çeldiriciler komşu sayılar</w:t>
-      </w:r>
-    </w:p>
-    <w:p>
-      <w:pPr>
-        <w:pStyle w:val="ListBullet"/>
-      </w:pPr>
-      <w:r>
-        <w:rPr>
-          <w:color w:val="3A2A1E"/>
-        </w:rPr>
-        <w:t>Boyama: beş sayfa, altı renk, serbest oyun — doğru/yanlış yok, süre yok, sayaç yok</w:t>
-      </w:r>
-    </w:p>
-    <w:p>
-      <w:pPr>
-        <w:pStyle w:val="ListBullet"/>
-      </w:pPr>
-      <w:r>
-        <w:rPr>
-          <w:color w:val="3A2A1E"/>
-        </w:rPr>
-        <w:t>Avatarlar: 32 emoji, üç tematik grup, her yerde renkli rozet olarak</w:t>
-      </w:r>
-    </w:p>
-    <w:p>
-      <w:pPr>
-        <w:pStyle w:val="ListBullet"/>
-      </w:pPr>
-      <w:r>
-        <w:rPr>
-          <w:color w:val="3A2A1E"/>
-        </w:rPr>
-        <w:t>Sıralı oyun (pass-and-play): devir katmanı, her çocuk kendi bandında</w:t>
-      </w:r>
-    </w:p>
-    <w:p>
-      <w:pPr>
-        <w:pStyle w:val="ListBullet"/>
-      </w:pPr>
-      <w:r>
-        <w:rPr>
-          <w:color w:val="3A2A1E"/>
-        </w:rPr>
-        <w:t>Sonuç ekranı: kupa animasyonu, yıldızlar, konfeti</w:t>
-      </w:r>
-    </w:p>
-    <w:p>
-      <w:pPr>
-        <w:pStyle w:val="ListBullet"/>
-      </w:pPr>
-      <w:r>
-        <w:rPr>
-          <w:color w:val="3A2A1E"/>
-        </w:rPr>
-        <w:t>Yıldız kaydı; bant değişince eski yıldızlar korunuyor</w:t>
-      </w:r>
-    </w:p>
-    <w:p>
-      <w:pPr>
-        <w:pStyle w:val="ListBullet"/>
-      </w:pPr>
-      <w:r>
-        <w:rPr>
-          <w:color w:val="3A2A1E"/>
-        </w:rPr>
-        <w:t>Koleksiyon: toplam yıldız avatar açıyor (üç yıldızda bir, yirmi avatar). Sıradaki ödül, dolan çubuk, kilitli avatarların altında gereken yıldız. Açılmış avatara dokunmak onu profile takıyor; tur sonu ekranı yeni açılanı kutluyor</w:t>
-      </w:r>
-    </w:p>
-    <w:p>
-      <w:pPr>
-        <w:pStyle w:val="ListBullet"/>
-      </w:pPr>
-      <w:r>
-        <w:rPr>
-          <w:color w:val="3A2A1E"/>
-        </w:rPr>
-        <w:t>Ses ve titreşim: yedi geri bildirim sesi, altı tuş notası; ayarlardan ikisi de kapatılabiliyor</w:t>
-      </w:r>
-    </w:p>
-    <w:p>
-      <w:pPr>
-        <w:pStyle w:val="ListBullet"/>
-      </w:pPr>
-      <w:r>
-        <w:rPr>
-          <w:color w:val="3A2A1E"/>
-        </w:rPr>
-        <w:t>Uygulama ikonu ve açılış ekranı: gülen mavi kabarcık, sarı zemin</w:t>
-      </w:r>
-    </w:p>
-    <w:p>
-      <w:pPr>
-        <w:pStyle w:val="ListBullet"/>
-      </w:pPr>
-      <w:r>
-        <w:rPr>
-          <w:color w:val="3A2A1E"/>
-        </w:rPr>
-        <w:t>Abonelik akışı: paywall → ebeveyn kilidi → kilitlerin açılması (mağaza bağlantısı hariç)</w:t>
-      </w:r>
-    </w:p>
-    <w:p>
-      <w:pPr>
-        <w:pStyle w:val="ListBullet"/>
-      </w:pPr>
-      <w:r>
-        <w:rPr>
-          <w:color w:val="3A2A1E"/>
-        </w:rPr>
-        <w:t xml:space="preserve">Abonelik yönetimi (ayrı ekran): durum rozeti, ödenmiş dönemin sonu ve kaç gün kaldığı, "neler dahil", mağazanın abonelik merkezine çıkış ve </w:t>
-      </w:r>
-      <w:r>
-        <w:rPr>
-          <w:b/>
-          <w:color w:val="3A2A1E"/>
-        </w:rPr>
-        <w:t>aboneliği bitirme</w:t>
-      </w:r>
-      <w:r>
-        <w:rPr>
-          <w:color w:val="3A2A1E"/>
-        </w:rPr>
-        <w:t>. Bitirme yalnızca yenilemeyi kapatıyor; oyunlar dönem sonuna kadar açık kalıyor, yıldız ve profiller hiç silinmiyor</w:t>
-      </w:r>
-    </w:p>
-    <w:p>
-      <w:pPr>
-        <w:pStyle w:val="ListBullet"/>
-      </w:pPr>
-      <w:r>
-        <w:rPr>
-          <w:color w:val="3A2A1E"/>
-        </w:rPr>
-        <w:t>Ayarlar: abonelik özeti (rozet + tarih), sesleri deneme düğmesi, sürüm numarası ve gizlilik politikası / Impressum bağlantıları — ikisi de ebeveyn kilidinin arkasından tarayıcıda açılıyor</w:t>
-      </w:r>
-    </w:p>
-    <w:p>
-      <w:pPr>
-        <w:pStyle w:val="Heading2"/>
-      </w:pPr>
-      <w:r>
-        <w:t>4. Sıradaki işler — sürüme kadar</w:t>
-      </w:r>
-    </w:p>
-    <w:p>
-      <w:pPr/>
-      <w:r>
-        <w:rPr>
-          <w:color w:val="3A2A1E"/>
-        </w:rPr>
-        <w:t>Bu dört madde 1.0'ı bloke ediyor ve hepsi bu bilgisayarın dışında bir şey istiyor. İçerik yol haritası ayrı: 5. bölüm.</w:t>
-      </w:r>
-    </w:p>
-    <w:p>
-      <w:pPr/>
-      <w:r>
-        <w:rPr>
-          <w:b/>
-          <w:color w:val="3A2A1E"/>
-        </w:rPr>
-        <w:t>Öncelik 1 — Fiziksel cihaz testi.</w:t>
-      </w:r>
-      <w:r>
-        <w:rPr>
-          <w:color w:val="3A2A1E"/>
-        </w:rPr>
-        <w:t xml:space="preserve"> Artık en acil olan bu ve iki başlığı var: parmak (isabet, gerçek kare hızı) ve hoparlör (seslerin dengesi). Bakılacaklar 1. bölümün sonunda.</w:t>
-      </w:r>
-    </w:p>
-    <w:p>
-      <w:pPr/>
-      <w:r>
-        <w:rPr>
-          <w:b/>
-          <w:color w:val="3A2A1E"/>
-        </w:rPr>
-        <w:t>Öncelik 2 — Abonelik.</w:t>
-      </w:r>
-      <w:r>
-        <w:rPr>
-          <w:color w:val="3A2A1E"/>
-        </w:rPr>
-        <w:t xml:space="preserve"> </w:t>
-      </w:r>
-      <w:r>
-        <w:rPr>
-          <w:rFonts w:ascii="Consolas" w:hAnsi="Consolas"/>
-          <w:color w:val="3A2A1E"/>
-          <w:sz w:val="20"/>
-        </w:rPr>
-        <w:t>LocalSubscriptionService</w:t>
-      </w:r>
-      <w:r>
-        <w:rPr>
-          <w:color w:val="3A2A1E"/>
-        </w:rPr>
-        <w:t xml:space="preserve"> şu an satın almayı başarılı sayıyor. Gerçek mağaza bağlantısı (Plugin.InAppBilling) aynı </w:t>
-      </w:r>
-      <w:r>
-        <w:rPr>
-          <w:rFonts w:ascii="Consolas" w:hAnsi="Consolas"/>
-          <w:color w:val="3A2A1E"/>
-          <w:sz w:val="20"/>
-        </w:rPr>
-        <w:t>ISubscriptionService</w:t>
-      </w:r>
-      <w:r>
-        <w:rPr>
-          <w:color w:val="3A2A1E"/>
-        </w:rPr>
-        <w:t xml:space="preserve"> arayüzünün arkasına takılacak; ekranlar değişmeyecek. Play Console'da ürün tanımı ve test hesabı gerekiyor — onlar olmadan yazılacak kod denenemez, o yüzden mağaza hesabı ilk adım.</w:t>
-      </w:r>
-    </w:p>
-    <w:p>
-      <w:pPr/>
-      <w:r>
-        <w:rPr>
-          <w:b/>
-          <w:color w:val="3A2A1E"/>
-        </w:rPr>
-        <w:t>Öncelik 3 — iOS.</w:t>
-      </w:r>
-      <w:r>
-        <w:rPr>
-          <w:color w:val="3A2A1E"/>
-        </w:rPr>
-        <w:t xml:space="preserve"> Hiç denenmedi. Mac gerektiriyor.</w:t>
-      </w:r>
-    </w:p>
-    <w:p>
-      <w:pPr/>
-      <w:r>
-        <w:rPr>
-          <w:b/>
-          <w:color w:val="3A2A1E"/>
-        </w:rPr>
-        <w:t>Öncelik 4 — Mağaza vitrini. Metin tarafı bitti, görsel tarafı duruyor.</w:t>
-      </w:r>
-      <w:r>
-        <w:rPr>
-          <w:color w:val="3A2A1E"/>
-        </w:rPr>
-        <w:t xml:space="preserve"> Play Console'a girilecek her şeyin metni </w:t>
-      </w:r>
-      <w:r>
-        <w:rPr>
-          <w:rFonts w:ascii="Consolas" w:hAnsi="Consolas"/>
-          <w:color w:val="3A2A1E"/>
-          <w:sz w:val="20"/>
-        </w:rPr>
-        <w:t>docs/store/listing.md</w:t>
-      </w:r>
-      <w:r>
-        <w:rPr>
-          <w:color w:val="3A2A1E"/>
-        </w:rPr>
-        <w:t xml:space="preserve"> içinde: üç dilde ad, kısa ve tam açıklama, kategori, Data safety cevapları, IARC anketi cevapları, hedef kitle beyanı, sürüm notları. İkon ve açılış ekranı tamam, gizlilik politikası yayımlandı.</w:t>
-      </w:r>
-    </w:p>
-    <w:p>
-      <w:pPr/>
-      <w:r>
-        <w:rPr>
-          <w:color w:val="3A2A1E"/>
-        </w:rPr>
-        <w:t xml:space="preserve">Kalan iki iş </w:t>
-      </w:r>
-      <w:r>
-        <w:rPr>
-          <w:b/>
-          <w:color w:val="3A2A1E"/>
-        </w:rPr>
-        <w:t>gerçek cihaz istiyor</w:t>
-      </w:r>
-      <w:r>
-        <w:rPr>
-          <w:color w:val="3A2A1E"/>
-        </w:rPr>
-        <w:t xml:space="preserve">: sekiz ekran görüntüsü (liste ve çekim notları listing.md'de) ve 1024×500 öne çıkan grafik. Sürüm </w:t>
-      </w:r>
-      <w:r>
-        <w:rPr>
-          <w:rFonts w:ascii="Consolas" w:hAnsi="Consolas"/>
-          <w:color w:val="3A2A1E"/>
-          <w:sz w:val="20"/>
-        </w:rPr>
-        <w:t>1.0</w:t>
-      </w:r>
-      <w:r>
-        <w:rPr>
-          <w:color w:val="3A2A1E"/>
-        </w:rPr>
-        <w:t xml:space="preserve">, versionCode </w:t>
-      </w:r>
-      <w:r>
-        <w:rPr>
-          <w:rFonts w:ascii="Consolas" w:hAnsi="Consolas"/>
-          <w:color w:val="3A2A1E"/>
-          <w:sz w:val="20"/>
-        </w:rPr>
-        <w:t>1</w:t>
-      </w:r>
-      <w:r>
-        <w:rPr>
-          <w:color w:val="3A2A1E"/>
-        </w:rPr>
-        <w:t xml:space="preserve"> — Play'e her yüklemede versionCode'un artması gerekiyor.</w:t>
-      </w:r>
-    </w:p>
-    <w:p>
-      <w:pPr/>
-      <w:r>
-        <w:rPr>
-          <w:color w:val="3A2A1E"/>
-        </w:rPr>
-        <w:t xml:space="preserve">İlk yükleme </w:t>
-      </w:r>
-      <w:r>
-        <w:rPr>
-          <w:b/>
-          <w:color w:val="3A2A1E"/>
-        </w:rPr>
-        <w:t>internal testing</w:t>
-      </w:r>
-      <w:r>
-        <w:rPr>
-          <w:color w:val="3A2A1E"/>
-        </w:rPr>
-        <w:t xml:space="preserve"> kanalına yapılacak, production'a değil: uygulama henüz gerçek bir tablette hiç oynanmadı ve production'a giden bir versionCode geri alınamıyor.</w:t>
-      </w:r>
-    </w:p>
-    <w:p>
-      <w:pPr/>
-      <w:r>
-        <w:rPr>
-          <w:color w:val="3A2A1E"/>
-        </w:rPr>
-        <w:t>App Store Kids kategorisi Öncelik 3 ile birlikte, Mac geldiğinde.</w:t>
-      </w:r>
-    </w:p>
-    <w:p>
-      <w:pPr/>
-      <w:r>
-        <w:rPr>
-          <w:color w:val="3A2A1E"/>
-        </w:rPr>
-        <w:t>İki uyarı politikanın metniyle ilgili: 4. bölümü (abonelik) gerçek billing bağlanmadan tam doğru değil, çünkü satın almanın Play üzerinden yürüdüğünü anlatıyor — Öncelik 2 ile birlikte gözden geçirilmeli. Ve metnin bir hukukçuya okutulması yerinde olur; iddialar koda dayanıyor ama yasal biçim ayrı bir iş.</w:t>
-      </w:r>
-    </w:p>
-    <w:p>
-      <w:pPr/>
-      <w:r>
-        <w:rPr>
-          <w:color w:val="3A2A1E"/>
-        </w:rPr>
-        <w:t xml:space="preserve">Aynı sebeple </w:t>
-      </w:r>
-      <w:r>
-        <w:rPr>
-          <w:b/>
-          <w:color w:val="3A2A1E"/>
-        </w:rPr>
-        <w:t>Data safety formu da Öncelik 2 ile birlikte yeniden okunmalı</w:t>
-      </w:r>
-      <w:r>
-        <w:rPr>
-          <w:color w:val="3A2A1E"/>
-        </w:rPr>
-        <w:t xml:space="preserve">: bugünkü "hiçbir veri toplanmıyor" cevabı </w:t>
-      </w:r>
-      <w:r>
-        <w:rPr>
-          <w:rFonts w:ascii="Consolas" w:hAnsi="Consolas"/>
-          <w:color w:val="3A2A1E"/>
-          <w:sz w:val="20"/>
-        </w:rPr>
-        <w:t>LocalSubscriptionService</w:t>
-      </w:r>
-      <w:r>
-        <w:rPr>
-          <w:color w:val="3A2A1E"/>
-        </w:rPr>
-        <w:t xml:space="preserve"> ile doğru, ama Play Billing satın alma jetonunu Google'a gönderiyor ve Play bunu "Purchase history" başlığı altında beyan ettirebiliyor.</w:t>
-      </w:r>
-    </w:p>
-    <w:p>
-      <w:pPr>
-        <w:pStyle w:val="Heading2"/>
-      </w:pPr>
-      <w:r>
-        <w:t>5. İçerik yol haritası — sürümden sonra</w:t>
-      </w:r>
-    </w:p>
-    <w:p>
-      <w:pPr/>
-      <w:r>
-        <w:rPr>
-          <w:color w:val="3A2A1E"/>
-        </w:rPr>
-        <w:t>Oyun kütüphanesi 1.0 için yeterliydi (10 oyun, beş etkileşim türü) ve şu an 17'de. Buradakiler kütüphaneyi derinleştiriyor, sürümü bloke etmiyor. Sıra kasıtlı: önce boşluğu büyük olup teknik olarak ucuz olanlar.</w:t>
-      </w:r>
-    </w:p>
-    <w:p>
-      <w:pPr/>
-      <w:r>
-        <w:rPr>
-          <w:b/>
-          <w:color w:val="3A2A1E"/>
-        </w:rPr>
-        <w:t>İ1 — Harf ve rakam yazma. ✅ Bitti (02.09.2026).</w:t>
-      </w:r>
-      <w:r>
-        <w:rPr>
-          <w:color w:val="3A2A1E"/>
-        </w:rPr>
-        <w:t xml:space="preserve"> Ayrıntı 1. bölümde, "Harf Yazma" başlığı.</w:t>
-      </w:r>
-    </w:p>
-    <w:p>
-      <w:pPr/>
-      <w:r>
-        <w:rPr>
-          <w:b/>
-          <w:color w:val="3A2A1E"/>
-        </w:rPr>
-        <w:t>İ2 — Örüntü tamamlama. ✅ Bitti (02.09.2026).</w:t>
-      </w:r>
-      <w:r>
-        <w:rPr>
-          <w:color w:val="3A2A1E"/>
-        </w:rPr>
-        <w:t xml:space="preserve"> Ayrıntı 1. bölümde, "Örüntü" başlığı.</w:t>
-      </w:r>
-    </w:p>
-    <w:p>
-      <w:pPr/>
-      <w:r>
-        <w:rPr>
-          <w:b/>
-          <w:color w:val="3A2A1E"/>
-        </w:rPr>
-        <w:t>İ3 — Ebeveyn raporu. ✅ Bitti (02.09.2026).</w:t>
-      </w:r>
-      <w:r>
-        <w:rPr>
-          <w:color w:val="3A2A1E"/>
-        </w:rPr>
-        <w:t xml:space="preserve"> Ayrıntı 1. bölümde, "Ebeveyn raporu" başlığı.</w:t>
-      </w:r>
-    </w:p>
-    <w:p>
-      <w:pPr/>
-      <w:r>
-        <w:rPr>
-          <w:b/>
-          <w:color w:val="3A2A1E"/>
-        </w:rPr>
-        <w:t>İ4 — Sıralama ve karşılaştırma. ✅ Bitti (03.09.2026).</w:t>
-      </w:r>
-      <w:r>
-        <w:rPr>
-          <w:color w:val="3A2A1E"/>
-        </w:rPr>
-        <w:t xml:space="preserve"> Ayrıntı 1. bölümde, "Sırala" başlığı.</w:t>
-      </w:r>
-    </w:p>
-    <w:p>
-      <w:pPr/>
-      <w:r>
-        <w:rPr>
-          <w:b/>
-          <w:color w:val="3A2A1E"/>
-        </w:rPr>
-        <w:t>İ5 — Yıldızların bir karşılığı. ✅ Bitti (03.09.2026).</w:t>
-      </w:r>
-      <w:r>
-        <w:rPr>
-          <w:color w:val="3A2A1E"/>
-        </w:rPr>
-        <w:t xml:space="preserve"> Ayrıntı 1. bölümde, "Yıldızların karşılığı" başlığı.</w:t>
-      </w:r>
-    </w:p>
-    <w:p>
-      <w:pPr/>
-      <w:r>
-        <w:rPr>
-          <w:b/>
-          <w:color w:val="3A2A1E"/>
-        </w:rPr>
-        <w:t>Sıradışı — Noktaları Birleştir. ✅ Bitti (03.09.2026).</w:t>
-      </w:r>
-      <w:r>
-        <w:rPr>
-          <w:color w:val="3A2A1E"/>
-        </w:rPr>
-        <w:t xml:space="preserve"> Yol haritasında yoktu, doğrudan istendi. Ayrıntı 1. bölümde.</w:t>
-      </w:r>
-    </w:p>
-    <w:p>
-      <w:pPr/>
-      <w:r>
-        <w:rPr>
-          <w:b/>
-          <w:color w:val="3A2A1E"/>
-        </w:rPr>
-        <w:t>İ6 — Ekran süresi sınırı. ✅ Bitti (03.09.2026).</w:t>
-      </w:r>
-      <w:r>
-        <w:rPr>
-          <w:color w:val="3A2A1E"/>
-        </w:rPr>
-        <w:t xml:space="preserve"> Ayrıntı 1. bölümde, "Oyun süresi sınırı" başlığı. Not onu "abonelik tarafında somut bir değer" diye kaydetmişti; ücretsiz katmanda da açık yapıldı.</w:t>
-      </w:r>
-    </w:p>
-    <w:p>
-      <w:pPr/>
-      <w:r>
-        <w:rPr>
-          <w:b/>
-          <w:color w:val="3A2A1E"/>
-        </w:rPr>
-        <w:t>İ7 — Kategori ayırma, basit toplama, boyama. ✅ Bitti (03.09.2026).</w:t>
-      </w:r>
-      <w:r>
-        <w:rPr>
-          <w:color w:val="3A2A1E"/>
-        </w:rPr>
-        <w:t xml:space="preserve"> Ayrıntı 1. bölümde, "İ7: üç oyun birden" başlığı. İki yerde nottan ayrıldık: ortak motor genelleştirilmedi (bant eksenleri farklı) ve toplama Meşe yerine Fidan'dan itibaren açıldı.</w:t>
-      </w:r>
-    </w:p>
-    <w:p>
-      <w:pPr/>
-      <w:r>
-        <w:rPr>
-          <w:b/>
-          <w:color w:val="3A2A1E"/>
-        </w:rPr>
-        <w:t>İ8 — Bant içi uyarlama. ✅ Bitti (07.09.2026).</w:t>
-      </w:r>
-      <w:r>
-        <w:rPr>
-          <w:color w:val="3A2A1E"/>
-        </w:rPr>
-        <w:t xml:space="preserve"> Ayrıntı 1. bölümde, "Bant içi uyarlama (İ8)" başlığı. Nottaki riski ("gizli zorluk değişimi ebeveyni şaşırtır") dört ayrı görünürlük noktası ve bir kapatma anahtarı karşılıyor. Bir yerde nottan ayrıldık: ölçüt yıldız değil </w:t>
-      </w:r>
-      <w:r>
-        <w:rPr>
-          <w:b/>
-          <w:color w:val="3A2A1E"/>
-        </w:rPr>
-        <w:t>kusursuz tur</w:t>
-      </w:r>
-      <w:r>
-        <w:rPr>
-          <w:color w:val="3A2A1E"/>
-        </w:rPr>
-        <w:t xml:space="preserve"> oldu, çünkü Filiz'de bitiren herkes üç yıldız alıyor.</w:t>
-      </w:r>
-    </w:p>
-    <w:p>
-      <w:pPr/>
-      <w:r>
-        <w:rPr>
-          <w:b/>
-          <w:color w:val="3A2A1E"/>
-        </w:rPr>
-        <w:t>Yol haritası bitti.</w:t>
-      </w:r>
-      <w:r>
-        <w:rPr>
-          <w:color w:val="3A2A1E"/>
-        </w:rPr>
-        <w:t xml:space="preserve"> İ1-İ8'in hepsi kapandı. Buradan sonrası yeni bir liste isteyecek; bugünkü tek somut aday, aşağıdaki sesli yönerge.</w:t>
-      </w:r>
-    </w:p>
-    <w:p>
-      <w:pPr/>
-      <w:r>
-        <w:rPr>
-          <w:b/>
-          <w:color w:val="3A2A1E"/>
-        </w:rPr>
-        <w:t>Asıl darboğaz — sesli yönerge.</w:t>
-      </w:r>
-      <w:r>
-        <w:rPr>
-          <w:color w:val="3A2A1E"/>
-        </w:rPr>
-        <w:t xml:space="preserve"> Öğretici üç oyunda yönerge tamamen görsel. Filiz bandı (2-4 yaş) henüz okumuyor, yani öğrenme oyunlarının o banda gerçekten ulaşması bundan geçiyor. Sentez yetmiyor, üç dilde insan kaydı gerekiyor. Yeni oyun eklemekten önce bu gelirse mevcut üç oyun bir anda iki kat işe yarar hâle gelir.</w:t>
-      </w:r>
-    </w:p>
-    <w:p>
-      <w:pPr/>
-      <w:r>
-        <w:rPr>
-          <w:b/>
-          <w:color w:val="3A2A1E"/>
-        </w:rPr>
-        <w:t>Bilerek yapılmayacaklar.</w:t>
-      </w:r>
-      <w:r>
-        <w:rPr>
-          <w:color w:val="3A2A1E"/>
-        </w:rPr>
-        <w:t xml:space="preserve"> Günlük seri/streak: bu yaş grubunda suçluluk mekaniği, Sago Mini ve Toca Boca bilerek kaçınıyor. Yerel ağ eşleşmesi: arayüzde "yakında" duruyor ama pass-and-play ihtiyacı karşılıyor, karmaşıklığı değmiyor.</w:t>
-      </w:r>
-    </w:p>
-    <w:p>
-      <w:pPr>
-        <w:pStyle w:val="Heading2"/>
-      </w:pPr>
-      <w:r>
-        <w:t>6. Bilinen eksikler</w:t>
-      </w:r>
-    </w:p>
-    <w:p>
-      <w:pPr>
-        <w:pStyle w:val="ListBullet"/>
-      </w:pPr>
-      <w:r>
-        <w:rPr>
-          <w:color w:val="3A2A1E"/>
-        </w:rPr>
-        <w:t>Gerçek satın alma yok; abonelik cihazda sahte olarak açılıyor ve iptal de yerel — ekranlar hazır, arkasına Plugin.InAppBilling takılacak</w:t>
-      </w:r>
-    </w:p>
-    <w:p>
-      <w:pPr>
-        <w:pStyle w:val="ListBullet"/>
-      </w:pPr>
-      <w:r>
-        <w:rPr>
-          <w:color w:val="3A2A1E"/>
-        </w:rPr>
-        <w:t xml:space="preserve">Yayın anahtarının makine dışında yedeği yok; </w:t>
-      </w:r>
-      <w:r>
-        <w:rPr>
-          <w:rFonts w:ascii="Consolas" w:hAnsi="Consolas"/>
-          <w:color w:val="3A2A1E"/>
-          <w:sz w:val="20"/>
-        </w:rPr>
-        <w:t>ploofy-release.keystore</w:t>
-      </w:r>
-      <w:r>
-        <w:rPr>
-          <w:color w:val="3A2A1E"/>
-        </w:rPr>
-        <w:t xml:space="preserve"> ve </w:t>
-      </w:r>
-      <w:r>
-        <w:rPr>
-          <w:rFonts w:ascii="Consolas" w:hAnsi="Consolas"/>
-          <w:color w:val="3A2A1E"/>
-          <w:sz w:val="20"/>
-        </w:rPr>
-        <w:t>Ploofy.local.props</w:t>
-      </w:r>
-      <w:r>
-        <w:rPr>
-          <w:color w:val="3A2A1E"/>
-        </w:rPr>
-        <w:t xml:space="preserve"> yalnızca bu bilgisayarda duruyor</w:t>
-      </w:r>
-    </w:p>
-    <w:p>
-      <w:pPr>
-        <w:pStyle w:val="ListBullet"/>
-      </w:pPr>
-      <w:r>
-        <w:rPr>
-          <w:color w:val="3A2A1E"/>
-        </w:rPr>
-        <w:t xml:space="preserve">Mağaza vitrininin </w:t>
-      </w:r>
-      <w:r>
-        <w:rPr>
-          <w:b/>
-          <w:color w:val="3A2A1E"/>
-        </w:rPr>
-        <w:t>görselleri</w:t>
-      </w:r>
-      <w:r>
-        <w:rPr>
-          <w:color w:val="3A2A1E"/>
-        </w:rPr>
-        <w:t xml:space="preserve"> yok: sekiz ekran görüntüsü ve 1024×500 öne çıkan grafik. İkisi de gerçek cihaz istiyor. Metin tarafı bitti (</w:t>
-      </w:r>
-      <w:r>
-        <w:rPr>
-          <w:rFonts w:ascii="Consolas" w:hAnsi="Consolas"/>
-          <w:color w:val="3A2A1E"/>
-          <w:sz w:val="20"/>
-        </w:rPr>
-        <w:t>docs/store/listing.md</w:t>
-      </w:r>
-      <w:r>
-        <w:rPr>
-          <w:color w:val="3A2A1E"/>
-        </w:rPr>
-        <w:t>)</w:t>
-      </w:r>
-    </w:p>
-    <w:p>
-      <w:pPr>
-        <w:pStyle w:val="ListBullet"/>
-      </w:pPr>
-      <w:r>
-        <w:rPr>
-          <w:color w:val="3A2A1E"/>
-        </w:rPr>
-        <w:t xml:space="preserve">Pakette yalnızca </w:t>
-      </w:r>
-      <w:r>
-        <w:rPr>
-          <w:rFonts w:ascii="Consolas" w:hAnsi="Consolas"/>
-          <w:color w:val="3A2A1E"/>
-          <w:sz w:val="20"/>
-        </w:rPr>
-        <w:t>arm64-v8a</w:t>
-      </w:r>
-      <w:r>
-        <w:rPr>
-          <w:color w:val="3A2A1E"/>
-        </w:rPr>
-        <w:t xml:space="preserve"> ve </w:t>
-      </w:r>
-      <w:r>
-        <w:rPr>
-          <w:rFonts w:ascii="Consolas" w:hAnsi="Consolas"/>
-          <w:color w:val="3A2A1E"/>
-          <w:sz w:val="20"/>
-        </w:rPr>
-        <w:t>x86_64</w:t>
-      </w:r>
-      <w:r>
-        <w:rPr>
-          <w:color w:val="3A2A1E"/>
-        </w:rPr>
-        <w:t xml:space="preserve"> var. Beyan artık buna uygun (minSdk 26); Play, AAB'yi eşleşmeyen ABI'ye zaten sunmuyor. 32 bit ARM cihazlara ulaşmak istenirse </w:t>
-      </w:r>
-      <w:r>
-        <w:rPr>
-          <w:rFonts w:ascii="Consolas" w:hAnsi="Consolas"/>
-          <w:color w:val="3A2A1E"/>
-          <w:sz w:val="20"/>
-        </w:rPr>
-        <w:t>armeabi-v7a</w:t>
-      </w:r>
-      <w:r>
-        <w:rPr>
-          <w:color w:val="3A2A1E"/>
-        </w:rPr>
-        <w:t xml:space="preserve"> eklenir — indirme boyutunu cihaz başına değiştirmez, Play paketi ABI'ye göre bölüyor</w:t>
-      </w:r>
-    </w:p>
-    <w:p>
-      <w:pPr>
-        <w:pStyle w:val="ListBullet"/>
-      </w:pPr>
-      <w:r>
-        <w:rPr>
-          <w:color w:val="3A2A1E"/>
-        </w:rPr>
-        <w:t>Yerel ağ eşleşmesi ve aile bağlantısı yok (arayüzde "yakında" olarak duruyor)</w:t>
-      </w:r>
-    </w:p>
-    <w:p>
-      <w:pPr>
-        <w:pStyle w:val="ListBullet"/>
-      </w:pPr>
-      <w:r>
-        <w:rPr>
-          <w:color w:val="3A2A1E"/>
-        </w:rPr>
-        <w:t>iOS derlenmedi</w:t>
-      </w:r>
-    </w:p>
-    <w:p>
-      <w:pPr>
-        <w:pStyle w:val="ListBullet"/>
-      </w:pPr>
-      <w:r>
-        <w:rPr>
-          <w:color w:val="3A2A1E"/>
-        </w:rPr>
-        <w:t>Öğretici oyunlarda sesli yönerge yok; şu an yönerge tamamen görsel (avda aranan işaret büyük gösteriliyor, Say ve Eşleştir'de küme ve rakamlar aynı ekranda duruyor). Bunun için sentez yetmiyor: üç dilde insan kaydı gerekiyor. Üçü de sessiz hâliyle tam çalışıyor</w:t>
-      </w:r>
-    </w:p>
-    <w:p>
-      <w:pPr>
-        <w:pStyle w:val="ListBullet"/>
-      </w:pPr>
-      <w:r>
-        <w:rPr>
-          <w:color w:val="3A2A1E"/>
-        </w:rPr>
-        <w:t>Gerçek tablette hiç denenmedi; şimdiye kadar yalnızca emülatör. Parmak isabeti emülatörde ölçülemiyor (özellikle Yolu Bul'un Meşe toleransı ve Noktaları Birleştir'in 0,06'lık dokunma yarıçapı)</w:t>
-      </w:r>
-    </w:p>
-    <w:p>
-      <w:pPr>
-        <w:pStyle w:val="ListBullet"/>
-      </w:pPr>
-      <w:r>
-        <w:rPr>
-          <w:color w:val="3A2A1E"/>
-        </w:rPr>
-        <w:t xml:space="preserve">Ödül merdiveninin ucu ölçülmedi: yirmi avatarın sonuncusu 60 yıldız istiyor. Bir bantta en fazla 42 yıldız var (14 oyun × 3), yani koleksiyonu bitirmek bant değiştirmeyi gerektiriyor. Kasıtlı — ödül yıllara yayılıyor — ama gerçek bir çocukta hızın nasıl hissettirdiği bilinmiyor. Aralık tek sabit: </w:t>
-      </w:r>
-      <w:r>
-        <w:rPr>
-          <w:rFonts w:ascii="Consolas" w:hAnsi="Consolas"/>
-          <w:color w:val="3A2A1E"/>
-          <w:sz w:val="20"/>
-        </w:rPr>
-        <w:t>RewardLadder.StarsPerUnlock</w:t>
-      </w:r>
-    </w:p>
-    <w:p>
-      <w:pPr>
-        <w:pStyle w:val="ListBullet"/>
-      </w:pPr>
-      <w:r>
-        <w:rPr>
-          <w:color w:val="3A2A1E"/>
-        </w:rPr>
-        <w:t xml:space="preserve">Bant içi uyarlamanın tavanı Meşe. </w:t>
-      </w:r>
-      <w:r>
-        <w:rPr>
-          <w:rFonts w:ascii="Consolas" w:hAnsi="Consolas"/>
-          <w:color w:val="3A2A1E"/>
-          <w:sz w:val="20"/>
-        </w:rPr>
-        <w:t>BandValue&lt;T&gt;</w:t>
-      </w:r>
-      <w:r>
-        <w:rPr>
-          <w:color w:val="3A2A1E"/>
-        </w:rPr>
-        <w:t xml:space="preserve"> üç değerli, yani en üst bandın üstünde okunacak bir sütun yok ve orada kademe hep </w:t>
-      </w:r>
-      <w:r>
-        <w:rPr>
-          <w:rFonts w:ascii="Consolas" w:hAnsi="Consolas"/>
-          <w:color w:val="3A2A1E"/>
-          <w:sz w:val="20"/>
-        </w:rPr>
-        <w:t>Base</w:t>
-      </w:r>
-      <w:r>
-        <w:rPr>
-          <w:color w:val="3A2A1E"/>
-        </w:rPr>
-        <w:t xml:space="preserve"> kalıyor; 8-9 yaşındaki bir çocuk kütüphanenin tavanını görebilir. Dördüncü bir sütun uydurmak yerine sınır kabul edildi</w:t>
-      </w:r>
-    </w:p>
-    <w:p>
-      <w:pPr>
-        <w:pStyle w:val="ListBullet"/>
-      </w:pPr>
-      <w:r>
-        <w:rPr>
-          <w:color w:val="3A2A1E"/>
-        </w:rPr>
-        <w:t xml:space="preserve">Uyarlama hiç gerçek bir çocukta denenmedi: üç kusursuz tur eşiği ve bir kademe yukarının ne kadar zor hissettirdiği ancak orada ölçülüyor. İkisi de tek sabit: </w:t>
-      </w:r>
-      <w:r>
-        <w:rPr>
-          <w:rFonts w:ascii="Consolas" w:hAnsi="Consolas"/>
-          <w:color w:val="3A2A1E"/>
-          <w:sz w:val="20"/>
-        </w:rPr>
-        <w:t>AdaptiveDifficulty.PerfectRoundsToStretch</w:t>
-      </w:r>
-      <w:r>
-        <w:rPr>
-          <w:color w:val="3A2A1E"/>
-        </w:rPr>
-        <w:t xml:space="preserve"> ve </w:t>
-      </w:r>
-      <w:r>
-        <w:rPr>
-          <w:rFonts w:ascii="Consolas" w:hAnsi="Consolas"/>
-          <w:color w:val="3A2A1E"/>
-          <w:sz w:val="20"/>
-        </w:rPr>
-        <w:t>KnobBand</w:t>
-      </w:r>
-    </w:p>
-    <w:p>
-      <w:pPr>
-        <w:pStyle w:val="ListBullet"/>
-      </w:pPr>
-      <w:r>
-        <w:rPr>
-          <w:color w:val="3A2A1E"/>
-        </w:rPr>
-        <w:t xml:space="preserve">Uygulama yalnızca </w:t>
-      </w:r>
-      <w:r>
-        <w:rPr>
-          <w:b/>
-          <w:color w:val="3A2A1E"/>
-        </w:rPr>
-        <w:t>yatay</w:t>
-      </w:r>
-      <w:r>
-        <w:rPr>
-          <w:color w:val="3A2A1E"/>
-        </w:rPr>
-        <w:t xml:space="preserve"> çalışıyor. Dikey desteklenmiyor ve desteklenecekse her oyun için ikinci bir yerleşim gerekiyor</w:t>
-      </w:r>
-    </w:p>
-    <w:p>
-      <w:pPr>
-        <w:pStyle w:val="ListBullet"/>
-      </w:pPr>
-      <w:r>
-        <w:rPr>
-          <w:color w:val="3A2A1E"/>
-        </w:rPr>
-        <w:t xml:space="preserve">Emoji kapsamı </w:t>
-      </w:r>
-      <w:r>
-        <w:rPr>
-          <w:b/>
-          <w:color w:val="3A2A1E"/>
-        </w:rPr>
-        <w:t>kapandı</w:t>
-      </w:r>
-      <w:r>
-        <w:rPr>
-          <w:color w:val="3A2A1E"/>
-        </w:rPr>
-        <w:t xml:space="preserve">: alt sınır 26 (Android 8.0) ve Unicode 11 isteyen tek avatar (süper kahraman) T-Rex ile değiştirildi. Yine de gerçek cihazda bir kez gözle bakılmalı — üretici yazı tipleri farklı çiziyor. Kural şu: </w:t>
-      </w:r>
-      <w:r>
-        <w:rPr>
-          <w:b/>
-          <w:color w:val="3A2A1E"/>
-        </w:rPr>
-        <w:t>kataloğa Unicode 10'dan yeni bir emoji girmeyecek</w:t>
-      </w:r>
-      <w:r>
-        <w:rPr>
-          <w:color w:val="3A2A1E"/>
-        </w:rPr>
-        <w:t>, yoksa aynı boş kutu geri gelir</w:t>
-      </w:r>
-    </w:p>
-    <w:p>
-      <w:pPr>
-        <w:pStyle w:val="ListBullet"/>
-      </w:pPr>
-      <w:r>
-        <w:rPr>
-          <w:color w:val="3A2A1E"/>
-        </w:rPr>
-        <w:t>Sesler hiçbir hoparlörde duyulmadı. Sayısal olarak doğrulandılar ve emülatörde çalındıkları günlükten görüldü, ama seviyelerinin birbirine göre dengesi ancak kulakla anlaşılır</w:t>
-      </w:r>
-    </w:p>
-    <w:p>
-      <w:pPr>
-        <w:pStyle w:val="Heading2"/>
-      </w:pPr>
-      <w:r>
-        <w:t>7. Yeni makinede kurulum</w:t>
-      </w:r>
-    </w:p>
-    <w:p>
-      <w:pPr>
-        <w:pStyle w:val="ListNumber"/>
-      </w:pPr>
-      <w:r>
-        <w:rPr>
-          <w:b/>
-          <w:color w:val="3A2A1E"/>
-        </w:rPr>
-        <w:t>.NET 10 SDK</w:t>
-      </w:r>
-      <w:r>
-        <w:rPr>
-          <w:color w:val="3A2A1E"/>
-        </w:rPr>
-        <w:t xml:space="preserve"> (10.0.400 ile kuruldu) — API 36 hedefi .NET 9'da yok</w:t>
-      </w:r>
-    </w:p>
-    <w:p>
-      <w:pPr>
-        <w:pStyle w:val="ListNumber"/>
-      </w:pPr>
-      <w:r>
-        <w:rPr>
-          <w:rFonts w:ascii="Consolas" w:hAnsi="Consolas"/>
-          <w:color w:val="3A2A1E"/>
-          <w:sz w:val="20"/>
-        </w:rPr>
-        <w:t>dotnet workload install maui</w:t>
-      </w:r>
-      <w:r>
-        <w:rPr>
-          <w:color w:val="3A2A1E"/>
-        </w:rPr>
-        <w:t xml:space="preserve"> — </w:t>
-      </w:r>
-      <w:r>
-        <w:rPr>
-          <w:b/>
-          <w:color w:val="3A2A1E"/>
-        </w:rPr>
-        <w:t>yönetici</w:t>
-      </w:r>
-      <w:r>
-        <w:rPr>
-          <w:color w:val="3A2A1E"/>
-        </w:rPr>
-        <w:t xml:space="preserve"> terminal gerektiriyor</w:t>
-      </w:r>
-    </w:p>
-    <w:p>
-      <w:pPr>
-        <w:pStyle w:val="ListNumber"/>
-      </w:pPr>
-      <w:r>
-        <w:rPr>
-          <w:color w:val="3A2A1E"/>
-        </w:rPr>
-        <w:t xml:space="preserve">Android SDK ve </w:t>
-      </w:r>
-      <w:r>
-        <w:rPr>
-          <w:b/>
-          <w:color w:val="3A2A1E"/>
-        </w:rPr>
-        <w:t>JDK 17</w:t>
-      </w:r>
-      <w:r>
-        <w:rPr>
-          <w:color w:val="3A2A1E"/>
-        </w:rPr>
-        <w:t xml:space="preserve"> (daha yeni JDK kabul edilmiyor)</w:t>
-      </w:r>
-    </w:p>
-    <w:p>
-      <w:pPr>
-        <w:pStyle w:val="ListNumber"/>
-      </w:pPr>
-      <w:r>
-        <w:rPr>
-          <w:color w:val="3A2A1E"/>
-        </w:rPr>
-        <w:t xml:space="preserve">Kök dizine </w:t>
-      </w:r>
-      <w:r>
-        <w:rPr>
-          <w:rFonts w:ascii="Consolas" w:hAnsi="Consolas"/>
-          <w:color w:val="3A2A1E"/>
-          <w:sz w:val="20"/>
-        </w:rPr>
-        <w:t>Ploofy.local.props</w:t>
-      </w:r>
-      <w:r>
-        <w:rPr>
-          <w:color w:val="3A2A1E"/>
-        </w:rPr>
-        <w:t xml:space="preserve"> oluştur (depoya girmiyor): AndroidSdkDirectory ve JavaSdkDirectory özellikleri</w:t>
-      </w:r>
-    </w:p>
-    <w:p>
-      <w:pPr>
-        <w:pStyle w:val="ListNumber"/>
-      </w:pPr>
-      <w:r>
-        <w:rPr>
-          <w:rFonts w:ascii="Consolas" w:hAnsi="Consolas"/>
-          <w:color w:val="3A2A1E"/>
-          <w:sz w:val="20"/>
-        </w:rPr>
-        <w:t>dotnet restore &amp;&amp; dotnet test</w:t>
-      </w:r>
-    </w:p>
-    <w:p>
-      <w:pPr/>
-      <w:r>
-        <w:rPr>
-          <w:color w:val="3A2A1E"/>
-        </w:rPr>
-        <w:t xml:space="preserve">Hızlı deneme (Windows): </w:t>
-      </w:r>
-      <w:r>
-        <w:rPr>
-          <w:rFonts w:ascii="Consolas" w:hAnsi="Consolas"/>
-          <w:color w:val="3A2A1E"/>
-          <w:sz w:val="20"/>
-        </w:rPr>
-        <w:t>dotnet build src/Ploofy.App/Ploofy.App.csproj -f net10.0-windows10.0.19041.0</w:t>
-      </w:r>
-    </w:p>
-    <w:p>
-      <w:pPr>
-        <w:pStyle w:val="Heading2"/>
-      </w:pPr>
-      <w:r>
-        <w:t>8. Tekrar tuzağa düşmemek için</w:t>
-      </w:r>
-    </w:p>
-    <w:p>
-      <w:pPr/>
-      <w:r>
-        <w:rPr>
-          <w:color w:val="3A2A1E"/>
-        </w:rPr>
-        <w:t>Bunların hepsi bir kez derlemeyi ya da uygulamayı kırdı; çözümleri koddan okunmuyor:</w:t>
-      </w:r>
-    </w:p>
-    <w:p>
-      <w:pPr>
-        <w:pStyle w:val="ListBullet"/>
-      </w:pPr>
-      <w:r>
-        <w:rPr>
-          <w:b/>
-          <w:color w:val="3A2A1E"/>
-        </w:rPr>
-        <w:t>`appCategory="game"` manifestten çıkmamalı.</w:t>
-      </w:r>
-      <w:r>
-        <w:rPr>
-          <w:color w:val="3A2A1E"/>
-        </w:rPr>
-        <w:t xml:space="preserve"> Bir sınıflandırma etiketi gibi duruyor ama işlevi başka: API 36'yı hedefleyen uygulamalarda geniş ekranlarda </w:t>
-      </w:r>
-      <w:r>
-        <w:rPr>
-          <w:rFonts w:ascii="Consolas" w:hAnsi="Consolas"/>
-          <w:color w:val="3A2A1E"/>
-          <w:sz w:val="20"/>
-        </w:rPr>
-        <w:t>screenOrientation</w:t>
-      </w:r>
-      <w:r>
-        <w:rPr>
-          <w:color w:val="3A2A1E"/>
-        </w:rPr>
-        <w:t xml:space="preserve"> yok sayılıyor, oyunlar bundan muaf ve muafiyet bu bayrakla belirleniyor. Silinirse yatay kilit tablette düşer.</w:t>
-      </w:r>
-    </w:p>
-    <w:p>
-      <w:pPr>
-        <w:pStyle w:val="ListBullet"/>
-      </w:pPr>
-      <w:r>
-        <w:rPr>
-          <w:b/>
-          <w:color w:val="3A2A1E"/>
-        </w:rPr>
-        <w:t>Yerel kütüphane hangi paketten geldiğini söylemez; md5 söyler.</w:t>
-      </w:r>
-      <w:r>
-        <w:rPr>
-          <w:color w:val="3A2A1E"/>
-        </w:rPr>
-        <w:t xml:space="preserve"> Bir NuGet paketinin Android yapısı yoksa RID grafiği </w:t>
-      </w:r>
-      <w:r>
-        <w:rPr>
-          <w:rFonts w:ascii="Consolas" w:hAnsi="Consolas"/>
-          <w:color w:val="3A2A1E"/>
-          <w:sz w:val="20"/>
-        </w:rPr>
-        <w:t>linux-x64</w:t>
-      </w:r>
-      <w:r>
-        <w:rPr>
-          <w:color w:val="3A2A1E"/>
-        </w:rPr>
-        <w:t xml:space="preserve"> kopyasını </w:t>
-      </w:r>
-      <w:r>
-        <w:rPr>
-          <w:rFonts w:ascii="Consolas" w:hAnsi="Consolas"/>
-          <w:color w:val="3A2A1E"/>
-          <w:sz w:val="20"/>
-        </w:rPr>
-        <w:t>android-x64</w:t>
-      </w:r>
-      <w:r>
-        <w:rPr>
-          <w:color w:val="3A2A1E"/>
-        </w:rPr>
-        <w:t xml:space="preserve"> için uygun sayabiliyor ve APK'ya masaüstü kütüphanesi giriyor. Derleme bunu </w:t>
-      </w:r>
-      <w:r>
-        <w:rPr>
-          <w:rFonts w:ascii="Consolas" w:hAnsi="Consolas"/>
-          <w:color w:val="3A2A1E"/>
-          <w:sz w:val="20"/>
-        </w:rPr>
-        <w:t>XA4301</w:t>
-      </w:r>
-      <w:r>
-        <w:rPr>
-          <w:color w:val="3A2A1E"/>
-        </w:rPr>
-        <w:t xml:space="preserve"> ("zaten içeriyor, yok sayılıyor") diye geçiştiriyor. Şüphe varsa APK'daki </w:t>
-      </w:r>
-      <w:r>
-        <w:rPr>
-          <w:rFonts w:ascii="Consolas" w:hAnsi="Consolas"/>
-          <w:color w:val="3A2A1E"/>
-          <w:sz w:val="20"/>
-        </w:rPr>
-        <w:t>.so</w:t>
-      </w:r>
-      <w:r>
-        <w:rPr>
-          <w:color w:val="3A2A1E"/>
-        </w:rPr>
-        <w:t xml:space="preserve">'yu paketteki kopyalarla md5 karşılaştır; hizalamayı da ELF program başlığındaki </w:t>
-      </w:r>
-      <w:r>
-        <w:rPr>
-          <w:rFonts w:ascii="Consolas" w:hAnsi="Consolas"/>
-          <w:color w:val="3A2A1E"/>
-          <w:sz w:val="20"/>
-        </w:rPr>
-        <w:t>p_align</w:t>
-      </w:r>
-      <w:r>
-        <w:rPr>
-          <w:color w:val="3A2A1E"/>
-        </w:rPr>
-        <w:t xml:space="preserve"> söylüyor (16384 olmalı).</w:t>
-      </w:r>
-    </w:p>
-    <w:p>
-      <w:pPr>
-        <w:pStyle w:val="ListBullet"/>
-      </w:pPr>
-      <w:r>
-        <w:rPr>
-          <w:b/>
-          <w:color w:val="3A2A1E"/>
-        </w:rPr>
-        <w:t>Uyarılar bütün projelerde hata sayılıyor.</w:t>
-      </w:r>
-      <w:r>
-        <w:rPr>
-          <w:color w:val="3A2A1E"/>
-        </w:rPr>
-        <w:t xml:space="preserve"> </w:t>
-      </w:r>
-      <w:r>
-        <w:rPr>
-          <w:rFonts w:ascii="Consolas" w:hAnsi="Consolas"/>
-          <w:color w:val="3A2A1E"/>
-          <w:sz w:val="20"/>
-        </w:rPr>
-        <w:t>Directory.Build.props</w:t>
-      </w:r>
-      <w:r>
-        <w:rPr>
-          <w:color w:val="3A2A1E"/>
-        </w:rPr>
-        <w:t xml:space="preserve"> bunu MAUI projelerinde kapatmayı amaçlıyor ama koşulu çalışmıyor (</w:t>
-      </w:r>
-      <w:r>
-        <w:rPr>
-          <w:rFonts w:ascii="Consolas" w:hAnsi="Consolas"/>
-          <w:color w:val="3A2A1E"/>
-          <w:sz w:val="20"/>
-        </w:rPr>
-        <w:t>$(UseMaui)</w:t>
-      </w:r>
-      <w:r>
-        <w:rPr>
-          <w:color w:val="3A2A1E"/>
-        </w:rPr>
-        <w:t xml:space="preserve"> dosya okunurken henüz boş). Yani MAUI tarafında da her uyarı derlemeyi kırar; bunu bilmeden bir bağımlılık yükseltmek şaşırtır.</w:t>
-      </w:r>
-    </w:p>
-    <w:p>
-      <w:pPr>
-        <w:pStyle w:val="ListBullet"/>
-      </w:pPr>
-      <w:r>
-        <w:rPr>
-          <w:b/>
-          <w:color w:val="3A2A1E"/>
-        </w:rPr>
-        <w:t>Partial property zorunlu.</w:t>
-      </w:r>
-      <w:r>
-        <w:rPr>
-          <w:color w:val="3A2A1E"/>
-        </w:rPr>
-        <w:t xml:space="preserve"> MVVM üreticisi WinUI hedefinde alan biçimini MVVMTK0045 ile reddediyor, partial property'yi de yalnızca </w:t>
-      </w:r>
-      <w:r>
-        <w:rPr>
-          <w:rFonts w:ascii="Consolas" w:hAnsi="Consolas"/>
-          <w:color w:val="3A2A1E"/>
-          <w:sz w:val="20"/>
-        </w:rPr>
-        <w:t>LangVersion=preview</w:t>
-      </w:r>
-      <w:r>
-        <w:rPr>
-          <w:color w:val="3A2A1E"/>
-        </w:rPr>
-        <w:t xml:space="preserve"> ile üretiyor (ayar Ploofy.App.csproj içinde). Partial property'ye başlangıç değeri verilemiyor — varsayılanlar kurucuya ya da Load metoduna gidiyor.</w:t>
-      </w:r>
-    </w:p>
-    <w:p>
-      <w:pPr>
-        <w:pStyle w:val="ListBullet"/>
-      </w:pPr>
-      <w:r>
-        <w:rPr>
-          <w:b/>
-          <w:color w:val="3A2A1E"/>
-        </w:rPr>
-        <w:t>XAML işaretleme uzantıları</w:t>
-      </w:r>
-      <w:r>
-        <w:rPr>
-          <w:color w:val="3A2A1E"/>
-        </w:rPr>
-        <w:t xml:space="preserve"> </w:t>
-      </w:r>
-      <w:r>
-        <w:rPr>
-          <w:rFonts w:ascii="Consolas" w:hAnsi="Consolas"/>
-          <w:color w:val="3A2A1E"/>
-          <w:sz w:val="20"/>
-        </w:rPr>
-        <w:t>[AcceptEmptyServiceProvider]</w:t>
-      </w:r>
-      <w:r>
-        <w:rPr>
-          <w:color w:val="3A2A1E"/>
-        </w:rPr>
-        <w:t xml:space="preserve"> istiyor, yoksa XC0103 ile derleme kırılıyor.</w:t>
-      </w:r>
-    </w:p>
-    <w:p>
-      <w:pPr>
-        <w:pStyle w:val="ListBullet"/>
-      </w:pPr>
-      <w:r>
-        <w:rPr>
-          <w:b/>
-          <w:color w:val="3A2A1E"/>
-        </w:rPr>
-        <w:t>Kaynak sözlükleri kendi başına çözülebilir olmalı.</w:t>
-      </w:r>
-      <w:r>
-        <w:rPr>
-          <w:color w:val="3A2A1E"/>
-        </w:rPr>
-        <w:t xml:space="preserve"> Android'de yükleme sırası Windows'takinden farklı; PloofyStyles renkleri kendi içinde birleştirmezse uygulama açılışta çöküyor.</w:t>
-      </w:r>
-    </w:p>
-    <w:p>
-      <w:pPr>
-        <w:pStyle w:val="ListBullet"/>
-      </w:pPr>
-      <w:r>
-        <w:rPr>
-          <w:b/>
-          <w:color w:val="3A2A1E"/>
-        </w:rPr>
-        <w:t>Android izinleri manifestte bildirilmeli.</w:t>
-      </w:r>
-      <w:r>
-        <w:rPr>
-          <w:color w:val="3A2A1E"/>
-        </w:rPr>
-        <w:t xml:space="preserve"> VIBRATE eksikken MAUI haptik çağrısında PermissionException fırlatıp uygulamayı kapatıyordu.</w:t>
-      </w:r>
-    </w:p>
-    <w:p>
-      <w:pPr>
-        <w:pStyle w:val="ListBullet"/>
-      </w:pPr>
-      <w:r>
-        <w:rPr>
-          <w:b/>
-          <w:color w:val="3A2A1E"/>
-        </w:rPr>
-        <w:t>Windows hedefi yeterli kanıt değil.</w:t>
-      </w:r>
-      <w:r>
-        <w:rPr>
-          <w:color w:val="3A2A1E"/>
-        </w:rPr>
-        <w:t xml:space="preserve"> Yukarıdaki son iki madde Windows'ta sessizce geçiyordu. Değişiklik sonrası Android'de de çalıştır.</w:t>
-      </w:r>
-    </w:p>
-    <w:p>
-      <w:pPr>
-        <w:pStyle w:val="ListBullet"/>
-      </w:pPr>
-      <w:r>
-        <w:rPr>
-          <w:b/>
-          <w:color w:val="3A2A1E"/>
-        </w:rPr>
-        <w:t>Canvas'a yazı SKFont ile çiziliyor.</w:t>
-      </w:r>
-      <w:r>
-        <w:rPr>
-          <w:color w:val="3A2A1E"/>
-        </w:rPr>
-        <w:t xml:space="preserve"> SkiaSharp 3'te </w:t>
-      </w:r>
-      <w:r>
-        <w:rPr>
-          <w:rFonts w:ascii="Consolas" w:hAnsi="Consolas"/>
-          <w:color w:val="3A2A1E"/>
-          <w:sz w:val="20"/>
-        </w:rPr>
-        <w:t>SKPaint.TextSize</w:t>
-      </w:r>
-      <w:r>
-        <w:rPr>
-          <w:color w:val="3A2A1E"/>
-        </w:rPr>
-        <w:t xml:space="preserve"> ve paint üzerinden yazı çizme kalktı; doğru çağrı </w:t>
-      </w:r>
-      <w:r>
-        <w:rPr>
-          <w:rFonts w:ascii="Consolas" w:hAnsi="Consolas"/>
-          <w:color w:val="3A2A1E"/>
-          <w:sz w:val="20"/>
-        </w:rPr>
-        <w:t>canvas.DrawText(metin, x, y, SKTextAlign.Center, font, paint)</w:t>
-      </w:r>
-      <w:r>
-        <w:rPr>
-          <w:color w:val="3A2A1E"/>
-        </w:rPr>
-        <w:t xml:space="preserve"> ve font ayrı bir </w:t>
-      </w:r>
-      <w:r>
-        <w:rPr>
-          <w:rFonts w:ascii="Consolas" w:hAnsi="Consolas"/>
-          <w:color w:val="3A2A1E"/>
-          <w:sz w:val="20"/>
-        </w:rPr>
-        <w:t>SKFont</w:t>
-      </w:r>
-      <w:r>
-        <w:rPr>
-          <w:color w:val="3A2A1E"/>
-        </w:rPr>
-        <w:t xml:space="preserve"> nesnesi (atılması gerekiyor). Dikey ortalama da elde yapılıyor: taban çizgisine göre çizmek 1 ile 8'i farklı yüksekliklere düşürüyor, </w:t>
-      </w:r>
-      <w:r>
-        <w:rPr>
-          <w:rFonts w:ascii="Consolas" w:hAnsi="Consolas"/>
-          <w:color w:val="3A2A1E"/>
-          <w:sz w:val="20"/>
-        </w:rPr>
-        <w:t>font.Metrics</w:t>
-      </w:r>
-      <w:r>
-        <w:rPr>
-          <w:color w:val="3A2A1E"/>
-        </w:rPr>
-        <w:t xml:space="preserve"> ile ortalanmalı. Örnek: </w:t>
-      </w:r>
-      <w:r>
-        <w:rPr>
-          <w:rFonts w:ascii="Consolas" w:hAnsi="Consolas"/>
-          <w:color w:val="3A2A1E"/>
-          <w:sz w:val="20"/>
-        </w:rPr>
-        <w:t>CountMatchSurface</w:t>
-      </w:r>
-      <w:r>
-        <w:rPr>
-          <w:color w:val="3A2A1E"/>
-        </w:rPr>
-        <w:t>.</w:t>
-      </w:r>
-    </w:p>
-    <w:p>
-      <w:pPr>
-        <w:pStyle w:val="ListBullet"/>
-      </w:pPr>
-      <w:r>
-        <w:rPr>
-          <w:b/>
-          <w:color w:val="3A2A1E"/>
-        </w:rPr>
-        <w:t>Gözle doğrulanamayan geometri sayıyla doğrulanır.</w:t>
-      </w:r>
-      <w:r>
-        <w:rPr>
-          <w:color w:val="3A2A1E"/>
-        </w:rPr>
-        <w:t xml:space="preserve"> Yapbozun tırnak kesimi doğru mu, ancak ekrana bakarak anlaşılırdı — ve ekran yoktu. Yerine matematiğin kopyası küçük bir konsol programına alınıp üç şey sınandı: tırnak doğru yöne taşıyor mu, komşu iki kenar birebir örtüşüyor mu, ve dairenin büyük yayı mı seçiliyor. Üçü de tek satırlık bir işaret hatasıyla bozulabilecek şeylerdi. Aynı yol, çizim koduna dokunan her değişiklikte işe yarar.</w:t>
-      </w:r>
-    </w:p>
-    <w:p>
-      <w:pPr>
-        <w:pStyle w:val="ListBullet"/>
-      </w:pPr>
-      <w:r>
-        <w:rPr>
-          <w:b/>
-          <w:color w:val="3A2A1E"/>
-        </w:rPr>
-        <w:t>Seçili öğe referansla bulunuyor.</w:t>
-      </w:r>
-      <w:r>
-        <w:rPr>
-          <w:color w:val="3A2A1E"/>
-        </w:rPr>
-        <w:t xml:space="preserve"> </w:t>
-      </w:r>
-      <w:r>
-        <w:rPr>
-          <w:rFonts w:ascii="Consolas" w:hAnsi="Consolas"/>
-          <w:color w:val="3A2A1E"/>
-          <w:sz w:val="20"/>
-        </w:rPr>
-        <w:t>CollectionView.SelectedItem</w:t>
-      </w:r>
-      <w:r>
-        <w:rPr>
-          <w:color w:val="3A2A1E"/>
-        </w:rPr>
-        <w:t>'a listedekinin eşdeğerini vermek seçimi ekranda göstermiyor; listedeki örneğin kendisi verilmeli. Profil ekranında varsayılan yaş bandı bu yüzden seçilmemiş görünüyordu.</w:t>
-      </w:r>
-    </w:p>
-    <w:p>
-      <w:pPr>
-        <w:pStyle w:val="ListBullet"/>
-      </w:pPr>
-      <w:r>
-        <w:rPr>
-          <w:b/>
-          <w:color w:val="3A2A1E"/>
-        </w:rPr>
-        <w:t>Düğmedeki emoji VS16 ister.</w:t>
-      </w:r>
-      <w:r>
-        <w:rPr>
-          <w:color w:val="3A2A1E"/>
-        </w:rPr>
-        <w:t xml:space="preserve"> </w:t>
-      </w:r>
-      <w:r>
-        <w:rPr>
-          <w:rFonts w:ascii="Consolas" w:hAnsi="Consolas"/>
-          <w:color w:val="3A2A1E"/>
-          <w:sz w:val="20"/>
-        </w:rPr>
-        <w:t>✏</w:t>
-      </w:r>
-      <w:r>
-        <w:rPr>
-          <w:color w:val="3A2A1E"/>
-        </w:rPr>
-        <w:t xml:space="preserve"> (U+270F) tek başına metin biçiminde çiziliyor: soluk, ince, düğme boş görünüyor. </w:t>
-      </w:r>
-      <w:r>
-        <w:rPr>
-          <w:rFonts w:ascii="Consolas" w:hAnsi="Consolas"/>
-          <w:color w:val="3A2A1E"/>
-          <w:sz w:val="20"/>
-        </w:rPr>
-        <w:t>&amp;#x270F;&amp;#xFE0F;</w:t>
-      </w:r>
-      <w:r>
-        <w:rPr>
-          <w:color w:val="3A2A1E"/>
-        </w:rPr>
-        <w:t xml:space="preserve"> renkli emoji veriyor. Depodaki 🗑 gibi zaten emoji varsayılanı olan işaretler etkilenmiyor; ayrım işaretin Unicode'daki varsayılan gösterimi.</w:t>
-      </w:r>
-    </w:p>
-    <w:p>
-      <w:pPr>
-        <w:pStyle w:val="ListBullet"/>
-      </w:pPr>
-      <w:r>
-        <w:rPr>
-          <w:b/>
-          <w:color w:val="3A2A1E"/>
-        </w:rPr>
-        <w:t>İkon SVG'lerinde degrade, süzgeç ve yazı kullanma.</w:t>
-      </w:r>
-      <w:r>
-        <w:rPr>
-          <w:color w:val="3A2A1E"/>
-        </w:rPr>
-        <w:t xml:space="preserve"> Resizetizer bu dosyaları kendi rasterleştiricisiyle çeviriyor ve sade olmayan her özellik sürprize açık. Hacim için üst üste iki düz dolgu yeter. Ayrıca saydam renk altındakiyle karışıyor: mavinin üstündeki saydam pembe mor çıktı.</w:t>
-      </w:r>
-    </w:p>
-    <w:p>
-      <w:pPr>
-        <w:pStyle w:val="ListBullet"/>
-      </w:pPr>
-      <w:r>
-        <w:rPr>
-          <w:b/>
-          <w:color w:val="3A2A1E"/>
-        </w:rPr>
-        <w:t>Git Bash adb'nin cihaz yollarını bozuyor.</w:t>
-      </w:r>
-      <w:r>
-        <w:rPr>
-          <w:color w:val="3A2A1E"/>
-        </w:rPr>
-        <w:t xml:space="preserve"> </w:t>
-      </w:r>
-      <w:r>
-        <w:rPr>
-          <w:rFonts w:ascii="Consolas" w:hAnsi="Consolas"/>
-          <w:color w:val="3A2A1E"/>
-          <w:sz w:val="20"/>
-        </w:rPr>
-        <w:t>adb push x /data/local/tmp/x</w:t>
-      </w:r>
-      <w:r>
-        <w:rPr>
-          <w:color w:val="3A2A1E"/>
-        </w:rPr>
-        <w:t xml:space="preserve"> çağrısında Git Bash </w:t>
-      </w:r>
-      <w:r>
-        <w:rPr>
-          <w:rFonts w:ascii="Consolas" w:hAnsi="Consolas"/>
-          <w:color w:val="3A2A1E"/>
-          <w:sz w:val="20"/>
-        </w:rPr>
-        <w:t>/data/...</w:t>
-      </w:r>
-      <w:r>
-        <w:rPr>
-          <w:color w:val="3A2A1E"/>
-        </w:rPr>
-        <w:t xml:space="preserve"> yolunu Windows yoluna çeviriyor ve "remote secure_mkdirs() failed" hatası geliyor. Başına </w:t>
-      </w:r>
-      <w:r>
-        <w:rPr>
-          <w:rFonts w:ascii="Consolas" w:hAnsi="Consolas"/>
-          <w:color w:val="3A2A1E"/>
-          <w:sz w:val="20"/>
-        </w:rPr>
-        <w:t>MSYS_NO_PATHCONV=1</w:t>
-      </w:r>
-      <w:r>
-        <w:rPr>
-          <w:color w:val="3A2A1E"/>
-        </w:rPr>
-        <w:t xml:space="preserve"> koymak yetiyor. </w:t>
-      </w:r>
-      <w:r>
-        <w:rPr>
-          <w:rFonts w:ascii="Consolas" w:hAnsi="Consolas"/>
-          <w:color w:val="3A2A1E"/>
-          <w:sz w:val="20"/>
-        </w:rPr>
-        <w:t>adb shell input tap</w:t>
-      </w:r>
-      <w:r>
-        <w:rPr>
-          <w:color w:val="3A2A1E"/>
-        </w:rPr>
-        <w:t xml:space="preserve"> gibi yol içermeyen çağrılar etkilenmiyor.</w:t>
-      </w:r>
-    </w:p>
-    <w:p>
-      <w:pPr>
-        <w:pStyle w:val="ListBullet"/>
-      </w:pPr>
-      <w:r>
-        <w:rPr>
-          <w:b/>
-          <w:color w:val="3A2A1E"/>
-        </w:rPr>
-        <w:t>Emülatörde `adb shell input motionevent` ile eğri çizilebiliyor.</w:t>
-      </w:r>
-      <w:r>
-        <w:rPr>
-          <w:color w:val="3A2A1E"/>
-        </w:rPr>
-        <w:t xml:space="preserve"> </w:t>
-      </w:r>
-      <w:r>
-        <w:rPr>
-          <w:rFonts w:ascii="Consolas" w:hAnsi="Consolas"/>
-          <w:color w:val="3A2A1E"/>
-          <w:sz w:val="20"/>
-        </w:rPr>
-        <w:t>input swipe</w:t>
-      </w:r>
-      <w:r>
-        <w:rPr>
-          <w:color w:val="3A2A1E"/>
-        </w:rPr>
-        <w:t xml:space="preserve"> yalnızca düz çizgi; eğri bir yolu takip etmek için DOWN/MOVE/UP dizisini bir betiğe yazıp cihaza gönderip </w:t>
-      </w:r>
-      <w:r>
-        <w:rPr>
-          <w:rFonts w:ascii="Consolas" w:hAnsi="Consolas"/>
-          <w:color w:val="3A2A1E"/>
-          <w:sz w:val="20"/>
-        </w:rPr>
-        <w:t>sh</w:t>
-      </w:r>
-      <w:r>
-        <w:rPr>
-          <w:color w:val="3A2A1E"/>
-        </w:rPr>
-        <w:t xml:space="preserve"> ile çalıştırmak gerekiyor. Yolu Bul'un tur tamamlaması böyle doğrulandı.</w:t>
-      </w:r>
-    </w:p>
-    <w:p>
-      <w:pPr>
-        <w:pStyle w:val="ListBullet"/>
-      </w:pPr>
-      <w:r>
-        <w:rPr>
-          <w:b/>
-          <w:color w:val="3A2A1E"/>
-        </w:rPr>
-        <w:t>Bu makinede `strings` yok ve yokluğu sessiz.</w:t>
-      </w:r>
-      <w:r>
-        <w:rPr>
-          <w:color w:val="3A2A1E"/>
-        </w:rPr>
-        <w:t xml:space="preserve"> Paketin içinde bir sembol ararken </w:t>
-      </w:r>
-      <w:r>
-        <w:rPr>
-          <w:rFonts w:ascii="Consolas" w:hAnsi="Consolas"/>
-          <w:color w:val="3A2A1E"/>
-          <w:sz w:val="20"/>
-        </w:rPr>
-        <w:t>strings dosya | grep -q kelime</w:t>
-      </w:r>
-      <w:r>
-        <w:rPr>
-          <w:color w:val="3A2A1E"/>
-        </w:rPr>
-        <w:t xml:space="preserve"> yazıldı; komut bulunamadı, </w:t>
-      </w:r>
-      <w:r>
-        <w:rPr>
-          <w:rFonts w:ascii="Consolas" w:hAnsi="Consolas"/>
-          <w:color w:val="3A2A1E"/>
-          <w:sz w:val="20"/>
-        </w:rPr>
-        <w:t>grep</w:t>
-      </w:r>
-      <w:r>
-        <w:rPr>
-          <w:color w:val="3A2A1E"/>
-        </w:rPr>
-        <w:t xml:space="preserve"> boş girdi aldı ve sonuç "YOK" çıktı — yani </w:t>
-      </w:r>
-      <w:r>
-        <w:rPr>
-          <w:b/>
-          <w:color w:val="3A2A1E"/>
-        </w:rPr>
-        <w:t>arama başarısız oldu ama cevap 'bulunamadı' gibi göründü.</w:t>
-      </w:r>
-      <w:r>
-        <w:rPr>
-          <w:color w:val="3A2A1E"/>
-        </w:rPr>
-        <w:t xml:space="preserve"> Doğrulama yaptığını sanarken hiçbir şey doğrulanmıyor. İkinci tuzak da yanında: .NET dizeleri UTF-16, yani </w:t>
-      </w:r>
-      <w:r>
-        <w:rPr>
-          <w:rFonts w:ascii="Consolas" w:hAnsi="Consolas"/>
-          <w:color w:val="3A2A1E"/>
-          <w:sz w:val="20"/>
-        </w:rPr>
-        <w:t>strings</w:t>
-      </w:r>
-      <w:r>
-        <w:rPr>
-          <w:color w:val="3A2A1E"/>
-        </w:rPr>
-        <w:t xml:space="preserve"> olsaydı bile varsayılan ASCII taraması metin sabitlerini kaçırırdı. İkisinin de karşılığı ikili dosyayı Python'la okumak:</w:t>
-      </w:r>
-    </w:p>
-    <w:p>
-      <w:pPr/>
-      <w:r>
-        <w:rPr>
-          <w:rFonts w:ascii="Consolas" w:hAnsi="Consolas"/>
-          <w:color w:val="3A2A1E"/>
-          <w:sz w:val="20"/>
-        </w:rPr>
-      </w:r>
-      <w:r>
-        <w:rPr>
-          <w:rFonts w:ascii="Consolas" w:hAnsi="Consolas"/>
-          <w:color w:val="3A2A1E"/>
-          <w:sz w:val="20"/>
-        </w:rPr>
-        <w:t xml:space="preserve">python data = open(path, 'rb').read() data.find(b"AdaptiveDifficulty")            # metadata: UTF-8 data.find("GameStretchedBadge".encode('utf-16-le'))  # dize sabiti: UTF-16 </w:t>
-      </w:r>
-      <w:r>
-        <w:rPr>
-          <w:rFonts w:ascii="Consolas" w:hAnsi="Consolas"/>
-          <w:color w:val="3A2A1E"/>
-          <w:sz w:val="20"/>
-        </w:rPr>
-      </w:r>
-    </w:p>
-    <w:p>
-      <w:pPr/>
-      <w:r>
-        <w:rPr>
-          <w:color w:val="3A2A1E"/>
-        </w:rPr>
-        <w:t xml:space="preserve">Genel kural: </w:t>
-      </w:r>
-      <w:r>
-        <w:rPr>
-          <w:b/>
-          <w:color w:val="3A2A1E"/>
-        </w:rPr>
-        <w:t>bir kontrolün "hayır" demesiyle çalışamamış olması aynı görünüyorsa, o kontrol bir şey doğrulamıyor.</w:t>
-      </w:r>
-      <w:r>
-        <w:rPr>
-          <w:color w:val="3A2A1E"/>
-        </w:rPr>
-        <w:t xml:space="preserve"> Kontrolü, kesin bulunması gereken bir şeyle bir kez sına — bulamıyorsa kontrol bozuktur, arananlar değil.</w:t>
       </w:r>
     </w:p>
     <w:p>

--- a/ilerleme notu.docx
+++ b/ilerleme notu.docx
@@ -17,7 +17,7 @@
           <w:color w:val="7A6A5C"/>
           <w:sz w:val="18"/>
         </w:rPr>
-        <w:t>Son güncelleme: 07.09.2026</w:t>
+        <w:t>Son güncelleme: 07.09.2026 (ikinci oturum)</w:t>
       </w:r>
     </w:p>
     <w:p>
@@ -4990,6 +4990,506 @@
     </w:p>
     <w:p>
       <w:pPr>
+        <w:pStyle w:val="Heading3"/>
+      </w:pPr>
+      <w:r>
+        <w:t>Gerçek cihaz: ilk üç hata</w:t>
+      </w:r>
+    </w:p>
+    <w:p>
+      <w:pPr/>
+      <w:r>
+        <w:rPr>
+          <w:color w:val="3A2A1E"/>
+        </w:rPr>
+        <w:t xml:space="preserve">Uygulama ilk kez emülatörde uçtan uca </w:t>
+      </w:r>
+      <w:r>
+        <w:rPr>
+          <w:b/>
+          <w:color w:val="3A2A1E"/>
+        </w:rPr>
+        <w:t>oynandı</w:t>
+      </w:r>
+      <w:r>
+        <w:rPr>
+          <w:color w:val="3A2A1E"/>
+        </w:rPr>
+        <w:t xml:space="preserve"> (ekran görüntüsü almak değil, dokunup sonucuna bakmak). Üç hata bildirildi, üçü de doğrulandı; ikisi ekranda, biri kuralda.</w:t>
+      </w:r>
+    </w:p>
+    <w:p>
+      <w:pPr/>
+      <w:r>
+        <w:rPr>
+          <w:b/>
+          <w:color w:val="3A2A1E"/>
+        </w:rPr>
+        <w:t>Kategori Ayırma: kutulara dokunmak hiçbir şey yapmıyordu.</w:t>
+      </w:r>
+      <w:r>
+        <w:rPr>
+          <w:color w:val="3A2A1E"/>
+        </w:rPr>
+        <w:t xml:space="preserve"> Sebep tek bir öznitelik: kutuları taşıyan </w:t>
+      </w:r>
+      <w:r>
+        <w:rPr>
+          <w:rFonts w:ascii="Consolas" w:hAnsi="Consolas"/>
+          <w:color w:val="3A2A1E"/>
+          <w:sz w:val="20"/>
+        </w:rPr>
+        <w:t>FlexLayout</w:t>
+      </w:r>
+      <w:r>
+        <w:rPr>
+          <w:color w:val="3A2A1E"/>
+        </w:rPr>
+        <w:t xml:space="preserve"> üzerinde </w:t>
+      </w:r>
+      <w:r>
+        <w:rPr>
+          <w:rFonts w:ascii="Consolas" w:hAnsi="Consolas"/>
+          <w:color w:val="3A2A1E"/>
+          <w:sz w:val="20"/>
+        </w:rPr>
+        <w:t>AlignItems="End"</w:t>
+      </w:r>
+      <w:r>
+        <w:rPr>
+          <w:color w:val="3A2A1E"/>
+        </w:rPr>
+        <w:t xml:space="preserve">. O hizalamayla kutular </w:t>
+      </w:r>
+      <w:r>
+        <w:rPr>
+          <w:b/>
+          <w:color w:val="3A2A1E"/>
+        </w:rPr>
+        <w:t>çiziliyor ama dokunma alanı düzenin dışına düşüyor</w:t>
+      </w:r>
+      <w:r>
+        <w:rPr>
+          <w:color w:val="3A2A1E"/>
+        </w:rPr>
+        <w:t xml:space="preserve">; parmak hiçbir yere değmiyor. Bütün uygulamada </w:t>
+      </w:r>
+      <w:r>
+        <w:rPr>
+          <w:rFonts w:ascii="Consolas" w:hAnsi="Consolas"/>
+          <w:color w:val="3A2A1E"/>
+          <w:sz w:val="20"/>
+        </w:rPr>
+        <w:t>AlignItems="End"</w:t>
+      </w:r>
+      <w:r>
+        <w:rPr>
+          <w:color w:val="3A2A1E"/>
+        </w:rPr>
+        <w:t xml:space="preserve"> yalnızca bu tek yerde vardı — diğer on dokuz kullanımın hepsi </w:t>
+      </w:r>
+      <w:r>
+        <w:rPr>
+          <w:rFonts w:ascii="Consolas" w:hAnsi="Consolas"/>
+          <w:color w:val="3A2A1E"/>
+          <w:sz w:val="20"/>
+        </w:rPr>
+        <w:t>Center</w:t>
+      </w:r>
+      <w:r>
+        <w:rPr>
+          <w:color w:val="3A2A1E"/>
+        </w:rPr>
+        <w:t xml:space="preserve">. Düzeltme de o: </w:t>
+      </w:r>
+      <w:r>
+        <w:rPr>
+          <w:rFonts w:ascii="Consolas" w:hAnsi="Consolas"/>
+          <w:color w:val="3A2A1E"/>
+          <w:sz w:val="20"/>
+        </w:rPr>
+        <w:t>Center</w:t>
+      </w:r>
+      <w:r>
+        <w:rPr>
+          <w:color w:val="3A2A1E"/>
+        </w:rPr>
+        <w:t>. Cihazda doğrulandı (0/12 → 1/12).</w:t>
+      </w:r>
+    </w:p>
+    <w:p>
+      <w:pPr/>
+      <w:r>
+        <w:rPr>
+          <w:color w:val="3A2A1E"/>
+        </w:rPr>
+        <w:t xml:space="preserve">Teşhisi geciktiren şey, ilk ölçütün yanlış olmasıydı: "sayaç artmıyorsa dokunuş gitmemiştir" diye bakıldı, oysa </w:t>
+      </w:r>
+      <w:r>
+        <w:rPr>
+          <w:b/>
+          <w:color w:val="3A2A1E"/>
+        </w:rPr>
+        <w:t>yanlış kutu da sayacı artırmıyor</w:t>
+      </w:r>
+      <w:r>
+        <w:rPr>
+          <w:color w:val="3A2A1E"/>
+        </w:rPr>
+        <w:t>. Doğru gözlem kutunun kenarındaki 450 ms'lik geri bildirim; onu yakalamak için dokunuştan hemen sonra kare almak gerekti. Ders: bir hatayı ararken ölçütün "olmadı" ile "göremedim"i ayırdığından emin ol.</w:t>
+      </w:r>
+    </w:p>
+    <w:p>
+      <w:pPr/>
+      <w:r>
+        <w:rPr>
+          <w:b/>
+          <w:color w:val="3A2A1E"/>
+        </w:rPr>
+        <w:t>Noktaları Birleştir: noktalara dokunulamıyordu.</w:t>
+      </w:r>
+      <w:r>
+        <w:rPr>
+          <w:color w:val="3A2A1E"/>
+        </w:rPr>
+        <w:t xml:space="preserve"> Üstteki bilgi şeridi ekranın </w:t>
+      </w:r>
+      <w:r>
+        <w:rPr>
+          <w:b/>
+          <w:color w:val="3A2A1E"/>
+        </w:rPr>
+        <w:t>üçte ikisini</w:t>
+      </w:r>
+      <w:r>
+        <w:rPr>
+          <w:color w:val="3A2A1E"/>
+        </w:rPr>
+        <w:t xml:space="preserve"> kaplıyor ve on dört noktanın onunu örtüyordu; şerit %95 opak beyaz olduğu için dokunuşları da yutuyordu. Sebep: şeridin içindeki </w:t>
+      </w:r>
+      <w:r>
+        <w:rPr>
+          <w:rFonts w:ascii="Consolas" w:hAnsi="Consolas"/>
+          <w:color w:val="3A2A1E"/>
+          <w:sz w:val="20"/>
+        </w:rPr>
+        <w:t>Grid</w:t>
+      </w:r>
+      <w:r>
+        <w:rPr>
+          <w:color w:val="3A2A1E"/>
+        </w:rPr>
+        <w:t xml:space="preserve"> yalnızca </w:t>
+      </w:r>
+      <w:r>
+        <w:rPr>
+          <w:rFonts w:ascii="Consolas" w:hAnsi="Consolas"/>
+          <w:color w:val="3A2A1E"/>
+          <w:sz w:val="20"/>
+        </w:rPr>
+        <w:t>ColumnDefinitions</w:t>
+      </w:r>
+      <w:r>
+        <w:rPr>
+          <w:color w:val="3A2A1E"/>
+        </w:rPr>
+        <w:t xml:space="preserve"> ile yazılmış ve **örtük tek satırı </w:t>
+      </w:r>
+      <w:r>
+        <w:rPr>
+          <w:rFonts w:ascii="Consolas" w:hAnsi="Consolas"/>
+          <w:color w:val="3A2A1E"/>
+          <w:sz w:val="20"/>
+        </w:rPr>
+        <w:t>*</w:t>
+      </w:r>
+      <w:r>
+        <w:rPr>
+          <w:color w:val="3A2A1E"/>
+        </w:rPr>
+        <w:t xml:space="preserve">**. Bu şerit yüzeyin üstünde yüzen bir katman, yani tam sayfa yüksekliğiyle ölçülüyor; içinde yüksekliği sonuna kadar isteyen bir çocuk olduğunda (burada </w:t>
+      </w:r>
+      <w:r>
+        <w:rPr>
+          <w:rFonts w:ascii="Consolas" w:hAnsi="Consolas"/>
+          <w:color w:val="3A2A1E"/>
+          <w:sz w:val="20"/>
+        </w:rPr>
+        <w:t>Auto</w:t>
+      </w:r>
+      <w:r>
+        <w:rPr>
+          <w:color w:val="3A2A1E"/>
+        </w:rPr>
+        <w:t xml:space="preserve"> sütuna konmuş pip </w:t>
+      </w:r>
+      <w:r>
+        <w:rPr>
+          <w:rFonts w:ascii="Consolas" w:hAnsi="Consolas"/>
+          <w:color w:val="3A2A1E"/>
+          <w:sz w:val="20"/>
+        </w:rPr>
+        <w:t>FlexLayout</w:t>
+      </w:r>
+      <w:r>
+        <w:rPr>
+          <w:color w:val="3A2A1E"/>
+        </w:rPr>
+        <w:t xml:space="preserve">'u) o </w:t>
+      </w:r>
+      <w:r>
+        <w:rPr>
+          <w:rFonts w:ascii="Consolas" w:hAnsi="Consolas"/>
+          <w:color w:val="3A2A1E"/>
+          <w:sz w:val="20"/>
+        </w:rPr>
+        <w:t>*</w:t>
+      </w:r>
+      <w:r>
+        <w:rPr>
+          <w:color w:val="3A2A1E"/>
+        </w:rPr>
+        <w:t xml:space="preserve"> satır bütün ekranı yutuyor. Düzeltme </w:t>
+      </w:r>
+      <w:r>
+        <w:rPr>
+          <w:rFonts w:ascii="Consolas" w:hAnsi="Consolas"/>
+          <w:color w:val="3A2A1E"/>
+          <w:sz w:val="20"/>
+        </w:rPr>
+        <w:t>RowDefinitions="Auto"</w:t>
+      </w:r>
+      <w:r>
+        <w:rPr>
+          <w:color w:val="3A2A1E"/>
+        </w:rPr>
+        <w:t>; pipler de diğer şeritlerdeki gibi esnek sütuna alındı. Cihazda doğrulandı: şerit inceldi, 1-5 arası noktalar sırayla bağlandı.</w:t>
+      </w:r>
+    </w:p>
+    <w:p>
+      <w:pPr/>
+      <w:r>
+        <w:rPr>
+          <w:color w:val="3A2A1E"/>
+        </w:rPr>
+        <w:t xml:space="preserve">Aynı yüzer şerit deseni </w:t>
+      </w:r>
+      <w:r>
+        <w:rPr>
+          <w:b/>
+          <w:color w:val="3A2A1E"/>
+        </w:rPr>
+        <w:t>dokuz oyunda daha</w:t>
+      </w:r>
+      <w:r>
+        <w:rPr>
+          <w:color w:val="3A2A1E"/>
+        </w:rPr>
+        <w:t xml:space="preserve"> var ve hepsi tek tek açılıp bakıldı — hiçbirinin şeridi büyümüyor, çünkü içlerinde yüksekliği sonuna kadar isteyen bir çocuk yok. Yine de yeni bir şerit yazarken </w:t>
+      </w:r>
+      <w:r>
+        <w:rPr>
+          <w:rFonts w:ascii="Consolas" w:hAnsi="Consolas"/>
+          <w:color w:val="3A2A1E"/>
+          <w:sz w:val="20"/>
+        </w:rPr>
+        <w:t>RowDefinitions="Auto"</w:t>
+      </w:r>
+      <w:r>
+        <w:rPr>
+          <w:color w:val="3A2A1E"/>
+        </w:rPr>
+        <w:t xml:space="preserve"> koymak bedava.</w:t>
+      </w:r>
+    </w:p>
+    <w:p>
+      <w:pPr/>
+      <w:r>
+        <w:rPr>
+          <w:color w:val="3A2A1E"/>
+        </w:rPr>
+        <w:t xml:space="preserve">Not: bu sayfada üç şey birden değiştirildi (sarmalama, sütun, satır tanımı) ama hatayı kapatan </w:t>
+      </w:r>
+      <w:r>
+        <w:rPr>
+          <w:b/>
+          <w:color w:val="3A2A1E"/>
+        </w:rPr>
+        <w:t>yalnızca `RowDefinitions="Auto"`</w:t>
+      </w:r>
+      <w:r>
+        <w:rPr>
+          <w:color w:val="3A2A1E"/>
+        </w:rPr>
+        <w:t xml:space="preserve"> oldu; diğer ikisi tek başına denendi ve şerit yine ekranın yarısını kaplıyordu.</w:t>
+      </w:r>
+    </w:p>
+    <w:p>
+      <w:pPr/>
+      <w:r>
+        <w:rPr>
+          <w:b/>
+          <w:color w:val="3A2A1E"/>
+        </w:rPr>
+        <w:t>Abonelik bitirilince kilitler geri gelmiyordu.</w:t>
+      </w:r>
+      <w:r>
+        <w:rPr>
+          <w:color w:val="3A2A1E"/>
+        </w:rPr>
+        <w:t xml:space="preserve"> Bunun bir yarısı kasıtlı: iptal yenilemeyi kapatır, erişim </w:t>
+      </w:r>
+      <w:r>
+        <w:rPr>
+          <w:b/>
+          <w:color w:val="3A2A1E"/>
+        </w:rPr>
+        <w:t>ödenmiş dönemin sonuna kadar</w:t>
+      </w:r>
+      <w:r>
+        <w:rPr>
+          <w:color w:val="3A2A1E"/>
+        </w:rPr>
+        <w:t xml:space="preserve"> sürer — Play ve App Store da böyle davranıyor ve erişimi iptal anında kesmek ebeveynin parasını yakmak olurdu. Ama diğer yarısı gerçek bir hataydı: </w:t>
+      </w:r>
+      <w:r>
+        <w:rPr>
+          <w:b/>
+          <w:color w:val="3A2A1E"/>
+        </w:rPr>
+        <w:t>o dönem hiç bitmiyordu.</w:t>
+      </w:r>
+      <w:r>
+        <w:rPr>
+          <w:color w:val="3A2A1E"/>
+        </w:rPr>
+        <w:t xml:space="preserve"> </w:t>
+      </w:r>
+      <w:r>
+        <w:rPr>
+          <w:rFonts w:ascii="Consolas" w:hAnsi="Consolas"/>
+          <w:color w:val="3A2A1E"/>
+          <w:sz w:val="20"/>
+        </w:rPr>
+        <w:t>Canceled</w:t>
+      </w:r>
+      <w:r>
+        <w:rPr>
+          <w:color w:val="3A2A1E"/>
+        </w:rPr>
+        <w:t xml:space="preserve"> durumundan çıkan hiçbir yol yoktu, yani iptal edilen abonelik kâğıt üstünde bitiyor, uygulamada sonsuza kadar açık kalıyordu.</w:t>
+      </w:r>
+    </w:p>
+    <w:p>
+      <w:pPr/>
+      <w:r>
+        <w:rPr>
+          <w:color w:val="3A2A1E"/>
+        </w:rPr>
+        <w:t xml:space="preserve">Kural </w:t>
+      </w:r>
+      <w:r>
+        <w:rPr>
+          <w:rFonts w:ascii="Consolas" w:hAnsi="Consolas"/>
+          <w:color w:val="3A2A1E"/>
+          <w:sz w:val="20"/>
+        </w:rPr>
+        <w:t>SubscriptionInfo.AsOf(today)</w:t>
+      </w:r>
+      <w:r>
+        <w:rPr>
+          <w:color w:val="3A2A1E"/>
+        </w:rPr>
+        <w:t xml:space="preserve"> olarak motora eklendi: </w:t>
+      </w:r>
+      <w:r>
+        <w:rPr>
+          <w:rFonts w:ascii="Consolas" w:hAnsi="Consolas"/>
+          <w:color w:val="3A2A1E"/>
+          <w:sz w:val="20"/>
+        </w:rPr>
+        <w:t>Canceled</w:t>
+      </w:r>
+      <w:r>
+        <w:rPr>
+          <w:color w:val="3A2A1E"/>
+        </w:rPr>
+        <w:t xml:space="preserve"> + dönem geçmiş → </w:t>
+      </w:r>
+      <w:r>
+        <w:rPr>
+          <w:rFonts w:ascii="Consolas" w:hAnsi="Consolas"/>
+          <w:color w:val="3A2A1E"/>
+          <w:sz w:val="20"/>
+        </w:rPr>
+        <w:t>None</w:t>
+      </w:r>
+      <w:r>
+        <w:rPr>
+          <w:color w:val="3A2A1E"/>
+        </w:rPr>
+        <w:t xml:space="preserve">. </w:t>
+      </w:r>
+      <w:r>
+        <w:rPr>
+          <w:rFonts w:ascii="Consolas" w:hAnsi="Consolas"/>
+          <w:color w:val="3A2A1E"/>
+          <w:sz w:val="20"/>
+        </w:rPr>
+        <w:t>Active</w:t>
+      </w:r>
+      <w:r>
+        <w:rPr>
+          <w:color w:val="3A2A1E"/>
+        </w:rPr>
+        <w:t xml:space="preserve"> ve </w:t>
+      </w:r>
+      <w:r>
+        <w:rPr>
+          <w:rFonts w:ascii="Consolas" w:hAnsi="Consolas"/>
+          <w:color w:val="3A2A1E"/>
+          <w:sz w:val="20"/>
+        </w:rPr>
+        <w:t>Grace</w:t>
+      </w:r>
+      <w:r>
+        <w:rPr>
+          <w:color w:val="3A2A1E"/>
+        </w:rPr>
+        <w:t xml:space="preserve"> </w:t>
+      </w:r>
+      <w:r>
+        <w:rPr>
+          <w:b/>
+          <w:color w:val="3A2A1E"/>
+        </w:rPr>
+        <w:t>düşürülmüyor</w:t>
+      </w:r>
+      <w:r>
+        <w:rPr>
+          <w:color w:val="3A2A1E"/>
+        </w:rPr>
+        <w:t xml:space="preserve"> — orada tarih yalnızca son bilinen yenileme günü, mağaza yeniledikçe ileri kayıyor ve uygulama çevrimdışıyken sorulamıyor; süresi geçmiş diye kapatmak parasını ödemiş bir aileyi uçakta oyunlarından etmek olurdu. Tarih yoksa da düşürülmüyor: bilinmeyen bir tarih, bitmiş bir dönem değil.</w:t>
+      </w:r>
+    </w:p>
+    <w:p>
+      <w:pPr/>
+      <w:r>
+        <w:rPr>
+          <w:b/>
+          <w:color w:val="3A2A1E"/>
+        </w:rPr>
+        <w:t>Test tarafında not:</w:t>
+      </w:r>
+      <w:r>
+        <w:rPr>
+          <w:color w:val="3A2A1E"/>
+        </w:rPr>
+        <w:t xml:space="preserve"> bugünkü sahte satın alma dönemi bir ay ileri atıyor, yani iptalden sonra kilitleri görmek için bir ay beklemek gerekiyor. Kilitli hâli hemen görmek isteyen, uygulama verisini silip abone olmadan bakmalı.</w:t>
+      </w:r>
+    </w:p>
+    <w:p>
+      <w:pPr>
         <w:pStyle w:val="Heading2"/>
       </w:pPr>
       <w:r>
@@ -5002,39 +5502,52 @@
         <w:rPr>
           <w:color w:val="3A2A1E"/>
         </w:rPr>
-        <w:t xml:space="preserve">Bu oturumda tek iş: </w:t>
+        <w:t xml:space="preserve">Bu oturumda iki iş: </w:t>
       </w:r>
       <w:r>
         <w:rPr>
           <w:b/>
           <w:color w:val="3A2A1E"/>
         </w:rPr>
-        <w:t>İ8 — bant içi uyarlama.</w:t>
-      </w:r>
-      <w:r>
-        <w:rPr>
-          <w:color w:val="3A2A1E"/>
-        </w:rPr>
-        <w:t xml:space="preserve"> Yeni oyun yok, kütüphane 17'de. </w:t>
+        <w:t>İ8 — bant içi uyarlama</w:t>
+      </w:r>
+      <w:r>
+        <w:rPr>
+          <w:color w:val="3A2A1E"/>
+        </w:rPr>
+        <w:t xml:space="preserve">, ve </w:t>
       </w:r>
       <w:r>
         <w:rPr>
           <w:b/>
           <w:color w:val="3A2A1E"/>
         </w:rPr>
-        <w:t>Testler 436</w:t>
-      </w:r>
-      <w:r>
-        <w:rPr>
-          <w:color w:val="3A2A1E"/>
-        </w:rPr>
-        <w:t xml:space="preserve"> (416'ydı; 12'si kuralın kendisi, 8'i veri tarafı). İçerik yol haritası İ1-İ8 ile </w:t>
+        <w:t>ilk gerçek oynanıştan gelen üç hatanın düzeltilmesi</w:t>
+      </w:r>
+      <w:r>
+        <w:rPr>
+          <w:color w:val="3A2A1E"/>
+        </w:rPr>
+        <w:t xml:space="preserve"> (Kategori Ayırma'nın ölü kutuları, Noktaları Birleştir'in oyunu örten şeridi, bitmeyen abonelik). Yeni oyun yok, kütüphane 17'de. </w:t>
       </w:r>
       <w:r>
         <w:rPr>
           <w:b/>
           <w:color w:val="3A2A1E"/>
         </w:rPr>
+        <w:t>Testler 441</w:t>
+      </w:r>
+      <w:r>
+        <w:rPr>
+          <w:color w:val="3A2A1E"/>
+        </w:rPr>
+        <w:t xml:space="preserve"> (416'ydı). İçerik yol haritası İ1-İ8 ile </w:t>
+      </w:r>
+      <w:r>
+        <w:rPr>
+          <w:b/>
+          <w:color w:val="3A2A1E"/>
+        </w:rPr>
         <w:t>tamamen kapandı</w:t>
       </w:r>
       <w:r>
@@ -5042,6 +5555,28 @@
           <w:color w:val="3A2A1E"/>
         </w:rPr>
         <w:t>.</w:t>
+      </w:r>
+    </w:p>
+    <w:p>
+      <w:pPr/>
+      <w:r>
+        <w:rPr>
+          <w:color w:val="3A2A1E"/>
+        </w:rPr>
+        <w:t xml:space="preserve">On yedi oyunun on yedisi de emülatörde tek tek açıldı ve </w:t>
+      </w:r>
+      <w:r>
+        <w:rPr>
+          <w:b/>
+          <w:color w:val="3A2A1E"/>
+        </w:rPr>
+        <w:t>ekranına bakıldı</w:t>
+      </w:r>
+      <w:r>
+        <w:rPr>
+          <w:color w:val="3A2A1E"/>
+        </w:rPr>
+        <w:t>; düzeltilen ikisi dışında hepsi doğru çiziliyor. Ayrım önemli: *oynanan* üç oyun var (Kategori Ayırma, Noktaları Birleştir, Basit Toplama — üçünde de dokunuş sonuca bağlandı), kalan on dördünde yalnızca ilk kare görüldü. Yani "doğru çiziliyor" kanıtlandı, "dokunuşu işliyor" kanıtlanmadı — Kategori Ayırma'nın hatası tam olarak bu ikisinin arasında duruyordu.</w:t>
       </w:r>
     </w:p>
     <w:p>
@@ -5114,7 +5649,7 @@
         <w:rPr>
           <w:color w:val="3A2A1E"/>
         </w:rPr>
-        <w:t xml:space="preserve"> (07.09.2026 10:35): </w:t>
+        <w:t xml:space="preserve"> (07.09.2026, üç düzeltmeyle birlikte): </w:t>
       </w:r>
       <w:r>
         <w:rPr>
@@ -5665,7 +6200,7 @@
         <w:rPr>
           <w:color w:val="3A2A1E"/>
         </w:rPr>
-        <w:t xml:space="preserve"> En dar tolerans 0,06, yani yedi yüz piksellik kenarda 84 piksel çap. Kâğıt üstünde yeterli; parmakla öyle mi. Özellikle en yoğun resim olan kelebekte (14 nokta)</w:t>
+        <w:t xml:space="preserve"> Emülatörde kelebeğin (14 nokta) ilk beş noktası sırayla bağlandı, yani tolerans kâğıt üstünde değil gerçek ekranda da tutuyor — ama fare imleciyle. Parmakla hâlâ denenmedi</w:t>
       </w:r>
     </w:p>
     <w:p>
@@ -5829,7 +6364,21 @@
         <w:rPr>
           <w:color w:val="3A2A1E"/>
         </w:rPr>
-        <w:t>, üç kutuda dokunma hedefi 64 birimin altına düşüyor mu</w:t>
+        <w:t xml:space="preserve"> — emülatörde üç kutu rahat sığdı ve dokunma çalışıyor (bkz. </w:t>
+      </w:r>
+      <w:r>
+        <w:rPr>
+          <w:rFonts w:ascii="Consolas" w:hAnsi="Consolas"/>
+          <w:color w:val="3A2A1E"/>
+          <w:sz w:val="20"/>
+        </w:rPr>
+        <w:t>AlignItems</w:t>
+      </w:r>
+      <w:r>
+        <w:rPr>
+          <w:color w:val="3A2A1E"/>
+        </w:rPr>
+        <w:t xml:space="preserve"> tuzağı); parmakla hedefin yeterli olup olmadığı hâlâ ölçülmedi</w:t>
       </w:r>
     </w:p>
     <w:p>
@@ -8430,6 +8979,245 @@
           <w:color w:val="3A2A1E"/>
           <w:sz w:val="20"/>
         </w:rPr>
+      </w:r>
+    </w:p>
+    <w:p>
+      <w:pPr>
+        <w:pStyle w:val="ListBullet"/>
+      </w:pPr>
+      <w:r>
+        <w:rPr>
+          <w:b/>
+          <w:color w:val="3A2A1E"/>
+        </w:rPr>
+        <w:t>`AlignItems="End"` dokunmayı öldürüyor.</w:t>
+      </w:r>
+      <w:r>
+        <w:rPr>
+          <w:color w:val="3A2A1E"/>
+        </w:rPr>
+        <w:t xml:space="preserve"> </w:t>
+      </w:r>
+      <w:r>
+        <w:rPr>
+          <w:rFonts w:ascii="Consolas" w:hAnsi="Consolas"/>
+          <w:color w:val="3A2A1E"/>
+          <w:sz w:val="20"/>
+        </w:rPr>
+        <w:t>FlexLayout</w:t>
+      </w:r>
+      <w:r>
+        <w:rPr>
+          <w:color w:val="3A2A1E"/>
+        </w:rPr>
+        <w:t xml:space="preserve"> çocukları end-hizalandığında </w:t>
+      </w:r>
+      <w:r>
+        <w:rPr>
+          <w:b/>
+          <w:color w:val="3A2A1E"/>
+        </w:rPr>
+        <w:t>çiziliyor ama dokunma alanı düzenin dışına düşüyor</w:t>
+      </w:r>
+      <w:r>
+        <w:rPr>
+          <w:color w:val="3A2A1E"/>
+        </w:rPr>
+        <w:t xml:space="preserve">. Kategori Ayırma'nın kutuları tam bu yüzden ölüydü. Depoda </w:t>
+      </w:r>
+      <w:r>
+        <w:rPr>
+          <w:rFonts w:ascii="Consolas" w:hAnsi="Consolas"/>
+          <w:color w:val="3A2A1E"/>
+          <w:sz w:val="20"/>
+        </w:rPr>
+        <w:t>Center</w:t>
+      </w:r>
+      <w:r>
+        <w:rPr>
+          <w:color w:val="3A2A1E"/>
+        </w:rPr>
+        <w:t xml:space="preserve"> dışında bir hizalama kullanma; gerekiyorsa cihazda parmakla dene, ekran görüntüsü bunu göstermiyor.</w:t>
+      </w:r>
+    </w:p>
+    <w:p>
+      <w:pPr>
+        <w:pStyle w:val="ListBullet"/>
+      </w:pPr>
+      <w:r>
+        <w:rPr>
+          <w:color w:val="3A2A1E"/>
+        </w:rPr>
+        <w:t xml:space="preserve">**Yalnızca </w:t>
+      </w:r>
+      <w:r>
+        <w:rPr>
+          <w:rFonts w:ascii="Consolas" w:hAnsi="Consolas"/>
+          <w:color w:val="3A2A1E"/>
+          <w:sz w:val="20"/>
+        </w:rPr>
+        <w:t>ColumnDefinitions</w:t>
+      </w:r>
+      <w:r>
+        <w:rPr>
+          <w:color w:val="3A2A1E"/>
+        </w:rPr>
+        <w:t xml:space="preserve"> yazılan </w:t>
+      </w:r>
+      <w:r>
+        <w:rPr>
+          <w:rFonts w:ascii="Consolas" w:hAnsi="Consolas"/>
+          <w:color w:val="3A2A1E"/>
+          <w:sz w:val="20"/>
+        </w:rPr>
+        <w:t>Grid</w:t>
+      </w:r>
+      <w:r>
+        <w:rPr>
+          <w:color w:val="3A2A1E"/>
+        </w:rPr>
+        <w:t xml:space="preserve">'in örtük satırı </w:t>
+      </w:r>
+      <w:r>
+        <w:rPr>
+          <w:rFonts w:ascii="Consolas" w:hAnsi="Consolas"/>
+          <w:color w:val="3A2A1E"/>
+          <w:sz w:val="20"/>
+        </w:rPr>
+        <w:t>*</w:t>
+      </w:r>
+      <w:r>
+        <w:rPr>
+          <w:color w:val="3A2A1E"/>
+        </w:rPr>
+        <w:t xml:space="preserve">.** Yüzer bir katmanın (yüzeyin üstündeki bilgi şeridi) içinde bu, şeridi ekran boyu büyütüyor: </w:t>
+      </w:r>
+      <w:r>
+        <w:rPr>
+          <w:rFonts w:ascii="Consolas" w:hAnsi="Consolas"/>
+          <w:color w:val="3A2A1E"/>
+          <w:sz w:val="20"/>
+        </w:rPr>
+        <w:t>*</w:t>
+      </w:r>
+      <w:r>
+        <w:rPr>
+          <w:color w:val="3A2A1E"/>
+        </w:rPr>
+        <w:t xml:space="preserve"> satır verilen bütün yüksekliği alıyor ve içindeki aç gözlü bir çocuk (ör. </w:t>
+      </w:r>
+      <w:r>
+        <w:rPr>
+          <w:rFonts w:ascii="Consolas" w:hAnsi="Consolas"/>
+          <w:color w:val="3A2A1E"/>
+          <w:sz w:val="20"/>
+        </w:rPr>
+        <w:t>Auto</w:t>
+      </w:r>
+      <w:r>
+        <w:rPr>
+          <w:color w:val="3A2A1E"/>
+        </w:rPr>
+        <w:t xml:space="preserve"> sütuna konmuş </w:t>
+      </w:r>
+      <w:r>
+        <w:rPr>
+          <w:rFonts w:ascii="Consolas" w:hAnsi="Consolas"/>
+          <w:color w:val="3A2A1E"/>
+          <w:sz w:val="20"/>
+        </w:rPr>
+        <w:t>FlexLayout</w:t>
+      </w:r>
+      <w:r>
+        <w:rPr>
+          <w:color w:val="3A2A1E"/>
+        </w:rPr>
+        <w:t xml:space="preserve">) bunu tetikliyor. Şerit oyunun üstünü örtüyor ve dokunuşları yutuyor. Bu tür şeritlerde </w:t>
+      </w:r>
+      <w:r>
+        <w:rPr>
+          <w:b/>
+          <w:color w:val="3A2A1E"/>
+        </w:rPr>
+        <w:t>`RowDefinitions="Auto"` yaz.</w:t>
+      </w:r>
+    </w:p>
+    <w:p>
+      <w:pPr>
+        <w:pStyle w:val="ListBullet"/>
+      </w:pPr>
+      <w:r>
+        <w:rPr>
+          <w:b/>
+          <w:color w:val="3A2A1E"/>
+        </w:rPr>
+        <w:t>Debug APK'yı elle `adb install` etme.</w:t>
+      </w:r>
+      <w:r>
+        <w:rPr>
+          <w:color w:val="3A2A1E"/>
+        </w:rPr>
+        <w:t xml:space="preserve"> Fast Deployment yüzünden derlemeler pakette değil; uygulama açılışta "No assemblies found ... Assuming this is part of Fast Deployment" diyip çöküyor. Ya </w:t>
+      </w:r>
+      <w:r>
+        <w:rPr>
+          <w:rFonts w:ascii="Consolas" w:hAnsi="Consolas"/>
+          <w:color w:val="3A2A1E"/>
+          <w:sz w:val="20"/>
+        </w:rPr>
+        <w:t>dotnet build -t:Run</w:t>
+      </w:r>
+      <w:r>
+        <w:rPr>
+          <w:color w:val="3A2A1E"/>
+        </w:rPr>
+        <w:t xml:space="preserve"> kullan ya da </w:t>
+      </w:r>
+      <w:r>
+        <w:rPr>
+          <w:rFonts w:ascii="Consolas" w:hAnsi="Consolas"/>
+          <w:color w:val="3A2A1E"/>
+          <w:sz w:val="20"/>
+        </w:rPr>
+        <w:t>-p:EmbedAssembliesIntoApk=true</w:t>
+      </w:r>
+      <w:r>
+        <w:rPr>
+          <w:color w:val="3A2A1E"/>
+        </w:rPr>
+        <w:t xml:space="preserve"> ile derle.</w:t>
+      </w:r>
+    </w:p>
+    <w:p>
+      <w:pPr>
+        <w:pStyle w:val="ListBullet"/>
+      </w:pPr>
+      <w:r>
+        <w:rPr>
+          <w:b/>
+          <w:color w:val="3A2A1E"/>
+        </w:rPr>
+        <w:t>Emülatörün ANR kutusunu baştan kapat.</w:t>
+      </w:r>
+      <w:r>
+        <w:rPr>
+          <w:color w:val="3A2A1E"/>
+        </w:rPr>
+        <w:t xml:space="preserve"> </w:t>
+      </w:r>
+      <w:r>
+        <w:rPr>
+          <w:rFonts w:ascii="Consolas" w:hAnsi="Consolas"/>
+          <w:color w:val="3A2A1E"/>
+          <w:sz w:val="20"/>
+        </w:rPr>
+        <w:t>adb shell settings put global hide_error_dialogs 1</w:t>
+      </w:r>
+      <w:r>
+        <w:rPr>
+          <w:color w:val="3A2A1E"/>
+        </w:rPr>
+        <w:t xml:space="preserve"> — SystemUI bu makinede takılıyor ve ANR kutusu bütün dokunuşları yutuyor, uygulama sağlamken bile. Bir kez emülatörü boşuna yeniden başlattırdı.</w:t>
       </w:r>
     </w:p>
     <w:p>

--- a/ilerleme notu.docx
+++ b/ilerleme notu.docx
@@ -5490,6 +5490,321 @@
     </w:p>
     <w:p>
       <w:pPr>
+        <w:pStyle w:val="Heading3"/>
+      </w:pPr>
+      <w:r>
+        <w:t>Kısa ekranda tahtalar taşıyordu</w:t>
+      </w:r>
+    </w:p>
+    <w:p>
+      <w:pPr/>
+      <w:r>
+        <w:rPr>
+          <w:color w:val="3A2A1E"/>
+        </w:rPr>
+        <w:t xml:space="preserve">Bildirim: Sayı Avı, Harf Avı ve Eşleştirme Kartları "ekrana tam sığmıyor, aşağı kaydırmak gerekiyor". Doğrulandı ve </w:t>
+      </w:r>
+      <w:r>
+        <w:rPr>
+          <w:b/>
+          <w:color w:val="3A2A1E"/>
+        </w:rPr>
+        <w:t>beş ekranda</w:t>
+      </w:r>
+      <w:r>
+        <w:rPr>
+          <w:color w:val="3A2A1E"/>
+        </w:rPr>
+        <w:t xml:space="preserve"> çıktı. Sebep ortak: oyun tahtaları sabit piksel boyuyla yazılmıştı (kart 140, tuş 150, kutucuk 160, dizi kutucuğu 86, parça 128 punto). Yatay tablette (800 birim yükseklik) sığıyor; </w:t>
+      </w:r>
+      <w:r>
+        <w:rPr>
+          <w:b/>
+          <w:color w:val="3A2A1E"/>
+        </w:rPr>
+        <w:t>telefon yatayken yaklaşık 411 birim</w:t>
+      </w:r>
+      <w:r>
+        <w:rPr>
+          <w:color w:val="3A2A1E"/>
+        </w:rPr>
+        <w:t xml:space="preserve"> ve sığmıyor.</w:t>
+      </w:r>
+    </w:p>
+    <w:p>
+      <w:pPr/>
+      <w:r>
+        <w:rPr>
+          <w:color w:val="3A2A1E"/>
+        </w:rPr>
+        <w:t>Çocuk kaydırmayı bilmiyor: onun gördüğü şey oyunun eksik olması.</w:t>
+      </w:r>
+    </w:p>
+    <w:p>
+      <w:pPr/>
+      <w:r>
+        <w:rPr>
+          <w:color w:val="3A2A1E"/>
+        </w:rPr>
+        <w:t xml:space="preserve">| Ekran | Kısa ekranda ne oluyordu | |---|---| | Harf / Sayı Avı | altı kutucuğun </w:t>
+      </w:r>
+      <w:r>
+        <w:rPr>
+          <w:b/>
+          <w:color w:val="3A2A1E"/>
+        </w:rPr>
+        <w:t>hepsi</w:t>
+      </w:r>
+      <w:r>
+        <w:rPr>
+          <w:color w:val="3A2A1E"/>
+        </w:rPr>
+        <w:t xml:space="preserve"> ekranın altında; çocuk aranan harfi görüyor, seçenekleri görmüyor | | Eşleştirme Kartları | yirmi kartın onu görünmüyor | | Sırayı Tekrarla | altı tuşun üçü görünmüyor — oyunun tamamı o tuşlar | | Örüntü | dizi şeridi dikeyde kırpılıyor, kalpler yarım dikdörtgene dönüyor | | Kategori Ayırma | parça kutuların üstüne biniyor ve bir kutunun dokunma hedefini kapatıyor |</w:t>
+      </w:r>
+    </w:p>
+    <w:p>
+      <w:pPr/>
+      <w:r>
+        <w:rPr>
+          <w:b/>
+          <w:color w:val="3A2A1E"/>
+        </w:rPr>
+        <w:t>Asıl hata kap seçimiydi.</w:t>
+      </w:r>
+      <w:r>
+        <w:rPr>
+          <w:color w:val="3A2A1E"/>
+        </w:rPr>
+        <w:t xml:space="preserve"> Üç tahta </w:t>
+      </w:r>
+      <w:r>
+        <w:rPr>
+          <w:rFonts w:ascii="Consolas" w:hAnsi="Consolas"/>
+          <w:color w:val="3A2A1E"/>
+          <w:sz w:val="20"/>
+        </w:rPr>
+        <w:t>CollectionView</w:t>
+      </w:r>
+      <w:r>
+        <w:rPr>
+          <w:color w:val="3A2A1E"/>
+        </w:rPr>
+        <w:t xml:space="preserve"> ile çiziliyordu. Ama bunlar liste değil </w:t>
+      </w:r>
+      <w:r>
+        <w:rPr>
+          <w:b/>
+          <w:color w:val="3A2A1E"/>
+        </w:rPr>
+        <w:t>tahta</w:t>
+      </w:r>
+      <w:r>
+        <w:rPr>
+          <w:color w:val="3A2A1E"/>
+        </w:rPr>
+        <w:t xml:space="preserve">: kaydırma istemiyorlar, öğe geri dönüşümü istemiyorlar, hepsi aynı anda görünmek zorunda. Doğru kap </w:t>
+      </w:r>
+      <w:r>
+        <w:rPr>
+          <w:rFonts w:ascii="Consolas" w:hAnsi="Consolas"/>
+          <w:color w:val="3A2A1E"/>
+          <w:sz w:val="20"/>
+        </w:rPr>
+        <w:t>Grid</w:t>
+      </w:r>
+      <w:r>
+        <w:rPr>
+          <w:color w:val="3A2A1E"/>
+        </w:rPr>
+        <w:t xml:space="preserve"> — hücreler </w:t>
+      </w:r>
+      <w:r>
+        <w:rPr>
+          <w:rFonts w:ascii="Consolas" w:hAnsi="Consolas"/>
+          <w:color w:val="3A2A1E"/>
+          <w:sz w:val="20"/>
+        </w:rPr>
+        <w:t>*</w:t>
+      </w:r>
+      <w:r>
+        <w:rPr>
+          <w:color w:val="3A2A1E"/>
+        </w:rPr>
+        <w:t xml:space="preserve"> olduğunda parçalar eldeki alanı kendiliğinden paylaşıyor ve hiçbir yerde aritmetik kalmıyor. </w:t>
+      </w:r>
+      <w:r>
+        <w:rPr>
+          <w:rFonts w:ascii="Consolas" w:hAnsi="Consolas"/>
+          <w:color w:val="3A2A1E"/>
+          <w:sz w:val="20"/>
+        </w:rPr>
+        <w:t>Ploofy.Ui/Controls/BoardView.cs</w:t>
+      </w:r>
+      <w:r>
+        <w:rPr>
+          <w:color w:val="3A2A1E"/>
+        </w:rPr>
+        <w:t xml:space="preserve"> bunu yapıyor.</w:t>
+      </w:r>
+    </w:p>
+    <w:p>
+      <w:pPr/>
+      <w:r>
+        <w:rPr>
+          <w:color w:val="3A2A1E"/>
+        </w:rPr>
+        <w:t xml:space="preserve">Önce boyu hesaplayıp </w:t>
+      </w:r>
+      <w:r>
+        <w:rPr>
+          <w:rFonts w:ascii="Consolas" w:hAnsi="Consolas"/>
+          <w:color w:val="3A2A1E"/>
+          <w:sz w:val="20"/>
+        </w:rPr>
+        <w:t>HeightRequest</w:t>
+      </w:r>
+      <w:r>
+        <w:rPr>
+          <w:color w:val="3A2A1E"/>
+        </w:rPr>
+        <w:t xml:space="preserve">'e bağlamak denendi; işe yaramadığını sandık ve mimariyi değiştirdik. </w:t>
+      </w:r>
+      <w:r>
+        <w:rPr>
+          <w:b/>
+          <w:color w:val="3A2A1E"/>
+        </w:rPr>
+        <w:t>Sonradan anlaşıldı ki o denemenin başarısızlığı ölçülmemişti</w:t>
+      </w:r>
+      <w:r>
+        <w:rPr>
+          <w:color w:val="3A2A1E"/>
+        </w:rPr>
+        <w:t xml:space="preserve"> — kurulum sessizce başarısız oluyordu (aşağıya bakın). Yine de </w:t>
+      </w:r>
+      <w:r>
+        <w:rPr>
+          <w:rFonts w:ascii="Consolas" w:hAnsi="Consolas"/>
+          <w:color w:val="3A2A1E"/>
+          <w:sz w:val="20"/>
+        </w:rPr>
+        <w:t>BoardView</w:t>
+      </w:r>
+      <w:r>
+        <w:rPr>
+          <w:color w:val="3A2A1E"/>
+        </w:rPr>
+        <w:t xml:space="preserve"> doğru kap: hesabı tümüyle ortadan kaldırıyor.</w:t>
+      </w:r>
+    </w:p>
+    <w:p>
+      <w:pPr/>
+      <w:r>
+        <w:rPr>
+          <w:b/>
+          <w:color w:val="3A2A1E"/>
+        </w:rPr>
+        <w:t>Yassı hücre okunmaz.</w:t>
+      </w:r>
+      <w:r>
+        <w:rPr>
+          <w:color w:val="3A2A1E"/>
+        </w:rPr>
+        <w:t xml:space="preserve"> Tek başına sığdırmak yetmedi: altı kutucuk 291×73 birime düşünce harfler tümüyle kayboldu, geriye renkli çubuklar kaldı. </w:t>
+      </w:r>
+      <w:r>
+        <w:rPr>
+          <w:rFonts w:ascii="Consolas" w:hAnsi="Consolas"/>
+          <w:color w:val="3A2A1E"/>
+          <w:sz w:val="20"/>
+        </w:rPr>
+        <w:t>BoardView</w:t>
+      </w:r>
+      <w:r>
+        <w:rPr>
+          <w:color w:val="3A2A1E"/>
+        </w:rPr>
+        <w:t xml:space="preserve"> bu yüzden hücre oranına bakıyor — hücre 3'ten yassıysa satırı azaltan bir üst </w:t>
+      </w:r>
+      <w:r>
+        <w:rPr>
+          <w:b/>
+          <w:color w:val="3A2A1E"/>
+        </w:rPr>
+        <w:t>bölen</w:t>
+      </w:r>
+      <w:r>
+        <w:rPr>
+          <w:color w:val="3A2A1E"/>
+        </w:rPr>
+        <w:t xml:space="preserve"> seçiyor (bölen, çünkü 20 parçayı 7 sütuna dizmek son satırı eksik bırakıp tahtayı yamultuyor). Harf Avı kısa ekranda böylece tek satır altı sütuna geçiyor ve harfler geri geliyor; tablette hiçbir şey değişmiyor, çünkü oradaki oranlar zaten eşiğin altında.</w:t>
+      </w:r>
+    </w:p>
+    <w:p>
+      <w:pPr/>
+      <w:r>
+        <w:rPr>
+          <w:color w:val="3A2A1E"/>
+        </w:rPr>
+        <w:t xml:space="preserve">Örüntü'nün sebebi ayrıydı: dizi </w:t>
+      </w:r>
+      <w:r>
+        <w:rPr>
+          <w:b/>
+          <w:color w:val="3A2A1E"/>
+        </w:rPr>
+        <w:t>yatay bir `ScrollView`</w:t>
+      </w:r>
+      <w:r>
+        <w:rPr>
+          <w:color w:val="3A2A1E"/>
+        </w:rPr>
+        <w:t xml:space="preserve"> içindeydi ve o dikeyde kendi boyunu bildirmiyor; sıkışınca içeriği kırpıyordu. Yüksekliği kutucuk boyuna bağlamak yetti.</w:t>
+      </w:r>
+    </w:p>
+    <w:p>
+      <w:pPr/>
+      <w:r>
+        <w:rPr>
+          <w:color w:val="3A2A1E"/>
+        </w:rPr>
+        <w:t>Kalan ikisi (Av'ın aranan-işaret kartı, Kategori Ayırma'nın parçası) tahtanın dışında duruyor, o yüzden sayfa yüksekliğinden oranla küçülüyorlar.</w:t>
+      </w:r>
+    </w:p>
+    <w:p>
+      <w:pPr/>
+      <w:r>
+        <w:rPr>
+          <w:b/>
+          <w:color w:val="3A2A1E"/>
+        </w:rPr>
+        <w:t>Yan kazanç:</w:t>
+      </w:r>
+      <w:r>
+        <w:rPr>
+          <w:color w:val="3A2A1E"/>
+        </w:rPr>
+        <w:t xml:space="preserve"> tablette de tahtalar artık boş alanı kullanıyor; kartlar ve kutucuklar eskisinden büyük ve kareye daha yakın.</w:t>
+      </w:r>
+    </w:p>
+    <w:p>
+      <w:pPr/>
+      <w:r>
+        <w:rPr>
+          <w:b/>
+          <w:color w:val="3A2A1E"/>
+        </w:rPr>
+        <w:t>Bilinen kalıntı:</w:t>
+      </w:r>
+      <w:r>
+        <w:rPr>
+          <w:color w:val="3A2A1E"/>
+        </w:rPr>
+        <w:t xml:space="preserve"> çok kısa ekranda Eşleştirme'nin kartları hâlâ yassı (5 sütun × 4 satır, oran 2,9 — eşiğin hemen altında). Sığıyor ve oynanıyor, ama güzel değil. Ebeveyn kilidinin sistem diyaloğu da telefon yatayken klavyeyle tümüyle kapanıyor; soru ancak klavye kapatılınca görülüyor.</w:t>
+      </w:r>
+    </w:p>
+    <w:p>
+      <w:pPr>
         <w:pStyle w:val="Heading2"/>
       </w:pPr>
       <w:r>
@@ -5502,7 +5817,7 @@
         <w:rPr>
           <w:color w:val="3A2A1E"/>
         </w:rPr>
-        <w:t xml:space="preserve">Bu oturumda iki iş: </w:t>
+        <w:t xml:space="preserve">Bu oturumda üç iş: </w:t>
       </w:r>
       <w:r>
         <w:rPr>
@@ -5515,7 +5830,7 @@
         <w:rPr>
           <w:color w:val="3A2A1E"/>
         </w:rPr>
-        <w:t xml:space="preserve">, ve </w:t>
+        <w:t xml:space="preserve">, </w:t>
       </w:r>
       <w:r>
         <w:rPr>
@@ -5528,7 +5843,20 @@
         <w:rPr>
           <w:color w:val="3A2A1E"/>
         </w:rPr>
-        <w:t xml:space="preserve"> (Kategori Ayırma'nın ölü kutuları, Noktaları Birleştir'in oyunu örten şeridi, bitmeyen abonelik). Yeni oyun yok, kütüphane 17'de. </w:t>
+        <w:t xml:space="preserve"> (Kategori Ayırma'nın ölü kutuları, Noktaları Birleştir'in oyunu örten şeridi, bitmeyen abonelik) ve </w:t>
+      </w:r>
+      <w:r>
+        <w:rPr>
+          <w:b/>
+          <w:color w:val="3A2A1E"/>
+        </w:rPr>
+        <w:t>kısa ekranda taşan beş tahtanın yeniden düzenlenmesi</w:t>
+      </w:r>
+      <w:r>
+        <w:rPr>
+          <w:color w:val="3A2A1E"/>
+        </w:rPr>
+        <w:t xml:space="preserve">. Yeni oyun yok, kütüphane 17'de. </w:t>
       </w:r>
       <w:r>
         <w:rPr>
@@ -7893,20 +8221,21 @@
         <w:rPr>
           <w:color w:val="3A2A1E"/>
         </w:rPr>
-        <w:t xml:space="preserve">Uygulama yalnızca </w:t>
-      </w:r>
-      <w:r>
-        <w:rPr>
-          <w:b/>
-          <w:color w:val="3A2A1E"/>
-        </w:rPr>
-        <w:t>yatay</w:t>
-      </w:r>
-      <w:r>
-        <w:rPr>
-          <w:color w:val="3A2A1E"/>
-        </w:rPr>
-        <w:t xml:space="preserve"> çalışıyor. Dikey desteklenmiyor ve desteklenecekse her oyun için ikinci bir yerleşim gerekiyor</w:t>
+        <w:t xml:space="preserve">Kısa ekranda (telefon yatay, ~411 birim) Eşleştirme'nin kartları yassı kalıyor: 5 sütun × 4 satır, hücre oranı 2,9 ve </w:t>
+      </w:r>
+      <w:r>
+        <w:rPr>
+          <w:rFonts w:ascii="Consolas" w:hAnsi="Consolas"/>
+          <w:color w:val="3A2A1E"/>
+          <w:sz w:val="20"/>
+        </w:rPr>
+        <w:t>BoardView</w:t>
+      </w:r>
+      <w:r>
+        <w:rPr>
+          <w:color w:val="3A2A1E"/>
+        </w:rPr>
+        <w:t>'ın eşiği 3. Sığıyor ve oynanıyor ama güzel değil; eşiği düşürmek tabletteki tasarımı da değiştirirdi</w:t>
       </w:r>
     </w:p>
     <w:p>
@@ -7917,33 +8246,7 @@
         <w:rPr>
           <w:color w:val="3A2A1E"/>
         </w:rPr>
-        <w:t xml:space="preserve">Emoji kapsamı </w:t>
-      </w:r>
-      <w:r>
-        <w:rPr>
-          <w:b/>
-          <w:color w:val="3A2A1E"/>
-        </w:rPr>
-        <w:t>kapandı</w:t>
-      </w:r>
-      <w:r>
-        <w:rPr>
-          <w:color w:val="3A2A1E"/>
-        </w:rPr>
-        <w:t xml:space="preserve">: alt sınır 26 (Android 8.0) ve Unicode 11 isteyen tek avatar (süper kahraman) T-Rex ile değiştirildi. Yine de gerçek cihazda bir kez gözle bakılmalı — üretici yazı tipleri farklı çiziyor. Kural şu: </w:t>
-      </w:r>
-      <w:r>
-        <w:rPr>
-          <w:b/>
-          <w:color w:val="3A2A1E"/>
-        </w:rPr>
-        <w:t>kataloğa Unicode 10'dan yeni bir emoji girmeyecek</w:t>
-      </w:r>
-      <w:r>
-        <w:rPr>
-          <w:color w:val="3A2A1E"/>
-        </w:rPr>
-        <w:t>, yoksa aynı boş kutu geri gelir</w:t>
+        <w:t>Ebeveyn kilidinin sistem diyaloğu telefon yatayken klavyeyle tümüyle kapanıyor; soru ancak klavye kapatılınca görülüyor. Kendi diyaloğumuzu yazmadan çözülmüyor</w:t>
       </w:r>
     </w:p>
     <w:p>
@@ -7954,6 +8257,67 @@
         <w:rPr>
           <w:color w:val="3A2A1E"/>
         </w:rPr>
+        <w:t xml:space="preserve">Uygulama yalnızca </w:t>
+      </w:r>
+      <w:r>
+        <w:rPr>
+          <w:b/>
+          <w:color w:val="3A2A1E"/>
+        </w:rPr>
+        <w:t>yatay</w:t>
+      </w:r>
+      <w:r>
+        <w:rPr>
+          <w:color w:val="3A2A1E"/>
+        </w:rPr>
+        <w:t xml:space="preserve"> çalışıyor. Dikey desteklenmiyor ve desteklenecekse her oyun için ikinci bir yerleşim gerekiyor</w:t>
+      </w:r>
+    </w:p>
+    <w:p>
+      <w:pPr>
+        <w:pStyle w:val="ListBullet"/>
+      </w:pPr>
+      <w:r>
+        <w:rPr>
+          <w:color w:val="3A2A1E"/>
+        </w:rPr>
+        <w:t xml:space="preserve">Emoji kapsamı </w:t>
+      </w:r>
+      <w:r>
+        <w:rPr>
+          <w:b/>
+          <w:color w:val="3A2A1E"/>
+        </w:rPr>
+        <w:t>kapandı</w:t>
+      </w:r>
+      <w:r>
+        <w:rPr>
+          <w:color w:val="3A2A1E"/>
+        </w:rPr>
+        <w:t xml:space="preserve">: alt sınır 26 (Android 8.0) ve Unicode 11 isteyen tek avatar (süper kahraman) T-Rex ile değiştirildi. Yine de gerçek cihazda bir kez gözle bakılmalı — üretici yazı tipleri farklı çiziyor. Kural şu: </w:t>
+      </w:r>
+      <w:r>
+        <w:rPr>
+          <w:b/>
+          <w:color w:val="3A2A1E"/>
+        </w:rPr>
+        <w:t>kataloğa Unicode 10'dan yeni bir emoji girmeyecek</w:t>
+      </w:r>
+      <w:r>
+        <w:rPr>
+          <w:color w:val="3A2A1E"/>
+        </w:rPr>
+        <w:t>, yoksa aynı boş kutu geri gelir</w:t>
+      </w:r>
+    </w:p>
+    <w:p>
+      <w:pPr>
+        <w:pStyle w:val="ListBullet"/>
+      </w:pPr>
+      <w:r>
+        <w:rPr>
+          <w:color w:val="3A2A1E"/>
+        </w:rPr>
         <w:t>Sesler hiçbir hoparlörde duyulmadı. Sayısal olarak doğrulandılar ve emülatörde çalındıkları günlükten görüldü, ama seviyelerinin birbirine göre dengesi ancak kulakla anlaşılır</w:t>
       </w:r>
     </w:p>
@@ -8715,6 +9079,92 @@
           <w:color w:val="3A2A1E"/>
         </w:rPr>
         <w:t xml:space="preserve"> ile çalıştırmak gerekiyor. Yolu Bul'un tur tamamlaması böyle doğrulandı.</w:t>
+      </w:r>
+    </w:p>
+    <w:p>
+      <w:pPr>
+        <w:pStyle w:val="ListBullet"/>
+      </w:pPr>
+      <w:r>
+        <w:rPr>
+          <w:b/>
+          <w:color w:val="3A2A1E"/>
+        </w:rPr>
+        <w:t>`adb install` sessizce başarısız oluyor ve eski paketi test ettiriyor.</w:t>
+      </w:r>
+      <w:r>
+        <w:rPr>
+          <w:color w:val="3A2A1E"/>
+        </w:rPr>
+        <w:t xml:space="preserve"> Debug paketi hata ayıklama sertifikasıyla, Release paketi yayın anahtarıyla imzalı; birinin üstüne diğerini kurmak </w:t>
+      </w:r>
+      <w:r>
+        <w:rPr>
+          <w:rFonts w:ascii="Consolas" w:hAnsi="Consolas"/>
+          <w:color w:val="3A2A1E"/>
+          <w:sz w:val="20"/>
+        </w:rPr>
+        <w:t>INSTALL_FAILED_UPDATE_INCOMPATIBLE ... signatures do not match</w:t>
+      </w:r>
+      <w:r>
+        <w:rPr>
+          <w:color w:val="3A2A1E"/>
+        </w:rPr>
+        <w:t xml:space="preserve"> veriyor. Kurulum çıktısı </w:t>
+      </w:r>
+      <w:r>
+        <w:rPr>
+          <w:rFonts w:ascii="Consolas" w:hAnsi="Consolas"/>
+          <w:color w:val="3A2A1E"/>
+          <w:sz w:val="20"/>
+        </w:rPr>
+        <w:t>&gt;/dev/null</w:t>
+      </w:r>
+      <w:r>
+        <w:rPr>
+          <w:color w:val="3A2A1E"/>
+        </w:rPr>
+        <w:t xml:space="preserve"> ile yutulduğu için bu görülmedi ve </w:t>
+      </w:r>
+      <w:r>
+        <w:rPr>
+          <w:b/>
+          <w:color w:val="3A2A1E"/>
+        </w:rPr>
+        <w:t>üç derleme turu boyunca eski paket test edildi</w:t>
+      </w:r>
+      <w:r>
+        <w:rPr>
+          <w:color w:val="3A2A1E"/>
+        </w:rPr>
+        <w:t xml:space="preserve">; düzelttiğim şeyin çalışmadığı sanılıp mimari değiştirildi. İki kural: kurulum çıktısını </w:t>
+      </w:r>
+      <w:r>
+        <w:rPr>
+          <w:b/>
+          <w:color w:val="3A2A1E"/>
+        </w:rPr>
+        <w:t>asla</w:t>
+      </w:r>
+      <w:r>
+        <w:rPr>
+          <w:color w:val="3A2A1E"/>
+        </w:rPr>
+        <w:t xml:space="preserve"> yutma, ve yapılandırma değiştirirken önce </w:t>
+      </w:r>
+      <w:r>
+        <w:rPr>
+          <w:rFonts w:ascii="Consolas" w:hAnsi="Consolas"/>
+          <w:color w:val="3A2A1E"/>
+          <w:sz w:val="20"/>
+        </w:rPr>
+        <w:t>adb uninstall io.ploofy.app</w:t>
+      </w:r>
+      <w:r>
+        <w:rPr>
+          <w:color w:val="3A2A1E"/>
+        </w:rPr>
+        <w:t>.</w:t>
       </w:r>
     </w:p>
     <w:p>

--- a/ilerleme notu.docx
+++ b/ilerleme notu.docx
@@ -5805,6 +5805,240 @@
     </w:p>
     <w:p>
       <w:pPr>
+        <w:pStyle w:val="Heading3"/>
+      </w:pPr>
+      <w:r>
+        <w:t>On yedi oyunun on yedisi de oynandı</w:t>
+      </w:r>
+    </w:p>
+    <w:p>
+      <w:pPr/>
+      <w:r>
+        <w:rPr>
+          <w:color w:val="3A2A1E"/>
+        </w:rPr>
+        <w:t xml:space="preserve">Bu oturuma kadar oyunların çoğu yalnızca </w:t>
+      </w:r>
+      <w:r>
+        <w:rPr>
+          <w:b/>
+          <w:color w:val="3A2A1E"/>
+        </w:rPr>
+        <w:t>açılıp ekranına bakılmıştı</w:t>
+      </w:r>
+      <w:r>
+        <w:rPr>
+          <w:color w:val="3A2A1E"/>
+        </w:rPr>
+        <w:t>. Bu kez on yedisinin de bir hamlesi yapıldı ve sonucun kayda geçtiği görüldü — ayrım önemliydi, çünkü Kategori Ayırma'nın ölü kutuları tam olarak "doğru çiziliyor ama dokunuşu işlemiyor" boşluğunda duruyordu.</w:t>
+      </w:r>
+    </w:p>
+    <w:p>
+      <w:pPr/>
+      <w:r>
+        <w:rPr>
+          <w:color w:val="3A2A1E"/>
+        </w:rPr>
+        <w:t>| Oyun | Yapılan | Sonuç | |---|---|---| | Eşleştirme Kartları | iki kart çevrildi | eşleşti, 1/10 | | Balon Patlatma | hedef renkte balon patlatıldı | ilk pip doldu | | Şekil Ayırma | şekil kutusuna sürüklendi | 1/12 | | Yolu Bul | yol parmakla izlendi | izlenen bölüm yeşil, imleç ilerledi | | Yapboz | parça yerine sürüklendi | oturdu, 1/16 | | Sırayı Tekrarla | yanan tuş tekrarlandı | seviye geçildi, "izle"ye döndü | | Sepeti Tut | sepet sürüklendi, tur bitti | 4/14 yakalandı, tur 1 yıldızla kapandı | | Boyama | iki alan iki renge boyandı | ikisi de doldu | | Harf Avı | doğru harf | 1/10 | | Sayı Avı | doğru sayı | 1/10 | | Say ve Eşleştir | küme doğru rakama sürüklendi | 1/8 | | Harf Yazma | darbe izlendi | yeşil iz, imleç ilerledi | | Örüntü | doğru seçenek | 1/8 | | Sırala | en çok olan ilk yuvaya | yuvaya oturdu | | Noktaları Birleştir | noktalar sırayla | çizgiler çizildi | | Kategori Ayırma | doğru kutu | 1/12 | | Basit Toplama | doğru cevap | 1/6 |</w:t>
+      </w:r>
+    </w:p>
+    <w:p>
+      <w:pPr/>
+      <w:r>
+        <w:rPr>
+          <w:b/>
+          <w:color w:val="3A2A1E"/>
+        </w:rPr>
+        <w:t>Hiçbirinde yeni bir hata çıkmadı.</w:t>
+      </w:r>
+      <w:r>
+        <w:rPr>
+          <w:color w:val="3A2A1E"/>
+        </w:rPr>
+        <w:t xml:space="preserve"> Ama üç kez "bozuk" sanıp yanıldım ve üçünde de sebep aynıydı: </w:t>
+      </w:r>
+      <w:r>
+        <w:rPr>
+          <w:b/>
+          <w:color w:val="3A2A1E"/>
+        </w:rPr>
+        <w:t>ölçütüm gevşekti.</w:t>
+      </w:r>
+    </w:p>
+    <w:p>
+      <w:pPr>
+        <w:pStyle w:val="ListBullet"/>
+      </w:pPr>
+      <w:r>
+        <w:rPr>
+          <w:color w:val="3A2A1E"/>
+        </w:rPr>
+        <w:t xml:space="preserve">Balon Patlatma'da on beş rastgele dokunuş hiçbir pip doldurmadı. Pip yalnızca </w:t>
+      </w:r>
+      <w:r>
+        <w:rPr>
+          <w:b/>
+          <w:color w:val="3A2A1E"/>
+        </w:rPr>
+        <w:t>hedef renkte</w:t>
+      </w:r>
+      <w:r>
+        <w:rPr>
+          <w:color w:val="3A2A1E"/>
+        </w:rPr>
+        <w:t xml:space="preserve"> doluyor; altı renk arasında rastgele dokunmak çoğunlukla yanlış renge gidiyor. Ekran görüntüsünden hedef rengin RGB'sini okuyup aynı renkteki balonu bulan küçük bir betik yazınca ilk denemede doldu.</w:t>
+      </w:r>
+    </w:p>
+    <w:p>
+      <w:pPr>
+        <w:pStyle w:val="ListBullet"/>
+      </w:pPr>
+      <w:r>
+        <w:rPr>
+          <w:color w:val="3A2A1E"/>
+        </w:rPr>
+        <w:t xml:space="preserve">Sırayı Tekrarla'da dokunuşlar işlemiyor sanıldı; koordinatım tuşun </w:t>
+      </w:r>
+      <w:r>
+        <w:rPr>
+          <w:b/>
+          <w:color w:val="3A2A1E"/>
+        </w:rPr>
+        <w:t>alt kenarındaydı</w:t>
+      </w:r>
+      <w:r>
+        <w:rPr>
+          <w:color w:val="3A2A1E"/>
+        </w:rPr>
+        <w:t>. Merkezden dokununca seviye geçildi.</w:t>
+      </w:r>
+    </w:p>
+    <w:p>
+      <w:pPr>
+        <w:pStyle w:val="ListBullet"/>
+      </w:pPr>
+      <w:r>
+        <w:rPr>
+          <w:color w:val="3A2A1E"/>
+        </w:rPr>
+        <w:t>Harf Yazma'da ilk elips darbenin dış kenarına oturmuştu; orta çizgiye geçince iz tuttu.</w:t>
+      </w:r>
+    </w:p>
+    <w:p>
+      <w:pPr/>
+      <w:r>
+        <w:rPr>
+          <w:color w:val="3A2A1E"/>
+        </w:rPr>
+        <w:t xml:space="preserve">Ders: </w:t>
+      </w:r>
+      <w:r>
+        <w:rPr>
+          <w:b/>
+          <w:color w:val="3A2A1E"/>
+        </w:rPr>
+        <w:t>"tepki vermedi" ile "yanlış yere dokundum" aynı görünüyor.</w:t>
+      </w:r>
+      <w:r>
+        <w:rPr>
+          <w:color w:val="3A2A1E"/>
+        </w:rPr>
+        <w:t xml:space="preserve"> Bir oyunu bozuk ilan etmeden önce hamlenin doğru olduğundan emin ol — koordinatı ekran görüntüsünden ölç, hedefi renkle doğrula.</w:t>
+      </w:r>
+    </w:p>
+    <w:p>
+      <w:pPr/>
+      <w:r>
+        <w:rPr>
+          <w:color w:val="3A2A1E"/>
+        </w:rPr>
+        <w:t xml:space="preserve">Sürükleme için </w:t>
+      </w:r>
+      <w:r>
+        <w:rPr>
+          <w:rFonts w:ascii="Consolas" w:hAnsi="Consolas"/>
+          <w:color w:val="3A2A1E"/>
+          <w:sz w:val="20"/>
+        </w:rPr>
+        <w:t>input swipe</w:t>
+      </w:r>
+      <w:r>
+        <w:rPr>
+          <w:color w:val="3A2A1E"/>
+        </w:rPr>
+        <w:t xml:space="preserve"> her zaman yetmiyor (Sepeti Tut'ta sepet kıpırdamadı): basılı tutan bir </w:t>
+      </w:r>
+      <w:r>
+        <w:rPr>
+          <w:rFonts w:ascii="Consolas" w:hAnsi="Consolas"/>
+          <w:color w:val="3A2A1E"/>
+          <w:sz w:val="20"/>
+        </w:rPr>
+        <w:t>input motionevent DOWN/MOVE...</w:t>
+      </w:r>
+      <w:r>
+        <w:rPr>
+          <w:color w:val="3A2A1E"/>
+        </w:rPr>
+        <w:t xml:space="preserve"> dizisi gerekiyor, </w:t>
+      </w:r>
+      <w:r>
+        <w:rPr>
+          <w:rFonts w:ascii="Consolas" w:hAnsi="Consolas"/>
+          <w:color w:val="3A2A1E"/>
+          <w:sz w:val="20"/>
+        </w:rPr>
+        <w:t>UP</w:t>
+      </w:r>
+      <w:r>
+        <w:rPr>
+          <w:color w:val="3A2A1E"/>
+        </w:rPr>
+        <w:t xml:space="preserve"> ayrı gönderiliyor.</w:t>
+      </w:r>
+    </w:p>
+    <w:p>
+      <w:pPr>
+        <w:pStyle w:val="Heading3"/>
+      </w:pPr>
+      <w:r>
+        <w:t>İptalde bitiş tarihi</w:t>
+      </w:r>
+    </w:p>
+    <w:p>
+      <w:pPr/>
+      <w:r>
+        <w:rPr>
+          <w:color w:val="3A2A1E"/>
+        </w:rPr>
+        <w:t>Abonelik bitirilirken tarih iki yerde birden söyleniyor: onay kutusunda (karar verirken) ve iptalden hemen sonra bir bilgi kutusunda. Ekrandaki rozet ve tarih zaten güncelleniyordu ama ebeveynin gözü "bitir"e bastıktan sonra ekranın o köşesinde değil.</w:t>
+      </w:r>
+    </w:p>
+    <w:p>
+      <w:pPr/>
+      <w:r>
+        <w:rPr>
+          <w:color w:val="3A2A1E"/>
+        </w:rPr>
+        <w:t>Ödenmiş dönem çoktan dolmuşsa erişim iptal anında kapanıyor (</w:t>
+      </w:r>
+      <w:r>
+        <w:rPr>
+          <w:rFonts w:ascii="Consolas" w:hAnsi="Consolas"/>
+          <w:color w:val="3A2A1E"/>
+          <w:sz w:val="20"/>
+        </w:rPr>
+        <w:t>SubscriptionInfo.AsOf</w:t>
+      </w:r>
+      <w:r>
+        <w:rPr>
+          <w:color w:val="3A2A1E"/>
+        </w:rPr>
+        <w:t>); orada tarih söylemek yanlış olurdu, cümle "kilitler geri geldi" diyor. İkisi de cihazda görüldü.</w:t>
+      </w:r>
+    </w:p>
+    <w:p>
+      <w:pPr>
         <w:pStyle w:val="Heading2"/>
       </w:pPr>
       <w:r>
@@ -5817,7 +6051,7 @@
         <w:rPr>
           <w:color w:val="3A2A1E"/>
         </w:rPr>
-        <w:t xml:space="preserve">Bu oturumda üç iş: </w:t>
+        <w:t xml:space="preserve">Bu oturumda beş iş: </w:t>
       </w:r>
       <w:r>
         <w:rPr>
@@ -5843,7 +6077,7 @@
         <w:rPr>
           <w:color w:val="3A2A1E"/>
         </w:rPr>
-        <w:t xml:space="preserve"> (Kategori Ayırma'nın ölü kutuları, Noktaları Birleştir'in oyunu örten şeridi, bitmeyen abonelik) ve </w:t>
+        <w:t xml:space="preserve"> (Kategori Ayırma'nın ölü kutuları, Noktaları Birleştir'in oyunu örten şeridi, bitmeyen abonelik), </w:t>
       </w:r>
       <w:r>
         <w:rPr>
@@ -5856,6 +6090,32 @@
         <w:rPr>
           <w:color w:val="3A2A1E"/>
         </w:rPr>
+        <w:t xml:space="preserve">, </w:t>
+      </w:r>
+      <w:r>
+        <w:rPr>
+          <w:b/>
+          <w:color w:val="3A2A1E"/>
+        </w:rPr>
+        <w:t>on yedi oyunun on yedisinin de oynanarak sınanması</w:t>
+      </w:r>
+      <w:r>
+        <w:rPr>
+          <w:color w:val="3A2A1E"/>
+        </w:rPr>
+        <w:t xml:space="preserve"> ve </w:t>
+      </w:r>
+      <w:r>
+        <w:rPr>
+          <w:b/>
+          <w:color w:val="3A2A1E"/>
+        </w:rPr>
+        <w:t>iptalde bitiş tarihini söyleyen mesaj</w:t>
+      </w:r>
+      <w:r>
+        <w:rPr>
+          <w:color w:val="3A2A1E"/>
+        </w:rPr>
         <w:t xml:space="preserve">. Yeni oyun yok, kütüphane 17'de. </w:t>
       </w:r>
       <w:r>
@@ -9079,6 +9339,70 @@
           <w:color w:val="3A2A1E"/>
         </w:rPr>
         <w:t xml:space="preserve"> ile çalıştırmak gerekiyor. Yolu Bul'un tur tamamlaması böyle doğrulandı.</w:t>
+      </w:r>
+    </w:p>
+    <w:p>
+      <w:pPr>
+        <w:pStyle w:val="ListBullet"/>
+      </w:pPr>
+      <w:r>
+        <w:rPr>
+          <w:b/>
+          <w:color w:val="3A2A1E"/>
+        </w:rPr>
+        <w:t>Oyunu "bozuk" ilan etmeden önce hamlenin doğruluğundan emin ol.</w:t>
+      </w:r>
+      <w:r>
+        <w:rPr>
+          <w:color w:val="3A2A1E"/>
+        </w:rPr>
+        <w:t xml:space="preserve"> Üç oyunda ("Balon Patlatma", "Sırayı Tekrarla", "Harf Yazma") tepki gelmeyince hata sanıldı; üçünde de sebep yanlış hamleydi — yanlış renk, tuşun alt kenarı, darbenin dış kenarı. "Tepki vermedi" ile "yanlış yere dokundum" ekrandan aynı görünüyor. Koordinatı ekran görüntüsünden ölç, hedefi renkle doğrula.</w:t>
+      </w:r>
+    </w:p>
+    <w:p>
+      <w:pPr>
+        <w:pStyle w:val="ListBullet"/>
+      </w:pPr>
+      <w:r>
+        <w:rPr>
+          <w:b/>
+          <w:color w:val="3A2A1E"/>
+        </w:rPr>
+        <w:t>Sürüklemede `input swipe` yetmeyebiliyor.</w:t>
+      </w:r>
+      <w:r>
+        <w:rPr>
+          <w:color w:val="3A2A1E"/>
+        </w:rPr>
+        <w:t xml:space="preserve"> Sepeti Tut'un sepeti swipe ile kıpırdamıyor; basılı tutan bir </w:t>
+      </w:r>
+      <w:r>
+        <w:rPr>
+          <w:rFonts w:ascii="Consolas" w:hAnsi="Consolas"/>
+          <w:color w:val="3A2A1E"/>
+          <w:sz w:val="20"/>
+        </w:rPr>
+        <w:t>input motionevent DOWN/MOVE ...</w:t>
+      </w:r>
+      <w:r>
+        <w:rPr>
+          <w:color w:val="3A2A1E"/>
+        </w:rPr>
+        <w:t xml:space="preserve"> dizisi gerekiyor ve </w:t>
+      </w:r>
+      <w:r>
+        <w:rPr>
+          <w:rFonts w:ascii="Consolas" w:hAnsi="Consolas"/>
+          <w:color w:val="3A2A1E"/>
+          <w:sz w:val="20"/>
+        </w:rPr>
+        <w:t>UP</w:t>
+      </w:r>
+      <w:r>
+        <w:rPr>
+          <w:color w:val="3A2A1E"/>
+        </w:rPr>
+        <w:t xml:space="preserve"> ayrı gönderiliyor. Aynı yöntem Yolu Bul ve Harf Yazma'nın çizgi takibinde de kullanılıyor.</w:t>
       </w:r>
     </w:p>
     <w:p>
